--- a/_site/desagregacao_temporal.docx
+++ b/_site/desagregacao_temporal.docx
@@ -60,17 +60,13 @@
         <w:t xml:space="preserve">Jr.</w:t>
       </w:r>
     </w:p>
-    <w:bookmarkStart w:id="20" w:name="desagregação-temporal"/>
+    <w:bookmarkStart w:id="26" w:name="sec.desagregacao"/>
     <w:p>
       <w:pPr>
         <w:pStyle w:val="Heading2"/>
       </w:pPr>
       <w:r>
-        <w:rPr>
-          <w:b/>
-          <w:bCs/>
-        </w:rPr>
-        <w:t xml:space="preserve">Desagregação Temporal</w:t>
+        <w:t xml:space="preserve">1 Desagregação Temporal</w:t>
       </w:r>
     </w:p>
     <w:p>
@@ -162,20 +158,22 @@
         <w:t xml:space="preserve">Técnicas de Regionalização e Modelagem Espacial de Extremos</w:t>
       </w:r>
     </w:p>
+    <w:bookmarkStart w:id="22" w:name="subsec.empirico"/>
     <w:p>
       <w:pPr>
-        <w:pStyle w:val="Compact"/>
-        <w:numPr>
-          <w:ilvl w:val="0"/>
-          <w:numId w:val="1002"/>
-        </w:numPr>
+        <w:pStyle w:val="Heading3"/>
       </w:pPr>
       <w:r>
-        <w:rPr>
-          <w:b/>
-          <w:bCs/>
-        </w:rPr>
-        <w:t xml:space="preserve">Fórmulas/ajustes empíricos e regionais (equações IDF/DDF, isozonas, coeficientes)</w:t>
+        <w:t xml:space="preserve">1.1 Fórmulas/ajustes empíricos e regionais (equações IDF/DDF, isozonas, coeficientes)</w:t>
+      </w:r>
+    </w:p>
+    <w:bookmarkStart w:id="20" w:name="coeficientes-empíricos"/>
+    <w:p>
+      <w:pPr>
+        <w:pStyle w:val="Heading4"/>
+      </w:pPr>
+      <w:r>
+        <w:t xml:space="preserve">1.1.1 Coeficientes empíricos</w:t>
       </w:r>
     </w:p>
     <w:p>
@@ -222,7 +220,7 @@
         </m:r>
       </m:oMath>
       <w:r>
-        <w:t xml:space="preserve">​, definidos por razões entre precipitações máximas em diferentes durações. Dado um valor de projeto diário</w:t>
+        <w:t xml:space="preserve">, definidos por razões entre precipitações máximas em diferentes durações. Dado um valor de projeto diário</w:t>
       </w:r>
       <w:r>
         <w:t xml:space="preserve"> </w:t>
@@ -236,12 +234,6 @@
         </m:r>
         <m:r>
           <m:t>h</m:t>
-        </m:r>
-        <m:r>
-          <m:rPr>
-            <m:sty m:val="p"/>
-          </m:rPr>
-          <m:t>​</m:t>
         </m:r>
         <m:d>
           <m:dPr>
@@ -302,12 +294,6 @@
           <m:r>
             <m:t>τ</m:t>
           </m:r>
-          <m:r>
-            <m:rPr>
-              <m:sty m:val="p"/>
-            </m:rPr>
-            <m:t>​</m:t>
-          </m:r>
           <m:d>
             <m:dPr>
               <m:begChr m:val="("/>
@@ -340,12 +326,6 @@
             <m:rPr>
               <m:sty m:val="p"/>
             </m:rPr>
-            <m:t>​</m:t>
-          </m:r>
-          <m:r>
-            <m:rPr>
-              <m:sty m:val="p"/>
-            </m:rPr>
             <m:t>×</m:t>
           </m:r>
           <m:r>
@@ -356,12 +336,6 @@
           </m:r>
           <m:r>
             <m:t>h</m:t>
-          </m:r>
-          <m:r>
-            <m:rPr>
-              <m:sty m:val="p"/>
-            </m:rPr>
-            <m:t>​</m:t>
           </m:r>
           <m:d>
             <m:dPr>
@@ -453,33 +427,7 @@
         <w:pStyle w:val="FirstParagraph"/>
       </w:pPr>
       <w:r>
-        <w:t xml:space="preserve">A partir desses pontos, derivam-se curvas IDF/DDF completas usando a base diária (CETESB, 1979; Abreu et al., 2022). No contexto brasileiro, os</w:t>
-      </w:r>
-      <w:r>
-        <w:t xml:space="preserve"> </w:t>
-      </w:r>
-      <m:oMath>
-        <m:r>
-          <m:t>C</m:t>
-        </m:r>
-        <m:r>
-          <m:t>D</m:t>
-        </m:r>
-        <m:r>
-          <m:t>τ</m:t>
-        </m:r>
-        <m:r>
-          <m:rPr>
-            <m:sty m:val="p"/>
-          </m:rPr>
-          <m:t>​</m:t>
-        </m:r>
-      </m:oMath>
-      <w:r>
-        <w:t xml:space="preserve"> </w:t>
-      </w:r>
-      <w:r>
-        <w:t xml:space="preserve">mais amplamente aplicados foram originalmente estabelecidos pela CETESB (1979). Eles foram obtidos a partir da média de registros subdiários provenientes de pluviógrafos instalados em diversas localidades do país e, por isso, acabaram sendo considerados como coeficientes gerais para todo o território nacional.</w:t>
+        <w:t xml:space="preserve">{#eq.coef-rrdd}</w:t>
       </w:r>
     </w:p>
     <w:p>
@@ -487,6 +435,34 @@
         <w:pStyle w:val="BodyText"/>
       </w:pPr>
       <w:r>
+        <w:t xml:space="preserve">A partir desses pontos, derivam-se curvas IDF/DDF completas usando a base diária (CETESB, 1979; Abreu et al., 2022). No contexto brasileiro, os</w:t>
+      </w:r>
+      <w:r>
+        <w:t xml:space="preserve"> </w:t>
+      </w:r>
+      <m:oMath>
+        <m:r>
+          <m:t>C</m:t>
+        </m:r>
+        <m:r>
+          <m:t>D</m:t>
+        </m:r>
+        <m:r>
+          <m:t>τ</m:t>
+        </m:r>
+      </m:oMath>
+      <w:r>
+        <w:t xml:space="preserve"> </w:t>
+      </w:r>
+      <w:r>
+        <w:t xml:space="preserve">mais amplamente aplicados foram originalmente estabelecidos pela CETESB (1979). Eles foram obtidos a partir da média de registros subdiários provenientes de pluviógrafos instalados em diversas localidades do país e, por isso, acabaram sendo considerados como coeficientes gerais para todo o território nacional.</w:t>
+      </w:r>
+    </w:p>
+    <w:p>
+      <w:pPr>
+        <w:pStyle w:val="BodyText"/>
+      </w:pPr>
+      <w:r>
         <w:t xml:space="preserve">A literatura recente propõe diversas variações e aprimoramentos. Nesse contexto, Abreu et al. (2022) compararam</w:t>
       </w:r>
       <w:r>
@@ -555,7 +531,10 @@
         </m:sSub>
       </m:oMath>
       <w:r>
-        <w:t xml:space="preserve">​ (CETESB)</w:t>
+        <w:t xml:space="preserve"> </w:t>
+      </w:r>
+      <w:r>
+        <w:t xml:space="preserve">(CETESB)</w:t>
       </w:r>
       <w:r>
         <w:t xml:space="preserve"> </w:t>
@@ -741,92 +720,7 @@
         <w:pStyle w:val="FirstParagraph"/>
       </w:pPr>
       <w:r>
-        <w:t xml:space="preserve">via Gauss–Newton sobre os pontos gerados pelos</w:t>
-      </w:r>
-      <w:r>
-        <w:t xml:space="preserve"> </w:t>
-      </w:r>
-      <m:oMath>
-        <m:r>
-          <m:t>C</m:t>
-        </m:r>
-        <m:r>
-          <m:t>D</m:t>
-        </m:r>
-        <m:r>
-          <m:t>s</m:t>
-        </m:r>
-      </m:oMath>
-      <w:r>
-        <w:t xml:space="preserve">. Para a espacialização do</w:t>
-      </w:r>
-      <w:r>
-        <w:t xml:space="preserve"> </w:t>
-      </w:r>
-      <m:oMath>
-        <m:r>
-          <m:t>C</m:t>
-        </m:r>
-        <m:sSub>
-          <m:e>
-            <m:r>
-              <m:t>D</m:t>
-            </m:r>
-          </m:e>
-          <m:sub>
-            <m:r>
-              <m:rPr>
-                <m:sty m:val="p"/>
-              </m:rPr>
-              <m:t>s</m:t>
-            </m:r>
-            <m:r>
-              <m:rPr>
-                <m:sty m:val="p"/>
-              </m:rPr>
-              <m:t>p</m:t>
-            </m:r>
-            <m:r>
-              <m:rPr>
-                <m:sty m:val="p"/>
-              </m:rPr>
-              <m:t>e</m:t>
-            </m:r>
-            <m:r>
-              <m:rPr>
-                <m:sty m:val="p"/>
-              </m:rPr>
-              <m:t>c</m:t>
-            </m:r>
-            <m:r>
-              <m:rPr>
-                <m:sty m:val="p"/>
-              </m:rPr>
-              <m:t>i</m:t>
-            </m:r>
-            <m:r>
-              <m:rPr>
-                <m:sty m:val="p"/>
-              </m:rPr>
-              <m:t>f</m:t>
-            </m:r>
-            <m:r>
-              <m:rPr>
-                <m:sty m:val="p"/>
-              </m:rPr>
-              <m:t>i</m:t>
-            </m:r>
-            <m:r>
-              <m:rPr>
-                <m:sty m:val="p"/>
-              </m:rPr>
-              <m:t>c</m:t>
-            </m:r>
-          </m:sub>
-        </m:sSub>
-      </m:oMath>
-      <w:r>
-        <w:t xml:space="preserve">​ aplicaram a técnica de interpolação por ponderação do inverso da distância (Inverse Distance Weighting – IDW).</w:t>
+        <w:t xml:space="preserve">{#eq.idf-empirica}</w:t>
       </w:r>
     </w:p>
     <w:p>
@@ -834,6 +728,112 @@
         <w:pStyle w:val="BodyText"/>
       </w:pPr>
       <w:r>
+        <w:t xml:space="preserve">via Gauss–Newton sobre os pontos gerados pelos</w:t>
+      </w:r>
+      <w:r>
+        <w:t xml:space="preserve"> </w:t>
+      </w:r>
+      <m:oMath>
+        <m:r>
+          <m:t>C</m:t>
+        </m:r>
+        <m:r>
+          <m:t>D</m:t>
+        </m:r>
+        <m:r>
+          <m:t>s</m:t>
+        </m:r>
+      </m:oMath>
+      <w:r>
+        <w:t xml:space="preserve">. Para a espacialização do</w:t>
+      </w:r>
+      <w:r>
+        <w:t xml:space="preserve"> </w:t>
+      </w:r>
+      <m:oMath>
+        <m:r>
+          <m:t>C</m:t>
+        </m:r>
+        <m:sSub>
+          <m:e>
+            <m:r>
+              <m:t>D</m:t>
+            </m:r>
+          </m:e>
+          <m:sub>
+            <m:r>
+              <m:rPr>
+                <m:sty m:val="p"/>
+              </m:rPr>
+              <m:t>s</m:t>
+            </m:r>
+            <m:r>
+              <m:rPr>
+                <m:sty m:val="p"/>
+              </m:rPr>
+              <m:t>p</m:t>
+            </m:r>
+            <m:r>
+              <m:rPr>
+                <m:sty m:val="p"/>
+              </m:rPr>
+              <m:t>e</m:t>
+            </m:r>
+            <m:r>
+              <m:rPr>
+                <m:sty m:val="p"/>
+              </m:rPr>
+              <m:t>c</m:t>
+            </m:r>
+            <m:r>
+              <m:rPr>
+                <m:sty m:val="p"/>
+              </m:rPr>
+              <m:t>i</m:t>
+            </m:r>
+            <m:r>
+              <m:rPr>
+                <m:sty m:val="p"/>
+              </m:rPr>
+              <m:t>f</m:t>
+            </m:r>
+            <m:r>
+              <m:rPr>
+                <m:sty m:val="p"/>
+              </m:rPr>
+              <m:t>i</m:t>
+            </m:r>
+            <m:r>
+              <m:rPr>
+                <m:sty m:val="p"/>
+              </m:rPr>
+              <m:t>c</m:t>
+            </m:r>
+          </m:sub>
+        </m:sSub>
+      </m:oMath>
+      <w:r>
+        <w:t xml:space="preserve"> </w:t>
+      </w:r>
+      <w:r>
+        <w:t xml:space="preserve">aplicaram a técnica de interpolação por ponderação do inverso da distância (Inverse Distance Weighting – IDW).</w:t>
+      </w:r>
+    </w:p>
+    <w:bookmarkEnd w:id="20"/>
+    <w:bookmarkStart w:id="21" w:name="isozonas"/>
+    <w:p>
+      <w:pPr>
+        <w:pStyle w:val="Heading4"/>
+      </w:pPr>
+      <w:r>
+        <w:t xml:space="preserve">1.1.2 Isozonas</w:t>
+      </w:r>
+    </w:p>
+    <w:p>
+      <w:pPr>
+        <w:pStyle w:val="FirstParagraph"/>
+      </w:pPr>
+      <w:r>
         <w:t xml:space="preserve">A metodologia de isozonas é uma abordagem de regionalização que se baseia no princípio de que áreas climaticamente semelhantes exibem comportamento homogêneo em relação às chuvas intensas. Proposto por Torrico (1974), o conceito foi aplicado na divisão do Brasil em oito microclimas homogêneos, a partir de dados de 98 postos pluviográficos previamente analisados por Pfafstetter (1956; 1982). O estudo focou nas alturas máximas para 24h e 1h, representadas em papel de probabilidade de Hershfield e Wilson. Observou-se que, ao prolongar as semirretas das curvas de altura versus duração, elas convergiam para um mesmo ponto no eixo das ordenadas em determinadas áreas. Essas relações entre durações passaram, então, a ser utilizadas como coeficientes de desagregação, possibilitando a estimativa de precipitações em locais sem registros pluviográficos.</w:t>
       </w:r>
     </w:p>
@@ -871,7 +871,7 @@
         </m:r>
       </m:oMath>
       <w:r>
-        <w:t xml:space="preserve">​, apoiando-se em mapas climáticos nacionais para áreas com baixa densidade de dados e verificando a homogeneidade intra-zona por estatísticas descritivas. O resultado foi um conjunto de novas isozonas e coeficientes regionais de desagregação</w:t>
+        <w:t xml:space="preserve">, apoiando-se em mapas climáticos nacionais para áreas com baixa densidade de dados e verificando a homogeneidade intra-zona por estatísticas descritivas. O resultado foi um conjunto de novas isozonas e coeficientes regionais de desagregação</w:t>
       </w:r>
       <w:r>
         <w:t xml:space="preserve"> </w:t>
@@ -898,15 +898,9 @@
         <m:r>
           <m:t>h</m:t>
         </m:r>
-        <m:r>
-          <m:rPr>
-            <m:sty m:val="p"/>
-          </m:rPr>
-          <m:t>​</m:t>
-        </m:r>
-      </m:oMath>
-      <w:r>
-        <w:t xml:space="preserve">,​ para T=10 anos.</w:t>
+      </m:oMath>
+      <w:r>
+        <w:t xml:space="preserve">, para T=10 anos.</w:t>
       </w:r>
     </w:p>
     <w:p>
@@ -917,20 +911,15 @@
         <w:t xml:space="preserve">Além de coeficientes e isozonas, há uma vertente importante de equações paramétricas DDF/IDF. Baldassarre et al. (2006) realizaram um estudo para testar a confiabilidade de sete diferentes curvas DDF (quatro com dois parâmetros e três com três parâmetros). Essas curvas foram calibradas utilizando o método dos mínimos quadrados com dados de precipitação observados referentes a durações mais longas (1, 3, 6, 12 e 24 horas). Após a calibração, as curvas DDF foram extrapoladas para estimar as profundidades de precipitação de projeto para durações mais curtas, especificamente 15, 20, 30 e 45 minutos. Para avaliar a precisão dessas estimativas extrapoladas, elas foram comparadas com os quantis de precipitação obtidos pelo ajuste direto da distribuição de Gumbel aos dados observados em cada duração. Embora a distribuição de Gumbel tenha sido considerado um ajuste aceitável para os dados utilizados no estudo e tenha tido sua adequação verificada por testes de L-momentos e Kolmogorov-Smirnov, o artigo menciona que estudos recentes apontaram que a distribuição de Gumbel pode subestimar a profundidade de precipitação de projeto para grandes períodos de retorno. O estudo ilustra a sensibilidade à forma da equação e os riscos de extrapolar para durações curtas fora do intervalo de calibração, motivando o uso de formulações que imponham consistência entre durações quando possível (Baldassarre et al. 2006)</w:t>
       </w:r>
     </w:p>
+    <w:bookmarkEnd w:id="21"/>
+    <w:bookmarkEnd w:id="22"/>
+    <w:bookmarkStart w:id="24" w:name="subsec.processos-pontuais"/>
     <w:p>
       <w:pPr>
-        <w:pStyle w:val="Compact"/>
-        <w:numPr>
-          <w:ilvl w:val="0"/>
-          <w:numId w:val="1003"/>
-        </w:numPr>
+        <w:pStyle w:val="Heading3"/>
       </w:pPr>
       <w:r>
-        <w:rPr>
-          <w:b/>
-          <w:bCs/>
-        </w:rPr>
-        <w:t xml:space="preserve">Modelos de Processos Pontuais</w:t>
+        <w:t xml:space="preserve">1.2 Modelos de Processos Pontuais</w:t>
       </w:r>
     </w:p>
     <w:p>
@@ -1063,7 +1052,7 @@
         <w:pStyle w:val="BodyText"/>
       </w:pPr>
       <w:r>
-        <w:t xml:space="preserve">Dentro desse arcabouço, consolidaram-se duas famílias: (i) modelos simples baseados em Poisson (p. ex., Poisson Ruído Branco e Poisson de Pulsos Retangulares), que representam a chuva como uma sequência de pulsos com alturas e durações aleatórias; e (ii) processos pontuais de agrupamento, notadamente Neyman–Scott e Bartlett–Lewis, capazes de reproduzir estatísticas de primeira e segunda ordem em ampla faixa de agregações (Rodriguez-Iturbe et al., 1987). A distinção estrutural entre os dois últimos é sutil: no Neyman–Scott as células são deslocadas do instante de origem do evento; no Bartlett–Lewis há uma célula no próprio ponto de origem do evento. Em avaliações clássicas (Denver/Boston), ambos reproduzem bem média, variância e autocorrelação, mas tendem a distorcer a proporção de tempos secos se mal calibrados (Rodriguez-Iturbe et al., 1987).</w:t>
+        <w:t xml:space="preserve">Dentro desse arcabouço, consolidaram-se duas famílias: (i) modelos simples baseados em Poisson (p.ex., Poisson Ruído Branco e Poisson de Pulsos Retangulares), que representam a chuva como uma sequência de pulsos com alturas e durações aleatórias; e (ii) processos pontuais de agrupamento, notadamente Neyman–Scott e Bartlett–Lewis, capazes de reproduzir estatísticas de primeira e segunda ordem em ampla faixa de agregações (Rodriguez-Iturbe et al., 1987). A distinção estrutural entre os dois últimos é sutil: no Neyman–Scott as células são deslocadas do instante de origem do evento; no Bartlett–Lewis há uma célula no próprio ponto de origem do evento. Em avaliações clássicas (Denver/Boston), ambos reproduzem bem média, variância e autocorrelação, mas tendem a distorcer a proporção de tempos secos se mal calibrados (Rodriguez-Iturbe et al., 1987).</w:t>
       </w:r>
     </w:p>
     <w:p>
@@ -1091,7 +1080,10 @@
         </m:sSub>
       </m:oMath>
       <w:r>
-        <w:t xml:space="preserve">​ seguem um processo de Poisson com taxa</w:t>
+        <w:t xml:space="preserve"> </w:t>
+      </w:r>
+      <w:r>
+        <w:t xml:space="preserve">seguem um processo de Poisson com taxa</w:t>
       </w:r>
       <w:r>
         <w:t xml:space="preserve"> </w:t>
@@ -1136,7 +1128,10 @@
         </m:sSub>
       </m:oMath>
       <w:r>
-        <w:t xml:space="preserve">​ seguem um processo de Poisson com taxa</w:t>
+        <w:t xml:space="preserve"> </w:t>
+      </w:r>
+      <w:r>
+        <w:t xml:space="preserve">seguem um processo de Poisson com taxa</w:t>
       </w:r>
       <w:r>
         <w:t xml:space="preserve"> </w:t>
@@ -1181,7 +1176,10 @@
         </m:sSub>
       </m:oMath>
       <w:r>
-        <w:t xml:space="preserve">​ com distribuição exponencial de parâmetro</w:t>
+        <w:t xml:space="preserve"> </w:t>
+      </w:r>
+      <w:r>
+        <w:t xml:space="preserve">com distribuição exponencial de parâmetro</w:t>
       </w:r>
       <w:r>
         <w:t xml:space="preserve"> </w:t>
@@ -1215,7 +1213,10 @@
         </m:sSub>
       </m:oMath>
       <w:r>
-        <w:t xml:space="preserve">​ com distribuição exponencial de parâmetro</w:t>
+        <w:t xml:space="preserve"> </w:t>
+      </w:r>
+      <w:r>
+        <w:t xml:space="preserve">com distribuição exponencial de parâmetro</w:t>
       </w:r>
       <w:r>
         <w:t xml:space="preserve"> </w:t>
@@ -1249,7 +1250,10 @@
         </m:sSub>
       </m:oMath>
       <w:r>
-        <w:t xml:space="preserve">​ com distribuição especificada. Neste arcabouço, a desagregação temporal é tratada como geração estocástica em passo fino (p.ex., horário ou sub-horário): calibra-se o modelo com estatísticas observadas em escalas mais grossas e simula-se a sequência de pulsos; ao agregar a série simulada, recuperam-se as estatísticas-alvo nas escalas de 1–24 h.</w:t>
+        <w:t xml:space="preserve"> </w:t>
+      </w:r>
+      <w:r>
+        <w:t xml:space="preserve">com distribuição especificada. Neste arcabouço, a desagregação temporal é tratada como geração estocástica em passo fino (p.ex., horário ou sub-horário): calibra-se o modelo com estatísticas observadas em escalas mais grossas e simula-se a sequência de pulsos; ao agregar a série simulada, recuperam-se as estatísticas-alvo nas escalas de 1–24 h.</w:t>
       </w:r>
     </w:p>
     <w:p>
@@ -1425,7 +1429,10 @@
         </m:sSub>
       </m:oMath>
       <w:r>
-        <w:t xml:space="preserve">​ costuma ser modelada como exponencial com parâmetro</w:t>
+        <w:t xml:space="preserve"> </w:t>
+      </w:r>
+      <w:r>
+        <w:t xml:space="preserve">costuma ser modelada como exponencial com parâmetro</w:t>
       </w:r>
       <w:r>
         <w:t xml:space="preserve"> </w:t>
@@ -1454,7 +1461,7 @@
         </m:sSub>
       </m:oMath>
       <w:r>
-        <w:t xml:space="preserve">​; alternativamente, pode-se adotar uma Gama de dois parâmetros com média</w:t>
+        <w:t xml:space="preserve">; alternativamente, pode-se adotar uma Gama de dois parâmetros com média</w:t>
       </w:r>
       <w:r>
         <w:t xml:space="preserve"> </w:t>
@@ -1474,7 +1481,10 @@
         </m:sSub>
       </m:oMath>
       <w:r>
-        <w:t xml:space="preserve">​ e desvio-padrão</w:t>
+        <w:t xml:space="preserve"> </w:t>
+      </w:r>
+      <w:r>
+        <w:t xml:space="preserve">e desvio-padrão</w:t>
       </w:r>
       <w:r>
         <w:t xml:space="preserve"> </w:t>
@@ -1494,7 +1504,7 @@
         </m:sSub>
       </m:oMath>
       <w:r>
-        <w:t xml:space="preserve">​. Assim, na forma mais simplificada o modelo usa cinco parâmetros</w:t>
+        <w:t xml:space="preserve">. Assim, na forma mais simplificada o modelo usa cinco parâmetros</w:t>
       </w:r>
       <w:r>
         <w:t xml:space="preserve"> </w:t>
@@ -1619,7 +1629,7 @@
         </m:sSub>
       </m:oMath>
       <w:r>
-        <w:t xml:space="preserve">​), e, na versão modificada, sete parâmetros:</w:t>
+        <w:t xml:space="preserve">), e, na versão modificada, sete parâmetros:</w:t>
       </w:r>
       <w:r>
         <w:t xml:space="preserve"> </w:t>
@@ -1710,7 +1720,27 @@
         <w:pStyle w:val="BodyText"/>
       </w:pPr>
       <w:r>
-        <w:t xml:space="preserve">Koutsoyiannis &amp; Onof (2001) implementam no HYETOS uma desagregação condicionada acoplada ao processo de Bartlett–Lewis. O procedimento inicia gerando, via Bartlett–Lewis, uma sequência longa o suficiente para conter um bloco de</w:t>
+        <w:t xml:space="preserve">Koutsoyiannis &amp; Onof (2001) implementam no</w:t>
+      </w:r>
+      <w:r>
+        <w:t xml:space="preserve"> </w:t>
+      </w:r>
+      <w:hyperlink r:id="rId23">
+        <w:r>
+          <w:rPr>
+            <w:rStyle w:val="Hyperlink"/>
+          </w:rPr>
+          <w:t xml:space="preserve">HYETOS</w:t>
+        </w:r>
+      </w:hyperlink>
+      <w:r>
+        <w:t xml:space="preserve"> </w:t>
+      </w:r>
+      <w:r>
+        <w:t xml:space="preserve"> </w:t>
+      </w:r>
+      <w:r>
+        <w:t xml:space="preserve">uma desagregação condicionada acoplada ao processo de Bartlett–Lewis. O procedimento inicia gerando, via Bartlett–Lewis, uma sequência longa o suficiente para conter um bloco de</w:t>
       </w:r>
       <w:r>
         <w:t xml:space="preserve"> </w:t>
@@ -1724,7 +1754,13 @@
         <w:t xml:space="preserve"> </w:t>
       </w:r>
       <w:r>
-        <w:t xml:space="preserve">dias úmidos seguido por um ou mais dias secos; identificada essa sequência, são geradas as intensidades das células e computados os totais diários sintéticos correspondentes. A aceitação do bloco é decidida por uma medida de distância entre os totais diários gerados e os observados; se a distância exceder um limite 𝑑𝑎, o algoritmo repete a amostragem, e, caso atinja limites de repetição, subdivide o bloco em sub-blocos menores que são desagregados independentemente e depois reunidos. Para garantir adição exata entre escalas, o HYETOS aplica um ajuste proporcional aos hietogramas de passo fino: os valores simulados</w:t>
+        <w:t xml:space="preserve">dias úmidos seguido por um ou mais dias secos; identificada essa sequência, são geradas as intensidades das células e computados os totais diários sintéticos correspondentes. A aceitação do bloco é decidida por uma medida de distância entre os totais diários gerados e os observados; se a distância exceder um limite 𝑑𝑎</w:t>
+      </w:r>
+      <w:r>
+        <w:t xml:space="preserve"> </w:t>
+      </w:r>
+      <w:r>
+        <w:t xml:space="preserve">, o algoritmo repete a amostragem, e, caso atinja limites de repetição, subdivide o bloco em sub-blocos menores que são desagregados independentemente e depois reunidos. Para garantir adição exata entre escalas, o HYETOS aplica um ajuste proporcional aos hietogramas de passo fino: os valores simulados</w:t>
       </w:r>
       <w:r>
         <w:t xml:space="preserve"> </w:t>
@@ -1747,7 +1783,10 @@
         </m:sSub>
       </m:oMath>
       <w:r>
-        <w:t xml:space="preserve">​ são reescalados por</w:t>
+        <w:t xml:space="preserve"> </w:t>
+      </w:r>
+      <w:r>
+        <w:t xml:space="preserve">são reescalados por</w:t>
       </w:r>
       <w:r>
         <w:t xml:space="preserve"> </w:t>
@@ -1800,7 +1839,10 @@
         </m:sSub>
       </m:oMath>
       <w:r>
-        <w:t xml:space="preserve">​ de modo que as somas sub-horárias coincidam exatamente com o total diário</w:t>
+        <w:t xml:space="preserve"> </w:t>
+      </w:r>
+      <w:r>
+        <w:t xml:space="preserve">de modo que as somas sub-horárias coincidam exatamente com o total diário</w:t>
       </w:r>
       <w:r>
         <w:t xml:space="preserve"> </w:t>
@@ -1831,7 +1873,17 @@
         <w:pStyle w:val="BodyText"/>
       </w:pPr>
       <w:r>
-        <w:t xml:space="preserve">Kossieris et al. (2018) generalizam esse arcabouço no HyetosMinute, estendendo a desagregação para escalas sub-horárias até 1 minuto e incorporando variantes do Bartlett–Lewis que aumentam a variabilidade intradiária, como o modelo com parâmetro de intensidade randomizado e a versão que impõe dependência entre intensidade e duração da célula. A plataforma também integra um algoritmo de estimação EAS2 (Evolutionary Annealing–Simplex) para ajuste de parâmetros do Bartlett–Lewis, e opera tanto em modo teste (com séries históricas completas) quanto em modo operacional (apenas diários), mantendo as mesmas etapas de ajuste proporcional e repetição/aceitação. Em estudo de caso, os autores mostram que as séries desagregadas por HyetosMinute reproduzem bem as estatísticas observadas e melhoram assimetria, proporção de períodos secos e dos extremos quando usada a variante com intensidade randomizada/dependente. Em aplicações recentes, Tayşi &amp; Özger (2022) utilizaram o modelo HYETOS para a desagregação de precipitações, destacando sua relevância em contextos práticos. O trabalho projeta curvas IDF sub-horárias a partir de 4 GCMs (RCP4.5/8.5) e desagrega a chuva diária com HYETOS calibrado em dados horários observados, preservando padrões históricos. Em seguida, compara as curvas IDF históricas com as futuras para avaliar mudanças esperadas na intensidade-duração-frequência.</w:t>
+        <w:t xml:space="preserve">Kossieris et al. (2018) generalizam esse arcabouço no HyetosMinute, estendendo a desagregação para escalas sub-horárias até 1 minuto e incorporando variantes do Bartlett–Lewis que aumentam a variabilidade intradiária, como o modelo com parâmetro de intensidade randomizado e a versão que impõe dependência entre intensidade e duração da célula. A plataforma também integra um algoritmo de estimação EAS2 (</w:t>
+      </w:r>
+      <w:r>
+        <w:rPr>
+          <w:iCs/>
+          <w:i/>
+        </w:rPr>
+        <w:t xml:space="preserve">Evolutionary Annealing–Simplex</w:t>
+      </w:r>
+      <w:r>
+        <w:t xml:space="preserve">) para ajuste de parâmetros do Bartlett–Lewis, e opera tanto em modo teste (com séries históricas completas) quanto em modo operacional (apenas diários), mantendo as mesmas etapas de ajuste proporcional e repetição/aceitação. Em estudo de caso, os autores mostram que as séries desagregadas por HyetosMinute reproduzem bem as estatísticas observadas e melhoram assimetria, proporção de períodos secos e dos extremos quando usada a variante com intensidade randomizada/dependente. Em aplicações recentes, Tayşi &amp; Özger (2022) utilizaram o modelo HYETOS para a desagregação de precipitações, destacando sua relevância em contextos práticos. O trabalho projeta curvas IDF sub-horárias a partir de 4 GCMs (RCP4.5/8.5) e desagrega a chuva diária com HYETOS calibrado em dados horários observados, preservando padrões históricos. Em seguida, compara as curvas IDF históricas com as futuras para avaliar mudanças esperadas na intensidade-duração-frequência.</w:t>
       </w:r>
     </w:p>
     <w:p>
@@ -1861,7 +1913,7 @@
       </w:r>
       <m:oMath>
         <m:r>
-          <m:t>𝜂</m:t>
+          <m:t>η</m:t>
         </m:r>
         <m:r>
           <m:rPr>
@@ -2244,6 +2296,14 @@
         <w:pStyle w:val="FirstParagraph"/>
       </w:pPr>
       <w:r>
+        <w:t xml:space="preserve">{#eq.criterio-erro}</w:t>
+      </w:r>
+    </w:p>
+    <w:p>
+      <w:pPr>
+        <w:pStyle w:val="BodyText"/>
+      </w:pPr>
+      <w:r>
         <w:t xml:space="preserve">onde</w:t>
       </w:r>
       <w:r>
@@ -2292,7 +2352,10 @@
         </m:sSub>
       </m:oMath>
       <w:r>
-        <w:t xml:space="preserve">​ e</w:t>
+        <w:t xml:space="preserve"> </w:t>
+      </w:r>
+      <w:r>
+        <w:t xml:space="preserve">e</w:t>
       </w:r>
       <w:r>
         <w:t xml:space="preserve"> </w:t>
@@ -2312,18 +2375,31 @@
         </m:sSub>
       </m:oMath>
       <w:r>
-        <w:t xml:space="preserve">​ são, respectivamente, as séries de precipitação no nível superior sintética e observada. Sequências longas são segmentadas de forma controlada: define-se previamente um comprimento máximo</w:t>
-      </w:r>
-      <w:r>
-        <w:t xml:space="preserve"> </w:t>
-      </w:r>
-      <w:r>
-        <w:rPr>
-          <w:b/>
-          <w:bCs/>
-        </w:rPr>
-        <w:t xml:space="preserve">Umax</w:t>
-      </w:r>
+        <w:t xml:space="preserve"> </w:t>
+      </w:r>
+      <w:r>
+        <w:t xml:space="preserve">são, respectivamente, as séries de precipitação no nível superior sintética e observada. Sequências longas são segmentadas de forma controlada: define-se previamente um comprimento máximo</w:t>
+      </w:r>
+      <w:r>
+        <w:t xml:space="preserve"> </w:t>
+      </w:r>
+      <m:oMath>
+        <m:sSub>
+          <m:e>
+            <m:r>
+              <m:t>U</m:t>
+            </m:r>
+          </m:e>
+          <m:sub>
+            <m:r>
+              <m:rPr>
+                <m:sty m:val="p"/>
+              </m:rPr>
+              <m:t>max</m:t>
+            </m:r>
+          </m:sub>
+        </m:sSub>
+      </m:oMath>
       <w:r>
         <w:t xml:space="preserve"> </w:t>
       </w:r>
@@ -2415,7 +2491,7 @@
         </m:sSub>
       </m:oMath>
       <w:r>
-        <w:t xml:space="preserve">​; então fixa-se</w:t>
+        <w:t xml:space="preserve">; então fixa-se</w:t>
       </w:r>
       <w:r>
         <w:t xml:space="preserve"> </w:t>
@@ -2429,13 +2505,10 @@
           </m:e>
           <m:sub>
             <m:r>
-              <m:t>m</m:t>
-            </m:r>
-            <m:r>
-              <m:t>a</m:t>
-            </m:r>
-            <m:r>
-              <m:t>x</m:t>
+              <m:rPr>
+                <m:sty m:val="p"/>
+              </m:rPr>
+              <m:t>max</m:t>
             </m:r>
           </m:sub>
         </m:sSub>
@@ -2485,19 +2558,39 @@
           </m:e>
           <m:sub>
             <m:r>
-              <m:t>m</m:t>
-            </m:r>
-            <m:r>
-              <m:t>a</m:t>
-            </m:r>
-            <m:r>
-              <m:t>x</m:t>
+              <m:rPr>
+                <m:sty m:val="p"/>
+              </m:rPr>
+              <m:t>max</m:t>
             </m:r>
           </m:sub>
         </m:sSub>
       </m:oMath>
       <w:r>
-        <w:t xml:space="preserve">​, ela é dividida aleatoriamente em sub-sequências com comprimentos entre 1 e $U_{max}$​, processadas independentemente e, ao final, reunidas. Por fim, aplica-se o ajuste proporcional clássico para garantir coincidência exata entre o total agregado do sintético e o total observado na escala superior. O uso de ensembles é recomendado para lidar com a incerteza inerente ao caráter estocástico e aos efeitos de fronteira impostos pela série superior.</w:t>
+        <w:t xml:space="preserve">, ela é dividida aleatoriamente em sub-sequências com comprimentos entre 1 e</w:t>
+      </w:r>
+      <w:r>
+        <w:t xml:space="preserve"> </w:t>
+      </w:r>
+      <m:oMath>
+        <m:sSub>
+          <m:e>
+            <m:r>
+              <m:t>U</m:t>
+            </m:r>
+          </m:e>
+          <m:sub>
+            <m:r>
+              <m:rPr>
+                <m:sty m:val="p"/>
+              </m:rPr>
+              <m:t>max</m:t>
+            </m:r>
+          </m:sub>
+        </m:sSub>
+      </m:oMath>
+      <w:r>
+        <w:t xml:space="preserve">, processadas independentemente e, ao final, reunidas. Por fim, aplica-se o ajuste proporcional clássico para garantir coincidência exata entre o total agregado do sintético e o total observado na escala superior. O uso de ensembles é recomendado para lidar com a incerteza inerente ao caráter estocástico e aos efeitos de fronteira impostos pela série superior.</w:t>
       </w:r>
     </w:p>
     <w:p>
@@ -2505,7 +2598,10 @@
         <w:pStyle w:val="BodyText"/>
       </w:pPr>
       <w:r>
-        <w:t xml:space="preserve">Em paralelo, Vorobevskii et al. (2023) compararam um modelo condicional (WayDown, que conserva a soma diária via cadeia de Markov e cópulas) com um gerador incondicional (LetItRain, duplo Poisson). WayDown é um modelo condicional de desagregação de precipitação, disponibilizado como pacote R. Para cada dia da série de entrada (observado ou projetado), o método seleciona, no conjunto de referência de alta resolução do mesmo mês, eventos com somas diárias semelhantes. A partir desse subconjunto, estima-se uma cadeia de Markov de dois estados (chuva/não-chuva), usada para amostrar a série binária a 5 min (ou outra resolução). Dados os intervalos</w:t>
+        <w:t xml:space="preserve">Em paralelo, Vorobevskii et al. (2023) compararam um modelo condicional (WayDown, que conserva a soma diária via cadeia de Markov e cópulas) com um gerador incondicional (LetItRain, duplo Poisson). WayDown é um modelo condicional de desagregação de precipitação, disponibilizado como pacote R</w:t>
+      </w:r>
+      <w:r>
+        <w:t xml:space="preserve">. Para cada dia da série de entrada (observado ou projetado), o método seleciona, no conjunto de referência de alta resolução do mesmo mês, eventos com somas diárias semelhantes. A partir desse subconjunto, estima-se uma cadeia de Markov de dois estados (chuva/não-chuva), usada para amostrar a série binária a 5 min (ou outra resolução). Dados os intervalos</w:t>
       </w:r>
       <w:r>
         <w:t xml:space="preserve"> </w:t>
@@ -2531,7 +2627,16 @@
         <w:pStyle w:val="BodyText"/>
       </w:pPr>
       <w:r>
-        <w:t xml:space="preserve">O LetItRain é um gerador incondicional de séries de precipitação que estende os modelos de clusters de Poisson (Neyman–Scott/Bartlett–Lewis). Assume chegadas de episódios segundo Poisson e distribuições para a duração do episódio e para as propriedades das células (chegada, duração, intensidade). Para superar a tendência clássica de subestimar extremos, incorpora quatro melhorias: (i) calibração visando momentos de 1ª a 3ª ordem das séries observadas; (ii) relação inversa entre duração e intensidade da célula, reforçando picos de curta duração; (iii) intensidade celular com distribuição Gama; (iv) dois algoritmos de embaralhamento (</w:t>
+        <w:t xml:space="preserve">O LetItRain</w:t>
+      </w:r>
+      <w:r>
+        <w:t xml:space="preserve"> </w:t>
+      </w:r>
+      <w:r>
+        <w:t xml:space="preserve"> </w:t>
+      </w:r>
+      <w:r>
+        <w:t xml:space="preserve">é um gerador incondicional de séries de precipitação que estende os modelos de clusters de Poisson (Neyman–Scott/Bartlett–Lewis). Assume chegadas de episódios segundo Poisson e distribuições para a duração do episódio e para as propriedades das células (chegada, duração, intensidade). Para superar a tendência clássica de subestimar extremos, incorpora quatro melhorias: (i) calibração visando momentos de 1ª a 3ª ordem das séries observadas; (ii) relação inversa entre duração e intensidade da célula, reforçando picos de curta duração; (iii) intensidade celular com distribuição Gama; (iv) dois algoritmos de embaralhamento (</w:t>
       </w:r>
       <w:r>
         <w:t xml:space="preserve">“</w:t>
@@ -2546,20 +2651,14 @@
         <w:t xml:space="preserve">) que reproduzem autocorrelação de episódios e eventos persistentes. Para aplicações a cenários futuros, o fluxo é mensal: estatísticas de referência (média, variância, covariância, assimetria e proporção de períodos úmidos) são computadas em múltiplas agregações (10–960 min); regressões entre estatísticas (p.ex., média–variância, média–proporção úmida; e relações entre variâncias/proporções em diferentes agregações) são ajustadas; calcula-se um fator de mudança para a média diária (razão futuro/histórico), usado em conjunto com um gerador climático diário (p.ex., LARS-WG) para ancorar a média de 10 min no futuro; as estatísticas futuras para cada agregação são então derivadas via essas regressões (covariância e assimetria podem ser herdadas do clima atual quando a sensibilidade é fraca e faltam relações estáveis). Com esse conjunto estatístico, o modelo é calibrado e gera séries sub-horárias futuras preservando propriedades observadas e extremos em ampla faixa temporal. Os autores observaram que o WayDown tende a reproduzir melhor a mediana das estatísticas, enquanto o LetItRain fornece maior variabilidade de cenários. Ambos podem superestimar extremos até certo limiar e subestimar acima dele, explicitando o trade-off entre conservação de massa diária e liberdade estatística intradiária.</w:t>
       </w:r>
     </w:p>
+    <w:bookmarkEnd w:id="24"/>
+    <w:bookmarkStart w:id="25" w:name="subsec.invariancia"/>
     <w:p>
       <w:pPr>
-        <w:pStyle w:val="Compact"/>
-        <w:numPr>
-          <w:ilvl w:val="0"/>
-          <w:numId w:val="1004"/>
-        </w:numPr>
+        <w:pStyle w:val="Heading3"/>
       </w:pPr>
       <w:r>
-        <w:rPr>
-          <w:b/>
-          <w:bCs/>
-        </w:rPr>
-        <w:t xml:space="preserve">Modelos Baseados em Invariância de Escala / Autossemelhança / Fractais</w:t>
+        <w:t xml:space="preserve">1.3 Modelos Baseados em Invariância de Escala / Autossemelhança / Fractais</w:t>
       </w:r>
     </w:p>
     <w:p>
@@ -2653,7 +2752,26 @@
         <w:t xml:space="preserve"> </w:t>
       </w:r>
       <w:r>
-        <w:t xml:space="preserve">e o estatístico rescaled-range satisfaz</w:t>
+        <w:t xml:space="preserve">e o estatístico</w:t>
+      </w:r>
+      <w:r>
+        <w:t xml:space="preserve"> </w:t>
+      </w:r>
+      <w:r>
+        <w:rPr>
+          <w:iCs/>
+          <w:i/>
+        </w:rPr>
+        <w:t xml:space="preserve">rescaled-range</w:t>
+      </w:r>
+      <w:r>
+        <w:t xml:space="preserve"> </w:t>
+      </w:r>
+      <w:r>
+        <w:t xml:space="preserve"> </w:t>
+      </w:r>
+      <w:r>
+        <w:t xml:space="preserve">satisfaz</w:t>
       </w:r>
       <w:r>
         <w:t xml:space="preserve"> </w:t>
@@ -2860,7 +2978,7 @@
         </m:sSup>
       </m:oMath>
       <w:r>
-        <w:t xml:space="preserve">. Essa estrutura é compatível com modelos auto-semelhantes (p.ex., movimento browniano fracionário/ruído fracionário) e implica variabilidade multiescalar persistente.</w:t>
+        <w:t xml:space="preserve">. Essa estrutura é compatível com modelos autossemelhantes (p.ex., movimento browniano fracionário/ruído fracionário) e implica variabilidade multiescalar persistente.</w:t>
       </w:r>
     </w:p>
     <w:p>
@@ -2957,6 +3075,12 @@
           <m:r>
             <m:t>1</m:t>
           </m:r>
+          <m:r>
+            <m:rPr>
+              <m:sty m:val="p"/>
+            </m:rPr>
+            <m:t>,</m:t>
+          </m:r>
         </m:oMath>
       </m:oMathPara>
     </w:p>
@@ -2965,53 +3089,7 @@
         <w:pStyle w:val="FirstParagraph"/>
       </w:pPr>
       <w:r>
-        <w:t xml:space="preserve">a qual vincula diretamente o expoente espectral</w:t>
-      </w:r>
-      <w:r>
-        <w:t xml:space="preserve"> </w:t>
-      </w:r>
-      <m:oMath>
-        <m:r>
-          <m:t>β</m:t>
-        </m:r>
-      </m:oMath>
-      <w:r>
-        <w:t xml:space="preserve"> </w:t>
-      </w:r>
-      <w:r>
-        <w:t xml:space="preserve">ao expoente de escala</w:t>
-      </w:r>
-      <w:r>
-        <w:t xml:space="preserve"> </w:t>
-      </w:r>
-      <m:oMath>
-        <m:r>
-          <m:t>H</m:t>
-        </m:r>
-      </m:oMath>
-      <w:r>
-        <w:t xml:space="preserve"> </w:t>
-      </w:r>
-      <w:r>
-        <w:t xml:space="preserve">e organiza a variabilidade multiescala da chuva. Essa anisotropia é formalizada por uma métrica elíptica de dimensão efetiva intermediária, explicando a ocorrência de bandas e aglomerados em múltiplas escalas. Lovejoy e Schertzer (1986) consolidam a GSI ao mostrar que a anisotropia gravitacional persiste em todas as escalas, de modo que as estruturas tornam-se mais</w:t>
-      </w:r>
-      <w:r>
-        <w:t xml:space="preserve"> </w:t>
-      </w:r>
-      <w:r>
-        <w:t xml:space="preserve">“</w:t>
-      </w:r>
-      <w:r>
-        <w:t xml:space="preserve">achatadas</w:t>
-      </w:r>
-      <w:r>
-        <w:t xml:space="preserve">”</w:t>
-      </w:r>
-      <w:r>
-        <w:t xml:space="preserve"> </w:t>
-      </w:r>
-      <w:r>
-        <w:t xml:space="preserve">com o aumento de escala, mas nunca estritamente bidimensionais.</w:t>
+        <w:t xml:space="preserve">{#eq.lei-espectral-potencia}</w:t>
       </w:r>
     </w:p>
     <w:p>
@@ -3019,7 +3097,61 @@
         <w:pStyle w:val="BodyText"/>
       </w:pPr>
       <w:r>
-        <w:t xml:space="preserve">Em hidrologia, essa base foi trazida para a prática por Koutsoyiannis &amp; Foufoula-Georgiou (1993), ao proporem um modelo de escala simples para a intensidade intra-tempestade que, analítica e empiricamente, reproduz de forma consistente hietogramas de diferentes durações/profundidades com poucos parâmetros. O artigo propõe um modelo de escalonamento para hietogramas de episódios chuvosos em que a intensidade instantânea</w:t>
+        <w:t xml:space="preserve">a qual vincula diretamente o expoente espectral</w:t>
+      </w:r>
+      <w:r>
+        <w:t xml:space="preserve"> </w:t>
+      </w:r>
+      <m:oMath>
+        <m:r>
+          <m:t>β</m:t>
+        </m:r>
+      </m:oMath>
+      <w:r>
+        <w:t xml:space="preserve"> </w:t>
+      </w:r>
+      <w:r>
+        <w:t xml:space="preserve">ao expoente de escala</w:t>
+      </w:r>
+      <w:r>
+        <w:t xml:space="preserve"> </w:t>
+      </w:r>
+      <m:oMath>
+        <m:r>
+          <m:t>H</m:t>
+        </m:r>
+      </m:oMath>
+      <w:r>
+        <w:t xml:space="preserve"> </w:t>
+      </w:r>
+      <w:r>
+        <w:t xml:space="preserve">e organiza a variabilidade multiescala da chuva. Essa anisotropia é formalizada por uma métrica elíptica de dimensão efetiva intermediária, explicando a ocorrência de bandas e aglomerados em múltiplas escalas. Lovejoy e Schertzer (1986) consolidam a GSI ao mostrar que a anisotropia gravitacional persiste em todas as escalas, de modo que as estruturas tornam-se mais</w:t>
+      </w:r>
+      <w:r>
+        <w:t xml:space="preserve"> </w:t>
+      </w:r>
+      <w:r>
+        <w:t xml:space="preserve">“</w:t>
+      </w:r>
+      <w:r>
+        <w:t xml:space="preserve">achatadas</w:t>
+      </w:r>
+      <w:r>
+        <w:t xml:space="preserve">”</w:t>
+      </w:r>
+      <w:r>
+        <w:t xml:space="preserve"> </w:t>
+      </w:r>
+      <w:r>
+        <w:t xml:space="preserve">com o aumento de escala, mas nunca estritamente bidimensionais.</w:t>
+      </w:r>
+    </w:p>
+    <w:p>
+      <w:pPr>
+        <w:pStyle w:val="BodyText"/>
+      </w:pPr>
+      <w:r>
+        <w:t xml:space="preserve">Em hidrologia, essa base foi trazida para a prática por Koutsoyiannis &amp; Foufoula-Georgiou (1993), ao proporem um modelo de escala simples para a intensidade intratempestade que, analítica e empiricamente, reproduz de forma consistente hietogramas de diferentes durações/profundidades com poucos parâmetros. O artigo propõe um modelo de escalonamento para hietogramas de episódios chuvosos em que a intensidade instantânea</w:t>
       </w:r>
       <w:r>
         <w:t xml:space="preserve"> </w:t>
@@ -3069,7 +3201,7 @@
         <w:t xml:space="preserve"> </w:t>
       </w:r>
       <w:r>
-        <w:t xml:space="preserve">é auto-semelhante:</w:t>
+        <w:t xml:space="preserve">é autossemelhante:</w:t>
       </w:r>
     </w:p>
     <w:p>
@@ -3209,6 +3341,14 @@
     <w:p>
       <w:pPr>
         <w:pStyle w:val="FirstParagraph"/>
+      </w:pPr>
+      <w:r>
+        <w:t xml:space="preserve">{#eq.inv-escala1}</w:t>
+      </w:r>
+    </w:p>
+    <w:p>
+      <w:pPr>
+        <w:pStyle w:val="BodyText"/>
       </w:pPr>
       <w:r>
         <w:t xml:space="preserve">ou, de forma equivalente,</w:t>
@@ -3342,6 +3482,14 @@
     <w:p>
       <w:pPr>
         <w:pStyle w:val="FirstParagraph"/>
+      </w:pPr>
+      <w:r>
+        <w:t xml:space="preserve">{#eq.inv-escala2}</w:t>
+      </w:r>
+    </w:p>
+    <w:p>
+      <w:pPr>
+        <w:pStyle w:val="BodyText"/>
       </w:pPr>
       <w:r>
         <w:t xml:space="preserve">onde</w:t>
@@ -3754,6 +3902,14 @@
         <w:pStyle w:val="FirstParagraph"/>
       </w:pPr>
       <w:r>
+        <w:t xml:space="preserve">{#eq.inv-escala-acumulado}</w:t>
+      </w:r>
+    </w:p>
+    <w:p>
+      <w:pPr>
+        <w:pStyle w:val="BodyText"/>
+      </w:pPr>
+      <w:r>
         <w:t xml:space="preserve">de modo que o coeficiente de variação do total do episódio é constante com</w:t>
       </w:r>
       <w:r>
@@ -4364,6 +4520,12 @@
               </m:r>
             </m:sup>
           </m:sSup>
+          <m:r>
+            <m:rPr>
+              <m:sty m:val="p"/>
+            </m:rPr>
+            <m:t>,</m:t>
+          </m:r>
         </m:oMath>
       </m:oMathPara>
     </w:p>
@@ -4372,8 +4534,13 @@
         <w:pStyle w:val="FirstParagraph"/>
       </w:pPr>
       <w:r>
-        <w:br/>
-      </w:r>
+        <w:t xml:space="preserve">{#eq.ddf-invariante}</w:t>
+      </w:r>
+    </w:p>
+    <w:p>
+      <w:pPr>
+        <w:pStyle w:val="BodyText"/>
+      </w:pPr>
       <w:r>
         <w:t xml:space="preserve">em que</w:t>
       </w:r>
@@ -4619,7 +4786,10 @@
         </m:sSub>
       </m:oMath>
       <w:r>
-        <w:t xml:space="preserve">​ e especializam o arcabouço com a distribuição lognormal (LN2). Para LN2, os autores demonstram que</w:t>
+        <w:t xml:space="preserve"> </w:t>
+      </w:r>
+      <w:r>
+        <w:t xml:space="preserve">e especializam o arcabouço com a distribuição lognormal (LN2). Para LN2, os autores demonstram que</w:t>
       </w:r>
       <w:r>
         <w:t xml:space="preserve"> </w:t>
@@ -4639,7 +4809,10 @@
         </m:sSub>
       </m:oMath>
       <w:r>
-        <w:t xml:space="preserve">​ é convexa (condição necessária à dissipação) e derivam expressões fechadas para</w:t>
+        <w:t xml:space="preserve"> </w:t>
+      </w:r>
+      <w:r>
+        <w:t xml:space="preserve">é convexa (condição necessária à dissipação) e derivam expressões fechadas para</w:t>
       </w:r>
       <w:r>
         <w:t xml:space="preserve"> </w:t>
@@ -4674,7 +4847,10 @@
         </m:sSub>
       </m:oMath>
       <w:r>
-        <w:t xml:space="preserve">​​ e</w:t>
+        <w:t xml:space="preserve"> </w:t>
+      </w:r>
+      <w:r>
+        <w:t xml:space="preserve">e</w:t>
       </w:r>
       <w:r>
         <w:t xml:space="preserve"> </w:t>
@@ -4709,7 +4885,7 @@
         </m:sSub>
       </m:oMath>
       <w:r>
-        <w:t xml:space="preserve">​, que implicam uma forma multiescalar explícita para</w:t>
+        <w:t xml:space="preserve">, que implicam uma forma multiescalar explícita para</w:t>
       </w:r>
       <w:r>
         <w:t xml:space="preserve"> </w:t>
@@ -4849,19 +5025,17 @@
         <m:r>
           <m:t>μ</m:t>
         </m:r>
-        <m:r>
-          <m:t> </m:t>
-        </m:r>
-        <m:r>
-          <m:rPr>
-            <m:nor/>
-            <m:sty m:val="p"/>
-          </m:rPr>
-          <m:t>e</m:t>
-        </m:r>
-        <m:r>
-          <m:t> </m:t>
-        </m:r>
+      </m:oMath>
+      <w:r>
+        <w:t xml:space="preserve"> </w:t>
+      </w:r>
+      <w:r>
+        <w:t xml:space="preserve">e</w:t>
+      </w:r>
+      <w:r>
+        <w:t xml:space="preserve"> </w:t>
+      </w:r>
+      <m:oMath>
         <m:r>
           <m:t>E</m:t>
         </m:r>
@@ -4885,9 +5059,6 @@
           <m:t>∝</m:t>
         </m:r>
         <m:r>
-          <m:t>f</m:t>
-        </m:r>
-        <m:r>
           <m:rPr>
             <m:sty m:val="p"/>
           </m:rPr>
@@ -4957,7 +5128,13 @@
         </m:r>
       </m:oMath>
       <w:r>
-        <w:t xml:space="preserve">-model canônico) não reproduzem diretamente. Para caracterizar multiescalamento, utilizam-se ainda os expoentes</w:t>
+        <w:t xml:space="preserve">-model canônico) não reproduzem diretamente. Para caracterizar multiescalamento</w:t>
+      </w:r>
+      <w:r>
+        <w:t xml:space="preserve"> </w:t>
+      </w:r>
+      <w:r>
+        <w:t xml:space="preserve">, utilizam-se ainda os expoentes</w:t>
       </w:r>
       <w:r>
         <w:t xml:space="preserve"> </w:t>
@@ -5457,7 +5634,10 @@
         </m:sSub>
       </m:oMath>
       <w:r>
-        <w:t xml:space="preserve">​ dependem do nível</w:t>
+        <w:t xml:space="preserve"> </w:t>
+      </w:r>
+      <w:r>
+        <w:t xml:space="preserve">dependem do nível</w:t>
       </w:r>
       <w:r>
         <w:t xml:space="preserve"> </w:t>
@@ -5611,7 +5791,7 @@
         </m:sSub>
       </m:oMath>
       <w:r>
-        <w:t xml:space="preserve">​, que obedece</w:t>
+        <w:t xml:space="preserve">, que obedece</w:t>
       </w:r>
     </w:p>
     <w:p>
@@ -5623,16 +5803,13 @@
           <m:jc m:val="center"/>
         </m:oMathParaPr>
         <m:oMath>
-          <m:r>
-            <m:t>l</m:t>
-          </m:r>
-          <m:r>
-            <m:t>o</m:t>
-          </m:r>
           <m:sSub>
             <m:e>
               <m:r>
-                <m:t>g</m:t>
+                <m:rPr>
+                  <m:sty m:val="p"/>
+                </m:rPr>
+                <m:t>log</m:t>
               </m:r>
             </m:e>
             <m:sub>
@@ -5696,6 +5873,12 @@
           <m:r>
             <m:t>H</m:t>
           </m:r>
+          <m:r>
+            <m:rPr>
+              <m:sty m:val="p"/>
+            </m:rPr>
+            <m:t>,</m:t>
+          </m:r>
         </m:oMath>
       </m:oMathPara>
     </w:p>
@@ -5704,6 +5887,14 @@
         <w:pStyle w:val="FirstParagraph"/>
       </w:pPr>
       <w:r>
+        <w:t xml:space="preserve">{#eq.}</w:t>
+      </w:r>
+    </w:p>
+    <w:p>
+      <w:pPr>
+        <w:pStyle w:val="BodyText"/>
+      </w:pPr>
+      <w:r>
         <w:t xml:space="preserve">permitindo extrair</w:t>
       </w:r>
       <w:r>
@@ -5738,7 +5929,10 @@
         </m:sSub>
       </m:oMath>
       <w:r>
-        <w:t xml:space="preserve">​ (intercepto). Ajustada a dados de alta resolução, a cascata reproduz</w:t>
+        <w:t xml:space="preserve"> </w:t>
+      </w:r>
+      <w:r>
+        <w:t xml:space="preserve">(intercepto). Ajustada a dados de alta resolução, a cascata reproduz</w:t>
       </w:r>
       <w:r>
         <w:t xml:space="preserve"> </w:t>
@@ -5946,6 +6140,14 @@
     <w:p>
       <w:pPr>
         <w:pStyle w:val="FirstParagraph"/>
+      </w:pPr>
+      <w:r>
+        <w:t xml:space="preserve">{#eq.idf-koutsoyiannis}</w:t>
+      </w:r>
+    </w:p>
+    <w:p>
+      <w:pPr>
+        <w:pStyle w:val="BodyText"/>
       </w:pPr>
       <w:r>
         <w:t xml:space="preserve">com uma forma parsimoniosa para a componente de duração</w:t>
@@ -6070,6 +6272,14 @@
     <w:p>
       <w:pPr>
         <w:pStyle w:val="FirstParagraph"/>
+      </w:pPr>
+      <w:r>
+        <w:t xml:space="preserve">{#eq.coef-duracao}</w:t>
+      </w:r>
+    </w:p>
+    <w:p>
+      <w:pPr>
+        <w:pStyle w:val="BodyText"/>
       </w:pPr>
       <w:r>
         <w:t xml:space="preserve">Mostram ainda que termos adicionais no denominador são desnecessários</w:t>
@@ -6373,6 +6583,14 @@
     <w:p>
       <w:pPr>
         <w:pStyle w:val="FirstParagraph"/>
+      </w:pPr>
+      <w:r>
+        <w:t xml:space="preserve">{#eq.comp-freq}</w:t>
+      </w:r>
+    </w:p>
+    <w:p>
+      <w:pPr>
+        <w:pStyle w:val="BodyText"/>
       </w:pPr>
       <w:r>
         <w:t xml:space="preserve">de modo que</w:t>
@@ -6563,12 +6781,26 @@
               </m:d>
             </m:e>
           </m:d>
+          <m:r>
+            <m:rPr>
+              <m:sty m:val="p"/>
+            </m:rPr>
+            <m:t>,</m:t>
+          </m:r>
         </m:oMath>
       </m:oMathPara>
     </w:p>
     <w:p>
       <w:pPr>
         <w:pStyle w:val="FirstParagraph"/>
+      </w:pPr>
+      <w:r>
+        <w:t xml:space="preserve">{#eq.comp-freq-gumbel}</w:t>
+      </w:r>
+    </w:p>
+    <w:p>
+      <w:pPr>
+        <w:pStyle w:val="BodyText"/>
       </w:pPr>
       <w:r>
         <w:t xml:space="preserve">enquanto para a GEV obtém-se</w:t>
@@ -6699,12 +6931,26 @@
             </m:rPr>
             <m:t>}</m:t>
           </m:r>
+          <m:r>
+            <m:rPr>
+              <m:sty m:val="p"/>
+            </m:rPr>
+            <m:t>,</m:t>
+          </m:r>
         </m:oMath>
       </m:oMathPara>
     </w:p>
     <w:p>
       <w:pPr>
         <w:pStyle w:val="FirstParagraph"/>
+      </w:pPr>
+      <w:r>
+        <w:t xml:space="preserve">{#eq.comp-freq-gev}</w:t>
+      </w:r>
+    </w:p>
+    <w:p>
+      <w:pPr>
+        <w:pStyle w:val="BodyText"/>
       </w:pPr>
       <w:r>
         <w:t xml:space="preserve">sendo</w:t>
@@ -7168,7 +7414,10 @@
         </m:sSub>
       </m:oMath>
       <w:r>
-        <w:t xml:space="preserve">​ o máximo anual da média móvel</w:t>
+        <w:t xml:space="preserve"> </w:t>
+      </w:r>
+      <w:r>
+        <w:t xml:space="preserve">o máximo anual da média móvel</w:t>
       </w:r>
       <w:r>
         <w:t xml:space="preserve"> </w:t>
@@ -7409,6 +7658,14 @@
     <w:p>
       <w:pPr>
         <w:pStyle w:val="FirstParagraph"/>
+      </w:pPr>
+      <w:r>
+        <w:t xml:space="preserve">{#eq.idf-inv-escala}</w:t>
+      </w:r>
+    </w:p>
+    <w:p>
+      <w:pPr>
+        <w:pStyle w:val="BodyText"/>
       </w:pPr>
       <w:r>
         <w:t xml:space="preserve">o que implica, em termos de distribuição acumulada,</w:t>
@@ -7524,6 +7781,14 @@
         <w:pStyle w:val="FirstParagraph"/>
       </w:pPr>
       <w:r>
+        <w:t xml:space="preserve">{#eq.cdf-inv-escala}</w:t>
+      </w:r>
+    </w:p>
+    <w:p>
+      <w:pPr>
+        <w:pStyle w:val="BodyText"/>
+      </w:pPr>
+      <w:r>
         <w:t xml:space="preserve">e, em sentido amplo, momentos que satisfazem</w:t>
       </w:r>
     </w:p>
@@ -7628,6 +7893,14 @@
     <w:p>
       <w:pPr>
         <w:pStyle w:val="FirstParagraph"/>
+      </w:pPr>
+      <w:r>
+        <w:t xml:space="preserve">{#eq.momentos-inv-escala}</w:t>
+      </w:r>
+    </w:p>
+    <w:p>
+      <w:pPr>
+        <w:pStyle w:val="BodyText"/>
       </w:pPr>
       <w:r>
         <w:t xml:space="preserve">Nessa estrutura, ao assumir que a CDF dos extremos tem forma padronizada</w:t>
@@ -8084,6 +8357,14 @@
         <w:pStyle w:val="FirstParagraph"/>
       </w:pPr>
       <w:r>
+        <w:t xml:space="preserve">{#eq.idf-gumbel-inv-escala}</w:t>
+      </w:r>
+    </w:p>
+    <w:p>
+      <w:pPr>
+        <w:pStyle w:val="BodyText"/>
+      </w:pPr>
+      <w:r>
         <w:t xml:space="preserve">válida, empiricamente, de 30 min a 24 h (e, em alguns casos, até 48 h). Além disso, para fixo</w:t>
       </w:r>
       <w:r>
@@ -8567,6 +8848,12 @@
             </m:r>
           </m:sup>
         </m:sSup>
+        <m:r>
+          <m:rPr>
+            <m:sty m:val="p"/>
+          </m:rPr>
+          <m:t>⋅</m:t>
+        </m:r>
         <m:sSub>
           <m:e>
             <m:r>
@@ -8615,8 +8902,8 @@
       </w:r>
       <w:r>
         <w:rPr>
+          <w:iCs/>
           <w:i/>
-          <w:iCs/>
         </w:rPr>
         <w:t xml:space="preserve">multiscaling</w:t>
       </w:r>
@@ -9199,6 +9486,14 @@
         <w:pStyle w:val="FirstParagraph"/>
       </w:pPr>
       <w:r>
+        <w:t xml:space="preserve">{#eq.inv-escala-nguyen}</w:t>
+      </w:r>
+    </w:p>
+    <w:p>
+      <w:pPr>
+        <w:pStyle w:val="BodyText"/>
+      </w:pPr>
+      <w:r>
         <w:t xml:space="preserve">Observe que, se o expoente</w:t>
       </w:r>
       <w:r>
@@ -9293,7 +9588,7 @@
         </m:r>
       </m:oMath>
       <w:r>
-        <w:t xml:space="preserve">)</w:t>
+        <w:t xml:space="preserve">:</w:t>
       </w:r>
     </w:p>
     <w:p>
@@ -9541,7 +9836,7 @@
         <w:pStyle w:val="FirstParagraph"/>
       </w:pPr>
       <w:r>
-        <w:t xml:space="preserve">A distribuição de valores extremos generalizada (GEV) tem se mostrado capaz de modelar bem os máximos anuais de precipitação. Estudos como o de Nguyen et al. (1998) combinaram GEV e a invariância para estimar para estimar a distribuição de precipitações extremas de curta duração (por exemplo, 1 hora) em locais onde não existem dados para o intervalo de tempo de interesse, mas onde há disponibilidade de dados de precipitação de maior duração (por exemplo, 1 dia), caracterizando os chamados locais parcialmente monitorados.</w:t>
+        <w:t xml:space="preserve">{#eq.cdf-gev}</w:t>
       </w:r>
     </w:p>
     <w:p>
@@ -9549,6 +9844,14 @@
         <w:pStyle w:val="BodyText"/>
       </w:pPr>
       <w:r>
+        <w:t xml:space="preserve">A distribuição de valores extremos generalizada (GEV) tem se mostrado capaz de modelar bem os máximos anuais de precipitação. Estudos como o de Nguyen et al. (1998) combinaram GEV e a invariância para estimar para estimar a distribuição de precipitações extremas de curta duração (por exemplo, 1 hora) em locais onde não existem dados para o intervalo de tempo de interesse, mas onde há disponibilidade de dados de precipitação de maior duração (por exemplo, 1 dia), caracterizando os chamados locais parcialmente monitorados.</w:t>
+      </w:r>
+    </w:p>
+    <w:p>
+      <w:pPr>
+        <w:pStyle w:val="BodyText"/>
+      </w:pPr>
+      <w:r>
         <w:t xml:space="preserve">Em Yu et al (2004), a desagregação estatística de extremos é estruturada sobre o princípio de invariância de escala simples (Menabde et al., 1999), já estabelecido na literatura de escalonamento de máximos: se</w:t>
       </w:r>
       <w:r>
@@ -9569,7 +9872,10 @@
         </m:sSub>
       </m:oMath>
       <w:r>
-        <w:t xml:space="preserve">​ é o máximo anual de intensidade na duração</w:t>
+        <w:t xml:space="preserve"> </w:t>
+      </w:r>
+      <w:r>
+        <w:t xml:space="preserve">é o máximo anual de intensidade na duração</w:t>
       </w:r>
       <w:r>
         <w:t xml:space="preserve"> </w:t>
@@ -9645,7 +9951,7 @@
         </m:sSub>
       </m:oMath>
       <w:r>
-        <w:t xml:space="preserve">​, com</w:t>
+        <w:t xml:space="preserve">, com</w:t>
       </w:r>
       <w:r>
         <w:t xml:space="preserve"> </w:t>
@@ -9659,7 +9965,7 @@
         <w:t xml:space="preserve"> </w:t>
       </w:r>
       <w:r>
-        <w:t xml:space="preserve">o expoente de escala (tipicamente negativo). Com base nessa formulação, os autores ajustam EV1/Gumbel pelo método dos momentos ponderados por probabilidade (PMW) na duração de referência (24 h ou 1 dia), estimando os parâmetros de localização e escala</w:t>
+        <w:t xml:space="preserve">o expoente de escala (tipicamente negativo). Com base nessa formulação, os autores ajustam EV1/Gumbel pelo método dos momentos ponderados por probabilidade (PMW) na duração de referência (24 h ou 1 dia), estimando os parâmetros de localização e escala</w:t>
       </w:r>
       <w:r>
         <w:t xml:space="preserve"> </w:t>
@@ -9825,7 +10131,7 @@
         </m:sSub>
       </m:oMath>
       <w:r>
-        <w:t xml:space="preserve">; como consequência, os quantis por período de retorno também escalam, permitindo estimar extremos sub-diários mesmo quando só há dados diários longos na base. Os autores quantificam a diferença sistemática entre máximos de 24 h e de 1 dia de calendário e introduzem um fator de correção único</w:t>
+        <w:t xml:space="preserve">; como consequência, os quantis por período de retorno também escalam, permitindo estimar extremos subdiários mesmo quando só há dados diários longos na base. Os autores quantificam a diferença sistemática entre máximos de 24 h e de 1 dia de calendário e introduzem um fator de correção único</w:t>
       </w:r>
       <w:r>
         <w:t xml:space="preserve"> </w:t>
@@ -9910,7 +10216,7 @@
         <w:pStyle w:val="BodyText"/>
       </w:pPr>
       <w:r>
-        <w:t xml:space="preserve">Borga et al. (2005) aplicam a invariância de escala a séries de máximos anuais de profundidade de chuva em múltiplas durações para derivar uma DDF simples em rede densa nos Alpes italianos. Partem da relação de escala simple em sentido estrito para o máximo anual de duração</w:t>
+        <w:t xml:space="preserve">Borga et al. (2005) aplicam a invariância de escala a séries de máximos anuais de profundidade de chuva em múltiplas durações para derivar uma DDF simples em rede densa nos Alpes italianos. Partem da relação de escala simples em sentido estrito para o máximo anual de duração</w:t>
       </w:r>
       <w:r>
         <w:t xml:space="preserve"> </w:t>
@@ -10037,6 +10343,14 @@
     <w:p>
       <w:pPr>
         <w:pStyle w:val="FirstParagraph"/>
+      </w:pPr>
+      <w:r>
+        <w:t xml:space="preserve">{#eq.ddf-inv-escala}</w:t>
+      </w:r>
+    </w:p>
+    <w:p>
+      <w:pPr>
+        <w:pStyle w:val="BodyText"/>
       </w:pPr>
       <w:r>
         <w:t xml:space="preserve">onde</w:t>
@@ -10329,6 +10643,14 @@
         <w:pStyle w:val="FirstParagraph"/>
       </w:pPr>
       <w:r>
+        <w:t xml:space="preserve">{#ddf-inv-escala-gumbel}</w:t>
+      </w:r>
+    </w:p>
+    <w:p>
+      <w:pPr>
+        <w:pStyle w:val="BodyText"/>
+      </w:pPr>
+      <w:r>
         <w:t xml:space="preserve">onde</w:t>
       </w:r>
       <w:r>
@@ -10759,6 +11081,14 @@
         <w:pStyle w:val="FirstParagraph"/>
       </w:pPr>
       <w:r>
+        <w:t xml:space="preserve">{#eq.ddf-inv-escala-gumbel2}</w:t>
+      </w:r>
+    </w:p>
+    <w:p>
+      <w:pPr>
+        <w:pStyle w:val="BodyText"/>
+      </w:pPr>
+      <w:r>
         <w:t xml:space="preserve">Os autores mostram que, para durações &lt; 60 min, as razões profundidade–duração (t vs. 60 min) são praticamente independentes do período de retorno e da localização, facilitando transferência entre durações e regionalização.</w:t>
       </w:r>
       <w:r>
@@ -11055,7 +11385,10 @@
         </m:sSub>
       </m:oMath>
       <w:r>
-        <w:t xml:space="preserve">​ via a distribuição do máximo</w:t>
+        <w:t xml:space="preserve"> </w:t>
+      </w:r>
+      <w:r>
+        <w:t xml:space="preserve">via a distribuição do máximo</w:t>
       </w:r>
       <w:r>
         <w:t xml:space="preserve"> </w:t>
@@ -11075,7 +11408,10 @@
         </m:sSub>
       </m:oMath>
       <w:r>
-        <w:t xml:space="preserve">​ no interior de</w:t>
+        <w:t xml:space="preserve"> </w:t>
+      </w:r>
+      <w:r>
+        <w:t xml:space="preserve">no interior de</w:t>
       </w:r>
       <w:r>
         <w:t xml:space="preserve"> </w:t>
@@ -11174,7 +11510,10 @@
         </m:sSub>
       </m:oMath>
       <w:r>
-        <w:t xml:space="preserve">​​ e aproximações analíticas para o fator</w:t>
+        <w:t xml:space="preserve"> </w:t>
+      </w:r>
+      <w:r>
+        <w:t xml:space="preserve">e aproximações analíticas para o fator</w:t>
       </w:r>
       <w:r>
         <w:t xml:space="preserve"> </w:t>
@@ -11214,7 +11553,10 @@
         </m:sSub>
       </m:oMath>
       <w:r>
-        <w:t xml:space="preserve">​ sem Monte Carlo pesado e sem supor separabilidade estrita em</w:t>
+        <w:t xml:space="preserve"> </w:t>
+      </w:r>
+      <w:r>
+        <w:t xml:space="preserve">sem Monte Carlo pesado e sem supor separabilidade estrita em</w:t>
       </w:r>
       <w:r>
         <w:t xml:space="preserve"> </w:t>
@@ -11291,7 +11633,10 @@
         </m:sSub>
       </m:oMath>
       <w:r>
-        <w:t xml:space="preserve">​ aleatórias; (ii) janelas contíguas de duração fixa</w:t>
+        <w:t xml:space="preserve"> </w:t>
+      </w:r>
+      <w:r>
+        <w:t xml:space="preserve">aleatórias; (ii) janelas contíguas de duração fixa</w:t>
       </w:r>
       <w:r>
         <w:t xml:space="preserve"> </w:t>
@@ -11339,7 +11684,10 @@
         </m:sSub>
       </m:oMath>
       <w:r>
-        <w:t xml:space="preserve">​ determinísticos, deixando toda a variabilidade para a cascata multifractal. Em aplicação a 24 anos de dados contínuos de Florença, as IDFs resultantes são robustas a outliers e estáveis com séries curtas (segmentos de 4 anos), além de reproduzirem curvaturas log–log observadas sem exigir pós-ajustes espectrais, algo que diferencia nitidamente esse enquadramento multifractal de métodos paramétricos e de IDFs de escala simples usadas anteriormente.</w:t>
+        <w:t xml:space="preserve"> </w:t>
+      </w:r>
+      <w:r>
+        <w:t xml:space="preserve">determinísticos, deixando toda a variabilidade para a cascata multifractal. Em aplicação a 24 anos de dados contínuos de Florença, as IDFs resultantes são robustas a outliers e estáveis com séries curtas (segmentos de 4 anos), além de reproduzirem curvaturas log–log observadas sem exigir pós-ajustes espectrais, algo que diferencia nitidamente esse enquadramento multifractal de métodos paramétricos e de IDFs de escala simples usadas anteriormente.</w:t>
       </w:r>
     </w:p>
     <w:p>
@@ -11410,7 +11758,7 @@
         </m:sSub>
       </m:oMath>
       <w:r>
-        <w:t xml:space="preserve">​, a localização e a escala variam como</w:t>
+        <w:t xml:space="preserve">, a localização e a escala variam como</w:t>
       </w:r>
     </w:p>
     <w:p>
@@ -11607,6 +11955,14 @@
         <w:pStyle w:val="FirstParagraph"/>
       </w:pPr>
       <w:r>
+        <w:t xml:space="preserve">{#eq.gev-par}</w:t>
+      </w:r>
+    </w:p>
+    <w:p>
+      <w:pPr>
+        <w:pStyle w:val="BodyText"/>
+      </w:pPr>
+      <w:r>
         <w:t xml:space="preserve">enquanto a forma permanece constante</w:t>
       </w:r>
       <w:r>
@@ -11635,6 +11991,9 @@
           <m:t>n</m:t>
         </m:r>
       </m:oMath>
+      <w:r>
+        <w:t xml:space="preserve"> </w:t>
+      </w:r>
       <w:r>
         <w:t xml:space="preserve">. Aqui</w:t>
       </w:r>
@@ -11820,8 +12179,8 @@
       </w:r>
       <w:r>
         <w:rPr>
+          <w:iCs/>
           <w:i/>
-          <w:iCs/>
         </w:rPr>
         <w:t xml:space="preserve">sandwich</w:t>
       </w:r>
@@ -11970,6 +12329,14 @@
         <w:pStyle w:val="FirstParagraph"/>
       </w:pPr>
       <w:r>
+        <w:t xml:space="preserve">{#eq.hershfield}</w:t>
+      </w:r>
+    </w:p>
+    <w:p>
+      <w:pPr>
+        <w:pStyle w:val="BodyText"/>
+      </w:pPr>
+      <w:r>
         <w:t xml:space="preserve">e (b) uma correção de EVT à la Robinson–Tawn que liga diretamente as funções de distribuição,</w:t>
       </w:r>
     </w:p>
@@ -12129,6 +12496,14 @@
         <w:pStyle w:val="FirstParagraph"/>
       </w:pPr>
       <w:r>
+        <w:t xml:space="preserve">{#eq.robinson-tawn}</w:t>
+      </w:r>
+    </w:p>
+    <w:p>
+      <w:pPr>
+        <w:pStyle w:val="BodyText"/>
+      </w:pPr>
+      <w:r>
         <w:t xml:space="preserve">onde</w:t>
       </w:r>
       <w:r>
@@ -12164,7 +12539,10 @@
         </m:sSubSup>
       </m:oMath>
       <w:r>
-        <w:t xml:space="preserve">​ e</w:t>
+        <w:t xml:space="preserve"> </w:t>
+      </w:r>
+      <w:r>
+        <w:t xml:space="preserve">e</w:t>
       </w:r>
       <w:r>
         <w:t xml:space="preserve"> </w:t>
@@ -12199,7 +12577,10 @@
         </m:sSubSup>
       </m:oMath>
       <w:r>
-        <w:t xml:space="preserve">​ são os máximos com frequência de amostragem de</w:t>
+        <w:t xml:space="preserve"> </w:t>
+      </w:r>
+      <w:r>
+        <w:t xml:space="preserve">são os máximos com frequência de amostragem de</w:t>
       </w:r>
       <w:r>
         <w:t xml:space="preserve"> </w:t>
@@ -12318,7 +12699,10 @@
         </m:sSub>
       </m:oMath>
       <w:r>
-        <w:t xml:space="preserve">​ entre uma duração alvo</w:t>
+        <w:t xml:space="preserve"> </w:t>
+      </w:r>
+      <w:r>
+        <w:t xml:space="preserve">entre uma duração alvo</w:t>
       </w:r>
       <w:r>
         <w:t xml:space="preserve"> </w:t>
@@ -12609,10 +12993,7 @@
         </m:d>
       </m:oMath>
       <w:r>
-        <w:t xml:space="preserve"> </w:t>
-      </w:r>
-      <w:r>
-        <w:t xml:space="preserve">. Admitindo a distribuição Gumbel para os máximos anuais, os parâmetros entre durações se ligam por leis de potência​ e o quantil de retorno</w:t>
+        <w:t xml:space="preserve">. Admitindo a distribuição Gumbel para os máximos anuais, os parâmetros entre durações se ligam por leis de potência e o quantil de retorno</w:t>
       </w:r>
       <w:r>
         <w:t xml:space="preserve"> </w:t>
@@ -12823,6 +13204,14 @@
         <w:pStyle w:val="FirstParagraph"/>
       </w:pPr>
       <w:r>
+        <w:t xml:space="preserve">{#eq.inv-escala-gumbel}</w:t>
+      </w:r>
+    </w:p>
+    <w:p>
+      <w:pPr>
+        <w:pStyle w:val="BodyText"/>
+      </w:pPr>
+      <w:r>
         <w:t xml:space="preserve">com extensão por trechos quando há quebra de escala em</w:t>
       </w:r>
       <w:r>
@@ -12843,7 +13232,7 @@
         </m:sSub>
       </m:oMath>
       <w:r>
-        <w:t xml:space="preserve">​: usa-se</w:t>
+        <w:t xml:space="preserve">: usa-se</w:t>
       </w:r>
       <w:r>
         <w:t xml:space="preserve"> </w:t>
@@ -12863,7 +13252,10 @@
         </m:sSub>
       </m:oMath>
       <w:r>
-        <w:t xml:space="preserve">​ para</w:t>
+        <w:t xml:space="preserve"> </w:t>
+      </w:r>
+      <w:r>
+        <w:t xml:space="preserve">para</w:t>
       </w:r>
       <w:r>
         <w:t xml:space="preserve"> </w:t>
@@ -12892,7 +13284,10 @@
         </m:sSub>
       </m:oMath>
       <w:r>
-        <w:t xml:space="preserve">​ e</w:t>
+        <w:t xml:space="preserve"> </w:t>
+      </w:r>
+      <w:r>
+        <w:t xml:space="preserve">e</w:t>
       </w:r>
       <w:r>
         <w:t xml:space="preserve"> </w:t>
@@ -12912,7 +13307,10 @@
         </m:sSub>
       </m:oMath>
       <w:r>
-        <w:t xml:space="preserve">​ para</w:t>
+        <w:t xml:space="preserve"> </w:t>
+      </w:r>
+      <w:r>
+        <w:t xml:space="preserve">para</w:t>
       </w:r>
       <w:r>
         <w:t xml:space="preserve"> </w:t>
@@ -12941,7 +13339,7 @@
         </m:sSub>
       </m:oMath>
       <w:r>
-        <w:t xml:space="preserve">​, assegurando continuidade em</w:t>
+        <w:t xml:space="preserve">, assegurando continuidade em</w:t>
       </w:r>
       <w:r>
         <w:t xml:space="preserve"> </w:t>
@@ -12961,7 +13359,7 @@
         </m:sSub>
       </m:oMath>
       <w:r>
-        <w:t xml:space="preserve">​.</w:t>
+        <w:t xml:space="preserve">.</w:t>
       </w:r>
       <w:r>
         <w:t xml:space="preserve"> </w:t>
@@ -13074,12 +13472,6 @@
             </m:r>
           </m:sub>
         </m:sSub>
-        <m:r>
-          <m:rPr>
-            <m:sty m:val="p"/>
-          </m:rPr>
-          <m:t>​</m:t>
-        </m:r>
         <m:r>
           <m:t>b</m:t>
         </m:r>
@@ -13344,7 +13736,10 @@
         </m:sSub>
       </m:oMath>
       <w:r>
-        <w:t xml:space="preserve">​ uma duração de referência. Os autores adotam a formulação de Koutsoyiannis et al. (1988) para IDF, usando o escalonamento</w:t>
+        <w:t xml:space="preserve"> </w:t>
+      </w:r>
+      <w:r>
+        <w:t xml:space="preserve">uma duração de referência. Os autores adotam a formulação de Koutsoyiannis et al. (1988) para IDF, usando o escalonamento</w:t>
       </w:r>
       <w:r>
         <w:t xml:space="preserve"> </w:t>
@@ -13540,7 +13935,10 @@
         </m:sSub>
       </m:oMath>
       <w:r>
-        <w:t xml:space="preserve">​ para 19 durações) e PXR-4 (parâmetros de escala das leis de potência), com forma fixa</w:t>
+        <w:t xml:space="preserve"> </w:t>
+      </w:r>
+      <w:r>
+        <w:t xml:space="preserve">para 19 durações) e PXR-4 (parâmetros de escala das leis de potência), com forma fixa</w:t>
       </w:r>
       <w:r>
         <w:t xml:space="preserve"> </w:t>
@@ -13803,6 +14201,14 @@
         <w:pStyle w:val="FirstParagraph"/>
       </w:pPr>
       <w:r>
+        <w:t xml:space="preserve">{#eq.par-courty}</w:t>
+      </w:r>
+    </w:p>
+    <w:p>
+      <w:pPr>
+        <w:pStyle w:val="BodyText"/>
+      </w:pPr>
+      <w:r>
         <w:t xml:space="preserve">onde</w:t>
       </w:r>
       <w:r>
@@ -13846,7 +14252,7 @@
         </m:sSub>
       </m:oMath>
       <w:r>
-        <w:t xml:space="preserve">,​ é o quantil (mm</w:t>
+        <w:t xml:space="preserve">, é o quantil (mm</w:t>
       </w:r>
       <w:r>
         <w:t xml:space="preserve"> </w:t>
@@ -13903,7 +14309,10 @@
         </m:sSub>
       </m:oMath>
       <w:r>
-        <w:t xml:space="preserve">​ é a variável reduzida da GEV. 𝜇 e 𝜎 escalam de forma robusta com a duração (R² &gt; 0,88). Com base nisso, propõem uma fórmula IDF universal (PXR-4) e verificam, com ERA5 e pluviômetros MIDAS (Reino Unido e cidades globais), que as intensidades estimadas ficam ±20% das de PXR-2 para 2–360 h.</w:t>
+        <w:t xml:space="preserve"> </w:t>
+      </w:r>
+      <w:r>
+        <w:t xml:space="preserve">é a variável reduzida da GEV. 𝜇 e 𝜎 escalam de forma robusta com a duração (R² &gt; 0,88). Com base nisso, propõem uma fórmula IDF universal (PXR-4) e verificam, com ERA5 e pluviômetros MIDAS (Reino Unido e cidades globais), que as intensidades estimadas ficam ±20% das de PXR-2 para 2–360 h.</w:t>
       </w:r>
     </w:p>
     <w:p>
@@ -14388,6 +14797,14 @@
         <w:pStyle w:val="FirstParagraph"/>
       </w:pPr>
       <w:r>
+        <w:t xml:space="preserve">{#eq.mascaro}</w:t>
+      </w:r>
+    </w:p>
+    <w:p>
+      <w:pPr>
+        <w:pStyle w:val="BodyText"/>
+      </w:pPr>
+      <w:r>
         <w:t xml:space="preserve">com</w:t>
       </w:r>
       <w:r>
@@ -14596,7 +15013,10 @@
         </m:sSub>
       </m:oMath>
       <w:r>
-        <w:t xml:space="preserve">​ e RMSE diminuem). O desempenho depende de captar o controle orográfico sobre</w:t>
+        <w:t xml:space="preserve"> </w:t>
+      </w:r>
+      <w:r>
+        <w:t xml:space="preserve">e RMSE diminuem). O desempenho depende de captar o controle orográfico sobre</w:t>
       </w:r>
       <w:r>
         <w:t xml:space="preserve"> </w:t>
@@ -14930,7 +15350,10 @@
         </m:sSub>
       </m:oMath>
       <w:r>
-        <w:t xml:space="preserve">​ para obter</w:t>
+        <w:t xml:space="preserve"> </w:t>
+      </w:r>
+      <w:r>
+        <w:t xml:space="preserve">para obter</w:t>
       </w:r>
       <w:r>
         <w:t xml:space="preserve"> </w:t>
@@ -15049,7 +15472,10 @@
         </m:sSub>
       </m:oMath>
       <w:r>
-        <w:t xml:space="preserve">​ e resolve numericamente</w:t>
+        <w:t xml:space="preserve"> </w:t>
+      </w:r>
+      <w:r>
+        <w:t xml:space="preserve">e resolve numericamente</w:t>
       </w:r>
       <w:r>
         <w:t xml:space="preserve"> </w:t>
@@ -15068,7 +15494,16 @@
         <w:pStyle w:val="BodyText"/>
       </w:pPr>
       <w:r>
-        <w:t xml:space="preserve">Para aplicações em grade sob mudança do clima, Requena et al. (2021) propuseram um downscaling temporal que combina AM diários de RCMs com expoentes de escala observados em grade. No estudo, a desagregação temporal em grade baseia-se no modelo GEV com invariância de escala formulado via probabilistic weighted moments (PWMs). O modelo segue a formulação da escala simples com a distribuição GEV. &lt;!–#Sob escala simples, as PWMs em duas escalas temporais</w:t>
+        <w:t xml:space="preserve">Para aplicações em grade sob mudança do clima, Requena et al. (2021) propuseram um downscaling temporal que combina AM diários de RCMs com expoentes de escala observados em grade. No estudo, a desagregação temporal em grade baseia-se no modelo GEV com invariância de escala formulado via probabilistic weighted moments (PWMs). O modelo segue a formulação da escala simples com a distribuição GEV.</w:t>
+      </w:r>
+      <w:r>
+        <w:t xml:space="preserve"> </w:t>
+      </w:r>
+      <w:r>
+        <w:t xml:space="preserve"> </w:t>
+      </w:r>
+      <w:r>
+        <w:t xml:space="preserve">&lt;!–#Sob escala simples, as PWMs em duas escalas temporais</w:t>
       </w:r>
       <w:r>
         <w:t xml:space="preserve"> </w:t>
@@ -15506,7 +15941,7 @@
         </m:sSub>
       </m:oMath>
       <w:r>
-        <w:t xml:space="preserve">​. Partindo de uma aproximação exponencial para a cauda moderada da chuva diária e de um fator corretivo</w:t>
+        <w:t xml:space="preserve">. Partindo de uma aproximação exponencial para a cauda moderada da chuva diária e de um fator corretivo</w:t>
       </w:r>
       <w:r>
         <w:t xml:space="preserve"> </w:t>
@@ -15661,7 +16096,10 @@
         </m:sSub>
       </m:oMath>
       <w:r>
-        <w:t xml:space="preserve">​ é o nível de retorno na duração</w:t>
+        <w:t xml:space="preserve"> </w:t>
+      </w:r>
+      <w:r>
+        <w:t xml:space="preserve">é o nível de retorno na duração</w:t>
       </w:r>
       <w:r>
         <w:t xml:space="preserve"> </w:t>
@@ -15726,7 +16164,10 @@
         </m:sSub>
       </m:oMath>
       <w:r>
-        <w:t xml:space="preserve">​ versus</w:t>
+        <w:t xml:space="preserve"> </w:t>
+      </w:r>
+      <w:r>
+        <w:t xml:space="preserve">versus</w:t>
       </w:r>
       <w:r>
         <w:t xml:space="preserve"> </w:t>
@@ -15821,7 +16262,10 @@
         </m:sSub>
       </m:oMath>
       <w:r>
-        <w:t xml:space="preserve">​ já capturam não-estacionariedade climática. Metodologicamente, o estudo calibra</w:t>
+        <w:t xml:space="preserve"> </w:t>
+      </w:r>
+      <w:r>
+        <w:t xml:space="preserve">já capturam não-estacionariedade climática. Metodologicamente, o estudo calibra</w:t>
       </w:r>
       <w:r>
         <w:t xml:space="preserve"> </w:t>
@@ -16421,7 +16865,7 @@
         </m:sSub>
       </m:oMath>
       <w:r>
-        <w:t xml:space="preserve">​) e os diagnósticos práticos em gráficos log–log (momentos vs. duração). Mostram ainda que, sob simple scaling, razões de variabilidade como o CV permanecem invariantes com</w:t>
+        <w:t xml:space="preserve">) e os diagnósticos práticos em gráficos log–log (momentos vs. duração). Mostram ainda que, sob simple scaling, razões de variabilidade como o CV permanecem invariantes com</w:t>
       </w:r>
       <w:r>
         <w:t xml:space="preserve"> </w:t>
@@ -16964,7 +17408,10 @@
         </m:sSub>
       </m:oMath>
       <w:r>
-        <w:t xml:space="preserve">​ é o quantil (intensidade) para duração</w:t>
+        <w:t xml:space="preserve"> </w:t>
+      </w:r>
+      <w:r>
+        <w:t xml:space="preserve">é o quantil (intensidade) para duração</w:t>
       </w:r>
       <w:r>
         <w:t xml:space="preserve"> </w:t>
@@ -17287,7 +17734,10 @@
         </m:sSub>
       </m:oMath>
       <w:r>
-        <w:t xml:space="preserve">​ e, via a relação acima, reconstruir</w:t>
+        <w:t xml:space="preserve"> </w:t>
+      </w:r>
+      <w:r>
+        <w:t xml:space="preserve">e, via a relação acima, reconstruir</w:t>
       </w:r>
       <w:r>
         <w:t xml:space="preserve"> </w:t>
@@ -17316,7 +17766,10 @@
         </m:sSub>
       </m:oMath>
       <w:r>
-        <w:t xml:space="preserve">​ nas durações subdiárias. Aqui,</w:t>
+        <w:t xml:space="preserve"> </w:t>
+      </w:r>
+      <w:r>
+        <w:t xml:space="preserve">nas durações subdiárias. Aqui,</w:t>
       </w:r>
       <w:r>
         <w:t xml:space="preserve"> </w:t>
@@ -17580,7 +18033,7 @@
         </m:sSub>
       </m:oMath>
       <w:r>
-        <w:t xml:space="preserve">​, o que leva a</w:t>
+        <w:t xml:space="preserve">, o que leva a</w:t>
       </w:r>
       <w:r>
         <w:t xml:space="preserve"> </w:t>
@@ -17698,7 +18151,10 @@
         </m:sSub>
       </m:oMath>
       <w:r>
-        <w:t xml:space="preserve">​ (com distribuição GEV) e o coeficiente de variação</w:t>
+        <w:t xml:space="preserve"> </w:t>
+      </w:r>
+      <w:r>
+        <w:t xml:space="preserve">(com distribuição GEV) e o coeficiente de variação</w:t>
       </w:r>
       <w:r>
         <w:t xml:space="preserve"> </w:t>
@@ -17942,7 +18398,10 @@
         </m:sSup>
       </m:oMath>
       <w:r>
-        <w:t xml:space="preserve">​ onde</w:t>
+        <w:t xml:space="preserve"> </w:t>
+      </w:r>
+      <w:r>
+        <w:t xml:space="preserve">onde</w:t>
       </w:r>
       <w:r>
         <w:t xml:space="preserve"> </w:t>
@@ -18095,7 +18554,7 @@
         </m:sSub>
       </m:oMath>
       <w:r>
-        <w:t xml:space="preserve">​. Aqui,</w:t>
+        <w:t xml:space="preserve">. Aqui,</w:t>
       </w:r>
       <w:r>
         <w:t xml:space="preserve"> </w:t>
@@ -18172,7 +18631,10 @@
         </m:sSub>
       </m:oMath>
       <w:r>
-        <w:t xml:space="preserve">​ é o parâmetro de nível,</w:t>
+        <w:t xml:space="preserve"> </w:t>
+      </w:r>
+      <w:r>
+        <w:t xml:space="preserve">é o parâmetro de nível,</w:t>
       </w:r>
       <w:r>
         <w:t xml:space="preserve"> </w:t>
@@ -18273,7 +18735,10 @@
         </m:sSub>
       </m:oMath>
       <w:r>
-        <w:t xml:space="preserve">​ e</w:t>
+        <w:t xml:space="preserve"> </w:t>
+      </w:r>
+      <w:r>
+        <w:t xml:space="preserve">e</w:t>
       </w:r>
       <w:r>
         <w:t xml:space="preserve"> </w:t>
@@ -18293,7 +18758,7 @@
         </m:sSub>
       </m:oMath>
       <w:r>
-        <w:t xml:space="preserve">​, resultando em</w:t>
+        <w:t xml:space="preserve">, resultando em</w:t>
       </w:r>
     </w:p>
     <w:p>
@@ -18753,7 +19218,10 @@
         </m:sSub>
       </m:oMath>
       <w:r>
-        <w:t xml:space="preserve">​ devido a amostras curtas), enquanto</w:t>
+        <w:t xml:space="preserve"> </w:t>
+      </w:r>
+      <w:r>
+        <w:t xml:space="preserve">devido a amostras curtas), enquanto</w:t>
       </w:r>
       <w:r>
         <w:t xml:space="preserve"> </w:t>
@@ -18773,7 +19241,10 @@
         </m:sSub>
       </m:oMath>
       <w:r>
-        <w:t xml:space="preserve">​ e</w:t>
+        <w:t xml:space="preserve"> </w:t>
+      </w:r>
+      <w:r>
+        <w:t xml:space="preserve">e</w:t>
       </w:r>
       <w:r>
         <w:t xml:space="preserve"> </w:t>
@@ -18920,7 +19391,10 @@
         </m:sSub>
       </m:oMath>
       <w:r>
-        <w:t xml:space="preserve">​ por momentos. Depois, um refinamento local minimiza o erro ponderado, permitindo pesos por duração para dar mais confiança às séries longas (tipicamente ≥ 1 h) quando as sub-horárias são curtas/ruidosas. Aplicações em quatro casos europeus mostram bom ajuste em 10 min–24 h; o multiple scaling melhora marginalmente em dois locais, embora</w:t>
+        <w:t xml:space="preserve"> </w:t>
+      </w:r>
+      <w:r>
+        <w:t xml:space="preserve">por momentos. Depois, um refinamento local minimiza o erro ponderado, permitindo pesos por duração para dar mais confiança às séries longas (tipicamente ≥ 1 h) quando as sub-horárias são curtas/ruidosas. Aplicações em quatro casos europeus mostram bom ajuste em 10 min–24 h; o multiple scaling melhora marginalmente em dois locais, embora</w:t>
       </w:r>
       <w:r>
         <w:t xml:space="preserve"> </w:t>
@@ -19032,21 +19506,21 @@
         </m:sSub>
       </m:oMath>
       <w:r>
-        <w:t xml:space="preserve">​. Em síntese, o trabalho estende a invariância de escala para uma curva de três parâmetros com duração ajustada, fornece um procedimento de calibração robusto e reduz a parametrização necessária para múltiplos períodos de retorno mantendo consistência estatística entre durações.</w:t>
+        <w:t xml:space="preserve">. Em síntese, o trabalho estende a invariância de escala para uma curva de três parâmetros com duração ajustada, fornece um procedimento de calibração robusto e reduz a parametrização necessária para múltiplos períodos de retorno mantendo consistência estatística entre durações.</w:t>
       </w:r>
     </w:p>
     <w:p>
       <w:pPr>
-        <w:pStyle w:val="Compact"/>
         <w:numPr>
           <w:ilvl w:val="0"/>
-          <w:numId w:val="1005"/>
+          <w:numId w:val="1002"/>
         </w:numPr>
+        <w:pStyle w:val="Compact"/>
       </w:pPr>
       <w:r>
         <w:rPr>
+          <w:bCs/>
           <w:b/>
-          <w:bCs/>
         </w:rPr>
         <w:t xml:space="preserve">Técnicas Não Paramétricas / Reamostragem</w:t>
       </w:r>
@@ -19314,7 +19788,10 @@
         <w:t xml:space="preserve">$P_{i^\*}$</w:t>
       </w:r>
       <w:r>
-        <w:t xml:space="preserve">​ é a chuva diária observada no alvo e</w:t>
+        <w:t xml:space="preserve"> </w:t>
+      </w:r>
+      <w:r>
+        <w:t xml:space="preserve">é a chuva diária observada no alvo e</w:t>
       </w:r>
       <w:r>
         <w:t xml:space="preserve"> </w:t>
@@ -19643,7 +20120,10 @@
         </m:sSub>
       </m:oMath>
       <w:r>
-        <w:t xml:space="preserve">​ (p.ex., horária) preservando simultaneamente (i) as marginais na escala fina e (ii) a estrutura de correlação linear do processo alvo. Seja</w:t>
+        <w:t xml:space="preserve"> </w:t>
+      </w:r>
+      <w:r>
+        <w:t xml:space="preserve">(p.ex., horária) preservando simultaneamente (i) as marginais na escala fina e (ii) a estrutura de correlação linear do processo alvo. Seja</w:t>
       </w:r>
       <w:r>
         <w:t xml:space="preserve"> </w:t>
@@ -20067,7 +20547,10 @@
         </m:sSubSup>
       </m:oMath>
       <w:r>
-        <w:t xml:space="preserve">​ tais que</w:t>
+        <w:t xml:space="preserve"> </w:t>
+      </w:r>
+      <w:r>
+        <w:t xml:space="preserve">tais que</w:t>
       </w:r>
       <w:r>
         <w:t xml:space="preserve"> </w:t>
@@ -20300,12 +20783,6 @@
             </m:r>
           </m:sub>
         </m:sSub>
-        <m:r>
-          <m:rPr>
-            <m:sty m:val="p"/>
-          </m:rPr>
-          <m:t>​</m:t>
-        </m:r>
         <m:r>
           <m:t>​</m:t>
         </m:r>
@@ -20366,7 +20843,10 @@
         </m:sSub>
       </m:oMath>
       <w:r>
-        <w:t xml:space="preserve">​ é a quantil-função da marginal alvo</w:t>
+        <w:t xml:space="preserve"> </w:t>
+      </w:r>
+      <w:r>
+        <w:t xml:space="preserve">é a quantil-função da marginal alvo</w:t>
       </w:r>
       <w:r>
         <w:t xml:space="preserve"> </w:t>
@@ -20386,7 +20866,7 @@
         </m:sSub>
       </m:oMath>
       <w:r>
-        <w:t xml:space="preserve">​. O vínculo entre a ACS alvo</w:t>
+        <w:t xml:space="preserve">. O vínculo entre a ACS alvo</w:t>
       </w:r>
       <w:r>
         <w:t xml:space="preserve"> </w:t>
@@ -20855,7 +21335,10 @@
         </m:sSub>
       </m:oMath>
       <w:r>
-        <w:t xml:space="preserve">​ (p.ex., 5%), define-se o evento</w:t>
+        <w:t xml:space="preserve"> </w:t>
+      </w:r>
+      <w:r>
+        <w:t xml:space="preserve">(p.ex., 5%), define-se o evento</w:t>
       </w:r>
       <w:r>
         <w:t xml:space="preserve"> </w:t>
@@ -21426,7 +21909,10 @@
         </m:sSub>
       </m:oMath>
       <w:r>
-        <w:t xml:space="preserve">​ (com teto</w:t>
+        <w:t xml:space="preserve"> </w:t>
+      </w:r>
+      <w:r>
+        <w:t xml:space="preserve">(com teto</w:t>
       </w:r>
       <w:r>
         <w:t xml:space="preserve"> </w:t>
@@ -22139,21 +22625,24 @@
         </m:sSub>
       </m:oMath>
       <w:r>
-        <w:t xml:space="preserve">​ para não distorcer as marginais. Os autores demonstram o método em precipitação mensal para horária e em séries com tendências, evidenciando desempenho e robustez. Em contextos com dados finos escassos, o DiPMaC pode ser acoplado a estruturas espaciais para produzir campos subdiários.</w:t>
+        <w:t xml:space="preserve"> </w:t>
+      </w:r>
+      <w:r>
+        <w:t xml:space="preserve">para não distorcer as marginais. Os autores demonstram o método em precipitação mensal para horária e em séries com tendências, evidenciando desempenho e robustez. Em contextos com dados finos escassos, o DiPMaC pode ser acoplado a estruturas espaciais para produzir campos subdiários.</w:t>
       </w:r>
     </w:p>
     <w:p>
       <w:pPr>
-        <w:pStyle w:val="Compact"/>
         <w:numPr>
           <w:ilvl w:val="0"/>
-          <w:numId w:val="1006"/>
+          <w:numId w:val="1003"/>
         </w:numPr>
+        <w:pStyle w:val="Compact"/>
       </w:pPr>
       <w:r>
         <w:rPr>
+          <w:bCs/>
           <w:b/>
-          <w:bCs/>
         </w:rPr>
         <w:t xml:space="preserve">Modelagem Hierárquica de Extremos</w:t>
       </w:r>
@@ -22389,7 +22878,7 @@
         </m:d>
       </m:oMath>
       <w:r>
-        <w:t xml:space="preserve">, onde</w:t>
+        <w:t xml:space="preserve">, onde</w:t>
       </w:r>
       <w:r>
         <w:t xml:space="preserve"> </w:t>
@@ -22419,7 +22908,7 @@
         </m:r>
       </m:oMath>
       <w:r>
-        <w:t xml:space="preserve"> são covariáveis (p.ex., altitude, distância ao mar) e</w:t>
+        <w:t xml:space="preserve">são covariáveis (p.ex., altitude, distância ao mar) e</w:t>
       </w:r>
       <w:r>
         <w:t xml:space="preserve"> </w:t>
@@ -22443,7 +22932,10 @@
         </m:d>
       </m:oMath>
       <w:r>
-        <w:t xml:space="preserve"> é um termo espacial latente que promove pooling entre locais.</w:t>
+        <w:t xml:space="preserve"> </w:t>
+      </w:r>
+      <w:r>
+        <w:t xml:space="preserve">é um termo espacial latente que promove pooling entre locais.</w:t>
       </w:r>
     </w:p>
     <w:p>
@@ -22527,7 +23019,10 @@
         </m:sSub>
       </m:oMath>
       <w:r>
-        <w:t xml:space="preserve">​ segue uma Beta de 4 parâmetros com suporte</w:t>
+        <w:t xml:space="preserve"> </w:t>
+      </w:r>
+      <w:r>
+        <w:t xml:space="preserve">segue uma Beta de 4 parâmetros com suporte</w:t>
       </w:r>
       <w:r>
         <w:t xml:space="preserve"> </w:t>
@@ -22586,7 +23081,10 @@
         </m:sSub>
       </m:oMath>
       <w:r>
-        <w:t xml:space="preserve">​ é o máximo de 24 h observado/simulado no ano</w:t>
+        <w:t xml:space="preserve"> </w:t>
+      </w:r>
+      <w:r>
+        <w:t xml:space="preserve">é o máximo de 24 h observado/simulado no ano</w:t>
       </w:r>
       <w:r>
         <w:t xml:space="preserve"> </w:t>
@@ -22655,7 +23153,7 @@
         </m:sSub>
       </m:oMath>
       <w:r>
-        <w:t xml:space="preserve">​, a verossimilhança condicional aos</w:t>
+        <w:t xml:space="preserve">, a verossimilhança condicional aos</w:t>
       </w:r>
       <w:r>
         <w:t xml:space="preserve"> </w:t>
@@ -22675,7 +23173,10 @@
         </m:sSub>
       </m:oMath>
       <w:r>
-        <w:t xml:space="preserve">​ é</w:t>
+        <w:t xml:space="preserve"> </w:t>
+      </w:r>
+      <w:r>
+        <w:t xml:space="preserve">é</w:t>
       </w:r>
     </w:p>
     <w:p>
@@ -23234,7 +23735,7 @@
         </m:sSub>
       </m:oMath>
       <w:r>
-        <w:t xml:space="preserve">​) induzem a posterior conjunta de</w:t>
+        <w:t xml:space="preserve">) induzem a posterior conjunta de</w:t>
       </w:r>
       <w:r>
         <w:t xml:space="preserve"> </w:t>
@@ -23304,7 +23805,10 @@
         </m:sSub>
       </m:oMath>
       <w:r>
-        <w:t xml:space="preserve">​ da Beta com</w:t>
+        <w:t xml:space="preserve"> </w:t>
+      </w:r>
+      <w:r>
+        <w:t xml:space="preserve">da Beta com</w:t>
       </w:r>
       <w:r>
         <w:t xml:space="preserve"> </w:t>
@@ -23514,7 +24018,10 @@
         </m:sSub>
       </m:oMath>
       <w:r>
-        <w:t xml:space="preserve">​ futuros (24 h) corrigidos de viés por RCM/GCM, obtêm-se IDFs futuras com propagação explícita da incerteza dos parâmetros e do limite superior anual — uma via direta de desagregar mudanças projetadas em 24 h para escalas horárias preservando a coerência física do suporte finito. Em aplicações conjuntas, a parte espacial hierárquica pode fornecer alvos regionais, enquanto o Beta Bayesiano condicionado ao diário propaga, no tempo, essas mudanças ao nível subdiário, resultando em IDFs espaço-temporais consistentes para avaliação de risco e projeto.</w:t>
+        <w:t xml:space="preserve"> </w:t>
+      </w:r>
+      <w:r>
+        <w:t xml:space="preserve">futuros (24 h) corrigidos de viés por RCM/GCM, obtêm-se IDFs futuras com propagação explícita da incerteza dos parâmetros e do limite superior anual — uma via direta de desagregar mudanças projetadas em 24 h para escalas horárias preservando a coerência física do suporte finito. Em aplicações conjuntas, a parte espacial hierárquica pode fornecer alvos regionais, enquanto o Beta Bayesiano condicionado ao diário propaga, no tempo, essas mudanças ao nível subdiário, resultando em IDFs espaço-temporais consistentes para avaliação de risco e projeto.</w:t>
       </w:r>
     </w:p>
     <w:p>
@@ -23556,7 +24063,10 @@
         </m:sSub>
       </m:oMath>
       <w:r>
-        <w:t xml:space="preserve">​ por um deslocamento</w:t>
+        <w:t xml:space="preserve"> </w:t>
+      </w:r>
+      <w:r>
+        <w:t xml:space="preserve">por um deslocamento</w:t>
       </w:r>
       <w:r>
         <w:t xml:space="preserve"> </w:t>
@@ -24934,7 +25444,10 @@
         </m:sSub>
       </m:oMath>
       <w:r>
-        <w:t xml:space="preserve">​ e</w:t>
+        <w:t xml:space="preserve"> </w:t>
+      </w:r>
+      <w:r>
+        <w:t xml:space="preserve">e</w:t>
       </w:r>
       <w:r>
         <w:t xml:space="preserve"> </w:t>
@@ -24969,7 +25482,7 @@
         </m:sSub>
       </m:oMath>
       <w:r>
-        <w:t xml:space="preserve">​. Os hiperpriors adotados são fracos:</w:t>
+        <w:t xml:space="preserve">. Os hiperpriors adotados são fracos:</w:t>
       </w:r>
       <w:r>
         <w:t xml:space="preserve"> </w:t>
@@ -25302,7 +25815,7 @@
         </m:r>
       </m:oMath>
       <w:r>
-        <w:t xml:space="preserve">, a localização reduzida μ~​(s) e a forma</w:t>
+        <w:t xml:space="preserve">, a localização reduzida μ~(s) e a forma</w:t>
       </w:r>
       <w:r>
         <w:t xml:space="preserve"> </w:t>
@@ -25382,7 +25895,10 @@
         </m:sSub>
       </m:oMath>
       <w:r>
-        <w:t xml:space="preserve">​ com dois parâmetros de duração, offset</w:t>
+        <w:t xml:space="preserve"> </w:t>
+      </w:r>
+      <w:r>
+        <w:t xml:space="preserve">com dois parâmetros de duração, offset</w:t>
       </w:r>
       <w:r>
         <w:t xml:space="preserve"> </w:t>
@@ -26531,7 +27047,10 @@
         </m:sSub>
       </m:oMath>
       <w:r>
-        <w:t xml:space="preserve">​ e um campo latente</w:t>
+        <w:t xml:space="preserve"> </w:t>
+      </w:r>
+      <w:r>
+        <w:t xml:space="preserve">e um campo latente</w:t>
       </w:r>
       <w:r>
         <w:t xml:space="preserve"> </w:t>
@@ -27325,8 +27844,8 @@
       </w:r>
       <w:r>
         <w:rPr>
+          <w:iCs/>
           <w:i/>
-          <w:iCs/>
         </w:rPr>
         <w:t xml:space="preserve">overfitting</w:t>
       </w:r>
@@ -27346,8 +27865,8 @@
       </w:r>
       <w:r>
         <w:rPr>
+          <w:iCs/>
           <w:i/>
-          <w:iCs/>
         </w:rPr>
         <w:t xml:space="preserve">convection-permitting</w:t>
       </w:r>
@@ -27916,7 +28435,10 @@
         </m:sSub>
       </m:oMath>
       <w:r>
-        <w:t xml:space="preserve">​ e</w:t>
+        <w:t xml:space="preserve"> </w:t>
+      </w:r>
+      <w:r>
+        <w:t xml:space="preserve">e</w:t>
       </w:r>
       <w:r>
         <w:t xml:space="preserve"> </w:t>
@@ -27936,7 +28458,10 @@
         </m:sSub>
       </m:oMath>
       <w:r>
-        <w:t xml:space="preserve">​ controlam o</w:t>
+        <w:t xml:space="preserve"> </w:t>
+      </w:r>
+      <w:r>
+        <w:t xml:space="preserve">controlam o</w:t>
       </w:r>
       <w:r>
         <w:t xml:space="preserve"> </w:t>
@@ -28183,14 +28708,15 @@
         <w:t xml:space="preserve">Na China, Gu et al. (2022) apresentam uma síntese abrangente de métodos e aplicações (AM, POT, PMP, não-estacionariedade, IDFs, incerteza e variabilidade espacial), útil como guia metodológico por região/clima.</w:t>
       </w:r>
     </w:p>
-    <w:bookmarkEnd w:id="20"/>
-    <w:bookmarkStart w:id="119" w:name="noção-de-invariância-de-escala"/>
+    <w:bookmarkEnd w:id="25"/>
+    <w:bookmarkEnd w:id="26"/>
+    <w:bookmarkStart w:id="125" w:name="noção-de-invariância-de-escala"/>
     <w:p>
       <w:pPr>
         <w:pStyle w:val="Heading2"/>
       </w:pPr>
       <w:r>
-        <w:t xml:space="preserve">Noção de invariância de escala</w:t>
+        <w:t xml:space="preserve">2 Noção de invariância de escala</w:t>
       </w:r>
     </w:p>
     <w:p>
@@ -28370,8 +28896,8 @@
         <w:t xml:space="preserve">.</w:t>
       </w:r>
     </w:p>
-    <w:bookmarkStart w:id="118" w:name="refs"/>
-    <w:bookmarkStart w:id="22" w:name="ref-Abreu.2022"/>
+    <w:bookmarkStart w:id="124" w:name="refs"/>
+    <w:bookmarkStart w:id="28" w:name="ref-Abreu.2022"/>
     <w:p>
       <w:pPr>
         <w:pStyle w:val="Bibliography"/>
@@ -28396,8 +28922,8 @@
       </w:r>
       <w:r>
         <w:rPr>
+          <w:iCs/>
           <w:i/>
-          <w:iCs/>
         </w:rPr>
         <w:t xml:space="preserve">Brazilian Archives of Biology and Technology</w:t>
       </w:r>
@@ -28410,7 +28936,7 @@
       <w:r>
         <w:t xml:space="preserve"> </w:t>
       </w:r>
-      <w:hyperlink r:id="rId21">
+      <w:hyperlink r:id="rId27">
         <w:r>
           <w:rPr>
             <w:rStyle w:val="Hyperlink"/>
@@ -28422,8 +28948,8 @@
         <w:t xml:space="preserve">.</w:t>
       </w:r>
     </w:p>
-    <w:bookmarkEnd w:id="22"/>
-    <w:bookmarkStart w:id="24" w:name="ref-Aguilar.2020"/>
+    <w:bookmarkEnd w:id="28"/>
+    <w:bookmarkStart w:id="30" w:name="ref-Aguilar.2020"/>
     <w:p>
       <w:pPr>
         <w:pStyle w:val="Bibliography"/>
@@ -28448,8 +28974,8 @@
       </w:r>
       <w:r>
         <w:rPr>
+          <w:iCs/>
           <w:i/>
-          <w:iCs/>
         </w:rPr>
         <w:t xml:space="preserve">RBRH</w:t>
       </w:r>
@@ -28462,7 +28988,7 @@
       <w:r>
         <w:t xml:space="preserve"> </w:t>
       </w:r>
-      <w:hyperlink r:id="rId23">
+      <w:hyperlink r:id="rId29">
         <w:r>
           <w:rPr>
             <w:rStyle w:val="Hyperlink"/>
@@ -28474,8 +29000,8 @@
         <w:t xml:space="preserve">.</w:t>
       </w:r>
     </w:p>
-    <w:bookmarkEnd w:id="24"/>
-    <w:bookmarkStart w:id="26" w:name="ref-Baldassarre.2006"/>
+    <w:bookmarkEnd w:id="30"/>
+    <w:bookmarkStart w:id="32" w:name="ref-Baldassarre.2006"/>
     <w:p>
       <w:pPr>
         <w:pStyle w:val="Bibliography"/>
@@ -28500,8 +29026,8 @@
       </w:r>
       <w:r>
         <w:rPr>
+          <w:iCs/>
           <w:i/>
-          <w:iCs/>
         </w:rPr>
         <w:t xml:space="preserve">Water Resources Research</w:t>
       </w:r>
@@ -28514,7 +29040,7 @@
       <w:r>
         <w:t xml:space="preserve"> </w:t>
       </w:r>
-      <w:hyperlink r:id="rId25">
+      <w:hyperlink r:id="rId31">
         <w:r>
           <w:rPr>
             <w:rStyle w:val="Hyperlink"/>
@@ -28526,8 +29052,8 @@
         <w:t xml:space="preserve">.</w:t>
       </w:r>
     </w:p>
-    <w:bookmarkEnd w:id="26"/>
-    <w:bookmarkStart w:id="28" w:name="ref-Barbosa.2023gyg"/>
+    <w:bookmarkEnd w:id="32"/>
+    <w:bookmarkStart w:id="34" w:name="ref-Barbosa.2023gyg"/>
     <w:p>
       <w:pPr>
         <w:pStyle w:val="Bibliography"/>
@@ -28552,8 +29078,8 @@
       </w:r>
       <w:r>
         <w:rPr>
+          <w:iCs/>
           <w:i/>
-          <w:iCs/>
         </w:rPr>
         <w:t xml:space="preserve">Stochastic Environmental Research and Risk Assessment</w:t>
       </w:r>
@@ -28566,7 +29092,7 @@
       <w:r>
         <w:t xml:space="preserve"> </w:t>
       </w:r>
-      <w:hyperlink r:id="rId27">
+      <w:hyperlink r:id="rId33">
         <w:r>
           <w:rPr>
             <w:rStyle w:val="Hyperlink"/>
@@ -28578,8 +29104,8 @@
         <w:t xml:space="preserve">.</w:t>
       </w:r>
     </w:p>
-    <w:bookmarkEnd w:id="28"/>
-    <w:bookmarkStart w:id="29" w:name="ref-Barbosa.2023"/>
+    <w:bookmarkEnd w:id="34"/>
+    <w:bookmarkStart w:id="35" w:name="ref-Barbosa.2023"/>
     <w:p>
       <w:pPr>
         <w:pStyle w:val="Bibliography"/>
@@ -28604,8 +29130,8 @@
       </w:r>
       <w:r>
         <w:rPr>
+          <w:iCs/>
           <w:i/>
-          <w:iCs/>
         </w:rPr>
         <w:t xml:space="preserve">Stochastic Environmental Research and Risk Assessment</w:t>
       </w:r>
@@ -28618,7 +29144,7 @@
       <w:r>
         <w:t xml:space="preserve"> </w:t>
       </w:r>
-      <w:hyperlink r:id="rId27">
+      <w:hyperlink r:id="rId33">
         <w:r>
           <w:rPr>
             <w:rStyle w:val="Hyperlink"/>
@@ -28630,8 +29156,8 @@
         <w:t xml:space="preserve">.</w:t>
       </w:r>
     </w:p>
-    <w:bookmarkEnd w:id="29"/>
-    <w:bookmarkStart w:id="31" w:name="ref-Basso.2016"/>
+    <w:bookmarkEnd w:id="35"/>
+    <w:bookmarkStart w:id="37" w:name="ref-Basso.2016"/>
     <w:p>
       <w:pPr>
         <w:pStyle w:val="Bibliography"/>
@@ -28656,8 +29182,8 @@
       </w:r>
       <w:r>
         <w:rPr>
+          <w:iCs/>
           <w:i/>
-          <w:iCs/>
         </w:rPr>
         <w:t xml:space="preserve">Engenharia Sanitaria e Ambiental</w:t>
       </w:r>
@@ -28670,7 +29196,7 @@
       <w:r>
         <w:t xml:space="preserve"> </w:t>
       </w:r>
-      <w:hyperlink r:id="rId30">
+      <w:hyperlink r:id="rId36">
         <w:r>
           <w:rPr>
             <w:rStyle w:val="Hyperlink"/>
@@ -28682,8 +29208,8 @@
         <w:t xml:space="preserve">.</w:t>
       </w:r>
     </w:p>
-    <w:bookmarkEnd w:id="31"/>
-    <w:bookmarkStart w:id="33" w:name="ref-Benestad.2021"/>
+    <w:bookmarkEnd w:id="37"/>
+    <w:bookmarkStart w:id="39" w:name="ref-Benestad.2021"/>
     <w:p>
       <w:pPr>
         <w:pStyle w:val="Bibliography"/>
@@ -28708,8 +29234,8 @@
       </w:r>
       <w:r>
         <w:rPr>
+          <w:iCs/>
           <w:i/>
-          <w:iCs/>
         </w:rPr>
         <w:t xml:space="preserve">Environmental Research Letters</w:t>
       </w:r>
@@ -28722,7 +29248,7 @@
       <w:r>
         <w:t xml:space="preserve"> </w:t>
       </w:r>
-      <w:hyperlink r:id="rId32">
+      <w:hyperlink r:id="rId38">
         <w:r>
           <w:rPr>
             <w:rStyle w:val="Hyperlink"/>
@@ -28734,8 +29260,8 @@
         <w:t xml:space="preserve">.</w:t>
       </w:r>
     </w:p>
-    <w:bookmarkEnd w:id="33"/>
-    <w:bookmarkStart w:id="35" w:name="ref-Blancheti5"/>
+    <w:bookmarkEnd w:id="39"/>
+    <w:bookmarkStart w:id="41" w:name="ref-Blancheti5"/>
     <w:p>
       <w:pPr>
         <w:pStyle w:val="Bibliography"/>
@@ -28760,8 +29286,8 @@
       </w:r>
       <w:r>
         <w:rPr>
+          <w:iCs/>
           <w:i/>
-          <w:iCs/>
         </w:rPr>
         <w:t xml:space="preserve">Journal of Hydrology</w:t>
       </w:r>
@@ -28774,7 +29300,7 @@
       <w:r>
         <w:t xml:space="preserve"> </w:t>
       </w:r>
-      <w:hyperlink r:id="rId34">
+      <w:hyperlink r:id="rId40">
         <w:r>
           <w:rPr>
             <w:rStyle w:val="Hyperlink"/>
@@ -28786,8 +29312,8 @@
         <w:t xml:space="preserve">.</w:t>
       </w:r>
     </w:p>
-    <w:bookmarkEnd w:id="35"/>
-    <w:bookmarkStart w:id="37" w:name="ref-Bonaccorso.2020"/>
+    <w:bookmarkEnd w:id="41"/>
+    <w:bookmarkStart w:id="43" w:name="ref-Bonaccorso.2020"/>
     <w:p>
       <w:pPr>
         <w:pStyle w:val="Bibliography"/>
@@ -28812,8 +29338,8 @@
       </w:r>
       <w:r>
         <w:rPr>
+          <w:iCs/>
           <w:i/>
-          <w:iCs/>
         </w:rPr>
         <w:t xml:space="preserve">Water Resources Management</w:t>
       </w:r>
@@ -28826,7 +29352,7 @@
       <w:r>
         <w:t xml:space="preserve"> </w:t>
       </w:r>
-      <w:hyperlink r:id="rId36">
+      <w:hyperlink r:id="rId42">
         <w:r>
           <w:rPr>
             <w:rStyle w:val="Hyperlink"/>
@@ -28838,8 +29364,8 @@
         <w:t xml:space="preserve">.</w:t>
       </w:r>
     </w:p>
-    <w:bookmarkEnd w:id="37"/>
-    <w:bookmarkStart w:id="39" w:name="ref-Borga.2005"/>
+    <w:bookmarkEnd w:id="43"/>
+    <w:bookmarkStart w:id="45" w:name="ref-Borga.2005"/>
     <w:p>
       <w:pPr>
         <w:pStyle w:val="Bibliography"/>
@@ -28864,8 +29390,8 @@
       </w:r>
       <w:r>
         <w:rPr>
+          <w:iCs/>
           <w:i/>
-          <w:iCs/>
         </w:rPr>
         <w:t xml:space="preserve">Natural Hazards</w:t>
       </w:r>
@@ -28878,7 +29404,7 @@
       <w:r>
         <w:t xml:space="preserve"> </w:t>
       </w:r>
-      <w:hyperlink r:id="rId38">
+      <w:hyperlink r:id="rId44">
         <w:r>
           <w:rPr>
             <w:rStyle w:val="Hyperlink"/>
@@ -28890,8 +29416,8 @@
         <w:t xml:space="preserve">.</w:t>
       </w:r>
     </w:p>
-    <w:bookmarkEnd w:id="39"/>
-    <w:bookmarkStart w:id="41" w:name="ref-Burlando.1996"/>
+    <w:bookmarkEnd w:id="45"/>
+    <w:bookmarkStart w:id="47" w:name="ref-Burlando.1996"/>
     <w:p>
       <w:pPr>
         <w:pStyle w:val="Bibliography"/>
@@ -28916,8 +29442,8 @@
       </w:r>
       <w:r>
         <w:rPr>
+          <w:iCs/>
           <w:i/>
-          <w:iCs/>
         </w:rPr>
         <w:t xml:space="preserve">Journal of Hydrology</w:t>
       </w:r>
@@ -28930,7 +29456,7 @@
       <w:r>
         <w:t xml:space="preserve"> </w:t>
       </w:r>
-      <w:hyperlink r:id="rId40">
+      <w:hyperlink r:id="rId46">
         <w:r>
           <w:rPr>
             <w:rStyle w:val="Hyperlink"/>
@@ -28942,8 +29468,8 @@
         <w:t xml:space="preserve">.</w:t>
       </w:r>
     </w:p>
-    <w:bookmarkEnd w:id="41"/>
-    <w:bookmarkStart w:id="43" w:name="ref-Cannon.2018"/>
+    <w:bookmarkEnd w:id="47"/>
+    <w:bookmarkStart w:id="49" w:name="ref-Cannon.2018"/>
     <w:p>
       <w:pPr>
         <w:pStyle w:val="Bibliography"/>
@@ -28966,7 +29492,7 @@
       <w:r>
         <w:t xml:space="preserve"> </w:t>
       </w:r>
-      <w:hyperlink r:id="rId42">
+      <w:hyperlink r:id="rId48">
         <w:r>
           <w:rPr>
             <w:rStyle w:val="Hyperlink"/>
@@ -28978,8 +29504,8 @@
         <w:t xml:space="preserve">.</w:t>
       </w:r>
     </w:p>
-    <w:bookmarkEnd w:id="43"/>
-    <w:bookmarkStart w:id="45" w:name="ref-Cooley.2010"/>
+    <w:bookmarkEnd w:id="49"/>
+    <w:bookmarkStart w:id="51" w:name="ref-Cooley.2010"/>
     <w:p>
       <w:pPr>
         <w:pStyle w:val="Bibliography"/>
@@ -29004,8 +29530,8 @@
       </w:r>
       <w:r>
         <w:rPr>
+          <w:iCs/>
           <w:i/>
-          <w:iCs/>
         </w:rPr>
         <w:t xml:space="preserve">Journal of Agricultural, Biological, and Environmental Statistics</w:t>
       </w:r>
@@ -29018,7 +29544,7 @@
       <w:r>
         <w:t xml:space="preserve"> </w:t>
       </w:r>
-      <w:hyperlink r:id="rId44">
+      <w:hyperlink r:id="rId50">
         <w:r>
           <w:rPr>
             <w:rStyle w:val="Hyperlink"/>
@@ -29030,8 +29556,8 @@
         <w:t xml:space="preserve">.</w:t>
       </w:r>
     </w:p>
-    <w:bookmarkEnd w:id="45"/>
-    <w:bookmarkStart w:id="47" w:name="ref-Courty.2019"/>
+    <w:bookmarkEnd w:id="51"/>
+    <w:bookmarkStart w:id="53" w:name="ref-Courty.2019"/>
     <w:p>
       <w:pPr>
         <w:pStyle w:val="Bibliography"/>
@@ -29056,8 +29582,8 @@
       </w:r>
       <w:r>
         <w:rPr>
+          <w:iCs/>
           <w:i/>
-          <w:iCs/>
         </w:rPr>
         <w:t xml:space="preserve">Environmental Research Letters</w:t>
       </w:r>
@@ -29070,7 +29596,7 @@
       <w:r>
         <w:t xml:space="preserve"> </w:t>
       </w:r>
-      <w:hyperlink r:id="rId46">
+      <w:hyperlink r:id="rId52">
         <w:r>
           <w:rPr>
             <w:rStyle w:val="Hyperlink"/>
@@ -29082,8 +29608,8 @@
         <w:t xml:space="preserve">.</w:t>
       </w:r>
     </w:p>
-    <w:bookmarkEnd w:id="47"/>
-    <w:bookmarkStart w:id="49" w:name="ref-Creaco.2024"/>
+    <w:bookmarkEnd w:id="53"/>
+    <w:bookmarkStart w:id="55" w:name="ref-Creaco.2024"/>
     <w:p>
       <w:pPr>
         <w:pStyle w:val="Bibliography"/>
@@ -29108,8 +29634,8 @@
       </w:r>
       <w:r>
         <w:rPr>
+          <w:iCs/>
           <w:i/>
-          <w:iCs/>
         </w:rPr>
         <w:t xml:space="preserve">Journal of Hydrology</w:t>
       </w:r>
@@ -29122,7 +29648,7 @@
       <w:r>
         <w:t xml:space="preserve"> </w:t>
       </w:r>
-      <w:hyperlink r:id="rId48">
+      <w:hyperlink r:id="rId54">
         <w:r>
           <w:rPr>
             <w:rStyle w:val="Hyperlink"/>
@@ -29134,8 +29660,8 @@
         <w:t xml:space="preserve">.</w:t>
       </w:r>
     </w:p>
-    <w:bookmarkEnd w:id="49"/>
-    <w:bookmarkStart w:id="51" w:name="ref-Fowler.2024"/>
+    <w:bookmarkEnd w:id="55"/>
+    <w:bookmarkStart w:id="57" w:name="ref-Fowler.2024"/>
     <w:p>
       <w:pPr>
         <w:pStyle w:val="Bibliography"/>
@@ -29158,7 +29684,7 @@
       <w:r>
         <w:t xml:space="preserve"> </w:t>
       </w:r>
-      <w:hyperlink r:id="rId50">
+      <w:hyperlink r:id="rId56">
         <w:r>
           <w:rPr>
             <w:rStyle w:val="Hyperlink"/>
@@ -29170,8 +29696,8 @@
         <w:t xml:space="preserve">.</w:t>
       </w:r>
     </w:p>
-    <w:bookmarkEnd w:id="51"/>
-    <w:bookmarkStart w:id="53" w:name="ref-Ghanmi.2016"/>
+    <w:bookmarkEnd w:id="57"/>
+    <w:bookmarkStart w:id="59" w:name="ref-Ghanmi.2016"/>
     <w:p>
       <w:pPr>
         <w:pStyle w:val="Bibliography"/>
@@ -29196,8 +29722,8 @@
       </w:r>
       <w:r>
         <w:rPr>
+          <w:iCs/>
           <w:i/>
-          <w:iCs/>
         </w:rPr>
         <w:t xml:space="preserve">Journal of Hydrology</w:t>
       </w:r>
@@ -29210,7 +29736,7 @@
       <w:r>
         <w:t xml:space="preserve"> </w:t>
       </w:r>
-      <w:hyperlink r:id="rId52">
+      <w:hyperlink r:id="rId58">
         <w:r>
           <w:rPr>
             <w:rStyle w:val="Hyperlink"/>
@@ -29222,8 +29748,8 @@
         <w:t xml:space="preserve">.</w:t>
       </w:r>
     </w:p>
-    <w:bookmarkEnd w:id="53"/>
-    <w:bookmarkStart w:id="55" w:name="ref-Gnecco.2023"/>
+    <w:bookmarkEnd w:id="59"/>
+    <w:bookmarkStart w:id="61" w:name="ref-Gnecco.2023"/>
     <w:p>
       <w:pPr>
         <w:pStyle w:val="Bibliography"/>
@@ -29248,8 +29774,8 @@
       </w:r>
       <w:r>
         <w:rPr>
+          <w:iCs/>
           <w:i/>
-          <w:iCs/>
         </w:rPr>
         <w:t xml:space="preserve">Hydrological Sciences Journal</w:t>
       </w:r>
@@ -29262,7 +29788,7 @@
       <w:r>
         <w:t xml:space="preserve"> </w:t>
       </w:r>
-      <w:hyperlink r:id="rId54">
+      <w:hyperlink r:id="rId60">
         <w:r>
           <w:rPr>
             <w:rStyle w:val="Hyperlink"/>
@@ -29274,8 +29800,8 @@
         <w:t xml:space="preserve">.</w:t>
       </w:r>
     </w:p>
-    <w:bookmarkEnd w:id="55"/>
-    <w:bookmarkStart w:id="57" w:name="ref-Gu.2022"/>
+    <w:bookmarkEnd w:id="61"/>
+    <w:bookmarkStart w:id="63" w:name="ref-Gu.2022"/>
     <w:p>
       <w:pPr>
         <w:pStyle w:val="Bibliography"/>
@@ -29300,8 +29826,8 @@
       </w:r>
       <w:r>
         <w:rPr>
+          <w:iCs/>
           <w:i/>
-          <w:iCs/>
         </w:rPr>
         <w:t xml:space="preserve">Advances in Water Resources</w:t>
       </w:r>
@@ -29314,7 +29840,7 @@
       <w:r>
         <w:t xml:space="preserve"> </w:t>
       </w:r>
-      <w:hyperlink r:id="rId56">
+      <w:hyperlink r:id="rId62">
         <w:r>
           <w:rPr>
             <w:rStyle w:val="Hyperlink"/>
@@ -29326,8 +29852,8 @@
         <w:t xml:space="preserve">.</w:t>
       </w:r>
     </w:p>
-    <w:bookmarkEnd w:id="57"/>
-    <w:bookmarkStart w:id="59" w:name="ref-Guerreiro.2024ji"/>
+    <w:bookmarkEnd w:id="63"/>
+    <w:bookmarkStart w:id="65" w:name="ref-Guerreiro.2024ji"/>
     <w:p>
       <w:pPr>
         <w:pStyle w:val="Bibliography"/>
@@ -29352,8 +29878,8 @@
       </w:r>
       <w:r>
         <w:rPr>
+          <w:iCs/>
           <w:i/>
-          <w:iCs/>
         </w:rPr>
         <w:t xml:space="preserve">Weather and Climate Extremes</w:t>
       </w:r>
@@ -29366,7 +29892,7 @@
       <w:r>
         <w:t xml:space="preserve"> </w:t>
       </w:r>
-      <w:hyperlink r:id="rId58">
+      <w:hyperlink r:id="rId64">
         <w:r>
           <w:rPr>
             <w:rStyle w:val="Hyperlink"/>
@@ -29378,8 +29904,8 @@
         <w:t xml:space="preserve">.</w:t>
       </w:r>
     </w:p>
-    <w:bookmarkEnd w:id="59"/>
-    <w:bookmarkStart w:id="61" w:name="ref-Guerreiro.2024"/>
+    <w:bookmarkEnd w:id="65"/>
+    <w:bookmarkStart w:id="67" w:name="ref-Guerreiro.2024"/>
     <w:p>
       <w:pPr>
         <w:pStyle w:val="Bibliography"/>
@@ -29402,7 +29928,7 @@
       <w:r>
         <w:t xml:space="preserve"> </w:t>
       </w:r>
-      <w:hyperlink r:id="rId60">
+      <w:hyperlink r:id="rId66">
         <w:r>
           <w:rPr>
             <w:rStyle w:val="Hyperlink"/>
@@ -29414,8 +29940,8 @@
         <w:t xml:space="preserve">.</w:t>
       </w:r>
     </w:p>
-    <w:bookmarkEnd w:id="61"/>
-    <w:bookmarkStart w:id="63" w:name="ref-Gupta.1990"/>
+    <w:bookmarkEnd w:id="67"/>
+    <w:bookmarkStart w:id="69" w:name="ref-Gupta.1990"/>
     <w:p>
       <w:pPr>
         <w:pStyle w:val="Bibliography"/>
@@ -29440,8 +29966,8 @@
       </w:r>
       <w:r>
         <w:rPr>
+          <w:iCs/>
           <w:i/>
-          <w:iCs/>
         </w:rPr>
         <w:t xml:space="preserve">Journal of Geophysical Research: Atmospheres</w:t>
       </w:r>
@@ -29454,7 +29980,7 @@
       <w:r>
         <w:t xml:space="preserve"> </w:t>
       </w:r>
-      <w:hyperlink r:id="rId62">
+      <w:hyperlink r:id="rId68">
         <w:r>
           <w:rPr>
             <w:rStyle w:val="Hyperlink"/>
@@ -29466,8 +29992,8 @@
         <w:t xml:space="preserve">.</w:t>
       </w:r>
     </w:p>
-    <w:bookmarkEnd w:id="63"/>
-    <w:bookmarkStart w:id="65" w:name="ref-Innocenti.2017"/>
+    <w:bookmarkEnd w:id="69"/>
+    <w:bookmarkStart w:id="71" w:name="ref-Innocenti.2017"/>
     <w:p>
       <w:pPr>
         <w:pStyle w:val="Bibliography"/>
@@ -29492,8 +30018,8 @@
       </w:r>
       <w:r>
         <w:rPr>
+          <w:iCs/>
           <w:i/>
-          <w:iCs/>
         </w:rPr>
         <w:t xml:space="preserve">Hydrology and Earth System Sciences</w:t>
       </w:r>
@@ -29506,7 +30032,7 @@
       <w:r>
         <w:t xml:space="preserve"> </w:t>
       </w:r>
-      <w:hyperlink r:id="rId64">
+      <w:hyperlink r:id="rId70">
         <w:r>
           <w:rPr>
             <w:rStyle w:val="Hyperlink"/>
@@ -29518,8 +30044,8 @@
         <w:t xml:space="preserve">.</w:t>
       </w:r>
     </w:p>
-    <w:bookmarkEnd w:id="65"/>
-    <w:bookmarkStart w:id="67" w:name="ref-Koutsoyiannis.1993"/>
+    <w:bookmarkEnd w:id="71"/>
+    <w:bookmarkStart w:id="73" w:name="ref-Koutsoyiannis.1993"/>
     <w:p>
       <w:pPr>
         <w:pStyle w:val="Bibliography"/>
@@ -29544,8 +30070,8 @@
       </w:r>
       <w:r>
         <w:rPr>
+          <w:iCs/>
           <w:i/>
-          <w:iCs/>
         </w:rPr>
         <w:t xml:space="preserve">Water Resources Research</w:t>
       </w:r>
@@ -29558,7 +30084,7 @@
       <w:r>
         <w:t xml:space="preserve"> </w:t>
       </w:r>
-      <w:hyperlink r:id="rId66">
+      <w:hyperlink r:id="rId72">
         <w:r>
           <w:rPr>
             <w:rStyle w:val="Hyperlink"/>
@@ -29570,8 +30096,8 @@
         <w:t xml:space="preserve">.</w:t>
       </w:r>
     </w:p>
-    <w:bookmarkEnd w:id="67"/>
-    <w:bookmarkStart w:id="69" w:name="ref-Langousis.2007"/>
+    <w:bookmarkEnd w:id="73"/>
+    <w:bookmarkStart w:id="75" w:name="ref-Langousis.2007"/>
     <w:p>
       <w:pPr>
         <w:pStyle w:val="Bibliography"/>
@@ -29596,8 +30122,8 @@
       </w:r>
       <w:r>
         <w:rPr>
+          <w:iCs/>
           <w:i/>
-          <w:iCs/>
         </w:rPr>
         <w:t xml:space="preserve">Water Resources Research</w:t>
       </w:r>
@@ -29610,7 +30136,7 @@
       <w:r>
         <w:t xml:space="preserve"> </w:t>
       </w:r>
-      <w:hyperlink r:id="rId68">
+      <w:hyperlink r:id="rId74">
         <w:r>
           <w:rPr>
             <w:rStyle w:val="Hyperlink"/>
@@ -29622,8 +30148,8 @@
         <w:t xml:space="preserve">.</w:t>
       </w:r>
     </w:p>
-    <w:bookmarkEnd w:id="69"/>
-    <w:bookmarkStart w:id="71" w:name="ref-Le.2018"/>
+    <w:bookmarkEnd w:id="75"/>
+    <w:bookmarkStart w:id="77" w:name="ref-Le.2018"/>
     <w:p>
       <w:pPr>
         <w:pStyle w:val="Bibliography"/>
@@ -29648,8 +30174,8 @@
       </w:r>
       <w:r>
         <w:rPr>
+          <w:iCs/>
           <w:i/>
-          <w:iCs/>
         </w:rPr>
         <w:t xml:space="preserve">Water Resources Research</w:t>
       </w:r>
@@ -29662,7 +30188,7 @@
       <w:r>
         <w:t xml:space="preserve"> </w:t>
       </w:r>
-      <w:hyperlink r:id="rId70">
+      <w:hyperlink r:id="rId76">
         <w:r>
           <w:rPr>
             <w:rStyle w:val="Hyperlink"/>
@@ -29674,8 +30200,8 @@
         <w:t xml:space="preserve">.</w:t>
       </w:r>
     </w:p>
-    <w:bookmarkEnd w:id="71"/>
-    <w:bookmarkStart w:id="73" w:name="ref-Le.2019"/>
+    <w:bookmarkEnd w:id="77"/>
+    <w:bookmarkStart w:id="79" w:name="ref-Le.2019"/>
     <w:p>
       <w:pPr>
         <w:pStyle w:val="Bibliography"/>
@@ -29700,8 +30226,8 @@
       </w:r>
       <w:r>
         <w:rPr>
+          <w:iCs/>
           <w:i/>
-          <w:iCs/>
         </w:rPr>
         <w:t xml:space="preserve">Hydrology and Earth System Sciences</w:t>
       </w:r>
@@ -29714,7 +30240,7 @@
       <w:r>
         <w:t xml:space="preserve"> </w:t>
       </w:r>
-      <w:hyperlink r:id="rId72">
+      <w:hyperlink r:id="rId78">
         <w:r>
           <w:rPr>
             <w:rStyle w:val="Hyperlink"/>
@@ -29726,8 +30252,8 @@
         <w:t xml:space="preserve">.</w:t>
       </w:r>
     </w:p>
-    <w:bookmarkEnd w:id="73"/>
-    <w:bookmarkStart w:id="75" w:name="ref-Lima.2018"/>
+    <w:bookmarkEnd w:id="79"/>
+    <w:bookmarkStart w:id="81" w:name="ref-Lima.2018"/>
     <w:p>
       <w:pPr>
         <w:pStyle w:val="Bibliography"/>
@@ -29752,8 +30278,8 @@
       </w:r>
       <w:r>
         <w:rPr>
+          <w:iCs/>
           <w:i/>
-          <w:iCs/>
         </w:rPr>
         <w:t xml:space="preserve">Journal of Hydrology</w:t>
       </w:r>
@@ -29766,7 +30292,7 @@
       <w:r>
         <w:t xml:space="preserve"> </w:t>
       </w:r>
-      <w:hyperlink r:id="rId74">
+      <w:hyperlink r:id="rId80">
         <w:r>
           <w:rPr>
             <w:rStyle w:val="Hyperlink"/>
@@ -29778,8 +30304,8 @@
         <w:t xml:space="preserve">.</w:t>
       </w:r>
     </w:p>
-    <w:bookmarkEnd w:id="75"/>
-    <w:bookmarkStart w:id="77" w:name="ref-Lovejoy.1985"/>
+    <w:bookmarkEnd w:id="81"/>
+    <w:bookmarkStart w:id="83" w:name="ref-Lovejoy.1985"/>
     <w:p>
       <w:pPr>
         <w:pStyle w:val="Bibliography"/>
@@ -29804,8 +30330,8 @@
       </w:r>
       <w:r>
         <w:rPr>
+          <w:iCs/>
           <w:i/>
-          <w:iCs/>
         </w:rPr>
         <w:t xml:space="preserve">Water Resources Research</w:t>
       </w:r>
@@ -29818,7 +30344,7 @@
       <w:r>
         <w:t xml:space="preserve"> </w:t>
       </w:r>
-      <w:hyperlink r:id="rId76">
+      <w:hyperlink r:id="rId82">
         <w:r>
           <w:rPr>
             <w:rStyle w:val="Hyperlink"/>
@@ -29830,8 +30356,8 @@
         <w:t xml:space="preserve">.</w:t>
       </w:r>
     </w:p>
-    <w:bookmarkEnd w:id="77"/>
-    <w:bookmarkStart w:id="79" w:name="ref-Lovejoy.1986"/>
+    <w:bookmarkEnd w:id="83"/>
+    <w:bookmarkStart w:id="85" w:name="ref-Lovejoy.1986"/>
     <w:p>
       <w:pPr>
         <w:pStyle w:val="Bibliography"/>
@@ -29856,8 +30382,8 @@
       </w:r>
       <w:r>
         <w:rPr>
+          <w:iCs/>
           <w:i/>
-          <w:iCs/>
         </w:rPr>
         <w:t xml:space="preserve">Bulletin of the American Meteorological Society</w:t>
       </w:r>
@@ -29870,7 +30396,7 @@
       <w:r>
         <w:t xml:space="preserve"> </w:t>
       </w:r>
-      <w:hyperlink r:id="rId78">
+      <w:hyperlink r:id="rId84">
         <w:r>
           <w:rPr>
             <w:rStyle w:val="Hyperlink"/>
@@ -29882,8 +30408,8 @@
         <w:t xml:space="preserve">.</w:t>
       </w:r>
     </w:p>
-    <w:bookmarkEnd w:id="79"/>
-    <w:bookmarkStart w:id="81" w:name="ref-Mandelbrot.1968"/>
+    <w:bookmarkEnd w:id="85"/>
+    <w:bookmarkStart w:id="87" w:name="ref-Mandelbrot.1968"/>
     <w:p>
       <w:pPr>
         <w:pStyle w:val="Bibliography"/>
@@ -29908,8 +30434,8 @@
       </w:r>
       <w:r>
         <w:rPr>
+          <w:iCs/>
           <w:i/>
-          <w:iCs/>
         </w:rPr>
         <w:t xml:space="preserve">Water Resources Research</w:t>
       </w:r>
@@ -29922,7 +30448,7 @@
       <w:r>
         <w:t xml:space="preserve"> </w:t>
       </w:r>
-      <w:hyperlink r:id="rId80">
+      <w:hyperlink r:id="rId86">
         <w:r>
           <w:rPr>
             <w:rStyle w:val="Hyperlink"/>
@@ -29934,8 +30460,8 @@
         <w:t xml:space="preserve">.</w:t>
       </w:r>
     </w:p>
-    <w:bookmarkEnd w:id="81"/>
-    <w:bookmarkStart w:id="83" w:name="ref-Mascaro.2020"/>
+    <w:bookmarkEnd w:id="87"/>
+    <w:bookmarkStart w:id="89" w:name="ref-Mascaro.2020"/>
     <w:p>
       <w:pPr>
         <w:pStyle w:val="Bibliography"/>
@@ -29960,8 +30486,8 @@
       </w:r>
       <w:r>
         <w:rPr>
+          <w:iCs/>
           <w:i/>
-          <w:iCs/>
         </w:rPr>
         <w:t xml:space="preserve">Journal of Applied Meteorology and Climatology</w:t>
       </w:r>
@@ -29974,7 +30500,7 @@
       <w:r>
         <w:t xml:space="preserve"> </w:t>
       </w:r>
-      <w:hyperlink r:id="rId82">
+      <w:hyperlink r:id="rId88">
         <w:r>
           <w:rPr>
             <w:rStyle w:val="Hyperlink"/>
@@ -29986,8 +30512,8 @@
         <w:t xml:space="preserve">.</w:t>
       </w:r>
     </w:p>
-    <w:bookmarkEnd w:id="83"/>
-    <w:bookmarkStart w:id="85" w:name="ref-Menabde.1997"/>
+    <w:bookmarkEnd w:id="89"/>
+    <w:bookmarkStart w:id="91" w:name="ref-Menabde.1997"/>
     <w:p>
       <w:pPr>
         <w:pStyle w:val="Bibliography"/>
@@ -30012,8 +30538,8 @@
       </w:r>
       <w:r>
         <w:rPr>
+          <w:iCs/>
           <w:i/>
-          <w:iCs/>
         </w:rPr>
         <w:t xml:space="preserve">Water Resources Research</w:t>
       </w:r>
@@ -30026,7 +30552,7 @@
       <w:r>
         <w:t xml:space="preserve"> </w:t>
       </w:r>
-      <w:hyperlink r:id="rId84">
+      <w:hyperlink r:id="rId90">
         <w:r>
           <w:rPr>
             <w:rStyle w:val="Hyperlink"/>
@@ -30038,8 +30564,8 @@
         <w:t xml:space="preserve">.</w:t>
       </w:r>
     </w:p>
-    <w:bookmarkEnd w:id="85"/>
-    <w:bookmarkStart w:id="87" w:name="ref-Menabde.1999"/>
+    <w:bookmarkEnd w:id="91"/>
+    <w:bookmarkStart w:id="93" w:name="ref-Menabde.1999"/>
     <w:p>
       <w:pPr>
         <w:pStyle w:val="Bibliography"/>
@@ -30064,8 +30590,8 @@
       </w:r>
       <w:r>
         <w:rPr>
+          <w:iCs/>
           <w:i/>
-          <w:iCs/>
         </w:rPr>
         <w:t xml:space="preserve">Water Resources Research</w:t>
       </w:r>
@@ -30078,7 +30604,7 @@
       <w:r>
         <w:t xml:space="preserve"> </w:t>
       </w:r>
-      <w:hyperlink r:id="rId86">
+      <w:hyperlink r:id="rId92">
         <w:r>
           <w:rPr>
             <w:rStyle w:val="Hyperlink"/>
@@ -30090,8 +30616,8 @@
         <w:t xml:space="preserve">.</w:t>
       </w:r>
     </w:p>
-    <w:bookmarkEnd w:id="87"/>
-    <w:bookmarkStart w:id="89" w:name="ref-Nguyen.1998"/>
+    <w:bookmarkEnd w:id="93"/>
+    <w:bookmarkStart w:id="95" w:name="ref-Nguyen.1998"/>
     <w:p>
       <w:pPr>
         <w:pStyle w:val="Bibliography"/>
@@ -30116,8 +30642,8 @@
       </w:r>
       <w:r>
         <w:rPr>
+          <w:iCs/>
           <w:i/>
-          <w:iCs/>
         </w:rPr>
         <w:t xml:space="preserve">Water Science and Technology</w:t>
       </w:r>
@@ -30130,7 +30656,7 @@
       <w:r>
         <w:t xml:space="preserve"> </w:t>
       </w:r>
-      <w:hyperlink r:id="rId88">
+      <w:hyperlink r:id="rId94">
         <w:r>
           <w:rPr>
             <w:rStyle w:val="Hyperlink"/>
@@ -30142,8 +30668,8 @@
         <w:t xml:space="preserve">.</w:t>
       </w:r>
     </w:p>
-    <w:bookmarkEnd w:id="89"/>
-    <w:bookmarkStart w:id="91" w:name="ref-Papalexiou.2018"/>
+    <w:bookmarkEnd w:id="95"/>
+    <w:bookmarkStart w:id="97" w:name="ref-Papalexiou.2018"/>
     <w:p>
       <w:pPr>
         <w:pStyle w:val="Bibliography"/>
@@ -30168,8 +30694,8 @@
       </w:r>
       <w:r>
         <w:rPr>
+          <w:iCs/>
           <w:i/>
-          <w:iCs/>
         </w:rPr>
         <w:t xml:space="preserve">Water Resources Research</w:t>
       </w:r>
@@ -30182,7 +30708,7 @@
       <w:r>
         <w:t xml:space="preserve"> </w:t>
       </w:r>
-      <w:hyperlink r:id="rId90">
+      <w:hyperlink r:id="rId96">
         <w:r>
           <w:rPr>
             <w:rStyle w:val="Hyperlink"/>
@@ -30194,8 +30720,8 @@
         <w:t xml:space="preserve">.</w:t>
       </w:r>
     </w:p>
-    <w:bookmarkEnd w:id="91"/>
-    <w:bookmarkStart w:id="93" w:name="ref-Papalexiou.2018h3"/>
+    <w:bookmarkEnd w:id="97"/>
+    <w:bookmarkStart w:id="99" w:name="ref-Papalexiou.2018h3"/>
     <w:p>
       <w:pPr>
         <w:pStyle w:val="Bibliography"/>
@@ -30220,8 +30746,8 @@
       </w:r>
       <w:r>
         <w:rPr>
+          <w:iCs/>
           <w:i/>
-          <w:iCs/>
         </w:rPr>
         <w:t xml:space="preserve">Water Resources Research</w:t>
       </w:r>
@@ -30234,7 +30760,7 @@
       <w:r>
         <w:t xml:space="preserve"> </w:t>
       </w:r>
-      <w:hyperlink r:id="rId92">
+      <w:hyperlink r:id="rId98">
         <w:r>
           <w:rPr>
             <w:rStyle w:val="Hyperlink"/>
@@ -30246,8 +30772,8 @@
         <w:t xml:space="preserve">.</w:t>
       </w:r>
     </w:p>
-    <w:bookmarkEnd w:id="93"/>
-    <w:bookmarkStart w:id="95" w:name="ref-Qin.2024"/>
+    <w:bookmarkEnd w:id="99"/>
+    <w:bookmarkStart w:id="101" w:name="ref-Qin.2024"/>
     <w:p>
       <w:pPr>
         <w:pStyle w:val="Bibliography"/>
@@ -30272,8 +30798,8 @@
       </w:r>
       <w:r>
         <w:rPr>
+          <w:iCs/>
           <w:i/>
-          <w:iCs/>
         </w:rPr>
         <w:t xml:space="preserve">Journal of Hydrology</w:t>
       </w:r>
@@ -30286,7 +30812,7 @@
       <w:r>
         <w:t xml:space="preserve"> </w:t>
       </w:r>
-      <w:hyperlink r:id="rId94">
+      <w:hyperlink r:id="rId100">
         <w:r>
           <w:rPr>
             <w:rStyle w:val="Hyperlink"/>
@@ -30298,8 +30824,8 @@
         <w:t xml:space="preserve">.</w:t>
       </w:r>
     </w:p>
-    <w:bookmarkEnd w:id="95"/>
-    <w:bookmarkStart w:id="97" w:name="ref-Requena.2021"/>
+    <w:bookmarkEnd w:id="101"/>
+    <w:bookmarkStart w:id="103" w:name="ref-Requena.2021"/>
     <w:p>
       <w:pPr>
         <w:pStyle w:val="Bibliography"/>
@@ -30324,8 +30850,8 @@
       </w:r>
       <w:r>
         <w:rPr>
+          <w:iCs/>
           <w:i/>
-          <w:iCs/>
         </w:rPr>
         <w:t xml:space="preserve">Journal of Hydrology: Regional Studies</w:t>
       </w:r>
@@ -30338,7 +30864,7 @@
       <w:r>
         <w:t xml:space="preserve"> </w:t>
       </w:r>
-      <w:hyperlink r:id="rId96">
+      <w:hyperlink r:id="rId102">
         <w:r>
           <w:rPr>
             <w:rStyle w:val="Hyperlink"/>
@@ -30350,8 +30876,8 @@
         <w:t xml:space="preserve">.</w:t>
       </w:r>
     </w:p>
-    <w:bookmarkEnd w:id="97"/>
-    <w:bookmarkStart w:id="99" w:name="ref-Rodrigues.2023"/>
+    <w:bookmarkEnd w:id="103"/>
+    <w:bookmarkStart w:id="105" w:name="ref-Rodrigues.2023"/>
     <w:p>
       <w:pPr>
         <w:pStyle w:val="Bibliography"/>
@@ -30376,8 +30902,8 @@
       </w:r>
       <w:r>
         <w:rPr>
+          <w:iCs/>
           <w:i/>
-          <w:iCs/>
         </w:rPr>
         <w:t xml:space="preserve">Journal of Hydrologic Engineering</w:t>
       </w:r>
@@ -30390,7 +30916,7 @@
       <w:r>
         <w:t xml:space="preserve"> </w:t>
       </w:r>
-      <w:hyperlink r:id="rId98">
+      <w:hyperlink r:id="rId104">
         <w:r>
           <w:rPr>
             <w:rStyle w:val="Hyperlink"/>
@@ -30402,8 +30928,8 @@
         <w:t xml:space="preserve">.</w:t>
       </w:r>
     </w:p>
-    <w:bookmarkEnd w:id="99"/>
-    <w:bookmarkStart w:id="101" w:name="ref-Sane.2018"/>
+    <w:bookmarkEnd w:id="105"/>
+    <w:bookmarkStart w:id="107" w:name="ref-Sane.2018"/>
     <w:p>
       <w:pPr>
         <w:pStyle w:val="Bibliography"/>
@@ -30428,8 +30954,8 @@
       </w:r>
       <w:r>
         <w:rPr>
+          <w:iCs/>
           <w:i/>
-          <w:iCs/>
         </w:rPr>
         <w:t xml:space="preserve">Natural Hazards and Earth System Sciences</w:t>
       </w:r>
@@ -30442,7 +30968,7 @@
       <w:r>
         <w:t xml:space="preserve"> </w:t>
       </w:r>
-      <w:hyperlink r:id="rId100">
+      <w:hyperlink r:id="rId106">
         <w:r>
           <w:rPr>
             <w:rStyle w:val="Hyperlink"/>
@@ -30454,8 +30980,8 @@
         <w:t xml:space="preserve">.</w:t>
       </w:r>
     </w:p>
-    <w:bookmarkEnd w:id="101"/>
-    <w:bookmarkStart w:id="103" w:name="ref-Stephenson.2016"/>
+    <w:bookmarkEnd w:id="107"/>
+    <w:bookmarkStart w:id="109" w:name="ref-Stephenson.2016"/>
     <w:p>
       <w:pPr>
         <w:pStyle w:val="Bibliography"/>
@@ -30480,8 +31006,8 @@
       </w:r>
       <w:r>
         <w:rPr>
+          <w:iCs/>
           <w:i/>
-          <w:iCs/>
         </w:rPr>
         <w:t xml:space="preserve">Weather and Climate Extremes</w:t>
       </w:r>
@@ -30494,7 +31020,7 @@
       <w:r>
         <w:t xml:space="preserve"> </w:t>
       </w:r>
-      <w:hyperlink r:id="rId102">
+      <w:hyperlink r:id="rId108">
         <w:r>
           <w:rPr>
             <w:rStyle w:val="Hyperlink"/>
@@ -30506,8 +31032,8 @@
         <w:t xml:space="preserve">.</w:t>
       </w:r>
     </w:p>
-    <w:bookmarkEnd w:id="103"/>
-    <w:bookmarkStart w:id="105" w:name="ref-Tayşi.2021"/>
+    <w:bookmarkEnd w:id="109"/>
+    <w:bookmarkStart w:id="111" w:name="ref-Tayşi.2021"/>
     <w:p>
       <w:pPr>
         <w:pStyle w:val="Bibliography"/>
@@ -30532,8 +31058,8 @@
       </w:r>
       <w:r>
         <w:rPr>
+          <w:iCs/>
           <w:i/>
-          <w:iCs/>
         </w:rPr>
         <w:t xml:space="preserve">Journal of Water and Climate Change</w:t>
       </w:r>
@@ -30546,7 +31072,7 @@
       <w:r>
         <w:t xml:space="preserve"> </w:t>
       </w:r>
-      <w:hyperlink r:id="rId104">
+      <w:hyperlink r:id="rId110">
         <w:r>
           <w:rPr>
             <w:rStyle w:val="Hyperlink"/>
@@ -30558,8 +31084,8 @@
         <w:t xml:space="preserve">.</w:t>
       </w:r>
     </w:p>
-    <w:bookmarkEnd w:id="105"/>
-    <w:bookmarkStart w:id="107" w:name="ref-Vorobevskii.2023"/>
+    <w:bookmarkEnd w:id="111"/>
+    <w:bookmarkStart w:id="113" w:name="ref-Vorobevskii.2023"/>
     <w:p>
       <w:pPr>
         <w:pStyle w:val="Bibliography"/>
@@ -30584,8 +31110,8 @@
       </w:r>
       <w:r>
         <w:rPr>
+          <w:iCs/>
           <w:i/>
-          <w:iCs/>
         </w:rPr>
         <w:t xml:space="preserve">Hydrology and Earth System Sciences</w:t>
       </w:r>
@@ -30598,7 +31124,7 @@
       <w:r>
         <w:t xml:space="preserve"> </w:t>
       </w:r>
-      <w:hyperlink r:id="rId106">
+      <w:hyperlink r:id="rId112">
         <w:r>
           <w:rPr>
             <w:rStyle w:val="Hyperlink"/>
@@ -30610,8 +31136,8 @@
         <w:t xml:space="preserve">.</w:t>
       </w:r>
     </w:p>
-    <w:bookmarkEnd w:id="107"/>
-    <w:bookmarkStart w:id="109" w:name="ref-Vyver.2018"/>
+    <w:bookmarkEnd w:id="113"/>
+    <w:bookmarkStart w:id="115" w:name="ref-Vyver.2018"/>
     <w:p>
       <w:pPr>
         <w:pStyle w:val="Bibliography"/>
@@ -30636,8 +31162,8 @@
       </w:r>
       <w:r>
         <w:rPr>
+          <w:iCs/>
           <w:i/>
-          <w:iCs/>
         </w:rPr>
         <w:t xml:space="preserve">Hydrological Processes</w:t>
       </w:r>
@@ -30650,7 +31176,7 @@
       <w:r>
         <w:t xml:space="preserve"> </w:t>
       </w:r>
-      <w:hyperlink r:id="rId108">
+      <w:hyperlink r:id="rId114">
         <w:r>
           <w:rPr>
             <w:rStyle w:val="Hyperlink"/>
@@ -30662,8 +31188,8 @@
         <w:t xml:space="preserve">.</w:t>
       </w:r>
     </w:p>
-    <w:bookmarkEnd w:id="109"/>
-    <w:bookmarkStart w:id="111" w:name="ref-Wang.2024"/>
+    <w:bookmarkEnd w:id="115"/>
+    <w:bookmarkStart w:id="117" w:name="ref-Wang.2024"/>
     <w:p>
       <w:pPr>
         <w:pStyle w:val="Bibliography"/>
@@ -30688,8 +31214,8 @@
       </w:r>
       <w:r>
         <w:rPr>
+          <w:iCs/>
           <w:i/>
-          <w:iCs/>
         </w:rPr>
         <w:t xml:space="preserve">International Journal of Climatology</w:t>
       </w:r>
@@ -30702,7 +31228,7 @@
       <w:r>
         <w:t xml:space="preserve"> </w:t>
       </w:r>
-      <w:hyperlink r:id="rId110">
+      <w:hyperlink r:id="rId116">
         <w:r>
           <w:rPr>
             <w:rStyle w:val="Hyperlink"/>
@@ -30714,8 +31240,8 @@
         <w:t xml:space="preserve">.</w:t>
       </w:r>
     </w:p>
-    <w:bookmarkEnd w:id="111"/>
-    <w:bookmarkStart w:id="113" w:name="ref-Yeo.2022"/>
+    <w:bookmarkEnd w:id="117"/>
+    <w:bookmarkStart w:id="119" w:name="ref-Yeo.2022"/>
     <w:p>
       <w:pPr>
         <w:pStyle w:val="Bibliography"/>
@@ -30740,8 +31266,8 @@
       </w:r>
       <w:r>
         <w:rPr>
+          <w:iCs/>
           <w:i/>
-          <w:iCs/>
         </w:rPr>
         <w:t xml:space="preserve">Water Resources Management</w:t>
       </w:r>
@@ -30754,7 +31280,7 @@
       <w:r>
         <w:t xml:space="preserve"> </w:t>
       </w:r>
-      <w:hyperlink r:id="rId112">
+      <w:hyperlink r:id="rId118">
         <w:r>
           <w:rPr>
             <w:rStyle w:val="Hyperlink"/>
@@ -30766,8 +31292,8 @@
         <w:t xml:space="preserve">.</w:t>
       </w:r>
     </w:p>
-    <w:bookmarkEnd w:id="113"/>
-    <w:bookmarkStart w:id="115" w:name="ref-Yeo.2021"/>
+    <w:bookmarkEnd w:id="119"/>
+    <w:bookmarkStart w:id="121" w:name="ref-Yeo.2021"/>
     <w:p>
       <w:pPr>
         <w:pStyle w:val="Bibliography"/>
@@ -30792,8 +31318,8 @@
       </w:r>
       <w:r>
         <w:rPr>
+          <w:iCs/>
           <w:i/>
-          <w:iCs/>
         </w:rPr>
         <w:t xml:space="preserve">International Journal of Climatology</w:t>
       </w:r>
@@ -30806,7 +31332,7 @@
       <w:r>
         <w:t xml:space="preserve"> </w:t>
       </w:r>
-      <w:hyperlink r:id="rId114">
+      <w:hyperlink r:id="rId120">
         <w:r>
           <w:rPr>
             <w:rStyle w:val="Hyperlink"/>
@@ -30818,8 +31344,8 @@
         <w:t xml:space="preserve">.</w:t>
       </w:r>
     </w:p>
-    <w:bookmarkEnd w:id="115"/>
-    <w:bookmarkStart w:id="117" w:name="ref-Yu.2004"/>
+    <w:bookmarkEnd w:id="121"/>
+    <w:bookmarkStart w:id="123" w:name="ref-Yu.2004"/>
     <w:p>
       <w:pPr>
         <w:pStyle w:val="Bibliography"/>
@@ -30844,8 +31370,8 @@
       </w:r>
       <w:r>
         <w:rPr>
+          <w:iCs/>
           <w:i/>
-          <w:iCs/>
         </w:rPr>
         <w:t xml:space="preserve">Journal of Hydrology</w:t>
       </w:r>
@@ -30858,7 +31384,7 @@
       <w:r>
         <w:t xml:space="preserve"> </w:t>
       </w:r>
-      <w:hyperlink r:id="rId116">
+      <w:hyperlink r:id="rId122">
         <w:r>
           <w:rPr>
             <w:rStyle w:val="Hyperlink"/>
@@ -30870,9 +31396,9 @@
         <w:t xml:space="preserve">.</w:t>
       </w:r>
     </w:p>
-    <w:bookmarkEnd w:id="117"/>
-    <w:bookmarkEnd w:id="118"/>
-    <w:bookmarkEnd w:id="119"/>
+    <w:bookmarkEnd w:id="123"/>
+    <w:bookmarkEnd w:id="124"/>
+    <w:bookmarkEnd w:id="125"/>
     <w:sectPr/>
   </w:body>
 </w:document>
@@ -30904,14 +31430,14 @@
 <file path=word/numbering.xml><?xml version="1.0" encoding="utf-8"?>
 <w:numbering xmlns:w="http://schemas.openxmlformats.org/wordprocessingml/2006/main">
   <w:abstractNum w:abstractNumId="990">
-    <w:nsid w:val="0000A990"/>
+    <w:nsid w:val="A990"/>
     <w:multiLevelType w:val="multilevel"/>
     <w:lvl w:ilvl="0">
       <w:numFmt w:val="bullet"/>
       <w:lvlText w:val=" "/>
       <w:lvlJc w:val="left"/>
       <w:pPr>
-        <w:ind w:left="720" w:hanging="360"/>
+        <w:ind w:left="720" w:hanging="480"/>
       </w:pPr>
     </w:lvl>
     <w:lvl w:ilvl="1">
@@ -30919,7 +31445,7 @@
       <w:lvlText w:val=" "/>
       <w:lvlJc w:val="left"/>
       <w:pPr>
-        <w:ind w:left="1440" w:hanging="360"/>
+        <w:ind w:left="1440" w:hanging="480"/>
       </w:pPr>
     </w:lvl>
     <w:lvl w:ilvl="2">
@@ -30927,7 +31453,7 @@
       <w:lvlText w:val=" "/>
       <w:lvlJc w:val="left"/>
       <w:pPr>
-        <w:ind w:left="2160" w:hanging="360"/>
+        <w:ind w:left="2160" w:hanging="480"/>
       </w:pPr>
     </w:lvl>
     <w:lvl w:ilvl="3">
@@ -30935,7 +31461,7 @@
       <w:lvlText w:val=" "/>
       <w:lvlJc w:val="left"/>
       <w:pPr>
-        <w:ind w:left="2880" w:hanging="360"/>
+        <w:ind w:left="2880" w:hanging="480"/>
       </w:pPr>
     </w:lvl>
     <w:lvl w:ilvl="4">
@@ -30943,7 +31469,7 @@
       <w:lvlText w:val=" "/>
       <w:lvlJc w:val="left"/>
       <w:pPr>
-        <w:ind w:left="3600" w:hanging="360"/>
+        <w:ind w:left="3600" w:hanging="480"/>
       </w:pPr>
     </w:lvl>
     <w:lvl w:ilvl="5">
@@ -30951,7 +31477,7 @@
       <w:lvlText w:val=" "/>
       <w:lvlJc w:val="left"/>
       <w:pPr>
-        <w:ind w:left="4320" w:hanging="360"/>
+        <w:ind w:left="4320" w:hanging="480"/>
       </w:pPr>
     </w:lvl>
     <w:lvl w:ilvl="6">
@@ -30959,7 +31485,7 @@
       <w:lvlText w:val=" "/>
       <w:lvlJc w:val="left"/>
       <w:pPr>
-        <w:ind w:left="5040" w:hanging="360"/>
+        <w:ind w:left="5040" w:hanging="480"/>
       </w:pPr>
     </w:lvl>
     <w:lvl w:ilvl="7">
@@ -30967,7 +31493,7 @@
       <w:lvlText w:val=" "/>
       <w:lvlJc w:val="left"/>
       <w:pPr>
-        <w:ind w:left="5760" w:hanging="360"/>
+        <w:ind w:left="5760" w:hanging="480"/>
       </w:pPr>
     </w:lvl>
     <w:lvl w:ilvl="8">
@@ -30975,370 +31501,88 @@
       <w:lvlText w:val=" "/>
       <w:lvlJc w:val="left"/>
       <w:pPr>
-        <w:ind w:left="6480" w:hanging="360"/>
+        <w:ind w:left="6480" w:hanging="480"/>
       </w:pPr>
     </w:lvl>
   </w:abstractNum>
   <w:abstractNum w:abstractNumId="991">
-    <w:nsid w:val="0000A991"/>
+    <w:nsid w:val="A991"/>
     <w:multiLevelType w:val="multilevel"/>
     <w:lvl w:ilvl="0">
       <w:numFmt w:val="bullet"/>
-      <w:lvlText w:val=""/>
+      <w:lvlText w:val="•"/>
       <w:lvlJc w:val="left"/>
       <w:pPr>
-        <w:ind w:left="720" w:hanging="360"/>
+        <w:ind w:left="720" w:hanging="480"/>
       </w:pPr>
-      <w:rPr>
-        <w:rFonts w:ascii="Symbol" w:hAnsi="Symbol" w:cs="Symbol" w:hint="default"/>
-      </w:rPr>
     </w:lvl>
     <w:lvl w:ilvl="1">
       <w:numFmt w:val="bullet"/>
-      <w:lvlText w:val="o"/>
+      <w:lvlText w:val="–"/>
       <w:lvlJc w:val="left"/>
       <w:pPr>
-        <w:ind w:left="1440" w:hanging="360"/>
+        <w:ind w:left="1440" w:hanging="480"/>
       </w:pPr>
-      <w:rPr>
-        <w:rFonts w:ascii="Courier New" w:hAnsi="Courier New" w:cs="Courier New" w:hint="default"/>
-      </w:rPr>
     </w:lvl>
     <w:lvl w:ilvl="2">
       <w:numFmt w:val="bullet"/>
-      <w:lvlText w:val=""/>
+      <w:lvlText w:val="•"/>
       <w:lvlJc w:val="left"/>
       <w:pPr>
-        <w:ind w:left="2160" w:hanging="360"/>
+        <w:ind w:left="2160" w:hanging="480"/>
       </w:pPr>
-      <w:rPr>
-        <w:rFonts w:ascii="Wingdings" w:hAnsi="Wingdings" w:cs="Wingdings" w:hint="default"/>
-      </w:rPr>
     </w:lvl>
     <w:lvl w:ilvl="3">
       <w:numFmt w:val="bullet"/>
-      <w:lvlText w:val=""/>
+      <w:lvlText w:val="–"/>
       <w:lvlJc w:val="left"/>
       <w:pPr>
-        <w:ind w:left="2880" w:hanging="360"/>
+        <w:ind w:left="2880" w:hanging="480"/>
       </w:pPr>
-      <w:rPr>
-        <w:rFonts w:ascii="Symbol" w:hAnsi="Symbol" w:cs="Symbol" w:hint="default"/>
-      </w:rPr>
     </w:lvl>
     <w:lvl w:ilvl="4">
       <w:numFmt w:val="bullet"/>
-      <w:lvlText w:val="o"/>
+      <w:lvlText w:val="•"/>
       <w:lvlJc w:val="left"/>
       <w:pPr>
-        <w:ind w:left="3600" w:hanging="360"/>
+        <w:ind w:left="3600" w:hanging="480"/>
       </w:pPr>
-      <w:rPr>
-        <w:rFonts w:ascii="Courier New" w:hAnsi="Courier New" w:cs="Courier New" w:hint="default"/>
-      </w:rPr>
     </w:lvl>
     <w:lvl w:ilvl="5">
       <w:numFmt w:val="bullet"/>
-      <w:lvlText w:val=""/>
+      <w:lvlText w:val="–"/>
       <w:lvlJc w:val="left"/>
       <w:pPr>
-        <w:ind w:left="4320" w:hanging="360"/>
+        <w:ind w:left="4320" w:hanging="480"/>
       </w:pPr>
-      <w:rPr>
-        <w:rFonts w:ascii="Wingdings" w:hAnsi="Wingdings" w:cs="Wingdings" w:hint="default"/>
-      </w:rPr>
     </w:lvl>
     <w:lvl w:ilvl="6">
       <w:numFmt w:val="bullet"/>
-      <w:lvlText w:val=""/>
+      <w:lvlText w:val="•"/>
       <w:lvlJc w:val="left"/>
       <w:pPr>
-        <w:ind w:left="5040" w:hanging="360"/>
+        <w:ind w:left="5040" w:hanging="480"/>
       </w:pPr>
-      <w:rPr>
-        <w:rFonts w:ascii="Symbol" w:hAnsi="Symbol" w:cs="Symbol" w:hint="default"/>
-      </w:rPr>
     </w:lvl>
     <w:lvl w:ilvl="7">
       <w:numFmt w:val="bullet"/>
-      <w:lvlText w:val="o"/>
+      <w:lvlText w:val="–"/>
       <w:lvlJc w:val="left"/>
       <w:pPr>
-        <w:ind w:left="5760" w:hanging="360"/>
+        <w:ind w:left="5760" w:hanging="480"/>
       </w:pPr>
-      <w:rPr>
-        <w:rFonts w:ascii="Courier New" w:hAnsi="Courier New" w:cs="Courier New" w:hint="default"/>
-      </w:rPr>
     </w:lvl>
     <w:lvl w:ilvl="8">
       <w:numFmt w:val="bullet"/>
-      <w:lvlText w:val=""/>
+      <w:lvlText w:val="•"/>
       <w:lvlJc w:val="left"/>
       <w:pPr>
-        <w:ind w:left="6480" w:hanging="360"/>
-      </w:pPr>
-      <w:rPr>
-        <w:rFonts w:ascii="Wingdings" w:hAnsi="Wingdings" w:cs="Wingdings" w:hint="default"/>
-      </w:rPr>
-    </w:lvl>
-  </w:abstractNum>
-  <w:abstractNum w:abstractNumId="99411">
-    <w:nsid w:val="00A99411"/>
-    <w:multiLevelType w:val="multilevel"/>
-    <w:lvl w:ilvl="0">
-      <w:start w:val="1"/>
-      <w:numFmt w:val="decimal"/>
-      <w:lvlText w:val="%1."/>
-      <w:lvlJc w:val="left"/>
-      <w:pPr>
-        <w:ind w:left="720" w:hanging="360"/>
-      </w:pPr>
-    </w:lvl>
-    <w:lvl w:ilvl="1">
-      <w:start w:val="1"/>
-      <w:numFmt w:val="decimal"/>
-      <w:lvlText w:val="%2."/>
-      <w:lvlJc w:val="left"/>
-      <w:pPr>
-        <w:ind w:left="1440" w:hanging="360"/>
-      </w:pPr>
-    </w:lvl>
-    <w:lvl w:ilvl="2">
-      <w:start w:val="1"/>
-      <w:numFmt w:val="decimal"/>
-      <w:lvlText w:val="%3."/>
-      <w:lvlJc w:val="left"/>
-      <w:pPr>
-        <w:ind w:left="2160" w:hanging="360"/>
-      </w:pPr>
-    </w:lvl>
-    <w:lvl w:ilvl="3">
-      <w:start w:val="1"/>
-      <w:numFmt w:val="decimal"/>
-      <w:lvlText w:val="%4."/>
-      <w:lvlJc w:val="left"/>
-      <w:pPr>
-        <w:ind w:left="2880" w:hanging="360"/>
-      </w:pPr>
-    </w:lvl>
-    <w:lvl w:ilvl="4">
-      <w:start w:val="1"/>
-      <w:numFmt w:val="decimal"/>
-      <w:lvlText w:val="%5."/>
-      <w:lvlJc w:val="left"/>
-      <w:pPr>
-        <w:ind w:left="3600" w:hanging="360"/>
-      </w:pPr>
-    </w:lvl>
-    <w:lvl w:ilvl="5">
-      <w:start w:val="1"/>
-      <w:numFmt w:val="decimal"/>
-      <w:lvlText w:val="%6."/>
-      <w:lvlJc w:val="left"/>
-      <w:pPr>
-        <w:ind w:left="4320" w:hanging="360"/>
-      </w:pPr>
-    </w:lvl>
-    <w:lvl w:ilvl="6">
-      <w:start w:val="1"/>
-      <w:numFmt w:val="decimal"/>
-      <w:lvlText w:val="%7."/>
-      <w:lvlJc w:val="left"/>
-      <w:pPr>
-        <w:ind w:left="5040" w:hanging="360"/>
-      </w:pPr>
-    </w:lvl>
-    <w:lvl w:ilvl="7">
-      <w:start w:val="1"/>
-      <w:numFmt w:val="decimal"/>
-      <w:lvlText w:val="%8."/>
-      <w:lvlJc w:val="left"/>
-      <w:pPr>
-        <w:ind w:left="5760" w:hanging="360"/>
-      </w:pPr>
-    </w:lvl>
-    <w:lvl w:ilvl="8">
-      <w:start w:val="1"/>
-      <w:numFmt w:val="decimal"/>
-      <w:lvlText w:val="%9."/>
-      <w:lvlJc w:val="left"/>
-      <w:pPr>
-        <w:ind w:left="6480" w:hanging="360"/>
-      </w:pPr>
-    </w:lvl>
-  </w:abstractNum>
-  <w:abstractNum w:abstractNumId="99412">
-    <w:nsid w:val="00A99412"/>
-    <w:multiLevelType w:val="multilevel"/>
-    <w:lvl w:ilvl="0">
-      <w:start w:val="2"/>
-      <w:numFmt w:val="decimal"/>
-      <w:lvlText w:val="%1."/>
-      <w:lvlJc w:val="left"/>
-      <w:pPr>
-        <w:ind w:left="720" w:hanging="360"/>
-      </w:pPr>
-    </w:lvl>
-    <w:lvl w:ilvl="1">
-      <w:start w:val="2"/>
-      <w:numFmt w:val="decimal"/>
-      <w:lvlText w:val="%2."/>
-      <w:lvlJc w:val="left"/>
-      <w:pPr>
-        <w:ind w:left="1440" w:hanging="360"/>
-      </w:pPr>
-    </w:lvl>
-    <w:lvl w:ilvl="2">
-      <w:start w:val="2"/>
-      <w:numFmt w:val="decimal"/>
-      <w:lvlText w:val="%3."/>
-      <w:lvlJc w:val="left"/>
-      <w:pPr>
-        <w:ind w:left="2160" w:hanging="360"/>
-      </w:pPr>
-    </w:lvl>
-    <w:lvl w:ilvl="3">
-      <w:start w:val="2"/>
-      <w:numFmt w:val="decimal"/>
-      <w:lvlText w:val="%4."/>
-      <w:lvlJc w:val="left"/>
-      <w:pPr>
-        <w:ind w:left="2880" w:hanging="360"/>
-      </w:pPr>
-    </w:lvl>
-    <w:lvl w:ilvl="4">
-      <w:start w:val="2"/>
-      <w:numFmt w:val="decimal"/>
-      <w:lvlText w:val="%5."/>
-      <w:lvlJc w:val="left"/>
-      <w:pPr>
-        <w:ind w:left="3600" w:hanging="360"/>
-      </w:pPr>
-    </w:lvl>
-    <w:lvl w:ilvl="5">
-      <w:start w:val="2"/>
-      <w:numFmt w:val="decimal"/>
-      <w:lvlText w:val="%6."/>
-      <w:lvlJc w:val="left"/>
-      <w:pPr>
-        <w:ind w:left="4320" w:hanging="360"/>
-      </w:pPr>
-    </w:lvl>
-    <w:lvl w:ilvl="6">
-      <w:start w:val="2"/>
-      <w:numFmt w:val="decimal"/>
-      <w:lvlText w:val="%7."/>
-      <w:lvlJc w:val="left"/>
-      <w:pPr>
-        <w:ind w:left="5040" w:hanging="360"/>
-      </w:pPr>
-    </w:lvl>
-    <w:lvl w:ilvl="7">
-      <w:start w:val="2"/>
-      <w:numFmt w:val="decimal"/>
-      <w:lvlText w:val="%8."/>
-      <w:lvlJc w:val="left"/>
-      <w:pPr>
-        <w:ind w:left="5760" w:hanging="360"/>
-      </w:pPr>
-    </w:lvl>
-    <w:lvl w:ilvl="8">
-      <w:start w:val="2"/>
-      <w:numFmt w:val="decimal"/>
-      <w:lvlText w:val="%9."/>
-      <w:lvlJc w:val="left"/>
-      <w:pPr>
-        <w:ind w:left="6480" w:hanging="360"/>
-      </w:pPr>
-    </w:lvl>
-  </w:abstractNum>
-  <w:abstractNum w:abstractNumId="99413">
-    <w:nsid w:val="00A99413"/>
-    <w:multiLevelType w:val="multilevel"/>
-    <w:lvl w:ilvl="0">
-      <w:start w:val="3"/>
-      <w:numFmt w:val="decimal"/>
-      <w:lvlText w:val="%1."/>
-      <w:lvlJc w:val="left"/>
-      <w:pPr>
-        <w:ind w:left="720" w:hanging="360"/>
-      </w:pPr>
-    </w:lvl>
-    <w:lvl w:ilvl="1">
-      <w:start w:val="3"/>
-      <w:numFmt w:val="decimal"/>
-      <w:lvlText w:val="%2."/>
-      <w:lvlJc w:val="left"/>
-      <w:pPr>
-        <w:ind w:left="1440" w:hanging="360"/>
-      </w:pPr>
-    </w:lvl>
-    <w:lvl w:ilvl="2">
-      <w:start w:val="3"/>
-      <w:numFmt w:val="decimal"/>
-      <w:lvlText w:val="%3."/>
-      <w:lvlJc w:val="left"/>
-      <w:pPr>
-        <w:ind w:left="2160" w:hanging="360"/>
-      </w:pPr>
-    </w:lvl>
-    <w:lvl w:ilvl="3">
-      <w:start w:val="3"/>
-      <w:numFmt w:val="decimal"/>
-      <w:lvlText w:val="%4."/>
-      <w:lvlJc w:val="left"/>
-      <w:pPr>
-        <w:ind w:left="2880" w:hanging="360"/>
-      </w:pPr>
-    </w:lvl>
-    <w:lvl w:ilvl="4">
-      <w:start w:val="3"/>
-      <w:numFmt w:val="decimal"/>
-      <w:lvlText w:val="%5."/>
-      <w:lvlJc w:val="left"/>
-      <w:pPr>
-        <w:ind w:left="3600" w:hanging="360"/>
-      </w:pPr>
-    </w:lvl>
-    <w:lvl w:ilvl="5">
-      <w:start w:val="3"/>
-      <w:numFmt w:val="decimal"/>
-      <w:lvlText w:val="%6."/>
-      <w:lvlJc w:val="left"/>
-      <w:pPr>
-        <w:ind w:left="4320" w:hanging="360"/>
-      </w:pPr>
-    </w:lvl>
-    <w:lvl w:ilvl="6">
-      <w:start w:val="3"/>
-      <w:numFmt w:val="decimal"/>
-      <w:lvlText w:val="%7."/>
-      <w:lvlJc w:val="left"/>
-      <w:pPr>
-        <w:ind w:left="5040" w:hanging="360"/>
-      </w:pPr>
-    </w:lvl>
-    <w:lvl w:ilvl="7">
-      <w:start w:val="3"/>
-      <w:numFmt w:val="decimal"/>
-      <w:lvlText w:val="%8."/>
-      <w:lvlJc w:val="left"/>
-      <w:pPr>
-        <w:ind w:left="5760" w:hanging="360"/>
-      </w:pPr>
-    </w:lvl>
-    <w:lvl w:ilvl="8">
-      <w:start w:val="3"/>
-      <w:numFmt w:val="decimal"/>
-      <w:lvlText w:val="%9."/>
-      <w:lvlJc w:val="left"/>
-      <w:pPr>
-        <w:ind w:left="6480" w:hanging="360"/>
+        <w:ind w:left="6480" w:hanging="480"/>
       </w:pPr>
     </w:lvl>
   </w:abstractNum>
   <w:abstractNum w:abstractNumId="99414">
-    <w:nsid w:val="00A99414"/>
+    <w:nsid w:val="A99414"/>
     <w:multiLevelType w:val="multilevel"/>
     <w:lvl w:ilvl="0">
       <w:start w:val="4"/>
@@ -31346,7 +31590,7 @@
       <w:lvlText w:val="%1."/>
       <w:lvlJc w:val="left"/>
       <w:pPr>
-        <w:ind w:left="720" w:hanging="360"/>
+        <w:ind w:left="720" w:hanging="480"/>
       </w:pPr>
     </w:lvl>
     <w:lvl w:ilvl="1">
@@ -31355,7 +31599,7 @@
       <w:lvlText w:val="%2."/>
       <w:lvlJc w:val="left"/>
       <w:pPr>
-        <w:ind w:left="1440" w:hanging="360"/>
+        <w:ind w:left="1440" w:hanging="480"/>
       </w:pPr>
     </w:lvl>
     <w:lvl w:ilvl="2">
@@ -31364,7 +31608,7 @@
       <w:lvlText w:val="%3."/>
       <w:lvlJc w:val="left"/>
       <w:pPr>
-        <w:ind w:left="2160" w:hanging="360"/>
+        <w:ind w:left="2160" w:hanging="480"/>
       </w:pPr>
     </w:lvl>
     <w:lvl w:ilvl="3">
@@ -31373,7 +31617,7 @@
       <w:lvlText w:val="%4."/>
       <w:lvlJc w:val="left"/>
       <w:pPr>
-        <w:ind w:left="2880" w:hanging="360"/>
+        <w:ind w:left="2880" w:hanging="480"/>
       </w:pPr>
     </w:lvl>
     <w:lvl w:ilvl="4">
@@ -31382,7 +31626,7 @@
       <w:lvlText w:val="%5."/>
       <w:lvlJc w:val="left"/>
       <w:pPr>
-        <w:ind w:left="3600" w:hanging="360"/>
+        <w:ind w:left="3600" w:hanging="480"/>
       </w:pPr>
     </w:lvl>
     <w:lvl w:ilvl="5">
@@ -31391,7 +31635,7 @@
       <w:lvlText w:val="%6."/>
       <w:lvlJc w:val="left"/>
       <w:pPr>
-        <w:ind w:left="4320" w:hanging="360"/>
+        <w:ind w:left="4320" w:hanging="480"/>
       </w:pPr>
     </w:lvl>
     <w:lvl w:ilvl="6">
@@ -31400,7 +31644,7 @@
       <w:lvlText w:val="%7."/>
       <w:lvlJc w:val="left"/>
       <w:pPr>
-        <w:ind w:left="5040" w:hanging="360"/>
+        <w:ind w:left="5040" w:hanging="480"/>
       </w:pPr>
     </w:lvl>
     <w:lvl w:ilvl="7">
@@ -31409,7 +31653,7 @@
       <w:lvlText w:val="%8."/>
       <w:lvlJc w:val="left"/>
       <w:pPr>
-        <w:ind w:left="5760" w:hanging="360"/>
+        <w:ind w:left="5760" w:hanging="480"/>
       </w:pPr>
     </w:lvl>
     <w:lvl w:ilvl="8">
@@ -31418,12 +31662,12 @@
       <w:lvlText w:val="%9."/>
       <w:lvlJc w:val="left"/>
       <w:pPr>
-        <w:ind w:left="6480" w:hanging="360"/>
+        <w:ind w:left="6480" w:hanging="480"/>
       </w:pPr>
     </w:lvl>
   </w:abstractNum>
   <w:abstractNum w:abstractNumId="99415">
-    <w:nsid w:val="00A99415"/>
+    <w:nsid w:val="A99415"/>
     <w:multiLevelType w:val="multilevel"/>
     <w:lvl w:ilvl="0">
       <w:start w:val="5"/>
@@ -31431,7 +31675,7 @@
       <w:lvlText w:val="%1."/>
       <w:lvlJc w:val="left"/>
       <w:pPr>
-        <w:ind w:left="720" w:hanging="360"/>
+        <w:ind w:left="720" w:hanging="480"/>
       </w:pPr>
     </w:lvl>
     <w:lvl w:ilvl="1">
@@ -31440,7 +31684,7 @@
       <w:lvlText w:val="%2."/>
       <w:lvlJc w:val="left"/>
       <w:pPr>
-        <w:ind w:left="1440" w:hanging="360"/>
+        <w:ind w:left="1440" w:hanging="480"/>
       </w:pPr>
     </w:lvl>
     <w:lvl w:ilvl="2">
@@ -31449,7 +31693,7 @@
       <w:lvlText w:val="%3."/>
       <w:lvlJc w:val="left"/>
       <w:pPr>
-        <w:ind w:left="2160" w:hanging="360"/>
+        <w:ind w:left="2160" w:hanging="480"/>
       </w:pPr>
     </w:lvl>
     <w:lvl w:ilvl="3">
@@ -31458,7 +31702,7 @@
       <w:lvlText w:val="%4."/>
       <w:lvlJc w:val="left"/>
       <w:pPr>
-        <w:ind w:left="2880" w:hanging="360"/>
+        <w:ind w:left="2880" w:hanging="480"/>
       </w:pPr>
     </w:lvl>
     <w:lvl w:ilvl="4">
@@ -31467,7 +31711,7 @@
       <w:lvlText w:val="%5."/>
       <w:lvlJc w:val="left"/>
       <w:pPr>
-        <w:ind w:left="3600" w:hanging="360"/>
+        <w:ind w:left="3600" w:hanging="480"/>
       </w:pPr>
     </w:lvl>
     <w:lvl w:ilvl="5">
@@ -31476,7 +31720,7 @@
       <w:lvlText w:val="%6."/>
       <w:lvlJc w:val="left"/>
       <w:pPr>
-        <w:ind w:left="4320" w:hanging="360"/>
+        <w:ind w:left="4320" w:hanging="480"/>
       </w:pPr>
     </w:lvl>
     <w:lvl w:ilvl="6">
@@ -31485,7 +31729,7 @@
       <w:lvlText w:val="%7."/>
       <w:lvlJc w:val="left"/>
       <w:pPr>
-        <w:ind w:left="5040" w:hanging="360"/>
+        <w:ind w:left="5040" w:hanging="480"/>
       </w:pPr>
     </w:lvl>
     <w:lvl w:ilvl="7">
@@ -31494,7 +31738,7 @@
       <w:lvlText w:val="%8."/>
       <w:lvlJc w:val="left"/>
       <w:pPr>
-        <w:ind w:left="5760" w:hanging="360"/>
+        <w:ind w:left="5760" w:hanging="480"/>
       </w:pPr>
     </w:lvl>
     <w:lvl w:ilvl="8">
@@ -31503,7 +31747,7 @@
       <w:lvlText w:val="%9."/>
       <w:lvlJc w:val="left"/>
       <w:pPr>
-        <w:ind w:left="6480" w:hanging="360"/>
+        <w:ind w:left="6480" w:hanging="480"/>
       </w:pPr>
     </w:lvl>
   </w:abstractNum>
@@ -31514,96 +31758,6 @@
     <w:abstractNumId w:val="991"/>
   </w:num>
   <w:num w:numId="1002">
-    <w:abstractNumId w:val="99411"/>
-    <w:lvlOverride w:ilvl="0">
-      <w:startOverride w:val="1"/>
-    </w:lvlOverride>
-    <w:lvlOverride w:ilvl="1">
-      <w:startOverride w:val="1"/>
-    </w:lvlOverride>
-    <w:lvlOverride w:ilvl="2">
-      <w:startOverride w:val="1"/>
-    </w:lvlOverride>
-    <w:lvlOverride w:ilvl="3">
-      <w:startOverride w:val="1"/>
-    </w:lvlOverride>
-    <w:lvlOverride w:ilvl="4">
-      <w:startOverride w:val="1"/>
-    </w:lvlOverride>
-    <w:lvlOverride w:ilvl="5">
-      <w:startOverride w:val="1"/>
-    </w:lvlOverride>
-    <w:lvlOverride w:ilvl="6">
-      <w:startOverride w:val="1"/>
-    </w:lvlOverride>
-    <w:lvlOverride w:ilvl="7">
-      <w:startOverride w:val="1"/>
-    </w:lvlOverride>
-    <w:lvlOverride w:ilvl="8">
-      <w:startOverride w:val="1"/>
-    </w:lvlOverride>
-  </w:num>
-  <w:num w:numId="1003">
-    <w:abstractNumId w:val="99412"/>
-    <w:lvlOverride w:ilvl="0">
-      <w:startOverride w:val="2"/>
-    </w:lvlOverride>
-    <w:lvlOverride w:ilvl="1">
-      <w:startOverride w:val="2"/>
-    </w:lvlOverride>
-    <w:lvlOverride w:ilvl="2">
-      <w:startOverride w:val="2"/>
-    </w:lvlOverride>
-    <w:lvlOverride w:ilvl="3">
-      <w:startOverride w:val="2"/>
-    </w:lvlOverride>
-    <w:lvlOverride w:ilvl="4">
-      <w:startOverride w:val="2"/>
-    </w:lvlOverride>
-    <w:lvlOverride w:ilvl="5">
-      <w:startOverride w:val="2"/>
-    </w:lvlOverride>
-    <w:lvlOverride w:ilvl="6">
-      <w:startOverride w:val="2"/>
-    </w:lvlOverride>
-    <w:lvlOverride w:ilvl="7">
-      <w:startOverride w:val="2"/>
-    </w:lvlOverride>
-    <w:lvlOverride w:ilvl="8">
-      <w:startOverride w:val="2"/>
-    </w:lvlOverride>
-  </w:num>
-  <w:num w:numId="1004">
-    <w:abstractNumId w:val="99413"/>
-    <w:lvlOverride w:ilvl="0">
-      <w:startOverride w:val="3"/>
-    </w:lvlOverride>
-    <w:lvlOverride w:ilvl="1">
-      <w:startOverride w:val="3"/>
-    </w:lvlOverride>
-    <w:lvlOverride w:ilvl="2">
-      <w:startOverride w:val="3"/>
-    </w:lvlOverride>
-    <w:lvlOverride w:ilvl="3">
-      <w:startOverride w:val="3"/>
-    </w:lvlOverride>
-    <w:lvlOverride w:ilvl="4">
-      <w:startOverride w:val="3"/>
-    </w:lvlOverride>
-    <w:lvlOverride w:ilvl="5">
-      <w:startOverride w:val="3"/>
-    </w:lvlOverride>
-    <w:lvlOverride w:ilvl="6">
-      <w:startOverride w:val="3"/>
-    </w:lvlOverride>
-    <w:lvlOverride w:ilvl="7">
-      <w:startOverride w:val="3"/>
-    </w:lvlOverride>
-    <w:lvlOverride w:ilvl="8">
-      <w:startOverride w:val="3"/>
-    </w:lvlOverride>
-  </w:num>
-  <w:num w:numId="1005">
     <w:abstractNumId w:val="99414"/>
     <w:lvlOverride w:ilvl="0">
       <w:startOverride w:val="4"/>
@@ -31633,7 +31787,7 @@
       <w:startOverride w:val="4"/>
     </w:lvlOverride>
   </w:num>
-  <w:num w:numId="1006">
+  <w:num w:numId="1003">
     <w:abstractNumId w:val="99415"/>
     <w:lvlOverride w:ilvl="0">
       <w:startOverride w:val="5"/>
@@ -31692,10 +31846,10 @@
     <w:name w:val="Body Text"/>
     <w:basedOn w:val="Normal"/>
     <w:link w:val="BodyTextChar"/>
-    <w:qFormat/>
     <w:pPr>
       <w:spacing w:after="180" w:before="180"/>
     </w:pPr>
+    <w:qFormat/>
   </w:style>
   <w:style w:customStyle="1" w:styleId="FirstParagraph" w:type="paragraph">
     <w:name w:val="First Paragraph"/>
@@ -31715,70 +31869,36 @@
     <w:name w:val="Title"/>
     <w:basedOn w:val="Normal"/>
     <w:next w:val="BodyText"/>
-    <w:link w:val="TitleChar"/>
-    <w:uiPriority w:val="10"/>
     <w:qFormat/>
-    <w:rsid w:val="00A10FD9"/>
     <w:pPr>
-      <w:spacing w:after="80" w:line="240" w:lineRule="auto"/>
-      <w:contextualSpacing/>
+      <w:keepNext/>
+      <w:keepLines/>
+      <w:spacing w:after="240" w:before="480"/>
       <w:jc w:val="center"/>
     </w:pPr>
     <w:rPr>
       <w:rFonts w:asciiTheme="majorHAnsi" w:cstheme="majorBidi" w:eastAsiaTheme="majorEastAsia" w:hAnsiTheme="majorHAnsi"/>
-      <w:spacing w:val="-10"/>
-      <w:kern w:val="28"/>
-      <w:sz w:val="56"/>
-      <w:szCs w:val="56"/>
-    </w:rPr>
-  </w:style>
-  <w:style w:customStyle="1" w:styleId="TitleChar" w:type="character">
-    <w:name w:val="Title Char"/>
-    <w:basedOn w:val="DefaultParagraphFont"/>
-    <w:link w:val="Title"/>
-    <w:uiPriority w:val="10"/>
-    <w:rsid w:val="00A10FD9"/>
-    <w:rPr>
-      <w:rFonts w:asciiTheme="majorHAnsi" w:cstheme="majorBidi" w:eastAsiaTheme="majorEastAsia" w:hAnsiTheme="majorHAnsi"/>
-      <w:spacing w:val="-10"/>
-      <w:kern w:val="28"/>
-      <w:sz w:val="56"/>
-      <w:szCs w:val="56"/>
+      <w:b/>
+      <w:bCs/>
+      <w:color w:themeColor="accent1" w:themeShade="B5" w:val="345A8A"/>
+      <w:sz w:val="36"/>
+      <w:szCs w:val="36"/>
     </w:rPr>
   </w:style>
   <w:style w:styleId="Subtitle" w:type="paragraph">
     <w:name w:val="Subtitle"/>
-    <w:basedOn w:val="Normal"/>
+    <w:basedOn w:val="Title"/>
     <w:next w:val="BodyText"/>
-    <w:link w:val="SubtitleChar"/>
-    <w:uiPriority w:val="11"/>
     <w:qFormat/>
-    <w:rsid w:val="00A10FD9"/>
     <w:pPr>
-      <w:numPr>
-        <w:ilvl w:val="1"/>
-      </w:numPr>
+      <w:keepNext/>
+      <w:keepLines/>
+      <w:spacing w:after="240" w:before="240"/>
+      <w:jc w:val="center"/>
     </w:pPr>
     <w:rPr>
-      <w:rFonts w:cstheme="majorBidi" w:eastAsiaTheme="majorEastAsia"/>
-      <w:color w:themeColor="text1" w:themeTint="A6" w:val="595959"/>
-      <w:spacing w:val="15"/>
-      <w:sz w:val="28"/>
-      <w:szCs w:val="28"/>
-    </w:rPr>
-  </w:style>
-  <w:style w:customStyle="1" w:styleId="SubtitleChar" w:type="character">
-    <w:name w:val="Subtitle Char"/>
-    <w:basedOn w:val="DefaultParagraphFont"/>
-    <w:link w:val="Subtitle"/>
-    <w:uiPriority w:val="11"/>
-    <w:rsid w:val="00A10FD9"/>
-    <w:rPr>
-      <w:rFonts w:cstheme="majorBidi" w:eastAsiaTheme="majorEastAsia"/>
-      <w:color w:themeColor="text1" w:themeTint="A6" w:val="595959"/>
-      <w:spacing w:val="15"/>
-      <w:sz w:val="28"/>
-      <w:szCs w:val="28"/>
+      <w:sz w:val="30"/>
+      <w:szCs w:val="30"/>
     </w:rPr>
   </w:style>
   <w:style w:customStyle="1" w:styleId="Author" w:type="paragraph">
@@ -31809,14 +31929,15 @@
     <w:pPr>
       <w:keepNext/>
       <w:keepLines/>
+      <w:jc w:val="center"/>
       <w:spacing w:after="0" w:before="300"/>
-      <w:jc w:val="center"/>
     </w:pPr>
     <w:rPr>
+      <w:sz w:val="20"/>
+      <w:szCs w:val="20"/>
       <w:b/>
       <w:color w:val="345A8A"/>
-      <w:sz w:val="20"/>
-      <w:szCs w:val="20"/>
+      &gt;
     </w:rPr>
   </w:style>
   <w:style w:customStyle="1" w:styleId="Abstract" w:type="paragraph">
@@ -31843,321 +31964,191 @@
     <w:rPr/>
   </w:style>
   <w:style w:styleId="Heading1" w:type="paragraph">
-    <w:name w:val="heading 1"/>
+    <w:name w:val="Heading 1"/>
     <w:basedOn w:val="Normal"/>
     <w:next w:val="BodyText"/>
-    <w:link w:val="Heading1Char"/>
     <w:uiPriority w:val="9"/>
     <w:qFormat/>
-    <w:rsid w:val="00A10FD9"/>
     <w:pPr>
       <w:keepNext/>
       <w:keepLines/>
-      <w:spacing w:after="80" w:before="360"/>
+      <w:spacing w:after="0" w:before="480"/>
       <w:outlineLvl w:val="0"/>
     </w:pPr>
     <w:rPr>
       <w:rFonts w:asciiTheme="majorHAnsi" w:cstheme="majorBidi" w:eastAsiaTheme="majorEastAsia" w:hAnsiTheme="majorHAnsi"/>
-      <w:color w:themeColor="accent1" w:themeShade="BF" w:val="0F4761"/>
-      <w:sz w:val="40"/>
-      <w:szCs w:val="40"/>
+      <w:b/>
+      <w:bCs/>
+      <w:color w:themeColor="accent1" w:val="4F81BD"/>
+      <w:sz w:val="32"/>
+      <w:szCs w:val="32"/>
     </w:rPr>
   </w:style>
   <w:style w:styleId="Heading2" w:type="paragraph">
-    <w:name w:val="heading 2"/>
+    <w:name w:val="Heading 2"/>
     <w:basedOn w:val="Normal"/>
     <w:next w:val="BodyText"/>
-    <w:link w:val="Heading2Char"/>
     <w:uiPriority w:val="9"/>
-    <w:semiHidden/>
     <w:unhideWhenUsed/>
     <w:qFormat/>
-    <w:rsid w:val="00A10FD9"/>
     <w:pPr>
       <w:keepNext/>
       <w:keepLines/>
-      <w:spacing w:after="80" w:before="160"/>
+      <w:spacing w:after="0" w:before="200"/>
       <w:outlineLvl w:val="1"/>
     </w:pPr>
     <w:rPr>
       <w:rFonts w:asciiTheme="majorHAnsi" w:cstheme="majorBidi" w:eastAsiaTheme="majorEastAsia" w:hAnsiTheme="majorHAnsi"/>
-      <w:color w:themeColor="accent1" w:themeShade="BF" w:val="0F4761"/>
-      <w:sz w:val="32"/>
-      <w:szCs w:val="32"/>
-    </w:rPr>
-  </w:style>
-  <w:style w:styleId="Heading3" w:type="paragraph">
-    <w:name w:val="heading 3"/>
-    <w:basedOn w:val="Normal"/>
-    <w:next w:val="BodyText"/>
-    <w:link w:val="Heading3Char"/>
-    <w:uiPriority w:val="9"/>
-    <w:semiHidden/>
-    <w:unhideWhenUsed/>
-    <w:qFormat/>
-    <w:rsid w:val="00A10FD9"/>
-    <w:pPr>
-      <w:keepNext/>
-      <w:keepLines/>
-      <w:spacing w:after="80" w:before="160"/>
-      <w:outlineLvl w:val="2"/>
-    </w:pPr>
-    <w:rPr>
-      <w:rFonts w:cstheme="majorBidi" w:eastAsiaTheme="majorEastAsia"/>
-      <w:color w:themeColor="accent1" w:themeShade="BF" w:val="0F4761"/>
+      <w:b/>
+      <w:bCs/>
+      <w:color w:themeColor="accent1" w:val="4F81BD"/>
       <w:sz w:val="28"/>
       <w:szCs w:val="28"/>
     </w:rPr>
   </w:style>
-  <w:style w:styleId="Heading4" w:type="paragraph">
-    <w:name w:val="heading 4"/>
+  <w:style w:styleId="Heading3" w:type="paragraph">
+    <w:name w:val="Heading 3"/>
     <w:basedOn w:val="Normal"/>
     <w:next w:val="BodyText"/>
-    <w:link w:val="Heading4Char"/>
     <w:uiPriority w:val="9"/>
-    <w:semiHidden/>
     <w:unhideWhenUsed/>
     <w:qFormat/>
-    <w:rsid w:val="00A10FD9"/>
     <w:pPr>
       <w:keepNext/>
       <w:keepLines/>
-      <w:spacing w:after="40" w:before="80"/>
+      <w:spacing w:after="0" w:before="200"/>
+      <w:outlineLvl w:val="2"/>
+    </w:pPr>
+    <w:rPr>
+      <w:rFonts w:asciiTheme="majorHAnsi" w:cstheme="majorBidi" w:eastAsiaTheme="majorEastAsia" w:hAnsiTheme="majorHAnsi"/>
+      <w:b/>
+      <w:bCs/>
+      <w:color w:themeColor="accent1" w:val="4F81BD"/>
+      <w:sz w:val="24"/>
+      <w:szCs w:val="24"/>
+    </w:rPr>
+  </w:style>
+  <w:style w:styleId="Heading4" w:type="paragraph">
+    <w:name w:val="Heading 4"/>
+    <w:basedOn w:val="Normal"/>
+    <w:next w:val="BodyText"/>
+    <w:uiPriority w:val="9"/>
+    <w:unhideWhenUsed/>
+    <w:qFormat/>
+    <w:pPr>
+      <w:keepNext/>
+      <w:keepLines/>
+      <w:spacing w:after="0" w:before="200"/>
       <w:outlineLvl w:val="3"/>
     </w:pPr>
     <w:rPr>
-      <w:rFonts w:cstheme="majorBidi" w:eastAsiaTheme="majorEastAsia"/>
+      <w:rFonts w:asciiTheme="majorHAnsi" w:cstheme="majorBidi" w:eastAsiaTheme="majorEastAsia" w:hAnsiTheme="majorHAnsi"/>
       <w:i/>
-      <w:iCs/>
-      <w:color w:themeColor="accent1" w:themeShade="BF" w:val="0F4761"/>
+      <w:bCs/>
+      <w:color w:themeColor="accent1" w:val="4F81BD"/>
+      <w:sz w:val="24"/>
+      <w:szCs w:val="24"/>
     </w:rPr>
   </w:style>
   <w:style w:styleId="Heading5" w:type="paragraph">
-    <w:name w:val="heading 5"/>
+    <w:name w:val="Heading 5"/>
     <w:basedOn w:val="Normal"/>
     <w:next w:val="BodyText"/>
-    <w:link w:val="Heading5Char"/>
     <w:uiPriority w:val="9"/>
-    <w:semiHidden/>
     <w:unhideWhenUsed/>
     <w:qFormat/>
-    <w:rsid w:val="00A10FD9"/>
     <w:pPr>
       <w:keepNext/>
       <w:keepLines/>
-      <w:spacing w:after="40" w:before="80"/>
+      <w:spacing w:after="0" w:before="200"/>
       <w:outlineLvl w:val="4"/>
     </w:pPr>
     <w:rPr>
-      <w:rFonts w:cstheme="majorBidi" w:eastAsiaTheme="majorEastAsia"/>
-      <w:color w:themeColor="accent1" w:themeShade="BF" w:val="0F4761"/>
+      <w:rFonts w:asciiTheme="majorHAnsi" w:cstheme="majorBidi" w:eastAsiaTheme="majorEastAsia" w:hAnsiTheme="majorHAnsi"/>
+      <w:iCs/>
+      <w:color w:themeColor="accent1" w:val="4F81BD"/>
+      <w:sz w:val="24"/>
+      <w:szCs w:val="24"/>
     </w:rPr>
   </w:style>
   <w:style w:styleId="Heading6" w:type="paragraph">
-    <w:name w:val="heading 6"/>
+    <w:name w:val="Heading 6"/>
     <w:basedOn w:val="Normal"/>
     <w:next w:val="BodyText"/>
-    <w:link w:val="Heading6Char"/>
     <w:uiPriority w:val="9"/>
-    <w:semiHidden/>
     <w:unhideWhenUsed/>
     <w:qFormat/>
-    <w:rsid w:val="00A10FD9"/>
     <w:pPr>
       <w:keepNext/>
       <w:keepLines/>
-      <w:spacing w:after="0" w:before="40"/>
+      <w:spacing w:after="0" w:before="200"/>
       <w:outlineLvl w:val="5"/>
     </w:pPr>
     <w:rPr>
-      <w:rFonts w:cstheme="majorBidi" w:eastAsiaTheme="majorEastAsia"/>
-      <w:i/>
-      <w:iCs/>
-      <w:color w:themeColor="text1" w:themeTint="A6" w:val="595959"/>
+      <w:rFonts w:asciiTheme="majorHAnsi" w:cstheme="majorBidi" w:eastAsiaTheme="majorEastAsia" w:hAnsiTheme="majorHAnsi"/>
+      <w:color w:themeColor="accent1" w:val="4F81BD"/>
+      <w:sz w:val="24"/>
+      <w:szCs w:val="24"/>
     </w:rPr>
   </w:style>
   <w:style w:styleId="Heading7" w:type="paragraph">
-    <w:name w:val="heading 7"/>
+    <w:name w:val="Heading 7"/>
     <w:basedOn w:val="Normal"/>
     <w:next w:val="BodyText"/>
-    <w:link w:val="Heading7Char"/>
     <w:uiPriority w:val="9"/>
-    <w:semiHidden/>
     <w:unhideWhenUsed/>
     <w:qFormat/>
-    <w:rsid w:val="00A10FD9"/>
     <w:pPr>
       <w:keepNext/>
       <w:keepLines/>
-      <w:spacing w:after="0" w:before="40"/>
+      <w:spacing w:after="0" w:before="200"/>
       <w:outlineLvl w:val="6"/>
     </w:pPr>
     <w:rPr>
-      <w:rFonts w:cstheme="majorBidi" w:eastAsiaTheme="majorEastAsia"/>
-      <w:color w:themeColor="text1" w:themeTint="A6" w:val="595959"/>
+      <w:rFonts w:asciiTheme="majorHAnsi" w:cstheme="majorBidi" w:eastAsiaTheme="majorEastAsia" w:hAnsiTheme="majorHAnsi"/>
+      <w:color w:themeColor="accent1" w:val="4F81BD"/>
+      <w:sz w:val="24"/>
+      <w:szCs w:val="24"/>
     </w:rPr>
   </w:style>
   <w:style w:styleId="Heading8" w:type="paragraph">
-    <w:name w:val="heading 8"/>
+    <w:name w:val="Heading 8"/>
     <w:basedOn w:val="Normal"/>
     <w:next w:val="BodyText"/>
-    <w:link w:val="Heading8Char"/>
     <w:uiPriority w:val="9"/>
-    <w:semiHidden/>
     <w:unhideWhenUsed/>
     <w:qFormat/>
-    <w:rsid w:val="00A10FD9"/>
     <w:pPr>
       <w:keepNext/>
       <w:keepLines/>
-      <w:spacing w:after="0"/>
+      <w:spacing w:after="0" w:before="200"/>
       <w:outlineLvl w:val="7"/>
     </w:pPr>
     <w:rPr>
-      <w:rFonts w:cstheme="majorBidi" w:eastAsiaTheme="majorEastAsia"/>
-      <w:i/>
-      <w:iCs/>
-      <w:color w:themeColor="text1" w:themeTint="D8" w:val="272727"/>
+      <w:rFonts w:asciiTheme="majorHAnsi" w:cstheme="majorBidi" w:eastAsiaTheme="majorEastAsia" w:hAnsiTheme="majorHAnsi"/>
+      <w:color w:themeColor="accent1" w:val="4F81BD"/>
+      <w:sz w:val="24"/>
+      <w:szCs w:val="24"/>
     </w:rPr>
   </w:style>
   <w:style w:styleId="Heading9" w:type="paragraph">
-    <w:name w:val="heading 9"/>
+    <w:name w:val="Heading 9"/>
     <w:basedOn w:val="Normal"/>
     <w:next w:val="BodyText"/>
-    <w:link w:val="Heading9Char"/>
     <w:uiPriority w:val="9"/>
-    <w:semiHidden/>
     <w:unhideWhenUsed/>
     <w:qFormat/>
-    <w:rsid w:val="00A10FD9"/>
     <w:pPr>
       <w:keepNext/>
       <w:keepLines/>
-      <w:spacing w:after="0"/>
+      <w:spacing w:after="0" w:before="200"/>
       <w:outlineLvl w:val="8"/>
     </w:pPr>
     <w:rPr>
-      <w:rFonts w:cstheme="majorBidi" w:eastAsiaTheme="majorEastAsia"/>
-      <w:color w:themeColor="text1" w:themeTint="D8" w:val="272727"/>
-    </w:rPr>
-  </w:style>
-  <w:style w:customStyle="1" w:styleId="Heading1Char" w:type="character">
-    <w:name w:val="Heading 1 Char"/>
-    <w:basedOn w:val="DefaultParagraphFont"/>
-    <w:link w:val="Heading1"/>
-    <w:uiPriority w:val="9"/>
-    <w:rsid w:val="00A10FD9"/>
-    <w:rPr>
       <w:rFonts w:asciiTheme="majorHAnsi" w:cstheme="majorBidi" w:eastAsiaTheme="majorEastAsia" w:hAnsiTheme="majorHAnsi"/>
-      <w:color w:themeColor="accent1" w:themeShade="BF" w:val="0F4761"/>
-      <w:sz w:val="40"/>
-      <w:szCs w:val="40"/>
-    </w:rPr>
-  </w:style>
-  <w:style w:customStyle="1" w:styleId="Heading2Char" w:type="character">
-    <w:name w:val="Heading 2 Char"/>
-    <w:basedOn w:val="DefaultParagraphFont"/>
-    <w:link w:val="Heading2"/>
-    <w:uiPriority w:val="9"/>
-    <w:semiHidden/>
-    <w:rsid w:val="00A10FD9"/>
-    <w:rPr>
-      <w:rFonts w:asciiTheme="majorHAnsi" w:cstheme="majorBidi" w:eastAsiaTheme="majorEastAsia" w:hAnsiTheme="majorHAnsi"/>
-      <w:color w:themeColor="accent1" w:themeShade="BF" w:val="0F4761"/>
-      <w:sz w:val="32"/>
-      <w:szCs w:val="32"/>
-    </w:rPr>
-  </w:style>
-  <w:style w:customStyle="1" w:styleId="Heading3Char" w:type="character">
-    <w:name w:val="Heading 3 Char"/>
-    <w:basedOn w:val="DefaultParagraphFont"/>
-    <w:link w:val="Heading3"/>
-    <w:uiPriority w:val="9"/>
-    <w:semiHidden/>
-    <w:rsid w:val="00A10FD9"/>
-    <w:rPr>
-      <w:rFonts w:cstheme="majorBidi" w:eastAsiaTheme="majorEastAsia"/>
-      <w:color w:themeColor="accent1" w:themeShade="BF" w:val="0F4761"/>
-      <w:sz w:val="28"/>
-      <w:szCs w:val="28"/>
-    </w:rPr>
-  </w:style>
-  <w:style w:customStyle="1" w:styleId="Heading4Char" w:type="character">
-    <w:name w:val="Heading 4 Char"/>
-    <w:basedOn w:val="DefaultParagraphFont"/>
-    <w:link w:val="Heading4"/>
-    <w:uiPriority w:val="9"/>
-    <w:semiHidden/>
-    <w:rsid w:val="00A10FD9"/>
-    <w:rPr>
-      <w:rFonts w:cstheme="majorBidi" w:eastAsiaTheme="majorEastAsia"/>
-      <w:i/>
-      <w:iCs/>
-      <w:color w:themeColor="accent1" w:themeShade="BF" w:val="0F4761"/>
-    </w:rPr>
-  </w:style>
-  <w:style w:customStyle="1" w:styleId="Heading5Char" w:type="character">
-    <w:name w:val="Heading 5 Char"/>
-    <w:basedOn w:val="DefaultParagraphFont"/>
-    <w:link w:val="Heading5"/>
-    <w:uiPriority w:val="9"/>
-    <w:semiHidden/>
-    <w:rsid w:val="00A10FD9"/>
-    <w:rPr>
-      <w:rFonts w:cstheme="majorBidi" w:eastAsiaTheme="majorEastAsia"/>
-      <w:color w:themeColor="accent1" w:themeShade="BF" w:val="0F4761"/>
-    </w:rPr>
-  </w:style>
-  <w:style w:customStyle="1" w:styleId="Heading6Char" w:type="character">
-    <w:name w:val="Heading 6 Char"/>
-    <w:basedOn w:val="DefaultParagraphFont"/>
-    <w:link w:val="Heading6"/>
-    <w:uiPriority w:val="9"/>
-    <w:semiHidden/>
-    <w:rsid w:val="00A10FD9"/>
-    <w:rPr>
-      <w:rFonts w:cstheme="majorBidi" w:eastAsiaTheme="majorEastAsia"/>
-      <w:i/>
-      <w:iCs/>
-      <w:color w:themeColor="text1" w:themeTint="A6" w:val="595959"/>
-    </w:rPr>
-  </w:style>
-  <w:style w:customStyle="1" w:styleId="Heading7Char" w:type="character">
-    <w:name w:val="Heading 7 Char"/>
-    <w:basedOn w:val="DefaultParagraphFont"/>
-    <w:link w:val="Heading7"/>
-    <w:uiPriority w:val="9"/>
-    <w:semiHidden/>
-    <w:rsid w:val="00A10FD9"/>
-    <w:rPr>
-      <w:rFonts w:cstheme="majorBidi" w:eastAsiaTheme="majorEastAsia"/>
-      <w:color w:themeColor="text1" w:themeTint="A6" w:val="595959"/>
-    </w:rPr>
-  </w:style>
-  <w:style w:customStyle="1" w:styleId="Heading8Char" w:type="character">
-    <w:name w:val="Heading 8 Char"/>
-    <w:basedOn w:val="DefaultParagraphFont"/>
-    <w:link w:val="Heading8"/>
-    <w:uiPriority w:val="9"/>
-    <w:semiHidden/>
-    <w:rsid w:val="00A10FD9"/>
-    <w:rPr>
-      <w:rFonts w:cstheme="majorBidi" w:eastAsiaTheme="majorEastAsia"/>
-      <w:i/>
-      <w:iCs/>
-      <w:color w:themeColor="text1" w:themeTint="D8" w:val="272727"/>
-    </w:rPr>
-  </w:style>
-  <w:style w:customStyle="1" w:styleId="Heading9Char" w:type="character">
-    <w:name w:val="Heading 9 Char"/>
-    <w:basedOn w:val="DefaultParagraphFont"/>
-    <w:link w:val="Heading9"/>
-    <w:uiPriority w:val="9"/>
-    <w:semiHidden/>
-    <w:rsid w:val="00A10FD9"/>
-    <w:rPr>
-      <w:rFonts w:cstheme="majorBidi" w:eastAsiaTheme="majorEastAsia"/>
-      <w:color w:themeColor="text1" w:themeTint="D8" w:val="272727"/>
+      <w:color w:themeColor="accent1" w:val="4F81BD"/>
+      <w:sz w:val="24"/>
+      <w:szCs w:val="24"/>
     </w:rPr>
   </w:style>
   <w:style w:styleId="BlockText" w:type="paragraph">
@@ -32182,8 +32173,8 @@
   </w:style>
   <w:style w:styleId="FootnoteBlockText" w:type="paragraph">
     <w:name w:val="Footnote Block Text"/>
-    <w:basedOn w:val="FootnoteText"/>
-    <w:next w:val="FootnoteText"/>
+    <w:basedOn w:val="Footnote Text"/>
+    <w:next w:val="Footnote Text"/>
     <w:uiPriority w:val="9"/>
     <w:unhideWhenUsed/>
     <w:qFormat/>
@@ -32221,10 +32212,10 @@
         <w:jc w:val="left"/>
       </w:trPr>
       <w:tcPr>
+        <w:vAlign w:val="bottom"/>
         <w:tcBorders>
           <w:bottom w:val="single"/>
         </w:tcBorders>
-        <w:vAlign w:val="bottom"/>
       </w:tcPr>
     </w:tblStylePr>
   </w:style>
@@ -32340,7 +32331,6 @@
     <w:name w:val="KeywordTok"/>
     <w:basedOn w:val="VerbatimChar"/>
     <w:rPr>
-      <w:b/>
       <w:color w:val="003b4f"/>
       <w:shd w:val="clear" w:fill="f1f3f5"/>
     </w:rPr>
@@ -32445,9 +32435,9 @@
     <w:name w:val="DocumentationTok"/>
     <w:basedOn w:val="VerbatimChar"/>
     <w:rPr>
-      <w:i/>
       <w:color w:val="5e5e5e"/>
       <w:shd w:val="clear" w:fill="f1f3f5"/>
+      <w:i/>
     </w:rPr>
   </w:style>
   <w:style w:type="character" w:customStyle="1" w:styleId="AnnotationTok">
@@ -32462,9 +32452,9 @@
     <w:name w:val="CommentVarTok"/>
     <w:basedOn w:val="VerbatimChar"/>
     <w:rPr>
-      <w:i/>
       <w:color w:val="5e5e5e"/>
       <w:shd w:val="clear" w:fill="f1f3f5"/>
+      <w:i/>
     </w:rPr>
   </w:style>
   <w:style w:type="character" w:customStyle="1" w:styleId="OtherTok">
@@ -32495,7 +32485,6 @@
     <w:name w:val="ControlFlowTok"/>
     <w:basedOn w:val="VerbatimChar"/>
     <w:rPr>
-      <w:b/>
       <w:color w:val="003b4f"/>
       <w:shd w:val="clear" w:fill="f1f3f5"/>
     </w:rPr>
@@ -32560,9 +32549,9 @@
     <w:name w:val="WarningTok"/>
     <w:basedOn w:val="VerbatimChar"/>
     <w:rPr>
-      <w:i/>
       <w:color w:val="5e5e5e"/>
       <w:shd w:val="clear" w:fill="f1f3f5"/>
+      <w:i/>
     </w:rPr>
   </w:style>
   <w:style w:type="character" w:customStyle="1" w:styleId="AlertTok">
@@ -32603,44 +32592,44 @@
         <a:sysClr val="window" lastClr="FFFFFF"/>
       </a:lt1>
       <a:dk2>
-        <a:srgbClr val="0E2841"/>
+        <a:srgbClr val="1F497D"/>
       </a:dk2>
       <a:lt2>
-        <a:srgbClr val="E8E8E8"/>
+        <a:srgbClr val="EEECE1"/>
       </a:lt2>
       <a:accent1>
-        <a:srgbClr val="156082"/>
+        <a:srgbClr val="4F81BD"/>
       </a:accent1>
       <a:accent2>
-        <a:srgbClr val="E97132"/>
+        <a:srgbClr val="C0504D"/>
       </a:accent2>
       <a:accent3>
-        <a:srgbClr val="196B24"/>
+        <a:srgbClr val="9BBB59"/>
       </a:accent3>
       <a:accent4>
-        <a:srgbClr val="0F9ED5"/>
+        <a:srgbClr val="8064A2"/>
       </a:accent4>
       <a:accent5>
-        <a:srgbClr val="A02B93"/>
+        <a:srgbClr val="4BACC6"/>
       </a:accent5>
       <a:accent6>
-        <a:srgbClr val="4EA72E"/>
+        <a:srgbClr val="F79646"/>
       </a:accent6>
       <a:hlink>
-        <a:srgbClr val="467886"/>
+        <a:srgbClr val="0000FF"/>
       </a:hlink>
       <a:folHlink>
-        <a:srgbClr val="96607D"/>
+        <a:srgbClr val="800080"/>
       </a:folHlink>
     </a:clrScheme>
     <a:fontScheme name="Office">
       <a:majorFont>
-        <a:latin typeface="Aptos Display" panose="02110004020202020204"/>
+        <a:latin typeface="Calibri"/>
         <a:ea typeface=""/>
         <a:cs typeface=""/>
-        <a:font script="Jpan" typeface="游ゴシック Light"/>
+        <a:font script="Jpan" typeface="ＭＳ ゴシック"/>
         <a:font script="Hang" typeface="맑은 고딕"/>
-        <a:font script="Hans" typeface="等线 Light"/>
+        <a:font script="Hans" typeface="宋体"/>
         <a:font script="Hant" typeface="新細明體"/>
         <a:font script="Arab" typeface="Times New Roman"/>
         <a:font script="Hebr" typeface="Times New Roman"/>
@@ -32667,32 +32656,14 @@
         <a:font script="Mong" typeface="Mongolian Baiti"/>
         <a:font script="Viet" typeface="Times New Roman"/>
         <a:font script="Uigh" typeface="Microsoft Uighur"/>
-        <a:font script="Geor" typeface="Sylfaen"/>
-        <a:font script="Armn" typeface="Arial"/>
-        <a:font script="Bugi" typeface="Leelawadee UI"/>
-        <a:font script="Bopo" typeface="Microsoft JhengHei"/>
-        <a:font script="Java" typeface="Javanese Text"/>
-        <a:font script="Lisu" typeface="Segoe UI"/>
-        <a:font script="Mymr" typeface="Myanmar Text"/>
-        <a:font script="Nkoo" typeface="Ebrima"/>
-        <a:font script="Olck" typeface="Nirmala UI"/>
-        <a:font script="Osma" typeface="Ebrima"/>
-        <a:font script="Phag" typeface="Phagspa"/>
-        <a:font script="Syrn" typeface="Estrangelo Edessa"/>
-        <a:font script="Syrj" typeface="Estrangelo Edessa"/>
-        <a:font script="Syre" typeface="Estrangelo Edessa"/>
-        <a:font script="Sora" typeface="Nirmala UI"/>
-        <a:font script="Tale" typeface="Microsoft Tai Le"/>
-        <a:font script="Talu" typeface="Microsoft New Tai Lue"/>
-        <a:font script="Tfng" typeface="Ebrima"/>
       </a:majorFont>
       <a:minorFont>
-        <a:latin typeface="Aptos" panose="02110004020202020204"/>
+        <a:latin typeface="Cambria"/>
         <a:ea typeface=""/>
         <a:cs typeface=""/>
-        <a:font script="Jpan" typeface="游明朝"/>
+        <a:font script="Jpan" typeface="ＭＳ 明朝"/>
         <a:font script="Hang" typeface="맑은 고딕"/>
-        <a:font script="Hans" typeface="等线"/>
+        <a:font script="Hans" typeface="宋体"/>
         <a:font script="Hant" typeface="新細明體"/>
         <a:font script="Arab" typeface="Arial"/>
         <a:font script="Hebr" typeface="Arial"/>
@@ -32719,24 +32690,6 @@
         <a:font script="Mong" typeface="Mongolian Baiti"/>
         <a:font script="Viet" typeface="Arial"/>
         <a:font script="Uigh" typeface="Microsoft Uighur"/>
-        <a:font script="Geor" typeface="Sylfaen"/>
-        <a:font script="Armn" typeface="Arial"/>
-        <a:font script="Bugi" typeface="Leelawadee UI"/>
-        <a:font script="Bopo" typeface="Microsoft JhengHei"/>
-        <a:font script="Java" typeface="Javanese Text"/>
-        <a:font script="Lisu" typeface="Segoe UI"/>
-        <a:font script="Mymr" typeface="Myanmar Text"/>
-        <a:font script="Nkoo" typeface="Ebrima"/>
-        <a:font script="Olck" typeface="Nirmala UI"/>
-        <a:font script="Osma" typeface="Ebrima"/>
-        <a:font script="Phag" typeface="Phagspa"/>
-        <a:font script="Syrn" typeface="Estrangelo Edessa"/>
-        <a:font script="Syrj" typeface="Estrangelo Edessa"/>
-        <a:font script="Syre" typeface="Estrangelo Edessa"/>
-        <a:font script="Sora" typeface="Nirmala UI"/>
-        <a:font script="Tale" typeface="Microsoft Tai Le"/>
-        <a:font script="Talu" typeface="Microsoft New Tai Lue"/>
-        <a:font script="Tfng" typeface="Ebrima"/>
       </a:minorFont>
     </a:fontScheme>
     <a:fmtScheme name="Office">
@@ -32748,141 +32701,200 @@
           <a:gsLst>
             <a:gs pos="0">
               <a:schemeClr val="phClr">
-                <a:lumMod val="110000"/>
-                <a:satMod val="105000"/>
-                <a:tint val="67000"/>
+                <a:tint val="50000"/>
+                <a:satMod val="300000"/>
               </a:schemeClr>
             </a:gs>
-            <a:gs pos="50000">
+            <a:gs pos="35000">
               <a:schemeClr val="phClr">
-                <a:lumMod val="105000"/>
-                <a:satMod val="103000"/>
-                <a:tint val="73000"/>
+                <a:tint val="37000"/>
+                <a:satMod val="300000"/>
               </a:schemeClr>
             </a:gs>
             <a:gs pos="100000">
               <a:schemeClr val="phClr">
-                <a:lumMod val="105000"/>
-                <a:satMod val="109000"/>
-                <a:tint val="81000"/>
+                <a:tint val="15000"/>
+                <a:satMod val="350000"/>
               </a:schemeClr>
             </a:gs>
           </a:gsLst>
-          <a:lin ang="5400000" scaled="0"/>
+          <a:lin ang="16200000" scaled="1"/>
         </a:gradFill>
         <a:gradFill rotWithShape="1">
           <a:gsLst>
             <a:gs pos="0">
               <a:schemeClr val="phClr">
-                <a:satMod val="103000"/>
-                <a:lumMod val="102000"/>
-                <a:tint val="94000"/>
-              </a:schemeClr>
-            </a:gs>
-            <a:gs pos="50000">
-              <a:schemeClr val="phClr">
-                <a:satMod val="110000"/>
-                <a:lumMod val="100000"/>
+                <a:tint val="100000"/>
                 <a:shade val="100000"/>
+                <a:satMod val="130000"/>
               </a:schemeClr>
             </a:gs>
             <a:gs pos="100000">
               <a:schemeClr val="phClr">
-                <a:lumMod val="99000"/>
-                <a:satMod val="120000"/>
-                <a:shade val="78000"/>
+                <a:tint val="50000"/>
+                <a:shade val="100000"/>
+                <a:satMod val="350000"/>
               </a:schemeClr>
             </a:gs>
           </a:gsLst>
-          <a:lin ang="5400000" scaled="0"/>
+          <a:lin ang="16200000" scaled="0"/>
         </a:gradFill>
       </a:fillStyleLst>
       <a:lnStyleLst>
-        <a:ln w="6350" cap="flat" cmpd="sng" algn="ctr">
+        <a:ln w="9525" cap="flat" cmpd="sng" algn="ctr">
+          <a:solidFill>
+            <a:schemeClr val="phClr">
+              <a:shade val="95000"/>
+              <a:satMod val="105000"/>
+            </a:schemeClr>
+          </a:solidFill>
+          <a:prstDash val="solid"/>
+        </a:ln>
+        <a:ln w="25400" cap="flat" cmpd="sng" algn="ctr">
           <a:solidFill>
             <a:schemeClr val="phClr"/>
           </a:solidFill>
           <a:prstDash val="solid"/>
-          <a:miter lim="800000"/>
         </a:ln>
-        <a:ln w="12700" cap="flat" cmpd="sng" algn="ctr">
+        <a:ln w="38100" cap="flat" cmpd="sng" algn="ctr">
           <a:solidFill>
             <a:schemeClr val="phClr"/>
           </a:solidFill>
           <a:prstDash val="solid"/>
-          <a:miter lim="800000"/>
-        </a:ln>
-        <a:ln w="19050" cap="flat" cmpd="sng" algn="ctr">
-          <a:solidFill>
-            <a:schemeClr val="phClr"/>
-          </a:solidFill>
-          <a:prstDash val="solid"/>
-          <a:miter lim="800000"/>
         </a:ln>
       </a:lnStyleLst>
       <a:effectStyleLst>
         <a:effectStyle>
-          <a:effectLst/>
-        </a:effectStyle>
-        <a:effectStyle>
-          <a:effectLst/>
+          <a:effectLst>
+            <a:outerShdw blurRad="40000" dist="20000" dir="5400000" rotWithShape="0">
+              <a:srgbClr val="000000">
+                <a:alpha val="38000"/>
+              </a:srgbClr>
+            </a:outerShdw>
+          </a:effectLst>
         </a:effectStyle>
         <a:effectStyle>
           <a:effectLst>
-            <a:outerShdw blurRad="57150" dist="19050" dir="5400000" algn="ctr" rotWithShape="0">
+            <a:outerShdw blurRad="40000" dist="23000" dir="5400000" rotWithShape="0">
               <a:srgbClr val="000000">
-                <a:alpha val="63000"/>
+                <a:alpha val="35000"/>
               </a:srgbClr>
             </a:outerShdw>
           </a:effectLst>
+        </a:effectStyle>
+        <a:effectStyle>
+          <a:effectLst>
+            <a:outerShdw blurRad="40000" dist="23000" dir="5400000" rotWithShape="0">
+              <a:srgbClr val="000000">
+                <a:alpha val="35000"/>
+              </a:srgbClr>
+            </a:outerShdw>
+          </a:effectLst>
+          <a:scene3d>
+            <a:camera prst="orthographicFront">
+              <a:rot lat="0" lon="0" rev="0"/>
+            </a:camera>
+            <a:lightRig rig="threePt" dir="t">
+              <a:rot lat="0" lon="0" rev="1200000"/>
+            </a:lightRig>
+          </a:scene3d>
+          <a:sp3d>
+            <a:bevelT w="63500" h="25400"/>
+          </a:sp3d>
         </a:effectStyle>
       </a:effectStyleLst>
       <a:bgFillStyleLst>
         <a:solidFill>
           <a:schemeClr val="phClr"/>
         </a:solidFill>
-        <a:solidFill>
-          <a:schemeClr val="phClr">
-            <a:tint val="95000"/>
-            <a:satMod val="170000"/>
-          </a:schemeClr>
-        </a:solidFill>
         <a:gradFill rotWithShape="1">
           <a:gsLst>
             <a:gs pos="0">
               <a:schemeClr val="phClr">
-                <a:tint val="93000"/>
-                <a:satMod val="150000"/>
-                <a:shade val="98000"/>
-                <a:lumMod val="102000"/>
+                <a:tint val="40000"/>
+                <a:satMod val="350000"/>
               </a:schemeClr>
             </a:gs>
-            <a:gs pos="50000">
+            <a:gs pos="40000">
               <a:schemeClr val="phClr">
-                <a:tint val="98000"/>
-                <a:satMod val="130000"/>
-                <a:shade val="90000"/>
-                <a:lumMod val="103000"/>
+                <a:tint val="45000"/>
+                <a:shade val="99000"/>
+                <a:satMod val="350000"/>
               </a:schemeClr>
             </a:gs>
             <a:gs pos="100000">
               <a:schemeClr val="phClr">
-                <a:shade val="63000"/>
-                <a:satMod val="120000"/>
+                <a:shade val="20000"/>
+                <a:satMod val="255000"/>
               </a:schemeClr>
             </a:gs>
           </a:gsLst>
-          <a:lin ang="5400000" scaled="0"/>
+          <a:path path="circle">
+            <a:fillToRect l="50000" t="-80000" r="50000" b="180000"/>
+          </a:path>
+        </a:gradFill>
+        <a:gradFill rotWithShape="1">
+          <a:gsLst>
+            <a:gs pos="0">
+              <a:schemeClr val="phClr">
+                <a:tint val="80000"/>
+                <a:satMod val="300000"/>
+              </a:schemeClr>
+            </a:gs>
+            <a:gs pos="100000">
+              <a:schemeClr val="phClr">
+                <a:shade val="30000"/>
+                <a:satMod val="200000"/>
+              </a:schemeClr>
+            </a:gs>
+          </a:gsLst>
+          <a:path path="circle">
+            <a:fillToRect l="50000" t="50000" r="50000" b="50000"/>
+          </a:path>
         </a:gradFill>
       </a:bgFillStyleLst>
     </a:fmtScheme>
   </a:themeElements>
-  <a:objectDefaults/>
+  <a:objectDefaults>
+    <a:spDef>
+      <a:spPr/>
+      <a:bodyPr/>
+      <a:lstStyle/>
+      <a:style>
+        <a:lnRef idx="1">
+          <a:schemeClr val="accent1"/>
+        </a:lnRef>
+        <a:fillRef idx="3">
+          <a:schemeClr val="accent1"/>
+        </a:fillRef>
+        <a:effectRef idx="2">
+          <a:schemeClr val="accent1"/>
+        </a:effectRef>
+        <a:fontRef idx="minor">
+          <a:schemeClr val="lt1"/>
+        </a:fontRef>
+      </a:style>
+    </a:spDef>
+    <a:lnDef>
+      <a:spPr/>
+      <a:bodyPr/>
+      <a:lstStyle/>
+      <a:style>
+        <a:lnRef idx="2">
+          <a:schemeClr val="accent1"/>
+        </a:lnRef>
+        <a:fillRef idx="0">
+          <a:schemeClr val="accent1"/>
+        </a:fillRef>
+        <a:effectRef idx="1">
+          <a:schemeClr val="accent1"/>
+        </a:effectRef>
+        <a:fontRef idx="minor">
+          <a:schemeClr val="tx1"/>
+        </a:fontRef>
+      </a:style>
+    </a:lnDef>
+  </a:objectDefaults>
   <a:extraClrSchemeLst/>
-  <a:extLst>
-    <a:ext uri="{05A4C25C-085E-4340-85A3-A5531E510DB2}">
-      <thm15:themeFamily xmlns:thm15="http://schemas.microsoft.com/office/thememl/2012/main" name="Office Theme" id="{2E142A2C-CD16-42D6-873A-C26D2A0506FA}" vid="{1BDDFF52-6CD6-40A5-AB3C-68EB2F1E4D0A}"/>
-    </a:ext>
-  </a:extLst>
 </a:theme>
 </file>
--- a/_site/desagregacao_temporal.docx
+++ b/_site/desagregacao_temporal.docx
@@ -7,31 +7,7 @@
         <w:pStyle w:val="Title"/>
       </w:pPr>
       <w:r>
-        <w:t xml:space="preserve">Desagregação</w:t>
-      </w:r>
-      <w:r>
-        <w:t xml:space="preserve"> </w:t>
-      </w:r>
-      <w:r>
-        <w:t xml:space="preserve">temporal</w:t>
-      </w:r>
-      <w:r>
-        <w:t xml:space="preserve"> </w:t>
-      </w:r>
-      <w:r>
-        <w:t xml:space="preserve">das</w:t>
-      </w:r>
-      <w:r>
-        <w:t xml:space="preserve"> </w:t>
-      </w:r>
-      <w:r>
-        <w:t xml:space="preserve">chuvas</w:t>
-      </w:r>
-      <w:r>
-        <w:t xml:space="preserve"> </w:t>
-      </w:r>
-      <w:r>
-        <w:t xml:space="preserve">intensas</w:t>
+        <w:t xml:space="preserve">Desagregação temporal das chuvas intensas</w:t>
       </w:r>
     </w:p>
     <w:p>
@@ -39,25 +15,7 @@
         <w:pStyle w:val="Author"/>
       </w:pPr>
       <w:r>
-        <w:t xml:space="preserve">Dirceu</w:t>
-      </w:r>
-      <w:r>
-        <w:t xml:space="preserve"> </w:t>
-      </w:r>
-      <w:r>
-        <w:t xml:space="preserve">S.</w:t>
-      </w:r>
-      <w:r>
-        <w:t xml:space="preserve"> </w:t>
-      </w:r>
-      <w:r>
-        <w:t xml:space="preserve">Reis</w:t>
-      </w:r>
-      <w:r>
-        <w:t xml:space="preserve"> </w:t>
-      </w:r>
-      <w:r>
-        <w:t xml:space="preserve">Jr.</w:t>
+        <w:t xml:space="preserve">Dirceu S. Reis Jr.</w:t>
       </w:r>
     </w:p>
     <w:bookmarkStart w:id="26" w:name="sec.desagregacao"/>
@@ -80,13 +38,7 @@
         <w:t xml:space="preserve"> </w:t>
       </w:r>
       <w:r>
-        <w:t xml:space="preserve">“</w:t>
-      </w:r>
-      <w:r>
-        <w:t xml:space="preserve">quebrar</w:t>
-      </w:r>
-      <w:r>
-        <w:t xml:space="preserve">”</w:t>
+        <w:t xml:space="preserve">“quebrar”</w:t>
       </w:r>
       <w:r>
         <w:t xml:space="preserve"> </w:t>
@@ -933,13 +885,7 @@
         <w:t xml:space="preserve"> </w:t>
       </w:r>
       <w:r>
-        <w:t xml:space="preserve">“</w:t>
-      </w:r>
-      <w:r>
-        <w:t xml:space="preserve">posições</w:t>
-      </w:r>
-      <w:r>
-        <w:t xml:space="preserve">”</w:t>
+        <w:t xml:space="preserve">“posições”</w:t>
       </w:r>
       <w:r>
         <w:t xml:space="preserve"> </w:t>
@@ -1877,8 +1823,8 @@
       </w:r>
       <w:r>
         <w:rPr>
+          <w:i/>
           <w:iCs/>
-          <w:i/>
         </w:rPr>
         <w:t xml:space="preserve">Evolutionary Annealing–Simplex</w:t>
       </w:r>
@@ -1897,13 +1843,7 @@
         <w:t xml:space="preserve"> </w:t>
       </w:r>
       <w:r>
-        <w:t xml:space="preserve">“</w:t>
-      </w:r>
-      <w:r>
-        <w:t xml:space="preserve">verificadas</w:t>
-      </w:r>
-      <w:r>
-        <w:t xml:space="preserve">”</w:t>
+        <w:t xml:space="preserve">“verificadas”</w:t>
       </w:r>
       <w:r>
         <w:t xml:space="preserve">; a desagregação deve, então, operar entre escalas superior e inferior escolhidas dentre essas escalas. Na seleção do gerador, comparam-se seis processos pontuais (BLRP5, BLRP6 com</w:t>
@@ -1941,13 +1881,7 @@
         <w:t xml:space="preserve"> </w:t>
       </w:r>
       <w:r>
-        <w:t xml:space="preserve">“</w:t>
-      </w:r>
-      <w:r>
-        <w:t xml:space="preserve">dias úmidos</w:t>
-      </w:r>
-      <w:r>
-        <w:t xml:space="preserve">”</w:t>
+        <w:t xml:space="preserve">“dias úmidos”</w:t>
       </w:r>
       <w:r>
         <w:t xml:space="preserve">, trabalha-se com sequências úmidas com nível superior (p.ex., blocos 3 h, 6 h ou 24 h), separadas por pelo menos um intervalo seco. Para cada sequência úmida, o gerador produz a série em passo fino; essa série é agregada de volta à escala superior e comparada ao registro observado por um critério de erro descrito pela equação:</w:t>
@@ -2607,13 +2541,7 @@
         <w:t xml:space="preserve"> </w:t>
       </w:r>
       <w:r>
-        <w:t xml:space="preserve">“</w:t>
-      </w:r>
-      <w:r>
-        <w:t xml:space="preserve">úmidos</w:t>
-      </w:r>
-      <w:r>
-        <w:t xml:space="preserve">”</w:t>
+        <w:t xml:space="preserve">“úmidos”</w:t>
       </w:r>
       <w:r>
         <w:t xml:space="preserve"> </w:t>
@@ -2639,13 +2567,7 @@
         <w:t xml:space="preserve">é um gerador incondicional de séries de precipitação que estende os modelos de clusters de Poisson (Neyman–Scott/Bartlett–Lewis). Assume chegadas de episódios segundo Poisson e distribuições para a duração do episódio e para as propriedades das células (chegada, duração, intensidade). Para superar a tendência clássica de subestimar extremos, incorpora quatro melhorias: (i) calibração visando momentos de 1ª a 3ª ordem das séries observadas; (ii) relação inversa entre duração e intensidade da célula, reforçando picos de curta duração; (iii) intensidade celular com distribuição Gama; (iv) dois algoritmos de embaralhamento (</w:t>
       </w:r>
       <w:r>
-        <w:t xml:space="preserve">“</w:t>
-      </w:r>
-      <w:r>
-        <w:t xml:space="preserve">shuffling</w:t>
-      </w:r>
-      <w:r>
-        <w:t xml:space="preserve">”</w:t>
+        <w:t xml:space="preserve">“shuffling”</w:t>
       </w:r>
       <w:r>
         <w:t xml:space="preserve">) que reproduzem autocorrelação de episódios e eventos persistentes. Para aplicações a cenários futuros, o fluxo é mensal: estatísticas de referência (média, variância, covariância, assimetria e proporção de períodos úmidos) são computadas em múltiplas agregações (10–960 min); regressões entre estatísticas (p.ex., média–variância, média–proporção úmida; e relações entre variâncias/proporções em diferentes agregações) são ajustadas; calcula-se um fator de mudança para a média diária (razão futuro/histórico), usado em conjunto com um gerador climático diário (p.ex., LARS-WG) para ancorar a média de 10 min no futuro; as estatísticas futuras para cada agregação são então derivadas via essas regressões (covariância e assimetria podem ser herdadas do clima atual quando a sensibilidade é fraca e faltam relações estáveis). Com esse conjunto estatístico, o modelo é calibrado e gera séries sub-horárias futuras preservando propriedades observadas e extremos em ampla faixa temporal. Os autores observaram que o WayDown tende a reproduzir melhor a mediana das estatísticas, enquanto o LetItRain fornece maior variabilidade de cenários. Ambos podem superestimar extremos até certo limiar e subestimar acima dele, explicitando o trade-off entre conservação de massa diária e liberdade estatística intradiária.</w:t>
@@ -2759,8 +2681,8 @@
       </w:r>
       <w:r>
         <w:rPr>
+          <w:i/>
           <w:iCs/>
-          <w:i/>
         </w:rPr>
         <w:t xml:space="preserve">rescaled-range</w:t>
       </w:r>
@@ -3131,13 +3053,7 @@
         <w:t xml:space="preserve"> </w:t>
       </w:r>
       <w:r>
-        <w:t xml:space="preserve">“</w:t>
-      </w:r>
-      <w:r>
-        <w:t xml:space="preserve">achatadas</w:t>
-      </w:r>
-      <w:r>
-        <w:t xml:space="preserve">”</w:t>
+        <w:t xml:space="preserve">“achatadas”</w:t>
       </w:r>
       <w:r>
         <w:t xml:space="preserve"> </w:t>
@@ -5517,13 +5433,7 @@
         <w:t xml:space="preserve"> </w:t>
       </w:r>
       <w:r>
-        <w:t xml:space="preserve">“</w:t>
-      </w:r>
-      <w:r>
-        <w:t xml:space="preserve">bruto</w:t>
-      </w:r>
-      <w:r>
-        <w:t xml:space="preserve">”</w:t>
+        <w:t xml:space="preserve">“bruto”</w:t>
       </w:r>
       <w:r>
         <w:t xml:space="preserve">, recomenda-se estimar</w:t>
@@ -8902,8 +8812,8 @@
       </w:r>
       <w:r>
         <w:rPr>
+          <w:i/>
           <w:iCs/>
-          <w:i/>
         </w:rPr>
         <w:t xml:space="preserve">multiscaling</w:t>
       </w:r>
@@ -9535,13 +9445,7 @@
         <w:t xml:space="preserve">, nesses casos diz-se que o processo apresenta multiescalamento (</w:t>
       </w:r>
       <w:r>
-        <w:t xml:space="preserve">“</w:t>
-      </w:r>
-      <w:r>
-        <w:t xml:space="preserve">multiscaling</w:t>
-      </w:r>
-      <w:r>
-        <w:t xml:space="preserve">”</w:t>
+        <w:t xml:space="preserve">“multiscaling”</w:t>
       </w:r>
       <w:r>
         <w:t xml:space="preserve">). Na prática, trabalha-se com séries de máximos anuais em várias durações e verifica-se regressão linear log–log dos momentos vs. duração para identificar o(s) regime(s) de escala.</w:t>
@@ -11106,13 +11010,7 @@
         <w:t xml:space="preserve"> </w:t>
       </w:r>
       <w:r>
-        <w:t xml:space="preserve">“</w:t>
-      </w:r>
-      <w:r>
-        <w:t xml:space="preserve">episódio</w:t>
-      </w:r>
-      <w:r>
-        <w:t xml:space="preserve">”</w:t>
+        <w:t xml:space="preserve">“episódio”</w:t>
       </w:r>
       <w:r>
         <w:t xml:space="preserve"> </w:t>
@@ -11251,13 +11149,7 @@
         <w:t xml:space="preserve"> </w:t>
       </w:r>
       <w:r>
-        <w:t xml:space="preserve">“</w:t>
-      </w:r>
-      <w:r>
-        <w:t xml:space="preserve">dar forma</w:t>
-      </w:r>
-      <w:r>
-        <w:t xml:space="preserve">”</w:t>
+        <w:t xml:space="preserve">“dar forma”</w:t>
       </w:r>
       <w:r>
         <w:t xml:space="preserve"> </w:t>
@@ -11428,13 +11320,7 @@
         <w:t xml:space="preserve"> </w:t>
       </w:r>
       <w:r>
-        <w:t xml:space="preserve">“</w:t>
-      </w:r>
-      <w:r>
-        <w:t xml:space="preserve">dressing</w:t>
-      </w:r>
-      <w:r>
-        <w:t xml:space="preserve">”</w:t>
+        <w:t xml:space="preserve">“dressing”</w:t>
       </w:r>
       <w:r>
         <w:t xml:space="preserve"> </w:t>
@@ -11587,13 +11473,7 @@
         <w:t xml:space="preserve"> </w:t>
       </w:r>
       <w:r>
-        <w:t xml:space="preserve">“</w:t>
-      </w:r>
-      <w:r>
-        <w:t xml:space="preserve">tempestades</w:t>
-      </w:r>
-      <w:r>
-        <w:t xml:space="preserve">”</w:t>
+        <w:t xml:space="preserve">“tempestades”</w:t>
       </w:r>
       <w:r>
         <w:t xml:space="preserve"> </w:t>
@@ -11726,13 +11606,7 @@
         <w:t xml:space="preserve"> </w:t>
       </w:r>
       <w:r>
-        <w:t xml:space="preserve">“</w:t>
-      </w:r>
-      <w:r>
-        <w:t xml:space="preserve">escala‐invariante</w:t>
-      </w:r>
-      <w:r>
-        <w:t xml:space="preserve">”</w:t>
+        <w:t xml:space="preserve">“escala‐invariante”</w:t>
       </w:r>
       <w:r>
         <w:t xml:space="preserve"> </w:t>
@@ -12179,8 +12053,8 @@
       </w:r>
       <w:r>
         <w:rPr>
+          <w:i/>
           <w:iCs/>
-          <w:i/>
         </w:rPr>
         <w:t xml:space="preserve">sandwich</w:t>
       </w:r>
@@ -13982,13 +13856,7 @@
         <w:t xml:space="preserve"> </w:t>
       </w:r>
       <w:r>
-        <w:t xml:space="preserve">“</w:t>
-      </w:r>
-      <w:r>
-        <w:t xml:space="preserve">empresta força</w:t>
-      </w:r>
-      <w:r>
-        <w:t xml:space="preserve">”</w:t>
+        <w:t xml:space="preserve">“empresta força”</w:t>
       </w:r>
       <w:r>
         <w:t xml:space="preserve"> </w:t>
@@ -15887,13 +15755,7 @@
         <w:t xml:space="preserve"> </w:t>
       </w:r>
       <w:r>
-        <w:t xml:space="preserve">“</w:t>
-      </w:r>
-      <w:r>
-        <w:t xml:space="preserve">piecewise</w:t>
-      </w:r>
-      <w:r>
-        <w:t xml:space="preserve">”</w:t>
+        <w:t xml:space="preserve">“piecewise”</w:t>
       </w:r>
       <w:r>
         <w:t xml:space="preserve"> </w:t>
@@ -16431,13 +16293,7 @@
         <w:t xml:space="preserve"> </w:t>
       </w:r>
       <w:r>
-        <w:t xml:space="preserve">“</w:t>
-      </w:r>
-      <w:r>
-        <w:t xml:space="preserve">quebras</w:t>
-      </w:r>
-      <w:r>
-        <w:t xml:space="preserve">”</w:t>
+        <w:t xml:space="preserve">“quebras”</w:t>
       </w:r>
       <w:r>
         <w:t xml:space="preserve">). Em contraste com esquemas clássicos, a expressão explicita</w:t>
@@ -18574,13 +18430,7 @@
         <w:t xml:space="preserve"> </w:t>
       </w:r>
       <w:r>
-        <w:t xml:space="preserve">“</w:t>
-      </w:r>
-      <w:r>
-        <w:t xml:space="preserve">real</w:t>
-      </w:r>
-      <w:r>
-        <w:t xml:space="preserve">”</w:t>
+        <w:t xml:space="preserve">“real”</w:t>
       </w:r>
       <w:r>
         <w:t xml:space="preserve">,</w:t>
@@ -19511,16 +19361,16 @@
     </w:p>
     <w:p>
       <w:pPr>
+        <w:pStyle w:val="Compact"/>
         <w:numPr>
           <w:ilvl w:val="0"/>
           <w:numId w:val="1002"/>
         </w:numPr>
-        <w:pStyle w:val="Compact"/>
       </w:pPr>
       <w:r>
         <w:rPr>
+          <w:b/>
           <w:bCs/>
-          <w:b/>
         </w:rPr>
         <w:t xml:space="preserve">Técnicas Não Paramétricas / Reamostragem</w:t>
       </w:r>
@@ -19536,13 +19386,7 @@
         <w:t xml:space="preserve"> </w:t>
       </w:r>
       <w:r>
-        <w:t xml:space="preserve">“</w:t>
-      </w:r>
-      <w:r>
-        <w:t xml:space="preserve">fragmentos</w:t>
-      </w:r>
-      <w:r>
-        <w:t xml:space="preserve">”</w:t>
+        <w:t xml:space="preserve">“fragmentos”</w:t>
       </w:r>
       <w:r>
         <w:t xml:space="preserve"> </w:t>
@@ -19769,9 +19613,9 @@
       </w:pPr>
       <w:r>
         <w:t xml:space="preserve">$$
-\widehat{\mathbf{x}}_{i^\*,m}
-\;=\; P_{i^\*}\cdot \mathrm{fr}_{i^\*,m,s^\*}
-$$</w:t>
+    \widehat{\mathbf{x}}_{i^\*,m}
+    \;=\; P_{i^\*}\cdot \mathrm{fr}_{i^\*,m,s^\*}
+    $$</w:t>
       </w:r>
     </w:p>
     <w:p>
@@ -20675,13 +20519,7 @@
         <w:t xml:space="preserve"> </w:t>
       </w:r>
       <w:r>
-        <w:t xml:space="preserve">“</w:t>
-      </w:r>
-      <w:r>
-        <w:t xml:space="preserve">pai</w:t>
-      </w:r>
-      <w:r>
-        <w:t xml:space="preserve">”</w:t>
+        <w:t xml:space="preserve">“pai”</w:t>
       </w:r>
       <w:r>
         <w:t xml:space="preserve"> </w:t>
@@ -21192,13 +21030,7 @@
         <w:t xml:space="preserve"> </w:t>
       </w:r>
       <w:r>
-        <w:t xml:space="preserve">“</w:t>
-      </w:r>
-      <w:r>
-        <w:t xml:space="preserve">inflar</w:t>
-      </w:r>
-      <w:r>
-        <w:t xml:space="preserve">”</w:t>
+        <w:t xml:space="preserve">“inflar”</w:t>
       </w:r>
       <w:r>
         <w:t xml:space="preserve"> </w:t>
@@ -21344,13 +21176,7 @@
         <w:t xml:space="preserve"> </w:t>
       </w:r>
       <w:r>
-        <w:t xml:space="preserve">“</w:t>
-      </w:r>
-      <w:r>
-        <w:t xml:space="preserve">sucesso</w:t>
-      </w:r>
-      <w:r>
-        <w:t xml:space="preserve">”</w:t>
+        <w:t xml:space="preserve">“sucesso”</w:t>
       </w:r>
       <w:r>
         <w:t xml:space="preserve"> </w:t>
@@ -22633,16 +22459,16 @@
     </w:p>
     <w:p>
       <w:pPr>
+        <w:pStyle w:val="Compact"/>
         <w:numPr>
           <w:ilvl w:val="0"/>
           <w:numId w:val="1003"/>
         </w:numPr>
-        <w:pStyle w:val="Compact"/>
       </w:pPr>
       <w:r>
         <w:rPr>
+          <w:b/>
           <w:bCs/>
-          <w:b/>
         </w:rPr>
         <w:t xml:space="preserve">Modelagem Hierárquica de Extremos</w:t>
       </w:r>
@@ -22658,13 +22484,7 @@
         <w:t xml:space="preserve"> </w:t>
       </w:r>
       <w:r>
-        <w:t xml:space="preserve">“</w:t>
-      </w:r>
-      <w:r>
-        <w:t xml:space="preserve">empresta informação</w:t>
-      </w:r>
-      <w:r>
-        <w:t xml:space="preserve">”</w:t>
+        <w:t xml:space="preserve">“empresta informação”</w:t>
       </w:r>
       <w:r>
         <w:t xml:space="preserve"> </w:t>
@@ -26296,13 +26116,7 @@
         <w:t xml:space="preserve"> </w:t>
       </w:r>
       <w:r>
-        <w:t xml:space="preserve">“</w:t>
-      </w:r>
-      <w:r>
-        <w:t xml:space="preserve">amarrando</w:t>
-      </w:r>
-      <w:r>
-        <w:t xml:space="preserve">”</w:t>
+        <w:t xml:space="preserve">“amarrando”</w:t>
       </w:r>
       <w:r>
         <w:t xml:space="preserve"> </w:t>
@@ -27217,13 +27031,7 @@
         <w:t xml:space="preserve"> </w:t>
       </w:r>
       <w:r>
-        <w:t xml:space="preserve">“</w:t>
-      </w:r>
-      <w:r>
-        <w:t xml:space="preserve">escala simples + GEV</w:t>
-      </w:r>
-      <w:r>
-        <w:t xml:space="preserve">”</w:t>
+        <w:t xml:space="preserve">“escala simples + GEV”</w:t>
       </w:r>
       <w:r>
         <w:t xml:space="preserve"> </w:t>
@@ -27844,8 +27652,8 @@
       </w:r>
       <w:r>
         <w:rPr>
+          <w:i/>
           <w:iCs/>
-          <w:i/>
         </w:rPr>
         <w:t xml:space="preserve">overfitting</w:t>
       </w:r>
@@ -27865,8 +27673,8 @@
       </w:r>
       <w:r>
         <w:rPr>
+          <w:i/>
           <w:iCs/>
-          <w:i/>
         </w:rPr>
         <w:t xml:space="preserve">convection-permitting</w:t>
       </w:r>
@@ -28467,13 +28275,7 @@
         <w:t xml:space="preserve"> </w:t>
       </w:r>
       <w:r>
-        <w:t xml:space="preserve">“</w:t>
-      </w:r>
-      <w:r>
-        <w:t xml:space="preserve">deslocamento</w:t>
-      </w:r>
-      <w:r>
-        <w:t xml:space="preserve">”</w:t>
+        <w:t xml:space="preserve">“deslocamento”</w:t>
       </w:r>
       <w:r>
         <w:t xml:space="preserve"> </w:t>
@@ -28641,13 +28443,7 @@
         <w:t xml:space="preserve"> </w:t>
       </w:r>
       <w:r>
-        <w:t xml:space="preserve">“</w:t>
-      </w:r>
-      <w:r>
-        <w:t xml:space="preserve">3 parâmetros × número de durações</w:t>
-      </w:r>
-      <w:r>
-        <w:t xml:space="preserve">”</w:t>
+        <w:t xml:space="preserve">“3 parâmetros × número de durações”</w:t>
       </w:r>
       <w:r>
         <w:t xml:space="preserve"> </w:t>
@@ -28667,13 +28463,7 @@
         <w:t xml:space="preserve"> </w:t>
       </w:r>
       <w:r>
-        <w:t xml:space="preserve">“</w:t>
-      </w:r>
-      <w:r>
-        <w:t xml:space="preserve">ligadas</w:t>
-      </w:r>
-      <w:r>
-        <w:t xml:space="preserve">”</w:t>
+        <w:t xml:space="preserve">“ligadas”</w:t>
       </w:r>
       <w:r>
         <w:t xml:space="preserve"> </w:t>
@@ -28685,13 +28475,7 @@
         <w:t xml:space="preserve"> </w:t>
       </w:r>
       <w:r>
-        <w:t xml:space="preserve">“</w:t>
-      </w:r>
-      <w:r>
-        <w:t xml:space="preserve">nugget de duração</w:t>
-      </w:r>
-      <w:r>
-        <w:t xml:space="preserve">”</w:t>
+        <w:t xml:space="preserve">“nugget de duração”</w:t>
       </w:r>
       <w:r>
         <w:t xml:space="preserve"> </w:t>
@@ -28922,8 +28706,8 @@
       </w:r>
       <w:r>
         <w:rPr>
+          <w:i/>
           <w:iCs/>
-          <w:i/>
         </w:rPr>
         <w:t xml:space="preserve">Brazilian Archives of Biology and Technology</w:t>
       </w:r>
@@ -28974,8 +28758,8 @@
       </w:r>
       <w:r>
         <w:rPr>
+          <w:i/>
           <w:iCs/>
-          <w:i/>
         </w:rPr>
         <w:t xml:space="preserve">RBRH</w:t>
       </w:r>
@@ -29026,8 +28810,8 @@
       </w:r>
       <w:r>
         <w:rPr>
+          <w:i/>
           <w:iCs/>
-          <w:i/>
         </w:rPr>
         <w:t xml:space="preserve">Water Resources Research</w:t>
       </w:r>
@@ -29078,8 +28862,8 @@
       </w:r>
       <w:r>
         <w:rPr>
+          <w:i/>
           <w:iCs/>
-          <w:i/>
         </w:rPr>
         <w:t xml:space="preserve">Stochastic Environmental Research and Risk Assessment</w:t>
       </w:r>
@@ -29130,8 +28914,8 @@
       </w:r>
       <w:r>
         <w:rPr>
+          <w:i/>
           <w:iCs/>
-          <w:i/>
         </w:rPr>
         <w:t xml:space="preserve">Stochastic Environmental Research and Risk Assessment</w:t>
       </w:r>
@@ -29182,8 +28966,8 @@
       </w:r>
       <w:r>
         <w:rPr>
+          <w:i/>
           <w:iCs/>
-          <w:i/>
         </w:rPr>
         <w:t xml:space="preserve">Engenharia Sanitaria e Ambiental</w:t>
       </w:r>
@@ -29234,8 +29018,8 @@
       </w:r>
       <w:r>
         <w:rPr>
+          <w:i/>
           <w:iCs/>
-          <w:i/>
         </w:rPr>
         <w:t xml:space="preserve">Environmental Research Letters</w:t>
       </w:r>
@@ -29286,8 +29070,8 @@
       </w:r>
       <w:r>
         <w:rPr>
+          <w:i/>
           <w:iCs/>
-          <w:i/>
         </w:rPr>
         <w:t xml:space="preserve">Journal of Hydrology</w:t>
       </w:r>
@@ -29338,8 +29122,8 @@
       </w:r>
       <w:r>
         <w:rPr>
+          <w:i/>
           <w:iCs/>
-          <w:i/>
         </w:rPr>
         <w:t xml:space="preserve">Water Resources Management</w:t>
       </w:r>
@@ -29390,8 +29174,8 @@
       </w:r>
       <w:r>
         <w:rPr>
+          <w:i/>
           <w:iCs/>
-          <w:i/>
         </w:rPr>
         <w:t xml:space="preserve">Natural Hazards</w:t>
       </w:r>
@@ -29442,8 +29226,8 @@
       </w:r>
       <w:r>
         <w:rPr>
+          <w:i/>
           <w:iCs/>
-          <w:i/>
         </w:rPr>
         <w:t xml:space="preserve">Journal of Hydrology</w:t>
       </w:r>
@@ -29530,8 +29314,8 @@
       </w:r>
       <w:r>
         <w:rPr>
+          <w:i/>
           <w:iCs/>
-          <w:i/>
         </w:rPr>
         <w:t xml:space="preserve">Journal of Agricultural, Biological, and Environmental Statistics</w:t>
       </w:r>
@@ -29582,8 +29366,8 @@
       </w:r>
       <w:r>
         <w:rPr>
+          <w:i/>
           <w:iCs/>
-          <w:i/>
         </w:rPr>
         <w:t xml:space="preserve">Environmental Research Letters</w:t>
       </w:r>
@@ -29634,8 +29418,8 @@
       </w:r>
       <w:r>
         <w:rPr>
+          <w:i/>
           <w:iCs/>
-          <w:i/>
         </w:rPr>
         <w:t xml:space="preserve">Journal of Hydrology</w:t>
       </w:r>
@@ -29722,8 +29506,8 @@
       </w:r>
       <w:r>
         <w:rPr>
+          <w:i/>
           <w:iCs/>
-          <w:i/>
         </w:rPr>
         <w:t xml:space="preserve">Journal of Hydrology</w:t>
       </w:r>
@@ -29774,8 +29558,8 @@
       </w:r>
       <w:r>
         <w:rPr>
+          <w:i/>
           <w:iCs/>
-          <w:i/>
         </w:rPr>
         <w:t xml:space="preserve">Hydrological Sciences Journal</w:t>
       </w:r>
@@ -29826,8 +29610,8 @@
       </w:r>
       <w:r>
         <w:rPr>
+          <w:i/>
           <w:iCs/>
-          <w:i/>
         </w:rPr>
         <w:t xml:space="preserve">Advances in Water Resources</w:t>
       </w:r>
@@ -29878,8 +29662,8 @@
       </w:r>
       <w:r>
         <w:rPr>
+          <w:i/>
           <w:iCs/>
-          <w:i/>
         </w:rPr>
         <w:t xml:space="preserve">Weather and Climate Extremes</w:t>
       </w:r>
@@ -29966,8 +29750,8 @@
       </w:r>
       <w:r>
         <w:rPr>
+          <w:i/>
           <w:iCs/>
-          <w:i/>
         </w:rPr>
         <w:t xml:space="preserve">Journal of Geophysical Research: Atmospheres</w:t>
       </w:r>
@@ -30018,8 +29802,8 @@
       </w:r>
       <w:r>
         <w:rPr>
+          <w:i/>
           <w:iCs/>
-          <w:i/>
         </w:rPr>
         <w:t xml:space="preserve">Hydrology and Earth System Sciences</w:t>
       </w:r>
@@ -30070,8 +29854,8 @@
       </w:r>
       <w:r>
         <w:rPr>
+          <w:i/>
           <w:iCs/>
-          <w:i/>
         </w:rPr>
         <w:t xml:space="preserve">Water Resources Research</w:t>
       </w:r>
@@ -30122,8 +29906,8 @@
       </w:r>
       <w:r>
         <w:rPr>
+          <w:i/>
           <w:iCs/>
-          <w:i/>
         </w:rPr>
         <w:t xml:space="preserve">Water Resources Research</w:t>
       </w:r>
@@ -30174,8 +29958,8 @@
       </w:r>
       <w:r>
         <w:rPr>
+          <w:i/>
           <w:iCs/>
-          <w:i/>
         </w:rPr>
         <w:t xml:space="preserve">Water Resources Research</w:t>
       </w:r>
@@ -30226,8 +30010,8 @@
       </w:r>
       <w:r>
         <w:rPr>
+          <w:i/>
           <w:iCs/>
-          <w:i/>
         </w:rPr>
         <w:t xml:space="preserve">Hydrology and Earth System Sciences</w:t>
       </w:r>
@@ -30278,8 +30062,8 @@
       </w:r>
       <w:r>
         <w:rPr>
+          <w:i/>
           <w:iCs/>
-          <w:i/>
         </w:rPr>
         <w:t xml:space="preserve">Journal of Hydrology</w:t>
       </w:r>
@@ -30330,8 +30114,8 @@
       </w:r>
       <w:r>
         <w:rPr>
+          <w:i/>
           <w:iCs/>
-          <w:i/>
         </w:rPr>
         <w:t xml:space="preserve">Water Resources Research</w:t>
       </w:r>
@@ -30382,8 +30166,8 @@
       </w:r>
       <w:r>
         <w:rPr>
+          <w:i/>
           <w:iCs/>
-          <w:i/>
         </w:rPr>
         <w:t xml:space="preserve">Bulletin of the American Meteorological Society</w:t>
       </w:r>
@@ -30434,8 +30218,8 @@
       </w:r>
       <w:r>
         <w:rPr>
+          <w:i/>
           <w:iCs/>
-          <w:i/>
         </w:rPr>
         <w:t xml:space="preserve">Water Resources Research</w:t>
       </w:r>
@@ -30486,8 +30270,8 @@
       </w:r>
       <w:r>
         <w:rPr>
+          <w:i/>
           <w:iCs/>
-          <w:i/>
         </w:rPr>
         <w:t xml:space="preserve">Journal of Applied Meteorology and Climatology</w:t>
       </w:r>
@@ -30538,8 +30322,8 @@
       </w:r>
       <w:r>
         <w:rPr>
+          <w:i/>
           <w:iCs/>
-          <w:i/>
         </w:rPr>
         <w:t xml:space="preserve">Water Resources Research</w:t>
       </w:r>
@@ -30590,8 +30374,8 @@
       </w:r>
       <w:r>
         <w:rPr>
+          <w:i/>
           <w:iCs/>
-          <w:i/>
         </w:rPr>
         <w:t xml:space="preserve">Water Resources Research</w:t>
       </w:r>
@@ -30642,8 +30426,8 @@
       </w:r>
       <w:r>
         <w:rPr>
+          <w:i/>
           <w:iCs/>
-          <w:i/>
         </w:rPr>
         <w:t xml:space="preserve">Water Science and Technology</w:t>
       </w:r>
@@ -30694,8 +30478,8 @@
       </w:r>
       <w:r>
         <w:rPr>
+          <w:i/>
           <w:iCs/>
-          <w:i/>
         </w:rPr>
         <w:t xml:space="preserve">Water Resources Research</w:t>
       </w:r>
@@ -30746,8 +30530,8 @@
       </w:r>
       <w:r>
         <w:rPr>
+          <w:i/>
           <w:iCs/>
-          <w:i/>
         </w:rPr>
         <w:t xml:space="preserve">Water Resources Research</w:t>
       </w:r>
@@ -30798,8 +30582,8 @@
       </w:r>
       <w:r>
         <w:rPr>
+          <w:i/>
           <w:iCs/>
-          <w:i/>
         </w:rPr>
         <w:t xml:space="preserve">Journal of Hydrology</w:t>
       </w:r>
@@ -30850,8 +30634,8 @@
       </w:r>
       <w:r>
         <w:rPr>
+          <w:i/>
           <w:iCs/>
-          <w:i/>
         </w:rPr>
         <w:t xml:space="preserve">Journal of Hydrology: Regional Studies</w:t>
       </w:r>
@@ -30902,8 +30686,8 @@
       </w:r>
       <w:r>
         <w:rPr>
+          <w:i/>
           <w:iCs/>
-          <w:i/>
         </w:rPr>
         <w:t xml:space="preserve">Journal of Hydrologic Engineering</w:t>
       </w:r>
@@ -30954,8 +30738,8 @@
       </w:r>
       <w:r>
         <w:rPr>
+          <w:i/>
           <w:iCs/>
-          <w:i/>
         </w:rPr>
         <w:t xml:space="preserve">Natural Hazards and Earth System Sciences</w:t>
       </w:r>
@@ -31006,8 +30790,8 @@
       </w:r>
       <w:r>
         <w:rPr>
+          <w:i/>
           <w:iCs/>
-          <w:i/>
         </w:rPr>
         <w:t xml:space="preserve">Weather and Climate Extremes</w:t>
       </w:r>
@@ -31058,8 +30842,8 @@
       </w:r>
       <w:r>
         <w:rPr>
+          <w:i/>
           <w:iCs/>
-          <w:i/>
         </w:rPr>
         <w:t xml:space="preserve">Journal of Water and Climate Change</w:t>
       </w:r>
@@ -31110,8 +30894,8 @@
       </w:r>
       <w:r>
         <w:rPr>
+          <w:i/>
           <w:iCs/>
-          <w:i/>
         </w:rPr>
         <w:t xml:space="preserve">Hydrology and Earth System Sciences</w:t>
       </w:r>
@@ -31162,8 +30946,8 @@
       </w:r>
       <w:r>
         <w:rPr>
+          <w:i/>
           <w:iCs/>
-          <w:i/>
         </w:rPr>
         <w:t xml:space="preserve">Hydrological Processes</w:t>
       </w:r>
@@ -31214,8 +30998,8 @@
       </w:r>
       <w:r>
         <w:rPr>
+          <w:i/>
           <w:iCs/>
-          <w:i/>
         </w:rPr>
         <w:t xml:space="preserve">International Journal of Climatology</w:t>
       </w:r>
@@ -31266,8 +31050,8 @@
       </w:r>
       <w:r>
         <w:rPr>
+          <w:i/>
           <w:iCs/>
-          <w:i/>
         </w:rPr>
         <w:t xml:space="preserve">Water Resources Management</w:t>
       </w:r>
@@ -31318,8 +31102,8 @@
       </w:r>
       <w:r>
         <w:rPr>
+          <w:i/>
           <w:iCs/>
-          <w:i/>
         </w:rPr>
         <w:t xml:space="preserve">International Journal of Climatology</w:t>
       </w:r>
@@ -31370,8 +31154,8 @@
       </w:r>
       <w:r>
         <w:rPr>
+          <w:i/>
           <w:iCs/>
-          <w:i/>
         </w:rPr>
         <w:t xml:space="preserve">Journal of Hydrology</w:t>
       </w:r>
@@ -31430,14 +31214,14 @@
 <file path=word/numbering.xml><?xml version="1.0" encoding="utf-8"?>
 <w:numbering xmlns:w="http://schemas.openxmlformats.org/wordprocessingml/2006/main">
   <w:abstractNum w:abstractNumId="990">
-    <w:nsid w:val="A990"/>
+    <w:nsid w:val="0000A990"/>
     <w:multiLevelType w:val="multilevel"/>
     <w:lvl w:ilvl="0">
       <w:numFmt w:val="bullet"/>
       <w:lvlText w:val=" "/>
       <w:lvlJc w:val="left"/>
       <w:pPr>
-        <w:ind w:left="720" w:hanging="480"/>
+        <w:ind w:left="720" w:hanging="360"/>
       </w:pPr>
     </w:lvl>
     <w:lvl w:ilvl="1">
@@ -31445,7 +31229,7 @@
       <w:lvlText w:val=" "/>
       <w:lvlJc w:val="left"/>
       <w:pPr>
-        <w:ind w:left="1440" w:hanging="480"/>
+        <w:ind w:left="1440" w:hanging="360"/>
       </w:pPr>
     </w:lvl>
     <w:lvl w:ilvl="2">
@@ -31453,7 +31237,7 @@
       <w:lvlText w:val=" "/>
       <w:lvlJc w:val="left"/>
       <w:pPr>
-        <w:ind w:left="2160" w:hanging="480"/>
+        <w:ind w:left="2160" w:hanging="360"/>
       </w:pPr>
     </w:lvl>
     <w:lvl w:ilvl="3">
@@ -31461,7 +31245,7 @@
       <w:lvlText w:val=" "/>
       <w:lvlJc w:val="left"/>
       <w:pPr>
-        <w:ind w:left="2880" w:hanging="480"/>
+        <w:ind w:left="2880" w:hanging="360"/>
       </w:pPr>
     </w:lvl>
     <w:lvl w:ilvl="4">
@@ -31469,7 +31253,7 @@
       <w:lvlText w:val=" "/>
       <w:lvlJc w:val="left"/>
       <w:pPr>
-        <w:ind w:left="3600" w:hanging="480"/>
+        <w:ind w:left="3600" w:hanging="360"/>
       </w:pPr>
     </w:lvl>
     <w:lvl w:ilvl="5">
@@ -31477,7 +31261,7 @@
       <w:lvlText w:val=" "/>
       <w:lvlJc w:val="left"/>
       <w:pPr>
-        <w:ind w:left="4320" w:hanging="480"/>
+        <w:ind w:left="4320" w:hanging="360"/>
       </w:pPr>
     </w:lvl>
     <w:lvl w:ilvl="6">
@@ -31485,7 +31269,7 @@
       <w:lvlText w:val=" "/>
       <w:lvlJc w:val="left"/>
       <w:pPr>
-        <w:ind w:left="5040" w:hanging="480"/>
+        <w:ind w:left="5040" w:hanging="360"/>
       </w:pPr>
     </w:lvl>
     <w:lvl w:ilvl="7">
@@ -31493,7 +31277,7 @@
       <w:lvlText w:val=" "/>
       <w:lvlJc w:val="left"/>
       <w:pPr>
-        <w:ind w:left="5760" w:hanging="480"/>
+        <w:ind w:left="5760" w:hanging="360"/>
       </w:pPr>
     </w:lvl>
     <w:lvl w:ilvl="8">
@@ -31501,88 +31285,115 @@
       <w:lvlText w:val=" "/>
       <w:lvlJc w:val="left"/>
       <w:pPr>
-        <w:ind w:left="6480" w:hanging="480"/>
+        <w:ind w:left="6480" w:hanging="360"/>
       </w:pPr>
     </w:lvl>
   </w:abstractNum>
   <w:abstractNum w:abstractNumId="991">
-    <w:nsid w:val="A991"/>
+    <w:nsid w:val="0000A991"/>
     <w:multiLevelType w:val="multilevel"/>
     <w:lvl w:ilvl="0">
       <w:numFmt w:val="bullet"/>
-      <w:lvlText w:val="•"/>
+      <w:lvlText w:val=""/>
       <w:lvlJc w:val="left"/>
       <w:pPr>
-        <w:ind w:left="720" w:hanging="480"/>
+        <w:ind w:left="720" w:hanging="360"/>
       </w:pPr>
+      <w:rPr>
+        <w:rFonts w:ascii="Symbol" w:hAnsi="Symbol" w:cs="Symbol" w:hint="default"/>
+      </w:rPr>
     </w:lvl>
     <w:lvl w:ilvl="1">
       <w:numFmt w:val="bullet"/>
-      <w:lvlText w:val="–"/>
+      <w:lvlText w:val="o"/>
       <w:lvlJc w:val="left"/>
       <w:pPr>
-        <w:ind w:left="1440" w:hanging="480"/>
+        <w:ind w:left="1440" w:hanging="360"/>
       </w:pPr>
+      <w:rPr>
+        <w:rFonts w:ascii="Courier New" w:hAnsi="Courier New" w:cs="Courier New" w:hint="default"/>
+      </w:rPr>
     </w:lvl>
     <w:lvl w:ilvl="2">
       <w:numFmt w:val="bullet"/>
-      <w:lvlText w:val="•"/>
+      <w:lvlText w:val=""/>
       <w:lvlJc w:val="left"/>
       <w:pPr>
-        <w:ind w:left="2160" w:hanging="480"/>
+        <w:ind w:left="2160" w:hanging="360"/>
       </w:pPr>
+      <w:rPr>
+        <w:rFonts w:ascii="Wingdings" w:hAnsi="Wingdings" w:cs="Wingdings" w:hint="default"/>
+      </w:rPr>
     </w:lvl>
     <w:lvl w:ilvl="3">
       <w:numFmt w:val="bullet"/>
-      <w:lvlText w:val="–"/>
+      <w:lvlText w:val=""/>
       <w:lvlJc w:val="left"/>
       <w:pPr>
-        <w:ind w:left="2880" w:hanging="480"/>
+        <w:ind w:left="2880" w:hanging="360"/>
       </w:pPr>
+      <w:rPr>
+        <w:rFonts w:ascii="Symbol" w:hAnsi="Symbol" w:cs="Symbol" w:hint="default"/>
+      </w:rPr>
     </w:lvl>
     <w:lvl w:ilvl="4">
       <w:numFmt w:val="bullet"/>
-      <w:lvlText w:val="•"/>
+      <w:lvlText w:val="o"/>
       <w:lvlJc w:val="left"/>
       <w:pPr>
-        <w:ind w:left="3600" w:hanging="480"/>
+        <w:ind w:left="3600" w:hanging="360"/>
       </w:pPr>
+      <w:rPr>
+        <w:rFonts w:ascii="Courier New" w:hAnsi="Courier New" w:cs="Courier New" w:hint="default"/>
+      </w:rPr>
     </w:lvl>
     <w:lvl w:ilvl="5">
       <w:numFmt w:val="bullet"/>
-      <w:lvlText w:val="–"/>
+      <w:lvlText w:val=""/>
       <w:lvlJc w:val="left"/>
       <w:pPr>
-        <w:ind w:left="4320" w:hanging="480"/>
+        <w:ind w:left="4320" w:hanging="360"/>
       </w:pPr>
+      <w:rPr>
+        <w:rFonts w:ascii="Wingdings" w:hAnsi="Wingdings" w:cs="Wingdings" w:hint="default"/>
+      </w:rPr>
     </w:lvl>
     <w:lvl w:ilvl="6">
       <w:numFmt w:val="bullet"/>
-      <w:lvlText w:val="•"/>
+      <w:lvlText w:val=""/>
       <w:lvlJc w:val="left"/>
       <w:pPr>
-        <w:ind w:left="5040" w:hanging="480"/>
+        <w:ind w:left="5040" w:hanging="360"/>
       </w:pPr>
+      <w:rPr>
+        <w:rFonts w:ascii="Symbol" w:hAnsi="Symbol" w:cs="Symbol" w:hint="default"/>
+      </w:rPr>
     </w:lvl>
     <w:lvl w:ilvl="7">
       <w:numFmt w:val="bullet"/>
-      <w:lvlText w:val="–"/>
+      <w:lvlText w:val="o"/>
       <w:lvlJc w:val="left"/>
       <w:pPr>
-        <w:ind w:left="5760" w:hanging="480"/>
+        <w:ind w:left="5760" w:hanging="360"/>
       </w:pPr>
+      <w:rPr>
+        <w:rFonts w:ascii="Courier New" w:hAnsi="Courier New" w:cs="Courier New" w:hint="default"/>
+      </w:rPr>
     </w:lvl>
     <w:lvl w:ilvl="8">
       <w:numFmt w:val="bullet"/>
-      <w:lvlText w:val="•"/>
+      <w:lvlText w:val=""/>
       <w:lvlJc w:val="left"/>
       <w:pPr>
-        <w:ind w:left="6480" w:hanging="480"/>
+        <w:ind w:left="6480" w:hanging="360"/>
       </w:pPr>
+      <w:rPr>
+        <w:rFonts w:ascii="Wingdings" w:hAnsi="Wingdings" w:cs="Wingdings" w:hint="default"/>
+      </w:rPr>
     </w:lvl>
   </w:abstractNum>
   <w:abstractNum w:abstractNumId="99414">
-    <w:nsid w:val="A99414"/>
+    <w:nsid w:val="00A99414"/>
     <w:multiLevelType w:val="multilevel"/>
     <w:lvl w:ilvl="0">
       <w:start w:val="4"/>
@@ -31590,7 +31401,7 @@
       <w:lvlText w:val="%1."/>
       <w:lvlJc w:val="left"/>
       <w:pPr>
-        <w:ind w:left="720" w:hanging="480"/>
+        <w:ind w:left="720" w:hanging="360"/>
       </w:pPr>
     </w:lvl>
     <w:lvl w:ilvl="1">
@@ -31599,7 +31410,7 @@
       <w:lvlText w:val="%2."/>
       <w:lvlJc w:val="left"/>
       <w:pPr>
-        <w:ind w:left="1440" w:hanging="480"/>
+        <w:ind w:left="1440" w:hanging="360"/>
       </w:pPr>
     </w:lvl>
     <w:lvl w:ilvl="2">
@@ -31608,7 +31419,7 @@
       <w:lvlText w:val="%3."/>
       <w:lvlJc w:val="left"/>
       <w:pPr>
-        <w:ind w:left="2160" w:hanging="480"/>
+        <w:ind w:left="2160" w:hanging="360"/>
       </w:pPr>
     </w:lvl>
     <w:lvl w:ilvl="3">
@@ -31617,7 +31428,7 @@
       <w:lvlText w:val="%4."/>
       <w:lvlJc w:val="left"/>
       <w:pPr>
-        <w:ind w:left="2880" w:hanging="480"/>
+        <w:ind w:left="2880" w:hanging="360"/>
       </w:pPr>
     </w:lvl>
     <w:lvl w:ilvl="4">
@@ -31626,7 +31437,7 @@
       <w:lvlText w:val="%5."/>
       <w:lvlJc w:val="left"/>
       <w:pPr>
-        <w:ind w:left="3600" w:hanging="480"/>
+        <w:ind w:left="3600" w:hanging="360"/>
       </w:pPr>
     </w:lvl>
     <w:lvl w:ilvl="5">
@@ -31635,7 +31446,7 @@
       <w:lvlText w:val="%6."/>
       <w:lvlJc w:val="left"/>
       <w:pPr>
-        <w:ind w:left="4320" w:hanging="480"/>
+        <w:ind w:left="4320" w:hanging="360"/>
       </w:pPr>
     </w:lvl>
     <w:lvl w:ilvl="6">
@@ -31644,7 +31455,7 @@
       <w:lvlText w:val="%7."/>
       <w:lvlJc w:val="left"/>
       <w:pPr>
-        <w:ind w:left="5040" w:hanging="480"/>
+        <w:ind w:left="5040" w:hanging="360"/>
       </w:pPr>
     </w:lvl>
     <w:lvl w:ilvl="7">
@@ -31653,7 +31464,7 @@
       <w:lvlText w:val="%8."/>
       <w:lvlJc w:val="left"/>
       <w:pPr>
-        <w:ind w:left="5760" w:hanging="480"/>
+        <w:ind w:left="5760" w:hanging="360"/>
       </w:pPr>
     </w:lvl>
     <w:lvl w:ilvl="8">
@@ -31662,12 +31473,12 @@
       <w:lvlText w:val="%9."/>
       <w:lvlJc w:val="left"/>
       <w:pPr>
-        <w:ind w:left="6480" w:hanging="480"/>
+        <w:ind w:left="6480" w:hanging="360"/>
       </w:pPr>
     </w:lvl>
   </w:abstractNum>
   <w:abstractNum w:abstractNumId="99415">
-    <w:nsid w:val="A99415"/>
+    <w:nsid w:val="00A99415"/>
     <w:multiLevelType w:val="multilevel"/>
     <w:lvl w:ilvl="0">
       <w:start w:val="5"/>
@@ -31675,7 +31486,7 @@
       <w:lvlText w:val="%1."/>
       <w:lvlJc w:val="left"/>
       <w:pPr>
-        <w:ind w:left="720" w:hanging="480"/>
+        <w:ind w:left="720" w:hanging="360"/>
       </w:pPr>
     </w:lvl>
     <w:lvl w:ilvl="1">
@@ -31684,7 +31495,7 @@
       <w:lvlText w:val="%2."/>
       <w:lvlJc w:val="left"/>
       <w:pPr>
-        <w:ind w:left="1440" w:hanging="480"/>
+        <w:ind w:left="1440" w:hanging="360"/>
       </w:pPr>
     </w:lvl>
     <w:lvl w:ilvl="2">
@@ -31693,7 +31504,7 @@
       <w:lvlText w:val="%3."/>
       <w:lvlJc w:val="left"/>
       <w:pPr>
-        <w:ind w:left="2160" w:hanging="480"/>
+        <w:ind w:left="2160" w:hanging="360"/>
       </w:pPr>
     </w:lvl>
     <w:lvl w:ilvl="3">
@@ -31702,7 +31513,7 @@
       <w:lvlText w:val="%4."/>
       <w:lvlJc w:val="left"/>
       <w:pPr>
-        <w:ind w:left="2880" w:hanging="480"/>
+        <w:ind w:left="2880" w:hanging="360"/>
       </w:pPr>
     </w:lvl>
     <w:lvl w:ilvl="4">
@@ -31711,7 +31522,7 @@
       <w:lvlText w:val="%5."/>
       <w:lvlJc w:val="left"/>
       <w:pPr>
-        <w:ind w:left="3600" w:hanging="480"/>
+        <w:ind w:left="3600" w:hanging="360"/>
       </w:pPr>
     </w:lvl>
     <w:lvl w:ilvl="5">
@@ -31720,7 +31531,7 @@
       <w:lvlText w:val="%6."/>
       <w:lvlJc w:val="left"/>
       <w:pPr>
-        <w:ind w:left="4320" w:hanging="480"/>
+        <w:ind w:left="4320" w:hanging="360"/>
       </w:pPr>
     </w:lvl>
     <w:lvl w:ilvl="6">
@@ -31729,7 +31540,7 @@
       <w:lvlText w:val="%7."/>
       <w:lvlJc w:val="left"/>
       <w:pPr>
-        <w:ind w:left="5040" w:hanging="480"/>
+        <w:ind w:left="5040" w:hanging="360"/>
       </w:pPr>
     </w:lvl>
     <w:lvl w:ilvl="7">
@@ -31738,7 +31549,7 @@
       <w:lvlText w:val="%8."/>
       <w:lvlJc w:val="left"/>
       <w:pPr>
-        <w:ind w:left="5760" w:hanging="480"/>
+        <w:ind w:left="5760" w:hanging="360"/>
       </w:pPr>
     </w:lvl>
     <w:lvl w:ilvl="8">
@@ -31747,7 +31558,7 @@
       <w:lvlText w:val="%9."/>
       <w:lvlJc w:val="left"/>
       <w:pPr>
-        <w:ind w:left="6480" w:hanging="480"/>
+        <w:ind w:left="6480" w:hanging="360"/>
       </w:pPr>
     </w:lvl>
   </w:abstractNum>
@@ -31846,10 +31657,10 @@
     <w:name w:val="Body Text"/>
     <w:basedOn w:val="Normal"/>
     <w:link w:val="BodyTextChar"/>
+    <w:qFormat/>
     <w:pPr>
       <w:spacing w:after="180" w:before="180"/>
     </w:pPr>
-    <w:qFormat/>
   </w:style>
   <w:style w:customStyle="1" w:styleId="FirstParagraph" w:type="paragraph">
     <w:name w:val="First Paragraph"/>
@@ -31869,36 +31680,69 @@
     <w:name w:val="Title"/>
     <w:basedOn w:val="Normal"/>
     <w:next w:val="BodyText"/>
+    <w:link w:val="TitleChar"/>
+    <w:uiPriority w:val="10"/>
     <w:qFormat/>
+    <w:rsid w:val="00A10FD9"/>
     <w:pPr>
-      <w:keepNext/>
-      <w:keepLines/>
-      <w:spacing w:after="240" w:before="480"/>
+      <w:spacing w:after="80" w:line="240" w:lineRule="auto"/>
+      <w:contextualSpacing/>
       <w:jc w:val="center"/>
     </w:pPr>
     <w:rPr>
       <w:rFonts w:asciiTheme="majorHAnsi" w:cstheme="majorBidi" w:eastAsiaTheme="majorEastAsia" w:hAnsiTheme="majorHAnsi"/>
-      <w:b/>
-      <w:bCs/>
-      <w:color w:themeColor="accent1" w:themeShade="B5" w:val="345A8A"/>
-      <w:sz w:val="36"/>
-      <w:szCs w:val="36"/>
+      <w:spacing w:val="-10"/>
+      <w:kern w:val="28"/>
+      <w:sz w:val="56"/>
+      <w:szCs w:val="56"/>
+    </w:rPr>
+  </w:style>
+  <w:style w:customStyle="1" w:styleId="TitleChar" w:type="character">
+    <w:name w:val="Title Char"/>
+    <w:basedOn w:val="DefaultParagraphFont"/>
+    <w:link w:val="Title"/>
+    <w:uiPriority w:val="10"/>
+    <w:rsid w:val="00A10FD9"/>
+    <w:rPr>
+      <w:rFonts w:asciiTheme="majorHAnsi" w:cstheme="majorBidi" w:eastAsiaTheme="majorEastAsia" w:hAnsiTheme="majorHAnsi"/>
+      <w:spacing w:val="-10"/>
+      <w:kern w:val="28"/>
+      <w:sz w:val="56"/>
+      <w:szCs w:val="56"/>
     </w:rPr>
   </w:style>
   <w:style w:styleId="Subtitle" w:type="paragraph">
     <w:name w:val="Subtitle"/>
     <w:basedOn w:val="Title"/>
     <w:next w:val="BodyText"/>
+    <w:link w:val="SubtitleChar"/>
+    <w:uiPriority w:val="11"/>
     <w:qFormat/>
+    <w:rsid w:val="00A10FD9"/>
     <w:pPr>
-      <w:keepNext/>
-      <w:keepLines/>
-      <w:spacing w:after="240" w:before="240"/>
-      <w:jc w:val="center"/>
+      <w:numPr>
+        <w:ilvl w:val="1"/>
+      </w:numPr>
     </w:pPr>
     <w:rPr>
-      <w:sz w:val="30"/>
-      <w:szCs w:val="30"/>
+      <w:rFonts w:cstheme="majorBidi" w:eastAsiaTheme="majorEastAsia"/>
+      <w:spacing w:val="15"/>
+      <w:sz w:val="28"/>
+      <w:szCs w:val="28"/>
+    </w:rPr>
+  </w:style>
+  <w:style w:customStyle="1" w:styleId="SubtitleChar" w:type="character">
+    <w:name w:val="Subtitle Char"/>
+    <w:basedOn w:val="DefaultParagraphFont"/>
+    <w:link w:val="Subtitle"/>
+    <w:uiPriority w:val="11"/>
+    <w:rsid w:val="00A10FD9"/>
+    <w:rPr>
+      <w:rFonts w:cstheme="majorBidi" w:eastAsiaTheme="majorEastAsia"/>
+      <w:color w:themeColor="text1" w:themeTint="A6" w:val="595959"/>
+      <w:spacing w:val="15"/>
+      <w:sz w:val="28"/>
+      <w:szCs w:val="28"/>
     </w:rPr>
   </w:style>
   <w:style w:customStyle="1" w:styleId="Author" w:type="paragraph">
@@ -31929,15 +31773,13 @@
     <w:pPr>
       <w:keepNext/>
       <w:keepLines/>
+      <w:spacing w:after="0" w:before="300"/>
       <w:jc w:val="center"/>
-      <w:spacing w:after="0" w:before="300"/>
     </w:pPr>
     <w:rPr>
+      <w:b/>
       <w:sz w:val="20"/>
       <w:szCs w:val="20"/>
-      <w:b/>
-      <w:color w:val="345A8A"/>
-      &gt;
     </w:rPr>
   </w:style>
   <w:style w:customStyle="1" w:styleId="Abstract" w:type="paragraph">
@@ -31964,191 +31806,321 @@
     <w:rPr/>
   </w:style>
   <w:style w:styleId="Heading1" w:type="paragraph">
-    <w:name w:val="Heading 1"/>
+    <w:name w:val="heading 1"/>
     <w:basedOn w:val="Normal"/>
     <w:next w:val="BodyText"/>
+    <w:link w:val="Heading1Char"/>
     <w:uiPriority w:val="9"/>
     <w:qFormat/>
+    <w:rsid w:val="00A10FD9"/>
     <w:pPr>
       <w:keepNext/>
       <w:keepLines/>
-      <w:spacing w:after="0" w:before="480"/>
+      <w:spacing w:after="80" w:before="360"/>
       <w:outlineLvl w:val="0"/>
     </w:pPr>
     <w:rPr>
       <w:rFonts w:asciiTheme="majorHAnsi" w:cstheme="majorBidi" w:eastAsiaTheme="majorEastAsia" w:hAnsiTheme="majorHAnsi"/>
-      <w:b/>
-      <w:bCs/>
-      <w:color w:themeColor="accent1" w:val="4F81BD"/>
+      <w:color w:themeColor="accent1" w:themeShade="BF" w:val="0F4761"/>
+      <w:sz w:val="40"/>
+      <w:szCs w:val="40"/>
+    </w:rPr>
+  </w:style>
+  <w:style w:styleId="Heading2" w:type="paragraph">
+    <w:name w:val="heading 2"/>
+    <w:basedOn w:val="Normal"/>
+    <w:next w:val="BodyText"/>
+    <w:link w:val="Heading2Char"/>
+    <w:uiPriority w:val="9"/>
+    <w:semiHidden/>
+    <w:unhideWhenUsed/>
+    <w:qFormat/>
+    <w:rsid w:val="00A10FD9"/>
+    <w:pPr>
+      <w:keepNext/>
+      <w:keepLines/>
+      <w:spacing w:after="80" w:before="160"/>
+      <w:outlineLvl w:val="1"/>
+    </w:pPr>
+    <w:rPr>
+      <w:rFonts w:asciiTheme="majorHAnsi" w:cstheme="majorBidi" w:eastAsiaTheme="majorEastAsia" w:hAnsiTheme="majorHAnsi"/>
+      <w:color w:themeColor="accent1" w:themeShade="BF" w:val="0F4761"/>
       <w:sz w:val="32"/>
       <w:szCs w:val="32"/>
     </w:rPr>
   </w:style>
-  <w:style w:styleId="Heading2" w:type="paragraph">
-    <w:name w:val="Heading 2"/>
+  <w:style w:styleId="Heading3" w:type="paragraph">
+    <w:name w:val="heading 3"/>
     <w:basedOn w:val="Normal"/>
     <w:next w:val="BodyText"/>
+    <w:link w:val="Heading3Char"/>
     <w:uiPriority w:val="9"/>
+    <w:semiHidden/>
     <w:unhideWhenUsed/>
     <w:qFormat/>
+    <w:rsid w:val="00A10FD9"/>
     <w:pPr>
       <w:keepNext/>
       <w:keepLines/>
-      <w:spacing w:after="0" w:before="200"/>
-      <w:outlineLvl w:val="1"/>
+      <w:spacing w:after="80" w:before="160"/>
+      <w:outlineLvl w:val="2"/>
     </w:pPr>
     <w:rPr>
-      <w:rFonts w:asciiTheme="majorHAnsi" w:cstheme="majorBidi" w:eastAsiaTheme="majorEastAsia" w:hAnsiTheme="majorHAnsi"/>
-      <w:b/>
-      <w:bCs/>
-      <w:color w:themeColor="accent1" w:val="4F81BD"/>
+      <w:rFonts w:cstheme="majorBidi" w:eastAsiaTheme="majorEastAsia"/>
+      <w:color w:themeColor="accent1" w:themeShade="BF" w:val="0F4761"/>
       <w:sz w:val="28"/>
       <w:szCs w:val="28"/>
     </w:rPr>
   </w:style>
-  <w:style w:styleId="Heading3" w:type="paragraph">
-    <w:name w:val="Heading 3"/>
+  <w:style w:styleId="Heading4" w:type="paragraph">
+    <w:name w:val="heading 4"/>
     <w:basedOn w:val="Normal"/>
     <w:next w:val="BodyText"/>
+    <w:link w:val="Heading4Char"/>
     <w:uiPriority w:val="9"/>
+    <w:semiHidden/>
     <w:unhideWhenUsed/>
     <w:qFormat/>
+    <w:rsid w:val="00A10FD9"/>
     <w:pPr>
       <w:keepNext/>
       <w:keepLines/>
-      <w:spacing w:after="0" w:before="200"/>
-      <w:outlineLvl w:val="2"/>
+      <w:spacing w:after="40" w:before="80"/>
+      <w:outlineLvl w:val="3"/>
     </w:pPr>
     <w:rPr>
-      <w:rFonts w:asciiTheme="majorHAnsi" w:cstheme="majorBidi" w:eastAsiaTheme="majorEastAsia" w:hAnsiTheme="majorHAnsi"/>
-      <w:b/>
-      <w:bCs/>
-      <w:color w:themeColor="accent1" w:val="4F81BD"/>
-      <w:sz w:val="24"/>
-      <w:szCs w:val="24"/>
+      <w:rFonts w:cstheme="majorBidi" w:eastAsiaTheme="majorEastAsia"/>
+      <w:i/>
+      <w:iCs/>
+      <w:color w:themeColor="accent1" w:themeShade="BF" w:val="0F4761"/>
     </w:rPr>
   </w:style>
-  <w:style w:styleId="Heading4" w:type="paragraph">
-    <w:name w:val="Heading 4"/>
+  <w:style w:styleId="Heading5" w:type="paragraph">
+    <w:name w:val="heading 5"/>
     <w:basedOn w:val="Normal"/>
     <w:next w:val="BodyText"/>
+    <w:link w:val="Heading5Char"/>
     <w:uiPriority w:val="9"/>
+    <w:semiHidden/>
     <w:unhideWhenUsed/>
     <w:qFormat/>
+    <w:rsid w:val="00A10FD9"/>
     <w:pPr>
       <w:keepNext/>
       <w:keepLines/>
-      <w:spacing w:after="0" w:before="200"/>
-      <w:outlineLvl w:val="3"/>
+      <w:spacing w:after="40" w:before="80"/>
+      <w:outlineLvl w:val="4"/>
     </w:pPr>
     <w:rPr>
-      <w:rFonts w:asciiTheme="majorHAnsi" w:cstheme="majorBidi" w:eastAsiaTheme="majorEastAsia" w:hAnsiTheme="majorHAnsi"/>
-      <w:i/>
-      <w:bCs/>
-      <w:color w:themeColor="accent1" w:val="4F81BD"/>
-      <w:sz w:val="24"/>
-      <w:szCs w:val="24"/>
+      <w:rFonts w:cstheme="majorBidi" w:eastAsiaTheme="majorEastAsia"/>
+      <w:color w:themeColor="accent1" w:themeShade="BF" w:val="0F4761"/>
     </w:rPr>
   </w:style>
-  <w:style w:styleId="Heading5" w:type="paragraph">
-    <w:name w:val="Heading 5"/>
+  <w:style w:styleId="Heading6" w:type="paragraph">
+    <w:name w:val="heading 6"/>
     <w:basedOn w:val="Normal"/>
     <w:next w:val="BodyText"/>
+    <w:link w:val="Heading6Char"/>
     <w:uiPriority w:val="9"/>
+    <w:semiHidden/>
     <w:unhideWhenUsed/>
     <w:qFormat/>
+    <w:rsid w:val="00A10FD9"/>
     <w:pPr>
       <w:keepNext/>
       <w:keepLines/>
-      <w:spacing w:after="0" w:before="200"/>
-      <w:outlineLvl w:val="4"/>
+      <w:spacing w:after="0" w:before="40"/>
+      <w:outlineLvl w:val="5"/>
     </w:pPr>
     <w:rPr>
-      <w:rFonts w:asciiTheme="majorHAnsi" w:cstheme="majorBidi" w:eastAsiaTheme="majorEastAsia" w:hAnsiTheme="majorHAnsi"/>
+      <w:rFonts w:cstheme="majorBidi" w:eastAsiaTheme="majorEastAsia"/>
+      <w:i/>
       <w:iCs/>
-      <w:color w:themeColor="accent1" w:val="4F81BD"/>
-      <w:sz w:val="24"/>
-      <w:szCs w:val="24"/>
+      <w:color w:themeColor="text1" w:themeTint="A6" w:val="595959"/>
     </w:rPr>
   </w:style>
-  <w:style w:styleId="Heading6" w:type="paragraph">
-    <w:name w:val="Heading 6"/>
+  <w:style w:styleId="Heading7" w:type="paragraph">
+    <w:name w:val="heading 7"/>
     <w:basedOn w:val="Normal"/>
     <w:next w:val="BodyText"/>
+    <w:link w:val="Heading7Char"/>
     <w:uiPriority w:val="9"/>
+    <w:semiHidden/>
     <w:unhideWhenUsed/>
     <w:qFormat/>
+    <w:rsid w:val="00A10FD9"/>
     <w:pPr>
       <w:keepNext/>
       <w:keepLines/>
-      <w:spacing w:after="0" w:before="200"/>
-      <w:outlineLvl w:val="5"/>
+      <w:spacing w:after="0" w:before="40"/>
+      <w:outlineLvl w:val="6"/>
     </w:pPr>
     <w:rPr>
-      <w:rFonts w:asciiTheme="majorHAnsi" w:cstheme="majorBidi" w:eastAsiaTheme="majorEastAsia" w:hAnsiTheme="majorHAnsi"/>
-      <w:color w:themeColor="accent1" w:val="4F81BD"/>
-      <w:sz w:val="24"/>
-      <w:szCs w:val="24"/>
+      <w:rFonts w:cstheme="majorBidi" w:eastAsiaTheme="majorEastAsia"/>
+      <w:color w:themeColor="text1" w:themeTint="A6" w:val="595959"/>
     </w:rPr>
   </w:style>
-  <w:style w:styleId="Heading7" w:type="paragraph">
-    <w:name w:val="Heading 7"/>
+  <w:style w:styleId="Heading8" w:type="paragraph">
+    <w:name w:val="heading 8"/>
     <w:basedOn w:val="Normal"/>
     <w:next w:val="BodyText"/>
+    <w:link w:val="Heading8Char"/>
     <w:uiPriority w:val="9"/>
+    <w:semiHidden/>
     <w:unhideWhenUsed/>
     <w:qFormat/>
+    <w:rsid w:val="00A10FD9"/>
     <w:pPr>
       <w:keepNext/>
       <w:keepLines/>
-      <w:spacing w:after="0" w:before="200"/>
-      <w:outlineLvl w:val="6"/>
+      <w:spacing w:after="0"/>
+      <w:outlineLvl w:val="7"/>
     </w:pPr>
     <w:rPr>
-      <w:rFonts w:asciiTheme="majorHAnsi" w:cstheme="majorBidi" w:eastAsiaTheme="majorEastAsia" w:hAnsiTheme="majorHAnsi"/>
-      <w:color w:themeColor="accent1" w:val="4F81BD"/>
-      <w:sz w:val="24"/>
-      <w:szCs w:val="24"/>
+      <w:rFonts w:cstheme="majorBidi" w:eastAsiaTheme="majorEastAsia"/>
+      <w:i/>
+      <w:iCs/>
+      <w:color w:themeColor="text1" w:themeTint="D8" w:val="272727"/>
     </w:rPr>
   </w:style>
-  <w:style w:styleId="Heading8" w:type="paragraph">
-    <w:name w:val="Heading 8"/>
+  <w:style w:styleId="Heading9" w:type="paragraph">
+    <w:name w:val="heading 9"/>
     <w:basedOn w:val="Normal"/>
     <w:next w:val="BodyText"/>
+    <w:link w:val="Heading9Char"/>
     <w:uiPriority w:val="9"/>
+    <w:semiHidden/>
     <w:unhideWhenUsed/>
     <w:qFormat/>
+    <w:rsid w:val="00A10FD9"/>
     <w:pPr>
       <w:keepNext/>
       <w:keepLines/>
-      <w:spacing w:after="0" w:before="200"/>
-      <w:outlineLvl w:val="7"/>
-    </w:pPr>
-    <w:rPr>
-      <w:rFonts w:asciiTheme="majorHAnsi" w:cstheme="majorBidi" w:eastAsiaTheme="majorEastAsia" w:hAnsiTheme="majorHAnsi"/>
-      <w:color w:themeColor="accent1" w:val="4F81BD"/>
-      <w:sz w:val="24"/>
-      <w:szCs w:val="24"/>
-    </w:rPr>
-  </w:style>
-  <w:style w:styleId="Heading9" w:type="paragraph">
-    <w:name w:val="Heading 9"/>
-    <w:basedOn w:val="Normal"/>
-    <w:next w:val="BodyText"/>
-    <w:uiPriority w:val="9"/>
-    <w:unhideWhenUsed/>
-    <w:qFormat/>
-    <w:pPr>
-      <w:keepNext/>
-      <w:keepLines/>
-      <w:spacing w:after="0" w:before="200"/>
+      <w:spacing w:after="0"/>
       <w:outlineLvl w:val="8"/>
     </w:pPr>
     <w:rPr>
+      <w:rFonts w:cstheme="majorBidi" w:eastAsiaTheme="majorEastAsia"/>
+      <w:color w:themeColor="text1" w:themeTint="D8" w:val="272727"/>
+    </w:rPr>
+  </w:style>
+  <w:style w:customStyle="1" w:styleId="Heading1Char" w:type="character">
+    <w:name w:val="Heading 1 Char"/>
+    <w:basedOn w:val="DefaultParagraphFont"/>
+    <w:link w:val="Heading1"/>
+    <w:uiPriority w:val="9"/>
+    <w:rsid w:val="00A10FD9"/>
+    <w:rPr>
       <w:rFonts w:asciiTheme="majorHAnsi" w:cstheme="majorBidi" w:eastAsiaTheme="majorEastAsia" w:hAnsiTheme="majorHAnsi"/>
-      <w:color w:themeColor="accent1" w:val="4F81BD"/>
-      <w:sz w:val="24"/>
-      <w:szCs w:val="24"/>
+      <w:color w:themeColor="accent1" w:themeShade="BF" w:val="0F4761"/>
+      <w:sz w:val="40"/>
+      <w:szCs w:val="40"/>
+    </w:rPr>
+  </w:style>
+  <w:style w:customStyle="1" w:styleId="Heading2Char" w:type="character">
+    <w:name w:val="Heading 2 Char"/>
+    <w:basedOn w:val="DefaultParagraphFont"/>
+    <w:link w:val="Heading2"/>
+    <w:uiPriority w:val="9"/>
+    <w:semiHidden/>
+    <w:rsid w:val="00A10FD9"/>
+    <w:rPr>
+      <w:rFonts w:asciiTheme="majorHAnsi" w:cstheme="majorBidi" w:eastAsiaTheme="majorEastAsia" w:hAnsiTheme="majorHAnsi"/>
+      <w:color w:themeColor="accent1" w:themeShade="BF" w:val="0F4761"/>
+      <w:sz w:val="32"/>
+      <w:szCs w:val="32"/>
+    </w:rPr>
+  </w:style>
+  <w:style w:customStyle="1" w:styleId="Heading3Char" w:type="character">
+    <w:name w:val="Heading 3 Char"/>
+    <w:basedOn w:val="DefaultParagraphFont"/>
+    <w:link w:val="Heading3"/>
+    <w:uiPriority w:val="9"/>
+    <w:semiHidden/>
+    <w:rsid w:val="00A10FD9"/>
+    <w:rPr>
+      <w:rFonts w:cstheme="majorBidi" w:eastAsiaTheme="majorEastAsia"/>
+      <w:color w:themeColor="accent1" w:themeShade="BF" w:val="0F4761"/>
+      <w:sz w:val="28"/>
+      <w:szCs w:val="28"/>
+    </w:rPr>
+  </w:style>
+  <w:style w:customStyle="1" w:styleId="Heading4Char" w:type="character">
+    <w:name w:val="Heading 4 Char"/>
+    <w:basedOn w:val="DefaultParagraphFont"/>
+    <w:link w:val="Heading4"/>
+    <w:uiPriority w:val="9"/>
+    <w:semiHidden/>
+    <w:rsid w:val="00A10FD9"/>
+    <w:rPr>
+      <w:rFonts w:cstheme="majorBidi" w:eastAsiaTheme="majorEastAsia"/>
+      <w:i/>
+      <w:iCs/>
+      <w:color w:themeColor="accent1" w:themeShade="BF" w:val="0F4761"/>
+    </w:rPr>
+  </w:style>
+  <w:style w:customStyle="1" w:styleId="Heading5Char" w:type="character">
+    <w:name w:val="Heading 5 Char"/>
+    <w:basedOn w:val="DefaultParagraphFont"/>
+    <w:link w:val="Heading5"/>
+    <w:uiPriority w:val="9"/>
+    <w:semiHidden/>
+    <w:rsid w:val="00A10FD9"/>
+    <w:rPr>
+      <w:rFonts w:cstheme="majorBidi" w:eastAsiaTheme="majorEastAsia"/>
+      <w:color w:themeColor="accent1" w:themeShade="BF" w:val="0F4761"/>
+    </w:rPr>
+  </w:style>
+  <w:style w:customStyle="1" w:styleId="Heading6Char" w:type="character">
+    <w:name w:val="Heading 6 Char"/>
+    <w:basedOn w:val="DefaultParagraphFont"/>
+    <w:link w:val="Heading6"/>
+    <w:uiPriority w:val="9"/>
+    <w:semiHidden/>
+    <w:rsid w:val="00A10FD9"/>
+    <w:rPr>
+      <w:rFonts w:cstheme="majorBidi" w:eastAsiaTheme="majorEastAsia"/>
+      <w:i/>
+      <w:iCs/>
+      <w:color w:themeColor="text1" w:themeTint="A6" w:val="595959"/>
+    </w:rPr>
+  </w:style>
+  <w:style w:customStyle="1" w:styleId="Heading7Char" w:type="character">
+    <w:name w:val="Heading 7 Char"/>
+    <w:basedOn w:val="DefaultParagraphFont"/>
+    <w:link w:val="Heading7"/>
+    <w:uiPriority w:val="9"/>
+    <w:semiHidden/>
+    <w:rsid w:val="00A10FD9"/>
+    <w:rPr>
+      <w:rFonts w:cstheme="majorBidi" w:eastAsiaTheme="majorEastAsia"/>
+      <w:color w:themeColor="text1" w:themeTint="A6" w:val="595959"/>
+    </w:rPr>
+  </w:style>
+  <w:style w:customStyle="1" w:styleId="Heading8Char" w:type="character">
+    <w:name w:val="Heading 8 Char"/>
+    <w:basedOn w:val="DefaultParagraphFont"/>
+    <w:link w:val="Heading8"/>
+    <w:uiPriority w:val="9"/>
+    <w:semiHidden/>
+    <w:rsid w:val="00A10FD9"/>
+    <w:rPr>
+      <w:rFonts w:cstheme="majorBidi" w:eastAsiaTheme="majorEastAsia"/>
+      <w:i/>
+      <w:iCs/>
+      <w:color w:themeColor="text1" w:themeTint="D8" w:val="272727"/>
+    </w:rPr>
+  </w:style>
+  <w:style w:customStyle="1" w:styleId="Heading9Char" w:type="character">
+    <w:name w:val="Heading 9 Char"/>
+    <w:basedOn w:val="DefaultParagraphFont"/>
+    <w:link w:val="Heading9"/>
+    <w:uiPriority w:val="9"/>
+    <w:semiHidden/>
+    <w:rsid w:val="00A10FD9"/>
+    <w:rPr>
+      <w:rFonts w:cstheme="majorBidi" w:eastAsiaTheme="majorEastAsia"/>
+      <w:color w:themeColor="text1" w:themeTint="D8" w:val="272727"/>
     </w:rPr>
   </w:style>
   <w:style w:styleId="BlockText" w:type="paragraph">
@@ -32173,8 +32145,8 @@
   </w:style>
   <w:style w:styleId="FootnoteBlockText" w:type="paragraph">
     <w:name w:val="Footnote Block Text"/>
-    <w:basedOn w:val="Footnote Text"/>
-    <w:next w:val="Footnote Text"/>
+    <w:basedOn w:val="FootnoteText"/>
+    <w:next w:val="FootnoteText"/>
     <w:uiPriority w:val="9"/>
     <w:unhideWhenUsed/>
     <w:qFormat/>
@@ -32212,10 +32184,10 @@
         <w:jc w:val="left"/>
       </w:trPr>
       <w:tcPr>
-        <w:vAlign w:val="bottom"/>
         <w:tcBorders>
           <w:bottom w:val="single"/>
         </w:tcBorders>
+        <w:vAlign w:val="bottom"/>
       </w:tcPr>
     </w:tblStylePr>
   </w:style>
@@ -32331,6 +32303,7 @@
     <w:name w:val="KeywordTok"/>
     <w:basedOn w:val="VerbatimChar"/>
     <w:rPr>
+      <w:b/>
       <w:color w:val="003b4f"/>
       <w:shd w:val="clear" w:fill="f1f3f5"/>
     </w:rPr>
@@ -32435,9 +32408,9 @@
     <w:name w:val="DocumentationTok"/>
     <w:basedOn w:val="VerbatimChar"/>
     <w:rPr>
+      <w:i/>
       <w:color w:val="5e5e5e"/>
       <w:shd w:val="clear" w:fill="f1f3f5"/>
-      <w:i/>
     </w:rPr>
   </w:style>
   <w:style w:type="character" w:customStyle="1" w:styleId="AnnotationTok">
@@ -32452,9 +32425,9 @@
     <w:name w:val="CommentVarTok"/>
     <w:basedOn w:val="VerbatimChar"/>
     <w:rPr>
+      <w:i/>
       <w:color w:val="5e5e5e"/>
       <w:shd w:val="clear" w:fill="f1f3f5"/>
-      <w:i/>
     </w:rPr>
   </w:style>
   <w:style w:type="character" w:customStyle="1" w:styleId="OtherTok">
@@ -32485,6 +32458,7 @@
     <w:name w:val="ControlFlowTok"/>
     <w:basedOn w:val="VerbatimChar"/>
     <w:rPr>
+      <w:b/>
       <w:color w:val="003b4f"/>
       <w:shd w:val="clear" w:fill="f1f3f5"/>
     </w:rPr>
@@ -32549,9 +32523,9 @@
     <w:name w:val="WarningTok"/>
     <w:basedOn w:val="VerbatimChar"/>
     <w:rPr>
+      <w:i/>
       <w:color w:val="5e5e5e"/>
       <w:shd w:val="clear" w:fill="f1f3f5"/>
-      <w:i/>
     </w:rPr>
   </w:style>
   <w:style w:type="character" w:customStyle="1" w:styleId="AlertTok">
@@ -32592,44 +32566,44 @@
         <a:sysClr val="window" lastClr="FFFFFF"/>
       </a:lt1>
       <a:dk2>
-        <a:srgbClr val="1F497D"/>
+        <a:srgbClr val="0E2841"/>
       </a:dk2>
       <a:lt2>
-        <a:srgbClr val="EEECE1"/>
+        <a:srgbClr val="E8E8E8"/>
       </a:lt2>
       <a:accent1>
-        <a:srgbClr val="4F81BD"/>
+        <a:srgbClr val="156082"/>
       </a:accent1>
       <a:accent2>
-        <a:srgbClr val="C0504D"/>
+        <a:srgbClr val="E97132"/>
       </a:accent2>
       <a:accent3>
-        <a:srgbClr val="9BBB59"/>
+        <a:srgbClr val="196B24"/>
       </a:accent3>
       <a:accent4>
-        <a:srgbClr val="8064A2"/>
+        <a:srgbClr val="0F9ED5"/>
       </a:accent4>
       <a:accent5>
-        <a:srgbClr val="4BACC6"/>
+        <a:srgbClr val="A02B93"/>
       </a:accent5>
       <a:accent6>
-        <a:srgbClr val="F79646"/>
+        <a:srgbClr val="4EA72E"/>
       </a:accent6>
       <a:hlink>
-        <a:srgbClr val="0000FF"/>
+        <a:srgbClr val="467886"/>
       </a:hlink>
       <a:folHlink>
-        <a:srgbClr val="800080"/>
+        <a:srgbClr val="96607D"/>
       </a:folHlink>
     </a:clrScheme>
     <a:fontScheme name="Office">
       <a:majorFont>
-        <a:latin typeface="Calibri"/>
+        <a:latin typeface="Aptos Display" panose="02110004020202020204"/>
         <a:ea typeface=""/>
         <a:cs typeface=""/>
-        <a:font script="Jpan" typeface="ＭＳ ゴシック"/>
+        <a:font script="Jpan" typeface="游ゴシック Light"/>
         <a:font script="Hang" typeface="맑은 고딕"/>
-        <a:font script="Hans" typeface="宋体"/>
+        <a:font script="Hans" typeface="等线 Light"/>
         <a:font script="Hant" typeface="新細明體"/>
         <a:font script="Arab" typeface="Times New Roman"/>
         <a:font script="Hebr" typeface="Times New Roman"/>
@@ -32656,14 +32630,32 @@
         <a:font script="Mong" typeface="Mongolian Baiti"/>
         <a:font script="Viet" typeface="Times New Roman"/>
         <a:font script="Uigh" typeface="Microsoft Uighur"/>
+        <a:font script="Geor" typeface="Sylfaen"/>
+        <a:font script="Armn" typeface="Arial"/>
+        <a:font script="Bugi" typeface="Leelawadee UI"/>
+        <a:font script="Bopo" typeface="Microsoft JhengHei"/>
+        <a:font script="Java" typeface="Javanese Text"/>
+        <a:font script="Lisu" typeface="Segoe UI"/>
+        <a:font script="Mymr" typeface="Myanmar Text"/>
+        <a:font script="Nkoo" typeface="Ebrima"/>
+        <a:font script="Olck" typeface="Nirmala UI"/>
+        <a:font script="Osma" typeface="Ebrima"/>
+        <a:font script="Phag" typeface="Phagspa"/>
+        <a:font script="Syrn" typeface="Estrangelo Edessa"/>
+        <a:font script="Syrj" typeface="Estrangelo Edessa"/>
+        <a:font script="Syre" typeface="Estrangelo Edessa"/>
+        <a:font script="Sora" typeface="Nirmala UI"/>
+        <a:font script="Tale" typeface="Microsoft Tai Le"/>
+        <a:font script="Talu" typeface="Microsoft New Tai Lue"/>
+        <a:font script="Tfng" typeface="Ebrima"/>
       </a:majorFont>
       <a:minorFont>
-        <a:latin typeface="Cambria"/>
+        <a:latin typeface="Aptos" panose="02110004020202020204"/>
         <a:ea typeface=""/>
         <a:cs typeface=""/>
-        <a:font script="Jpan" typeface="ＭＳ 明朝"/>
+        <a:font script="Jpan" typeface="游明朝"/>
         <a:font script="Hang" typeface="맑은 고딕"/>
-        <a:font script="Hans" typeface="宋体"/>
+        <a:font script="Hans" typeface="等线"/>
         <a:font script="Hant" typeface="新細明體"/>
         <a:font script="Arab" typeface="Arial"/>
         <a:font script="Hebr" typeface="Arial"/>
@@ -32690,6 +32682,24 @@
         <a:font script="Mong" typeface="Mongolian Baiti"/>
         <a:font script="Viet" typeface="Arial"/>
         <a:font script="Uigh" typeface="Microsoft Uighur"/>
+        <a:font script="Geor" typeface="Sylfaen"/>
+        <a:font script="Armn" typeface="Arial"/>
+        <a:font script="Bugi" typeface="Leelawadee UI"/>
+        <a:font script="Bopo" typeface="Microsoft JhengHei"/>
+        <a:font script="Java" typeface="Javanese Text"/>
+        <a:font script="Lisu" typeface="Segoe UI"/>
+        <a:font script="Mymr" typeface="Myanmar Text"/>
+        <a:font script="Nkoo" typeface="Ebrima"/>
+        <a:font script="Olck" typeface="Nirmala UI"/>
+        <a:font script="Osma" typeface="Ebrima"/>
+        <a:font script="Phag" typeface="Phagspa"/>
+        <a:font script="Syrn" typeface="Estrangelo Edessa"/>
+        <a:font script="Syrj" typeface="Estrangelo Edessa"/>
+        <a:font script="Syre" typeface="Estrangelo Edessa"/>
+        <a:font script="Sora" typeface="Nirmala UI"/>
+        <a:font script="Tale" typeface="Microsoft Tai Le"/>
+        <a:font script="Talu" typeface="Microsoft New Tai Lue"/>
+        <a:font script="Tfng" typeface="Ebrima"/>
       </a:minorFont>
     </a:fontScheme>
     <a:fmtScheme name="Office">
@@ -32701,200 +32711,141 @@
           <a:gsLst>
             <a:gs pos="0">
               <a:schemeClr val="phClr">
-                <a:tint val="50000"/>
-                <a:satMod val="300000"/>
+                <a:lumMod val="110000"/>
+                <a:satMod val="105000"/>
+                <a:tint val="67000"/>
               </a:schemeClr>
             </a:gs>
-            <a:gs pos="35000">
+            <a:gs pos="50000">
               <a:schemeClr val="phClr">
-                <a:tint val="37000"/>
-                <a:satMod val="300000"/>
+                <a:lumMod val="105000"/>
+                <a:satMod val="103000"/>
+                <a:tint val="73000"/>
               </a:schemeClr>
             </a:gs>
             <a:gs pos="100000">
               <a:schemeClr val="phClr">
-                <a:tint val="15000"/>
-                <a:satMod val="350000"/>
+                <a:lumMod val="105000"/>
+                <a:satMod val="109000"/>
+                <a:tint val="81000"/>
               </a:schemeClr>
             </a:gs>
           </a:gsLst>
-          <a:lin ang="16200000" scaled="1"/>
+          <a:lin ang="5400000" scaled="0"/>
         </a:gradFill>
         <a:gradFill rotWithShape="1">
           <a:gsLst>
             <a:gs pos="0">
               <a:schemeClr val="phClr">
-                <a:tint val="100000"/>
+                <a:satMod val="103000"/>
+                <a:lumMod val="102000"/>
+                <a:tint val="94000"/>
+              </a:schemeClr>
+            </a:gs>
+            <a:gs pos="50000">
+              <a:schemeClr val="phClr">
+                <a:satMod val="110000"/>
+                <a:lumMod val="100000"/>
                 <a:shade val="100000"/>
-                <a:satMod val="130000"/>
               </a:schemeClr>
             </a:gs>
             <a:gs pos="100000">
               <a:schemeClr val="phClr">
-                <a:tint val="50000"/>
-                <a:shade val="100000"/>
-                <a:satMod val="350000"/>
+                <a:lumMod val="99000"/>
+                <a:satMod val="120000"/>
+                <a:shade val="78000"/>
               </a:schemeClr>
             </a:gs>
           </a:gsLst>
-          <a:lin ang="16200000" scaled="0"/>
+          <a:lin ang="5400000" scaled="0"/>
         </a:gradFill>
       </a:fillStyleLst>
       <a:lnStyleLst>
-        <a:ln w="9525" cap="flat" cmpd="sng" algn="ctr">
-          <a:solidFill>
-            <a:schemeClr val="phClr">
-              <a:shade val="95000"/>
-              <a:satMod val="105000"/>
-            </a:schemeClr>
-          </a:solidFill>
-          <a:prstDash val="solid"/>
-        </a:ln>
-        <a:ln w="25400" cap="flat" cmpd="sng" algn="ctr">
+        <a:ln w="6350" cap="flat" cmpd="sng" algn="ctr">
           <a:solidFill>
             <a:schemeClr val="phClr"/>
           </a:solidFill>
           <a:prstDash val="solid"/>
+          <a:miter lim="800000"/>
         </a:ln>
-        <a:ln w="38100" cap="flat" cmpd="sng" algn="ctr">
+        <a:ln w="12700" cap="flat" cmpd="sng" algn="ctr">
           <a:solidFill>
             <a:schemeClr val="phClr"/>
           </a:solidFill>
           <a:prstDash val="solid"/>
+          <a:miter lim="800000"/>
+        </a:ln>
+        <a:ln w="19050" cap="flat" cmpd="sng" algn="ctr">
+          <a:solidFill>
+            <a:schemeClr val="phClr"/>
+          </a:solidFill>
+          <a:prstDash val="solid"/>
+          <a:miter lim="800000"/>
         </a:ln>
       </a:lnStyleLst>
       <a:effectStyleLst>
         <a:effectStyle>
+          <a:effectLst/>
+        </a:effectStyle>
+        <a:effectStyle>
+          <a:effectLst/>
+        </a:effectStyle>
+        <a:effectStyle>
           <a:effectLst>
-            <a:outerShdw blurRad="40000" dist="20000" dir="5400000" rotWithShape="0">
+            <a:outerShdw blurRad="57150" dist="19050" dir="5400000" algn="ctr" rotWithShape="0">
               <a:srgbClr val="000000">
-                <a:alpha val="38000"/>
+                <a:alpha val="63000"/>
               </a:srgbClr>
             </a:outerShdw>
           </a:effectLst>
-        </a:effectStyle>
-        <a:effectStyle>
-          <a:effectLst>
-            <a:outerShdw blurRad="40000" dist="23000" dir="5400000" rotWithShape="0">
-              <a:srgbClr val="000000">
-                <a:alpha val="35000"/>
-              </a:srgbClr>
-            </a:outerShdw>
-          </a:effectLst>
-        </a:effectStyle>
-        <a:effectStyle>
-          <a:effectLst>
-            <a:outerShdw blurRad="40000" dist="23000" dir="5400000" rotWithShape="0">
-              <a:srgbClr val="000000">
-                <a:alpha val="35000"/>
-              </a:srgbClr>
-            </a:outerShdw>
-          </a:effectLst>
-          <a:scene3d>
-            <a:camera prst="orthographicFront">
-              <a:rot lat="0" lon="0" rev="0"/>
-            </a:camera>
-            <a:lightRig rig="threePt" dir="t">
-              <a:rot lat="0" lon="0" rev="1200000"/>
-            </a:lightRig>
-          </a:scene3d>
-          <a:sp3d>
-            <a:bevelT w="63500" h="25400"/>
-          </a:sp3d>
         </a:effectStyle>
       </a:effectStyleLst>
       <a:bgFillStyleLst>
         <a:solidFill>
           <a:schemeClr val="phClr"/>
         </a:solidFill>
+        <a:solidFill>
+          <a:schemeClr val="phClr">
+            <a:tint val="95000"/>
+            <a:satMod val="170000"/>
+          </a:schemeClr>
+        </a:solidFill>
         <a:gradFill rotWithShape="1">
           <a:gsLst>
             <a:gs pos="0">
               <a:schemeClr val="phClr">
-                <a:tint val="40000"/>
-                <a:satMod val="350000"/>
+                <a:tint val="93000"/>
+                <a:satMod val="150000"/>
+                <a:shade val="98000"/>
+                <a:lumMod val="102000"/>
               </a:schemeClr>
             </a:gs>
-            <a:gs pos="40000">
+            <a:gs pos="50000">
               <a:schemeClr val="phClr">
-                <a:tint val="45000"/>
-                <a:shade val="99000"/>
-                <a:satMod val="350000"/>
+                <a:tint val="98000"/>
+                <a:satMod val="130000"/>
+                <a:shade val="90000"/>
+                <a:lumMod val="103000"/>
               </a:schemeClr>
             </a:gs>
             <a:gs pos="100000">
               <a:schemeClr val="phClr">
-                <a:shade val="20000"/>
-                <a:satMod val="255000"/>
+                <a:shade val="63000"/>
+                <a:satMod val="120000"/>
               </a:schemeClr>
             </a:gs>
           </a:gsLst>
-          <a:path path="circle">
-            <a:fillToRect l="50000" t="-80000" r="50000" b="180000"/>
-          </a:path>
-        </a:gradFill>
-        <a:gradFill rotWithShape="1">
-          <a:gsLst>
-            <a:gs pos="0">
-              <a:schemeClr val="phClr">
-                <a:tint val="80000"/>
-                <a:satMod val="300000"/>
-              </a:schemeClr>
-            </a:gs>
-            <a:gs pos="100000">
-              <a:schemeClr val="phClr">
-                <a:shade val="30000"/>
-                <a:satMod val="200000"/>
-              </a:schemeClr>
-            </a:gs>
-          </a:gsLst>
-          <a:path path="circle">
-            <a:fillToRect l="50000" t="50000" r="50000" b="50000"/>
-          </a:path>
+          <a:lin ang="5400000" scaled="0"/>
         </a:gradFill>
       </a:bgFillStyleLst>
     </a:fmtScheme>
   </a:themeElements>
-  <a:objectDefaults>
-    <a:spDef>
-      <a:spPr/>
-      <a:bodyPr/>
-      <a:lstStyle/>
-      <a:style>
-        <a:lnRef idx="1">
-          <a:schemeClr val="accent1"/>
-        </a:lnRef>
-        <a:fillRef idx="3">
-          <a:schemeClr val="accent1"/>
-        </a:fillRef>
-        <a:effectRef idx="2">
-          <a:schemeClr val="accent1"/>
-        </a:effectRef>
-        <a:fontRef idx="minor">
-          <a:schemeClr val="lt1"/>
-        </a:fontRef>
-      </a:style>
-    </a:spDef>
-    <a:lnDef>
-      <a:spPr/>
-      <a:bodyPr/>
-      <a:lstStyle/>
-      <a:style>
-        <a:lnRef idx="2">
-          <a:schemeClr val="accent1"/>
-        </a:lnRef>
-        <a:fillRef idx="0">
-          <a:schemeClr val="accent1"/>
-        </a:fillRef>
-        <a:effectRef idx="1">
-          <a:schemeClr val="accent1"/>
-        </a:effectRef>
-        <a:fontRef idx="minor">
-          <a:schemeClr val="tx1"/>
-        </a:fontRef>
-      </a:style>
-    </a:lnDef>
-  </a:objectDefaults>
+  <a:objectDefaults/>
   <a:extraClrSchemeLst/>
+  <a:extLst>
+    <a:ext uri="{05A4C25C-085E-4340-85A3-A5531E510DB2}">
+      <thm15:themeFamily xmlns:thm15="http://schemas.microsoft.com/office/thememl/2012/main" name="Office Theme" id="{2E142A2C-CD16-42D6-873A-C26D2A0506FA}" vid="{1BDDFF52-6CD6-40A5-AB3C-68EB2F1E4D0A}"/>
+    </a:ext>
+  </a:extLst>
 </a:theme>
 </file>
--- a/_site/desagregacao_temporal.docx
+++ b/_site/desagregacao_temporal.docx
@@ -18,7 +18,7 @@
         <w:t xml:space="preserve">Dirceu S. Reis Jr.</w:t>
       </w:r>
     </w:p>
-    <w:bookmarkStart w:id="26" w:name="sec.desagregacao"/>
+    <w:bookmarkStart w:id="27" w:name="sec.desagregacao"/>
     <w:p>
       <w:pPr>
         <w:pStyle w:val="Heading2"/>
@@ -30,6 +30,120 @@
     <w:p>
       <w:pPr>
         <w:pStyle w:val="FirstParagraph"/>
+      </w:pPr>
+      <w:r>
+        <w:t xml:space="preserve">As relações Intensidade–Duração–Frequência (IDF) são centrais na engenharia de recursos hídricos, pois orientam o dimensionamento seguro e econômico de drenagem, bueiros, pontes e barragens. Em termos simples, uma curva IDF define</w:t>
+      </w:r>
+      <w:r>
+        <w:t xml:space="preserve"> </w:t>
+      </w:r>
+      <m:oMath>
+        <m:r>
+          <m:rPr>
+            <m:sty m:val="p"/>
+          </m:rPr>
+          <m:t>(</m:t>
+        </m:r>
+        <m:r>
+          <m:t>i</m:t>
+        </m:r>
+        <m:r>
+          <m:rPr>
+            <m:sty m:val="p"/>
+          </m:rPr>
+          <m:t>=</m:t>
+        </m:r>
+        <m:r>
+          <m:t>f</m:t>
+        </m:r>
+        <m:d>
+          <m:dPr>
+            <m:begChr m:val="("/>
+            <m:endChr m:val=")"/>
+            <m:sepChr m:val=""/>
+            <m:grow/>
+          </m:dPr>
+          <m:e>
+            <m:r>
+              <m:t>d</m:t>
+            </m:r>
+            <m:r>
+              <m:rPr>
+                <m:sty m:val="p"/>
+              </m:rPr>
+              <m:t>,</m:t>
+            </m:r>
+            <m:r>
+              <m:t>T</m:t>
+            </m:r>
+          </m:e>
+        </m:d>
+      </m:oMath>
+      <w:r>
+        <w:t xml:space="preserve">, relacionando a intensidade média máxima</w:t>
+      </w:r>
+      <w:r>
+        <w:t xml:space="preserve"> </w:t>
+      </w:r>
+      <m:oMath>
+        <m:r>
+          <m:t>i</m:t>
+        </m:r>
+      </m:oMath>
+      <w:r>
+        <w:t xml:space="preserve">, a duração</w:t>
+      </w:r>
+      <w:r>
+        <w:t xml:space="preserve"> </w:t>
+      </w:r>
+      <m:oMath>
+        <m:r>
+          <m:t>d</m:t>
+        </m:r>
+      </m:oMath>
+      <w:r>
+        <w:t xml:space="preserve"> </w:t>
+      </w:r>
+      <w:r>
+        <w:t xml:space="preserve">e a frequência (período de retorno</w:t>
+      </w:r>
+      <w:r>
+        <w:t xml:space="preserve"> </w:t>
+      </w:r>
+      <m:oMath>
+        <m:r>
+          <m:t>T</m:t>
+        </m:r>
+      </m:oMath>
+      <w:r>
+        <w:t xml:space="preserve">, ou probabilidade anual de excedência). A partir dessas curvas, estimam-se as chuvas de projeto, isto é, eventos de magnitude e raridade específicas que a infraestrutura deve suportar</w:t>
+      </w:r>
+      <w:r>
+        <w:t xml:space="preserve"> </w:t>
+      </w:r>
+      <w:r>
+        <w:t xml:space="preserve">Van de Vyver, 2018).</w:t>
+      </w:r>
+    </w:p>
+    <w:p>
+      <w:pPr>
+        <w:pStyle w:val="BodyText"/>
+      </w:pPr>
+      <w:r>
+        <w:t xml:space="preserve">É útil distinguir IDF (intensidades), DDF (profundidade–duração–frequência) e hietogramas de projeto. As curvas IDF/DDF fornecem valores agregados por duração, mas não especificam o padrão temporal intradiário, que geralmente é obtido por desagregação ou por perfis de projeto. Na prática, as IDFs são frequentemente ajustadas com GEV/Gumbel sob hipótese de estacionariedade (Baldassarre et al., 2006; Courty et al., 2019; Yeo et al., 2021).</w:t>
+      </w:r>
+    </w:p>
+    <w:p>
+      <w:pPr>
+        <w:pStyle w:val="BodyText"/>
+      </w:pPr>
+      <w:r>
+        <w:t xml:space="preserve">Um desafio recorrente é a assimetria de resolução. Projetos podem requer intensidades subdiárias (minutos–horas), enquanto grande parte das observações históricas está em escala diária. Além disso, as redes pluviográficas costumam ser esparsas e curtas, o que dificulta a caracterização de picos intradiários sem incorrer em subdimensionamento ou sobrecustos.</w:t>
+      </w:r>
+    </w:p>
+    <w:p>
+      <w:pPr>
+        <w:pStyle w:val="BodyText"/>
       </w:pPr>
       <w:r>
         <w:t xml:space="preserve">A desagregação temporal é a principal resposta a essa assimetria. O objetivo não é apenas</w:t>
@@ -74,7 +188,17 @@
         </w:numPr>
       </w:pPr>
       <w:r>
-        <w:t xml:space="preserve">Modelos de Processos Pontuais / geradores incondicionais (Bartlett–Lewis, Neyman–Scott, LetItRain/Hyetos)</w:t>
+        <w:t xml:space="preserve">Modelos de Processos Pontuais / geradores incondicionais (</w:t>
+      </w:r>
+      <w:r>
+        <w:rPr>
+          <w:i/>
+          <w:iCs/>
+        </w:rPr>
+        <w:t xml:space="preserve">Bartlett–Lewis, Neyman–Scott, LetItRain/Hyetos</w:t>
+      </w:r>
+      <w:r>
+        <w:t xml:space="preserve">)</w:t>
       </w:r>
     </w:p>
     <w:p>
@@ -107,7 +231,7 @@
         </w:numPr>
       </w:pPr>
       <w:r>
-        <w:t xml:space="preserve">Técnicas de Regionalização e Modelagem Espacial de Extremos</w:t>
+        <w:t xml:space="preserve">Modelagem Hierárquica de Extremos</w:t>
       </w:r>
     </w:p>
     <w:bookmarkStart w:id="22" w:name="subsec.empirico"/>
@@ -164,12 +288,18 @@
         <m:r>
           <m:t>C</m:t>
         </m:r>
-        <m:r>
-          <m:t>D</m:t>
-        </m:r>
-        <m:r>
-          <m:t>τ</m:t>
-        </m:r>
+        <m:sSub>
+          <m:e>
+            <m:r>
+              <m:t>D</m:t>
+            </m:r>
+          </m:e>
+          <m:sub>
+            <m:r>
+              <m:t>d</m:t>
+            </m:r>
+          </m:sub>
+        </m:sSub>
       </m:oMath>
       <w:r>
         <w:t xml:space="preserve">, definidos por razões entre precipitações máximas em diferentes durações. Dado um valor de projeto diário</w:t>
@@ -209,7 +339,7 @@
       </w:r>
       <m:oMath>
         <m:r>
-          <m:t>τ</m:t>
+          <m:t>d</m:t>
         </m:r>
         <m:r>
           <m:rPr>
@@ -240,12 +370,18 @@
           <m:jc m:val="center"/>
         </m:oMathParaPr>
         <m:oMath>
-          <m:r>
-            <m:t>P</m:t>
-          </m:r>
-          <m:r>
-            <m:t>τ</m:t>
-          </m:r>
+          <m:sSub>
+            <m:e>
+              <m:r>
+                <m:t>P</m:t>
+              </m:r>
+            </m:e>
+            <m:sub>
+              <m:r>
+                <m:t>d</m:t>
+              </m:r>
+            </m:sub>
+          </m:sSub>
           <m:d>
             <m:dPr>
               <m:begChr m:val="("/>
@@ -268,12 +404,18 @@
           <m:r>
             <m:t>C</m:t>
           </m:r>
-          <m:r>
-            <m:t>D</m:t>
-          </m:r>
-          <m:r>
-            <m:t>τ</m:t>
-          </m:r>
+          <m:sSub>
+            <m:e>
+              <m:r>
+                <m:t>D</m:t>
+              </m:r>
+            </m:e>
+            <m:sub>
+              <m:r>
+                <m:t>d</m:t>
+              </m:r>
+            </m:sub>
+          </m:sSub>
           <m:r>
             <m:rPr>
               <m:sty m:val="p"/>
@@ -309,7 +451,7 @@
             <m:t>,</m:t>
           </m:r>
           <m:r>
-            <m:t>τ</m:t>
+            <m:t>d</m:t>
           </m:r>
           <m:r>
             <m:rPr>
@@ -318,16 +460,23 @@
             <m:t>∈</m:t>
           </m:r>
           <m:r>
+            <m:rPr>
+              <m:sty m:val="p"/>
+            </m:rPr>
+            <m:t>{</m:t>
+          </m:r>
+          <m:r>
             <m:t>6</m:t>
           </m:r>
           <m:r>
-            <m:t>m</m:t>
-          </m:r>
-          <m:r>
-            <m:t>i</m:t>
-          </m:r>
-          <m:r>
-            <m:t>n</m:t>
+            <m:t> </m:t>
+          </m:r>
+          <m:r>
+            <m:rPr>
+              <m:nor/>
+              <m:sty m:val="p"/>
+            </m:rPr>
+            <m:t>min</m:t>
           </m:r>
           <m:r>
             <m:rPr>
@@ -339,6 +488,13 @@
             <m:t>1</m:t>
           </m:r>
           <m:r>
+            <m:t> </m:t>
+          </m:r>
+          <m:r>
+            <m:rPr>
+              <m:nor/>
+              <m:sty m:val="p"/>
+            </m:rPr>
             <m:t>h</m:t>
           </m:r>
           <m:r>
@@ -351,6 +507,13 @@
             <m:t>2</m:t>
           </m:r>
           <m:r>
+            <m:t> </m:t>
+          </m:r>
+          <m:r>
+            <m:rPr>
+              <m:nor/>
+              <m:sty m:val="p"/>
+            </m:rPr>
             <m:t>h</m:t>
           </m:r>
           <m:r>
@@ -364,6 +527,12 @@
               <m:sty m:val="p"/>
             </m:rPr>
             <m:t>…</m:t>
+          </m:r>
+          <m:r>
+            <m:rPr>
+              <m:sty m:val="p"/>
+            </m:rPr>
+            <m:t>}</m:t>
           </m:r>
           <m:r>
             <m:rPr>
@@ -396,12 +565,18 @@
         <m:r>
           <m:t>C</m:t>
         </m:r>
-        <m:r>
-          <m:t>D</m:t>
-        </m:r>
-        <m:r>
-          <m:t>τ</m:t>
-        </m:r>
+        <m:sSub>
+          <m:e>
+            <m:r>
+              <m:t>D</m:t>
+            </m:r>
+          </m:e>
+          <m:sub>
+            <m:r>
+              <m:t>d</m:t>
+            </m:r>
+          </m:sub>
+        </m:sSub>
       </m:oMath>
       <w:r>
         <w:t xml:space="preserve"> </w:t>
@@ -768,7 +943,637 @@
         <w:t xml:space="preserve"> </w:t>
       </w:r>
       <w:r>
-        <w:t xml:space="preserve">aplicaram a técnica de interpolação por ponderação do inverso da distância (Inverse Distance Weighting – IDW).</w:t>
+        <w:t xml:space="preserve">aplicaram a técnica de interpolação por ponderação do inverso da distância (</w:t>
+      </w:r>
+      <w:r>
+        <w:rPr>
+          <w:i/>
+          <w:iCs/>
+        </w:rPr>
+        <w:t xml:space="preserve">Inverse Distance Weighting – IDW</w:t>
+      </w:r>
+      <w:r>
+        <w:t xml:space="preserve">).</w:t>
+      </w:r>
+    </w:p>
+    <w:p>
+      <w:pPr>
+        <w:pStyle w:val="BodyText"/>
+      </w:pPr>
+      <w:r>
+        <w:t xml:space="preserve">No Atlas Pluviométrico do Brasil (CPRM, 2013), a desagregação temporal parte dos quantis diários (máximo diário anual por ano hidrológico) e os traduz para durações subdiárias por meio de uma relação log-linear em duração cujo coeficiente depende do período de retorno. Para cada posto, ajusta-se a curva de altura</w:t>
+      </w:r>
+      <w:r>
+        <w:t xml:space="preserve"> </w:t>
+      </w:r>
+      <m:oMath>
+        <m:r>
+          <m:t>P</m:t>
+        </m:r>
+      </m:oMath>
+      <w:r>
+        <w:t xml:space="preserve"> </w:t>
+      </w:r>
+      <w:r>
+        <w:t xml:space="preserve">(mm) como função de</w:t>
+      </w:r>
+      <w:r>
+        <w:t xml:space="preserve"> </w:t>
+      </w:r>
+      <m:oMath>
+        <m:r>
+          <m:t>d</m:t>
+        </m:r>
+      </m:oMath>
+      <w:r>
+        <w:t xml:space="preserve"> </w:t>
+      </w:r>
+      <w:r>
+        <w:t xml:space="preserve">(h) e</w:t>
+      </w:r>
+      <w:r>
+        <w:t xml:space="preserve"> </w:t>
+      </w:r>
+      <m:oMath>
+        <m:r>
+          <m:t>T</m:t>
+        </m:r>
+      </m:oMath>
+      <w:r>
+        <w:t xml:space="preserve"> </w:t>
+      </w:r>
+      <w:r>
+        <w:t xml:space="preserve">(anos):</w:t>
+      </w:r>
+    </w:p>
+    <w:p>
+      <w:pPr>
+        <w:pStyle w:val="BodyText"/>
+      </w:pPr>
+      <m:oMathPara>
+        <m:oMathParaPr>
+          <m:jc m:val="center"/>
+        </m:oMathParaPr>
+        <m:oMath>
+          <m:r>
+            <m:t>P</m:t>
+          </m:r>
+          <m:d>
+            <m:dPr>
+              <m:begChr m:val="("/>
+              <m:endChr m:val=")"/>
+              <m:sepChr m:val=""/>
+              <m:grow/>
+            </m:dPr>
+            <m:e>
+              <m:r>
+                <m:t>T</m:t>
+              </m:r>
+              <m:r>
+                <m:rPr>
+                  <m:sty m:val="p"/>
+                </m:rPr>
+                <m:t>,</m:t>
+              </m:r>
+              <m:r>
+                <m:t>d</m:t>
+              </m:r>
+            </m:e>
+          </m:d>
+          <m:r>
+            <m:rPr>
+              <m:sty m:val="p"/>
+            </m:rPr>
+            <m:t>=</m:t>
+          </m:r>
+          <m:r>
+            <m:t>J</m:t>
+          </m:r>
+          <m:r>
+            <m:t> </m:t>
+          </m:r>
+          <m:r>
+            <m:rPr>
+              <m:sty m:val="p"/>
+            </m:rPr>
+            <m:t>ln</m:t>
+          </m:r>
+          <m:r>
+            <m:t>​</m:t>
+          </m:r>
+          <m:d>
+            <m:dPr>
+              <m:begChr m:val="("/>
+              <m:endChr m:val=")"/>
+              <m:sepChr m:val=""/>
+              <m:grow/>
+            </m:dPr>
+            <m:e>
+              <m:r>
+                <m:t>d</m:t>
+              </m:r>
+              <m:r>
+                <m:rPr>
+                  <m:sty m:val="p"/>
+                </m:rPr>
+                <m:t>+</m:t>
+              </m:r>
+              <m:f>
+                <m:fPr>
+                  <m:type m:val="lin"/>
+                </m:fPr>
+                <m:num>
+                  <m:r>
+                    <m:t>α</m:t>
+                  </m:r>
+                </m:num>
+                <m:den>
+                  <m:r>
+                    <m:t>60</m:t>
+                  </m:r>
+                </m:den>
+              </m:f>
+            </m:e>
+          </m:d>
+          <m:r>
+            <m:rPr>
+              <m:sty m:val="p"/>
+            </m:rPr>
+            <m:t>+</m:t>
+          </m:r>
+          <m:r>
+            <m:t>K</m:t>
+          </m:r>
+          <m:r>
+            <m:rPr>
+              <m:sty m:val="p"/>
+            </m:rPr>
+            <m:t>,</m:t>
+          </m:r>
+          <m:r>
+            <m:t>  </m:t>
+          </m:r>
+          <m:r>
+            <m:t>J</m:t>
+          </m:r>
+          <m:r>
+            <m:rPr>
+              <m:sty m:val="p"/>
+            </m:rPr>
+            <m:t>=</m:t>
+          </m:r>
+          <m:r>
+            <m:t>A</m:t>
+          </m:r>
+          <m:r>
+            <m:rPr>
+              <m:sty m:val="p"/>
+            </m:rPr>
+            <m:t>ln</m:t>
+          </m:r>
+          <m:r>
+            <m:t>T</m:t>
+          </m:r>
+          <m:r>
+            <m:rPr>
+              <m:sty m:val="p"/>
+            </m:rPr>
+            <m:t>+</m:t>
+          </m:r>
+          <m:r>
+            <m:t>B</m:t>
+          </m:r>
+          <m:r>
+            <m:rPr>
+              <m:sty m:val="p"/>
+            </m:rPr>
+            <m:t>,</m:t>
+          </m:r>
+          <m:r>
+            <m:t> </m:t>
+          </m:r>
+          <m:r>
+            <m:t>K</m:t>
+          </m:r>
+          <m:r>
+            <m:rPr>
+              <m:sty m:val="p"/>
+            </m:rPr>
+            <m:t>=</m:t>
+          </m:r>
+          <m:r>
+            <m:t>C</m:t>
+          </m:r>
+          <m:r>
+            <m:rPr>
+              <m:sty m:val="p"/>
+            </m:rPr>
+            <m:t>ln</m:t>
+          </m:r>
+          <m:r>
+            <m:t>T</m:t>
+          </m:r>
+          <m:r>
+            <m:rPr>
+              <m:sty m:val="p"/>
+            </m:rPr>
+            <m:t>+</m:t>
+          </m:r>
+          <m:r>
+            <m:t>E</m:t>
+          </m:r>
+        </m:oMath>
+      </m:oMathPara>
+    </w:p>
+    <w:p>
+      <w:pPr>
+        <w:pStyle w:val="FirstParagraph"/>
+      </w:pPr>
+      <w:r>
+        <w:t xml:space="preserve">onde</w:t>
+      </w:r>
+      <w:r>
+        <w:t xml:space="preserve"> </w:t>
+      </w:r>
+      <m:oMath>
+        <m:r>
+          <m:t>α</m:t>
+        </m:r>
+      </m:oMath>
+      <w:r>
+        <w:t xml:space="preserve"> </w:t>
+      </w:r>
+      <w:r>
+        <w:t xml:space="preserve">(min) é um parâmetro de correção de duração que</w:t>
+      </w:r>
+      <w:r>
+        <w:t xml:space="preserve"> </w:t>
+      </w:r>
+      <w:r>
+        <w:t xml:space="preserve">“desloca”</w:t>
+      </w:r>
+      <w:r>
+        <w:t xml:space="preserve"> </w:t>
+      </w:r>
+      <w:r>
+        <w:t xml:space="preserve">o eixo das abscissas e lineariza o comportamento para tempos curtos. A calibração procede em dois passos encadeados: primeiro escolhe-se</w:t>
+      </w:r>
+      <w:r>
+        <w:t xml:space="preserve"> </w:t>
+      </w:r>
+      <m:oMath>
+        <m:r>
+          <m:t>α</m:t>
+        </m:r>
+      </m:oMath>
+      <w:r>
+        <w:t xml:space="preserve"> </w:t>
+      </w:r>
+      <w:r>
+        <w:t xml:space="preserve">que maximiza a linearidade de</w:t>
+      </w:r>
+      <w:r>
+        <w:t xml:space="preserve"> </w:t>
+      </w:r>
+      <m:oMath>
+        <m:r>
+          <m:t>P</m:t>
+        </m:r>
+      </m:oMath>
+      <w:r>
+        <w:t xml:space="preserve"> </w:t>
+      </w:r>
+      <w:r>
+        <w:t xml:space="preserve">versus</w:t>
+      </w:r>
+      <w:r>
+        <w:t xml:space="preserve"> </w:t>
+      </w:r>
+      <m:oMath>
+        <m:r>
+          <m:rPr>
+            <m:sty m:val="p"/>
+          </m:rPr>
+          <m:t>ln</m:t>
+        </m:r>
+        <m:d>
+          <m:dPr>
+            <m:begChr m:val="("/>
+            <m:endChr m:val=")"/>
+            <m:sepChr m:val=""/>
+            <m:grow/>
+          </m:dPr>
+          <m:e>
+            <m:r>
+              <m:t>t</m:t>
+            </m:r>
+            <m:r>
+              <m:rPr>
+                <m:sty m:val="p"/>
+              </m:rPr>
+              <m:t>+</m:t>
+            </m:r>
+            <m:r>
+              <m:t>α</m:t>
+            </m:r>
+            <m:r>
+              <m:rPr>
+                <m:sty m:val="p"/>
+              </m:rPr>
+              <m:t>/</m:t>
+            </m:r>
+            <m:r>
+              <m:t>60</m:t>
+            </m:r>
+          </m:e>
+        </m:d>
+      </m:oMath>
+      <w:r>
+        <w:t xml:space="preserve"> </w:t>
+      </w:r>
+      <w:r>
+        <w:t xml:space="preserve">nas durações consideradas (tipicamente separando faixas curtas e longas quando necessário). Depois estimam-se</w:t>
+      </w:r>
+      <w:r>
+        <w:t xml:space="preserve"> </w:t>
+      </w:r>
+      <m:oMath>
+        <m:r>
+          <m:t>A</m:t>
+        </m:r>
+        <m:r>
+          <m:rPr>
+            <m:sty m:val="p"/>
+          </m:rPr>
+          <m:t>,</m:t>
+        </m:r>
+        <m:r>
+          <m:t>B</m:t>
+        </m:r>
+        <m:r>
+          <m:rPr>
+            <m:sty m:val="p"/>
+          </m:rPr>
+          <m:t>,</m:t>
+        </m:r>
+        <m:r>
+          <m:t>C</m:t>
+        </m:r>
+        <m:r>
+          <m:rPr>
+            <m:sty m:val="p"/>
+          </m:rPr>
+          <m:t>,</m:t>
+        </m:r>
+        <m:r>
+          <m:t>E</m:t>
+        </m:r>
+      </m:oMath>
+      <w:r>
+        <w:t xml:space="preserve"> </w:t>
+      </w:r>
+      <w:r>
+        <w:t xml:space="preserve">(parâmetros da equação) por regressões lineares de</w:t>
+      </w:r>
+      <w:r>
+        <w:t xml:space="preserve"> </w:t>
+      </w:r>
+      <m:oMath>
+        <m:r>
+          <m:t>J</m:t>
+        </m:r>
+      </m:oMath>
+      <w:r>
+        <w:t xml:space="preserve"> </w:t>
+      </w:r>
+      <w:r>
+        <w:t xml:space="preserve">e</w:t>
+      </w:r>
+      <w:r>
+        <w:t xml:space="preserve"> </w:t>
+      </w:r>
+      <m:oMath>
+        <m:r>
+          <m:t>K</m:t>
+        </m:r>
+      </m:oMath>
+      <w:r>
+        <w:t xml:space="preserve"> </w:t>
+      </w:r>
+      <w:r>
+        <w:t xml:space="preserve">contra</w:t>
+      </w:r>
+      <w:r>
+        <w:t xml:space="preserve"> </w:t>
+      </w:r>
+      <m:oMath>
+        <m:r>
+          <m:rPr>
+            <m:sty m:val="p"/>
+          </m:rPr>
+          <m:t>ln</m:t>
+        </m:r>
+        <m:r>
+          <m:t>T</m:t>
+        </m:r>
+      </m:oMath>
+      <w:r>
+        <w:t xml:space="preserve">, usando os pares</w:t>
+      </w:r>
+      <w:r>
+        <w:t xml:space="preserve"> </w:t>
+      </w:r>
+      <m:oMath>
+        <m:r>
+          <m:rPr>
+            <m:sty m:val="p"/>
+          </m:rPr>
+          <m:t>{</m:t>
+        </m:r>
+        <m:r>
+          <m:t>P</m:t>
+        </m:r>
+        <m:d>
+          <m:dPr>
+            <m:begChr m:val="("/>
+            <m:endChr m:val=")"/>
+            <m:sepChr m:val=""/>
+            <m:grow/>
+          </m:dPr>
+          <m:e>
+            <m:r>
+              <m:t>T</m:t>
+            </m:r>
+            <m:r>
+              <m:rPr>
+                <m:sty m:val="p"/>
+              </m:rPr>
+              <m:t>,</m:t>
+            </m:r>
+            <m:r>
+              <m:t>d</m:t>
+            </m:r>
+          </m:e>
+        </m:d>
+        <m:r>
+          <m:rPr>
+            <m:sty m:val="p"/>
+          </m:rPr>
+          <m:t>,</m:t>
+        </m:r>
+        <m:r>
+          <m:t> </m:t>
+        </m:r>
+        <m:r>
+          <m:t>d</m:t>
+        </m:r>
+        <m:r>
+          <m:rPr>
+            <m:sty m:val="p"/>
+          </m:rPr>
+          <m:t>,</m:t>
+        </m:r>
+        <m:r>
+          <m:t> </m:t>
+        </m:r>
+        <m:r>
+          <m:t>T</m:t>
+        </m:r>
+        <m:r>
+          <m:rPr>
+            <m:sty m:val="p"/>
+          </m:rPr>
+          <m:t>}</m:t>
+        </m:r>
+      </m:oMath>
+      <w:r>
+        <w:t xml:space="preserve"> </w:t>
+      </w:r>
+      <w:r>
+        <w:t xml:space="preserve">derivados dos quantis diários. A intensidade IDF resulta de</w:t>
+      </w:r>
+      <w:r>
+        <w:t xml:space="preserve"> </w:t>
+      </w:r>
+      <m:oMath>
+        <m:r>
+          <m:t>i</m:t>
+        </m:r>
+        <m:d>
+          <m:dPr>
+            <m:begChr m:val="("/>
+            <m:endChr m:val=")"/>
+            <m:sepChr m:val=""/>
+            <m:grow/>
+          </m:dPr>
+          <m:e>
+            <m:r>
+              <m:t>T</m:t>
+            </m:r>
+            <m:r>
+              <m:rPr>
+                <m:sty m:val="p"/>
+              </m:rPr>
+              <m:t>,</m:t>
+            </m:r>
+            <m:r>
+              <m:t>d</m:t>
+            </m:r>
+          </m:e>
+        </m:d>
+        <m:r>
+          <m:rPr>
+            <m:sty m:val="p"/>
+          </m:rPr>
+          <m:t>=</m:t>
+        </m:r>
+        <m:r>
+          <m:t>P</m:t>
+        </m:r>
+        <m:d>
+          <m:dPr>
+            <m:begChr m:val="("/>
+            <m:endChr m:val=")"/>
+            <m:sepChr m:val=""/>
+            <m:grow/>
+          </m:dPr>
+          <m:e>
+            <m:r>
+              <m:t>T</m:t>
+            </m:r>
+            <m:r>
+              <m:rPr>
+                <m:sty m:val="p"/>
+              </m:rPr>
+              <m:t>,</m:t>
+            </m:r>
+            <m:r>
+              <m:t>d</m:t>
+            </m:r>
+          </m:e>
+        </m:d>
+        <m:r>
+          <m:rPr>
+            <m:sty m:val="p"/>
+          </m:rPr>
+          <m:t>/</m:t>
+        </m:r>
+        <m:r>
+          <m:t>d</m:t>
+        </m:r>
+      </m:oMath>
+      <w:r>
+        <w:t xml:space="preserve">. Essa construção garante coerência entre durações (o mesma</w:t>
+      </w:r>
+      <w:r>
+        <w:t xml:space="preserve"> </w:t>
+      </w:r>
+      <m:oMath>
+        <m:r>
+          <m:t>α</m:t>
+        </m:r>
+      </m:oMath>
+      <w:r>
+        <w:t xml:space="preserve"> </w:t>
+      </w:r>
+      <w:r>
+        <w:t xml:space="preserve">por faixa) e suavidade ao longo de</w:t>
+      </w:r>
+      <w:r>
+        <w:t xml:space="preserve"> </w:t>
+      </w:r>
+      <m:oMath>
+        <m:r>
+          <m:t>d</m:t>
+        </m:r>
+      </m:oMath>
+      <w:r>
+        <w:t xml:space="preserve">, ao mesmo tempo em que preserva a escala de retorno por meio dos termos</w:t>
+      </w:r>
+      <w:r>
+        <w:t xml:space="preserve"> </w:t>
+      </w:r>
+      <m:oMath>
+        <m:r>
+          <m:t>J</m:t>
+        </m:r>
+      </m:oMath>
+      <w:r>
+        <w:t xml:space="preserve"> </w:t>
+      </w:r>
+      <w:r>
+        <w:t xml:space="preserve">e</w:t>
+      </w:r>
+      <w:r>
+        <w:t xml:space="preserve"> </w:t>
+      </w:r>
+      <m:oMath>
+        <m:r>
+          <m:t>K</m:t>
+        </m:r>
+      </m:oMath>
+      <w:r>
+        <w:t xml:space="preserve">. Quando os dados sugerem mudanças de regime, o Atlas permite duas faixas de duração com conjuntos de parâmetros distintos, mantendo continuidade na junção.</w:t>
       </w:r>
     </w:p>
     <w:bookmarkEnd w:id="20"/>
@@ -800,15 +1605,31 @@
         <w:t xml:space="preserve"> </w:t>
       </w:r>
       <m:oMath>
-        <m:r>
-          <m:t>r</m:t>
-        </m:r>
-        <m:r>
-          <m:t>1</m:t>
-        </m:r>
-        <m:r>
-          <m:t>h</m:t>
-        </m:r>
+        <m:sSub>
+          <m:e>
+            <m:r>
+              <m:t>r</m:t>
+            </m:r>
+          </m:e>
+          <m:sub>
+            <m:r>
+              <m:t>1</m:t>
+            </m:r>
+            <m:d>
+              <m:dPr>
+                <m:begChr m:val="("/>
+                <m:endChr m:val=")"/>
+                <m:sepChr m:val=""/>
+                <m:grow/>
+              </m:dPr>
+              <m:e>
+                <m:r>
+                  <m:t>h</m:t>
+                </m:r>
+              </m:e>
+            </m:d>
+          </m:sub>
+        </m:sSub>
         <m:r>
           <m:rPr>
             <m:sty m:val="p"/>
@@ -829,15 +1650,31 @@
         <w:t xml:space="preserve"> </w:t>
       </w:r>
       <m:oMath>
-        <m:r>
-          <m:t>r</m:t>
-        </m:r>
-        <m:r>
-          <m:t>τ</m:t>
-        </m:r>
-        <m:r>
-          <m:t>h</m:t>
-        </m:r>
+        <m:sSub>
+          <m:e>
+            <m:r>
+              <m:t>r</m:t>
+            </m:r>
+          </m:e>
+          <m:sub>
+            <m:r>
+              <m:t>d</m:t>
+            </m:r>
+            <m:d>
+              <m:dPr>
+                <m:begChr m:val="("/>
+                <m:endChr m:val=")"/>
+                <m:sepChr m:val=""/>
+                <m:grow/>
+              </m:dPr>
+              <m:e>
+                <m:r>
+                  <m:t>h</m:t>
+                </m:r>
+              </m:e>
+            </m:d>
+          </m:sub>
+        </m:sSub>
         <m:r>
           <m:rPr>
             <m:sty m:val="p"/>
@@ -893,112 +1730,140 @@
       <w:r>
         <w:t xml:space="preserve">no tempo (e no espaço). Em particular, o Processo de Poisson é atrativo porque suas hipóteses de estacionariedade, não-multiplicidade e independência, isto é,</w:t>
       </w:r>
-      <w:r>
-        <w:t xml:space="preserve"> </w:t>
-      </w:r>
-      <m:oMath>
-        <m:r>
-          <m:t>P</m:t>
-        </m:r>
-        <m:r>
-          <m:rPr>
-            <m:sty m:val="p"/>
-          </m:rPr>
-          <m:t>{</m:t>
-        </m:r>
-        <m:r>
-          <m:rPr>
-            <m:nor/>
-            <m:sty m:val="p"/>
-          </m:rPr>
-          <m:t>evento em </m:t>
-        </m:r>
-        <m:d>
-          <m:dPr>
-            <m:begChr m:val="("/>
-            <m:endChr m:val=")"/>
-            <m:sepChr m:val=""/>
-            <m:grow/>
-          </m:dPr>
-          <m:e>
-            <m:r>
-              <m:t>t</m:t>
-            </m:r>
-            <m:r>
-              <m:rPr>
-                <m:sty m:val="p"/>
-              </m:rPr>
-              <m:t>,</m:t>
-            </m:r>
-            <m:r>
-              <m:t>t</m:t>
-            </m:r>
-            <m:r>
-              <m:rPr>
-                <m:sty m:val="p"/>
-              </m:rPr>
-              <m:t>+</m:t>
-            </m:r>
-            <m:r>
-              <m:t>Δ</m:t>
-            </m:r>
-            <m:r>
-              <m:t>t</m:t>
-            </m:r>
-          </m:e>
-        </m:d>
-        <m:r>
-          <m:rPr>
-            <m:sty m:val="p"/>
-          </m:rPr>
-          <m:t>}</m:t>
-        </m:r>
-        <m:r>
-          <m:rPr>
-            <m:sty m:val="p"/>
-          </m:rPr>
-          <m:t>≈</m:t>
-        </m:r>
-        <m:r>
-          <m:t>λ</m:t>
-        </m:r>
-        <m:r>
-          <m:t> </m:t>
-        </m:r>
-        <m:r>
-          <m:t>Δ</m:t>
-        </m:r>
-        <m:r>
-          <m:t>t</m:t>
-        </m:r>
-      </m:oMath>
-      <w:r>
-        <w:t xml:space="preserve">, probabilidade desprezível de múltiplas chegadas em</w:t>
-      </w:r>
-      <w:r>
-        <w:t xml:space="preserve"> </w:t>
-      </w:r>
-      <m:oMath>
-        <m:r>
-          <m:t>Δ</m:t>
-        </m:r>
-        <m:r>
-          <m:t>t</m:t>
-        </m:r>
-      </m:oMath>
-      <w:r>
-        <w:t xml:space="preserve"> </w:t>
-      </w:r>
-      <w:r>
-        <w:t xml:space="preserve">e independência entre contagens em intervalos disjuntos, são compatíveis com propriedades essenciais da precipitação.</w:t>
-      </w:r>
     </w:p>
     <w:p>
       <w:pPr>
         <w:pStyle w:val="BodyText"/>
       </w:pPr>
-      <w:r>
-        <w:t xml:space="preserve">Dentro desse arcabouço, consolidaram-se duas famílias: (i) modelos simples baseados em Poisson (p.ex., Poisson Ruído Branco e Poisson de Pulsos Retangulares), que representam a chuva como uma sequência de pulsos com alturas e durações aleatórias; e (ii) processos pontuais de agrupamento, notadamente Neyman–Scott e Bartlett–Lewis, capazes de reproduzir estatísticas de primeira e segunda ordem em ampla faixa de agregações (Rodriguez-Iturbe et al., 1987). A distinção estrutural entre os dois últimos é sutil: no Neyman–Scott as células são deslocadas do instante de origem do evento; no Bartlett–Lewis há uma célula no próprio ponto de origem do evento. Em avaliações clássicas (Denver/Boston), ambos reproduzem bem média, variância e autocorrelação, mas tendem a distorcer a proporção de tempos secos se mal calibrados (Rodriguez-Iturbe et al., 1987).</w:t>
+      <m:oMathPara>
+        <m:oMathParaPr>
+          <m:jc m:val="center"/>
+        </m:oMathParaPr>
+        <m:oMath>
+          <m:r>
+            <m:t>P</m:t>
+          </m:r>
+          <m:r>
+            <m:rPr>
+              <m:sty m:val="p"/>
+            </m:rPr>
+            <m:t>{</m:t>
+          </m:r>
+          <m:r>
+            <m:rPr>
+              <m:nor/>
+              <m:sty m:val="p"/>
+            </m:rPr>
+            <m:t>evento em </m:t>
+          </m:r>
+          <m:d>
+            <m:dPr>
+              <m:begChr m:val="("/>
+              <m:endChr m:val=")"/>
+              <m:sepChr m:val=""/>
+              <m:grow/>
+            </m:dPr>
+            <m:e>
+              <m:r>
+                <m:t>d</m:t>
+              </m:r>
+              <m:r>
+                <m:rPr>
+                  <m:sty m:val="p"/>
+                </m:rPr>
+                <m:t>,</m:t>
+              </m:r>
+              <m:r>
+                <m:t>d</m:t>
+              </m:r>
+              <m:r>
+                <m:rPr>
+                  <m:sty m:val="p"/>
+                </m:rPr>
+                <m:t>+</m:t>
+              </m:r>
+              <m:sSub>
+                <m:e>
+                  <m:r>
+                    <m:t>Δ</m:t>
+                  </m:r>
+                </m:e>
+                <m:sub>
+                  <m:r>
+                    <m:t>d</m:t>
+                  </m:r>
+                </m:sub>
+              </m:sSub>
+            </m:e>
+          </m:d>
+          <m:r>
+            <m:rPr>
+              <m:sty m:val="p"/>
+            </m:rPr>
+            <m:t>}</m:t>
+          </m:r>
+          <m:r>
+            <m:rPr>
+              <m:sty m:val="p"/>
+            </m:rPr>
+            <m:t>≈</m:t>
+          </m:r>
+          <m:r>
+            <m:t>λ</m:t>
+          </m:r>
+          <m:r>
+            <m:t> </m:t>
+          </m:r>
+          <m:sSub>
+            <m:e>
+              <m:r>
+                <m:t>Δ</m:t>
+              </m:r>
+            </m:e>
+            <m:sub>
+              <m:r>
+                <m:t>d</m:t>
+              </m:r>
+            </m:sub>
+          </m:sSub>
+        </m:oMath>
+      </m:oMathPara>
+    </w:p>
+    <w:p>
+      <w:pPr>
+        <w:pStyle w:val="FirstParagraph"/>
+      </w:pPr>
+      <w:r>
+        <w:t xml:space="preserve">,</w:t>
+      </w:r>
+      <w:r>
+        <w:t xml:space="preserve"> </w:t>
+      </w:r>
+      <w:r>
+        <w:t xml:space="preserve">probabilidade desprezível de múltiplas chegadas em</w:t>
+      </w:r>
+      <w:r>
+        <w:t xml:space="preserve"> </w:t>
+      </w:r>
+      <m:oMath>
+        <m:sSub>
+          <m:e>
+            <m:r>
+              <m:t>Δ</m:t>
+            </m:r>
+          </m:e>
+          <m:sub>
+            <m:r>
+              <m:t>d</m:t>
+            </m:r>
+          </m:sub>
+        </m:sSub>
+      </m:oMath>
+      <w:r>
+        <w:t xml:space="preserve"> </w:t>
+      </w:r>
+      <w:r>
+        <w:t xml:space="preserve">e independência entre contagens em intervalos disjuntos, são compatíveis com propriedades essenciais da precipitação.</w:t>
       </w:r>
     </w:p>
     <w:p>
@@ -1006,200 +1871,68 @@
         <w:pStyle w:val="BodyText"/>
       </w:pPr>
       <w:r>
-        <w:t xml:space="preserve">O modelo de Pulsos Retangulares de Bartlett–Lewis original (Rodriguez-Iturbe et al., 1987) baseia-se nas seguintes hipóteses: (1) as origens dos episódios chuvosos</w:t>
-      </w:r>
-      <w:r>
-        <w:t xml:space="preserve"> </w:t>
-      </w:r>
-      <m:oMath>
-        <m:sSub>
-          <m:e>
-            <m:r>
-              <m:t>t</m:t>
-            </m:r>
-          </m:e>
-          <m:sub>
-            <m:r>
-              <m:t>i</m:t>
-            </m:r>
-          </m:sub>
-        </m:sSub>
-      </m:oMath>
-      <w:r>
-        <w:t xml:space="preserve"> </w:t>
-      </w:r>
-      <w:r>
-        <w:t xml:space="preserve">seguem um processo de Poisson com taxa</w:t>
-      </w:r>
-      <w:r>
-        <w:t xml:space="preserve"> </w:t>
-      </w:r>
-      <m:oMath>
-        <m:r>
-          <m:t>λ</m:t>
-        </m:r>
-      </m:oMath>
-      <w:r>
-        <w:t xml:space="preserve">; (2) dentro de cada episódio</w:t>
-      </w:r>
-      <w:r>
-        <w:t xml:space="preserve"> </w:t>
-      </w:r>
-      <m:oMath>
-        <m:r>
-          <m:t>i</m:t>
-        </m:r>
-      </m:oMath>
-      <w:r>
-        <w:t xml:space="preserve">, as origens das células</w:t>
-      </w:r>
-      <w:r>
-        <w:t xml:space="preserve"> </w:t>
-      </w:r>
-      <m:oMath>
-        <m:sSub>
-          <m:e>
-            <m:r>
-              <m:t>t</m:t>
-            </m:r>
-          </m:e>
-          <m:sub>
-            <m:r>
-              <m:t>i</m:t>
-            </m:r>
-            <m:r>
-              <m:t>j</m:t>
-            </m:r>
-          </m:sub>
-        </m:sSub>
-      </m:oMath>
-      <w:r>
-        <w:t xml:space="preserve"> </w:t>
-      </w:r>
-      <w:r>
-        <w:t xml:space="preserve">seguem um processo de Poisson com taxa</w:t>
-      </w:r>
-      <w:r>
-        <w:t xml:space="preserve"> </w:t>
-      </w:r>
-      <m:oMath>
-        <m:r>
-          <m:t>β</m:t>
-        </m:r>
-      </m:oMath>
-      <w:r>
-        <w:t xml:space="preserve">; (3) o nascimento de células no episódio</w:t>
-      </w:r>
-      <w:r>
-        <w:t xml:space="preserve"> </w:t>
-      </w:r>
-      <m:oMath>
-        <m:r>
-          <m:t>i</m:t>
-        </m:r>
-      </m:oMath>
-      <w:r>
-        <w:t xml:space="preserve"> </w:t>
-      </w:r>
-      <w:r>
-        <w:t xml:space="preserve">cessa após um tempo</w:t>
-      </w:r>
-      <w:r>
-        <w:t xml:space="preserve"> </w:t>
-      </w:r>
-      <m:oMath>
-        <m:sSub>
-          <m:e>
-            <m:r>
-              <m:t>v</m:t>
-            </m:r>
-          </m:e>
-          <m:sub>
-            <m:r>
-              <m:t>i</m:t>
-            </m:r>
-          </m:sub>
-        </m:sSub>
-      </m:oMath>
-      <w:r>
-        <w:t xml:space="preserve"> </w:t>
-      </w:r>
-      <w:r>
-        <w:t xml:space="preserve">com distribuição exponencial de parâmetro</w:t>
-      </w:r>
-      <w:r>
-        <w:t xml:space="preserve"> </w:t>
-      </w:r>
-      <m:oMath>
-        <m:r>
-          <m:t>γ</m:t>
-        </m:r>
-      </m:oMath>
-      <w:r>
-        <w:t xml:space="preserve">; (4) cada célula tem duração</w:t>
-      </w:r>
-      <w:r>
-        <w:t xml:space="preserve"> </w:t>
-      </w:r>
-      <m:oMath>
-        <m:sSub>
-          <m:e>
-            <m:r>
-              <m:t>w</m:t>
-            </m:r>
-          </m:e>
-          <m:sub>
-            <m:r>
-              <m:t>i</m:t>
-            </m:r>
-            <m:r>
-              <m:t>j</m:t>
-            </m:r>
-          </m:sub>
-        </m:sSub>
-      </m:oMath>
-      <w:r>
-        <w:t xml:space="preserve"> </w:t>
-      </w:r>
-      <w:r>
-        <w:t xml:space="preserve">com distribuição exponencial de parâmetro</w:t>
-      </w:r>
-      <w:r>
-        <w:t xml:space="preserve"> </w:t>
-      </w:r>
-      <m:oMath>
-        <m:r>
-          <m:t>η</m:t>
-        </m:r>
-      </m:oMath>
-      <w:r>
-        <w:t xml:space="preserve">; e (5) cada célula possui intensidade uniforme</w:t>
-      </w:r>
-      <w:r>
-        <w:t xml:space="preserve"> </w:t>
-      </w:r>
-      <m:oMath>
-        <m:sSub>
-          <m:e>
-            <m:r>
-              <m:t>X</m:t>
-            </m:r>
-          </m:e>
-          <m:sub>
-            <m:r>
-              <m:t>i</m:t>
-            </m:r>
-            <m:r>
-              <m:t>j</m:t>
-            </m:r>
-          </m:sub>
-        </m:sSub>
-      </m:oMath>
-      <w:r>
-        <w:t xml:space="preserve"> </w:t>
-      </w:r>
-      <w:r>
-        <w:t xml:space="preserve">com distribuição especificada. Neste arcabouço, a desagregação temporal é tratada como geração estocástica em passo fino (p.ex., horário ou sub-horário): calibra-se o modelo com estatísticas observadas em escalas mais grossas e simula-se a sequência de pulsos; ao agregar a série simulada, recuperam-se as estatísticas-alvo nas escalas de 1–24 h.</w:t>
+        <w:t xml:space="preserve">Dentro desse arcabouço, consolidaram-se duas famílias: (i) modelos simples baseados em Poisson (p.ex., Poisson Ruído Branco e Poisson de Pulsos Retangulares), que representam a chuva como uma sequência de pulsos com alturas e durações aleatórias; e (ii) processos pontuais de agrupamento, notadamente</w:t>
+      </w:r>
+      <w:r>
+        <w:t xml:space="preserve"> </w:t>
+      </w:r>
+      <w:r>
+        <w:rPr>
+          <w:i/>
+          <w:iCs/>
+        </w:rPr>
+        <w:t xml:space="preserve">Neyman–Scott</w:t>
+      </w:r>
+      <w:r>
+        <w:t xml:space="preserve"> </w:t>
+      </w:r>
+      <w:r>
+        <w:t xml:space="preserve">e</w:t>
+      </w:r>
+      <w:r>
+        <w:t xml:space="preserve"> </w:t>
+      </w:r>
+      <w:r>
+        <w:rPr>
+          <w:i/>
+          <w:iCs/>
+        </w:rPr>
+        <w:t xml:space="preserve">Bartlett–Lewis</w:t>
+      </w:r>
+      <w:r>
+        <w:t xml:space="preserve">, capazes de reproduzir estatísticas de primeira e segunda ordem em ampla faixa de agregações. A distinção estrutural entre os dois últimos é sutil: no</w:t>
+      </w:r>
+      <w:r>
+        <w:t xml:space="preserve"> </w:t>
+      </w:r>
+      <w:r>
+        <w:rPr>
+          <w:i/>
+          <w:iCs/>
+        </w:rPr>
+        <w:t xml:space="preserve">Neyman–Scott</w:t>
+      </w:r>
+      <w:r>
+        <w:t xml:space="preserve"> </w:t>
+      </w:r>
+      <w:r>
+        <w:t xml:space="preserve">as células são deslocadas do instante de origem do evento; no</w:t>
+      </w:r>
+      <w:r>
+        <w:t xml:space="preserve"> </w:t>
+      </w:r>
+      <w:r>
+        <w:rPr>
+          <w:i/>
+          <w:iCs/>
+        </w:rPr>
+        <w:t xml:space="preserve">Bartlett–Lewis</w:t>
+      </w:r>
+      <w:r>
+        <w:t xml:space="preserve"> </w:t>
+      </w:r>
+      <w:r>
+        <w:t xml:space="preserve">há uma célula no próprio ponto de origem do evento. Em avaliações clássicas (Denver/Boston), ambos reproduzem bem média, variância e autocorrelação, mas tendem a distorcer a proporção de tempos secos se mal calibrados (Koutsoyiannis &amp; Onof, 2001).</w:t>
       </w:r>
     </w:p>
     <w:p>
@@ -1207,7 +1940,179 @@
         <w:pStyle w:val="BodyText"/>
       </w:pPr>
       <w:r>
-        <w:t xml:space="preserve">Para ampliar a flexibilidade multiescala e melhorar a representação dos períodos secos/úmidos, Rodriguez-Iturbe et al. (1988) propuseram o Modified Bartlett–Lewis Rectangular Pulse Model (MBLPRM). Na versão modificada,</w:t>
+        <w:t xml:space="preserve">O modelo de Pulsos Retangulares de</w:t>
+      </w:r>
+      <w:r>
+        <w:t xml:space="preserve"> </w:t>
+      </w:r>
+      <w:r>
+        <w:rPr>
+          <w:i/>
+          <w:iCs/>
+        </w:rPr>
+        <w:t xml:space="preserve">Bartlett–Lewis</w:t>
+      </w:r>
+      <w:r>
+        <w:t xml:space="preserve"> </w:t>
+      </w:r>
+      <w:r>
+        <w:t xml:space="preserve">original baseia-se nas seguintes hipóteses: (1) as origens dos episódios chuvosos</w:t>
+      </w:r>
+      <w:r>
+        <w:t xml:space="preserve"> </w:t>
+      </w:r>
+      <m:oMath>
+        <m:sSub>
+          <m:e>
+            <m:r>
+              <m:t>d</m:t>
+            </m:r>
+          </m:e>
+          <m:sub>
+            <m:r>
+              <m:t>i</m:t>
+            </m:r>
+          </m:sub>
+        </m:sSub>
+      </m:oMath>
+      <w:r>
+        <w:t xml:space="preserve"> </w:t>
+      </w:r>
+      <w:r>
+        <w:t xml:space="preserve">seguem um processo de Poisson com taxa</w:t>
+      </w:r>
+      <w:r>
+        <w:t xml:space="preserve"> </w:t>
+      </w:r>
+      <m:oMath>
+        <m:r>
+          <m:t>λ</m:t>
+        </m:r>
+      </m:oMath>
+      <w:r>
+        <w:t xml:space="preserve">; (2) dentro de cada episódio</w:t>
+      </w:r>
+      <w:r>
+        <w:t xml:space="preserve"> </w:t>
+      </w:r>
+      <m:oMath>
+        <m:r>
+          <m:t>i</m:t>
+        </m:r>
+      </m:oMath>
+      <w:r>
+        <w:t xml:space="preserve">, as origens das células</w:t>
+      </w:r>
+      <w:r>
+        <w:t xml:space="preserve"> </w:t>
+      </w:r>
+      <m:oMath>
+        <m:sSub>
+          <m:e>
+            <m:r>
+              <m:t>d</m:t>
+            </m:r>
+          </m:e>
+          <m:sub>
+            <m:r>
+              <m:t>i</m:t>
+            </m:r>
+            <m:r>
+              <m:t>j</m:t>
+            </m:r>
+          </m:sub>
+        </m:sSub>
+      </m:oMath>
+      <w:r>
+        <w:t xml:space="preserve"> </w:t>
+      </w:r>
+      <w:r>
+        <w:t xml:space="preserve">seguem um processo de Poisson com taxa</w:t>
+      </w:r>
+      <w:r>
+        <w:t xml:space="preserve"> </w:t>
+      </w:r>
+      <m:oMath>
+        <m:r>
+          <m:t>β</m:t>
+        </m:r>
+      </m:oMath>
+      <w:r>
+        <w:t xml:space="preserve">; (3) o nascimento de células no episódio</w:t>
+      </w:r>
+      <w:r>
+        <w:t xml:space="preserve"> </w:t>
+      </w:r>
+      <m:oMath>
+        <m:r>
+          <m:t>i</m:t>
+        </m:r>
+      </m:oMath>
+      <w:r>
+        <w:t xml:space="preserve"> </w:t>
+      </w:r>
+      <w:r>
+        <w:t xml:space="preserve">cessa após um tempo</w:t>
+      </w:r>
+      <w:r>
+        <w:t xml:space="preserve"> </w:t>
+      </w:r>
+      <m:oMath>
+        <m:sSub>
+          <m:e>
+            <m:r>
+              <m:t>v</m:t>
+            </m:r>
+          </m:e>
+          <m:sub>
+            <m:r>
+              <m:t>i</m:t>
+            </m:r>
+          </m:sub>
+        </m:sSub>
+      </m:oMath>
+      <w:r>
+        <w:t xml:space="preserve"> </w:t>
+      </w:r>
+      <w:r>
+        <w:t xml:space="preserve">com distribuição exponencial de parâmetro</w:t>
+      </w:r>
+      <w:r>
+        <w:t xml:space="preserve"> </w:t>
+      </w:r>
+      <m:oMath>
+        <m:r>
+          <m:t>γ</m:t>
+        </m:r>
+      </m:oMath>
+      <w:r>
+        <w:t xml:space="preserve">; (4) cada célula tem duração</w:t>
+      </w:r>
+      <w:r>
+        <w:t xml:space="preserve"> </w:t>
+      </w:r>
+      <m:oMath>
+        <m:sSub>
+          <m:e>
+            <m:r>
+              <m:t>w</m:t>
+            </m:r>
+          </m:e>
+          <m:sub>
+            <m:r>
+              <m:t>i</m:t>
+            </m:r>
+            <m:r>
+              <m:t>j</m:t>
+            </m:r>
+          </m:sub>
+        </m:sSub>
+      </m:oMath>
+      <w:r>
+        <w:t xml:space="preserve"> </w:t>
+      </w:r>
+      <w:r>
+        <w:t xml:space="preserve">com distribuição exponencial de parâmetro</w:t>
       </w:r>
       <w:r>
         <w:t xml:space="preserve"> </w:t>
@@ -1218,10 +2123,71 @@
         </m:r>
       </m:oMath>
       <w:r>
-        <w:t xml:space="preserve"> </w:t>
-      </w:r>
-      <w:r>
-        <w:t xml:space="preserve">varia aleatoriamente de episódio para episódio segundo uma distribuição Gama com parâmetro de forma</w:t>
+        <w:t xml:space="preserve">; e (5) cada célula possui intensidade uniforme</w:t>
+      </w:r>
+      <w:r>
+        <w:t xml:space="preserve"> </w:t>
+      </w:r>
+      <m:oMath>
+        <m:sSub>
+          <m:e>
+            <m:r>
+              <m:t>X</m:t>
+            </m:r>
+          </m:e>
+          <m:sub>
+            <m:r>
+              <m:t>i</m:t>
+            </m:r>
+            <m:r>
+              <m:t>j</m:t>
+            </m:r>
+          </m:sub>
+        </m:sSub>
+      </m:oMath>
+      <w:r>
+        <w:t xml:space="preserve"> </w:t>
+      </w:r>
+      <w:r>
+        <w:t xml:space="preserve">com distribuição especificada. Neste arcabouço, a desagregação temporal é tratada como geração estocástica em passo fino (p.ex., horário ou sub-horário): calibra-se o modelo com estatísticas observadas em escalas mais grossas e simula-se a sequência de pulsos; ao agregar a série simulada, recuperam-se as estatísticas-alvo nas escalas de 1–24 h.</w:t>
+      </w:r>
+    </w:p>
+    <w:p>
+      <w:pPr>
+        <w:pStyle w:val="BodyText"/>
+      </w:pPr>
+      <w:r>
+        <w:t xml:space="preserve">Para ampliar a flexibilidade multiescala e melhorar a representação dos períodos secos/úmidos, Modelo de Pulso Retangular</w:t>
+      </w:r>
+      <w:r>
+        <w:t xml:space="preserve"> </w:t>
+      </w:r>
+      <w:r>
+        <w:rPr>
+          <w:i/>
+          <w:iCs/>
+        </w:rPr>
+        <w:t xml:space="preserve">Bartlett-Lewis</w:t>
+      </w:r>
+      <w:r>
+        <w:t xml:space="preserve"> </w:t>
+      </w:r>
+      <w:r>
+        <w:t xml:space="preserve">Modificado (MBLPRM) foi proposto. Na versão modificada,</w:t>
+      </w:r>
+      <w:r>
+        <w:t xml:space="preserve"> </w:t>
+      </w:r>
+      <m:oMath>
+        <m:r>
+          <m:t>η</m:t>
+        </m:r>
+      </m:oMath>
+      <w:r>
+        <w:t xml:space="preserve"> </w:t>
+      </w:r>
+      <w:r>
+        <w:t xml:space="preserve">varia aleatoriamente de episódio para episódio segundo uma distribuição Gamma com parâmetro de forma</w:t>
       </w:r>
       <w:r>
         <w:t xml:space="preserve"> </w:t>
@@ -1683,10 +2649,49 @@
         <w:t xml:space="preserve"> </w:t>
       </w:r>
       <w:r>
-        <w:t xml:space="preserve"> </w:t>
-      </w:r>
-      <w:r>
-        <w:t xml:space="preserve">uma desagregação condicionada acoplada ao processo de Bartlett–Lewis. O procedimento inicia gerando, via Bartlett–Lewis, uma sequência longa o suficiente para conter um bloco de</w:t>
+        <w:t xml:space="preserve">uma desagregação condicionada acoplada ao processo de</w:t>
+      </w:r>
+      <w:r>
+        <w:t xml:space="preserve"> </w:t>
+      </w:r>
+      <w:r>
+        <w:rPr>
+          <w:i/>
+          <w:iCs/>
+        </w:rPr>
+        <w:t xml:space="preserve">Bartlett–Lewis</w:t>
+      </w:r>
+      <w:r>
+        <w:t xml:space="preserve">. O HYETOS é um ambiente de simulação e desagregação que, com base nesse arcabouço de pulsos retangulares, gera séries em passo fino e aplica ajustes proporcionais para conservar a soma diária e a estrutura estatística; também inclui um esquema de repetições e um otimizador</w:t>
+      </w:r>
+      <w:r>
+        <w:t xml:space="preserve"> </w:t>
+      </w:r>
+      <w:r>
+        <w:rPr>
+          <w:i/>
+          <w:iCs/>
+        </w:rPr>
+        <w:t xml:space="preserve">evolutionary annealing–simplex</w:t>
+      </w:r>
+      <w:r>
+        <w:t xml:space="preserve"> </w:t>
+      </w:r>
+      <w:r>
+        <w:t xml:space="preserve">com critérios multiescala. A versão em R,</w:t>
+      </w:r>
+      <w:r>
+        <w:t xml:space="preserve"> </w:t>
+      </w:r>
+      <w:r>
+        <w:rPr>
+          <w:i/>
+          <w:iCs/>
+        </w:rPr>
+        <w:t xml:space="preserve">HyetosR</w:t>
+      </w:r>
+      <w:r>
+        <w:t xml:space="preserve">, está disponível no CRAN. O procedimento inicia gerando, via Bartlett–Lewis, uma sequência longa o suficiente para conter um bloco de</w:t>
       </w:r>
       <w:r>
         <w:t xml:space="preserve"> </w:t>
@@ -1700,11 +2705,25 @@
         <w:t xml:space="preserve"> </w:t>
       </w:r>
       <w:r>
-        <w:t xml:space="preserve">dias úmidos seguido por um ou mais dias secos; identificada essa sequência, são geradas as intensidades das células e computados os totais diários sintéticos correspondentes. A aceitação do bloco é decidida por uma medida de distância entre os totais diários gerados e os observados; se a distância exceder um limite 𝑑𝑎</w:t>
-      </w:r>
-      <w:r>
-        <w:t xml:space="preserve"> </w:t>
-      </w:r>
+        <w:t xml:space="preserve">dias úmidos seguido por um ou mais dias secos; identificada essa sequência, são geradas as intensidades das células e computados os totais diários sintéticos correspondentes. A aceitação do bloco é decidida por uma medida de distância entre os totais diários gerados e os observados; se a distância exceder um limite</w:t>
+      </w:r>
+      <w:r>
+        <w:t xml:space="preserve"> </w:t>
+      </w:r>
+      <m:oMath>
+        <m:sSub>
+          <m:e>
+            <m:r>
+              <m:t>d</m:t>
+            </m:r>
+          </m:e>
+          <m:sub>
+            <m:r>
+              <m:t>a</m:t>
+            </m:r>
+          </m:sub>
+        </m:sSub>
+      </m:oMath>
       <w:r>
         <w:t xml:space="preserve">, o algoritmo repete a amostragem, e, caso atinja limites de repetição, subdivide o bloco em sub-blocos menores que são desagregados independentemente e depois reunidos. Para garantir adição exata entre escalas, o HYETOS aplica um ajuste proporcional aos hietogramas de passo fino: os valores simulados</w:t>
       </w:r>
@@ -1819,7 +2838,20 @@
         <w:pStyle w:val="BodyText"/>
       </w:pPr>
       <w:r>
-        <w:t xml:space="preserve">Kossieris et al. (2018) generalizam esse arcabouço no HyetosMinute, estendendo a desagregação para escalas sub-horárias até 1 minuto e incorporando variantes do Bartlett–Lewis que aumentam a variabilidade intradiária, como o modelo com parâmetro de intensidade randomizado e a versão que impõe dependência entre intensidade e duração da célula. A plataforma também integra um algoritmo de estimação EAS2 (</w:t>
+        <w:t xml:space="preserve">Kossieris et al. (2018) generalizam esse arcabouço no</w:t>
+      </w:r>
+      <w:r>
+        <w:t xml:space="preserve"> </w:t>
+      </w:r>
+      <w:r>
+        <w:rPr>
+          <w:i/>
+          <w:iCs/>
+        </w:rPr>
+        <w:t xml:space="preserve">HyetosMinute</w:t>
+      </w:r>
+      <w:r>
+        <w:t xml:space="preserve">, estendendo a desagregação para escalas sub-horárias até 1 minuto e incorporando variantes do Bartlett–Lewis que aumentam a variabilidade intradiária, como o modelo com parâmetro de intensidade randomizado e a versão que impõe dependência entre intensidade e duração da célula. A plataforma também integra um algoritmo de estimação EAS2 (</w:t>
       </w:r>
       <w:r>
         <w:rPr>
@@ -1837,7 +2869,20 @@
         <w:pStyle w:val="BodyText"/>
       </w:pPr>
       <w:r>
-        <w:t xml:space="preserve">Mais recentemente, Qin &amp; Dai (2024) propuseram o Modelagem por Processos Pontuais e Desagregação da Precipitação (Point-Process Modelling and Rainfall Disaggregation – PPMRD) que utiliza diversos modelos de processo pontual e procedimentos de ajuste, baseados no trabalho de Kossieris et al. (2018), para gerar e desagregar dados de precipitação. A premissa é que um gerador (processo pontual) bem parametrizado reproduz as estatísticas observadas em um conjunto de escalas</w:t>
+        <w:t xml:space="preserve">Mais recentemente, Qin &amp; Dai (2024) propuseram o Modelagem por Processos Pontuais e Desagregação da Precipitação (</w:t>
+      </w:r>
+      <w:r>
+        <w:rPr>
+          <w:i/>
+          <w:iCs/>
+        </w:rPr>
+        <w:t xml:space="preserve">Point-Process Modelling and Rainfall Disaggregation</w:t>
+      </w:r>
+      <w:r>
+        <w:t xml:space="preserve"> </w:t>
+      </w:r>
+      <w:r>
+        <w:t xml:space="preserve">– PPMRD) que utiliza diversos modelos de processo pontual e procedimentos de ajuste, baseados no trabalho de Kossieris et al. (2018), para gerar e desagregar dados de precipitação. A premissa é que um gerador (processo pontual) bem parametrizado reproduz as estatísticas observadas em um conjunto de escalas</w:t>
       </w:r>
       <w:r>
         <w:t xml:space="preserve"> </w:t>
@@ -1866,6 +2911,9 @@
         </m:r>
         <m:r>
           <m:t>a</m:t>
+        </m:r>
+        <m:r>
+          <m:t>m</m:t>
         </m:r>
         <m:r>
           <m:t>m</m:t>
@@ -2532,10 +3580,49 @@
         <w:pStyle w:val="BodyText"/>
       </w:pPr>
       <w:r>
-        <w:t xml:space="preserve">Em paralelo, Vorobevskii et al. (2023) compararam um modelo condicional (WayDown, que conserva a soma diária via cadeia de Markov e cópulas) com um gerador incondicional (LetItRain, duplo Poisson). WayDown é um modelo condicional de desagregação de precipitação, disponibilizado como pacote R</w:t>
-      </w:r>
-      <w:r>
-        <w:t xml:space="preserve">. Para cada dia da série de entrada (observado ou projetado), o método seleciona, no conjunto de referência de alta resolução do mesmo mês, eventos com somas diárias semelhantes. A partir desse subconjunto, estima-se uma cadeia de Markov de dois estados (chuva/não-chuva), usada para amostrar a série binária a 5 min (ou outra resolução). Dados os intervalos</w:t>
+        <w:t xml:space="preserve">Em paralelo, Vorobevskii et al. (2023) compararam um modelo condicional (</w:t>
+      </w:r>
+      <w:r>
+        <w:rPr>
+          <w:i/>
+          <w:iCs/>
+        </w:rPr>
+        <w:t xml:space="preserve">WayDown</w:t>
+      </w:r>
+      <w:r>
+        <w:t xml:space="preserve">, que conserva a soma diária via cadeia de Markov e cópulas) com um gerador incondicional (</w:t>
+      </w:r>
+      <w:r>
+        <w:rPr>
+          <w:i/>
+          <w:iCs/>
+        </w:rPr>
+        <w:t xml:space="preserve">LetItRain</w:t>
+      </w:r>
+      <w:r>
+        <w:t xml:space="preserve">, duplo Poisson).</w:t>
+      </w:r>
+      <w:r>
+        <w:t xml:space="preserve"> </w:t>
+      </w:r>
+      <w:r>
+        <w:rPr>
+          <w:i/>
+          <w:iCs/>
+        </w:rPr>
+        <w:t xml:space="preserve">WayDown</w:t>
+      </w:r>
+      <w:r>
+        <w:t xml:space="preserve"> </w:t>
+      </w:r>
+      <w:r>
+        <w:t xml:space="preserve">é um modelo condicional de desagregação de precipitação, disponibilizado como pacote R. Ele está encapsulado em um pacote R e está disponível no GitHub (https://github.com/</w:t>
+      </w:r>
+      <w:r>
+        <w:t xml:space="preserve"> </w:t>
+      </w:r>
+      <w:r>
+        <w:t xml:space="preserve">hydrovorobey/WayDown, último acesso: 26 de setembro de 2025). Para cada dia da série de entrada (observado ou projetado), o método seleciona, no conjunto de referência de alta resolução do mesmo mês, eventos com somas diárias semelhantes. A partir desse subconjunto, estima-se uma cadeia de Markov de dois estados (chuva/não-chuva), usada para amostrar a série binária a 5 min (ou outra resolução). Dados os intervalos</w:t>
       </w:r>
       <w:r>
         <w:t xml:space="preserve"> </w:t>
@@ -2555,22 +3642,97 @@
         <w:pStyle w:val="BodyText"/>
       </w:pPr>
       <w:r>
-        <w:t xml:space="preserve">O LetItRain</w:t>
-      </w:r>
-      <w:r>
-        <w:t xml:space="preserve"> </w:t>
-      </w:r>
-      <w:r>
-        <w:t xml:space="preserve"> </w:t>
-      </w:r>
-      <w:r>
-        <w:t xml:space="preserve">é um gerador incondicional de séries de precipitação que estende os modelos de clusters de Poisson (Neyman–Scott/Bartlett–Lewis). Assume chegadas de episódios segundo Poisson e distribuições para a duração do episódio e para as propriedades das células (chegada, duração, intensidade). Para superar a tendência clássica de subestimar extremos, incorpora quatro melhorias: (i) calibração visando momentos de 1ª a 3ª ordem das séries observadas; (ii) relação inversa entre duração e intensidade da célula, reforçando picos de curta duração; (iii) intensidade celular com distribuição Gama; (iv) dois algoritmos de embaralhamento (</w:t>
-      </w:r>
-      <w:r>
-        <w:t xml:space="preserve">“shuffling”</w:t>
-      </w:r>
-      <w:r>
-        <w:t xml:space="preserve">) que reproduzem autocorrelação de episódios e eventos persistentes. Para aplicações a cenários futuros, o fluxo é mensal: estatísticas de referência (média, variância, covariância, assimetria e proporção de períodos úmidos) são computadas em múltiplas agregações (10–960 min); regressões entre estatísticas (p.ex., média–variância, média–proporção úmida; e relações entre variâncias/proporções em diferentes agregações) são ajustadas; calcula-se um fator de mudança para a média diária (razão futuro/histórico), usado em conjunto com um gerador climático diário (p.ex., LARS-WG) para ancorar a média de 10 min no futuro; as estatísticas futuras para cada agregação são então derivadas via essas regressões (covariância e assimetria podem ser herdadas do clima atual quando a sensibilidade é fraca e faltam relações estáveis). Com esse conjunto estatístico, o modelo é calibrado e gera séries sub-horárias futuras preservando propriedades observadas e extremos em ampla faixa temporal. Os autores observaram que o WayDown tende a reproduzir melhor a mediana das estatísticas, enquanto o LetItRain fornece maior variabilidade de cenários. Ambos podem superestimar extremos até certo limiar e subestimar acima dele, explicitando o trade-off entre conservação de massa diária e liberdade estatística intradiária.</w:t>
+        <w:t xml:space="preserve">O LetItRain, desenvolvido no Laboratório de Inovação em Hidrologia da Universidade Hongik, (https://sites.google.com/site/hihydrology/projects?authuser=0, último acesso em 26 de setembro de 2025) é um gerador incondicional de séries de precipitação que estende os modelos de</w:t>
+      </w:r>
+      <w:r>
+        <w:t xml:space="preserve"> </w:t>
+      </w:r>
+      <w:r>
+        <w:rPr>
+          <w:i/>
+          <w:iCs/>
+        </w:rPr>
+        <w:t xml:space="preserve">clusters</w:t>
+      </w:r>
+      <w:r>
+        <w:t xml:space="preserve"> </w:t>
+      </w:r>
+      <w:r>
+        <w:t xml:space="preserve">de Poisson (</w:t>
+      </w:r>
+      <w:r>
+        <w:rPr>
+          <w:i/>
+          <w:iCs/>
+        </w:rPr>
+        <w:t xml:space="preserve">Neyman–Scott/Bartlett–Lewis</w:t>
+      </w:r>
+      <w:r>
+        <w:t xml:space="preserve">). Assume chegadas de episódios segundo Poisson e distribuições para a duração do episódio e para as propriedades das células (chegada, duração, intensidade). Para superar a tendência clássica de subestimar extremos, incorpora quatro melhorias: (i) calibração visando momentos de 1ª a 3ª ordem das séries observadas; (ii) relação inversa entre duração e intensidade da célula, reforçando picos de curta duração; (iii) intensidade celular com distribuição Gamma; (iv) dois algoritmos de embaralhamento (</w:t>
+      </w:r>
+      <w:r>
+        <w:t xml:space="preserve">“</w:t>
+      </w:r>
+      <w:r>
+        <w:rPr>
+          <w:i/>
+          <w:iCs/>
+        </w:rPr>
+        <w:t xml:space="preserve">shuffling</w:t>
+      </w:r>
+      <w:r>
+        <w:t xml:space="preserve">”</w:t>
+      </w:r>
+      <w:r>
+        <w:t xml:space="preserve">) que reproduzem autocorrelação de episódios e eventos persistentes. Para aplicações a cenários futuros, o fluxo é mensal: estatísticas de referência (média, variância, covariância, assimetria e proporção de períodos úmidos) são computadas em múltiplas agregações (10–960 min); regressões entre estatísticas (p.ex., média–variância, média–proporção úmida; e relações entre variâncias/proporções em diferentes agregações) são ajustadas; calcula-se um fator de mudança para a média diária (razão futuro/histórico), usado em conjunto com um gerador climático diário (p.ex., LARS-WG) para ancorar a média de 10 min no futuro; as estatísticas futuras para cada agregação são então derivadas via essas regressões (covariância e assimetria podem ser herdadas do clima atual quando a sensibilidade é fraca e faltam relações estáveis). Com esse conjunto estatístico, o modelo é calibrado e gera séries sub-horárias futuras preservando propriedades observadas e extremos em ampla faixa temporal. Os autores observaram que o</w:t>
+      </w:r>
+      <w:r>
+        <w:t xml:space="preserve"> </w:t>
+      </w:r>
+      <w:r>
+        <w:rPr>
+          <w:i/>
+          <w:iCs/>
+        </w:rPr>
+        <w:t xml:space="preserve">WayDown</w:t>
+      </w:r>
+      <w:r>
+        <w:t xml:space="preserve"> </w:t>
+      </w:r>
+      <w:r>
+        <w:t xml:space="preserve">tende a reproduzir melhor a mediana das estatísticas, enquanto o</w:t>
+      </w:r>
+      <w:r>
+        <w:t xml:space="preserve"> </w:t>
+      </w:r>
+      <w:r>
+        <w:rPr>
+          <w:i/>
+          <w:iCs/>
+        </w:rPr>
+        <w:t xml:space="preserve">LetItRain</w:t>
+      </w:r>
+      <w:r>
+        <w:t xml:space="preserve"> </w:t>
+      </w:r>
+      <w:r>
+        <w:t xml:space="preserve">fornece maior variabilidade de cenários. Ambos podem superestimar extremos até certo limiar e subestimar acima dele, explicitando o</w:t>
+      </w:r>
+      <w:r>
+        <w:t xml:space="preserve"> </w:t>
+      </w:r>
+      <w:r>
+        <w:rPr>
+          <w:i/>
+          <w:iCs/>
+        </w:rPr>
+        <w:t xml:space="preserve">trade-off</w:t>
+      </w:r>
+      <w:r>
+        <w:t xml:space="preserve"> </w:t>
+      </w:r>
+      <w:r>
+        <w:t xml:space="preserve">entre conservação de massa diária e liberdade estatística intradiária.</w:t>
       </w:r>
     </w:p>
     <w:bookmarkEnd w:id="24"/>
@@ -2674,7 +3836,7 @@
         <w:t xml:space="preserve"> </w:t>
       </w:r>
       <w:r>
-        <w:t xml:space="preserve">e o estatístico</w:t>
+        <w:t xml:space="preserve">e a estatística do</w:t>
       </w:r>
       <w:r>
         <w:t xml:space="preserve"> </w:t>
@@ -2685,9 +3847,6 @@
           <w:iCs/>
         </w:rPr>
         <w:t xml:space="preserve">rescaled-range</w:t>
-      </w:r>
-      <w:r>
-        <w:t xml:space="preserve"> </w:t>
       </w:r>
       <w:r>
         <w:t xml:space="preserve"> </w:t>
@@ -3085,7 +4244,7 @@
           </m:dPr>
           <m:e>
             <m:r>
-              <m:t>t</m:t>
+              <m:t>d</m:t>
             </m:r>
             <m:r>
               <m:rPr>
@@ -3147,7 +4306,7 @@
             </m:dPr>
             <m:e>
               <m:r>
-                <m:t>t</m:t>
+                <m:t>d</m:t>
               </m:r>
               <m:r>
                 <m:rPr>
@@ -3227,7 +4386,7 @@
                 </m:e>
                 <m:sub>
                   <m:r>
-                    <m:t>t</m:t>
+                    <m:t>d</m:t>
                   </m:r>
                 </m:sub>
               </m:sSub>
@@ -3297,7 +4456,7 @@
             </m:dPr>
             <m:e>
               <m:r>
-                <m:t>t</m:t>
+                <m:t>d</m:t>
               </m:r>
               <m:r>
                 <m:rPr>
@@ -3372,7 +4531,7 @@
                 </m:fPr>
                 <m:num>
                   <m:r>
-                    <m:t>t</m:t>
+                    <m:t>d</m:t>
                   </m:r>
                 </m:num>
                 <m:den>
@@ -3543,7 +4702,7 @@
           </m:dPr>
           <m:e>
             <m:r>
-              <m:t>t</m:t>
+              <m:t>d</m:t>
             </m:r>
             <m:r>
               <m:rPr>
@@ -3576,7 +4735,7 @@
           </m:sub>
           <m:sup>
             <m:r>
-              <m:t>t</m:t>
+              <m:t>d</m:t>
             </m:r>
           </m:sup>
           <m:e>
@@ -4221,7 +5380,7 @@
       </w:r>
       <m:oMath>
         <m:r>
-          <m:t>n</m:t>
+          <m:t>η</m:t>
         </m:r>
       </m:oMath>
       <w:r>
@@ -4273,7 +5432,17 @@
         <w:pStyle w:val="BodyText"/>
       </w:pPr>
       <w:r>
-        <w:t xml:space="preserve">No caso de escala simples (wide-sense) entre um corte interno</w:t>
+        <w:t xml:space="preserve">No caso de escala simples (</w:t>
+      </w:r>
+      <w:r>
+        <w:rPr>
+          <w:i/>
+          <w:iCs/>
+        </w:rPr>
+        <w:t xml:space="preserve">wide-sense</w:t>
+      </w:r>
+      <w:r>
+        <w:t xml:space="preserve">) entre um corte interno</w:t>
       </w:r>
       <w:r>
         <w:t xml:space="preserve"> </w:t>
@@ -4432,7 +5601,7 @@
             </m:e>
             <m:sup>
               <m:r>
-                <m:t>n</m:t>
+                <m:t>η</m:t>
               </m:r>
             </m:sup>
           </m:sSup>
@@ -4515,7 +5684,7 @@
           <m:t>,</m:t>
         </m:r>
         <m:r>
-          <m:t>n</m:t>
+          <m:t>η</m:t>
         </m:r>
       </m:oMath>
       <w:r>
@@ -5013,7 +6182,7 @@
         <w:t xml:space="preserve"> </w:t>
       </w:r>
       <w:r>
-        <w:t xml:space="preserve">o espectro; em séries pluviométricas observadas é frequente</w:t>
+        <w:t xml:space="preserve">o espectro. Em séries pluviométricas observadas é frequente</w:t>
       </w:r>
       <w:r>
         <w:t xml:space="preserve"> </w:t>
@@ -5044,13 +6213,7 @@
         </m:r>
       </m:oMath>
       <w:r>
-        <w:t xml:space="preserve">-model canônico) não reproduzem diretamente. Para caracterizar multiescalamento</w:t>
-      </w:r>
-      <w:r>
-        <w:t xml:space="preserve"> </w:t>
-      </w:r>
-      <w:r>
-        <w:t xml:space="preserve">, utilizam-se ainda os expoentes</w:t>
+        <w:t xml:space="preserve">-model canônico) não reproduzem diretamente. Para caracterizar multiescalonamento, utilizam-se ainda os expoentes</w:t>
       </w:r>
       <w:r>
         <w:t xml:space="preserve"> </w:t>
@@ -5819,7 +6982,7 @@
         <w:t xml:space="preserve"> </w:t>
       </w:r>
       <w:r>
-        <w:t xml:space="preserve">(declive) e</w:t>
+        <w:t xml:space="preserve">(declividade) e</w:t>
       </w:r>
       <w:r>
         <w:t xml:space="preserve"> </w:t>
@@ -6606,9 +7769,6 @@
               <m:sty m:val="p"/>
             </m:rPr>
             <m:t>=</m:t>
-          </m:r>
-          <m:r>
-            <m:t>Ξ</m:t>
           </m:r>
           <m:d>
             <m:dPr>
@@ -7882,7 +9042,7 @@
         <w:t xml:space="preserve"> </w:t>
       </w:r>
       <w:r>
-        <w:t xml:space="preserve">(p.ex., EV1/Gumbel), os parâmetros localização e escala obedecem leis de potência em</w:t>
+        <w:t xml:space="preserve">(p.ex., EV1/Gumbel), os parâmetros de localização e escala obedecem leis de potência em</w:t>
       </w:r>
       <w:r>
         <w:t xml:space="preserve"> </w:t>
@@ -8800,7 +9960,56 @@
         <w:t xml:space="preserve"> </w:t>
       </w:r>
       <w:r>
-        <w:t xml:space="preserve">ou diretamente pela fórmula IDF acima. Essa coerência multiescala fornece um mapeamento determinístico útil para downscaling de extremos de durações subdiárias a partir de informação diária, mantendo a consistência entre durações exigida por DDF/IDF baseadas em invariância de escala.</w:t>
+        <w:t xml:space="preserve">ou diretamente pela fórmula IDF acima. Essa coerência multiescala fornece um mapeamento determinístico útil para</w:t>
+      </w:r>
+      <w:r>
+        <w:t xml:space="preserve"> </w:t>
+      </w:r>
+      <w:r>
+        <w:rPr>
+          <w:i/>
+          <w:iCs/>
+        </w:rPr>
+        <w:t xml:space="preserve">downscaling</w:t>
+      </w:r>
+      <w:r>
+        <w:t xml:space="preserve"> </w:t>
+      </w:r>
+      <w:r>
+        <w:t xml:space="preserve">de extremos de durações subdiárias a partir de informação diária, mantendo a consistência entre durações exigida por DDF/IDF baseadas em invariância de escala.</w:t>
+      </w:r>
+    </w:p>
+    <w:tbl>
+      <w:tblPr>
+        <w:tblStyle w:val="FigureTable"/>
+        <w:tblW w:type="auto" w:w="0"/>
+        <w:jc w:val="center"/>
+        <w:tblLook w:firstRow="0" w:lastRow="0" w:firstColumn="0" w:lastColumn="0"/>
+      </w:tblPr>
+      <w:tblGrid>
+        <w:gridCol w:w="7920"/>
+      </w:tblGrid>
+      <w:tr>
+        <w:tc>
+          <w:tcPr/>
+          <w:p>
+            <w:pPr>
+              <w:pStyle w:val="Compact"/>
+              <w:jc w:val="center"/>
+            </w:pPr>
+            <w:r>
+              <w:t xml:space="preserve">Menabde_Fig4</w:t>
+            </w:r>
+          </w:p>
+        </w:tc>
+      </w:tr>
+    </w:tbl>
+    <w:p>
+      <w:pPr>
+        <w:pStyle w:val="ImageCaption"/>
+      </w:pPr>
+      <w:r>
+        <w:t xml:space="preserve">Menabde_Fig4</w:t>
       </w:r>
     </w:p>
     <w:p>
@@ -8840,7 +10049,17 @@
         </m:r>
       </m:oMath>
       <w:r>
-        <w:t xml:space="preserve">). Em escala simples (wide sense), os momentos condicionados seguem</w:t>
+        <w:t xml:space="preserve">). Em escala simples (</w:t>
+      </w:r>
+      <w:r>
+        <w:rPr>
+          <w:i/>
+          <w:iCs/>
+        </w:rPr>
+        <w:t xml:space="preserve">wide sense</w:t>
+      </w:r>
+      <w:r>
+        <w:t xml:space="preserve">), os momentos condicionados seguem</w:t>
       </w:r>
     </w:p>
     <w:p>
@@ -9038,7 +10257,17 @@
         <w:t xml:space="preserve"> </w:t>
       </w:r>
       <w:r>
-        <w:t xml:space="preserve">é o expoente de escala. No multiescalamento (wide sense) a relação geral é</w:t>
+        <w:t xml:space="preserve">é o expoente de escala. No multiescalamento (</w:t>
+      </w:r>
+      <w:r>
+        <w:rPr>
+          <w:i/>
+          <w:iCs/>
+        </w:rPr>
+        <w:t xml:space="preserve">wide sense</w:t>
+      </w:r>
+      <w:r>
+        <w:t xml:space="preserve">) a relação geral é</w:t>
       </w:r>
     </w:p>
     <w:p>
@@ -9235,7 +10464,36 @@
         <w:pStyle w:val="BodyText"/>
       </w:pPr>
       <w:r>
-        <w:t xml:space="preserve">A fusão do princípio de escala com a Teoria dos Valores Extremos (EVT) produz os modelos GEV-scaling (ou GUM/GEV com scaling). Nguyen et al. (1998) introduzem uma metodologia para estimar extremos de curta duração (p.ex., 1 h) em locais com dados apenas de duração mais longa (p.ex., diário), ancorada em invariância de escala e na distribuição GEV dos máximos. A noção de escala simples é formulada pela relação de escalonamento</w:t>
+        <w:t xml:space="preserve">A fusão do princípio de escala com a Teoria dos Valores Extremos (EVT) produz os modelos</w:t>
+      </w:r>
+      <w:r>
+        <w:t xml:space="preserve"> </w:t>
+      </w:r>
+      <w:r>
+        <w:rPr>
+          <w:i/>
+          <w:iCs/>
+        </w:rPr>
+        <w:t xml:space="preserve">GEV-scaling</w:t>
+      </w:r>
+      <w:r>
+        <w:t xml:space="preserve"> </w:t>
+      </w:r>
+      <w:r>
+        <w:t xml:space="preserve">(ou</w:t>
+      </w:r>
+      <w:r>
+        <w:t xml:space="preserve"> </w:t>
+      </w:r>
+      <w:r>
+        <w:rPr>
+          <w:i/>
+          <w:iCs/>
+        </w:rPr>
+        <w:t xml:space="preserve">GUM/GEV com scaling</w:t>
+      </w:r>
+      <w:r>
+        <w:t xml:space="preserve">). Nguyen et al. (1998) introduzem uma metodologia para estimar extremos de curta duração (p.ex., 1 h) em locais com dados apenas de duração mais longa (p.ex., diário), ancorada em invariância de escala e na distribuição GEV dos máximos. A noção de escala simples é formulada pela relação de escalonamento</w:t>
       </w:r>
     </w:p>
     <w:p>
@@ -9445,7 +10703,11 @@
         <w:t xml:space="preserve">, nesses casos diz-se que o processo apresenta multiescalamento (</w:t>
       </w:r>
       <w:r>
-        <w:t xml:space="preserve">“multiscaling”</w:t>
+        <w:rPr>
+          <w:i/>
+          <w:iCs/>
+        </w:rPr>
+        <w:t xml:space="preserve">multiscaling</w:t>
       </w:r>
       <w:r>
         <w:t xml:space="preserve">). Na prática, trabalha-se com séries de máximos anuais em várias durações e verifica-se regressão linear log–log dos momentos vs. duração para identificar o(s) regime(s) de escala.</w:t>
@@ -9869,7 +11131,7 @@
         <w:t xml:space="preserve"> </w:t>
       </w:r>
       <w:r>
-        <w:t xml:space="preserve">o expoente de escala (tipicamente negativo). Com base nessa formulação, os autores ajustam EV1/Gumbel pelo método dos momentos ponderados por probabilidade (PMW) na duração de referência (24 h ou 1 dia), estimando os parâmetros de localização e escala</w:t>
+        <w:t xml:space="preserve">o expoente de escala (tipicamente negativo). Com base nessa formulação, os autores ajustam EV1/Gumbel pelo método dos momentos ponderados por probabilidade (PWM) na duração de referência (24 h ou 1 dia), estimando os parâmetros de localização e escala</w:t>
       </w:r>
       <w:r>
         <w:t xml:space="preserve"> </w:t>
@@ -10110,9 +11372,6 @@
       </w:r>
       <w:r>
         <w:t xml:space="preserve">e quantis entre essas duas bases, viabilizando o uso direto de séries diárias. Em seguida, mostram que o escalonamento é por trechos e incorporam pontos de ruptura (4 h ou 8 h), com continuidade garantida pela transformação dos parâmetros de 24 h para 4 h ou 8 h antes de prosseguir o reescalonamento.</w:t>
-      </w:r>
-      <w:r>
-        <w:t xml:space="preserve"> </w:t>
       </w:r>
     </w:p>
     <w:p>
@@ -10506,15 +11765,6 @@
           <m:r>
             <m:t>​</m:t>
           </m:r>
-          <m:r>
-            <m:rPr>
-              <m:sty m:val="p"/>
-            </m:rPr>
-            <m:t>ln</m:t>
-          </m:r>
-          <m:r>
-            <m:t>​</m:t>
-          </m:r>
           <m:f>
             <m:fPr>
               <m:type m:val="bar"/>
@@ -10828,7 +12078,7 @@
         <w:t xml:space="preserve"> </w:t>
       </w:r>
       <w:r>
-        <w:t xml:space="preserve">obtém-se a DDF de simple scaling</w:t>
+        <w:t xml:space="preserve">obtém-se a DDF de escala simples</w:t>
       </w:r>
     </w:p>
     <w:p>
@@ -10995,9 +12245,6 @@
       <w:r>
         <w:t xml:space="preserve">Os autores mostram que, para durações &lt; 60 min, as razões profundidade–duração (t vs. 60 min) são praticamente independentes do período de retorno e da localização, facilitando transferência entre durações e regionalização.</w:t>
       </w:r>
-      <w:r>
-        <w:t xml:space="preserve"> </w:t>
-      </w:r>
     </w:p>
     <w:p>
       <w:pPr>
@@ -11320,7 +12567,11 @@
         <w:t xml:space="preserve"> </w:t>
       </w:r>
       <w:r>
-        <w:t xml:space="preserve">“dressing”</w:t>
+        <w:rPr>
+          <w:i/>
+          <w:iCs/>
+        </w:rPr>
+        <w:t xml:space="preserve">dressing</w:t>
       </w:r>
       <w:r>
         <w:t xml:space="preserve"> </w:t>
@@ -11467,19 +12718,7 @@
         </m:r>
       </m:oMath>
       <w:r>
-        <w:t xml:space="preserve">. Diferentemente de abordagens que regionalizam quantis ou ajustam formas IDF por potência, o trabalho apresenta três variantes com crescente parcimônia para o processo exterior: (i)</w:t>
-      </w:r>
-      <w:r>
-        <w:t xml:space="preserve"> </w:t>
-      </w:r>
-      <w:r>
-        <w:t xml:space="preserve">“tempestades”</w:t>
-      </w:r>
-      <w:r>
-        <w:t xml:space="preserve"> </w:t>
-      </w:r>
-      <w:r>
-        <w:t xml:space="preserve">i.i.d. com</w:t>
+        <w:t xml:space="preserve">. Diferentemente de abordagens que regionalizam quantis ou ajustam formas IDF por potência, o trabalho apresenta três variantes com crescente parcimônia para o processo exterior: (i) tempestades i.i.d. com</w:t>
       </w:r>
       <w:r>
         <w:t xml:space="preserve"> </w:t>
@@ -11600,19 +12839,7 @@
         </m:r>
       </m:oMath>
       <w:r>
-        <w:t xml:space="preserve">. As duas hipóteses‐chave são: (i) extremos diários são GEV (justificado por EVT) e (ii) máximos agregados em durações dentro de um intervalo</w:t>
-      </w:r>
-      <w:r>
-        <w:t xml:space="preserve"> </w:t>
-      </w:r>
-      <w:r>
-        <w:t xml:space="preserve">“escala‐invariante”</w:t>
-      </w:r>
-      <w:r>
-        <w:t xml:space="preserve"> </w:t>
-      </w:r>
-      <w:r>
-        <w:t xml:space="preserve">satisfazem relações de potência. A partir disso, escrevem um modelo GEV em que, tomando uma duração de referência</w:t>
+        <w:t xml:space="preserve">. As duas hipóteses‐chave são: (i) extremos diários são GEV (justificado por EVT) e (ii) máximos agregados em durações dentro de um intervalo de invariância de escala satisfazem relações de potência. A partir disso, escrevem um modelo GEV em que, tomando uma duração de referência</w:t>
       </w:r>
       <w:r>
         <w:t xml:space="preserve"> </w:t>
@@ -11862,12 +13089,9 @@
           <m:t>=</m:t>
         </m:r>
         <m:r>
-          <m:t>n</m:t>
-        </m:r>
-      </m:oMath>
-      <w:r>
-        <w:t xml:space="preserve"> </w:t>
-      </w:r>
+          <m:t>p</m:t>
+        </m:r>
+      </m:oMath>
       <w:r>
         <w:t xml:space="preserve">. Aqui</w:t>
       </w:r>
@@ -11883,7 +13107,7 @@
         <w:t xml:space="preserve"> </w:t>
       </w:r>
       <w:r>
-        <w:t xml:space="preserve">é o expoente de escala (declive log–log dos parâmetros vs. duração),</w:t>
+        <w:t xml:space="preserve">é o expoente de escala (declividade log–log dos parâmetros vs. duração),</w:t>
       </w:r>
       <w:r>
         <w:t xml:space="preserve"> </w:t>
@@ -11956,7 +13180,7 @@
       </w:r>
       <m:oMath>
         <m:r>
-          <m:t>n</m:t>
+          <m:t>p</m:t>
         </m:r>
       </m:oMath>
       <w:r>
@@ -12037,7 +13261,7 @@
               <m:t>,</m:t>
             </m:r>
             <m:r>
-              <m:t>n</m:t>
+              <m:t>p</m:t>
             </m:r>
           </m:e>
         </m:d>
@@ -13235,9 +14459,6 @@
       <w:r>
         <w:t xml:space="preserve">.</w:t>
       </w:r>
-      <w:r>
-        <w:t xml:space="preserve"> </w:t>
-      </w:r>
     </w:p>
     <w:p>
       <w:pPr>
@@ -14188,7 +15409,33 @@
         <w:pStyle w:val="BodyText"/>
       </w:pPr>
       <w:r>
-        <w:t xml:space="preserve">Ainda, Mascaro et al. (2020) compara, em 223 pluviômetros (30 min–24 h) no Arizona, cinco modelos de IDF — dois locais (At-site; At-site com correção de viés em</w:t>
+        <w:t xml:space="preserve">Ainda, Mascaro et al. (2020) compara, em 223 pluviômetros (30 min–24 h) no Arizona, cinco modelos de IDF — dois locais (</w:t>
+      </w:r>
+      <w:r>
+        <w:rPr>
+          <w:i/>
+          <w:iCs/>
+        </w:rPr>
+        <w:t xml:space="preserve">At-site</w:t>
+      </w:r>
+      <w:r>
+        <w:t xml:space="preserve">;</w:t>
+      </w:r>
+      <w:r>
+        <w:t xml:space="preserve"> </w:t>
+      </w:r>
+      <w:r>
+        <w:rPr>
+          <w:i/>
+          <w:iCs/>
+        </w:rPr>
+        <w:t xml:space="preserve">At-site</w:t>
+      </w:r>
+      <w:r>
+        <w:t xml:space="preserve"> </w:t>
+      </w:r>
+      <w:r>
+        <w:t xml:space="preserve">com correção de viés em</w:t>
       </w:r>
       <w:r>
         <w:t xml:space="preserve"> </w:t>
@@ -14199,7 +15446,20 @@
         </m:r>
       </m:oMath>
       <w:r>
-        <w:t xml:space="preserve">), um regional (index-flood de Hosking–Wallis) e dois de escala simples (um local, Sc, e um regional novo, RegSc). Mostra evidência robusta de escala simples entre 24 h e 30 min e propõe o RegSc combinando crescimento regional com a escala sob</w:t>
+        <w:t xml:space="preserve">), um regional (</w:t>
+      </w:r>
+      <w:r>
+        <w:rPr>
+          <w:i/>
+          <w:iCs/>
+        </w:rPr>
+        <w:t xml:space="preserve">index-flood</w:t>
+      </w:r>
+      <w:r>
+        <w:t xml:space="preserve"> </w:t>
+      </w:r>
+      <w:r>
+        <w:t xml:space="preserve">de Hosking–Wallis) e dois de escala simples (um local, Sc, e um regional novo, RegSc). Mostra evidência robusta de escala simples entre 24 h e 30 min e propõe o RegSc combinando crescimento regional com a escala sob</w:t>
       </w:r>
       <w:r>
         <w:t xml:space="preserve"> </w:t>
@@ -14719,7 +15979,20 @@
         <w:t xml:space="preserve"> </w:t>
       </w:r>
       <w:r>
-        <w:t xml:space="preserve">comum às durações. Em cross-validation com bootstrapping, todos os modelos têm acurácia similar até</w:t>
+        <w:t xml:space="preserve">comum às durações. Na validação cruzada aplicando</w:t>
+      </w:r>
+      <w:r>
+        <w:t xml:space="preserve"> </w:t>
+      </w:r>
+      <w:r>
+        <w:rPr>
+          <w:i/>
+          <w:iCs/>
+        </w:rPr>
+        <w:t xml:space="preserve">bootstrapping</w:t>
+      </w:r>
+      <w:r>
+        <w:t xml:space="preserve">, todos os modelos têm acurácia similar até</w:t>
       </w:r>
       <w:r>
         <w:t xml:space="preserve"> </w:t>
@@ -15354,7 +16627,23 @@
         </m:r>
       </m:oMath>
       <w:r>
-        <w:t xml:space="preserve">). Em aplicações a Dorval (Canadá) e Seul (Coreia), identificam dois regimes de duração com pontos de ruptura (≈30 min e 90 min, respectivamente) e mostram que S3NCM é, em geral, o mais acurado para durações subdiárias, enquanto SLmom tende a ir melhor nas mais longas. Como contribuição adicional, introduzem um bootstrap modificado que constrói intervalos de confiança de 95% para IDFs usando somente AMPs diárias: reamostram as AMPs de 1 dia, propagam a incerteza via relações de scaling para as durações curtas e fecham os limites com a inversa da GEV.</w:t>
+        <w:t xml:space="preserve">). Em aplicações a Dorval (Canadá) e Seul (Coreia), identificam dois regimes de duração com pontos de ruptura (≈30 min e 90 min, respectivamente) e mostram que S3NCM é, em geral, o mais acurado para durações subdiárias, enquanto SLmom tende a ir melhor nas mais longas. Como contribuição adicional, introduzem um</w:t>
+      </w:r>
+      <w:r>
+        <w:t xml:space="preserve"> </w:t>
+      </w:r>
+      <w:r>
+        <w:rPr>
+          <w:i/>
+          <w:iCs/>
+        </w:rPr>
+        <w:t xml:space="preserve">bootstrap</w:t>
+      </w:r>
+      <w:r>
+        <w:t xml:space="preserve"> </w:t>
+      </w:r>
+      <w:r>
+        <w:t xml:space="preserve">modificado que constrói intervalos de confiança de 95% para IDFs usando somente AMPs diárias: reamostram as AMPs de 1 dia, propagam a incerteza via relações de escalonamento para as durações curtas e fecham os limites com a inversa da GEV.</w:t>
       </w:r>
     </w:p>
     <w:p>
@@ -15362,366 +16651,39 @@
         <w:pStyle w:val="BodyText"/>
       </w:pPr>
       <w:r>
-        <w:t xml:space="preserve">Para aplicações em grade sob mudança do clima, Requena et al. (2021) propuseram um downscaling temporal que combina AM diários de RCMs com expoentes de escala observados em grade. No estudo, a desagregação temporal em grade baseia-se no modelo GEV com invariância de escala formulado via probabilistic weighted moments (PWMs). O modelo segue a formulação da escala simples com a distribuição GEV.</w:t>
-      </w:r>
-      <w:r>
-        <w:t xml:space="preserve"> </w:t>
-      </w:r>
-      <w:r>
-        <w:t xml:space="preserve"> </w:t>
-      </w:r>
-      <w:r>
-        <w:t xml:space="preserve">&lt;!–#Sob escala simples, as PWMs em duas escalas temporais</w:t>
-      </w:r>
-      <w:r>
-        <w:t xml:space="preserve"> </w:t>
-      </w:r>
-      <m:oMath>
-        <m:r>
-          <m:t>t</m:t>
-        </m:r>
-      </m:oMath>
-      <w:r>
-        <w:t xml:space="preserve"> </w:t>
-      </w:r>
-      <w:r>
-        <w:t xml:space="preserve">e</w:t>
-      </w:r>
-      <w:r>
-        <w:t xml:space="preserve"> </w:t>
-      </w:r>
-      <m:oMath>
-        <m:r>
-          <m:t>λ</m:t>
-        </m:r>
-        <m:r>
-          <m:t>t</m:t>
-        </m:r>
-      </m:oMath>
-      <w:r>
-        <w:t xml:space="preserve"> </w:t>
-      </w:r>
-      <w:r>
-        <w:t xml:space="preserve">relacionam-se por</w:t>
-      </w:r>
-    </w:p>
-    <w:p>
-      <w:pPr>
-        <w:pStyle w:val="BodyText"/>
-      </w:pPr>
-      <m:oMathPara>
-        <m:oMathParaPr>
-          <m:jc m:val="center"/>
-        </m:oMathParaPr>
-        <m:oMath>
-          <m:sSub>
-            <m:e>
-              <m:r>
-                <m:t>β</m:t>
-              </m:r>
-            </m:e>
-            <m:sub>
-              <m:r>
-                <m:t>r</m:t>
-              </m:r>
-            </m:sub>
-          </m:sSub>
-          <m:d>
-            <m:dPr>
-              <m:begChr m:val="("/>
-              <m:endChr m:val=")"/>
-              <m:sepChr m:val=""/>
-              <m:grow/>
-            </m:dPr>
-            <m:e>
-              <m:r>
-                <m:t>λ</m:t>
-              </m:r>
-              <m:r>
-                <m:t>t</m:t>
-              </m:r>
-            </m:e>
-          </m:d>
-          <m:r>
-            <m:rPr>
-              <m:sty m:val="p"/>
-            </m:rPr>
-            <m:t>=</m:t>
-          </m:r>
-          <m:sSup>
-            <m:e>
-              <m:r>
-                <m:t>λ</m:t>
-              </m:r>
-            </m:e>
-            <m:sup>
-              <m:r>
-                <m:t>S</m:t>
-              </m:r>
-            </m:sup>
-          </m:sSup>
-          <m:r>
-            <m:t> </m:t>
-          </m:r>
-          <m:sSub>
-            <m:e>
-              <m:r>
-                <m:t>β</m:t>
-              </m:r>
-            </m:e>
-            <m:sub>
-              <m:r>
-                <m:t>r</m:t>
-              </m:r>
-            </m:sub>
-          </m:sSub>
-          <m:d>
-            <m:dPr>
-              <m:begChr m:val="("/>
-              <m:endChr m:val=")"/>
-              <m:sepChr m:val=""/>
-              <m:grow/>
-            </m:dPr>
-            <m:e>
-              <m:r>
-                <m:t>t</m:t>
-              </m:r>
-            </m:e>
-          </m:d>
-        </m:oMath>
-      </m:oMathPara>
-    </w:p>
-    <w:p>
-      <w:pPr>
-        <w:pStyle w:val="FirstParagraph"/>
-      </w:pPr>
-      <w:r>
-        <w:t xml:space="preserve">onde</w:t>
-      </w:r>
-      <w:r>
-        <w:t xml:space="preserve"> </w:t>
-      </w:r>
-      <m:oMath>
-        <m:r>
-          <m:t>λ</m:t>
-        </m:r>
-      </m:oMath>
-      <w:r>
-        <w:t xml:space="preserve"> </w:t>
-      </w:r>
-      <w:r>
-        <w:t xml:space="preserve">é a razão de escalas (p.ex.,</w:t>
-      </w:r>
-      <w:r>
-        <w:t xml:space="preserve"> </w:t>
-      </w:r>
-      <m:oMath>
-        <m:r>
-          <m:t>λ</m:t>
-        </m:r>
-        <m:r>
-          <m:rPr>
-            <m:sty m:val="p"/>
-          </m:rPr>
-          <m:t>=</m:t>
-        </m:r>
-        <m:r>
-          <m:t>1</m:t>
-        </m:r>
-        <m:r>
-          <m:rPr>
-            <m:sty m:val="p"/>
-          </m:rPr>
-          <m:t>/</m:t>
-        </m:r>
-        <m:r>
-          <m:t>24</m:t>
-        </m:r>
-      </m:oMath>
-      <w:r>
-        <w:t xml:space="preserve"> </w:t>
-      </w:r>
-      <w:r>
-        <w:t xml:space="preserve">para 1 h a partir de 24 h) e</w:t>
-      </w:r>
-      <w:r>
-        <w:t xml:space="preserve"> </w:t>
-      </w:r>
-      <m:oMath>
-        <m:r>
-          <m:t>S</m:t>
-        </m:r>
-      </m:oMath>
-      <w:r>
-        <w:t xml:space="preserve"> </w:t>
-      </w:r>
-      <w:r>
-        <w:t xml:space="preserve">é o expoente de escala comum aos momentos; essa hipótese permite transportar estatísticas entre durações a partir de uma escala de referência diária. A mesma lei induz a relação, para parâmetros/quantis da GEV,</w:t>
-      </w:r>
-    </w:p>
-    <w:p>
-      <w:pPr>
-        <w:pStyle w:val="BodyText"/>
-      </w:pPr>
-      <m:oMathPara>
-        <m:oMathParaPr>
-          <m:jc m:val="center"/>
-        </m:oMathParaPr>
-        <m:oMath>
-          <m:r>
-            <m:t>g</m:t>
-          </m:r>
-          <m:d>
-            <m:dPr>
-              <m:begChr m:val="("/>
-              <m:endChr m:val=")"/>
-              <m:sepChr m:val=""/>
-              <m:grow/>
-            </m:dPr>
-            <m:e>
-              <m:r>
-                <m:t>λ</m:t>
-              </m:r>
-              <m:r>
-                <m:t>t</m:t>
-              </m:r>
-            </m:e>
-          </m:d>
-          <m:r>
-            <m:rPr>
-              <m:sty m:val="p"/>
-            </m:rPr>
-            <m:t>=</m:t>
-          </m:r>
-          <m:sSup>
-            <m:e>
-              <m:r>
-                <m:t>λ</m:t>
-              </m:r>
-            </m:e>
-            <m:sup>
-              <m:r>
-                <m:t>S</m:t>
-              </m:r>
-            </m:sup>
-          </m:sSup>
-          <m:r>
-            <m:t>g</m:t>
-          </m:r>
-          <m:d>
-            <m:dPr>
-              <m:begChr m:val="("/>
-              <m:endChr m:val=")"/>
-              <m:sepChr m:val=""/>
-              <m:grow/>
-            </m:dPr>
-            <m:e>
-              <m:r>
-                <m:t>t</m:t>
-              </m:r>
-            </m:e>
-          </m:d>
-          <m:r>
-            <m:rPr>
-              <m:sty m:val="p"/>
-            </m:rPr>
-            <m:t>,</m:t>
-          </m:r>
-          <m:r>
-            <m:t>  </m:t>
-          </m:r>
-          <m:r>
-            <m:t>κ</m:t>
-          </m:r>
-          <m:d>
-            <m:dPr>
-              <m:begChr m:val="("/>
-              <m:endChr m:val=")"/>
-              <m:sepChr m:val=""/>
-              <m:grow/>
-            </m:dPr>
-            <m:e>
-              <m:r>
-                <m:t>λ</m:t>
-              </m:r>
-              <m:r>
-                <m:t>t</m:t>
-              </m:r>
-            </m:e>
-          </m:d>
-          <m:r>
-            <m:rPr>
-              <m:sty m:val="p"/>
-            </m:rPr>
-            <m:t>=</m:t>
-          </m:r>
-          <m:r>
-            <m:t>κ</m:t>
-          </m:r>
-          <m:d>
-            <m:dPr>
-              <m:begChr m:val="("/>
-              <m:endChr m:val=")"/>
-              <m:sepChr m:val=""/>
-              <m:grow/>
-            </m:dPr>
-            <m:e>
-              <m:r>
-                <m:t>t</m:t>
-              </m:r>
-            </m:e>
-          </m:d>
-        </m:oMath>
-      </m:oMathPara>
-    </w:p>
-    <w:p>
-      <w:pPr>
-        <w:pStyle w:val="FirstParagraph"/>
-      </w:pPr>
-      <w:r>
-        <w:t xml:space="preserve">em que</w:t>
-      </w:r>
-      <w:r>
-        <w:t xml:space="preserve"> </w:t>
-      </w:r>
-      <m:oMath>
-        <m:r>
-          <m:t>g</m:t>
-        </m:r>
-      </m:oMath>
-      <w:r>
-        <w:t xml:space="preserve"> </w:t>
-      </w:r>
-      <w:r>
-        <w:t xml:space="preserve">denota o parâmetro de posição, o de escala ou o quantil de retorno</w:t>
-      </w:r>
-      <w:r>
-        <w:t xml:space="preserve"> </w:t>
-      </w:r>
-      <m:oMath>
-        <m:r>
-          <m:t>T</m:t>
-        </m:r>
-      </m:oMath>
-      <w:r>
-        <w:t xml:space="preserve"> </w:t>
-      </w:r>
-      <w:r>
-        <w:t xml:space="preserve">e</w:t>
-      </w:r>
-      <w:r>
-        <w:t xml:space="preserve"> </w:t>
-      </w:r>
-      <m:oMath>
-        <m:r>
-          <m:t>κ</m:t>
-        </m:r>
-      </m:oMath>
-      <w:r>
-        <w:t xml:space="preserve"> </w:t>
-      </w:r>
-      <w:r>
-        <w:t xml:space="preserve">é o parâmetro de forma, assumido invariável à mudança de duração; assim, quantis subdiários são obtidos diretamente de séries anuais máximas (AMS) diárias –&gt;. Como as leis de escala podem mudar entre mecanismos de chuva de curta e longa duração, o trabalho admite multi-escalação por trechos: identifica-se um ponto de quebra no gráfico log–log e estima-se</w:t>
+        <w:t xml:space="preserve">Para aplicações em grade sob mudança do clima, Requena et al. (2021) propuseram um</w:t>
+      </w:r>
+      <w:r>
+        <w:t xml:space="preserve"> </w:t>
+      </w:r>
+      <w:r>
+        <w:rPr>
+          <w:i/>
+          <w:iCs/>
+        </w:rPr>
+        <w:t xml:space="preserve">downscaling</w:t>
+      </w:r>
+      <w:r>
+        <w:t xml:space="preserve"> </w:t>
+      </w:r>
+      <w:r>
+        <w:t xml:space="preserve">temporal que combina AM diários de RCMs com expoentes de escala observados em grade. No estudo, a desagregação temporal em grade baseia-se no modelo GEV com invariância de escala formulado via</w:t>
+      </w:r>
+      <w:r>
+        <w:t xml:space="preserve"> </w:t>
+      </w:r>
+      <w:r>
+        <w:rPr>
+          <w:i/>
+          <w:iCs/>
+        </w:rPr>
+        <w:t xml:space="preserve">probabilistic weighted moments</w:t>
+      </w:r>
+      <w:r>
+        <w:t xml:space="preserve"> </w:t>
+      </w:r>
+      <w:r>
+        <w:t xml:space="preserve">(PWMs). O modelo segue a formulação da escala simples com a distribuição GEV. Como as leis de escala podem mudar entre mecanismos de chuva de curta e longa duração, o trabalho admite multi-escalação por trechos: identifica-se um ponto de quebra no gráfico log–log e estima-se</w:t>
       </w:r>
       <w:r>
         <w:t xml:space="preserve"> </w:t>
@@ -15755,622 +16717,17 @@
         <w:t xml:space="preserve"> </w:t>
       </w:r>
       <w:r>
-        <w:t xml:space="preserve">“piecewise”</w:t>
+        <w:rPr>
+          <w:i/>
+          <w:iCs/>
+        </w:rPr>
+        <w:t xml:space="preserve">piecewise</w:t>
       </w:r>
       <w:r>
         <w:t xml:space="preserve"> </w:t>
       </w:r>
       <w:r>
         <w:t xml:space="preserve">coerente entre durações.</w:t>
-      </w:r>
-    </w:p>
-    <w:p>
-      <w:pPr>
-        <w:pStyle w:val="BodyText"/>
-      </w:pPr>
-      <w:r>
-        <w:t xml:space="preserve">Benestad et al. (2021) &lt;!–#propõem uma fórmula simples para estimar IDFs subdiárias usando apenas dados diários (24 h) e dois indicadores facilmente observáveis: a média em dias chuvosos</w:t>
-      </w:r>
-      <w:r>
-        <w:t xml:space="preserve"> </w:t>
-      </w:r>
-      <m:oMath>
-        <m:r>
-          <m:t>μ</m:t>
-        </m:r>
-      </m:oMath>
-      <w:r>
-        <w:t xml:space="preserve"> </w:t>
-      </w:r>
-      <w:r>
-        <w:t xml:space="preserve">e a frequência de dias chuvosos</w:t>
-      </w:r>
-      <w:r>
-        <w:t xml:space="preserve"> </w:t>
-      </w:r>
-      <m:oMath>
-        <m:sSub>
-          <m:e>
-            <m:r>
-              <m:t>f</m:t>
-            </m:r>
-          </m:e>
-          <m:sub>
-            <m:r>
-              <m:t>w</m:t>
-            </m:r>
-          </m:sub>
-        </m:sSub>
-      </m:oMath>
-      <w:r>
-        <w:t xml:space="preserve">. Partindo de uma aproximação exponencial para a cauda moderada da chuva diária e de um fator corretivo</w:t>
-      </w:r>
-      <w:r>
-        <w:t xml:space="preserve"> </w:t>
-      </w:r>
-      <m:oMath>
-        <m:r>
-          <m:t>α</m:t>
-        </m:r>
-      </m:oMath>
-      <w:r>
-        <w:t xml:space="preserve"> </w:t>
-      </w:r>
-      <w:r>
-        <w:t xml:space="preserve">(que ajusta a discrepância entre a cauda observada e a exponencial), os autores estendem o raciocínio para escalas subdiárias assumindo lei de potência em duração. O resultado é a expressão prática</w:t>
-      </w:r>
-    </w:p>
-    <w:p>
-      <w:pPr>
-        <w:pStyle w:val="BodyText"/>
-      </w:pPr>
-      <m:oMathPara>
-        <m:oMathParaPr>
-          <m:jc m:val="center"/>
-        </m:oMathParaPr>
-        <m:oMath>
-          <m:sSub>
-            <m:e>
-              <m:r>
-                <m:t>x</m:t>
-              </m:r>
-            </m:e>
-            <m:sub>
-              <m:r>
-                <m:t>L</m:t>
-              </m:r>
-            </m:sub>
-          </m:sSub>
-          <m:r>
-            <m:rPr>
-              <m:sty m:val="p"/>
-            </m:rPr>
-            <m:t>=</m:t>
-          </m:r>
-          <m:r>
-            <m:t>α</m:t>
-          </m:r>
-          <m:r>
-            <m:t> </m:t>
-          </m:r>
-          <m:r>
-            <m:t>μ</m:t>
-          </m:r>
-          <m:sSup>
-            <m:e>
-              <m:d>
-                <m:dPr>
-                  <m:begChr m:val="("/>
-                  <m:endChr m:val=")"/>
-                  <m:sepChr m:val=""/>
-                  <m:grow/>
-                </m:dPr>
-                <m:e>
-                  <m:f>
-                    <m:fPr>
-                      <m:type m:val="bar"/>
-                    </m:fPr>
-                    <m:num>
-                      <m:r>
-                        <m:t>L</m:t>
-                      </m:r>
-                    </m:num>
-                    <m:den>
-                      <m:r>
-                        <m:t>24</m:t>
-                      </m:r>
-                    </m:den>
-                  </m:f>
-                </m:e>
-              </m:d>
-            </m:e>
-            <m:sup>
-              <m:r>
-                <m:t>ζ</m:t>
-              </m:r>
-            </m:sup>
-          </m:sSup>
-          <m:r>
-            <m:t>​</m:t>
-          </m:r>
-          <m:r>
-            <m:rPr>
-              <m:sty m:val="p"/>
-            </m:rPr>
-            <m:t>ln</m:t>
-          </m:r>
-          <m:r>
-            <m:t>​</m:t>
-          </m:r>
-          <m:d>
-            <m:dPr>
-              <m:begChr m:val="["/>
-              <m:endChr m:val="]"/>
-              <m:sepChr m:val=""/>
-              <m:grow/>
-            </m:dPr>
-            <m:e>
-              <m:sSub>
-                <m:e>
-                  <m:r>
-                    <m:t>f</m:t>
-                  </m:r>
-                </m:e>
-                <m:sub>
-                  <m:r>
-                    <m:t>w</m:t>
-                  </m:r>
-                </m:sub>
-              </m:sSub>
-              <m:r>
-                <m:t> </m:t>
-              </m:r>
-              <m:r>
-                <m:t>τ</m:t>
-              </m:r>
-            </m:e>
-          </m:d>
-        </m:oMath>
-      </m:oMathPara>
-    </w:p>
-    <w:p>
-      <w:pPr>
-        <w:pStyle w:val="FirstParagraph"/>
-      </w:pPr>
-      <w:r>
-        <w:t xml:space="preserve">em que</w:t>
-      </w:r>
-      <w:r>
-        <w:t xml:space="preserve"> </w:t>
-      </w:r>
-      <m:oMath>
-        <m:sSub>
-          <m:e>
-            <m:r>
-              <m:t>x</m:t>
-            </m:r>
-          </m:e>
-          <m:sub>
-            <m:r>
-              <m:t>L</m:t>
-            </m:r>
-          </m:sub>
-        </m:sSub>
-      </m:oMath>
-      <w:r>
-        <w:t xml:space="preserve"> </w:t>
-      </w:r>
-      <w:r>
-        <w:t xml:space="preserve">é o nível de retorno na duração</w:t>
-      </w:r>
-      <w:r>
-        <w:t xml:space="preserve"> </w:t>
-      </w:r>
-      <m:oMath>
-        <m:r>
-          <m:t>L</m:t>
-        </m:r>
-      </m:oMath>
-      <w:r>
-        <w:t xml:space="preserve"> </w:t>
-      </w:r>
-      <w:r>
-        <w:t xml:space="preserve">(h) para período de retorno</w:t>
-      </w:r>
-      <w:r>
-        <w:t xml:space="preserve"> </w:t>
-      </w:r>
-      <m:oMath>
-        <m:r>
-          <m:t>τ</m:t>
-        </m:r>
-      </m:oMath>
-      <w:r>
-        <w:t xml:space="preserve">,</w:t>
-      </w:r>
-      <w:r>
-        <w:t xml:space="preserve"> </w:t>
-      </w:r>
-      <m:oMath>
-        <m:r>
-          <m:t>ζ</m:t>
-        </m:r>
-      </m:oMath>
-      <w:r>
-        <w:t xml:space="preserve"> </w:t>
-      </w:r>
-      <w:r>
-        <w:t xml:space="preserve">é o expoente de escala temporal estimado como a inclinação da regressão</w:t>
-      </w:r>
-      <w:r>
-        <w:t xml:space="preserve"> </w:t>
-      </w:r>
-      <m:oMath>
-        <m:r>
-          <m:rPr>
-            <m:sty m:val="p"/>
-          </m:rPr>
-          <m:t>log</m:t>
-        </m:r>
-        <m:sSub>
-          <m:e>
-            <m:r>
-              <m:t>x</m:t>
-            </m:r>
-          </m:e>
-          <m:sub>
-            <m:r>
-              <m:t>L</m:t>
-            </m:r>
-          </m:sub>
-        </m:sSub>
-      </m:oMath>
-      <w:r>
-        <w:t xml:space="preserve"> </w:t>
-      </w:r>
-      <w:r>
-        <w:t xml:space="preserve">versus</w:t>
-      </w:r>
-      <w:r>
-        <w:t xml:space="preserve"> </w:t>
-      </w:r>
-      <m:oMath>
-        <m:r>
-          <m:rPr>
-            <m:sty m:val="p"/>
-          </m:rPr>
-          <m:t>log</m:t>
-        </m:r>
-        <m:d>
-          <m:dPr>
-            <m:begChr m:val="("/>
-            <m:endChr m:val=")"/>
-            <m:sepChr m:val=""/>
-            <m:grow/>
-          </m:dPr>
-          <m:e>
-            <m:r>
-              <m:t>L</m:t>
-            </m:r>
-            <m:r>
-              <m:rPr>
-                <m:sty m:val="p"/>
-              </m:rPr>
-              <m:t>/</m:t>
-            </m:r>
-            <m:r>
-              <m:t>24</m:t>
-            </m:r>
-          </m:e>
-        </m:d>
-      </m:oMath>
-      <w:r>
-        <w:t xml:space="preserve">, e</w:t>
-      </w:r>
-      <w:r>
-        <w:t xml:space="preserve"> </w:t>
-      </w:r>
-      <m:oMath>
-        <m:r>
-          <m:t>α</m:t>
-        </m:r>
-      </m:oMath>
-      <w:r>
-        <w:t xml:space="preserve"> </w:t>
-      </w:r>
-      <w:r>
-        <w:t xml:space="preserve">pode vir da calibração diária (os autores discutem ainda sua dependência com</w:t>
-      </w:r>
-      <w:r>
-        <w:t xml:space="preserve"> </w:t>
-      </w:r>
-      <m:oMath>
-        <m:r>
-          <m:t>τ</m:t>
-        </m:r>
-      </m:oMath>
-      <w:r>
-        <w:t xml:space="preserve">). Essa forma funciona como um downscaling temporal analítico: transfere informação do diário para o sub-diário sem ajustar EV/GEV em cada duração, explorando que</w:t>
-      </w:r>
-      <w:r>
-        <w:t xml:space="preserve"> </w:t>
-      </w:r>
-      <m:oMath>
-        <m:r>
-          <m:t>μ</m:t>
-        </m:r>
-      </m:oMath>
-      <w:r>
-        <w:t xml:space="preserve"> </w:t>
-      </w:r>
-      <w:r>
-        <w:t xml:space="preserve">e</w:t>
-      </w:r>
-      <w:r>
-        <w:t xml:space="preserve"> </w:t>
-      </w:r>
-      <m:oMath>
-        <m:sSub>
-          <m:e>
-            <m:r>
-              <m:t>f</m:t>
-            </m:r>
-          </m:e>
-          <m:sub>
-            <m:r>
-              <m:t>w</m:t>
-            </m:r>
-          </m:sub>
-        </m:sSub>
-      </m:oMath>
-      <w:r>
-        <w:t xml:space="preserve"> </w:t>
-      </w:r>
-      <w:r>
-        <w:t xml:space="preserve">já capturam não-estacionariedade climática. Metodologicamente, o estudo calibra</w:t>
-      </w:r>
-      <w:r>
-        <w:t xml:space="preserve"> </w:t>
-      </w:r>
-      <m:oMath>
-        <m:r>
-          <m:t>ζ</m:t>
-        </m:r>
-      </m:oMath>
-      <w:r>
-        <w:t xml:space="preserve"> </w:t>
-      </w:r>
-      <w:r>
-        <w:t xml:space="preserve">a partir de IDFs observadas em 14 postos de Oslo via regressão log–log, mostra que o termo</w:t>
-      </w:r>
-      <w:r>
-        <w:t xml:space="preserve"> </w:t>
-      </w:r>
-      <m:oMath>
-        <m:sSup>
-          <m:e>
-            <m:d>
-              <m:dPr>
-                <m:begChr m:val="("/>
-                <m:endChr m:val=")"/>
-                <m:sepChr m:val=""/>
-                <m:grow/>
-              </m:dPr>
-              <m:e>
-                <m:r>
-                  <m:t>L</m:t>
-                </m:r>
-                <m:r>
-                  <m:rPr>
-                    <m:sty m:val="p"/>
-                  </m:rPr>
-                  <m:t>/</m:t>
-                </m:r>
-                <m:r>
-                  <m:t>24</m:t>
-                </m:r>
-              </m:e>
-            </m:d>
-          </m:e>
-          <m:sup>
-            <m:r>
-              <m:t>ζ</m:t>
-            </m:r>
-          </m:sup>
-        </m:sSup>
-      </m:oMath>
-      <w:r>
-        <w:t xml:space="preserve"> </w:t>
-      </w:r>
-      <w:r>
-        <w:t xml:space="preserve">domina a variação com</w:t>
-      </w:r>
-      <w:r>
-        <w:t xml:space="preserve"> </w:t>
-      </w:r>
-      <m:oMath>
-        <m:r>
-          <m:t>L</m:t>
-        </m:r>
-      </m:oMath>
-      <w:r>
-        <w:t xml:space="preserve"> </w:t>
-      </w:r>
-      <w:r>
-        <w:t xml:space="preserve">frente a</w:t>
-      </w:r>
-      <w:r>
-        <w:t xml:space="preserve"> </w:t>
-      </w:r>
-      <m:oMath>
-        <m:r>
-          <m:rPr>
-            <m:sty m:val="p"/>
-          </m:rPr>
-          <m:t>ln</m:t>
-        </m:r>
-        <m:d>
-          <m:dPr>
-            <m:begChr m:val="["/>
-            <m:endChr m:val="]"/>
-            <m:sepChr m:val=""/>
-            <m:grow/>
-          </m:dPr>
-          <m:e>
-            <m:sSub>
-              <m:e>
-                <m:r>
-                  <m:t>f</m:t>
-                </m:r>
-              </m:e>
-              <m:sub>
-                <m:r>
-                  <m:t>w</m:t>
-                </m:r>
-              </m:sub>
-            </m:sSub>
-            <m:r>
-              <m:t>τ</m:t>
-            </m:r>
-          </m:e>
-        </m:d>
-      </m:oMath>
-      <w:r>
-        <w:t xml:space="preserve">, e valida a fórmula em postos independentes no país (desempenho bom para</w:t>
-      </w:r>
-      <w:r>
-        <w:t xml:space="preserve"> </w:t>
-      </w:r>
-      <m:oMath>
-        <m:r>
-          <m:t>T</m:t>
-        </m:r>
-        <m:r>
-          <m:rPr>
-            <m:sty m:val="p"/>
-          </m:rPr>
-          <m:t>=</m:t>
-        </m:r>
-        <m:r>
-          <m:t>10</m:t>
-        </m:r>
-      </m:oMath>
-      <w:r>
-        <w:t xml:space="preserve"> </w:t>
-      </w:r>
-      <w:r>
-        <w:t xml:space="preserve">anos; desempenho decai em</w:t>
-      </w:r>
-      <w:r>
-        <w:t xml:space="preserve"> </w:t>
-      </w:r>
-      <m:oMath>
-        <m:r>
-          <m:t>T</m:t>
-        </m:r>
-      </m:oMath>
-      <w:r>
-        <w:t xml:space="preserve"> </w:t>
-      </w:r>
-      <w:r>
-        <w:t xml:space="preserve">muito altos, onde</w:t>
-      </w:r>
-      <w:r>
-        <w:t xml:space="preserve"> </w:t>
-      </w:r>
-      <m:oMath>
-        <m:r>
-          <m:t>α</m:t>
-        </m:r>
-      </m:oMath>
-      <w:r>
-        <w:t xml:space="preserve"> </w:t>
-      </w:r>
-      <w:r>
-        <w:t xml:space="preserve">cresce e a curvatura da IDF real exibe</w:t>
-      </w:r>
-      <w:r>
-        <w:t xml:space="preserve"> </w:t>
-      </w:r>
-      <w:r>
-        <w:t xml:space="preserve">“quebras”</w:t>
-      </w:r>
-      <w:r>
-        <w:t xml:space="preserve">). Em contraste com esquemas clássicos, a expressão explicita</w:t>
-      </w:r>
-      <w:r>
-        <w:t xml:space="preserve"> </w:t>
-      </w:r>
-      <m:oMath>
-        <m:r>
-          <m:t>μ</m:t>
-        </m:r>
-      </m:oMath>
-      <w:r>
-        <w:t xml:space="preserve"> </w:t>
-      </w:r>
-      <w:r>
-        <w:t xml:space="preserve">e</w:t>
-      </w:r>
-      <w:r>
-        <w:t xml:space="preserve"> </w:t>
-      </w:r>
-      <m:oMath>
-        <m:sSub>
-          <m:e>
-            <m:r>
-              <m:t>f</m:t>
-            </m:r>
-          </m:e>
-          <m:sub>
-            <m:r>
-              <m:t>w</m:t>
-            </m:r>
-          </m:sub>
-        </m:sSub>
-      </m:oMath>
-      <w:r>
-        <w:t xml:space="preserve"> </w:t>
-      </w:r>
-      <w:r>
-        <w:t xml:space="preserve">na IDF, conectando diretamente a forma da curva à climatologia local de intensidade média e frequência de chuva — o que a torna útil onde faltam séries sub-horárias e para cenários futuros se</w:t>
-      </w:r>
-      <w:r>
-        <w:t xml:space="preserve"> </w:t>
-      </w:r>
-      <m:oMath>
-        <m:r>
-          <m:t>μ</m:t>
-        </m:r>
-      </m:oMath>
-      <w:r>
-        <w:t xml:space="preserve"> </w:t>
-      </w:r>
-      <w:r>
-        <w:t xml:space="preserve">e</w:t>
-      </w:r>
-      <w:r>
-        <w:t xml:space="preserve"> </w:t>
-      </w:r>
-      <m:oMath>
-        <m:sSub>
-          <m:e>
-            <m:r>
-              <m:t>f</m:t>
-            </m:r>
-          </m:e>
-          <m:sub>
-            <m:r>
-              <m:t>w</m:t>
-            </m:r>
-          </m:sub>
-        </m:sSub>
-      </m:oMath>
-      <w:r>
-        <w:t xml:space="preserve"> </w:t>
-      </w:r>
-      <w:r>
-        <w:t xml:space="preserve">puderem ser projetados. #Mais Regionalização–&gt;</w:t>
       </w:r>
     </w:p>
     <w:p>
@@ -16732,7 +17089,7 @@
         </m:r>
       </m:oMath>
       <w:r>
-        <w:t xml:space="preserve">, o que explica a parcimônia de modelos IDF escaláveis. No plano probabilístico, a revisão discute por que GEV é preferível à Gumbel para caudas pesadas e compatível com a hipótese de escala comum do parâmetro de forma; revisita usos históricos de Gumbel e lognormal e alerta para vieses de cauda e inconsistências de escala. Na prática, cobre procedimentos de estimação (momentos/PWM, máxima verossimilhança, Bayes) e identificação de regimes com quebras entre faixas de duração operacionais (p.ex., 1–24 h).</w:t>
+        <w:t xml:space="preserve">, o que explica a parcimônia de modelos IDF escaláveis. No plano probabilístico, a revisão discute por que GEV é preferível à Gumbel para caudas pesadas e compatível com a hipótese de escala comum do parâmetro de forma; revisita usos históricos de Gumbel e lognormal e alerta para vieses de cauda e inconsistências de escala. Na prática, cobre procedimentos de estimação (momentos/PWM, máxima verossimilhança, Bayes) e identificação de regimes com quebras entre faixas de duração operacionais (p.ex., 1–24 h). Em contexto brasileiro, Rodrigues et al. (2023) discutiram uma relação regional de IDF baseada no princípio de invariância de escala e a aplicaram a postos monitorados da região metropolitana de Belo Horizonte. Os resultados mostraram que um único expoente regional de escala, obtido a partir da média das estimativas em postos de treinamento, foi suficientemente preciso (erro absoluto médio de 15%) para descrever o comportamento probabilístico de chuvas extremas em diversas durações subdiárias. Além disso, as estimativas de quantis derivadas do modelo apresentaram desempenho semelhante ao de métodos de regionalização mais complexos, indicando que o princípio de invariância de escala pode ser uma ferramenta parcimoniosa e eficaz para a análise de frequência de chuvas extremas em áreas com escassez de dados.</w:t>
       </w:r>
     </w:p>
     <w:p>
@@ -17117,7 +17474,7 @@
         <w:pStyle w:val="BodyText"/>
       </w:pPr>
       <w:r>
-        <w:t xml:space="preserve">Mais recentemente, Wang et al. (2024) aplicaram um modelo unificado de intensidades extremas no Reino Unido, integrando registros diários, fatores geográficos e regiões homogêneas de precipitação, utilizando a distribuição Gumbel (EV1). O estudo parte da hipótese de simple scaling nos máximos anuais e estima um expoente de escala</w:t>
+        <w:t xml:space="preserve">Mais recentemente, Wang et al. (2024) aplicaram um modelo unificado de intensidades extremas no Reino Unido, integrando registros diários, fatores geográficos e regiões homogêneas de precipitação, utilizando a distribuição Gumbel (EV1). O estudo parte da hipótese de escala simples nos máximos anuais e estima um expoente de escala</w:t>
       </w:r>
       <w:r>
         <w:t xml:space="preserve"> </w:t>
@@ -17551,7 +17908,7 @@
               <m:nor/>
               <m:sty m:val="p"/>
             </m:rPr>
-            <m:t>(simple scaling)</m:t>
+            <m:t>(escala simples)</m:t>
           </m:r>
         </m:oMath>
       </m:oMathPara>
@@ -17760,9 +18117,6 @@
       <w:r>
         <w:t xml:space="preserve">.</w:t>
       </w:r>
-      <w:r>
-        <w:t xml:space="preserve"> </w:t>
-      </w:r>
     </w:p>
     <w:p>
       <w:pPr>
@@ -17815,7 +18169,7 @@
         </m:r>
       </m:oMath>
       <w:r>
-        <w:t xml:space="preserve">, tipicamente &lt; 1 h). Sob simple scaling, impõe-se</w:t>
+        <w:t xml:space="preserve">, tipicamente &lt; 1 h). Sob escala simples, impõe-se</w:t>
       </w:r>
       <w:r>
         <w:t xml:space="preserve"> </w:t>
@@ -18565,7 +18919,7 @@
         <w:t xml:space="preserve"> </w:t>
       </w:r>
       <w:r>
-        <w:t xml:space="preserve">padronizado (média 0, desvio 1). Em multiple scaling, a variabilidade de segunda ordem é relaxada introduzindo</w:t>
+        <w:t xml:space="preserve">padronizado (média 0, desvio 1). Em escalonamento multiplo, a variabilidade de segunda ordem é relaxada introduzindo</w:t>
       </w:r>
       <w:r>
         <w:t xml:space="preserve"> </w:t>
@@ -19359,20 +19713,14 @@
         <w:t xml:space="preserve">. Em síntese, o trabalho estende a invariância de escala para uma curva de três parâmetros com duração ajustada, fornece um procedimento de calibração robusto e reduz a parametrização necessária para múltiplos períodos de retorno mantendo consistência estatística entre durações.</w:t>
       </w:r>
     </w:p>
+    <w:bookmarkEnd w:id="25"/>
+    <w:bookmarkStart w:id="26" w:name="técnicas-não-paramétricas-reamostragem"/>
     <w:p>
       <w:pPr>
-        <w:pStyle w:val="Compact"/>
-        <w:numPr>
-          <w:ilvl w:val="0"/>
-          <w:numId w:val="1002"/>
-        </w:numPr>
+        <w:pStyle w:val="Heading3"/>
       </w:pPr>
       <w:r>
-        <w:rPr>
-          <w:b/>
-          <w:bCs/>
-        </w:rPr>
-        <w:t xml:space="preserve">Técnicas Não Paramétricas / Reamostragem</w:t>
+        <w:t xml:space="preserve">1.4 Técnicas Não Paramétricas / Reamostragem</w:t>
       </w:r>
     </w:p>
     <w:p>
@@ -19392,7 +19740,18 @@
         <w:t xml:space="preserve"> </w:t>
       </w:r>
       <w:r>
-        <w:t xml:space="preserve">subdiários históricos (hietogramas normalizados). No MOF, para uma estação doadora sss, dia</w:t>
+        <w:t xml:space="preserve">subdiários históricos (hietogramas normalizados). No MOF, para uma estação doadora</w:t>
+      </w:r>
+      <w:r>
+        <w:t xml:space="preserve"> </w:t>
+      </w:r>
+      <m:oMath>
+        <m:r>
+          <m:t>s</m:t>
+        </m:r>
+      </m:oMath>
+      <w:r>
+        <w:t xml:space="preserve">, dia</w:t>
       </w:r>
       <w:r>
         <w:t xml:space="preserve"> </w:t>
@@ -19655,7 +20014,7 @@
         <w:pStyle w:val="BodyText"/>
       </w:pPr>
       <w:r>
-        <w:t xml:space="preserve">Sua variante KNN-MOF seleciona esses fragmentos por similaridade hidrológica (com base em atributos subdiários) e física/regional (via regressão logística em atributos fisiográficos), com tratamento explícito de dias úmidos consecutivos para dar continuidade temporal aos hietogramas. Na prática: (i) define-se, para</w:t>
+        <w:t xml:space="preserve">Sua variante o Método dos k-vizinhos mais próximos aplicado ao Método dos Fragmentos (KNN-MOF) seleciona esses fragmentos por similaridade hidrológica (com base em atributos subdiários) e física/regional (via regressão logística em atributos fisiográficos), com tratamento explícito de dias úmidos consecutivos para dar continuidade temporal aos hietogramas. Na prática: (i) define-se, para</w:t>
       </w:r>
       <w:r>
         <w:t xml:space="preserve"> </w:t>
@@ -19708,7 +20067,47 @@
         <w:t xml:space="preserve"> </w:t>
       </w:r>
       <w:r>
-        <w:t xml:space="preserve">min, um conjunto de atributos que caracteriza a forma intradiária — intensidade máxima relativa, fração de zeros e instante do pico; (ii) avalia-se a similaridade hidrológica entre pares de estações por um teste KS bivariado 2D2S ao nível de 5%; (iii) modela-se a probabilidade de duas estações serem similares ($u=1$) com regressão logística em diferenças de latitude, longitude, elevação e no produto lat×lon, gerando um ranking de vizinhos por estação e por estação do ano; e (iv) executa-se o reamostrador KNN com janela sazonal móvel (±15 dias) e lógica por estados (seco/úmido em $i-1$ e</w:t>
+        <w:t xml:space="preserve">min, um conjunto de atributos que caracteriza a forma intradiária — intensidade máxima relativa, fração de zeros e instante do pico; (ii) avalia-se a similaridade hidrológica entre pares de estações por um teste Kolmogorov–Smirnov bivariado 2D2S (em 2 dimensões, duas amostras) ao nível de 5%; (iii) modela-se a probabilidade de duas estações serem similares (</w:t>
+      </w:r>
+      <m:oMath>
+        <m:r>
+          <m:t>u</m:t>
+        </m:r>
+        <m:r>
+          <m:rPr>
+            <m:sty m:val="p"/>
+          </m:rPr>
+          <m:t>=</m:t>
+        </m:r>
+        <m:r>
+          <m:t>1</m:t>
+        </m:r>
+      </m:oMath>
+      <w:r>
+        <w:t xml:space="preserve">) com regressão logística em diferenças de latitude, longitude, elevação e no produto lat×lon, gerando um ranking de vizinhos por estação e por estação do ano; e (iv) executa-se o reamostrador KNN com janela sazonal móvel (±15 dias) e lógica por estados (seco/úmido em</w:t>
+      </w:r>
+      <w:r>
+        <w:t xml:space="preserve"> </w:t>
+      </w:r>
+      <m:oMath>
+        <m:r>
+          <m:t>i</m:t>
+        </m:r>
+        <m:r>
+          <m:rPr>
+            <m:sty m:val="p"/>
+          </m:rPr>
+          <m:t>−</m:t>
+        </m:r>
+        <m:r>
+          <m:t>1</m:t>
+        </m:r>
+      </m:oMath>
+      <w:r>
+        <w:t xml:space="preserve"> </w:t>
+      </w:r>
+      <w:r>
+        <w:t xml:space="preserve">e</w:t>
       </w:r>
       <w:r>
         <w:t xml:space="preserve"> </w:t>
@@ -19922,7 +20321,7 @@
         <w:pStyle w:val="FirstParagraph"/>
       </w:pPr>
       <w:r>
-        <w:t xml:space="preserve">o que privilegia eventos mais similares. Por construção, o método preserva exatamente o total diário e, ao condicionar pelos estados, melhora a coerência entre dias úmidos consecutivos. Com esse arcabouço, Aguilar &amp; Costa (2020) aplicaram o KNN-MOF em 40 estações nas bacias dos rios São Francisco e Doce, gerando séries de 60, 180 e 360 min; calibraram o número de doadoras SSS, o desvio absoluto máximo dos totais diários (adotando 10%) e mostraram que SSS ideal variou com a duração (p.ex., 15 para 60 min; 5 para 180/360 min). Em validação com 100 rodadas, os desvios médios das estatísticas-alvo (média, variância, assimetria e quantis dos máximos anuais de bloco) ficaram em torno de ±10%, com bandas de incerteza razoáveis para as durações menores. O estudo enfatiza explicitamente a similaridade regional para amostrar fragmentos de estações análogas e o tratamento de dias úmidos consecutivos, que melhora a continuidade dos hietogramas gerados. A principal limitação — comum a métodos de reamostragem — é a extrapolação de extremos raros, que tende a depender do repertório de fragmentos disponíveis</w:t>
+        <w:t xml:space="preserve">o que privilegia eventos mais similares. Por construção, o método preserva exatamente o total diário e, ao condicionar pelos estados, melhora a coerência entre dias úmidos consecutivos. Com esse arcabouço, Aguilar &amp; Costa (2020) aplicaram o KNN-MOF em 40 estações nas bacias dos rios São Francisco e Doce, gerando séries de 60, 180 e 360 min; calibraram o número de doadoras SSS, o desvio absoluto máximo dos totais diários (adotando 10%) e mostraram que SSS ideal variou com a duração (p.ex., 15 para 60 min; 5 para 180/360 min). Em validação com 100 rodadas, os desvios médios das estatísticas-alvo (média, variância, assimetria e quantis dos máximos anuais de bloco) ficaram em torno de ±10%, com bandas de incerteza razoáveis para as durações menores. O estudo enfatiza explicitamente a similaridade regional para amostrar fragmentos de estações análogas e o tratamento de dias úmidos consecutivos, que melhora a continuidade dos hietogramas gerados. A principal limitação — comum a métodos de reamostragem — é a extrapolação de extremos raros, que tende a depender do repertório de fragmentos disponíveis.</w:t>
       </w:r>
     </w:p>
     <w:p>
@@ -19930,7 +20329,17 @@
         <w:pStyle w:val="BodyText"/>
       </w:pPr>
       <w:r>
-        <w:t xml:space="preserve">Como complemento temporal, Papalexiou et al. (2018) propõem o DiPMaC (Disaggregation Preserving Marginals and Correlations). O DiPMaC propõe desagregar diretamente um processo na escala grossa</w:t>
+        <w:t xml:space="preserve">Como complemento temporal, Papalexiou et al. (2018) propõem o DiPMaC (</w:t>
+      </w:r>
+      <w:r>
+        <w:rPr>
+          <w:i/>
+          <w:iCs/>
+        </w:rPr>
+        <w:t xml:space="preserve">Disaggregation Preserving Marginals and Correlations</w:t>
+      </w:r>
+      <w:r>
+        <w:t xml:space="preserve">). O DiPMaC propõe desagregar diretamente um processo na escala grossa</w:t>
       </w:r>
       <w:r>
         <w:t xml:space="preserve"> </w:t>
@@ -21089,7 +21498,15 @@
         <w:t xml:space="preserve"> </w:t>
       </w:r>
       <w:r>
-        <w:t xml:space="preserve">é simulado por AR($p$) de ordem suficiente e mapeado para</w:t>
+        <w:t xml:space="preserve">é simulado por AR(</w:t>
+      </w:r>
+      <m:oMath>
+        <m:r>
+          <m:t>p</m:t>
+        </m:r>
+      </m:oMath>
+      <w:r>
+        <w:t xml:space="preserve">) de ordem suficiente e mapeado para</w:t>
       </w:r>
       <w:r>
         <w:t xml:space="preserve"> </w:t>
@@ -21128,7 +21545,7 @@
         <w:t xml:space="preserve"> </w:t>
       </w:r>
       <w:r>
-        <w:t xml:space="preserve">pela retrotransformação</w:t>
+        <w:t xml:space="preserve">pela retrotransformação.</w:t>
       </w:r>
     </w:p>
     <w:p>
@@ -22462,7 +22879,7 @@
         <w:pStyle w:val="Compact"/>
         <w:numPr>
           <w:ilvl w:val="0"/>
-          <w:numId w:val="1003"/>
+          <w:numId w:val="1002"/>
         </w:numPr>
       </w:pPr>
       <w:r>
@@ -22498,7 +22915,23 @@
         <w:pStyle w:val="BodyText"/>
       </w:pPr>
       <w:r>
-        <w:t xml:space="preserve">Para modelagem espacial de extremos com pooling parcial entre locais, considera-se</w:t>
+        <w:t xml:space="preserve">Para modelagem espacial de extremos com</w:t>
+      </w:r>
+      <w:r>
+        <w:t xml:space="preserve"> </w:t>
+      </w:r>
+      <w:r>
+        <w:rPr>
+          <w:i/>
+          <w:iCs/>
+        </w:rPr>
+        <w:t xml:space="preserve">pooling</w:t>
+      </w:r>
+      <w:r>
+        <w:t xml:space="preserve"> </w:t>
+      </w:r>
+      <w:r>
+        <w:t xml:space="preserve">parcial entre locais, considera-se</w:t>
       </w:r>
       <w:r>
         <w:t xml:space="preserve"> </w:t>
@@ -22755,7 +23188,23 @@
         <w:t xml:space="preserve"> </w:t>
       </w:r>
       <w:r>
-        <w:t xml:space="preserve">é um termo espacial latente que promove pooling entre locais.</w:t>
+        <w:t xml:space="preserve">é um termo espacial latente que promove</w:t>
+      </w:r>
+      <w:r>
+        <w:t xml:space="preserve"> </w:t>
+      </w:r>
+      <w:r>
+        <w:rPr>
+          <w:i/>
+          <w:iCs/>
+        </w:rPr>
+        <w:t xml:space="preserve">pooling</w:t>
+      </w:r>
+      <w:r>
+        <w:t xml:space="preserve"> </w:t>
+      </w:r>
+      <w:r>
+        <w:t xml:space="preserve">entre locais.</w:t>
       </w:r>
     </w:p>
     <w:p>
@@ -27016,9 +27465,6 @@
       <w:r>
         <w:t xml:space="preserve">que torna as observações condicionalmente independentes, viabilizando MCMC exato.</w:t>
       </w:r>
-      <w:r>
-        <w:t xml:space="preserve"> </w:t>
-      </w:r>
     </w:p>
     <w:p>
       <w:pPr>
@@ -28323,7 +28769,20 @@
         <w:t xml:space="preserve"> </w:t>
       </w:r>
       <w:r>
-        <w:t xml:space="preserve">é o período de retorno. A inferência é Bayesiana (MCMC) com seleção de mudanças via False Discovery Rate Bayesiano, e o ajuste é avaliado contra IDFs observadas (ECCC) e grades observacionais (CMORPH/MSWEP). O modelo mostrou boa confiabilidade para ≥10–15 min e permite extrapolar de 1 h a sub-horas com cautela. Encontram aumentos significativos e extensos na localização (&gt;99% dos pontos), escala (&gt;88%) e no expoente de escala (&gt;39%), resultando em IDFs mais altas e, em geral, mais íngremes (maiores ganhos em durações curtas; exceções relativas no leste dos EUA).</w:t>
+        <w:t xml:space="preserve">é o período de retorno. A inferência é Bayesiana (MCMC) com seleção de mudanças via</w:t>
+      </w:r>
+      <w:r>
+        <w:t xml:space="preserve"> </w:t>
+      </w:r>
+      <w:r>
+        <w:rPr>
+          <w:i/>
+          <w:iCs/>
+        </w:rPr>
+        <w:t xml:space="preserve">False Discovery Rate Bayesiano</w:t>
+      </w:r>
+      <w:r>
+        <w:t xml:space="preserve">, e o ajuste é avaliado contra IDFs observadas (ECCC) e grades observacionais (CMORPH/MSWEP). O modelo mostrou boa confiabilidade para ≥10–15 min e permite extrapolar de 1 h a sub-horas com cautela. Encontram aumentos significativos e extensos na localização (&gt;99% dos pontos), escala (&gt;88%) e no expoente de escala (&gt;39%), resultando em IDFs mais altas e, em geral, mais íngremes (maiores ganhos em durações curtas; exceções relativas no leste dos EUA).</w:t>
       </w:r>
     </w:p>
     <w:p>
@@ -28469,19 +28928,52 @@
         <w:t xml:space="preserve"> </w:t>
       </w:r>
       <w:r>
-        <w:t xml:space="preserve">entre durações para obter os parametros; (ii) esses cinco parâmetros são espacializados (p.ex., thin-plate splines), gerando superfícies contínuas que permitem prever os parâmetros GEV em locais sem dados subdiários; (iii) usando as marginais, todas as séries (e durações) são transformadas para Fréchet padrão, o que coloca as durações numa base comum e facilita comparar/extender informação entre janelas; (iv) ajusta-se então um processo max-estável Brown–Resnick à dependência espacial/entre-durações, com um</w:t>
-      </w:r>
-      <w:r>
-        <w:t xml:space="preserve"> </w:t>
-      </w:r>
-      <w:r>
-        <w:t xml:space="preserve">“nugget de duração”</w:t>
-      </w:r>
-      <w:r>
-        <w:t xml:space="preserve"> </w:t>
-      </w:r>
-      <w:r>
-        <w:t xml:space="preserve">que enfraquece, de forma realista, a ligação entre extremos de janelas muito diferentes (p.ex., 24 h vs 1 h); (v) por fim, calculam-se probabilidades condicionais e níveis de retorno condicionais: dado um extremo observado ou projetado numa duração (ou bacia) mais bem monitorada, obtêm-se mapas e quantis compatíveis para outras durações e postos com pouca ou nenhuma observação de alta frequência.</w:t>
+        <w:t xml:space="preserve">entre durações para obter os parametros; (ii) esses cinco parâmetros são espacializados (p.ex.,</w:t>
+      </w:r>
+      <w:r>
+        <w:t xml:space="preserve"> </w:t>
+      </w:r>
+      <w:r>
+        <w:rPr>
+          <w:i/>
+          <w:iCs/>
+        </w:rPr>
+        <w:t xml:space="preserve">thin-plate splines</w:t>
+      </w:r>
+      <w:r>
+        <w:t xml:space="preserve">), gerando superfícies contínuas que permitem prever os parâmetros GEV em locais sem dados subdiários; (iii) usando as marginais, todas as séries (e durações) são transformadas para Fréchet padrão, o que coloca as durações numa base comum e facilita comparar/extender informação entre janelas; (iv) ajusta-se então um processo max-estável</w:t>
+      </w:r>
+      <w:r>
+        <w:t xml:space="preserve"> </w:t>
+      </w:r>
+      <w:r>
+        <w:rPr>
+          <w:i/>
+          <w:iCs/>
+        </w:rPr>
+        <w:t xml:space="preserve">Brown–Resnick</w:t>
+      </w:r>
+      <w:r>
+        <w:t xml:space="preserve"> </w:t>
+      </w:r>
+      <w:r>
+        <w:t xml:space="preserve">à dependência espacial/entre-durações, com um</w:t>
+      </w:r>
+      <w:r>
+        <w:t xml:space="preserve"> </w:t>
+      </w:r>
+      <w:r>
+        <w:rPr>
+          <w:i/>
+          <w:iCs/>
+        </w:rPr>
+        <w:t xml:space="preserve">nugget</w:t>
+      </w:r>
+      <w:r>
+        <w:t xml:space="preserve"> </w:t>
+      </w:r>
+      <w:r>
+        <w:t xml:space="preserve">de duração que enfraquece, de forma realista, a ligação entre extremos de janelas muito diferentes (p.ex., 24 h vs 1 h); (v) por fim, calculam-se probabilidades condicionais e níveis de retorno condicionais: dado um extremo observado ou projetado numa duração (ou bacia) mais bem monitorada, obtêm-se mapas e quantis compatíveis para outras durações e postos com pouca ou nenhuma observação de alta frequência.</w:t>
       </w:r>
     </w:p>
     <w:p>
@@ -28492,9 +28984,9 @@
         <w:t xml:space="preserve">Na China, Gu et al. (2022) apresentam uma síntese abrangente de métodos e aplicações (AM, POT, PMP, não-estacionariedade, IDFs, incerteza e variabilidade espacial), útil como guia metodológico por região/clima.</w:t>
       </w:r>
     </w:p>
-    <w:bookmarkEnd w:id="25"/>
     <w:bookmarkEnd w:id="26"/>
-    <w:bookmarkStart w:id="125" w:name="noção-de-invariância-de-escala"/>
+    <w:bookmarkEnd w:id="27"/>
+    <w:bookmarkStart w:id="28" w:name="noção-de-invariância-de-escala"/>
     <w:p>
       <w:pPr>
         <w:pStyle w:val="Heading2"/>
@@ -28680,2509 +29172,7 @@
         <w:t xml:space="preserve">.</w:t>
       </w:r>
     </w:p>
-    <w:bookmarkStart w:id="124" w:name="refs"/>
-    <w:bookmarkStart w:id="28" w:name="ref-Abreu.2022"/>
-    <w:p>
-      <w:pPr>
-        <w:pStyle w:val="Bibliography"/>
-      </w:pPr>
-      <w:r>
-        <w:t xml:space="preserve">Abreu, Marcel Carvalho, Roberto Avelino Cecílio, Fernando Falco Pruski, Laura Thebit de Almeida, Gérson Rodrigues dos Santos, Sidney Sara Zanetti, Silvio Bueno Pereira, and Demetrius David da Silva. 2022.</w:t>
-      </w:r>
-      <w:r>
-        <w:t xml:space="preserve"> </w:t>
-      </w:r>
-      <w:r>
-        <w:t xml:space="preserve">“</w:t>
-      </w:r>
-      <w:r>
-        <w:t xml:space="preserve">Daily Rainfall Disaggregation to Estimate the Intensity-Duration-Frequency Relationship in Minas Gerais State, Brazil</w:t>
-      </w:r>
-      <w:r>
-        <w:t xml:space="preserve">.”</w:t>
-      </w:r>
-      <w:r>
-        <w:t xml:space="preserve"> </w:t>
-      </w:r>
-      <w:r>
-        <w:rPr>
-          <w:i/>
-          <w:iCs/>
-        </w:rPr>
-        <w:t xml:space="preserve">Brazilian Archives of Biology and Technology</w:t>
-      </w:r>
-      <w:r>
-        <w:t xml:space="preserve"> </w:t>
-      </w:r>
-      <w:r>
-        <w:t xml:space="preserve">65: e20210694.</w:t>
-      </w:r>
-      <w:r>
-        <w:t xml:space="preserve"> </w:t>
-      </w:r>
-      <w:hyperlink r:id="rId27">
-        <w:r>
-          <w:rPr>
-            <w:rStyle w:val="Hyperlink"/>
-          </w:rPr>
-          <w:t xml:space="preserve">https://doi.org/10.1590/1678-4324-2022210694</w:t>
-        </w:r>
-      </w:hyperlink>
-      <w:r>
-        <w:t xml:space="preserve">.</w:t>
-      </w:r>
-    </w:p>
     <w:bookmarkEnd w:id="28"/>
-    <w:bookmarkStart w:id="30" w:name="ref-Aguilar.2020"/>
-    <w:p>
-      <w:pPr>
-        <w:pStyle w:val="Bibliography"/>
-      </w:pPr>
-      <w:r>
-        <w:t xml:space="preserve">Aguilar, Milena Guerra de, and Veber Afonso Figueiredo Costa. 2020.</w:t>
-      </w:r>
-      <w:r>
-        <w:t xml:space="preserve"> </w:t>
-      </w:r>
-      <w:r>
-        <w:t xml:space="preserve">“</w:t>
-      </w:r>
-      <w:r>
-        <w:t xml:space="preserve">A regional similarity-based approach for sub-daily rainfall nonparametric generation</w:t>
-      </w:r>
-      <w:r>
-        <w:t xml:space="preserve">.”</w:t>
-      </w:r>
-      <w:r>
-        <w:t xml:space="preserve"> </w:t>
-      </w:r>
-      <w:r>
-        <w:rPr>
-          <w:i/>
-          <w:iCs/>
-        </w:rPr>
-        <w:t xml:space="preserve">RBRH</w:t>
-      </w:r>
-      <w:r>
-        <w:t xml:space="preserve"> </w:t>
-      </w:r>
-      <w:r>
-        <w:t xml:space="preserve">25: e5.</w:t>
-      </w:r>
-      <w:r>
-        <w:t xml:space="preserve"> </w:t>
-      </w:r>
-      <w:hyperlink r:id="rId29">
-        <w:r>
-          <w:rPr>
-            <w:rStyle w:val="Hyperlink"/>
-          </w:rPr>
-          <w:t xml:space="preserve">https://doi.org/10.1590/2318-0331.252020190054</w:t>
-        </w:r>
-      </w:hyperlink>
-      <w:r>
-        <w:t xml:space="preserve">.</w:t>
-      </w:r>
-    </w:p>
-    <w:bookmarkEnd w:id="30"/>
-    <w:bookmarkStart w:id="32" w:name="ref-Baldassarre.2006"/>
-    <w:p>
-      <w:pPr>
-        <w:pStyle w:val="Bibliography"/>
-      </w:pPr>
-      <w:r>
-        <w:t xml:space="preserve">Baldassarre, G. Di, A. Brath, and A. Montanari. 2006.</w:t>
-      </w:r>
-      <w:r>
-        <w:t xml:space="preserve"> </w:t>
-      </w:r>
-      <w:r>
-        <w:t xml:space="preserve">“</w:t>
-      </w:r>
-      <w:r>
-        <w:t xml:space="preserve">Reliability of different depth‐duration‐frequency equations for estimating short‐duration design storms</w:t>
-      </w:r>
-      <w:r>
-        <w:t xml:space="preserve">.”</w:t>
-      </w:r>
-      <w:r>
-        <w:t xml:space="preserve"> </w:t>
-      </w:r>
-      <w:r>
-        <w:rPr>
-          <w:i/>
-          <w:iCs/>
-        </w:rPr>
-        <w:t xml:space="preserve">Water Resources Research</w:t>
-      </w:r>
-      <w:r>
-        <w:t xml:space="preserve"> </w:t>
-      </w:r>
-      <w:r>
-        <w:t xml:space="preserve">42 (12).</w:t>
-      </w:r>
-      <w:r>
-        <w:t xml:space="preserve"> </w:t>
-      </w:r>
-      <w:hyperlink r:id="rId31">
-        <w:r>
-          <w:rPr>
-            <w:rStyle w:val="Hyperlink"/>
-          </w:rPr>
-          <w:t xml:space="preserve">https://doi.org/10.1029/2006wr004911</w:t>
-        </w:r>
-      </w:hyperlink>
-      <w:r>
-        <w:t xml:space="preserve">.</w:t>
-      </w:r>
-    </w:p>
-    <w:bookmarkEnd w:id="32"/>
-    <w:bookmarkStart w:id="34" w:name="ref-Barbosa.2023gyg"/>
-    <w:p>
-      <w:pPr>
-        <w:pStyle w:val="Bibliography"/>
-      </w:pPr>
-      <w:r>
-        <w:t xml:space="preserve">Barbosa, Alan de Gois, and Veber A. F. Costa. 2023b.</w:t>
-      </w:r>
-      <w:r>
-        <w:t xml:space="preserve"> </w:t>
-      </w:r>
-      <w:r>
-        <w:t xml:space="preserve">“</w:t>
-      </w:r>
-      <w:r>
-        <w:t xml:space="preserve">A review on the scaling properties in maximum rainfall marginal distributions: theoretical background, probabilistic modeling, and recent developments</w:t>
-      </w:r>
-      <w:r>
-        <w:t xml:space="preserve">.”</w:t>
-      </w:r>
-      <w:r>
-        <w:t xml:space="preserve"> </w:t>
-      </w:r>
-      <w:r>
-        <w:rPr>
-          <w:i/>
-          <w:iCs/>
-        </w:rPr>
-        <w:t xml:space="preserve">Stochastic Environmental Research and Risk Assessment</w:t>
-      </w:r>
-      <w:r>
-        <w:t xml:space="preserve"> </w:t>
-      </w:r>
-      <w:r>
-        <w:t xml:space="preserve">37 (12): 4541–53.</w:t>
-      </w:r>
-      <w:r>
-        <w:t xml:space="preserve"> </w:t>
-      </w:r>
-      <w:hyperlink r:id="rId33">
-        <w:r>
-          <w:rPr>
-            <w:rStyle w:val="Hyperlink"/>
-          </w:rPr>
-          <w:t xml:space="preserve">https://doi.org/10.1007/s00477-023-02546-6</w:t>
-        </w:r>
-      </w:hyperlink>
-      <w:r>
-        <w:t xml:space="preserve">.</w:t>
-      </w:r>
-    </w:p>
-    <w:bookmarkEnd w:id="34"/>
-    <w:bookmarkStart w:id="35" w:name="ref-Barbosa.2023"/>
-    <w:p>
-      <w:pPr>
-        <w:pStyle w:val="Bibliography"/>
-      </w:pPr>
-      <w:r>
-        <w:t xml:space="preserve">———. 2023a.</w:t>
-      </w:r>
-      <w:r>
-        <w:t xml:space="preserve"> </w:t>
-      </w:r>
-      <w:r>
-        <w:t xml:space="preserve">“</w:t>
-      </w:r>
-      <w:r>
-        <w:t xml:space="preserve">A review on the scaling properties in maximum rainfall marginal distributions: theoretical background, probabilistic modeling, and recent developments</w:t>
-      </w:r>
-      <w:r>
-        <w:t xml:space="preserve">.”</w:t>
-      </w:r>
-      <w:r>
-        <w:t xml:space="preserve"> </w:t>
-      </w:r>
-      <w:r>
-        <w:rPr>
-          <w:i/>
-          <w:iCs/>
-        </w:rPr>
-        <w:t xml:space="preserve">Stochastic Environmental Research and Risk Assessment</w:t>
-      </w:r>
-      <w:r>
-        <w:t xml:space="preserve"> </w:t>
-      </w:r>
-      <w:r>
-        <w:t xml:space="preserve">37 (12): 4541–53.</w:t>
-      </w:r>
-      <w:r>
-        <w:t xml:space="preserve"> </w:t>
-      </w:r>
-      <w:hyperlink r:id="rId33">
-        <w:r>
-          <w:rPr>
-            <w:rStyle w:val="Hyperlink"/>
-          </w:rPr>
-          <w:t xml:space="preserve">https://doi.org/10.1007/s00477-023-02546-6</w:t>
-        </w:r>
-      </w:hyperlink>
-      <w:r>
-        <w:t xml:space="preserve">.</w:t>
-      </w:r>
-    </w:p>
-    <w:bookmarkEnd w:id="35"/>
-    <w:bookmarkStart w:id="37" w:name="ref-Basso.2016"/>
-    <w:p>
-      <w:pPr>
-        <w:pStyle w:val="Bibliography"/>
-      </w:pPr>
-      <w:r>
-        <w:t xml:space="preserve">Basso, Raviel Eurico, Daniel Gustavo Allasia, Rutinéia Tassi, and Karine Pickbrenner. 2016.</w:t>
-      </w:r>
-      <w:r>
-        <w:t xml:space="preserve"> </w:t>
-      </w:r>
-      <w:r>
-        <w:t xml:space="preserve">“</w:t>
-      </w:r>
-      <w:r>
-        <w:t xml:space="preserve">Review of the high intensity rainfall zones of Brazil</w:t>
-      </w:r>
-      <w:r>
-        <w:t xml:space="preserve">.”</w:t>
-      </w:r>
-      <w:r>
-        <w:t xml:space="preserve"> </w:t>
-      </w:r>
-      <w:r>
-        <w:rPr>
-          <w:i/>
-          <w:iCs/>
-        </w:rPr>
-        <w:t xml:space="preserve">Engenharia Sanitaria e Ambiental</w:t>
-      </w:r>
-      <w:r>
-        <w:t xml:space="preserve"> </w:t>
-      </w:r>
-      <w:r>
-        <w:t xml:space="preserve">21 (04): 635–41.</w:t>
-      </w:r>
-      <w:r>
-        <w:t xml:space="preserve"> </w:t>
-      </w:r>
-      <w:hyperlink r:id="rId36">
-        <w:r>
-          <w:rPr>
-            <w:rStyle w:val="Hyperlink"/>
-          </w:rPr>
-          <w:t xml:space="preserve">https://doi.org/10.1590/s1413-41522016133691</w:t>
-        </w:r>
-      </w:hyperlink>
-      <w:r>
-        <w:t xml:space="preserve">.</w:t>
-      </w:r>
-    </w:p>
-    <w:bookmarkEnd w:id="37"/>
-    <w:bookmarkStart w:id="39" w:name="ref-Benestad.2021"/>
-    <w:p>
-      <w:pPr>
-        <w:pStyle w:val="Bibliography"/>
-      </w:pPr>
-      <w:r>
-        <w:t xml:space="preserve">Benestad, Rasmus E, Julia Lutz, Anita Verpe Dyrrdal, Jan Erik Haugen, Kajsa M Parding, and Andreas Dobler. 2021.</w:t>
-      </w:r>
-      <w:r>
-        <w:t xml:space="preserve"> </w:t>
-      </w:r>
-      <w:r>
-        <w:t xml:space="preserve">“</w:t>
-      </w:r>
-      <w:r>
-        <w:t xml:space="preserve">Testing a simple formula for calculating approximate intensity-duration-frequency curves</w:t>
-      </w:r>
-      <w:r>
-        <w:t xml:space="preserve">.”</w:t>
-      </w:r>
-      <w:r>
-        <w:t xml:space="preserve"> </w:t>
-      </w:r>
-      <w:r>
-        <w:rPr>
-          <w:i/>
-          <w:iCs/>
-        </w:rPr>
-        <w:t xml:space="preserve">Environmental Research Letters</w:t>
-      </w:r>
-      <w:r>
-        <w:t xml:space="preserve"> </w:t>
-      </w:r>
-      <w:r>
-        <w:t xml:space="preserve">16 (4): 044009.</w:t>
-      </w:r>
-      <w:r>
-        <w:t xml:space="preserve"> </w:t>
-      </w:r>
-      <w:hyperlink r:id="rId38">
-        <w:r>
-          <w:rPr>
-            <w:rStyle w:val="Hyperlink"/>
-          </w:rPr>
-          <w:t xml:space="preserve">https://doi.org/10.1088/1748-9326/abd4ab</w:t>
-        </w:r>
-      </w:hyperlink>
-      <w:r>
-        <w:t xml:space="preserve">.</w:t>
-      </w:r>
-    </w:p>
-    <w:bookmarkEnd w:id="39"/>
-    <w:bookmarkStart w:id="41" w:name="ref-Blancheti5"/>
-    <w:p>
-      <w:pPr>
-        <w:pStyle w:val="Bibliography"/>
-      </w:pPr>
-      <w:r>
-        <w:t xml:space="preserve">Blanchet, J., D. Ceresetti, G. Molinié, and J.-D. Creutin. 2016.</w:t>
-      </w:r>
-      <w:r>
-        <w:t xml:space="preserve"> </w:t>
-      </w:r>
-      <w:r>
-        <w:t xml:space="preserve">“</w:t>
-      </w:r>
-      <w:r>
-        <w:t xml:space="preserve">A regional GEV scale-invariant framework for Intensity–Duration–Frequency analysis</w:t>
-      </w:r>
-      <w:r>
-        <w:t xml:space="preserve">.”</w:t>
-      </w:r>
-      <w:r>
-        <w:t xml:space="preserve"> </w:t>
-      </w:r>
-      <w:r>
-        <w:rPr>
-          <w:i/>
-          <w:iCs/>
-        </w:rPr>
-        <w:t xml:space="preserve">Journal of Hydrology</w:t>
-      </w:r>
-      <w:r>
-        <w:t xml:space="preserve"> </w:t>
-      </w:r>
-      <w:r>
-        <w:t xml:space="preserve">540: 82–95.</w:t>
-      </w:r>
-      <w:r>
-        <w:t xml:space="preserve"> </w:t>
-      </w:r>
-      <w:hyperlink r:id="rId40">
-        <w:r>
-          <w:rPr>
-            <w:rStyle w:val="Hyperlink"/>
-          </w:rPr>
-          <w:t xml:space="preserve">https://doi.org/10.1016/j.jhydrol.2016.06.007</w:t>
-        </w:r>
-      </w:hyperlink>
-      <w:r>
-        <w:t xml:space="preserve">.</w:t>
-      </w:r>
-    </w:p>
-    <w:bookmarkEnd w:id="41"/>
-    <w:bookmarkStart w:id="43" w:name="ref-Bonaccorso.2020"/>
-    <w:p>
-      <w:pPr>
-        <w:pStyle w:val="Bibliography"/>
-      </w:pPr>
-      <w:r>
-        <w:t xml:space="preserve">Bonaccorso, Brunella, Giuseppina Brigandì, and Giuseppe T. Aronica. 2020.</w:t>
-      </w:r>
-      <w:r>
-        <w:t xml:space="preserve"> </w:t>
-      </w:r>
-      <w:r>
-        <w:t xml:space="preserve">“</w:t>
-      </w:r>
-      <w:r>
-        <w:t xml:space="preserve">Regional sub-hourly extreme rainfall estimates in Sicily under a scale invariance framework</w:t>
-      </w:r>
-      <w:r>
-        <w:t xml:space="preserve">.”</w:t>
-      </w:r>
-      <w:r>
-        <w:t xml:space="preserve"> </w:t>
-      </w:r>
-      <w:r>
-        <w:rPr>
-          <w:i/>
-          <w:iCs/>
-        </w:rPr>
-        <w:t xml:space="preserve">Water Resources Management</w:t>
-      </w:r>
-      <w:r>
-        <w:t xml:space="preserve"> </w:t>
-      </w:r>
-      <w:r>
-        <w:t xml:space="preserve">34 (14): 4363–80.</w:t>
-      </w:r>
-      <w:r>
-        <w:t xml:space="preserve"> </w:t>
-      </w:r>
-      <w:hyperlink r:id="rId42">
-        <w:r>
-          <w:rPr>
-            <w:rStyle w:val="Hyperlink"/>
-          </w:rPr>
-          <w:t xml:space="preserve">https://doi.org/10.1007/s11269-020-02667-5</w:t>
-        </w:r>
-      </w:hyperlink>
-      <w:r>
-        <w:t xml:space="preserve">.</w:t>
-      </w:r>
-    </w:p>
-    <w:bookmarkEnd w:id="43"/>
-    <w:bookmarkStart w:id="45" w:name="ref-Borga.2005"/>
-    <w:p>
-      <w:pPr>
-        <w:pStyle w:val="Bibliography"/>
-      </w:pPr>
-      <w:r>
-        <w:t xml:space="preserve">Borga, Marco, Claudia Vezzani, and Giancarlo Dalla Fontana. 2005.</w:t>
-      </w:r>
-      <w:r>
-        <w:t xml:space="preserve"> </w:t>
-      </w:r>
-      <w:r>
-        <w:t xml:space="preserve">“</w:t>
-      </w:r>
-      <w:r>
-        <w:t xml:space="preserve">Regional Rainfall Depth–Duration–Frequency Equations for an Alpine Region</w:t>
-      </w:r>
-      <w:r>
-        <w:t xml:space="preserve">.”</w:t>
-      </w:r>
-      <w:r>
-        <w:t xml:space="preserve"> </w:t>
-      </w:r>
-      <w:r>
-        <w:rPr>
-          <w:i/>
-          <w:iCs/>
-        </w:rPr>
-        <w:t xml:space="preserve">Natural Hazards</w:t>
-      </w:r>
-      <w:r>
-        <w:t xml:space="preserve"> </w:t>
-      </w:r>
-      <w:r>
-        <w:t xml:space="preserve">36 (1-2): 221–35.</w:t>
-      </w:r>
-      <w:r>
-        <w:t xml:space="preserve"> </w:t>
-      </w:r>
-      <w:hyperlink r:id="rId44">
-        <w:r>
-          <w:rPr>
-            <w:rStyle w:val="Hyperlink"/>
-          </w:rPr>
-          <w:t xml:space="preserve">https://doi.org/10.1007/s11069-004-4550-y</w:t>
-        </w:r>
-      </w:hyperlink>
-      <w:r>
-        <w:t xml:space="preserve">.</w:t>
-      </w:r>
-    </w:p>
-    <w:bookmarkEnd w:id="45"/>
-    <w:bookmarkStart w:id="47" w:name="ref-Burlando.1996"/>
-    <w:p>
-      <w:pPr>
-        <w:pStyle w:val="Bibliography"/>
-      </w:pPr>
-      <w:r>
-        <w:t xml:space="preserve">Burlando, Paolo, and Renzo Rosso. 1996.</w:t>
-      </w:r>
-      <w:r>
-        <w:t xml:space="preserve"> </w:t>
-      </w:r>
-      <w:r>
-        <w:t xml:space="preserve">“</w:t>
-      </w:r>
-      <w:r>
-        <w:t xml:space="preserve">Scaling and muitiscaling models of depth-duration-frequency curves for storm precipitation</w:t>
-      </w:r>
-      <w:r>
-        <w:t xml:space="preserve">.”</w:t>
-      </w:r>
-      <w:r>
-        <w:t xml:space="preserve"> </w:t>
-      </w:r>
-      <w:r>
-        <w:rPr>
-          <w:i/>
-          <w:iCs/>
-        </w:rPr>
-        <w:t xml:space="preserve">Journal of Hydrology</w:t>
-      </w:r>
-      <w:r>
-        <w:t xml:space="preserve"> </w:t>
-      </w:r>
-      <w:r>
-        <w:t xml:space="preserve">187 (1-2): 45–64.</w:t>
-      </w:r>
-      <w:r>
-        <w:t xml:space="preserve"> </w:t>
-      </w:r>
-      <w:hyperlink r:id="rId46">
-        <w:r>
-          <w:rPr>
-            <w:rStyle w:val="Hyperlink"/>
-          </w:rPr>
-          <w:t xml:space="preserve">https://doi.org/10.1016/s0022-1694(96)03086-7</w:t>
-        </w:r>
-      </w:hyperlink>
-      <w:r>
-        <w:t xml:space="preserve">.</w:t>
-      </w:r>
-    </w:p>
-    <w:bookmarkEnd w:id="47"/>
-    <w:bookmarkStart w:id="49" w:name="ref-Cannon.2018"/>
-    <w:p>
-      <w:pPr>
-        <w:pStyle w:val="Bibliography"/>
-      </w:pPr>
-      <w:r>
-        <w:t xml:space="preserve">Cannon, Alex J, and Silvia Innocenti. 2018.</w:t>
-      </w:r>
-      <w:r>
-        <w:t xml:space="preserve"> </w:t>
-      </w:r>
-      <w:r>
-        <w:t xml:space="preserve">“</w:t>
-      </w:r>
-      <w:r>
-        <w:t xml:space="preserve">Projected intensification of sub-daily and daily rainfall extremes in convection-permitting climate model simulations over North America: Implications for future Intensity–Duration–Frequency curves</w:t>
-      </w:r>
-      <w:r>
-        <w:t xml:space="preserve">.”</w:t>
-      </w:r>
-      <w:r>
-        <w:t xml:space="preserve"> </w:t>
-      </w:r>
-      <w:hyperlink r:id="rId48">
-        <w:r>
-          <w:rPr>
-            <w:rStyle w:val="Hyperlink"/>
-          </w:rPr>
-          <w:t xml:space="preserve">https://doi.org/10.5194/nhess-2018-290</w:t>
-        </w:r>
-      </w:hyperlink>
-      <w:r>
-        <w:t xml:space="preserve">.</w:t>
-      </w:r>
-    </w:p>
-    <w:bookmarkEnd w:id="49"/>
-    <w:bookmarkStart w:id="51" w:name="ref-Cooley.2010"/>
-    <w:p>
-      <w:pPr>
-        <w:pStyle w:val="Bibliography"/>
-      </w:pPr>
-      <w:r>
-        <w:t xml:space="preserve">Cooley, Daniel, and Stephan R. Sain. 2010.</w:t>
-      </w:r>
-      <w:r>
-        <w:t xml:space="preserve"> </w:t>
-      </w:r>
-      <w:r>
-        <w:t xml:space="preserve">“</w:t>
-      </w:r>
-      <w:r>
-        <w:t xml:space="preserve">Spatial Hierarchical Modeling of Precipitation Extremes From a Regional Climate Model</w:t>
-      </w:r>
-      <w:r>
-        <w:t xml:space="preserve">.”</w:t>
-      </w:r>
-      <w:r>
-        <w:t xml:space="preserve"> </w:t>
-      </w:r>
-      <w:r>
-        <w:rPr>
-          <w:i/>
-          <w:iCs/>
-        </w:rPr>
-        <w:t xml:space="preserve">Journal of Agricultural, Biological, and Environmental Statistics</w:t>
-      </w:r>
-      <w:r>
-        <w:t xml:space="preserve"> </w:t>
-      </w:r>
-      <w:r>
-        <w:t xml:space="preserve">15 (3): 381–402.</w:t>
-      </w:r>
-      <w:r>
-        <w:t xml:space="preserve"> </w:t>
-      </w:r>
-      <w:hyperlink r:id="rId50">
-        <w:r>
-          <w:rPr>
-            <w:rStyle w:val="Hyperlink"/>
-          </w:rPr>
-          <w:t xml:space="preserve">https://doi.org/10.1007/s13253-010-0023-9</w:t>
-        </w:r>
-      </w:hyperlink>
-      <w:r>
-        <w:t xml:space="preserve">.</w:t>
-      </w:r>
-    </w:p>
-    <w:bookmarkEnd w:id="51"/>
-    <w:bookmarkStart w:id="53" w:name="ref-Courty.2019"/>
-    <w:p>
-      <w:pPr>
-        <w:pStyle w:val="Bibliography"/>
-      </w:pPr>
-      <w:r>
-        <w:t xml:space="preserve">Courty, Laurent G, Robert L Wilby, John K Hillier, and Louise J Slater. 2019.</w:t>
-      </w:r>
-      <w:r>
-        <w:t xml:space="preserve"> </w:t>
-      </w:r>
-      <w:r>
-        <w:t xml:space="preserve">“</w:t>
-      </w:r>
-      <w:r>
-        <w:t xml:space="preserve">Intensity-duration-frequency curves at the global scale</w:t>
-      </w:r>
-      <w:r>
-        <w:t xml:space="preserve">.”</w:t>
-      </w:r>
-      <w:r>
-        <w:t xml:space="preserve"> </w:t>
-      </w:r>
-      <w:r>
-        <w:rPr>
-          <w:i/>
-          <w:iCs/>
-        </w:rPr>
-        <w:t xml:space="preserve">Environmental Research Letters</w:t>
-      </w:r>
-      <w:r>
-        <w:t xml:space="preserve"> </w:t>
-      </w:r>
-      <w:r>
-        <w:t xml:space="preserve">14 (8): 084045.</w:t>
-      </w:r>
-      <w:r>
-        <w:t xml:space="preserve"> </w:t>
-      </w:r>
-      <w:hyperlink r:id="rId52">
-        <w:r>
-          <w:rPr>
-            <w:rStyle w:val="Hyperlink"/>
-          </w:rPr>
-          <w:t xml:space="preserve">https://doi.org/10.1088/1748-9326/ab370a</w:t>
-        </w:r>
-      </w:hyperlink>
-      <w:r>
-        <w:t xml:space="preserve">.</w:t>
-      </w:r>
-    </w:p>
-    <w:bookmarkEnd w:id="53"/>
-    <w:bookmarkStart w:id="55" w:name="ref-Creaco.2024"/>
-    <w:p>
-      <w:pPr>
-        <w:pStyle w:val="Bibliography"/>
-      </w:pPr>
-      <w:r>
-        <w:t xml:space="preserve">Creaco, Enrico. 2024.</w:t>
-      </w:r>
-      <w:r>
-        <w:t xml:space="preserve"> </w:t>
-      </w:r>
-      <w:r>
-        <w:t xml:space="preserve">“</w:t>
-      </w:r>
-      <w:r>
-        <w:t xml:space="preserve">Scaling models of intensity–duration–frequency (IDF) curves based on adjusted design event durations</w:t>
-      </w:r>
-      <w:r>
-        <w:t xml:space="preserve">.”</w:t>
-      </w:r>
-      <w:r>
-        <w:t xml:space="preserve"> </w:t>
-      </w:r>
-      <w:r>
-        <w:rPr>
-          <w:i/>
-          <w:iCs/>
-        </w:rPr>
-        <w:t xml:space="preserve">Journal of Hydrology</w:t>
-      </w:r>
-      <w:r>
-        <w:t xml:space="preserve"> </w:t>
-      </w:r>
-      <w:r>
-        <w:t xml:space="preserve">632: 130847.</w:t>
-      </w:r>
-      <w:r>
-        <w:t xml:space="preserve"> </w:t>
-      </w:r>
-      <w:hyperlink r:id="rId54">
-        <w:r>
-          <w:rPr>
-            <w:rStyle w:val="Hyperlink"/>
-          </w:rPr>
-          <w:t xml:space="preserve">https://doi.org/10.1016/j.jhydrol.2024.130847</w:t>
-        </w:r>
-      </w:hyperlink>
-      <w:r>
-        <w:t xml:space="preserve">.</w:t>
-      </w:r>
-    </w:p>
-    <w:bookmarkEnd w:id="55"/>
-    <w:bookmarkStart w:id="57" w:name="ref-Fowler.2024"/>
-    <w:p>
-      <w:pPr>
-        <w:pStyle w:val="Bibliography"/>
-      </w:pPr>
-      <w:r>
-        <w:t xml:space="preserve">Fowler, Hayley, Amy Green, Elizabeth Lewis, David Pritchard, Stephen Blenkinsop, Luis Patino Velasquez, and Anna Whitford. 2024.</w:t>
-      </w:r>
-      <w:r>
-        <w:t xml:space="preserve"> </w:t>
-      </w:r>
-      <w:r>
-        <w:t xml:space="preserve">“</w:t>
-      </w:r>
-      <w:r>
-        <w:t xml:space="preserve">Unveiling global sub-daily precipitation extremes: Insights and development of the INTENSE Project&amp;#160;</w:t>
-      </w:r>
-      <w:r>
-        <w:t xml:space="preserve">”</w:t>
-      </w:r>
-      <w:r>
-        <w:t xml:space="preserve"> </w:t>
-      </w:r>
-      <w:hyperlink r:id="rId56">
-        <w:r>
-          <w:rPr>
-            <w:rStyle w:val="Hyperlink"/>
-          </w:rPr>
-          <w:t xml:space="preserve">https://doi.org/10.5194/egusphere-egu24-19552</w:t>
-        </w:r>
-      </w:hyperlink>
-      <w:r>
-        <w:t xml:space="preserve">.</w:t>
-      </w:r>
-    </w:p>
-    <w:bookmarkEnd w:id="57"/>
-    <w:bookmarkStart w:id="59" w:name="ref-Ghanmi.2016"/>
-    <w:p>
-      <w:pPr>
-        <w:pStyle w:val="Bibliography"/>
-      </w:pPr>
-      <w:r>
-        <w:t xml:space="preserve">Ghanmi, Hanen, Zoubeida Bargaoui, and Cécile Mallet. 2016.</w:t>
-      </w:r>
-      <w:r>
-        <w:t xml:space="preserve"> </w:t>
-      </w:r>
-      <w:r>
-        <w:t xml:space="preserve">“</w:t>
-      </w:r>
-      <w:r>
-        <w:t xml:space="preserve">Estimation of intensity-duration-frequency relationships according to the property of scale invariance and regionalization analysis in a Mediterranean coastal area</w:t>
-      </w:r>
-      <w:r>
-        <w:t xml:space="preserve">.”</w:t>
-      </w:r>
-      <w:r>
-        <w:t xml:space="preserve"> </w:t>
-      </w:r>
-      <w:r>
-        <w:rPr>
-          <w:i/>
-          <w:iCs/>
-        </w:rPr>
-        <w:t xml:space="preserve">Journal of Hydrology</w:t>
-      </w:r>
-      <w:r>
-        <w:t xml:space="preserve"> </w:t>
-      </w:r>
-      <w:r>
-        <w:t xml:space="preserve">541: 38–49.</w:t>
-      </w:r>
-      <w:r>
-        <w:t xml:space="preserve"> </w:t>
-      </w:r>
-      <w:hyperlink r:id="rId58">
-        <w:r>
-          <w:rPr>
-            <w:rStyle w:val="Hyperlink"/>
-          </w:rPr>
-          <w:t xml:space="preserve">https://doi.org/10.1016/j.jhydrol.2016.07.002</w:t>
-        </w:r>
-      </w:hyperlink>
-      <w:r>
-        <w:t xml:space="preserve">.</w:t>
-      </w:r>
-    </w:p>
-    <w:bookmarkEnd w:id="59"/>
-    <w:bookmarkStart w:id="61" w:name="ref-Gnecco.2023"/>
-    <w:p>
-      <w:pPr>
-        <w:pStyle w:val="Bibliography"/>
-      </w:pPr>
-      <w:r>
-        <w:t xml:space="preserve">Gnecco, Ilaria, Anna Palla, Paolo La Barbera, Giorgio Roth, and Francesca Giannoni. 2023.</w:t>
-      </w:r>
-      <w:r>
-        <w:t xml:space="preserve"> </w:t>
-      </w:r>
-      <w:r>
-        <w:t xml:space="preserve">“</w:t>
-      </w:r>
-      <w:r>
-        <w:t xml:space="preserve">Defining intensity–duration–frequency curves at short durations: a methodological framework</w:t>
-      </w:r>
-      <w:r>
-        <w:t xml:space="preserve">.”</w:t>
-      </w:r>
-      <w:r>
-        <w:t xml:space="preserve"> </w:t>
-      </w:r>
-      <w:r>
-        <w:rPr>
-          <w:i/>
-          <w:iCs/>
-        </w:rPr>
-        <w:t xml:space="preserve">Hydrological Sciences Journal</w:t>
-      </w:r>
-      <w:r>
-        <w:t xml:space="preserve"> </w:t>
-      </w:r>
-      <w:r>
-        <w:t xml:space="preserve">68 (11): 1499–1512.</w:t>
-      </w:r>
-      <w:r>
-        <w:t xml:space="preserve"> </w:t>
-      </w:r>
-      <w:hyperlink r:id="rId60">
-        <w:r>
-          <w:rPr>
-            <w:rStyle w:val="Hyperlink"/>
-          </w:rPr>
-          <w:t xml:space="preserve">https://doi.org/10.1080/02626667.2023.2224002</w:t>
-        </w:r>
-      </w:hyperlink>
-      <w:r>
-        <w:t xml:space="preserve">.</w:t>
-      </w:r>
-    </w:p>
-    <w:bookmarkEnd w:id="61"/>
-    <w:bookmarkStart w:id="63" w:name="ref-Gu.2022"/>
-    <w:p>
-      <w:pPr>
-        <w:pStyle w:val="Bibliography"/>
-      </w:pPr>
-      <w:r>
-        <w:t xml:space="preserve">Gu, Xuezhi, Lei Ye, Qian Xin, Chi Zhang, Fanzhang Zeng, Sofia D. Nerantzaki, and Simon Michael Papalexiou. 2022.</w:t>
-      </w:r>
-      <w:r>
-        <w:t xml:space="preserve"> </w:t>
-      </w:r>
-      <w:r>
-        <w:t xml:space="preserve">“</w:t>
-      </w:r>
-      <w:r>
-        <w:t xml:space="preserve">Extreme Precipitation in China: A Review on Statistical Methods and Applications</w:t>
-      </w:r>
-      <w:r>
-        <w:t xml:space="preserve">.”</w:t>
-      </w:r>
-      <w:r>
-        <w:t xml:space="preserve"> </w:t>
-      </w:r>
-      <w:r>
-        <w:rPr>
-          <w:i/>
-          <w:iCs/>
-        </w:rPr>
-        <w:t xml:space="preserve">Advances in Water Resources</w:t>
-      </w:r>
-      <w:r>
-        <w:t xml:space="preserve"> </w:t>
-      </w:r>
-      <w:r>
-        <w:t xml:space="preserve">163: 104144.</w:t>
-      </w:r>
-      <w:r>
-        <w:t xml:space="preserve"> </w:t>
-      </w:r>
-      <w:hyperlink r:id="rId62">
-        <w:r>
-          <w:rPr>
-            <w:rStyle w:val="Hyperlink"/>
-          </w:rPr>
-          <w:t xml:space="preserve">https://doi.org/10.1016/j.advwatres.2022.104144</w:t>
-        </w:r>
-      </w:hyperlink>
-      <w:r>
-        <w:t xml:space="preserve">.</w:t>
-      </w:r>
-    </w:p>
-    <w:bookmarkEnd w:id="63"/>
-    <w:bookmarkStart w:id="65" w:name="ref-Guerreiro.2024ji"/>
-    <w:p>
-      <w:pPr>
-        <w:pStyle w:val="Bibliography"/>
-      </w:pPr>
-      <w:r>
-        <w:t xml:space="preserve">Guerreiro, Selma B., Stephen Blenkinsop, Elizabeth Lewis, David Pritchard, Amy Green, and Hayley J. Fowler. 2024.</w:t>
-      </w:r>
-      <w:r>
-        <w:t xml:space="preserve"> </w:t>
-      </w:r>
-      <w:r>
-        <w:t xml:space="preserve">“</w:t>
-      </w:r>
-      <w:r>
-        <w:t xml:space="preserve">Unravelling the complex interplay between daily and sub-daily rainfall extremes in different climates</w:t>
-      </w:r>
-      <w:r>
-        <w:t xml:space="preserve">.”</w:t>
-      </w:r>
-      <w:r>
-        <w:t xml:space="preserve"> </w:t>
-      </w:r>
-      <w:r>
-        <w:rPr>
-          <w:i/>
-          <w:iCs/>
-        </w:rPr>
-        <w:t xml:space="preserve">Weather and Climate Extremes</w:t>
-      </w:r>
-      <w:r>
-        <w:t xml:space="preserve"> </w:t>
-      </w:r>
-      <w:r>
-        <w:t xml:space="preserve">46: 100735.</w:t>
-      </w:r>
-      <w:r>
-        <w:t xml:space="preserve"> </w:t>
-      </w:r>
-      <w:hyperlink r:id="rId64">
-        <w:r>
-          <w:rPr>
-            <w:rStyle w:val="Hyperlink"/>
-          </w:rPr>
-          <w:t xml:space="preserve">https://doi.org/10.1016/j.wace.2024.100735</w:t>
-        </w:r>
-      </w:hyperlink>
-      <w:r>
-        <w:t xml:space="preserve">.</w:t>
-      </w:r>
-    </w:p>
-    <w:bookmarkEnd w:id="65"/>
-    <w:bookmarkStart w:id="67" w:name="ref-Guerreiro.2024"/>
-    <w:p>
-      <w:pPr>
-        <w:pStyle w:val="Bibliography"/>
-      </w:pPr>
-      <w:r>
-        <w:t xml:space="preserve">Guerreiro, Selma de Brito, Stephen Blenkinsop, Elizabeth Lewis, David Pritchard, Amy Charlotte Green, and Hayley J Fowler. 2024.</w:t>
-      </w:r>
-      <w:r>
-        <w:t xml:space="preserve"> </w:t>
-      </w:r>
-      <w:r>
-        <w:t xml:space="preserve">“</w:t>
-      </w:r>
-      <w:r>
-        <w:t xml:space="preserve">Unravelling the Complex Interplay between Daily and Sub-Daily Rainfall Extremes in Different Climates</w:t>
-      </w:r>
-      <w:r>
-        <w:t xml:space="preserve">.”</w:t>
-      </w:r>
-      <w:r>
-        <w:t xml:space="preserve"> </w:t>
-      </w:r>
-      <w:hyperlink r:id="rId66">
-        <w:r>
-          <w:rPr>
-            <w:rStyle w:val="Hyperlink"/>
-          </w:rPr>
-          <w:t xml:space="preserve">https://doi.org/10.2139/ssrn.4749709</w:t>
-        </w:r>
-      </w:hyperlink>
-      <w:r>
-        <w:t xml:space="preserve">.</w:t>
-      </w:r>
-    </w:p>
-    <w:bookmarkEnd w:id="67"/>
-    <w:bookmarkStart w:id="69" w:name="ref-Gupta.1990"/>
-    <w:p>
-      <w:pPr>
-        <w:pStyle w:val="Bibliography"/>
-      </w:pPr>
-      <w:r>
-        <w:t xml:space="preserve">Gupta, Vijay K., and Ed Waymire. 1990.</w:t>
-      </w:r>
-      <w:r>
-        <w:t xml:space="preserve"> </w:t>
-      </w:r>
-      <w:r>
-        <w:t xml:space="preserve">“</w:t>
-      </w:r>
-      <w:r>
-        <w:t xml:space="preserve">Multiscaling properties of spatial rainfall and river flow distributions</w:t>
-      </w:r>
-      <w:r>
-        <w:t xml:space="preserve">.”</w:t>
-      </w:r>
-      <w:r>
-        <w:t xml:space="preserve"> </w:t>
-      </w:r>
-      <w:r>
-        <w:rPr>
-          <w:i/>
-          <w:iCs/>
-        </w:rPr>
-        <w:t xml:space="preserve">Journal of Geophysical Research: Atmospheres</w:t>
-      </w:r>
-      <w:r>
-        <w:t xml:space="preserve"> </w:t>
-      </w:r>
-      <w:r>
-        <w:t xml:space="preserve">95 (D3): 1999–2009.</w:t>
-      </w:r>
-      <w:r>
-        <w:t xml:space="preserve"> </w:t>
-      </w:r>
-      <w:hyperlink r:id="rId68">
-        <w:r>
-          <w:rPr>
-            <w:rStyle w:val="Hyperlink"/>
-          </w:rPr>
-          <w:t xml:space="preserve">https://doi.org/10.1029/jd095id03p01999</w:t>
-        </w:r>
-      </w:hyperlink>
-      <w:r>
-        <w:t xml:space="preserve">.</w:t>
-      </w:r>
-    </w:p>
-    <w:bookmarkEnd w:id="69"/>
-    <w:bookmarkStart w:id="71" w:name="ref-Innocenti.2017"/>
-    <w:p>
-      <w:pPr>
-        <w:pStyle w:val="Bibliography"/>
-      </w:pPr>
-      <w:r>
-        <w:t xml:space="preserve">Innocenti, Silvia, Alain Mailhot, and Anne Frigon. 2017.</w:t>
-      </w:r>
-      <w:r>
-        <w:t xml:space="preserve"> </w:t>
-      </w:r>
-      <w:r>
-        <w:t xml:space="preserve">“</w:t>
-      </w:r>
-      <w:r>
-        <w:t xml:space="preserve">Simple scaling of extreme precipitation in North America</w:t>
-      </w:r>
-      <w:r>
-        <w:t xml:space="preserve">.”</w:t>
-      </w:r>
-      <w:r>
-        <w:t xml:space="preserve"> </w:t>
-      </w:r>
-      <w:r>
-        <w:rPr>
-          <w:i/>
-          <w:iCs/>
-        </w:rPr>
-        <w:t xml:space="preserve">Hydrology and Earth System Sciences</w:t>
-      </w:r>
-      <w:r>
-        <w:t xml:space="preserve"> </w:t>
-      </w:r>
-      <w:r>
-        <w:t xml:space="preserve">21 (11): 5823–46.</w:t>
-      </w:r>
-      <w:r>
-        <w:t xml:space="preserve"> </w:t>
-      </w:r>
-      <w:hyperlink r:id="rId70">
-        <w:r>
-          <w:rPr>
-            <w:rStyle w:val="Hyperlink"/>
-          </w:rPr>
-          <w:t xml:space="preserve">https://doi.org/10.5194/hess-21-5823-2017</w:t>
-        </w:r>
-      </w:hyperlink>
-      <w:r>
-        <w:t xml:space="preserve">.</w:t>
-      </w:r>
-    </w:p>
-    <w:bookmarkEnd w:id="71"/>
-    <w:bookmarkStart w:id="73" w:name="ref-Koutsoyiannis.1993"/>
-    <w:p>
-      <w:pPr>
-        <w:pStyle w:val="Bibliography"/>
-      </w:pPr>
-      <w:r>
-        <w:t xml:space="preserve">Koutsoyiannis, Demetris, and Efi Foufoula‐Georgiou. 1993.</w:t>
-      </w:r>
-      <w:r>
-        <w:t xml:space="preserve"> </w:t>
-      </w:r>
-      <w:r>
-        <w:t xml:space="preserve">“</w:t>
-      </w:r>
-      <w:r>
-        <w:t xml:space="preserve">A scaling model of a storm hyetograph</w:t>
-      </w:r>
-      <w:r>
-        <w:t xml:space="preserve">.”</w:t>
-      </w:r>
-      <w:r>
-        <w:t xml:space="preserve"> </w:t>
-      </w:r>
-      <w:r>
-        <w:rPr>
-          <w:i/>
-          <w:iCs/>
-        </w:rPr>
-        <w:t xml:space="preserve">Water Resources Research</w:t>
-      </w:r>
-      <w:r>
-        <w:t xml:space="preserve"> </w:t>
-      </w:r>
-      <w:r>
-        <w:t xml:space="preserve">29 (7): 2345–61.</w:t>
-      </w:r>
-      <w:r>
-        <w:t xml:space="preserve"> </w:t>
-      </w:r>
-      <w:hyperlink r:id="rId72">
-        <w:r>
-          <w:rPr>
-            <w:rStyle w:val="Hyperlink"/>
-          </w:rPr>
-          <w:t xml:space="preserve">https://doi.org/10.1029/93wr00395</w:t>
-        </w:r>
-      </w:hyperlink>
-      <w:r>
-        <w:t xml:space="preserve">.</w:t>
-      </w:r>
-    </w:p>
-    <w:bookmarkEnd w:id="73"/>
-    <w:bookmarkStart w:id="75" w:name="ref-Langousis.2007"/>
-    <w:p>
-      <w:pPr>
-        <w:pStyle w:val="Bibliography"/>
-      </w:pPr>
-      <w:r>
-        <w:t xml:space="preserve">Langousis, Andreas, and Daniele Veneziano. 2007.</w:t>
-      </w:r>
-      <w:r>
-        <w:t xml:space="preserve"> </w:t>
-      </w:r>
-      <w:r>
-        <w:t xml:space="preserve">“</w:t>
-      </w:r>
-      <w:r>
-        <w:t xml:space="preserve">Intensity‐duration‐frequency curves from scaling representations of rainfall</w:t>
-      </w:r>
-      <w:r>
-        <w:t xml:space="preserve">.”</w:t>
-      </w:r>
-      <w:r>
-        <w:t xml:space="preserve"> </w:t>
-      </w:r>
-      <w:r>
-        <w:rPr>
-          <w:i/>
-          <w:iCs/>
-        </w:rPr>
-        <w:t xml:space="preserve">Water Resources Research</w:t>
-      </w:r>
-      <w:r>
-        <w:t xml:space="preserve"> </w:t>
-      </w:r>
-      <w:r>
-        <w:t xml:space="preserve">43 (2).</w:t>
-      </w:r>
-      <w:r>
-        <w:t xml:space="preserve"> </w:t>
-      </w:r>
-      <w:hyperlink r:id="rId74">
-        <w:r>
-          <w:rPr>
-            <w:rStyle w:val="Hyperlink"/>
-          </w:rPr>
-          <w:t xml:space="preserve">https://doi.org/10.1029/2006wr005245</w:t>
-        </w:r>
-      </w:hyperlink>
-      <w:r>
-        <w:t xml:space="preserve">.</w:t>
-      </w:r>
-    </w:p>
-    <w:bookmarkEnd w:id="75"/>
-    <w:bookmarkStart w:id="77" w:name="ref-Le.2018"/>
-    <w:p>
-      <w:pPr>
-        <w:pStyle w:val="Bibliography"/>
-      </w:pPr>
-      <w:r>
-        <w:t xml:space="preserve">Le, Phuong Dong, Michael Leonard, and Seth Westra. 2018.</w:t>
-      </w:r>
-      <w:r>
-        <w:t xml:space="preserve"> </w:t>
-      </w:r>
-      <w:r>
-        <w:t xml:space="preserve">“</w:t>
-      </w:r>
-      <w:r>
-        <w:t xml:space="preserve">Modeling Spatial Dependence of Rainfall Extremes Across Multiple Durations</w:t>
-      </w:r>
-      <w:r>
-        <w:t xml:space="preserve">.”</w:t>
-      </w:r>
-      <w:r>
-        <w:t xml:space="preserve"> </w:t>
-      </w:r>
-      <w:r>
-        <w:rPr>
-          <w:i/>
-          <w:iCs/>
-        </w:rPr>
-        <w:t xml:space="preserve">Water Resources Research</w:t>
-      </w:r>
-      <w:r>
-        <w:t xml:space="preserve"> </w:t>
-      </w:r>
-      <w:r>
-        <w:t xml:space="preserve">54 (3): 2233–48.</w:t>
-      </w:r>
-      <w:r>
-        <w:t xml:space="preserve"> </w:t>
-      </w:r>
-      <w:hyperlink r:id="rId76">
-        <w:r>
-          <w:rPr>
-            <w:rStyle w:val="Hyperlink"/>
-          </w:rPr>
-          <w:t xml:space="preserve">https://doi.org/10.1002/2017wr022231</w:t>
-        </w:r>
-      </w:hyperlink>
-      <w:r>
-        <w:t xml:space="preserve">.</w:t>
-      </w:r>
-    </w:p>
-    <w:bookmarkEnd w:id="77"/>
-    <w:bookmarkStart w:id="79" w:name="ref-Le.2019"/>
-    <w:p>
-      <w:pPr>
-        <w:pStyle w:val="Bibliography"/>
-      </w:pPr>
-      <w:r>
-        <w:t xml:space="preserve">———. 2019.</w:t>
-      </w:r>
-      <w:r>
-        <w:t xml:space="preserve"> </w:t>
-      </w:r>
-      <w:r>
-        <w:t xml:space="preserve">“</w:t>
-      </w:r>
-      <w:r>
-        <w:t xml:space="preserve">Spatially dependent flood probabilities to support the design of civil infrastructure systems</w:t>
-      </w:r>
-      <w:r>
-        <w:t xml:space="preserve">.”</w:t>
-      </w:r>
-      <w:r>
-        <w:t xml:space="preserve"> </w:t>
-      </w:r>
-      <w:r>
-        <w:rPr>
-          <w:i/>
-          <w:iCs/>
-        </w:rPr>
-        <w:t xml:space="preserve">Hydrology and Earth System Sciences</w:t>
-      </w:r>
-      <w:r>
-        <w:t xml:space="preserve"> </w:t>
-      </w:r>
-      <w:r>
-        <w:t xml:space="preserve">23 (11): 4851–67.</w:t>
-      </w:r>
-      <w:r>
-        <w:t xml:space="preserve"> </w:t>
-      </w:r>
-      <w:hyperlink r:id="rId78">
-        <w:r>
-          <w:rPr>
-            <w:rStyle w:val="Hyperlink"/>
-          </w:rPr>
-          <w:t xml:space="preserve">https://doi.org/10.5194/hess-23-4851-2019</w:t>
-        </w:r>
-      </w:hyperlink>
-      <w:r>
-        <w:t xml:space="preserve">.</w:t>
-      </w:r>
-    </w:p>
-    <w:bookmarkEnd w:id="79"/>
-    <w:bookmarkStart w:id="81" w:name="ref-Lima.2018"/>
-    <w:p>
-      <w:pPr>
-        <w:pStyle w:val="Bibliography"/>
-      </w:pPr>
-      <w:r>
-        <w:t xml:space="preserve">Lima, Carlos H. R., Hyun-Han Kwon, and Yong-Tak Kim. 2018.</w:t>
-      </w:r>
-      <w:r>
-        <w:t xml:space="preserve"> </w:t>
-      </w:r>
-      <w:r>
-        <w:t xml:space="preserve">“</w:t>
-      </w:r>
-      <w:r>
-        <w:t xml:space="preserve">A local-regional scaling-invariant Bayesian GEV model for estimating rainfall IDF curves in a future climate</w:t>
-      </w:r>
-      <w:r>
-        <w:t xml:space="preserve">.”</w:t>
-      </w:r>
-      <w:r>
-        <w:t xml:space="preserve"> </w:t>
-      </w:r>
-      <w:r>
-        <w:rPr>
-          <w:i/>
-          <w:iCs/>
-        </w:rPr>
-        <w:t xml:space="preserve">Journal of Hydrology</w:t>
-      </w:r>
-      <w:r>
-        <w:t xml:space="preserve"> </w:t>
-      </w:r>
-      <w:r>
-        <w:t xml:space="preserve">566: 73–88.</w:t>
-      </w:r>
-      <w:r>
-        <w:t xml:space="preserve"> </w:t>
-      </w:r>
-      <w:hyperlink r:id="rId80">
-        <w:r>
-          <w:rPr>
-            <w:rStyle w:val="Hyperlink"/>
-          </w:rPr>
-          <w:t xml:space="preserve">https://doi.org/10.1016/j.jhydrol.2018.08.075</w:t>
-        </w:r>
-      </w:hyperlink>
-      <w:r>
-        <w:t xml:space="preserve">.</w:t>
-      </w:r>
-    </w:p>
-    <w:bookmarkEnd w:id="81"/>
-    <w:bookmarkStart w:id="83" w:name="ref-Lovejoy.1985"/>
-    <w:p>
-      <w:pPr>
-        <w:pStyle w:val="Bibliography"/>
-      </w:pPr>
-      <w:r>
-        <w:t xml:space="preserve">Lovejoy, S., and D. Schertzer. 1985.</w:t>
-      </w:r>
-      <w:r>
-        <w:t xml:space="preserve"> </w:t>
-      </w:r>
-      <w:r>
-        <w:t xml:space="preserve">“</w:t>
-      </w:r>
-      <w:r>
-        <w:t xml:space="preserve">Generalized Scale Invariance in the Atmosphere and Fractal Models of Rain</w:t>
-      </w:r>
-      <w:r>
-        <w:t xml:space="preserve">.”</w:t>
-      </w:r>
-      <w:r>
-        <w:t xml:space="preserve"> </w:t>
-      </w:r>
-      <w:r>
-        <w:rPr>
-          <w:i/>
-          <w:iCs/>
-        </w:rPr>
-        <w:t xml:space="preserve">Water Resources Research</w:t>
-      </w:r>
-      <w:r>
-        <w:t xml:space="preserve"> </w:t>
-      </w:r>
-      <w:r>
-        <w:t xml:space="preserve">21 (8): 1233–50.</w:t>
-      </w:r>
-      <w:r>
-        <w:t xml:space="preserve"> </w:t>
-      </w:r>
-      <w:hyperlink r:id="rId82">
-        <w:r>
-          <w:rPr>
-            <w:rStyle w:val="Hyperlink"/>
-          </w:rPr>
-          <w:t xml:space="preserve">https://doi.org/10.1029/wr021i008p01233</w:t>
-        </w:r>
-      </w:hyperlink>
-      <w:r>
-        <w:t xml:space="preserve">.</w:t>
-      </w:r>
-    </w:p>
-    <w:bookmarkEnd w:id="83"/>
-    <w:bookmarkStart w:id="85" w:name="ref-Lovejoy.1986"/>
-    <w:p>
-      <w:pPr>
-        <w:pStyle w:val="Bibliography"/>
-      </w:pPr>
-      <w:r>
-        <w:t xml:space="preserve">———. 1986.</w:t>
-      </w:r>
-      <w:r>
-        <w:t xml:space="preserve"> </w:t>
-      </w:r>
-      <w:r>
-        <w:t xml:space="preserve">“</w:t>
-      </w:r>
-      <w:r>
-        <w:t xml:space="preserve">Scale Invariance, Symmetries, Fractals, and Stochastic Simulations of Atmospheric Phenomena</w:t>
-      </w:r>
-      <w:r>
-        <w:t xml:space="preserve">.”</w:t>
-      </w:r>
-      <w:r>
-        <w:t xml:space="preserve"> </w:t>
-      </w:r>
-      <w:r>
-        <w:rPr>
-          <w:i/>
-          <w:iCs/>
-        </w:rPr>
-        <w:t xml:space="preserve">Bulletin of the American Meteorological Society</w:t>
-      </w:r>
-      <w:r>
-        <w:t xml:space="preserve"> </w:t>
-      </w:r>
-      <w:r>
-        <w:t xml:space="preserve">67 (1): 21–32.</w:t>
-      </w:r>
-      <w:r>
-        <w:t xml:space="preserve"> </w:t>
-      </w:r>
-      <w:hyperlink r:id="rId84">
-        <w:r>
-          <w:rPr>
-            <w:rStyle w:val="Hyperlink"/>
-          </w:rPr>
-          <w:t xml:space="preserve">https://doi.org/10.1175/1520-0477(1986)067&lt;0021:sisfas&gt;2.0.co;2</w:t>
-        </w:r>
-      </w:hyperlink>
-      <w:r>
-        <w:t xml:space="preserve">.</w:t>
-      </w:r>
-    </w:p>
-    <w:bookmarkEnd w:id="85"/>
-    <w:bookmarkStart w:id="87" w:name="ref-Mandelbrot.1968"/>
-    <w:p>
-      <w:pPr>
-        <w:pStyle w:val="Bibliography"/>
-      </w:pPr>
-      <w:r>
-        <w:t xml:space="preserve">Mandelbrot, Benoit B., and James R. Wallis. 1968.</w:t>
-      </w:r>
-      <w:r>
-        <w:t xml:space="preserve"> </w:t>
-      </w:r>
-      <w:r>
-        <w:t xml:space="preserve">“</w:t>
-      </w:r>
-      <w:r>
-        <w:t xml:space="preserve">Noah, Joseph, and Operational Hydrology</w:t>
-      </w:r>
-      <w:r>
-        <w:t xml:space="preserve">.”</w:t>
-      </w:r>
-      <w:r>
-        <w:t xml:space="preserve"> </w:t>
-      </w:r>
-      <w:r>
-        <w:rPr>
-          <w:i/>
-          <w:iCs/>
-        </w:rPr>
-        <w:t xml:space="preserve">Water Resources Research</w:t>
-      </w:r>
-      <w:r>
-        <w:t xml:space="preserve"> </w:t>
-      </w:r>
-      <w:r>
-        <w:t xml:space="preserve">4 (5): 909–18.</w:t>
-      </w:r>
-      <w:r>
-        <w:t xml:space="preserve"> </w:t>
-      </w:r>
-      <w:hyperlink r:id="rId86">
-        <w:r>
-          <w:rPr>
-            <w:rStyle w:val="Hyperlink"/>
-          </w:rPr>
-          <w:t xml:space="preserve">https://doi.org/10.1029/wr004i005p00909</w:t>
-        </w:r>
-      </w:hyperlink>
-      <w:r>
-        <w:t xml:space="preserve">.</w:t>
-      </w:r>
-    </w:p>
-    <w:bookmarkEnd w:id="87"/>
-    <w:bookmarkStart w:id="89" w:name="ref-Mascaro.2020"/>
-    <w:p>
-      <w:pPr>
-        <w:pStyle w:val="Bibliography"/>
-      </w:pPr>
-      <w:r>
-        <w:t xml:space="preserve">Mascaro, Giuseppe. 2020.</w:t>
-      </w:r>
-      <w:r>
-        <w:t xml:space="preserve"> </w:t>
-      </w:r>
-      <w:r>
-        <w:t xml:space="preserve">“</w:t>
-      </w:r>
-      <w:r>
-        <w:t xml:space="preserve">Comparison of Local, Regional, and Scaling Models for Rainfall Intensity–Duration–Frequency Analysis</w:t>
-      </w:r>
-      <w:r>
-        <w:t xml:space="preserve">.”</w:t>
-      </w:r>
-      <w:r>
-        <w:t xml:space="preserve"> </w:t>
-      </w:r>
-      <w:r>
-        <w:rPr>
-          <w:i/>
-          <w:iCs/>
-        </w:rPr>
-        <w:t xml:space="preserve">Journal of Applied Meteorology and Climatology</w:t>
-      </w:r>
-      <w:r>
-        <w:t xml:space="preserve"> </w:t>
-      </w:r>
-      <w:r>
-        <w:t xml:space="preserve">59 (9): 1519–36.</w:t>
-      </w:r>
-      <w:r>
-        <w:t xml:space="preserve"> </w:t>
-      </w:r>
-      <w:hyperlink r:id="rId88">
-        <w:r>
-          <w:rPr>
-            <w:rStyle w:val="Hyperlink"/>
-          </w:rPr>
-          <w:t xml:space="preserve">https://doi.org/10.1175/jamc-d-20-0094.1</w:t>
-        </w:r>
-      </w:hyperlink>
-      <w:r>
-        <w:t xml:space="preserve">.</w:t>
-      </w:r>
-    </w:p>
-    <w:bookmarkEnd w:id="89"/>
-    <w:bookmarkStart w:id="91" w:name="ref-Menabde.1997"/>
-    <w:p>
-      <w:pPr>
-        <w:pStyle w:val="Bibliography"/>
-      </w:pPr>
-      <w:r>
-        <w:t xml:space="preserve">Menabde, Merab, Daniel Harris, Alan Seed, Geoff Austin, and David Stow. 1997.</w:t>
-      </w:r>
-      <w:r>
-        <w:t xml:space="preserve"> </w:t>
-      </w:r>
-      <w:r>
-        <w:t xml:space="preserve">“</w:t>
-      </w:r>
-      <w:r>
-        <w:t xml:space="preserve">Multiscaling properties of rainfall and bounded random cascades</w:t>
-      </w:r>
-      <w:r>
-        <w:t xml:space="preserve">.”</w:t>
-      </w:r>
-      <w:r>
-        <w:t xml:space="preserve"> </w:t>
-      </w:r>
-      <w:r>
-        <w:rPr>
-          <w:i/>
-          <w:iCs/>
-        </w:rPr>
-        <w:t xml:space="preserve">Water Resources Research</w:t>
-      </w:r>
-      <w:r>
-        <w:t xml:space="preserve"> </w:t>
-      </w:r>
-      <w:r>
-        <w:t xml:space="preserve">33 (12): 2823–30.</w:t>
-      </w:r>
-      <w:r>
-        <w:t xml:space="preserve"> </w:t>
-      </w:r>
-      <w:hyperlink r:id="rId90">
-        <w:r>
-          <w:rPr>
-            <w:rStyle w:val="Hyperlink"/>
-          </w:rPr>
-          <w:t xml:space="preserve">https://doi.org/10.1029/97wr02006</w:t>
-        </w:r>
-      </w:hyperlink>
-      <w:r>
-        <w:t xml:space="preserve">.</w:t>
-      </w:r>
-    </w:p>
-    <w:bookmarkEnd w:id="91"/>
-    <w:bookmarkStart w:id="93" w:name="ref-Menabde.1999"/>
-    <w:p>
-      <w:pPr>
-        <w:pStyle w:val="Bibliography"/>
-      </w:pPr>
-      <w:r>
-        <w:t xml:space="preserve">Menabde, Merab, Alan Seed, and Geoff Pegram. 1999.</w:t>
-      </w:r>
-      <w:r>
-        <w:t xml:space="preserve"> </w:t>
-      </w:r>
-      <w:r>
-        <w:t xml:space="preserve">“</w:t>
-      </w:r>
-      <w:r>
-        <w:t xml:space="preserve">A simple scaling model for extreme rainfall</w:t>
-      </w:r>
-      <w:r>
-        <w:t xml:space="preserve">.”</w:t>
-      </w:r>
-      <w:r>
-        <w:t xml:space="preserve"> </w:t>
-      </w:r>
-      <w:r>
-        <w:rPr>
-          <w:i/>
-          <w:iCs/>
-        </w:rPr>
-        <w:t xml:space="preserve">Water Resources Research</w:t>
-      </w:r>
-      <w:r>
-        <w:t xml:space="preserve"> </w:t>
-      </w:r>
-      <w:r>
-        <w:t xml:space="preserve">35 (1): 335–39.</w:t>
-      </w:r>
-      <w:r>
-        <w:t xml:space="preserve"> </w:t>
-      </w:r>
-      <w:hyperlink r:id="rId92">
-        <w:r>
-          <w:rPr>
-            <w:rStyle w:val="Hyperlink"/>
-          </w:rPr>
-          <w:t xml:space="preserve">https://doi.org/10.1029/1998wr900012</w:t>
-        </w:r>
-      </w:hyperlink>
-      <w:r>
-        <w:t xml:space="preserve">.</w:t>
-      </w:r>
-    </w:p>
-    <w:bookmarkEnd w:id="93"/>
-    <w:bookmarkStart w:id="95" w:name="ref-Nguyen.1998"/>
-    <w:p>
-      <w:pPr>
-        <w:pStyle w:val="Bibliography"/>
-      </w:pPr>
-      <w:r>
-        <w:t xml:space="preserve">Nguyen, V. T. V., T. D. Nguyen, and H. Wang. 1998.</w:t>
-      </w:r>
-      <w:r>
-        <w:t xml:space="preserve"> </w:t>
-      </w:r>
-      <w:r>
-        <w:t xml:space="preserve">“</w:t>
-      </w:r>
-      <w:r>
-        <w:t xml:space="preserve">Regional estimation of short duration rainfall extremes</w:t>
-      </w:r>
-      <w:r>
-        <w:t xml:space="preserve">.”</w:t>
-      </w:r>
-      <w:r>
-        <w:t xml:space="preserve"> </w:t>
-      </w:r>
-      <w:r>
-        <w:rPr>
-          <w:i/>
-          <w:iCs/>
-        </w:rPr>
-        <w:t xml:space="preserve">Water Science and Technology</w:t>
-      </w:r>
-      <w:r>
-        <w:t xml:space="preserve"> </w:t>
-      </w:r>
-      <w:r>
-        <w:t xml:space="preserve">37 (11): 15–19.</w:t>
-      </w:r>
-      <w:r>
-        <w:t xml:space="preserve"> </w:t>
-      </w:r>
-      <w:hyperlink r:id="rId94">
-        <w:r>
-          <w:rPr>
-            <w:rStyle w:val="Hyperlink"/>
-          </w:rPr>
-          <w:t xml:space="preserve">https://doi.org/10.2166/wst.1998.0425</w:t>
-        </w:r>
-      </w:hyperlink>
-      <w:r>
-        <w:t xml:space="preserve">.</w:t>
-      </w:r>
-    </w:p>
-    <w:bookmarkEnd w:id="95"/>
-    <w:bookmarkStart w:id="97" w:name="ref-Papalexiou.2018"/>
-    <w:p>
-      <w:pPr>
-        <w:pStyle w:val="Bibliography"/>
-      </w:pPr>
-      <w:r>
-        <w:t xml:space="preserve">Papalexiou, Simon Michael, Amir AghaKouchak, and Efi Foufoula‐Georgiou. 2018.</w:t>
-      </w:r>
-      <w:r>
-        <w:t xml:space="preserve"> </w:t>
-      </w:r>
-      <w:r>
-        <w:t xml:space="preserve">“</w:t>
-      </w:r>
-      <w:r>
-        <w:t xml:space="preserve">A Diagnostic Framework for Understanding Climatology of Tails of Hourly Precipitation Extremes in the United States</w:t>
-      </w:r>
-      <w:r>
-        <w:t xml:space="preserve">.”</w:t>
-      </w:r>
-      <w:r>
-        <w:t xml:space="preserve"> </w:t>
-      </w:r>
-      <w:r>
-        <w:rPr>
-          <w:i/>
-          <w:iCs/>
-        </w:rPr>
-        <w:t xml:space="preserve">Water Resources Research</w:t>
-      </w:r>
-      <w:r>
-        <w:t xml:space="preserve"> </w:t>
-      </w:r>
-      <w:r>
-        <w:t xml:space="preserve">54 (9): 6725–38.</w:t>
-      </w:r>
-      <w:r>
-        <w:t xml:space="preserve"> </w:t>
-      </w:r>
-      <w:hyperlink r:id="rId96">
-        <w:r>
-          <w:rPr>
-            <w:rStyle w:val="Hyperlink"/>
-          </w:rPr>
-          <w:t xml:space="preserve">https://doi.org/10.1029/2018wr022732</w:t>
-        </w:r>
-      </w:hyperlink>
-      <w:r>
-        <w:t xml:space="preserve">.</w:t>
-      </w:r>
-    </w:p>
-    <w:bookmarkEnd w:id="97"/>
-    <w:bookmarkStart w:id="99" w:name="ref-Papalexiou.2018h3"/>
-    <w:p>
-      <w:pPr>
-        <w:pStyle w:val="Bibliography"/>
-      </w:pPr>
-      <w:r>
-        <w:t xml:space="preserve">Papalexiou, Simon Michael, Yannis Markonis, Federico Lombardo, Amir AghaKouchak, and Efi Foufoula‐Georgiou. 2018.</w:t>
-      </w:r>
-      <w:r>
-        <w:t xml:space="preserve"> </w:t>
-      </w:r>
-      <w:r>
-        <w:t xml:space="preserve">“</w:t>
-      </w:r>
-      <w:r>
-        <w:t xml:space="preserve">Precise Temporal Disaggregation Preserving Marginals and Correlations (DiPMaC) for Stationary and Nonstationary Processes</w:t>
-      </w:r>
-      <w:r>
-        <w:t xml:space="preserve">.”</w:t>
-      </w:r>
-      <w:r>
-        <w:t xml:space="preserve"> </w:t>
-      </w:r>
-      <w:r>
-        <w:rPr>
-          <w:i/>
-          <w:iCs/>
-        </w:rPr>
-        <w:t xml:space="preserve">Water Resources Research</w:t>
-      </w:r>
-      <w:r>
-        <w:t xml:space="preserve"> </w:t>
-      </w:r>
-      <w:r>
-        <w:t xml:space="preserve">54 (10): 7435–58.</w:t>
-      </w:r>
-      <w:r>
-        <w:t xml:space="preserve"> </w:t>
-      </w:r>
-      <w:hyperlink r:id="rId98">
-        <w:r>
-          <w:rPr>
-            <w:rStyle w:val="Hyperlink"/>
-          </w:rPr>
-          <w:t xml:space="preserve">https://doi.org/10.1029/2018wr022726</w:t>
-        </w:r>
-      </w:hyperlink>
-      <w:r>
-        <w:t xml:space="preserve">.</w:t>
-      </w:r>
-    </w:p>
-    <w:bookmarkEnd w:id="99"/>
-    <w:bookmarkStart w:id="101" w:name="ref-Qin.2024"/>
-    <w:p>
-      <w:pPr>
-        <w:pStyle w:val="Bibliography"/>
-      </w:pPr>
-      <w:r>
-        <w:t xml:space="preserve">Qin, Xiaosheng, and Chao Dai. 2024.</w:t>
-      </w:r>
-      <w:r>
-        <w:t xml:space="preserve"> </w:t>
-      </w:r>
-      <w:r>
-        <w:t xml:space="preserve">“</w:t>
-      </w:r>
-      <w:r>
-        <w:t xml:space="preserve">Investigation of rainfall disaggregation with flexible timescales based on point process models</w:t>
-      </w:r>
-      <w:r>
-        <w:t xml:space="preserve">.”</w:t>
-      </w:r>
-      <w:r>
-        <w:t xml:space="preserve"> </w:t>
-      </w:r>
-      <w:r>
-        <w:rPr>
-          <w:i/>
-          <w:iCs/>
-        </w:rPr>
-        <w:t xml:space="preserve">Journal of Hydrology</w:t>
-      </w:r>
-      <w:r>
-        <w:t xml:space="preserve"> </w:t>
-      </w:r>
-      <w:r>
-        <w:t xml:space="preserve">634: 131101.</w:t>
-      </w:r>
-      <w:r>
-        <w:t xml:space="preserve"> </w:t>
-      </w:r>
-      <w:hyperlink r:id="rId100">
-        <w:r>
-          <w:rPr>
-            <w:rStyle w:val="Hyperlink"/>
-          </w:rPr>
-          <w:t xml:space="preserve">https://doi.org/10.1016/j.jhydrol.2024.131101</w:t>
-        </w:r>
-      </w:hyperlink>
-      <w:r>
-        <w:t xml:space="preserve">.</w:t>
-      </w:r>
-    </w:p>
-    <w:bookmarkEnd w:id="101"/>
-    <w:bookmarkStart w:id="103" w:name="ref-Requena.2021"/>
-    <w:p>
-      <w:pPr>
-        <w:pStyle w:val="Bibliography"/>
-      </w:pPr>
-      <w:r>
-        <w:t xml:space="preserve">Requena, Ana I., Truong-Huy Nguyen, Donald H. Burn, Paulin Coulibaly, and Van-Thanh-Van Nguyen. 2021.</w:t>
-      </w:r>
-      <w:r>
-        <w:t xml:space="preserve"> </w:t>
-      </w:r>
-      <w:r>
-        <w:t xml:space="preserve">“</w:t>
-      </w:r>
-      <w:r>
-        <w:t xml:space="preserve">A temporal downscaling approach for sub-daily gridded extreme rainfall intensity estimation under climate change</w:t>
-      </w:r>
-      <w:r>
-        <w:t xml:space="preserve">.”</w:t>
-      </w:r>
-      <w:r>
-        <w:t xml:space="preserve"> </w:t>
-      </w:r>
-      <w:r>
-        <w:rPr>
-          <w:i/>
-          <w:iCs/>
-        </w:rPr>
-        <w:t xml:space="preserve">Journal of Hydrology: Regional Studies</w:t>
-      </w:r>
-      <w:r>
-        <w:t xml:space="preserve"> </w:t>
-      </w:r>
-      <w:r>
-        <w:t xml:space="preserve">35: 100811.</w:t>
-      </w:r>
-      <w:r>
-        <w:t xml:space="preserve"> </w:t>
-      </w:r>
-      <w:hyperlink r:id="rId102">
-        <w:r>
-          <w:rPr>
-            <w:rStyle w:val="Hyperlink"/>
-          </w:rPr>
-          <w:t xml:space="preserve">https://doi.org/10.1016/j.ejrh.2021.100811</w:t>
-        </w:r>
-      </w:hyperlink>
-      <w:r>
-        <w:t xml:space="preserve">.</w:t>
-      </w:r>
-    </w:p>
-    <w:bookmarkEnd w:id="103"/>
-    <w:bookmarkStart w:id="105" w:name="ref-Rodrigues.2023"/>
-    <w:p>
-      <w:pPr>
-        <w:pStyle w:val="Bibliography"/>
-      </w:pPr>
-      <w:r>
-        <w:t xml:space="preserve">Rodrigues, Guilherme, Wilson Fernandes, Veber Costa, and Eber Pinto. 2023.</w:t>
-      </w:r>
-      <w:r>
-        <w:t xml:space="preserve"> </w:t>
-      </w:r>
-      <w:r>
-        <w:t xml:space="preserve">“</w:t>
-      </w:r>
-      <w:r>
-        <w:t xml:space="preserve">Utilizing the Scale Invariance Principle for Deriving a Regional Intensity-Duration-Frequency Relationship in the Metropolitan Region of Belo Horizonte, Brazil</w:t>
-      </w:r>
-      <w:r>
-        <w:t xml:space="preserve">.”</w:t>
-      </w:r>
-      <w:r>
-        <w:t xml:space="preserve"> </w:t>
-      </w:r>
-      <w:r>
-        <w:rPr>
-          <w:i/>
-          <w:iCs/>
-        </w:rPr>
-        <w:t xml:space="preserve">Journal of Hydrologic Engineering</w:t>
-      </w:r>
-      <w:r>
-        <w:t xml:space="preserve"> </w:t>
-      </w:r>
-      <w:r>
-        <w:t xml:space="preserve">28 (7): 05023010.</w:t>
-      </w:r>
-      <w:r>
-        <w:t xml:space="preserve"> </w:t>
-      </w:r>
-      <w:hyperlink r:id="rId104">
-        <w:r>
-          <w:rPr>
-            <w:rStyle w:val="Hyperlink"/>
-          </w:rPr>
-          <w:t xml:space="preserve">https://doi.org/10.1061/jhyeff.heeng-5934</w:t>
-        </w:r>
-      </w:hyperlink>
-      <w:r>
-        <w:t xml:space="preserve">.</w:t>
-      </w:r>
-    </w:p>
-    <w:bookmarkEnd w:id="105"/>
-    <w:bookmarkStart w:id="107" w:name="ref-Sane.2018"/>
-    <w:p>
-      <w:pPr>
-        <w:pStyle w:val="Bibliography"/>
-      </w:pPr>
-      <w:r>
-        <w:t xml:space="preserve">Sane, Youssouph, Geremy Panthou, Ansoumana Bodian, Theo Vischel, Thierry Lebel, Honore Dacosta, Guillaume Quantin, et al. 2018.</w:t>
-      </w:r>
-      <w:r>
-        <w:t xml:space="preserve"> </w:t>
-      </w:r>
-      <w:r>
-        <w:t xml:space="preserve">“</w:t>
-      </w:r>
-      <w:r>
-        <w:t xml:space="preserve">Intensity–duration–frequency (IDF) rainfall curves in Senegal</w:t>
-      </w:r>
-      <w:r>
-        <w:t xml:space="preserve">.”</w:t>
-      </w:r>
-      <w:r>
-        <w:t xml:space="preserve"> </w:t>
-      </w:r>
-      <w:r>
-        <w:rPr>
-          <w:i/>
-          <w:iCs/>
-        </w:rPr>
-        <w:t xml:space="preserve">Natural Hazards and Earth System Sciences</w:t>
-      </w:r>
-      <w:r>
-        <w:t xml:space="preserve"> </w:t>
-      </w:r>
-      <w:r>
-        <w:t xml:space="preserve">18 (7): 1849–66.</w:t>
-      </w:r>
-      <w:r>
-        <w:t xml:space="preserve"> </w:t>
-      </w:r>
-      <w:hyperlink r:id="rId106">
-        <w:r>
-          <w:rPr>
-            <w:rStyle w:val="Hyperlink"/>
-          </w:rPr>
-          <w:t xml:space="preserve">https://doi.org/10.5194/nhess-18-1849-2018</w:t>
-        </w:r>
-      </w:hyperlink>
-      <w:r>
-        <w:t xml:space="preserve">.</w:t>
-      </w:r>
-    </w:p>
-    <w:bookmarkEnd w:id="107"/>
-    <w:bookmarkStart w:id="109" w:name="ref-Stephenson.2016"/>
-    <w:p>
-      <w:pPr>
-        <w:pStyle w:val="Bibliography"/>
-      </w:pPr>
-      <w:r>
-        <w:t xml:space="preserve">Stephenson, Alec G., Eric A. Lehmann, and Aloke Phatak. 2016.</w:t>
-      </w:r>
-      <w:r>
-        <w:t xml:space="preserve"> </w:t>
-      </w:r>
-      <w:r>
-        <w:t xml:space="preserve">“</w:t>
-      </w:r>
-      <w:r>
-        <w:t xml:space="preserve">A max-stable process model for rainfall extremes at different accumulation durations</w:t>
-      </w:r>
-      <w:r>
-        <w:t xml:space="preserve">.”</w:t>
-      </w:r>
-      <w:r>
-        <w:t xml:space="preserve"> </w:t>
-      </w:r>
-      <w:r>
-        <w:rPr>
-          <w:i/>
-          <w:iCs/>
-        </w:rPr>
-        <w:t xml:space="preserve">Weather and Climate Extremes</w:t>
-      </w:r>
-      <w:r>
-        <w:t xml:space="preserve"> </w:t>
-      </w:r>
-      <w:r>
-        <w:t xml:space="preserve">13: 44–53.</w:t>
-      </w:r>
-      <w:r>
-        <w:t xml:space="preserve"> </w:t>
-      </w:r>
-      <w:hyperlink r:id="rId108">
-        <w:r>
-          <w:rPr>
-            <w:rStyle w:val="Hyperlink"/>
-          </w:rPr>
-          <w:t xml:space="preserve">https://doi.org/10.1016/j.wace.2016.07.002</w:t>
-        </w:r>
-      </w:hyperlink>
-      <w:r>
-        <w:t xml:space="preserve">.</w:t>
-      </w:r>
-    </w:p>
-    <w:bookmarkEnd w:id="109"/>
-    <w:bookmarkStart w:id="111" w:name="ref-Tayşi.2021"/>
-    <w:p>
-      <w:pPr>
-        <w:pStyle w:val="Bibliography"/>
-      </w:pPr>
-      <w:r>
-        <w:t xml:space="preserve">Tayşi, H, and M Özger. 2021.</w:t>
-      </w:r>
-      <w:r>
-        <w:t xml:space="preserve"> </w:t>
-      </w:r>
-      <w:r>
-        <w:t xml:space="preserve">“</w:t>
-      </w:r>
-      <w:r>
-        <w:t xml:space="preserve">Disaggregation of future GCMs to generate IDF curves for the assessment of urban floods</w:t>
-      </w:r>
-      <w:r>
-        <w:t xml:space="preserve">.”</w:t>
-      </w:r>
-      <w:r>
-        <w:t xml:space="preserve"> </w:t>
-      </w:r>
-      <w:r>
-        <w:rPr>
-          <w:i/>
-          <w:iCs/>
-        </w:rPr>
-        <w:t xml:space="preserve">Journal of Water and Climate Change</w:t>
-      </w:r>
-      <w:r>
-        <w:t xml:space="preserve"> </w:t>
-      </w:r>
-      <w:r>
-        <w:t xml:space="preserve">13 (2): 684–706.</w:t>
-      </w:r>
-      <w:r>
-        <w:t xml:space="preserve"> </w:t>
-      </w:r>
-      <w:hyperlink r:id="rId110">
-        <w:r>
-          <w:rPr>
-            <w:rStyle w:val="Hyperlink"/>
-          </w:rPr>
-          <w:t xml:space="preserve">https://doi.org/10.2166/wcc.2021.241</w:t>
-        </w:r>
-      </w:hyperlink>
-      <w:r>
-        <w:t xml:space="preserve">.</w:t>
-      </w:r>
-    </w:p>
-    <w:bookmarkEnd w:id="111"/>
-    <w:bookmarkStart w:id="113" w:name="ref-Vorobevskii.2023"/>
-    <w:p>
-      <w:pPr>
-        <w:pStyle w:val="Bibliography"/>
-      </w:pPr>
-      <w:r>
-        <w:t xml:space="preserve">Vorobevskii, Ivan, Jeongha Park, Dongkyun Kim, Klemens Barfus, and Rico Kronenberg. 2023.</w:t>
-      </w:r>
-      <w:r>
-        <w:t xml:space="preserve"> </w:t>
-      </w:r>
-      <w:r>
-        <w:t xml:space="preserve">“</w:t>
-      </w:r>
-      <w:r>
-        <w:t xml:space="preserve">Simulating sub-hourly rainfall data for current and future periods using two statistical disaggregation models: case studies from Germany and South Korea</w:t>
-      </w:r>
-      <w:r>
-        <w:t xml:space="preserve">.”</w:t>
-      </w:r>
-      <w:r>
-        <w:t xml:space="preserve"> </w:t>
-      </w:r>
-      <w:r>
-        <w:rPr>
-          <w:i/>
-          <w:iCs/>
-        </w:rPr>
-        <w:t xml:space="preserve">Hydrology and Earth System Sciences</w:t>
-      </w:r>
-      <w:r>
-        <w:t xml:space="preserve"> </w:t>
-      </w:r>
-      <w:r>
-        <w:t xml:space="preserve">28 (2): 391–416.</w:t>
-      </w:r>
-      <w:r>
-        <w:t xml:space="preserve"> </w:t>
-      </w:r>
-      <w:hyperlink r:id="rId112">
-        <w:r>
-          <w:rPr>
-            <w:rStyle w:val="Hyperlink"/>
-          </w:rPr>
-          <w:t xml:space="preserve">https://doi.org/10.5194/hess-28-391-2024</w:t>
-        </w:r>
-      </w:hyperlink>
-      <w:r>
-        <w:t xml:space="preserve">.</w:t>
-      </w:r>
-    </w:p>
-    <w:bookmarkEnd w:id="113"/>
-    <w:bookmarkStart w:id="115" w:name="ref-Vyver.2018"/>
-    <w:p>
-      <w:pPr>
-        <w:pStyle w:val="Bibliography"/>
-      </w:pPr>
-      <w:r>
-        <w:t xml:space="preserve">Vyver, Hans Van de. 2018.</w:t>
-      </w:r>
-      <w:r>
-        <w:t xml:space="preserve"> </w:t>
-      </w:r>
-      <w:r>
-        <w:t xml:space="preserve">“</w:t>
-      </w:r>
-      <w:r>
-        <w:t xml:space="preserve">A multiscaling‐based intensity–duration–frequency model for extreme precipitation</w:t>
-      </w:r>
-      <w:r>
-        <w:t xml:space="preserve">.”</w:t>
-      </w:r>
-      <w:r>
-        <w:t xml:space="preserve"> </w:t>
-      </w:r>
-      <w:r>
-        <w:rPr>
-          <w:i/>
-          <w:iCs/>
-        </w:rPr>
-        <w:t xml:space="preserve">Hydrological Processes</w:t>
-      </w:r>
-      <w:r>
-        <w:t xml:space="preserve"> </w:t>
-      </w:r>
-      <w:r>
-        <w:t xml:space="preserve">32 (11): 1635–47.</w:t>
-      </w:r>
-      <w:r>
-        <w:t xml:space="preserve"> </w:t>
-      </w:r>
-      <w:hyperlink r:id="rId114">
-        <w:r>
-          <w:rPr>
-            <w:rStyle w:val="Hyperlink"/>
-          </w:rPr>
-          <w:t xml:space="preserve">https://doi.org/10.1002/hyp.11516</w:t>
-        </w:r>
-      </w:hyperlink>
-      <w:r>
-        <w:t xml:space="preserve">.</w:t>
-      </w:r>
-    </w:p>
-    <w:bookmarkEnd w:id="115"/>
-    <w:bookmarkStart w:id="117" w:name="ref-Wang.2024"/>
-    <w:p>
-      <w:pPr>
-        <w:pStyle w:val="Bibliography"/>
-      </w:pPr>
-      <w:r>
-        <w:t xml:space="preserve">Wang, Zijie, Robert L. Wilby, and Dapeng Yu. 2024.</w:t>
-      </w:r>
-      <w:r>
-        <w:t xml:space="preserve"> </w:t>
-      </w:r>
-      <w:r>
-        <w:t xml:space="preserve">“</w:t>
-      </w:r>
-      <w:r>
-        <w:t xml:space="preserve">Spatial and temporal scaling of extreme rainfall in the United Kingdom</w:t>
-      </w:r>
-      <w:r>
-        <w:t xml:space="preserve">.”</w:t>
-      </w:r>
-      <w:r>
-        <w:t xml:space="preserve"> </w:t>
-      </w:r>
-      <w:r>
-        <w:rPr>
-          <w:i/>
-          <w:iCs/>
-        </w:rPr>
-        <w:t xml:space="preserve">International Journal of Climatology</w:t>
-      </w:r>
-      <w:r>
-        <w:t xml:space="preserve"> </w:t>
-      </w:r>
-      <w:r>
-        <w:t xml:space="preserve">44 (1): 286–304.</w:t>
-      </w:r>
-      <w:r>
-        <w:t xml:space="preserve"> </w:t>
-      </w:r>
-      <w:hyperlink r:id="rId116">
-        <w:r>
-          <w:rPr>
-            <w:rStyle w:val="Hyperlink"/>
-          </w:rPr>
-          <w:t xml:space="preserve">https://doi.org/10.1002/joc.8330</w:t>
-        </w:r>
-      </w:hyperlink>
-      <w:r>
-        <w:t xml:space="preserve">.</w:t>
-      </w:r>
-    </w:p>
-    <w:bookmarkEnd w:id="117"/>
-    <w:bookmarkStart w:id="119" w:name="ref-Yeo.2022"/>
-    <w:p>
-      <w:pPr>
-        <w:pStyle w:val="Bibliography"/>
-      </w:pPr>
-      <w:r>
-        <w:t xml:space="preserve">Yeo, Myeong-Ho, Van-Thanh-Van Nguyen, Yong Sang Kim, and Theodore A. Kpodonu. 2022.</w:t>
-      </w:r>
-      <w:r>
-        <w:t xml:space="preserve"> </w:t>
-      </w:r>
-      <w:r>
-        <w:t xml:space="preserve">“</w:t>
-      </w:r>
-      <w:r>
-        <w:t xml:space="preserve">An Integrated Extreme Rainfall Modeling Tool (SDExtreme) for Climate Change Impacts and Adaptation</w:t>
-      </w:r>
-      <w:r>
-        <w:t xml:space="preserve">.”</w:t>
-      </w:r>
-      <w:r>
-        <w:t xml:space="preserve"> </w:t>
-      </w:r>
-      <w:r>
-        <w:rPr>
-          <w:i/>
-          <w:iCs/>
-        </w:rPr>
-        <w:t xml:space="preserve">Water Resources Management</w:t>
-      </w:r>
-      <w:r>
-        <w:t xml:space="preserve"> </w:t>
-      </w:r>
-      <w:r>
-        <w:t xml:space="preserve">36 (9): 3153–79.</w:t>
-      </w:r>
-      <w:r>
-        <w:t xml:space="preserve"> </w:t>
-      </w:r>
-      <w:hyperlink r:id="rId118">
-        <w:r>
-          <w:rPr>
-            <w:rStyle w:val="Hyperlink"/>
-          </w:rPr>
-          <w:t xml:space="preserve">https://doi.org/10.1007/s11269-022-03194-1</w:t>
-        </w:r>
-      </w:hyperlink>
-      <w:r>
-        <w:t xml:space="preserve">.</w:t>
-      </w:r>
-    </w:p>
-    <w:bookmarkEnd w:id="119"/>
-    <w:bookmarkStart w:id="121" w:name="ref-Yeo.2021"/>
-    <w:p>
-      <w:pPr>
-        <w:pStyle w:val="Bibliography"/>
-      </w:pPr>
-      <w:r>
-        <w:t xml:space="preserve">Yeo, Myeong‐Ho, Van‐Thanh‐Van Nguyen, and Theodore A. Kpodonu. 2021.</w:t>
-      </w:r>
-      <w:r>
-        <w:t xml:space="preserve"> </w:t>
-      </w:r>
-      <w:r>
-        <w:t xml:space="preserve">“</w:t>
-      </w:r>
-      <w:r>
-        <w:t xml:space="preserve">Characterizing extreme rainfalls and constructing confidence intervals for IDF curves using Scaling‐GEV distribution model</w:t>
-      </w:r>
-      <w:r>
-        <w:t xml:space="preserve">.”</w:t>
-      </w:r>
-      <w:r>
-        <w:t xml:space="preserve"> </w:t>
-      </w:r>
-      <w:r>
-        <w:rPr>
-          <w:i/>
-          <w:iCs/>
-        </w:rPr>
-        <w:t xml:space="preserve">International Journal of Climatology</w:t>
-      </w:r>
-      <w:r>
-        <w:t xml:space="preserve"> </w:t>
-      </w:r>
-      <w:r>
-        <w:t xml:space="preserve">41 (1): 456–68.</w:t>
-      </w:r>
-      <w:r>
-        <w:t xml:space="preserve"> </w:t>
-      </w:r>
-      <w:hyperlink r:id="rId120">
-        <w:r>
-          <w:rPr>
-            <w:rStyle w:val="Hyperlink"/>
-          </w:rPr>
-          <w:t xml:space="preserve">https://doi.org/10.1002/joc.6631</w:t>
-        </w:r>
-      </w:hyperlink>
-      <w:r>
-        <w:t xml:space="preserve">.</w:t>
-      </w:r>
-    </w:p>
-    <w:bookmarkEnd w:id="121"/>
-    <w:bookmarkStart w:id="123" w:name="ref-Yu.2004"/>
-    <w:p>
-      <w:pPr>
-        <w:pStyle w:val="Bibliography"/>
-      </w:pPr>
-      <w:r>
-        <w:t xml:space="preserve">Yu, Pao-Shan, Tao-Chang Yang, and Chin-Sheng Lin. 2004.</w:t>
-      </w:r>
-      <w:r>
-        <w:t xml:space="preserve"> </w:t>
-      </w:r>
-      <w:r>
-        <w:t xml:space="preserve">“</w:t>
-      </w:r>
-      <w:r>
-        <w:t xml:space="preserve">Regional rainfall intensity formulas based on scaling property of rainfall</w:t>
-      </w:r>
-      <w:r>
-        <w:t xml:space="preserve">.”</w:t>
-      </w:r>
-      <w:r>
-        <w:t xml:space="preserve"> </w:t>
-      </w:r>
-      <w:r>
-        <w:rPr>
-          <w:i/>
-          <w:iCs/>
-        </w:rPr>
-        <w:t xml:space="preserve">Journal of Hydrology</w:t>
-      </w:r>
-      <w:r>
-        <w:t xml:space="preserve"> </w:t>
-      </w:r>
-      <w:r>
-        <w:t xml:space="preserve">295 (1-4): 108–23.</w:t>
-      </w:r>
-      <w:r>
-        <w:t xml:space="preserve"> </w:t>
-      </w:r>
-      <w:hyperlink r:id="rId122">
-        <w:r>
-          <w:rPr>
-            <w:rStyle w:val="Hyperlink"/>
-          </w:rPr>
-          <w:t xml:space="preserve">https://doi.org/10.1016/j.jhydrol.2004.03.003</w:t>
-        </w:r>
-      </w:hyperlink>
-      <w:r>
-        <w:t xml:space="preserve">.</w:t>
-      </w:r>
-    </w:p>
-    <w:bookmarkEnd w:id="123"/>
-    <w:bookmarkEnd w:id="124"/>
-    <w:bookmarkEnd w:id="125"/>
     <w:sectPr/>
   </w:body>
 </w:document>
@@ -31392,91 +29382,6 @@
       </w:rPr>
     </w:lvl>
   </w:abstractNum>
-  <w:abstractNum w:abstractNumId="99414">
-    <w:nsid w:val="00A99414"/>
-    <w:multiLevelType w:val="multilevel"/>
-    <w:lvl w:ilvl="0">
-      <w:start w:val="4"/>
-      <w:numFmt w:val="decimal"/>
-      <w:lvlText w:val="%1."/>
-      <w:lvlJc w:val="left"/>
-      <w:pPr>
-        <w:ind w:left="720" w:hanging="360"/>
-      </w:pPr>
-    </w:lvl>
-    <w:lvl w:ilvl="1">
-      <w:start w:val="4"/>
-      <w:numFmt w:val="decimal"/>
-      <w:lvlText w:val="%2."/>
-      <w:lvlJc w:val="left"/>
-      <w:pPr>
-        <w:ind w:left="1440" w:hanging="360"/>
-      </w:pPr>
-    </w:lvl>
-    <w:lvl w:ilvl="2">
-      <w:start w:val="4"/>
-      <w:numFmt w:val="decimal"/>
-      <w:lvlText w:val="%3."/>
-      <w:lvlJc w:val="left"/>
-      <w:pPr>
-        <w:ind w:left="2160" w:hanging="360"/>
-      </w:pPr>
-    </w:lvl>
-    <w:lvl w:ilvl="3">
-      <w:start w:val="4"/>
-      <w:numFmt w:val="decimal"/>
-      <w:lvlText w:val="%4."/>
-      <w:lvlJc w:val="left"/>
-      <w:pPr>
-        <w:ind w:left="2880" w:hanging="360"/>
-      </w:pPr>
-    </w:lvl>
-    <w:lvl w:ilvl="4">
-      <w:start w:val="4"/>
-      <w:numFmt w:val="decimal"/>
-      <w:lvlText w:val="%5."/>
-      <w:lvlJc w:val="left"/>
-      <w:pPr>
-        <w:ind w:left="3600" w:hanging="360"/>
-      </w:pPr>
-    </w:lvl>
-    <w:lvl w:ilvl="5">
-      <w:start w:val="4"/>
-      <w:numFmt w:val="decimal"/>
-      <w:lvlText w:val="%6."/>
-      <w:lvlJc w:val="left"/>
-      <w:pPr>
-        <w:ind w:left="4320" w:hanging="360"/>
-      </w:pPr>
-    </w:lvl>
-    <w:lvl w:ilvl="6">
-      <w:start w:val="4"/>
-      <w:numFmt w:val="decimal"/>
-      <w:lvlText w:val="%7."/>
-      <w:lvlJc w:val="left"/>
-      <w:pPr>
-        <w:ind w:left="5040" w:hanging="360"/>
-      </w:pPr>
-    </w:lvl>
-    <w:lvl w:ilvl="7">
-      <w:start w:val="4"/>
-      <w:numFmt w:val="decimal"/>
-      <w:lvlText w:val="%8."/>
-      <w:lvlJc w:val="left"/>
-      <w:pPr>
-        <w:ind w:left="5760" w:hanging="360"/>
-      </w:pPr>
-    </w:lvl>
-    <w:lvl w:ilvl="8">
-      <w:start w:val="4"/>
-      <w:numFmt w:val="decimal"/>
-      <w:lvlText w:val="%9."/>
-      <w:lvlJc w:val="left"/>
-      <w:pPr>
-        <w:ind w:left="6480" w:hanging="360"/>
-      </w:pPr>
-    </w:lvl>
-  </w:abstractNum>
   <w:abstractNum w:abstractNumId="99415">
     <w:nsid w:val="00A99415"/>
     <w:multiLevelType w:val="multilevel"/>
@@ -31569,36 +29474,6 @@
     <w:abstractNumId w:val="991"/>
   </w:num>
   <w:num w:numId="1002">
-    <w:abstractNumId w:val="99414"/>
-    <w:lvlOverride w:ilvl="0">
-      <w:startOverride w:val="4"/>
-    </w:lvlOverride>
-    <w:lvlOverride w:ilvl="1">
-      <w:startOverride w:val="4"/>
-    </w:lvlOverride>
-    <w:lvlOverride w:ilvl="2">
-      <w:startOverride w:val="4"/>
-    </w:lvlOverride>
-    <w:lvlOverride w:ilvl="3">
-      <w:startOverride w:val="4"/>
-    </w:lvlOverride>
-    <w:lvlOverride w:ilvl="4">
-      <w:startOverride w:val="4"/>
-    </w:lvlOverride>
-    <w:lvlOverride w:ilvl="5">
-      <w:startOverride w:val="4"/>
-    </w:lvlOverride>
-    <w:lvlOverride w:ilvl="6">
-      <w:startOverride w:val="4"/>
-    </w:lvlOverride>
-    <w:lvlOverride w:ilvl="7">
-      <w:startOverride w:val="4"/>
-    </w:lvlOverride>
-    <w:lvlOverride w:ilvl="8">
-      <w:startOverride w:val="4"/>
-    </w:lvlOverride>
-  </w:num>
-  <w:num w:numId="1003">
     <w:abstractNumId w:val="99415"/>
     <w:lvlOverride w:ilvl="0">
       <w:startOverride w:val="5"/>

--- a/_site/desagregacao_temporal.docx
+++ b/_site/desagregacao_temporal.docx
@@ -18,7 +18,7 @@
         <w:t xml:space="preserve">Dirceu S. Reis Jr.</w:t>
       </w:r>
     </w:p>
-    <w:bookmarkStart w:id="27" w:name="sec.desagregacao"/>
+    <w:bookmarkStart w:id="112" w:name="sec.desagregacao"/>
     <w:p>
       <w:pPr>
         <w:pStyle w:val="Heading2"/>
@@ -122,7 +122,10 @@
         <w:t xml:space="preserve"> </w:t>
       </w:r>
       <w:r>
-        <w:t xml:space="preserve">Van de Vyver, 2018).</w:t>
+        <w:t xml:space="preserve">(Vyver 2018)</w:t>
+      </w:r>
+      <w:r>
+        <w:t xml:space="preserve">.</w:t>
       </w:r>
     </w:p>
     <w:p>
@@ -130,7 +133,16 @@
         <w:pStyle w:val="BodyText"/>
       </w:pPr>
       <w:r>
-        <w:t xml:space="preserve">É útil distinguir IDF (intensidades), DDF (profundidade–duração–frequência) e hietogramas de projeto. As curvas IDF/DDF fornecem valores agregados por duração, mas não especificam o padrão temporal intradiário, que geralmente é obtido por desagregação ou por perfis de projeto. Na prática, as IDFs são frequentemente ajustadas com GEV/Gumbel sob hipótese de estacionariedade (Baldassarre et al., 2006; Courty et al., 2019; Yeo et al., 2021).</w:t>
+        <w:t xml:space="preserve">É útil distinguir IDF (intensidades), DDF (profundidade–duração–frequência) e hietogramas de projeto. As curvas IDF/DDF fornecem valores agregados por duração, mas não especificam o padrão temporal intradiário, que geralmente é obtido por desagregação ou por perfis de projeto. Na prática, as IDFs são frequentemente ajustadas com Distribuição Generalizada de Valores Extremos (GEV) ou com a distribuição de Gumbel sob hipótese de estacionariedade</w:t>
+      </w:r>
+      <w:r>
+        <w:t xml:space="preserve"> </w:t>
+      </w:r>
+      <w:r>
+        <w:t xml:space="preserve">(Baldassarre, Brath, and Montanari 2006; Courty et al. 2019; Yeo, Nguyen, and Kpodonu 2021)</w:t>
+      </w:r>
+      <w:r>
+        <w:t xml:space="preserve">.</w:t>
       </w:r>
     </w:p>
     <w:p>
@@ -138,7 +150,7 @@
         <w:pStyle w:val="BodyText"/>
       </w:pPr>
       <w:r>
-        <w:t xml:space="preserve">Um desafio recorrente é a assimetria de resolução. Projetos podem requer intensidades subdiárias (minutos–horas), enquanto grande parte das observações históricas está em escala diária. Além disso, as redes pluviográficas costumam ser esparsas e curtas, o que dificulta a caracterização de picos intradiários sem incorrer em subdimensionamento ou sobrecustos.</w:t>
+        <w:t xml:space="preserve">Um desafio recorrente é a assimetria de resolução. Projetos podem exigir intensidades subdiárias (minutos–horas), enquanto grande parte das observações históricas está em escala diária. Além disso, as redes pluviográficas costumam ser esparsas e curtas, o que dificulta a caracterização de picos intradiários sem incorrer em subdimensionamento ou sobrecustos.</w:t>
       </w:r>
     </w:p>
     <w:p>
@@ -271,7 +283,16 @@
         <w:t xml:space="preserve"> </w:t>
       </w:r>
       <w:r>
-        <w:t xml:space="preserve">(CETESB, 1979; Abreu et al., 2022).</w:t>
+        <w:t xml:space="preserve">[CETESB, 1979;</w:t>
+      </w:r>
+      <w:r>
+        <w:t xml:space="preserve"> </w:t>
+      </w:r>
+      <w:r>
+        <w:t xml:space="preserve">Abreu et al. (2022)</w:t>
+      </w:r>
+      <w:r>
+        <w:t xml:space="preserve">]</w:t>
       </w:r>
     </w:p>
     <w:p>
@@ -279,10 +300,7 @@
         <w:pStyle w:val="BodyText"/>
       </w:pPr>
       <w:r>
-        <w:t xml:space="preserve">No Brasil, o método que relaciona chuvas de diferentes durações (método RRDD) tornou-se uma das principais técnicas de desagregação diária em subdiária. Seu funcionamento baseia-se em coeficientes de desagregação</w:t>
-      </w:r>
-      <w:r>
-        <w:t xml:space="preserve"> </w:t>
+        <w:t xml:space="preserve">No Brasil, o método das Relações de Redução de Duração Diária (RRDD) é uma das principais técnicas de desagregação de séries diárias em subdiárias. Seu funcionamento baseia-se em coeficientes de desagregação (</w:t>
       </w:r>
       <m:oMath>
         <m:r>
@@ -302,7 +320,7 @@
         </m:sSub>
       </m:oMath>
       <w:r>
-        <w:t xml:space="preserve">, definidos por razões entre precipitações máximas em diferentes durações. Dado um valor de projeto diário</w:t>
+        <w:t xml:space="preserve">), definidos por razões entre precipitações máximas em diferentes durações. Dado um valor de projeto diário</w:t>
       </w:r>
       <w:r>
         <w:t xml:space="preserve"> </w:t>
@@ -556,33 +574,16 @@
         <w:pStyle w:val="BodyText"/>
       </w:pPr>
       <w:r>
-        <w:t xml:space="preserve">A partir desses pontos, derivam-se curvas IDF/DDF completas usando a base diária (CETESB, 1979; Abreu et al., 2022). No contexto brasileiro, os</w:t>
-      </w:r>
-      <w:r>
-        <w:t xml:space="preserve"> </w:t>
-      </w:r>
-      <m:oMath>
-        <m:r>
-          <m:t>C</m:t>
-        </m:r>
-        <m:sSub>
-          <m:e>
-            <m:r>
-              <m:t>D</m:t>
-            </m:r>
-          </m:e>
-          <m:sub>
-            <m:r>
-              <m:t>d</m:t>
-            </m:r>
-          </m:sub>
-        </m:sSub>
-      </m:oMath>
-      <w:r>
-        <w:t xml:space="preserve"> </w:t>
-      </w:r>
-      <w:r>
-        <w:t xml:space="preserve">mais amplamente aplicados foram originalmente estabelecidos pela CETESB (1979). Eles foram obtidos a partir da média de registros subdiários provenientes de pluviógrafos instalados em diversas localidades do país e, por isso, acabaram sendo considerados como coeficientes gerais para todo o território nacional.</w:t>
+        <w:t xml:space="preserve">A partir desses pontos, derivam-se curvas IDF/DDF completas usando a base diária [CETESB, 1979;</w:t>
+      </w:r>
+      <w:r>
+        <w:t xml:space="preserve"> </w:t>
+      </w:r>
+      <w:r>
+        <w:t xml:space="preserve">Abreu et al. (2022)</w:t>
+      </w:r>
+      <w:r>
+        <w:t xml:space="preserve">]. No contexto brasileiro, os coeficientes de desagregação mais amplamente aplicados são originalmente estabelecidos pela CETESB (1979). Eles são obtidos a partir da média de registros subdiários provenientes de pluviógrafos instalados em diversas localidades do país e, por isso, acabam sendo considerados como coeficientes gerais para todo o território nacional.</w:t>
       </w:r>
     </w:p>
     <w:p>
@@ -590,10 +591,19 @@
         <w:pStyle w:val="BodyText"/>
       </w:pPr>
       <w:r>
-        <w:t xml:space="preserve">A literatura recente propõe diversas variações e aprimoramentos. Nesse contexto, Abreu et al. (2022) compararam</w:t>
-      </w:r>
-      <w:r>
-        <w:t xml:space="preserve"> </w:t>
+        <w:t xml:space="preserve">A literatura recente propõe diversas variações e aprimoramentos. Nesse contexto, Abreu et al.</w:t>
+      </w:r>
+      <w:r>
+        <w:t xml:space="preserve"> </w:t>
+      </w:r>
+      <w:r>
+        <w:t xml:space="preserve">(2022)</w:t>
+      </w:r>
+      <w:r>
+        <w:t xml:space="preserve"> </w:t>
+      </w:r>
+      <w:r>
+        <w:t xml:space="preserve">comparam coeficientes padrão (</w:t>
       </w:r>
       <m:oMath>
         <m:r>
@@ -661,10 +671,7 @@
         <w:t xml:space="preserve"> </w:t>
       </w:r>
       <w:r>
-        <w:t xml:space="preserve">(CETESB)</w:t>
-      </w:r>
-      <w:r>
-        <w:t xml:space="preserve"> </w:t>
+        <w:t xml:space="preserve">- CETESB) e coeficientes específicos (</w:t>
       </w:r>
       <m:oMath>
         <m:r>
@@ -732,7 +739,7 @@
         <w:t xml:space="preserve"> </w:t>
       </w:r>
       <w:r>
-        <w:t xml:space="preserve">(estimados posto a posto). A partir deles, construíram as respectivas curvas IDFs, ajustando os parâmetros da equação IDF genérica:</w:t>
+        <w:t xml:space="preserve">- estimados posto a posto). A partir deles, constroem as respectivas curvas IDFs, ajustando os parâmetros da equação IDF genérica:</w:t>
       </w:r>
     </w:p>
     <w:p>
@@ -855,24 +862,7 @@
         <w:pStyle w:val="BodyText"/>
       </w:pPr>
       <w:r>
-        <w:t xml:space="preserve">via Gauss–Newton sobre os pontos gerados pelos</w:t>
-      </w:r>
-      <w:r>
-        <w:t xml:space="preserve"> </w:t>
-      </w:r>
-      <m:oMath>
-        <m:r>
-          <m:t>C</m:t>
-        </m:r>
-        <m:r>
-          <m:t>D</m:t>
-        </m:r>
-        <m:r>
-          <m:t>s</m:t>
-        </m:r>
-      </m:oMath>
-      <w:r>
-        <w:t xml:space="preserve">. Para a espacialização do</w:t>
+        <w:t xml:space="preserve">via Gauss–Newton sobre os pontos gerados pelos coeficientes. Para a espacialização do</w:t>
       </w:r>
       <w:r>
         <w:t xml:space="preserve"> </w:t>
@@ -943,7 +933,7 @@
         <w:t xml:space="preserve"> </w:t>
       </w:r>
       <w:r>
-        <w:t xml:space="preserve">aplicaram a técnica de interpolação por ponderação do inverso da distância (</w:t>
+        <w:t xml:space="preserve">aplicam a técnica de interpolação por Ponderação do Inverso da Distância (</w:t>
       </w:r>
       <w:r>
         <w:rPr>
@@ -961,7 +951,7 @@
         <w:pStyle w:val="BodyText"/>
       </w:pPr>
       <w:r>
-        <w:t xml:space="preserve">No Atlas Pluviométrico do Brasil (CPRM, 2013), a desagregação temporal parte dos quantis diários (máximo diário anual por ano hidrológico) e os traduz para durações subdiárias por meio de uma relação log-linear em duração cujo coeficiente depende do período de retorno. Para cada posto, ajusta-se a curva de altura</w:t>
+        <w:t xml:space="preserve">No Atlas Pluviométrico do Brasil (CPRM, 2013), a desagregação temporal parte dos quantis diários (máximo diário anual por ano hidrológico) e os traduz para durações subdiárias por meio de uma relação log-linear em função da duração, cujo coeficiente depende do período de retorno. Para cada posto, ajusta-se a curva de altura</w:t>
       </w:r>
       <w:r>
         <w:t xml:space="preserve"> </w:t>
@@ -1292,7 +1282,7 @@
         <w:t xml:space="preserve"> </w:t>
       </w:r>
       <w:r>
-        <w:t xml:space="preserve">nas durações consideradas (tipicamente separando faixas curtas e longas quando necessário). Depois estimam-se</w:t>
+        <w:t xml:space="preserve">nas durações consideradas (tipicamente separando faixas curtas e longas, quando necessário). Em seguida, estimam-se</w:t>
       </w:r>
       <w:r>
         <w:t xml:space="preserve"> </w:t>
@@ -1591,7 +1581,7 @@
         <w:pStyle w:val="FirstParagraph"/>
       </w:pPr>
       <w:r>
-        <w:t xml:space="preserve">A metodologia de isozonas é uma abordagem de regionalização que se baseia no princípio de que áreas climaticamente semelhantes exibem comportamento homogêneo em relação às chuvas intensas. Proposto por Torrico (1974), o conceito foi aplicado na divisão do Brasil em oito microclimas homogêneos, a partir de dados de 98 postos pluviográficos previamente analisados por Pfafstetter (1956; 1982). O estudo focou nas alturas máximas para 24h e 1h, representadas em papel de probabilidade de Hershfield e Wilson. Observou-se que, ao prolongar as semirretas das curvas de altura versus duração, elas convergiam para um mesmo ponto no eixo das ordenadas em determinadas áreas. Essas relações entre durações passaram, então, a ser utilizadas como coeficientes de desagregação, possibilitando a estimativa de precipitações em locais sem registros pluviográficos.</w:t>
+        <w:t xml:space="preserve">A metodologia de isozonas é uma abordagem de regionalização que se baseia no princípio de que áreas climaticamente semelhantes exibem comportamento homogêneo em relação às chuvas intensas. Proposto por Torrico (1974), o conceito é aplicado na divisão do Brasil em oito microclimas homogêneos, a partir de dados de 98 postos pluviográficos previamente analisados por Pfafstetter (1956; 1982). O estudo foca nas alturas máximas para 24h e 1h, representadas em papel de probabilidade de Hershfield e Wilson. Observa-se que, ao prolongar as semirretas das curvas de altura versus duração, elas convergiam para um mesmo ponto no eixo das ordenadas em determinadas áreas. Essas relações entre durações passaram, então, a ser utilizadas como coeficientes de desagregação, possibilitando a estimativa de precipitações em locais sem registros pluviográficos.</w:t>
       </w:r>
     </w:p>
     <w:p>
@@ -1599,7 +1589,42 @@
         <w:pStyle w:val="BodyText"/>
       </w:pPr>
       <w:r>
-        <w:t xml:space="preserve">Décadas mais tarde, Basso et al. (2016) revisitaram e atualizaram o zoneamento de Torrico com base em cerca de mil equações IDF disponíveis no Brasil. Consideraram-se apenas ajustes provenientes de pluviogramas (descartando relações gerais entre durações) e, havendo múltiplas IDFs por localidade, optou-se pela mais recente. O período de retorno de referência para comparação foi T=10 anos, usual em macrodrenagem urbana. No processo de rezoneamento, as intensidades e as relações entre durações obtidas a partir das IDF atuais foram comparadas às estimadas por Torrico (1974) com ênfase em</w:t>
+        <w:t xml:space="preserve">Décadas mais tarde, Basso et al.</w:t>
+      </w:r>
+      <w:r>
+        <w:t xml:space="preserve"> </w:t>
+      </w:r>
+      <w:r>
+        <w:t xml:space="preserve">(2016)</w:t>
+      </w:r>
+      <w:r>
+        <w:t xml:space="preserve"> </w:t>
+      </w:r>
+      <w:r>
+        <w:t xml:space="preserve">revisitam e atualizam o zoneamento de Torrico com base em cerca de mil equações IDF disponíveis no Brasil. Consideram apenas ajustes provenientes de pluviogramas (descartando relações gerais entre durações) e, havendo múltiplas IDFs por localidade, optam pela mais recente. O período de retorno de referência para comparação foi</w:t>
+      </w:r>
+      <w:r>
+        <w:t xml:space="preserve"> </w:t>
+      </w:r>
+      <m:oMath>
+        <m:r>
+          <m:t>T</m:t>
+        </m:r>
+        <m:r>
+          <m:rPr>
+            <m:sty m:val="p"/>
+          </m:rPr>
+          <m:t>=</m:t>
+        </m:r>
+        <m:r>
+          <m:t>10</m:t>
+        </m:r>
+      </m:oMath>
+      <w:r>
+        <w:t xml:space="preserve"> </w:t>
+      </w:r>
+      <w:r>
+        <w:t xml:space="preserve">anos, usual em macrodrenagem urbana. No processo de rezoneamento, as intensidades e as relações entre durações obtidas a partir das IDF atuais são comparadas às estimadas por Torrico (1974) com ênfase em</w:t>
       </w:r>
       <w:r>
         <w:t xml:space="preserve"> </w:t>
@@ -1644,7 +1669,7 @@
         </m:r>
       </m:oMath>
       <w:r>
-        <w:t xml:space="preserve">, apoiando-se em mapas climáticos nacionais para áreas com baixa densidade de dados e verificando a homogeneidade intra-zona por estatísticas descritivas. O resultado foi um conjunto de novas isozonas e coeficientes regionais de desagregação</w:t>
+        <w:t xml:space="preserve">, apoiando-se em mapas climáticos nacionais para áreas com baixa densidade de dados e verificando a homogeneidade intra-zona por estatísticas descritivas. O resultado é um conjunto de novas isozonas e coeficientes regionais de desagregação</w:t>
       </w:r>
       <w:r>
         <w:t xml:space="preserve"> </w:t>
@@ -1689,7 +1714,30 @@
         </m:r>
       </m:oMath>
       <w:r>
-        <w:t xml:space="preserve">, para T=10 anos.</w:t>
+        <w:t xml:space="preserve">, para</w:t>
+      </w:r>
+      <w:r>
+        <w:t xml:space="preserve"> </w:t>
+      </w:r>
+      <m:oMath>
+        <m:r>
+          <m:t>T</m:t>
+        </m:r>
+        <m:r>
+          <m:rPr>
+            <m:sty m:val="p"/>
+          </m:rPr>
+          <m:t>=</m:t>
+        </m:r>
+        <m:r>
+          <m:t>10</m:t>
+        </m:r>
+      </m:oMath>
+      <w:r>
+        <w:t xml:space="preserve"> </w:t>
+      </w:r>
+      <w:r>
+        <w:t xml:space="preserve">anos.</w:t>
       </w:r>
     </w:p>
     <w:p>
@@ -1697,7 +1745,36 @@
         <w:pStyle w:val="BodyText"/>
       </w:pPr>
       <w:r>
-        <w:t xml:space="preserve">Além de coeficientes e isozonas, há uma vertente importante de equações paramétricas DDF/IDF. Baldassarre et al. (2006) realizaram um estudo para testar a confiabilidade de sete diferentes curvas DDF (quatro com dois parâmetros e três com três parâmetros). Essas curvas foram calibradas utilizando o método dos mínimos quadrados com dados de precipitação observados referentes a durações mais longas (1, 3, 6, 12 e 24 horas). Após a calibração, as curvas DDF foram extrapoladas para estimar as profundidades de precipitação de projeto para durações mais curtas, especificamente 15, 20, 30 e 45 minutos. Para avaliar a precisão dessas estimativas extrapoladas, elas foram comparadas com os quantis de precipitação obtidos pelo ajuste direto da distribuição de Gumbel aos dados observados em cada duração. Embora a distribuição de Gumbel tenha sido considerado um ajuste aceitável para os dados utilizados no estudo e tenha tido sua adequação verificada por testes de L-momentos e Kolmogorov-Smirnov, o artigo menciona que estudos recentes apontaram que a distribuição de Gumbel pode subestimar a profundidade de precipitação de projeto para grandes períodos de retorno. O estudo ilustra a sensibilidade à forma da equação e os riscos de extrapolar para durações curtas fora do intervalo de calibração, motivando o uso de formulações que imponham consistência entre durações quando possível (Baldassarre et al. 2006)</w:t>
+        <w:t xml:space="preserve">Além de coeficientes e isozonas, há uma vertente importante de equações paramétricas DDF/IDF. Baldassarre et al.</w:t>
+      </w:r>
+      <w:r>
+        <w:t xml:space="preserve"> </w:t>
+      </w:r>
+      <w:r>
+        <w:t xml:space="preserve">(2006)</w:t>
+      </w:r>
+      <w:r>
+        <w:t xml:space="preserve"> </w:t>
+      </w:r>
+      <w:r>
+        <w:t xml:space="preserve">realizam um estudo para testar a confiabilidade de sete diferentes curvas DDF (quatro com dois parâmetros e três com três parâmetros). Essas curvas foram calibradas utilizando o método dos mínimos quadrados com dados de precipitação observados referentes a durações mais longas (1, 3, 6, 12 e 24 horas). Após a calibração, as curvas DDF são extrapoladas para estimar as profundidades de precipitação de projeto para durações mais curtas, especificamente 15, 20, 30 e 45 minutos.</w:t>
+      </w:r>
+    </w:p>
+    <w:p>
+      <w:pPr>
+        <w:pStyle w:val="BodyText"/>
+      </w:pPr>
+      <w:r>
+        <w:t xml:space="preserve">Para avaliar a precisão dessas estimativas extrapoladas, elas são comparadas com os quantis de precipitação obtidos pelo ajuste direto da distribuição de Gumbel aos dados observados em cada duração. Embora a distribuição de Gumbel seja considerada um ajuste aceitável para os dados utilizados no estudo e tenha sua adequação verificada por testes de L-momentos e Kolmogorov-Smirnov, o artigo ressalta que estudos recentes apontam que a distribuição pode subestimar a profundidade de precipitação de projeto para grandes períodos de retorno. O estudo ilustra a sensibilidade à forma da equação e os riscos de extrapolar para durações curtas fora do intervalo de calibração, motivando o uso de formulações que imponham consistência entre durações quando possível</w:t>
+      </w:r>
+      <w:r>
+        <w:t xml:space="preserve"> </w:t>
+      </w:r>
+      <w:r>
+        <w:t xml:space="preserve">(Baldassarre, Brath, and Montanari 2006)</w:t>
+      </w:r>
+      <w:r>
+        <w:t xml:space="preserve">.</w:t>
       </w:r>
     </w:p>
     <w:bookmarkEnd w:id="21"/>
@@ -1834,13 +1911,7 @@
         <w:pStyle w:val="FirstParagraph"/>
       </w:pPr>
       <w:r>
-        <w:t xml:space="preserve">,</w:t>
-      </w:r>
-      <w:r>
-        <w:t xml:space="preserve"> </w:t>
-      </w:r>
-      <w:r>
-        <w:t xml:space="preserve">probabilidade desprezível de múltiplas chegadas em</w:t>
+        <w:t xml:space="preserve">, probabilidade desprezível de múltiplas chegadas em</w:t>
       </w:r>
       <w:r>
         <w:t xml:space="preserve"> </w:t>
@@ -1871,7 +1942,7 @@
         <w:pStyle w:val="BodyText"/>
       </w:pPr>
       <w:r>
-        <w:t xml:space="preserve">Dentro desse arcabouço, consolidaram-se duas famílias: (i) modelos simples baseados em Poisson (p.ex., Poisson Ruído Branco e Poisson de Pulsos Retangulares), que representam a chuva como uma sequência de pulsos com alturas e durações aleatórias; e (ii) processos pontuais de agrupamento, notadamente</w:t>
+        <w:t xml:space="preserve">Dentro desse arcabouço, consolidam-se duas famílias: (i) modelos simples baseados em Poisson (por exemplo, Poisson Ruído Branco e Poisson de Pulsos Retangulares), que representam a chuva como uma sequência de pulsos com alturas e durações aleatórias; e (ii) processos pontuais de agrupamento, notadamente</w:t>
       </w:r>
       <w:r>
         <w:t xml:space="preserve"> </w:t>
@@ -1932,7 +2003,16 @@
         <w:t xml:space="preserve"> </w:t>
       </w:r>
       <w:r>
-        <w:t xml:space="preserve">há uma célula no próprio ponto de origem do evento. Em avaliações clássicas (Denver/Boston), ambos reproduzem bem média, variância e autocorrelação, mas tendem a distorcer a proporção de tempos secos se mal calibrados (Koutsoyiannis &amp; Onof, 2001).</w:t>
+        <w:t xml:space="preserve">há uma célula no próprio ponto de origem do evento. Em avaliações clássicas (Denver/Boston), ambos reproduzem bem média, variância e autocorrelação, mas tendem a distorcer a proporção de tempos secos se mal calibrados</w:t>
+      </w:r>
+      <w:r>
+        <w:t xml:space="preserve"> </w:t>
+      </w:r>
+      <w:r>
+        <w:t xml:space="preserve">(Koutsoyiannis and Onof 2001)</w:t>
+      </w:r>
+      <w:r>
+        <w:t xml:space="preserve">.</w:t>
       </w:r>
     </w:p>
     <w:p>
@@ -2149,7 +2229,7 @@
         <w:t xml:space="preserve"> </w:t>
       </w:r>
       <w:r>
-        <w:t xml:space="preserve">com distribuição especificada. Neste arcabouço, a desagregação temporal é tratada como geração estocástica em passo fino (p.ex., horário ou sub-horário): calibra-se o modelo com estatísticas observadas em escalas mais grossas e simula-se a sequência de pulsos; ao agregar a série simulada, recuperam-se as estatísticas-alvo nas escalas de 1–24 h.</w:t>
+        <w:t xml:space="preserve">com distribuição especificada. Neste arcabouço, a desagregação temporal é tratada como geração estocástica em passo fino (por exemplo, horário ou sub-horário): calibra-se o modelo com estatísticas observadas em escalas mais grossas e simula-se a sequência de pulsos; ao agregar a série simulada, recuperam-se as estatísticas-alvo nas escalas de 1–24 h.</w:t>
       </w:r>
     </w:p>
     <w:p>
@@ -2157,7 +2237,7 @@
         <w:pStyle w:val="BodyText"/>
       </w:pPr>
       <w:r>
-        <w:t xml:space="preserve">Para ampliar a flexibilidade multiescala e melhorar a representação dos períodos secos/úmidos, Modelo de Pulso Retangular</w:t>
+        <w:t xml:space="preserve">Para ampliar a flexibilidade multiescala e melhorar a representação dos períodos secos/úmidos, é proposto o Modelo de Pulso Retangular</w:t>
       </w:r>
       <w:r>
         <w:t xml:space="preserve"> </w:t>
@@ -2173,7 +2253,7 @@
         <w:t xml:space="preserve"> </w:t>
       </w:r>
       <w:r>
-        <w:t xml:space="preserve">Modificado (MBLPRM) foi proposto. Na versão modificada,</w:t>
+        <w:t xml:space="preserve">Modificado (MBLPRM). Na versão modificada,</w:t>
       </w:r>
       <w:r>
         <w:t xml:space="preserve"> </w:t>
@@ -2240,7 +2320,7 @@
         <w:t xml:space="preserve"> </w:t>
       </w:r>
       <w:r>
-        <w:t xml:space="preserve">também passam a variar de modo que as razões</w:t>
+        <w:t xml:space="preserve">também variam de modo que as razões</w:t>
       </w:r>
       <w:r>
         <w:t xml:space="preserve"> </w:t>
@@ -2373,7 +2453,7 @@
         </m:sSub>
       </m:oMath>
       <w:r>
-        <w:t xml:space="preserve">; alternativamente, pode-se adotar uma Gama de dois parâmetros com média</w:t>
+        <w:t xml:space="preserve">; alternativamente, pode-se adotar uma Gamma de dois parâmetros com média</w:t>
       </w:r>
       <w:r>
         <w:t xml:space="preserve"> </w:t>
@@ -2632,7 +2712,19 @@
         <w:pStyle w:val="BodyText"/>
       </w:pPr>
       <w:r>
-        <w:t xml:space="preserve">Koutsoyiannis &amp; Onof (2001) implementam no</w:t>
+        <w:t xml:space="preserve">Koutsoyiannis &amp; Onof</w:t>
+      </w:r>
+      <w:r>
+        <w:t xml:space="preserve"> </w:t>
+      </w:r>
+      <w:r>
+        <w:t xml:space="preserve">(2001)</w:t>
+      </w:r>
+      <w:r>
+        <w:t xml:space="preserve"> </w:t>
+      </w:r>
+      <w:r>
+        <w:t xml:space="preserve">implementam no</w:t>
       </w:r>
       <w:r>
         <w:t xml:space="preserve"> </w:t>
@@ -2662,7 +2754,7 @@
         <w:t xml:space="preserve">Bartlett–Lewis</w:t>
       </w:r>
       <w:r>
-        <w:t xml:space="preserve">. O HYETOS é um ambiente de simulação e desagregação que, com base nesse arcabouço de pulsos retangulares, gera séries em passo fino e aplica ajustes proporcionais para conservar a soma diária e a estrutura estatística; também inclui um esquema de repetições e um otimizador</w:t>
+        <w:t xml:space="preserve">. O HYETOS é um ambiente de simulação e desagregação que, com base nesse arcabouço de pulsos retangulares, gera séries em passo fino e aplica ajustes proporcionais para conservar a soma diária e a estrutura estatística. Inclui ainda um esquema de repetições e um otimizador</w:t>
       </w:r>
       <w:r>
         <w:t xml:space="preserve"> </w:t>
@@ -2691,146 +2783,7 @@
         <w:t xml:space="preserve">HyetosR</w:t>
       </w:r>
       <w:r>
-        <w:t xml:space="preserve">, está disponível no CRAN. O procedimento inicia gerando, via Bartlett–Lewis, uma sequência longa o suficiente para conter um bloco de</w:t>
-      </w:r>
-      <w:r>
-        <w:t xml:space="preserve"> </w:t>
-      </w:r>
-      <m:oMath>
-        <m:r>
-          <m:t>𝐿</m:t>
-        </m:r>
-      </m:oMath>
-      <w:r>
-        <w:t xml:space="preserve"> </w:t>
-      </w:r>
-      <w:r>
-        <w:t xml:space="preserve">dias úmidos seguido por um ou mais dias secos; identificada essa sequência, são geradas as intensidades das células e computados os totais diários sintéticos correspondentes. A aceitação do bloco é decidida por uma medida de distância entre os totais diários gerados e os observados; se a distância exceder um limite</w:t>
-      </w:r>
-      <w:r>
-        <w:t xml:space="preserve"> </w:t>
-      </w:r>
-      <m:oMath>
-        <m:sSub>
-          <m:e>
-            <m:r>
-              <m:t>d</m:t>
-            </m:r>
-          </m:e>
-          <m:sub>
-            <m:r>
-              <m:t>a</m:t>
-            </m:r>
-          </m:sub>
-        </m:sSub>
-      </m:oMath>
-      <w:r>
-        <w:t xml:space="preserve">, o algoritmo repete a amostragem, e, caso atinja limites de repetição, subdivide o bloco em sub-blocos menores que são desagregados independentemente e depois reunidos. Para garantir adição exata entre escalas, o HYETOS aplica um ajuste proporcional aos hietogramas de passo fino: os valores simulados</w:t>
-      </w:r>
-      <w:r>
-        <w:t xml:space="preserve"> </w:t>
-      </w:r>
-      <m:oMath>
-        <m:r>
-          <m:t>e</m:t>
-        </m:r>
-        <m:sSub>
-          <m:e>
-            <m:r>
-              <m:t>X</m:t>
-            </m:r>
-          </m:e>
-          <m:sub>
-            <m:r>
-              <m:t>s</m:t>
-            </m:r>
-          </m:sub>
-        </m:sSub>
-      </m:oMath>
-      <w:r>
-        <w:t xml:space="preserve"> </w:t>
-      </w:r>
-      <w:r>
-        <w:t xml:space="preserve">são reescalados por</w:t>
-      </w:r>
-      <w:r>
-        <w:t xml:space="preserve"> </w:t>
-      </w:r>
-      <m:oMath>
-        <m:r>
-          <m:rPr>
-            <m:sty m:val="p"/>
-          </m:rPr>
-          <m:t>∑</m:t>
-        </m:r>
-        <m:sSub>
-          <m:e>
-            <m:r>
-              <m:t>Z</m:t>
-            </m:r>
-          </m:e>
-          <m:sub>
-            <m:r>
-              <m:t>i</m:t>
-            </m:r>
-          </m:sub>
-        </m:sSub>
-        <m:r>
-          <m:rPr>
-            <m:sty m:val="p"/>
-          </m:rPr>
-          <m:t>/</m:t>
-        </m:r>
-        <m:r>
-          <m:rPr>
-            <m:sty m:val="p"/>
-          </m:rPr>
-          <m:t>∑</m:t>
-        </m:r>
-        <m:r>
-          <m:t>e</m:t>
-        </m:r>
-        <m:sSub>
-          <m:e>
-            <m:r>
-              <m:t>Z</m:t>
-            </m:r>
-          </m:e>
-          <m:sub>
-            <m:r>
-              <m:t>i</m:t>
-            </m:r>
-          </m:sub>
-        </m:sSub>
-      </m:oMath>
-      <w:r>
-        <w:t xml:space="preserve"> </w:t>
-      </w:r>
-      <w:r>
-        <w:t xml:space="preserve">de modo que as somas sub-horárias coincidam exatamente com o total diário</w:t>
-      </w:r>
-      <w:r>
-        <w:t xml:space="preserve"> </w:t>
-      </w:r>
-      <m:oMath>
-        <m:sSub>
-          <m:e>
-            <m:r>
-              <m:t>Z</m:t>
-            </m:r>
-          </m:e>
-          <m:sub>
-            <m:r>
-              <m:t>i</m:t>
-            </m:r>
-          </m:sub>
-        </m:sSub>
-      </m:oMath>
-      <w:r>
-        <w:t xml:space="preserve"> </w:t>
-      </w:r>
-      <w:r>
-        <w:t xml:space="preserve">do bloco. Essa transformação preserva zeros, mantém propriedades de distribuição gama sob hipóteses adequadas e é preferível a ajustes lineares em séries com alta intermitência e assimetria; quando combinada com o esquema de repetições, reduz vieses em estatísticas que não são impostas explicitamente.</w:t>
+        <w:t xml:space="preserve">, está disponível no CRAN.</w:t>
       </w:r>
     </w:p>
     <w:p>
@@ -2838,7 +2791,179 @@
         <w:pStyle w:val="BodyText"/>
       </w:pPr>
       <w:r>
-        <w:t xml:space="preserve">Kossieris et al. (2018) generalizam esse arcabouço no</w:t>
+        <w:t xml:space="preserve">O procedimento inicia gerando, via</w:t>
+      </w:r>
+      <w:r>
+        <w:t xml:space="preserve"> </w:t>
+      </w:r>
+      <w:r>
+        <w:rPr>
+          <w:i/>
+          <w:iCs/>
+        </w:rPr>
+        <w:t xml:space="preserve">Bartlett–Lewis</w:t>
+      </w:r>
+      <w:r>
+        <w:t xml:space="preserve">, uma sequência longa o suficiente para conter um bloco de</w:t>
+      </w:r>
+      <w:r>
+        <w:t xml:space="preserve"> </w:t>
+      </w:r>
+      <m:oMath>
+        <m:r>
+          <m:t>𝐿</m:t>
+        </m:r>
+      </m:oMath>
+      <w:r>
+        <w:t xml:space="preserve"> </w:t>
+      </w:r>
+      <w:r>
+        <w:t xml:space="preserve">dias úmidos seguido por um ou mais dias secos. Identificada essa sequência, são geradas as intensidades das células e computados os totais diários sintéticos correspondentes. A aceitação do bloco é decidida por uma medida de distância entre os totais diários gerados e os observados; se a distância exceder um limite</w:t>
+      </w:r>
+      <w:r>
+        <w:t xml:space="preserve"> </w:t>
+      </w:r>
+      <m:oMath>
+        <m:sSub>
+          <m:e>
+            <m:r>
+              <m:t>d</m:t>
+            </m:r>
+          </m:e>
+          <m:sub>
+            <m:r>
+              <m:t>a</m:t>
+            </m:r>
+          </m:sub>
+        </m:sSub>
+      </m:oMath>
+      <w:r>
+        <w:t xml:space="preserve">, o algoritmo repete a amostragem. Caso atinja limites de repetição, subdivide o bloco em sub-blocos menores que são desagregados independentemente e depois reunidos. Para garantir adição exata entre escalas, o HYETOS aplica um ajuste proporcional aos hietogramas de passo fino: os valores simulados</w:t>
+      </w:r>
+      <w:r>
+        <w:t xml:space="preserve"> </w:t>
+      </w:r>
+      <m:oMath>
+        <m:r>
+          <m:t>e</m:t>
+        </m:r>
+        <m:sSub>
+          <m:e>
+            <m:r>
+              <m:t>X</m:t>
+            </m:r>
+          </m:e>
+          <m:sub>
+            <m:r>
+              <m:t>s</m:t>
+            </m:r>
+          </m:sub>
+        </m:sSub>
+      </m:oMath>
+      <w:r>
+        <w:t xml:space="preserve"> </w:t>
+      </w:r>
+      <w:r>
+        <w:t xml:space="preserve">são reescalados por</w:t>
+      </w:r>
+      <w:r>
+        <w:t xml:space="preserve"> </w:t>
+      </w:r>
+      <m:oMath>
+        <m:r>
+          <m:rPr>
+            <m:sty m:val="p"/>
+          </m:rPr>
+          <m:t>∑</m:t>
+        </m:r>
+        <m:sSub>
+          <m:e>
+            <m:r>
+              <m:t>Z</m:t>
+            </m:r>
+          </m:e>
+          <m:sub>
+            <m:r>
+              <m:t>i</m:t>
+            </m:r>
+          </m:sub>
+        </m:sSub>
+        <m:r>
+          <m:rPr>
+            <m:sty m:val="p"/>
+          </m:rPr>
+          <m:t>/</m:t>
+        </m:r>
+        <m:r>
+          <m:rPr>
+            <m:sty m:val="p"/>
+          </m:rPr>
+          <m:t>∑</m:t>
+        </m:r>
+        <m:r>
+          <m:t>e</m:t>
+        </m:r>
+        <m:sSub>
+          <m:e>
+            <m:r>
+              <m:t>Z</m:t>
+            </m:r>
+          </m:e>
+          <m:sub>
+            <m:r>
+              <m:t>i</m:t>
+            </m:r>
+          </m:sub>
+        </m:sSub>
+      </m:oMath>
+      <w:r>
+        <w:t xml:space="preserve"> </w:t>
+      </w:r>
+      <w:r>
+        <w:t xml:space="preserve">de modo que as somas sub-horárias coincidam exatamente com o total diário</w:t>
+      </w:r>
+      <w:r>
+        <w:t xml:space="preserve"> </w:t>
+      </w:r>
+      <m:oMath>
+        <m:sSub>
+          <m:e>
+            <m:r>
+              <m:t>Z</m:t>
+            </m:r>
+          </m:e>
+          <m:sub>
+            <m:r>
+              <m:t>i</m:t>
+            </m:r>
+          </m:sub>
+        </m:sSub>
+      </m:oMath>
+      <w:r>
+        <w:t xml:space="preserve"> </w:t>
+      </w:r>
+      <w:r>
+        <w:t xml:space="preserve">do bloco. Essa transformação preserva zeros, mantém propriedades de distribuição gamma sob hipóteses adequadas e é preferível a ajustes lineares em séries com alta intermitência e assimetria. Quando combinada com o esquema de repetições, reduz vieses em estatísticas que não são impostas explicitamente.</w:t>
+      </w:r>
+    </w:p>
+    <w:p>
+      <w:pPr>
+        <w:pStyle w:val="BodyText"/>
+      </w:pPr>
+      <w:r>
+        <w:t xml:space="preserve">Kossieris et al.</w:t>
+      </w:r>
+      <w:r>
+        <w:t xml:space="preserve"> </w:t>
+      </w:r>
+      <w:r>
+        <w:t xml:space="preserve">(2018)</w:t>
+      </w:r>
+      <w:r>
+        <w:t xml:space="preserve"> </w:t>
+      </w:r>
+      <w:r>
+        <w:t xml:space="preserve">generalizam esse arcabouço no</w:t>
       </w:r>
       <w:r>
         <w:t xml:space="preserve"> </w:t>
@@ -2851,7 +2976,23 @@
         <w:t xml:space="preserve">HyetosMinute</w:t>
       </w:r>
       <w:r>
-        <w:t xml:space="preserve">, estendendo a desagregação para escalas sub-horárias até 1 minuto e incorporando variantes do Bartlett–Lewis que aumentam a variabilidade intradiária, como o modelo com parâmetro de intensidade randomizado e a versão que impõe dependência entre intensidade e duração da célula. A plataforma também integra um algoritmo de estimação EAS2 (</w:t>
+        <w:t xml:space="preserve">, estendendo a desagregação para escalas sub-horárias até 1 minuto e incorporando variantes do</w:t>
+      </w:r>
+      <w:r>
+        <w:t xml:space="preserve"> </w:t>
+      </w:r>
+      <w:r>
+        <w:rPr>
+          <w:i/>
+          <w:iCs/>
+        </w:rPr>
+        <w:t xml:space="preserve">Bartlett–Lewis</w:t>
+      </w:r>
+      <w:r>
+        <w:t xml:space="preserve"> </w:t>
+      </w:r>
+      <w:r>
+        <w:t xml:space="preserve">que aumentam a variabilidade intradiária, como o modelo com parâmetro de intensidade randomizado e a versão que impõe dependência entre intensidade e duração da célula. A plataforma integra um algoritmo de estimação EAS2 (</w:t>
       </w:r>
       <w:r>
         <w:rPr>
@@ -2861,7 +3002,20 @@
         <w:t xml:space="preserve">Evolutionary Annealing–Simplex</w:t>
       </w:r>
       <w:r>
-        <w:t xml:space="preserve">) para ajuste de parâmetros do Bartlett–Lewis, e opera tanto em modo teste (com séries históricas completas) quanto em modo operacional (apenas diários), mantendo as mesmas etapas de ajuste proporcional e repetição/aceitação. Em estudo de caso, os autores mostram que as séries desagregadas por HyetosMinute reproduzem bem as estatísticas observadas e melhoram assimetria, proporção de períodos secos e dos extremos quando usada a variante com intensidade randomizada/dependente. Em aplicações recentes, Tayşi &amp; Özger (2022) utilizaram o modelo HYETOS para a desagregação de precipitações, destacando sua relevância em contextos práticos. O trabalho projeta curvas IDF sub-horárias a partir de 4 GCMs (RCP4.5/8.5) e desagrega a chuva diária com HYETOS calibrado em dados horários observados, preservando padrões históricos. Em seguida, compara as curvas IDF históricas com as futuras para avaliar mudanças esperadas na intensidade-duração-frequência.</w:t>
+        <w:t xml:space="preserve">) para ajuste de parâmetros do</w:t>
+      </w:r>
+      <w:r>
+        <w:t xml:space="preserve"> </w:t>
+      </w:r>
+      <w:r>
+        <w:rPr>
+          <w:i/>
+          <w:iCs/>
+        </w:rPr>
+        <w:t xml:space="preserve">Bartlett–Lewis</w:t>
+      </w:r>
+      <w:r>
+        <w:t xml:space="preserve">, e opera tanto em modo teste (com séries históricas completas) quanto em modo operacional (apenas diários), mantendo as mesmas etapas de ajuste proporcional e repetição/aceitação. Em estudo de caso, os autores mostram que as séries desagregadas por HyetosMinute reproduzem bem as estatísticas observadas e melhoram assimetria, proporção de períodos secos e dos extremos quando usada a variante com intensidade randomizada/dependente.</w:t>
       </w:r>
     </w:p>
     <w:p>
@@ -2869,7 +3023,39 @@
         <w:pStyle w:val="BodyText"/>
       </w:pPr>
       <w:r>
-        <w:t xml:space="preserve">Mais recentemente, Qin &amp; Dai (2024) propuseram o Modelagem por Processos Pontuais e Desagregação da Precipitação (</w:t>
+        <w:t xml:space="preserve">Em aplicações recentes, Tayşi &amp; Özger</w:t>
+      </w:r>
+      <w:r>
+        <w:t xml:space="preserve"> </w:t>
+      </w:r>
+      <w:r>
+        <w:t xml:space="preserve">(2021)</w:t>
+      </w:r>
+      <w:r>
+        <w:t xml:space="preserve"> </w:t>
+      </w:r>
+      <w:r>
+        <w:t xml:space="preserve">utilizam o modelo HYETOS para a desagregação de precipitações, destacando sua relevância em contextos práticos. O trabalho projeta curvas IDF sub-horárias a partir de 4 GCMs (RCP4.5/8.5) e desagrega a chuva diária com HYETOS calibrado em dados horários observados, preservando padrões históricos. Em seguida, compara as curvas IDF históricas com as futuras para avaliar mudanças esperadas na intensidade-duração-frequência.</w:t>
+      </w:r>
+    </w:p>
+    <w:p>
+      <w:pPr>
+        <w:pStyle w:val="BodyText"/>
+      </w:pPr>
+      <w:r>
+        <w:t xml:space="preserve">Mais recentemente, Qin &amp; Dai</w:t>
+      </w:r>
+      <w:r>
+        <w:t xml:space="preserve"> </w:t>
+      </w:r>
+      <w:r>
+        <w:t xml:space="preserve">(2024)</w:t>
+      </w:r>
+      <w:r>
+        <w:t xml:space="preserve"> </w:t>
+      </w:r>
+      <w:r>
+        <w:t xml:space="preserve">propuseram o Modelagem por Processos Pontuais e Desagregação da Precipitação (</w:t>
       </w:r>
       <w:r>
         <w:rPr>
@@ -2882,16 +3068,16 @@
         <w:t xml:space="preserve"> </w:t>
       </w:r>
       <w:r>
-        <w:t xml:space="preserve">– PPMRD) que utiliza diversos modelos de processo pontual e procedimentos de ajuste, baseados no trabalho de Kossieris et al. (2018), para gerar e desagregar dados de precipitação. A premissa é que um gerador (processo pontual) bem parametrizado reproduz as estatísticas observadas em um conjunto de escalas</w:t>
-      </w:r>
-      <w:r>
-        <w:t xml:space="preserve"> </w:t>
-      </w:r>
-      <w:r>
-        <w:t xml:space="preserve">“verificadas”</w:t>
-      </w:r>
-      <w:r>
-        <w:t xml:space="preserve">; a desagregação deve, então, operar entre escalas superior e inferior escolhidas dentre essas escalas. Na seleção do gerador, comparam-se seis processos pontuais (BLRP5, BLRP6 com</w:t>
+        <w:t xml:space="preserve">– PPMRD) que utiliza diversos modelos de processo pontual e procedimentos de ajuste, baseados no trabalho de Kossieris et al.</w:t>
+      </w:r>
+      <w:r>
+        <w:t xml:space="preserve"> </w:t>
+      </w:r>
+      <w:r>
+        <w:t xml:space="preserve">(2018)</w:t>
+      </w:r>
+      <w:r>
+        <w:t xml:space="preserve">, para gerar e desagregar dados de precipitação. A premissa é que um gerador (processo pontual) bem parametrizado reproduz as estatísticas observadas em um conjunto de escalas verificadas; a desagregação deve, então, operar entre escalas superior e inferior escolhidas dentre essas escalas. Na seleção do gerador, comparam-se seis processos pontuais (BLRP5, BLRP6 com</w:t>
       </w:r>
       <w:r>
         <w:t xml:space="preserve"> </w:t>
@@ -2923,7 +3109,15 @@
         </m:r>
       </m:oMath>
       <w:r>
-        <w:t xml:space="preserve">, BLRP6x com dependência intensidade–duração, BLRP7 com intensidade Gama, NSRP5, NSRP6) ajustados mensalmente por otimização global, minimizando erros relativos entre estatísticas simuladas e observadas em várias escalas (média, variância, probabilidade de seco, assimetria) e avaliando extremos via Gumbel. O gerador é escolhido pelo desempenho agregado nessas métricas. A desagregação no PPMRD generaliza o esquema tipo HYETOS: em vez de</w:t>
+        <w:t xml:space="preserve">, BLRP6x com dependência intensidade–duração, BLRP7 com intensidade Gamma, NSRP5, NSRP6) ajustados mensalmente por otimização global, minimizando erros relativos entre estatísticas simuladas e observadas em várias escalas (média, variância, probabilidade de evento seco, assimetria) e avaliando extremos via Gumbel. O gerador é escolhido pelo desempenho agregado nessas métricas.</w:t>
+      </w:r>
+    </w:p>
+    <w:p>
+      <w:pPr>
+        <w:pStyle w:val="BodyText"/>
+      </w:pPr>
+      <w:r>
+        <w:t xml:space="preserve">A desagregação no PPMRD generaliza o esquema tipo HYETOS: em vez de</w:t>
       </w:r>
       <w:r>
         <w:t xml:space="preserve"> </w:t>
@@ -2932,7 +3126,7 @@
         <w:t xml:space="preserve">“dias úmidos”</w:t>
       </w:r>
       <w:r>
-        <w:t xml:space="preserve">, trabalha-se com sequências úmidas com nível superior (p.ex., blocos 3 h, 6 h ou 24 h), separadas por pelo menos um intervalo seco. Para cada sequência úmida, o gerador produz a série em passo fino; essa série é agregada de volta à escala superior e comparada ao registro observado por um critério de erro descrito pela equação:</w:t>
+        <w:t xml:space="preserve">, trabalha-se com sequências úmidas com nível superior (por exemplo, blocos 3 h, 6 h ou 24 h), separadas por pelo menos um intervalo seco. Para cada sequência úmida, o gerador produz a série em passo fino; essa série é agregada de volta à escala superior e comparada ao registro observado por um critério de erro descrito pela equação:</w:t>
       </w:r>
     </w:p>
     <w:p>
@@ -3572,7 +3766,23 @@
         </m:sSub>
       </m:oMath>
       <w:r>
-        <w:t xml:space="preserve">, processadas independentemente e, ao final, reunidas. Por fim, aplica-se o ajuste proporcional clássico para garantir coincidência exata entre o total agregado do sintético e o total observado na escala superior. O uso de ensembles é recomendado para lidar com a incerteza inerente ao caráter estocástico e aos efeitos de fronteira impostos pela série superior.</w:t>
+        <w:t xml:space="preserve">, processadas independentemente e, ao final, reunidas. Por fim, aplica-se o ajuste proporcional clássico para garantir coincidência exata entre o total agregado do sintético e o total observado na escala superior. O uso de</w:t>
+      </w:r>
+      <w:r>
+        <w:t xml:space="preserve"> </w:t>
+      </w:r>
+      <w:r>
+        <w:rPr>
+          <w:i/>
+          <w:iCs/>
+        </w:rPr>
+        <w:t xml:space="preserve">ensembles</w:t>
+      </w:r>
+      <w:r>
+        <w:t xml:space="preserve"> </w:t>
+      </w:r>
+      <w:r>
+        <w:t xml:space="preserve">é recomendado para lidar com a incerteza inerente ao caráter estocástico e aos efeitos de fronteira impostos pela série superior.</w:t>
       </w:r>
     </w:p>
     <w:p>
@@ -3580,7 +3790,19 @@
         <w:pStyle w:val="BodyText"/>
       </w:pPr>
       <w:r>
-        <w:t xml:space="preserve">Em paralelo, Vorobevskii et al. (2023) compararam um modelo condicional (</w:t>
+        <w:t xml:space="preserve">Em paralelo, Vorobevskii et al.</w:t>
+      </w:r>
+      <w:r>
+        <w:t xml:space="preserve"> </w:t>
+      </w:r>
+      <w:r>
+        <w:t xml:space="preserve">(2023)</w:t>
+      </w:r>
+      <w:r>
+        <w:t xml:space="preserve"> </w:t>
+      </w:r>
+      <w:r>
+        <w:t xml:space="preserve">compararam um modelo condicional (</w:t>
       </w:r>
       <w:r>
         <w:rPr>
@@ -3610,31 +3832,10 @@
           <w:i/>
           <w:iCs/>
         </w:rPr>
-        <w:t xml:space="preserve">WayDown</w:t>
-      </w:r>
-      <w:r>
-        <w:t xml:space="preserve"> </w:t>
-      </w:r>
-      <w:r>
-        <w:t xml:space="preserve">é um modelo condicional de desagregação de precipitação, disponibilizado como pacote R. Ele está encapsulado em um pacote R e está disponível no GitHub (https://github.com/</w:t>
-      </w:r>
-      <w:r>
-        <w:t xml:space="preserve"> </w:t>
-      </w:r>
-      <w:r>
-        <w:t xml:space="preserve">hydrovorobey/WayDown, último acesso: 26 de setembro de 2025). Para cada dia da série de entrada (observado ou projetado), o método seleciona, no conjunto de referência de alta resolução do mesmo mês, eventos com somas diárias semelhantes. A partir desse subconjunto, estima-se uma cadeia de Markov de dois estados (chuva/não-chuva), usada para amostrar a série binária a 5 min (ou outra resolução). Dados os intervalos</w:t>
-      </w:r>
-      <w:r>
-        <w:t xml:space="preserve"> </w:t>
-      </w:r>
-      <w:r>
-        <w:t xml:space="preserve">“úmidos”</w:t>
-      </w:r>
-      <w:r>
-        <w:t xml:space="preserve"> </w:t>
-      </w:r>
-      <w:r>
-        <w:t xml:space="preserve">da série binária, as alturas são amostradas em dois passos: o primeiro valor de cada sub-evento é extraído da amostra observada com pesos empíricos condicionados ao total diário e ao mês; os valores subsequentes são amostrados por uma cópula beta empírica bivariada, impondo dependência de defasagem 1 (lag-1) entre intensidades consecutivas. A soma diária da série desagregada é então comparada ao valor diário alvo; se o erro relativo absoluto ficar abaixo de um limiar (padrão 10%; para totais muito pequenos, p.ex. &lt; 1 mm, admite-se limiar maior para reduzir custo computacional), aplica-se uma correção proporcional (valores maiores recebem ajuste maior) para garantir coincidência exata. Caso contrário, repete-se a amostragem de intensidades para a mesma série binária; após ~30 tentativas sem sucesso, uma nova série binária é amostrada e o processo recomeça. Para consistência entre dias, o último valor do dia anterior é considerado ao amostrar o início do dia corrente (transição evento-a-evento). O método foi testado com resoluções de 1, 5, 10 e 30 min, com bom desempenho computacional.</w:t>
+        <w:t xml:space="preserve">WayDown [</w:t>
+      </w:r>
+      <w:r>
+        <w:t xml:space="preserve">https://github.com/ hydrovorobey/WayDown, último acesso: 26 de setembro de 2025] é um modelo condicional de desagregação de precipitação, disponibilizado como pacote R. Ele está encapsulado em um pacote R e está disponível no GitHub. Para cada dia da série de entrada (observado ou projetado), o método seleciona, no conjunto de referência de alta resolução do mesmo mês, eventos com somas diárias semelhantes. A partir desse subconjunto, estima-se uma cadeia de Markov de dois estados (chuva/não-chuva), usada para amostrar a série binária a 5 min (ou outra resolução).</w:t>
       </w:r>
     </w:p>
     <w:p>
@@ -3642,23 +3843,37 @@
         <w:pStyle w:val="BodyText"/>
       </w:pPr>
       <w:r>
-        <w:t xml:space="preserve">O LetItRain, desenvolvido no Laboratório de Inovação em Hidrologia da Universidade Hongik, (https://sites.google.com/site/hihydrology/projects?authuser=0, último acesso em 26 de setembro de 2025) é um gerador incondicional de séries de precipitação que estende os modelos de</w:t>
-      </w:r>
-      <w:r>
-        <w:t xml:space="preserve"> </w:t>
+        <w:t xml:space="preserve">Dados os intervalos</w:t>
+      </w:r>
+      <w:r>
+        <w:t xml:space="preserve"> </w:t>
+      </w:r>
+      <w:r>
+        <w:t xml:space="preserve">“úmidos”</w:t>
+      </w:r>
+      <w:r>
+        <w:t xml:space="preserve"> </w:t>
+      </w:r>
+      <w:r>
+        <w:t xml:space="preserve">da série binária, as alturas são amostradas em dois passos: o primeiro valor de cada sub-evento é extraído da amostra observada com pesos empíricos condicionados ao total diário e ao mês; os valores subsequentes são amostrados por uma cópula beta empírica bivariada, impondo dependência de defasagem 1 (</w:t>
       </w:r>
       <w:r>
         <w:rPr>
           <w:i/>
           <w:iCs/>
         </w:rPr>
-        <w:t xml:space="preserve">clusters</w:t>
-      </w:r>
-      <w:r>
-        <w:t xml:space="preserve"> </w:t>
-      </w:r>
-      <w:r>
-        <w:t xml:space="preserve">de Poisson (</w:t>
+        <w:t xml:space="preserve">lag</w:t>
+      </w:r>
+      <w:r>
+        <w:t xml:space="preserve">-1) entre intensidades consecutivas. A soma diária da série desagregada é então comparada ao valor diário alvo; se o erro relativo absoluto ficar abaixo de um limiar (padrão 10%; para totais muito pequenos, p.ex. &lt; 1 mm, admite-se limiar maior para reduzir custo computacional), aplica-se uma correção proporcional (valores maiores recebem ajuste maior) para garantir coincidência exata. Caso contrário, repete-se a amostragem de intensidades para a mesma série binária; após cerca de 30 tentativas sem sucesso, uma nova série binária é amostrada e o processo recomeça. Para consistência entre dias, o último valor do dia anterior é considerado ao amostrar o início do dia corrente (transição evento-a-evento). O método é testado com resoluções de 1, 5, 10 e 30 min, com bom desempenho computacional.</w:t>
+      </w:r>
+    </w:p>
+    <w:p>
+      <w:pPr>
+        <w:pStyle w:val="BodyText"/>
+      </w:pPr>
+      <w:r>
+        <w:t xml:space="preserve">O LetItRain [https://sites.google.com/site/hihydrology/projects?authuser=0, último acesso em 26 de setembro de 2025], desenvolvido no Laboratório de Inovação em Hidrologia da Universidade Hongik, é um gerador incondicional de séries de precipitação que estende os modelos de agrupamento de Poisson (</w:t>
       </w:r>
       <w:r>
         <w:rPr>
@@ -3668,23 +3883,20 @@
         <w:t xml:space="preserve">Neyman–Scott/Bartlett–Lewis</w:t>
       </w:r>
       <w:r>
-        <w:t xml:space="preserve">). Assume chegadas de episódios segundo Poisson e distribuições para a duração do episódio e para as propriedades das células (chegada, duração, intensidade). Para superar a tendência clássica de subestimar extremos, incorpora quatro melhorias: (i) calibração visando momentos de 1ª a 3ª ordem das séries observadas; (ii) relação inversa entre duração e intensidade da célula, reforçando picos de curta duração; (iii) intensidade celular com distribuição Gamma; (iv) dois algoritmos de embaralhamento (</w:t>
-      </w:r>
-      <w:r>
-        <w:t xml:space="preserve">“</w:t>
+        <w:t xml:space="preserve">). Assume chegadas de episódios segundo Poisson e distribuições para a duração do episódio e para as propriedades das células (chegada, duração, intensidade). Para superar a tendência clássica de subestimar extremos, incorpora quatro melhorias: (i) calibração visando momentos de primeira a terceira ordem das séries observadas; (ii) relação inversa entre duração e intensidade da célula, reforçando picos de curta duração; (iii) intensidade celular com distribuição Gamma; (iv) dois algoritmos de embaralhamento que reproduzem autocorrelação de episódios e eventos persistentes. Para aplicações a cenários futuros, o fluxo é mensal: estatísticas de referência (média, variância, covariância, assimetria e proporção de períodos úmidos) são computadas em múltiplas agregações (10–960 min); regressões entre estatísticas (por exemplo, média–variância, média–proporção úmida; e relações entre variâncias/proporções em diferentes agregações) são ajustadas. Calcula-se um fator de mudança para a média diária (razão futuro/histórico), usado em conjunto com um gerador climático diário (por exemplo, LARS-WG –</w:t>
+      </w:r>
+      <w:r>
+        <w:t xml:space="preserve"> </w:t>
       </w:r>
       <w:r>
         <w:rPr>
           <w:i/>
           <w:iCs/>
         </w:rPr>
-        <w:t xml:space="preserve">shuffling</w:t>
-      </w:r>
-      <w:r>
-        <w:t xml:space="preserve">”</w:t>
-      </w:r>
-      <w:r>
-        <w:t xml:space="preserve">) que reproduzem autocorrelação de episódios e eventos persistentes. Para aplicações a cenários futuros, o fluxo é mensal: estatísticas de referência (média, variância, covariância, assimetria e proporção de períodos úmidos) são computadas em múltiplas agregações (10–960 min); regressões entre estatísticas (p.ex., média–variância, média–proporção úmida; e relações entre variâncias/proporções em diferentes agregações) são ajustadas; calcula-se um fator de mudança para a média diária (razão futuro/histórico), usado em conjunto com um gerador climático diário (p.ex., LARS-WG) para ancorar a média de 10 min no futuro; as estatísticas futuras para cada agregação são então derivadas via essas regressões (covariância e assimetria podem ser herdadas do clima atual quando a sensibilidade é fraca e faltam relações estáveis). Com esse conjunto estatístico, o modelo é calibrado e gera séries sub-horárias futuras preservando propriedades observadas e extremos em ampla faixa temporal. Os autores observaram que o</w:t>
+        <w:t xml:space="preserve">Long Ashton Research Station Weather Generator</w:t>
+      </w:r>
+      <w:r>
+        <w:t xml:space="preserve">) para ancorar a média de 10 min no futuro. As estatísticas futuras para cada agregação são então derivadas via essas regressões (covariância e assimetria podem ser herdadas do clima atual quando a sensibilidade é fraca e faltam relações estáveis). Com esse conjunto estatístico, o modelo é calibrado e gera séries sub-horárias futuras preservando propriedades observadas e extremos em ampla faixa temporal. Os autores observam que o</w:t>
       </w:r>
       <w:r>
         <w:t xml:space="preserve"> </w:t>
@@ -3716,23 +3928,7 @@
         <w:t xml:space="preserve"> </w:t>
       </w:r>
       <w:r>
-        <w:t xml:space="preserve">fornece maior variabilidade de cenários. Ambos podem superestimar extremos até certo limiar e subestimar acima dele, explicitando o</w:t>
-      </w:r>
-      <w:r>
-        <w:t xml:space="preserve"> </w:t>
-      </w:r>
-      <w:r>
-        <w:rPr>
-          <w:i/>
-          <w:iCs/>
-        </w:rPr>
-        <w:t xml:space="preserve">trade-off</w:t>
-      </w:r>
-      <w:r>
-        <w:t xml:space="preserve"> </w:t>
-      </w:r>
-      <w:r>
-        <w:t xml:space="preserve">entre conservação de massa diária e liberdade estatística intradiária.</w:t>
+        <w:t xml:space="preserve">fornece maior variabilidade de cenários. Ambos podem superestimar extremos até certo limiar e subestimar acima dele, explicitando a troca entre conservação de massa diária e liberdade estatística intradiária.</w:t>
       </w:r>
     </w:p>
     <w:bookmarkEnd w:id="24"/>
@@ -3750,7 +3946,16 @@
         <w:pStyle w:val="FirstParagraph"/>
       </w:pPr>
       <w:r>
-        <w:t xml:space="preserve">A ideia de invariância de escala em séries hidroclimáticas consolidou-se com Mandelbrot &amp; Wallis (1968), ao reinterpretar o efeito de Hurst como auto-semelhança estatística: reescalando o tempo, certas estatísticas preservam a forma por leis de potência. Para agregações de tamanho</w:t>
+        <w:t xml:space="preserve">A ideia de invariância de escala em séries hidroclimáticas consolida-se com Mandelbrot &amp; Wallis</w:t>
+      </w:r>
+      <w:r>
+        <w:t xml:space="preserve"> </w:t>
+      </w:r>
+      <w:r>
+        <w:t xml:space="preserve">(1968)</w:t>
+      </w:r>
+      <w:r>
+        <w:t xml:space="preserve">, ao reinterpretar o efeito de Hurst como auto-semelhança estatística: ao reescalar o tempo, certas estatísticas preservam a forma por leis de potência. Para agregações de tamanho</w:t>
       </w:r>
       <w:r>
         <w:t xml:space="preserve"> </w:t>
@@ -4059,7 +4264,7 @@
         </m:sSup>
       </m:oMath>
       <w:r>
-        <w:t xml:space="preserve">. Essa estrutura é compatível com modelos autossemelhantes (p.ex., movimento browniano fracionário/ruído fracionário) e implica variabilidade multiescalar persistente.</w:t>
+        <w:t xml:space="preserve">. Essa estrutura é compatível com modelos autossemelhantes como o movimento browniano fracionário ou o ruído fracionário, e implica variabilidade multiescalar persistente.</w:t>
       </w:r>
     </w:p>
     <w:p>
@@ -4067,7 +4272,32 @@
         <w:pStyle w:val="BodyText"/>
       </w:pPr>
       <w:r>
-        <w:t xml:space="preserve">Lovejoy &amp; Schertzer (1985) formulam a invariância de escala generalizada (GSI), na qual as estatísticas atmosféricas em diferentes escalas se relacionam por uma transformação de ampliação anisotrópica com estratificação e rotação, e não por autossemelhança isotrópica simples. Dessa formulação decorre como resultado central a lei espectral de potência</w:t>
+        <w:t xml:space="preserve">Lovejoy &amp; Schertzer</w:t>
+      </w:r>
+      <w:r>
+        <w:t xml:space="preserve"> </w:t>
+      </w:r>
+      <w:r>
+        <w:t xml:space="preserve">(1985)</w:t>
+      </w:r>
+      <w:r>
+        <w:t xml:space="preserve"> </w:t>
+      </w:r>
+      <w:r>
+        <w:t xml:space="preserve">formulam a Invariância de Escala Generalizada (GSI, do inglês</w:t>
+      </w:r>
+      <w:r>
+        <w:t xml:space="preserve"> </w:t>
+      </w:r>
+      <w:r>
+        <w:rPr>
+          <w:i/>
+          <w:iCs/>
+        </w:rPr>
+        <w:t xml:space="preserve">Generalized Scale Invariance</w:t>
+      </w:r>
+      <w:r>
+        <w:t xml:space="preserve">), na qual as estatísticas atmosféricas em diferentes escalas se relacionam por uma transformação de ampliação anisotrópica com estratificação e rotação, e não por autossemelhança isotrópica simples. Dessa formulação decorre como resultado central a lei espectral de potência</w:t>
       </w:r>
     </w:p>
     <w:p>
@@ -4206,7 +4436,19 @@
         <w:t xml:space="preserve"> </w:t>
       </w:r>
       <w:r>
-        <w:t xml:space="preserve">e organiza a variabilidade multiescala da chuva. Essa anisotropia é formalizada por uma métrica elíptica de dimensão efetiva intermediária, explicando a ocorrência de bandas e aglomerados em múltiplas escalas. Lovejoy e Schertzer (1986) consolidam a GSI ao mostrar que a anisotropia gravitacional persiste em todas as escalas, de modo que as estruturas tornam-se mais</w:t>
+        <w:t xml:space="preserve">e organiza a variabilidade multiescala da chuva. Essa anisotropia é formalizada por uma métrica elíptica de dimensão efetiva intermediária, explicando a ocorrência de bandas e aglomerados em múltiplas escalas. Lovejoy e Schertzer</w:t>
+      </w:r>
+      <w:r>
+        <w:t xml:space="preserve"> </w:t>
+      </w:r>
+      <w:r>
+        <w:t xml:space="preserve">(1986)</w:t>
+      </w:r>
+      <w:r>
+        <w:t xml:space="preserve"> </w:t>
+      </w:r>
+      <w:r>
+        <w:t xml:space="preserve">consolidam a GSI ao mostrar que a anisotropia gravitacional persiste em todas as escalas, de modo que as estruturas tornam-se mais</w:t>
       </w:r>
       <w:r>
         <w:t xml:space="preserve"> </w:t>
@@ -4226,7 +4468,16 @@
         <w:pStyle w:val="BodyText"/>
       </w:pPr>
       <w:r>
-        <w:t xml:space="preserve">Em hidrologia, essa base foi trazida para a prática por Koutsoyiannis &amp; Foufoula-Georgiou (1993), ao proporem um modelo de escala simples para a intensidade intratempestade que, analítica e empiricamente, reproduz de forma consistente hietogramas de diferentes durações/profundidades com poucos parâmetros. O artigo propõe um modelo de escalonamento para hietogramas de episódios chuvosos em que a intensidade instantânea</w:t>
+        <w:t xml:space="preserve">Em hidrologia, essa base chega à a prática por Koutsoyiannis &amp; Foufoula-Georgiou</w:t>
+      </w:r>
+      <w:r>
+        <w:t xml:space="preserve"> </w:t>
+      </w:r>
+      <w:r>
+        <w:t xml:space="preserve">(1993)</w:t>
+      </w:r>
+      <w:r>
+        <w:t xml:space="preserve">, ao proporem um modelo de escala simples para a intensidade intra-tempestade capaz de reproduzir, de forma analítica e empírica, hietogramas de diferentes durações e profundidades com poucos parâmetros. O estudo apresenta um modelo de escalonamento para hietogramas de episódios chuvosos em que a intensidade instantânea</w:t>
       </w:r>
       <w:r>
         <w:t xml:space="preserve"> </w:t>
@@ -4985,7 +5236,7 @@
         <w:pStyle w:val="BodyText"/>
       </w:pPr>
       <w:r>
-        <w:t xml:space="preserve">de modo que o coeficiente de variação do total do episódio é constante com</w:t>
+        <w:t xml:space="preserve">de modo que o coeficiente de variação do total do episódio permanece constante em relação a</w:t>
       </w:r>
       <w:r>
         <w:t xml:space="preserve"> </w:t>
@@ -5109,7 +5360,7 @@
         <w:t xml:space="preserve"> </w:t>
       </w:r>
       <w:r>
-        <w:t xml:space="preserve">herdam o escalonamento:</w:t>
+        <w:t xml:space="preserve">preservam o escalonamento:</w:t>
       </w:r>
       <w:r>
         <w:t xml:space="preserve"> </w:t>
@@ -5294,7 +5545,7 @@
         <w:t xml:space="preserve"> </w:t>
       </w:r>
       <w:r>
-        <w:t xml:space="preserve">vezes uma função de</w:t>
+        <w:t xml:space="preserve">multiplicado por uma função de</w:t>
       </w:r>
       <w:r>
         <w:t xml:space="preserve"> </w:t>
@@ -5326,7 +5577,7 @@
         <w:t xml:space="preserve"> </w:t>
       </w:r>
       <w:r>
-        <w:t xml:space="preserve">. Desta forma, a autocorrelação dos incrementos depende apenas de</w:t>
+        <w:t xml:space="preserve">. Assim, a autocorrelação dos incrementos depende apenas de</w:t>
       </w:r>
       <w:r>
         <w:t xml:space="preserve"> </w:t>
@@ -5340,7 +5591,23 @@
         <w:t xml:space="preserve"> </w:t>
       </w:r>
       <w:r>
-        <w:t xml:space="preserve">(e do lag normalizado), não de</w:t>
+        <w:t xml:space="preserve">(e do</w:t>
+      </w:r>
+      <w:r>
+        <w:t xml:space="preserve"> </w:t>
+      </w:r>
+      <w:r>
+        <w:rPr>
+          <w:i/>
+          <w:iCs/>
+        </w:rPr>
+        <w:t xml:space="preserve">lag</w:t>
+      </w:r>
+      <w:r>
+        <w:t xml:space="preserve"> </w:t>
+      </w:r>
+      <w:r>
+        <w:t xml:space="preserve">normalizado), não de</w:t>
       </w:r>
       <w:r>
         <w:t xml:space="preserve"> </w:t>
@@ -5365,7 +5632,7 @@
         </m:r>
       </m:oMath>
       <w:r>
-        <w:t xml:space="preserve">. Esse modelo é coerente com as curvas de massa usadas em projeto, ao contrário de modelos estacionários de intensidade, que não capturam essa dependência com a duração.</w:t>
+        <w:t xml:space="preserve">. Esse modelo mantém consistência com as curvas de massa utilizadas em projeto, ao contrário de modelos estacionários de intensidade, que não reproduzem a dependência com a duração.</w:t>
       </w:r>
     </w:p>
     <w:p>
@@ -5373,7 +5640,19 @@
         <w:pStyle w:val="BodyText"/>
       </w:pPr>
       <w:r>
-        <w:t xml:space="preserve">Burlando &amp; Rosso (1996) constroem um arcabouço para curvas profundidade–duração–frequência (DDF) a partir da hipótese de invariância de escala. A ideia central é estimar conjuntamente (i) o expoente de escala</w:t>
+        <w:t xml:space="preserve">Burlando &amp; Rosso</w:t>
+      </w:r>
+      <w:r>
+        <w:t xml:space="preserve"> </w:t>
+      </w:r>
+      <w:r>
+        <w:t xml:space="preserve">(1996)</w:t>
+      </w:r>
+      <w:r>
+        <w:t xml:space="preserve"> </w:t>
+      </w:r>
+      <w:r>
+        <w:t xml:space="preserve">constroem um arcabouço para curvas profundidade–duração–frequência (DDF) a partir da hipótese de invariância de escala. A ideia central é estimar conjuntamente (i) o expoente de escala</w:t>
       </w:r>
       <w:r>
         <w:t xml:space="preserve"> </w:t>
@@ -5384,10 +5663,7 @@
         </m:r>
       </m:oMath>
       <w:r>
-        <w:t xml:space="preserve"> </w:t>
-      </w:r>
-      <w:r>
-        <w:t xml:space="preserve">que governa a média e (ii) uma função de dissipação</w:t>
+        <w:t xml:space="preserve">, que governa a média e (ii) uma função de dissipação</w:t>
       </w:r>
       <w:r>
         <w:t xml:space="preserve"> </w:t>
@@ -5407,10 +5683,7 @@
         </m:sSub>
       </m:oMath>
       <w:r>
-        <w:t xml:space="preserve"> </w:t>
-      </w:r>
-      <w:r>
-        <w:t xml:space="preserve">que descreve o crescimento dos momentos de ordem</w:t>
+        <w:t xml:space="preserve">, que descreve o crescimento dos momentos de ordem</w:t>
       </w:r>
       <w:r>
         <w:t xml:space="preserve"> </w:t>
@@ -5442,7 +5715,7 @@
         <w:t xml:space="preserve">wide-sense</w:t>
       </w:r>
       <w:r>
-        <w:t xml:space="preserve">) entre um corte interno</w:t>
+        <w:t xml:space="preserve">), entre um corte interno</w:t>
       </w:r>
       <w:r>
         <w:t xml:space="preserve"> </w:t>
@@ -5490,7 +5763,7 @@
         </m:r>
       </m:oMath>
       <w:r>
-        <w:t xml:space="preserve">; disso decorre que o coeficiente de variação e, mais geralmente, os momentos adimensionais (assimetria e curtose) não dependem de</w:t>
+        <w:t xml:space="preserve">. Disso resulta que o coeficiente de variação e, de forma mais ampla, os momentos adimensionais (assimetria e curtose) não dependem de</w:t>
       </w:r>
       <w:r>
         <w:t xml:space="preserve"> </w:t>
@@ -5851,7 +6124,19 @@
         <w:pStyle w:val="BodyText"/>
       </w:pPr>
       <w:r>
-        <w:t xml:space="preserve">Como os dados reais frequentemente exibem multiescalamento, Burlando &amp; Rosso (1996) introduzem a função de dissipação</w:t>
+        <w:t xml:space="preserve">Como os dados observados frequentemente exibem multiescalamento, Burlando &amp; Rosso</w:t>
+      </w:r>
+      <w:r>
+        <w:t xml:space="preserve"> </w:t>
+      </w:r>
+      <w:r>
+        <w:t xml:space="preserve">(1996)</w:t>
+      </w:r>
+      <w:r>
+        <w:t xml:space="preserve"> </w:t>
+      </w:r>
+      <w:r>
+        <w:t xml:space="preserve">introduzem a função de dissipação</w:t>
       </w:r>
       <w:r>
         <w:t xml:space="preserve"> </w:t>
@@ -5874,7 +6159,7 @@
         <w:t xml:space="preserve"> </w:t>
       </w:r>
       <w:r>
-        <w:t xml:space="preserve">e especializam o arcabouço com a distribuição lognormal (LN2). Para LN2, os autores demonstram que</w:t>
+        <w:t xml:space="preserve">e especializam o arcabouço com a distribuição lognormal (LN2). Para o caso LN2, os autores demonstram que</w:t>
       </w:r>
       <w:r>
         <w:t xml:space="preserve"> </w:t>
@@ -5897,7 +6182,7 @@
         <w:t xml:space="preserve"> </w:t>
       </w:r>
       <w:r>
-        <w:t xml:space="preserve">é convexa (condição necessária à dissipação) e derivam expressões fechadas para</w:t>
+        <w:t xml:space="preserve">é convexa (condição necessária para a dissipação) e derivam expressões fechadas para</w:t>
       </w:r>
       <w:r>
         <w:t xml:space="preserve"> </w:t>
@@ -5970,7 +6255,7 @@
         </m:sSub>
       </m:oMath>
       <w:r>
-        <w:t xml:space="preserve">, que implicam uma forma multiescalar explícita para</w:t>
+        <w:t xml:space="preserve">, o que resulta em uma formulação multiescalar explícita para</w:t>
       </w:r>
       <w:r>
         <w:t xml:space="preserve"> </w:t>
@@ -6038,7 +6323,7 @@
         </m:r>
       </m:oMath>
       <w:r>
-        <w:t xml:space="preserve">, o modelo multiescalar degenera para a forma de escala simples acima, garantindo consistência. Esses vínculos de escala impõem consistência entre durações, o que é diretamente útil à desagregação temporal.</w:t>
+        <w:t xml:space="preserve">, o modelo multiescalar converge para a forma de escala simples apresentada anteriomente, garantindo consistência. Esses vínculos de escala impõem consistência entre durações, o que é diretamente útil à desagregação temporal.</w:t>
       </w:r>
     </w:p>
     <w:p>
@@ -6046,7 +6331,19 @@
         <w:pStyle w:val="BodyText"/>
       </w:pPr>
       <w:r>
-        <w:t xml:space="preserve">Menabde et al. (1997) formalizam a invariância de escala da chuva em termos de leis de potência para segunda ordem e para famílias de momentos. Para um campo unidimensional</w:t>
+        <w:t xml:space="preserve">Menabde et al.</w:t>
+      </w:r>
+      <w:r>
+        <w:t xml:space="preserve"> </w:t>
+      </w:r>
+      <w:r>
+        <w:t xml:space="preserve">(1997)</w:t>
+      </w:r>
+      <w:r>
+        <w:t xml:space="preserve"> </w:t>
+      </w:r>
+      <w:r>
+        <w:t xml:space="preserve">formalizam a invariância de escala da precipitação em termos de leis de potência para segunda ordem e para famílias de momentos. Considerando um campo unidimensional</w:t>
       </w:r>
       <w:r>
         <w:t xml:space="preserve"> </w:t>
@@ -6070,7 +6367,7 @@
         </m:d>
       </m:oMath>
       <w:r>
-        <w:t xml:space="preserve">, assumindo estacionariedade de segunda ordem, adotam-se</w:t>
+        <w:t xml:space="preserve">, sob a hipótese de estacionariedade de segunda ordem, adotam-se</w:t>
       </w:r>
       <w:r>
         <w:t xml:space="preserve"> </w:t>
@@ -6626,7 +6923,7 @@
         <w:t xml:space="preserve"> </w:t>
       </w:r>
       <w:r>
-        <w:t xml:space="preserve">em gradientes absolutos ou aplicar um filtro lei-de-potência antes de</w:t>
+        <w:t xml:space="preserve">a partir de gradientes absolutos ou aplicar um filtro de lei de potência antes de calcular</w:t>
       </w:r>
       <w:r>
         <w:t xml:space="preserve"> </w:t>
@@ -6673,7 +6970,7 @@
         <w:t xml:space="preserve"> </w:t>
       </w:r>
       <w:r>
-        <w:t xml:space="preserve">dos modelos não-limitados, os autores introduzem uma cascata</w:t>
+        <w:t xml:space="preserve">dos modelos não-limitados, os autores propõem uma cascata</w:t>
       </w:r>
       <w:r>
         <w:t xml:space="preserve"> </w:t>
@@ -6721,7 +7018,7 @@
         </m:r>
       </m:oMath>
       <w:r>
-        <w:t xml:space="preserve">, convergem a 1 nas escalas finas e mantêm</w:t>
+        <w:t xml:space="preserve">, convergem para 1 em escalas finas e mantêm</w:t>
       </w:r>
       <w:r>
         <w:t xml:space="preserve"> </w:t>
@@ -6799,7 +7096,7 @@
         </m:r>
       </m:oMath>
       <w:r>
-        <w:t xml:space="preserve">. Os parâmetros são estimados via o cociente de segundos momentos</w:t>
+        <w:t xml:space="preserve">. A estimação dos parâmetros é feita por meio do cociente de segundos momentos</w:t>
       </w:r>
       <w:r>
         <w:t xml:space="preserve"> </w:t>
@@ -7005,7 +7302,7 @@
         <w:t xml:space="preserve"> </w:t>
       </w:r>
       <w:r>
-        <w:t xml:space="preserve">(intercepto). Ajustada a dados de alta resolução, a cascata reproduz</w:t>
+        <w:t xml:space="preserve">(intercepto). Quando ajustada a dados de alta resolução, a cascata reproduz</w:t>
       </w:r>
       <w:r>
         <w:t xml:space="preserve"> </w:t>
@@ -7052,7 +7349,7 @@
         <w:t xml:space="preserve"> </w:t>
       </w:r>
       <w:r>
-        <w:t xml:space="preserve">e a intermitência observada, gerando séries sub-horárias realistas. Para desagregação temporal, essa cascata funciona como gerador multiescala que preserva a estrutura de potência entre escalas (</w:t>
+        <w:t xml:space="preserve">e a intermitência observada, gerando séries sub-horárias realistas. Para desagregação temporal, essa modelo funciona como gerador multiescala que preserva a estrutura de potência entre escalas (</w:t>
       </w:r>
       <m:oMath>
         <m:r>
@@ -7104,7 +7401,7 @@
         </m:d>
       </m:oMath>
       <w:r>
-        <w:t xml:space="preserve">) e pode ser condicionada a totais na escala superior por ajuste proporcional; ao contrário das cascatas não-limitadas, dispensa pós-filtragem para corrigir</w:t>
+        <w:t xml:space="preserve">) e pode ser condicionado a totais na escala superior por meio de ajustes proporcionais. Diferentemente das cascatas não-limitadas, não requer pós-filtragem para corrigir</w:t>
       </w:r>
       <w:r>
         <w:t xml:space="preserve"> </w:t>
@@ -7115,7 +7412,7 @@
         </m:r>
       </m:oMath>
       <w:r>
-        <w:t xml:space="preserve">.</w:t>
+        <w:t xml:space="preserve">, o que simplifica a implementação prática.</w:t>
       </w:r>
     </w:p>
     <w:p>
@@ -7123,7 +7420,19 @@
         <w:pStyle w:val="BodyText"/>
       </w:pPr>
       <w:r>
-        <w:t xml:space="preserve">Koutsoyiannis et al. (1998) estabelecem um arcabouço matemático para IDF que separa, de forma teoricamente consistente, a dependência em duração e em frequência. Propõem a relação geral</w:t>
+        <w:t xml:space="preserve">Koutsoyiannis et al.</w:t>
+      </w:r>
+      <w:r>
+        <w:t xml:space="preserve"> </w:t>
+      </w:r>
+      <w:r>
+        <w:t xml:space="preserve">(1998)</w:t>
+      </w:r>
+      <w:r>
+        <w:t xml:space="preserve"> </w:t>
+      </w:r>
+      <w:r>
+        <w:t xml:space="preserve">estabelecem um arcabouço matemático para IDF que separa, de forma teoricamente consistente, as componentes de dependência em duração e em frequência. A formulação parte da relação geral</w:t>
       </w:r>
     </w:p>
     <w:p>
@@ -7223,7 +7532,130 @@
         <w:pStyle w:val="BodyText"/>
       </w:pPr>
       <w:r>
-        <w:t xml:space="preserve">com uma forma parsimoniosa para a componente de duração</w:t>
+        <w:t xml:space="preserve">em que</w:t>
+      </w:r>
+      <w:r>
+        <w:t xml:space="preserve"> </w:t>
+      </w:r>
+      <m:oMath>
+        <m:r>
+          <m:t>i</m:t>
+        </m:r>
+        <m:d>
+          <m:dPr>
+            <m:begChr m:val="("/>
+            <m:endChr m:val=")"/>
+            <m:sepChr m:val=""/>
+            <m:grow/>
+          </m:dPr>
+          <m:e>
+            <m:r>
+              <m:t>T</m:t>
+            </m:r>
+            <m:r>
+              <m:rPr>
+                <m:sty m:val="p"/>
+              </m:rPr>
+              <m:t>,</m:t>
+            </m:r>
+            <m:r>
+              <m:t>d</m:t>
+            </m:r>
+          </m:e>
+        </m:d>
+      </m:oMath>
+      <w:r>
+        <w:t xml:space="preserve"> </w:t>
+      </w:r>
+      <w:r>
+        <w:t xml:space="preserve">é a intensidade associada ao período de retorno</w:t>
+      </w:r>
+      <w:r>
+        <w:t xml:space="preserve"> </w:t>
+      </w:r>
+      <m:oMath>
+        <m:r>
+          <m:t>T</m:t>
+        </m:r>
+      </m:oMath>
+      <w:r>
+        <w:t xml:space="preserve"> </w:t>
+      </w:r>
+      <w:r>
+        <w:t xml:space="preserve">e duração</w:t>
+      </w:r>
+      <w:r>
+        <w:t xml:space="preserve"> </w:t>
+      </w:r>
+      <m:oMath>
+        <m:r>
+          <m:t>d</m:t>
+        </m:r>
+      </m:oMath>
+      <w:r>
+        <w:t xml:space="preserve">,</w:t>
+      </w:r>
+      <w:r>
+        <w:t xml:space="preserve"> </w:t>
+      </w:r>
+      <m:oMath>
+        <m:r>
+          <m:t>a</m:t>
+        </m:r>
+        <m:d>
+          <m:dPr>
+            <m:begChr m:val="("/>
+            <m:endChr m:val=")"/>
+            <m:sepChr m:val=""/>
+            <m:grow/>
+          </m:dPr>
+          <m:e>
+            <m:r>
+              <m:t>T</m:t>
+            </m:r>
+          </m:e>
+        </m:d>
+      </m:oMath>
+      <w:r>
+        <w:t xml:space="preserve"> </w:t>
+      </w:r>
+      <w:r>
+        <w:t xml:space="preserve">representa a componente de frequência e</w:t>
+      </w:r>
+      <w:r>
+        <w:t xml:space="preserve"> </w:t>
+      </w:r>
+      <m:oMath>
+        <m:r>
+          <m:t>b</m:t>
+        </m:r>
+        <m:d>
+          <m:dPr>
+            <m:begChr m:val="("/>
+            <m:endChr m:val=")"/>
+            <m:sepChr m:val=""/>
+            <m:grow/>
+          </m:dPr>
+          <m:e>
+            <m:r>
+              <m:t>d</m:t>
+            </m:r>
+          </m:e>
+        </m:d>
+      </m:oMath>
+      <w:r>
+        <w:t xml:space="preserve"> </w:t>
+      </w:r>
+      <w:r>
+        <w:t xml:space="preserve">a componente de duração. Essa separabilidade é metodologicamente importante porque permite tratar cada dimensão de forma independente, mas coerente dentro de um mesmo quadro probabilístico.</w:t>
+      </w:r>
+    </w:p>
+    <w:p>
+      <w:pPr>
+        <w:pStyle w:val="BodyText"/>
+      </w:pPr>
+      <w:r>
+        <w:t xml:space="preserve">Os autores propõem uma forma parcimoniosa para a função de duração,</w:t>
       </w:r>
     </w:p>
     <w:p>
@@ -7355,81 +7787,7 @@
         <w:pStyle w:val="BodyText"/>
       </w:pPr>
       <w:r>
-        <w:t xml:space="preserve">Mostram ainda que termos adicionais no denominador são desnecessários</w:t>
-      </w:r>
-      <w:r>
-        <w:t xml:space="preserve"> </w:t>
-      </w:r>
-      <m:oMath>
-        <m:d>
-          <m:dPr>
-            <m:begChr m:val="("/>
-            <m:endChr m:val=")"/>
-            <m:sepChr m:val=""/>
-            <m:grow/>
-          </m:dPr>
-          <m:e>
-            <m:r>
-              <m:t>b</m:t>
-            </m:r>
-            <m:d>
-              <m:dPr>
-                <m:begChr m:val="("/>
-                <m:endChr m:val=")"/>
-                <m:sepChr m:val=""/>
-                <m:grow/>
-              </m:dPr>
-              <m:e>
-                <m:r>
-                  <m:t>d</m:t>
-                </m:r>
-              </m:e>
-            </m:d>
-            <m:r>
-              <m:rPr>
-                <m:sty m:val="p"/>
-              </m:rPr>
-              <m:t>=</m:t>
-            </m:r>
-            <m:sSup>
-              <m:e>
-                <m:d>
-                  <m:dPr>
-                    <m:begChr m:val="("/>
-                    <m:endChr m:val=")"/>
-                    <m:sepChr m:val=""/>
-                    <m:grow/>
-                  </m:dPr>
-                  <m:e>
-                    <m:r>
-                      <m:t>d</m:t>
-                    </m:r>
-                    <m:r>
-                      <m:rPr>
-                        <m:sty m:val="p"/>
-                      </m:rPr>
-                      <m:t>+</m:t>
-                    </m:r>
-                    <m:r>
-                      <m:t>θ</m:t>
-                    </m:r>
-                  </m:e>
-                </m:d>
-              </m:e>
-              <m:sup>
-                <m:r>
-                  <m:t>η</m:t>
-                </m:r>
-              </m:sup>
-            </m:sSup>
-          </m:e>
-        </m:d>
-      </m:oMath>
-      <w:r>
-        <w:t xml:space="preserve"> </w:t>
-      </w:r>
-      <w:r>
-        <w:t xml:space="preserve">com erro de aproximação pequeno), e que</w:t>
+        <w:t xml:space="preserve">mostrando que termos adicionais no denominador não são necessários, já que essa formulação apresenta erro de aproximação pequeno. Nessa estrutura,</w:t>
       </w:r>
       <w:r>
         <w:t xml:space="preserve"> </w:t>
@@ -7468,7 +7826,7 @@
         </m:r>
       </m:oMath>
       <w:r>
-        <w:t xml:space="preserve">, deixando toda a dependência de frequência para</w:t>
+        <w:t xml:space="preserve">, de modo que toda a variabilidade em frequência seja capturada apenas por</w:t>
       </w:r>
       <w:r>
         <w:t xml:space="preserve"> </w:t>
@@ -8418,7 +8776,23 @@
         <w:t xml:space="preserve"> </w:t>
       </w:r>
       <w:r>
-        <w:t xml:space="preserve">impõe coerência entre durações e fornece uma referência para algoritmos de downscaling condicionados por totais na escala superior (p.ex., ajuste proporcional), pois a mesma função</w:t>
+        <w:t xml:space="preserve">impõe coerência entre durações e fornece uma referência para algoritmos de</w:t>
+      </w:r>
+      <w:r>
+        <w:t xml:space="preserve"> </w:t>
+      </w:r>
+      <w:r>
+        <w:rPr>
+          <w:i/>
+          <w:iCs/>
+        </w:rPr>
+        <w:t xml:space="preserve">downscaling</w:t>
+      </w:r>
+      <w:r>
+        <w:t xml:space="preserve"> </w:t>
+      </w:r>
+      <w:r>
+        <w:t xml:space="preserve">condicionados por totais na escala superior (p.ex., ajuste proporcional), pois a mesma função</w:t>
       </w:r>
       <w:r>
         <w:t xml:space="preserve"> </w:t>
@@ -8453,7 +8827,19 @@
         <w:pStyle w:val="BodyText"/>
       </w:pPr>
       <w:r>
-        <w:t xml:space="preserve">Menabde et al. (1999) aplicam a hipótese de simples escala à descrição IDF dos máximos anuais da intensidade média de chuva em janela de duração</w:t>
+        <w:t xml:space="preserve">Menabde et al.</w:t>
+      </w:r>
+      <w:r>
+        <w:t xml:space="preserve"> </w:t>
+      </w:r>
+      <w:r>
+        <w:t xml:space="preserve">(1999)</w:t>
+      </w:r>
+      <w:r>
+        <w:t xml:space="preserve"> </w:t>
+      </w:r>
+      <w:r>
+        <w:t xml:space="preserve">aplicam a hipótese de escala simples à formulação de curvas IDF nos máximos anuais da intensidade média de chuva em janela de duração</w:t>
       </w:r>
       <w:r>
         <w:t xml:space="preserve"> </w:t>
@@ -8620,6 +9006,33 @@
         <m:r>
           <m:t>u</m:t>
         </m:r>
+      </m:oMath>
+      <w:r>
+        <w:t xml:space="preserve"> </w:t>
+      </w:r>
+      <w:r>
+        <w:t xml:space="preserve">obtida a partir da série contínua de precipitação</w:t>
+      </w:r>
+      <w:r>
+        <w:t xml:space="preserve"> </w:t>
+      </w:r>
+      <m:oMath>
+        <m:r>
+          <m:t>R</m:t>
+        </m:r>
+        <m:d>
+          <m:dPr>
+            <m:begChr m:val="("/>
+            <m:endChr m:val=")"/>
+            <m:sepChr m:val=""/>
+            <m:grow/>
+          </m:dPr>
+          <m:e>
+            <m:r>
+              <m:t>u</m:t>
+            </m:r>
+          </m:e>
+        </m:d>
       </m:oMath>
       <w:r>
         <w:t xml:space="preserve">. A escala simples em sentido estrito é postulada como</w:t>
@@ -8859,7 +9272,18 @@
         <w:pStyle w:val="BodyText"/>
       </w:pPr>
       <w:r>
-        <w:t xml:space="preserve">e, em sentido amplo, momentos que satisfazem</w:t>
+        <w:t xml:space="preserve">e, em sentido amplo, para momentos de ordem</w:t>
+      </w:r>
+      <w:r>
+        <w:t xml:space="preserve"> </w:t>
+      </w:r>
+      <m:oMath>
+        <m:r>
+          <m:t>q</m:t>
+        </m:r>
+      </m:oMath>
+      <w:r>
+        <w:t xml:space="preserve">:</w:t>
       </w:r>
     </w:p>
     <w:p>
@@ -9042,7 +9466,7 @@
         <w:t xml:space="preserve"> </w:t>
       </w:r>
       <w:r>
-        <w:t xml:space="preserve">(p.ex., EV1/Gumbel), os parâmetros de localização e escala obedecem leis de potência em</w:t>
+        <w:t xml:space="preserve">(p.ex., EV1/Gumbel), os parâmetros de localização e escala obedecem também a leis de potência em</w:t>
       </w:r>
       <w:r>
         <w:t xml:space="preserve"> </w:t>
@@ -9144,7 +9568,7 @@
         </m:sSup>
       </m:oMath>
       <w:r>
-        <w:t xml:space="preserve">, e a relação IDF resultante é</w:t>
+        <w:t xml:space="preserve">. Assim, a relação IDF resultante é dada por</w:t>
       </w:r>
     </w:p>
     <w:p>
@@ -10017,7 +10441,19 @@
         <w:pStyle w:val="BodyText"/>
       </w:pPr>
       <w:r>
-        <w:t xml:space="preserve">Consolidando esse avanço, Gupta &amp; Waymire (1999) estabeleceram a base teórica do multiescalonamento (</w:t>
+        <w:t xml:space="preserve">Consolidando esse avanço, Gupta &amp; Waymire</w:t>
+      </w:r>
+      <w:r>
+        <w:t xml:space="preserve"> </w:t>
+      </w:r>
+      <w:r>
+        <w:t xml:space="preserve">(1990)</w:t>
+      </w:r>
+      <w:r>
+        <w:t xml:space="preserve"> </w:t>
+      </w:r>
+      <w:r>
+        <w:t xml:space="preserve">estabelecem a base teórica do multiescalonamento (</w:t>
       </w:r>
       <w:r>
         <w:rPr>
@@ -10234,7 +10670,7 @@
         <w:t xml:space="preserve"> </w:t>
       </w:r>
       <w:r>
-        <w:t xml:space="preserve">é intercepto logarítmico na lei de escala simples e</w:t>
+        <w:t xml:space="preserve">é o intercepto logarítmico na lei de escala simples e</w:t>
       </w:r>
       <w:r>
         <w:t xml:space="preserve"> </w:t>
@@ -10267,7 +10703,7 @@
         <w:t xml:space="preserve">wide sense</w:t>
       </w:r>
       <w:r>
-        <w:t xml:space="preserve">) a relação geral é</w:t>
+        <w:t xml:space="preserve">) a relação geral passa a ser</w:t>
       </w:r>
     </w:p>
     <w:p>
@@ -10416,7 +10852,7 @@
         <w:t xml:space="preserve"> </w:t>
       </w:r>
       <w:r>
-        <w:t xml:space="preserve">não linear e côncava, capturando a intensificação de variabilidade ao ir para escalas menores e implicando irreversibilidade de escala (a lei vale para</w:t>
+        <w:t xml:space="preserve">é uma função não linear e côncava, capturando a intensificação da variabilidade ao ir para escalas menores e implicando irreversibilidade de escala (a lei vale para</w:t>
       </w:r>
       <w:r>
         <w:t xml:space="preserve"> </w:t>
@@ -10493,7 +10929,19 @@
         <w:t xml:space="preserve">GUM/GEV com scaling</w:t>
       </w:r>
       <w:r>
-        <w:t xml:space="preserve">). Nguyen et al. (1998) introduzem uma metodologia para estimar extremos de curta duração (p.ex., 1 h) em locais com dados apenas de duração mais longa (p.ex., diário), ancorada em invariância de escala e na distribuição GEV dos máximos. A noção de escala simples é formulada pela relação de escalonamento</w:t>
+        <w:t xml:space="preserve">). Nguyen et al.</w:t>
+      </w:r>
+      <w:r>
+        <w:t xml:space="preserve"> </w:t>
+      </w:r>
+      <w:r>
+        <w:t xml:space="preserve">(1998)</w:t>
+      </w:r>
+      <w:r>
+        <w:t xml:space="preserve"> </w:t>
+      </w:r>
+      <w:r>
+        <w:t xml:space="preserve">introduzem uma metodologia para estimar extremos de curta duração (p.ex., 1 h) em locais com dados apenas de duração mais longa (p.ex., diário), ancorada em invariância de escala e na distribuição GEV dos máximos. A noção de escala simples é formulada pela relação de escalonamento</w:t>
       </w:r>
     </w:p>
     <w:p>
@@ -11010,7 +11458,19 @@
         <w:pStyle w:val="BodyText"/>
       </w:pPr>
       <w:r>
-        <w:t xml:space="preserve">A distribuição de valores extremos generalizada (GEV) tem se mostrado capaz de modelar bem os máximos anuais de precipitação. Estudos como o de Nguyen et al. (1998) combinaram GEV e a invariância para estimar para estimar a distribuição de precipitações extremas de curta duração (por exemplo, 1 hora) em locais onde não existem dados para o intervalo de tempo de interesse, mas onde há disponibilidade de dados de precipitação de maior duração (por exemplo, 1 dia), caracterizando os chamados locais parcialmente monitorados.</w:t>
+        <w:t xml:space="preserve">A distribuição de valores extremos generalizada (GEV) tem se mostrado capaz de modelar bem os máximos anuais de precipitação. Estudos como o de Nguyen et al.</w:t>
+      </w:r>
+      <w:r>
+        <w:t xml:space="preserve"> </w:t>
+      </w:r>
+      <w:r>
+        <w:t xml:space="preserve">(1998)</w:t>
+      </w:r>
+      <w:r>
+        <w:t xml:space="preserve"> </w:t>
+      </w:r>
+      <w:r>
+        <w:t xml:space="preserve">combinaram GEV e a invariância para estimar a distribuição de precipitações extremas de curta duração (por exemplo, 1 hora) em locais onde não existem dados para o intervalo de tempo de interesse, mas onde há disponibilidade de dados de precipitação de maior duração (por exemplo, 1 dia), caracterizando os chamados locais parcialmente monitorados.</w:t>
       </w:r>
     </w:p>
     <w:p>
@@ -11018,7 +11478,16 @@
         <w:pStyle w:val="BodyText"/>
       </w:pPr>
       <w:r>
-        <w:t xml:space="preserve">Em Yu et al (2004), a desagregação estatística de extremos é estruturada sobre o princípio de invariância de escala simples (Menabde et al., 1999), já estabelecido na literatura de escalonamento de máximos: se</w:t>
+        <w:t xml:space="preserve">Em Yu et al (2004), a desagregação estatística de extremos é estruturada sobre o princípio de invariância de escala simples</w:t>
+      </w:r>
+      <w:r>
+        <w:t xml:space="preserve"> </w:t>
+      </w:r>
+      <w:r>
+        <w:t xml:space="preserve">(Menabde, Seed, and Pegram 1999)</w:t>
+      </w:r>
+      <w:r>
+        <w:t xml:space="preserve">, já estabelecido na literatura de escalonamento de máximos: se</w:t>
       </w:r>
       <w:r>
         <w:t xml:space="preserve"> </w:t>
@@ -11297,7 +11766,7 @@
         </m:sSub>
       </m:oMath>
       <w:r>
-        <w:t xml:space="preserve">; como consequência, os quantis por período de retorno também escalam, permitindo estimar extremos subdiários mesmo quando só há dados diários longos na base. Os autores quantificam a diferença sistemática entre máximos de 24 h e de 1 dia de calendário e introduzem um fator de correção único</w:t>
+        <w:t xml:space="preserve">. Como consequência, os quantis por período de retorno também escalam, permitindo estimar extremos subdiários mesmo quando só há dados diários longos na base. Os autores quantificam a diferença sistemática entre máximos de 24 h e de 1 dia de calendário e introduzem um fator de correção único</w:t>
       </w:r>
       <w:r>
         <w:t xml:space="preserve"> </w:t>
@@ -11379,7 +11848,19 @@
         <w:pStyle w:val="BodyText"/>
       </w:pPr>
       <w:r>
-        <w:t xml:space="preserve">Borga et al. (2005) aplicam a invariância de escala a séries de máximos anuais de profundidade de chuva em múltiplas durações para derivar uma DDF simples em rede densa nos Alpes italianos. Partem da relação de escala simples em sentido estrito para o máximo anual de duração</w:t>
+        <w:t xml:space="preserve">Borga et al.</w:t>
+      </w:r>
+      <w:r>
+        <w:t xml:space="preserve"> </w:t>
+      </w:r>
+      <w:r>
+        <w:t xml:space="preserve">(2005)</w:t>
+      </w:r>
+      <w:r>
+        <w:t xml:space="preserve"> </w:t>
+      </w:r>
+      <w:r>
+        <w:t xml:space="preserve">aplicam hipótese de invariância de escala a séries de máximos anuais de profundidade de chuva em múltiplas durações, com o objetivo de derivar curvas DDF simples em uma rede densa nos Alpes italianos. Partem da relação de escala simples em sentido estrito para o máximo anual de duração</w:t>
       </w:r>
       <w:r>
         <w:t xml:space="preserve"> </w:t>
@@ -11553,7 +12034,7 @@
         <w:t xml:space="preserve"> </w:t>
       </w:r>
       <w:r>
-        <w:t xml:space="preserve">o expoente de escala. Sobre essa base, os autores formulam uma DDF Gumbel escalável. Para Gumbel (EV1), o quantil de período de retorno</w:t>
+        <w:t xml:space="preserve">o expoente de escala. Sobre essa base, os autores formulam uma DDF Gumbel escalável. Para a distribuição de Gumbel (EV1), o quantil de período de retorno</w:t>
       </w:r>
       <w:r>
         <w:t xml:space="preserve"> </w:t>
@@ -11581,7 +12062,7 @@
         <w:t xml:space="preserve"> </w:t>
       </w:r>
       <w:r>
-        <w:t xml:space="preserve">é</w:t>
+        <w:t xml:space="preserve">é expresso como</w:t>
       </w:r>
     </w:p>
     <w:p>
@@ -11805,7 +12286,7 @@
         <w:pStyle w:val="BodyText"/>
       </w:pPr>
       <w:r>
-        <w:t xml:space="preserve">onde</w:t>
+        <w:t xml:space="preserve">em que</w:t>
       </w:r>
       <w:r>
         <w:t xml:space="preserve"> </w:t>
@@ -12243,7 +12724,7 @@
         <w:pStyle w:val="BodyText"/>
       </w:pPr>
       <w:r>
-        <w:t xml:space="preserve">Os autores mostram que, para durações &lt; 60 min, as razões profundidade–duração (t vs. 60 min) são praticamente independentes do período de retorno e da localização, facilitando transferência entre durações e regionalização.</w:t>
+        <w:t xml:space="preserve">Os autores mostram que, para durações menores que 60 min, as razões profundidade–duração (t vs. 60 min) são praticamente independentes do período de retorno e da localização, facilitando transferência entre durações e a regionalização das curvas.</w:t>
       </w:r>
     </w:p>
     <w:p>
@@ -12251,7 +12732,19 @@
         <w:pStyle w:val="BodyText"/>
       </w:pPr>
       <w:r>
-        <w:t xml:space="preserve">Em contraste com as formulações paramétricas clássicas de IDF e com usos diretos de Gumbel/GEV, Langousis &amp; Veneziano (2007) constroem as curvas IDF a partir de modelos de chuva localmente multifractais, nos quais a dependência em duração e em frequência emerge do próprio gerador estocástico e não é imposta por uma forma IDF pré-definida. A inovação central é a decomposição em processo exterior (escala de</w:t>
+        <w:t xml:space="preserve">Em contraste com as formulações paramétricas clássicas de IDF e com usos diretos de Gumbel/GEV, Langousis &amp; Veneziano</w:t>
+      </w:r>
+      <w:r>
+        <w:t xml:space="preserve"> </w:t>
+      </w:r>
+      <w:r>
+        <w:t xml:space="preserve">(2007)</w:t>
+      </w:r>
+      <w:r>
+        <w:t xml:space="preserve"> </w:t>
+      </w:r>
+      <w:r>
+        <w:t xml:space="preserve">desenvolvem curvas IDF a partir de um modelo de chuva localmente multifractal. Nessa abordagem, a dependência em duração e em frequência emerge do próprio gerador estocástico, em vez de ser imposta por uma forma IDF pré-definida. A inovação central é a decomposição em processo exterior (escala de</w:t>
       </w:r>
       <w:r>
         <w:t xml:space="preserve"> </w:t>
@@ -12390,19 +12883,7 @@
         </m:d>
       </m:oMath>
       <w:r>
-        <w:t xml:space="preserve">. Em vez de ajustar extremos anuais por uma distribuição de valores extremos e depois</w:t>
-      </w:r>
-      <w:r>
-        <w:t xml:space="preserve"> </w:t>
-      </w:r>
-      <w:r>
-        <w:t xml:space="preserve">“dar forma”</w:t>
-      </w:r>
-      <w:r>
-        <w:t xml:space="preserve"> </w:t>
-      </w:r>
-      <w:r>
-        <w:t xml:space="preserve">à IDF, os autores estimam os parâmetros</w:t>
+        <w:t xml:space="preserve">. Em vez de ajustar extremos anuais por uma distribuição de valores extremos só depois moldar a curva IDF, os autores estimam diretamente os parâmetros do processo interior</w:t>
       </w:r>
       <w:r>
         <w:t xml:space="preserve"> </w:t>
@@ -12561,7 +13042,7 @@
         </m:r>
       </m:oMath>
       <w:r>
-        <w:t xml:space="preserve">, usando a fatoração de</w:t>
+        <w:t xml:space="preserve">, usando a fatoração do tipo</w:t>
       </w:r>
       <w:r>
         <w:t xml:space="preserve"> </w:t>
@@ -12718,95 +13199,7 @@
         </m:r>
       </m:oMath>
       <w:r>
-        <w:t xml:space="preserve">. Diferentemente de abordagens que regionalizam quantis ou ajustam formas IDF por potência, o trabalho apresenta três variantes com crescente parcimônia para o processo exterior: (i) tempestades i.i.d. com</w:t>
-      </w:r>
-      <w:r>
-        <w:t xml:space="preserve"> </w:t>
-      </w:r>
-      <m:oMath>
-        <m:r>
-          <m:t>D</m:t>
-        </m:r>
-      </m:oMath>
-      <w:r>
-        <w:t xml:space="preserve"> </w:t>
-      </w:r>
-      <w:r>
-        <w:t xml:space="preserve">e intensidade média</w:t>
-      </w:r>
-      <w:r>
-        <w:t xml:space="preserve"> </w:t>
-      </w:r>
-      <m:oMath>
-        <m:sSub>
-          <m:e>
-            <m:r>
-              <m:t>I</m:t>
-            </m:r>
-          </m:e>
-          <m:sub>
-            <m:r>
-              <m:t>D</m:t>
-            </m:r>
-          </m:sub>
-        </m:sSub>
-      </m:oMath>
-      <w:r>
-        <w:t xml:space="preserve"> </w:t>
-      </w:r>
-      <w:r>
-        <w:t xml:space="preserve">aleatórias; (ii) janelas contíguas de duração fixa</w:t>
-      </w:r>
-      <w:r>
-        <w:t xml:space="preserve"> </w:t>
-      </w:r>
-      <m:oMath>
-        <m:r>
-          <m:t>D</m:t>
-        </m:r>
-      </m:oMath>
-      <w:r>
-        <w:t xml:space="preserve"> </w:t>
-      </w:r>
-      <w:r>
-        <w:t xml:space="preserve">com intensidade aleatória; e (iii)</w:t>
-      </w:r>
-      <w:r>
-        <w:t xml:space="preserve"> </w:t>
-      </w:r>
-      <m:oMath>
-        <m:r>
-          <m:t>D</m:t>
-        </m:r>
-      </m:oMath>
-      <w:r>
-        <w:t xml:space="preserve"> </w:t>
-      </w:r>
-      <w:r>
-        <w:t xml:space="preserve">e</w:t>
-      </w:r>
-      <w:r>
-        <w:t xml:space="preserve"> </w:t>
-      </w:r>
-      <m:oMath>
-        <m:sSub>
-          <m:e>
-            <m:r>
-              <m:t>I</m:t>
-            </m:r>
-          </m:e>
-          <m:sub>
-            <m:r>
-              <m:t>D</m:t>
-            </m:r>
-          </m:sub>
-        </m:sSub>
-      </m:oMath>
-      <w:r>
-        <w:t xml:space="preserve"> </w:t>
-      </w:r>
-      <w:r>
-        <w:t xml:space="preserve">determinísticos, deixando toda a variabilidade para a cascata multifractal. Em aplicação a 24 anos de dados contínuos de Florença, as IDFs resultantes são robustas a outliers e estáveis com séries curtas (segmentos de 4 anos), além de reproduzirem curvaturas log–log observadas sem exigir pós-ajustes espectrais, algo que diferencia nitidamente esse enquadramento multifractal de métodos paramétricos e de IDFs de escala simples usadas anteriormente.</w:t>
+        <w:t xml:space="preserve">.</w:t>
       </w:r>
     </w:p>
     <w:p>
@@ -12814,7 +13207,7 @@
         <w:pStyle w:val="BodyText"/>
       </w:pPr>
       <w:r>
-        <w:t xml:space="preserve">Outros estudos expandiram essas aplicações. Blanchet et al. (2016) propõem um enquadramento regional de curvas IDF em que os máximos de precipitação agregados em duração</w:t>
+        <w:t xml:space="preserve">Diferentemente de abordagens que regionalizam quantis ou ajustam formas IDF por potência, o trabalho apresenta três variantes com crescente parcimônia para o processo exterior: (i) tempestades independentes e identicamente distribuídas com</w:t>
       </w:r>
       <w:r>
         <w:t xml:space="preserve"> </w:t>
@@ -12828,7 +13221,115 @@
         <w:t xml:space="preserve"> </w:t>
       </w:r>
       <w:r>
-        <w:t xml:space="preserve">seguem uma GEV cujos parâmetros obedecem a um escalonamento simples ao longo de</w:t>
+        <w:t xml:space="preserve">e intensidade média</w:t>
+      </w:r>
+      <w:r>
+        <w:t xml:space="preserve"> </w:t>
+      </w:r>
+      <m:oMath>
+        <m:sSub>
+          <m:e>
+            <m:r>
+              <m:t>I</m:t>
+            </m:r>
+          </m:e>
+          <m:sub>
+            <m:r>
+              <m:t>D</m:t>
+            </m:r>
+          </m:sub>
+        </m:sSub>
+      </m:oMath>
+      <w:r>
+        <w:t xml:space="preserve"> </w:t>
+      </w:r>
+      <w:r>
+        <w:t xml:space="preserve">aleatórios; (ii) janelas contíguas de duração fixa</w:t>
+      </w:r>
+      <w:r>
+        <w:t xml:space="preserve"> </w:t>
+      </w:r>
+      <m:oMath>
+        <m:r>
+          <m:t>D</m:t>
+        </m:r>
+      </m:oMath>
+      <w:r>
+        <w:t xml:space="preserve"> </w:t>
+      </w:r>
+      <w:r>
+        <w:t xml:space="preserve">com intensidade aleatória; e (iii)</w:t>
+      </w:r>
+      <w:r>
+        <w:t xml:space="preserve"> </w:t>
+      </w:r>
+      <m:oMath>
+        <m:r>
+          <m:t>D</m:t>
+        </m:r>
+      </m:oMath>
+      <w:r>
+        <w:t xml:space="preserve"> </w:t>
+      </w:r>
+      <w:r>
+        <w:t xml:space="preserve">e</w:t>
+      </w:r>
+      <w:r>
+        <w:t xml:space="preserve"> </w:t>
+      </w:r>
+      <m:oMath>
+        <m:sSub>
+          <m:e>
+            <m:r>
+              <m:t>I</m:t>
+            </m:r>
+          </m:e>
+          <m:sub>
+            <m:r>
+              <m:t>D</m:t>
+            </m:r>
+          </m:sub>
+        </m:sSub>
+      </m:oMath>
+      <w:r>
+        <w:t xml:space="preserve"> </w:t>
+      </w:r>
+      <w:r>
+        <w:t xml:space="preserve">determinísticos, deixando toda a variabilidade para a cascata multifractal. Em aplicação a 24 anos de dados contínuos de Florença, as IDFs resultantes são robustas a outliers e estáveis com séries curtas (segmentos de 4 anos), além de reproduzirem curvaturas log–log observadas sem exigir pós-ajustes espectrais, algo que diferencia nitidamente esse enquadramento multifractal de métodos paramétricos e de IDFs de escala simples usadas anteriormente.</w:t>
+      </w:r>
+    </w:p>
+    <w:p>
+      <w:pPr>
+        <w:pStyle w:val="BodyText"/>
+      </w:pPr>
+      <w:r>
+        <w:t xml:space="preserve">Outros estudos expandiram essas aplicações. Blanchet et al.</w:t>
+      </w:r>
+      <w:r>
+        <w:t xml:space="preserve"> </w:t>
+      </w:r>
+      <w:r>
+        <w:t xml:space="preserve">(2016)</w:t>
+      </w:r>
+      <w:r>
+        <w:t xml:space="preserve"> </w:t>
+      </w:r>
+      <w:r>
+        <w:t xml:space="preserve">apresentam um enquadramento regional de curvas IDF em que os máximos de precipitação agregados em duração</w:t>
+      </w:r>
+      <w:r>
+        <w:t xml:space="preserve"> </w:t>
+      </w:r>
+      <m:oMath>
+        <m:r>
+          <m:t>D</m:t>
+        </m:r>
+      </m:oMath>
+      <w:r>
+        <w:t xml:space="preserve"> </w:t>
+      </w:r>
+      <w:r>
+        <w:t xml:space="preserve">seguem uma GEV cujos parâmetros obedecem a uma lei de escalonamento simples ao longo de</w:t>
       </w:r>
       <w:r>
         <w:t xml:space="preserve"> </w:t>
@@ -13064,7 +13565,7 @@
         <w:pStyle w:val="BodyText"/>
       </w:pPr>
       <w:r>
-        <w:t xml:space="preserve">enquanto a forma permanece constante</w:t>
+        <w:t xml:space="preserve">mantendo o parâmetro de forma constante,</w:t>
       </w:r>
       <w:r>
         <w:t xml:space="preserve"> </w:t>
@@ -13107,7 +13608,7 @@
         <w:t xml:space="preserve"> </w:t>
       </w:r>
       <w:r>
-        <w:t xml:space="preserve">é o expoente de escala (declividade log–log dos parâmetros vs. duração),</w:t>
+        <w:t xml:space="preserve">é o expoente de escala (inclinação log–log da relação entre parâmetros e duração),</w:t>
       </w:r>
       <w:r>
         <w:t xml:space="preserve"> </w:t>
@@ -13201,7 +13702,7 @@
         <w:t xml:space="preserve"> </w:t>
       </w:r>
       <w:r>
-        <w:t xml:space="preserve">é a duração alvo. Esse modelo é calibrado localmente com séries de máximos diários agregados até semana, no intervalo onde a suposição de escalonamento simples é suportada pelos dados. Em seguida, os vetores</w:t>
+        <w:t xml:space="preserve">é a duração alvo. Esse modelo é calibrado localmente com séries de máximos diários agregados até escalas semanais, no intervalo onde a suposição de escalonamento simples é suportada pelos dados. Em seguida, os vetores</w:t>
       </w:r>
       <w:r>
         <w:t xml:space="preserve"> </w:t>
@@ -13777,7 +14278,19 @@
         <w:pStyle w:val="BodyText"/>
       </w:pPr>
       <w:r>
-        <w:t xml:space="preserve">Em paralelo, Ghanmi et al. (2016) utilizaram a invariância de escala simples em séries de máximos anuais de intensidade para durações de 5 min a 24 h em 15 pluviômetros no norte da Tunísia, combinando-a com GEV–EV1 (Gumbel) e PWMs para construir IDF e, em seguida, IDAF regionais usando a rede diária muito mais densa. A hipótese central é o escala simple para intensidades máximas</w:t>
+        <w:t xml:space="preserve">Em paralelo, Ghanmi et al.</w:t>
+      </w:r>
+      <w:r>
+        <w:t xml:space="preserve"> </w:t>
+      </w:r>
+      <w:r>
+        <w:t xml:space="preserve">(2016)</w:t>
+      </w:r>
+      <w:r>
+        <w:t xml:space="preserve"> </w:t>
+      </w:r>
+      <w:r>
+        <w:t xml:space="preserve">aplicam a hipótese de invariância de escala simples em séries de máximos anuais de intensidade para durações entre 5 min a 24 h em 15 pluviômetros no norte da Tunísia. A abordagem combina a formulação de escala com distribuições GEV–EV1 (Gumbel) e o método dos momentos ponderados por probabilidade para ajustar as distribuições. A hipótese central é que as intensidades máximas</w:t>
       </w:r>
       <w:r>
         <w:t xml:space="preserve"> </w:t>
@@ -13800,7 +14313,7 @@
         <w:t xml:space="preserve"> </w:t>
       </w:r>
       <w:r>
-        <w:t xml:space="preserve">entre uma duração alvo</w:t>
+        <w:t xml:space="preserve">em uma duração alvo</w:t>
       </w:r>
       <w:r>
         <w:t xml:space="preserve"> </w:t>
@@ -13814,7 +14327,7 @@
         <w:t xml:space="preserve"> </w:t>
       </w:r>
       <w:r>
-        <w:t xml:space="preserve">e uma duração de referência</w:t>
+        <w:t xml:space="preserve">e em uma duração de referência</w:t>
       </w:r>
       <w:r>
         <w:t xml:space="preserve"> </w:t>
@@ -13851,7 +14364,7 @@
         </m:r>
       </m:oMath>
       <w:r>
-        <w:t xml:space="preserve">):</w:t>
+        <w:t xml:space="preserve">) obdecem a:</w:t>
       </w:r>
     </w:p>
     <w:p>
@@ -13964,7 +14477,7 @@
         <w:pStyle w:val="FirstParagraph"/>
       </w:pPr>
       <w:r>
-        <w:t xml:space="preserve">o que implica, para momentos (ou PWMs) de ordem</w:t>
+        <w:t xml:space="preserve">o que implica, para momentos de ordem</w:t>
       </w:r>
       <w:r>
         <w:t xml:space="preserve"> </w:t>
@@ -14465,7 +14978,19 @@
         <w:pStyle w:val="BodyText"/>
       </w:pPr>
       <w:r>
-        <w:t xml:space="preserve">Sane et al. (2018) constroem curvas IDF para o Senegal comparando duas formulações baseadas em invariância de escala acoplada à teoria de valores extremos. Ambas assumem que, para cada duração</w:t>
+        <w:t xml:space="preserve">Sane et al.</w:t>
+      </w:r>
+      <w:r>
+        <w:t xml:space="preserve"> </w:t>
+      </w:r>
+      <w:r>
+        <w:t xml:space="preserve">(2018)</w:t>
+      </w:r>
+      <w:r>
+        <w:t xml:space="preserve"> </w:t>
+      </w:r>
+      <w:r>
+        <w:t xml:space="preserve">constroem curvas IDF para o Senegal comparando duas formulações baseadas na hipótese de invariância de escala acoplada à teoria de valores extremos. Ambas assumem que, para cada duração</w:t>
       </w:r>
       <w:r>
         <w:t xml:space="preserve"> </w:t>
@@ -14834,7 +15359,19 @@
         <w:t xml:space="preserve"> </w:t>
       </w:r>
       <w:r>
-        <w:t xml:space="preserve">uma duração de referência. Os autores adotam a formulação de Koutsoyiannis et al. (1988) para IDF, usando o escalonamento</w:t>
+        <w:t xml:space="preserve">uma duração de referência. Os autores adotam a formulação de Koutsoyiannis et al.</w:t>
+      </w:r>
+      <w:r>
+        <w:t xml:space="preserve"> </w:t>
+      </w:r>
+      <w:r>
+        <w:t xml:space="preserve">(1998)</w:t>
+      </w:r>
+      <w:r>
+        <w:t xml:space="preserve"> </w:t>
+      </w:r>
+      <w:r>
+        <w:t xml:space="preserve">para IDF, usando o escalonamento</w:t>
       </w:r>
       <w:r>
         <w:t xml:space="preserve"> </w:t>
@@ -14960,7 +15497,7 @@
         </m:r>
       </m:oMath>
       <w:r>
-        <w:t xml:space="preserve">} via GEV. Além de calibrar e validar as duas IDFs com testes de aderência e métricas de quantis, o estudo quantifica a incerteza separando a parcela devida ao ajuste da GEV de 24 h da parcela devida à própria escala</w:t>
+        <w:t xml:space="preserve">} via GEV. Além de calibrar e validar as duas IDFs com testes de aderência e métricas de quantis, o estudo quantifica a incerteza separando a parcela devida ao ajuste da GEV de 24 h da parcela devida à extrapolação via função de escala</w:t>
       </w:r>
       <w:r>
         <w:t xml:space="preserve"> </w:t>
@@ -14992,7 +15529,19 @@
         <w:pStyle w:val="BodyText"/>
       </w:pPr>
       <w:r>
-        <w:t xml:space="preserve">Courty et al. (2019) constroem um arcabouço global de IDF a partir do ERA5 (1–360 h, ~31 km), mostrando que os parâmetros da GEV para máximos anuais escalam com a duração por leis de potência e disponibilizando dois conjuntos: PXR-2 (mapas de</w:t>
+        <w:t xml:space="preserve">Courty et al.</w:t>
+      </w:r>
+      <w:r>
+        <w:t xml:space="preserve"> </w:t>
+      </w:r>
+      <w:r>
+        <w:t xml:space="preserve">(2019)</w:t>
+      </w:r>
+      <w:r>
+        <w:t xml:space="preserve"> </w:t>
+      </w:r>
+      <w:r>
+        <w:t xml:space="preserve">constroem um arcabouço global de curvas IDF a partir da reanálise ERA5 (1–360 h, ~31 km), mostrando que os parâmetros da GEV para máximos anuais escalam com a duração por leis de potência e disponibilizando dois conjuntos: PXR-2 (mapas de</w:t>
       </w:r>
       <w:r>
         <w:t xml:space="preserve"> </w:t>
@@ -15071,44 +15620,7 @@
         <w:t xml:space="preserve"> </w:t>
       </w:r>
       <w:r>
-        <w:t xml:space="preserve">e estimação por PWMs. A principal contribuição metodológica é formalizar uma IDF contínua em duração que</w:t>
-      </w:r>
-      <w:r>
-        <w:t xml:space="preserve"> </w:t>
-      </w:r>
-      <w:r>
-        <w:t xml:space="preserve">“empresta força”</w:t>
-      </w:r>
-      <w:r>
-        <w:t xml:space="preserve"> </w:t>
-      </w:r>
-      <w:r>
-        <w:t xml:space="preserve">entre escalas via o escalonamento independente de</w:t>
-      </w:r>
-      <w:r>
-        <w:t xml:space="preserve"> </w:t>
-      </w:r>
-      <m:oMath>
-        <m:r>
-          <m:t>μ</m:t>
-        </m:r>
-      </m:oMath>
-      <w:r>
-        <w:t xml:space="preserve"> </w:t>
-      </w:r>
-      <w:r>
-        <w:t xml:space="preserve">e</w:t>
-      </w:r>
-      <w:r>
-        <w:t xml:space="preserve"> </w:t>
-      </w:r>
-      <m:oMath>
-        <m:r>
-          <m:t>σ</m:t>
-        </m:r>
-      </m:oMath>
-      <w:r>
-        <w:t xml:space="preserve">:</w:t>
+        <w:t xml:space="preserve">e estimação por momentos ponderados por probabilidade. A principal contribuição metodológica é formalizar uma IDF contínua em duração, permitindo interpolação suave entre escalas e consistência entre quantis. O modelo proposto assume:</w:t>
       </w:r>
     </w:p>
     <w:p>
@@ -15409,7 +15921,19 @@
         <w:pStyle w:val="BodyText"/>
       </w:pPr>
       <w:r>
-        <w:t xml:space="preserve">Ainda, Mascaro et al. (2020) compara, em 223 pluviômetros (30 min–24 h) no Arizona, cinco modelos de IDF — dois locais (</w:t>
+        <w:t xml:space="preserve">Ainda, Mascaro et al.</w:t>
+      </w:r>
+      <w:r>
+        <w:t xml:space="preserve"> </w:t>
+      </w:r>
+      <w:r>
+        <w:t xml:space="preserve">(2020)</w:t>
+      </w:r>
+      <w:r>
+        <w:t xml:space="preserve"> </w:t>
+      </w:r>
+      <w:r>
+        <w:t xml:space="preserve">analisam dados de 223 pluviômetros no Arizona, cobrindo durações de 30 min a 24 h, para comparar cinco formulações de curvas IDF: dois locais (</w:t>
       </w:r>
       <w:r>
         <w:rPr>
@@ -15456,10 +15980,7 @@
         <w:t xml:space="preserve">index-flood</w:t>
       </w:r>
       <w:r>
-        <w:t xml:space="preserve"> </w:t>
-      </w:r>
-      <w:r>
-        <w:t xml:space="preserve">de Hosking–Wallis) e dois de escala simples (um local, Sc, e um regional novo, RegSc). Mostra evidência robusta de escala simples entre 24 h e 30 min e propõe o RegSc combinando crescimento regional com a escala sob</w:t>
+        <w:t xml:space="preserve">) e dois de escala simples (um local, Sc, e um regional novo, RegSc). O estudo mostra evidência robusta de escala simples entre 30 min e 24 h e propõe o RegSc combinando crescimento regional com a escala sob</w:t>
       </w:r>
       <w:r>
         <w:t xml:space="preserve"> </w:t>
@@ -16015,7 +16536,7 @@
         <w:t xml:space="preserve"> </w:t>
       </w:r>
       <w:r>
-        <w:t xml:space="preserve">anos; para</w:t>
+        <w:t xml:space="preserve">anos. Para</w:t>
       </w:r>
       <w:r>
         <w:t xml:space="preserve"> </w:t>
@@ -16216,7 +16737,32 @@
         <w:pStyle w:val="BodyText"/>
       </w:pPr>
       <w:r>
-        <w:t xml:space="preserve">Yeo et al (2021) apresentam um esquema de desagregação temporal baseado em invariância de escala que chamam de Scaling-GEV. Partem da hipótese de escala simples para máximos anuais (AMPs), pela qual os parâmetros da GEV em duas durações</w:t>
+        <w:t xml:space="preserve">Yeo et al</w:t>
+      </w:r>
+      <w:r>
+        <w:t xml:space="preserve"> </w:t>
+      </w:r>
+      <w:r>
+        <w:t xml:space="preserve">(2021)</w:t>
+      </w:r>
+      <w:r>
+        <w:t xml:space="preserve"> </w:t>
+      </w:r>
+      <w:r>
+        <w:t xml:space="preserve">apresentam um esquema de desagregação temporal baseado em invariância de escala, denominado de</w:t>
+      </w:r>
+      <w:r>
+        <w:t xml:space="preserve"> </w:t>
+      </w:r>
+      <w:r>
+        <w:rPr>
+          <w:i/>
+          <w:iCs/>
+        </w:rPr>
+        <w:t xml:space="preserve">Scaling-GEV</w:t>
+      </w:r>
+      <w:r>
+        <w:t xml:space="preserve">. Partem da hipótese de escala simples para máximos anuais (AMP), segundo a qual os parâmetros da GEV em duas durações</w:t>
       </w:r>
       <w:r>
         <w:t xml:space="preserve"> </w:t>
@@ -16627,7 +17173,7 @@
         </m:r>
       </m:oMath>
       <w:r>
-        <w:t xml:space="preserve">). Em aplicações a Dorval (Canadá) e Seul (Coreia), identificam dois regimes de duração com pontos de ruptura (≈30 min e 90 min, respectivamente) e mostram que S3NCM é, em geral, o mais acurado para durações subdiárias, enquanto SLmom tende a ir melhor nas mais longas. Como contribuição adicional, introduzem um</w:t>
+        <w:t xml:space="preserve">). Em aplicações a Dorval (Canadá) e Seul (Coreia), o estudo identifica dois regimes de duração com pontos de ruptura (≈30 min e 90 min, respectivamente). Os resultados mostram que S3NCM é, em geral, o mais acurado para durações subdiárias, enquanto SLmom tende a ir melhor nas durações mais longas. Como contribuição adicional, o estudo introduz um</w:t>
       </w:r>
       <w:r>
         <w:t xml:space="preserve"> </w:t>
@@ -16651,7 +17197,19 @@
         <w:pStyle w:val="BodyText"/>
       </w:pPr>
       <w:r>
-        <w:t xml:space="preserve">Para aplicações em grade sob mudança do clima, Requena et al. (2021) propuseram um</w:t>
+        <w:t xml:space="preserve">Para aplicações em grade sob mudança do clima, Requena et al.</w:t>
+      </w:r>
+      <w:r>
+        <w:t xml:space="preserve"> </w:t>
+      </w:r>
+      <w:r>
+        <w:t xml:space="preserve">(2021)</w:t>
+      </w:r>
+      <w:r>
+        <w:t xml:space="preserve"> </w:t>
+      </w:r>
+      <w:r>
+        <w:t xml:space="preserve">propõem um</w:t>
       </w:r>
       <w:r>
         <w:t xml:space="preserve"> </w:t>
@@ -16667,7 +17225,7 @@
         <w:t xml:space="preserve"> </w:t>
       </w:r>
       <w:r>
-        <w:t xml:space="preserve">temporal que combina AM diários de RCMs com expoentes de escala observados em grade. No estudo, a desagregação temporal em grade baseia-se no modelo GEV com invariância de escala formulado via</w:t>
+        <w:t xml:space="preserve">temporal que combina máximas anuais diárias de RCMs com expoentes de escala observados em grade. No estudo, a desagregação temporal em grade baseia-se no modelo GEV com invariância de escala formulado via</w:t>
       </w:r>
       <w:r>
         <w:t xml:space="preserve"> </w:t>
@@ -16735,7 +17293,28 @@
         <w:pStyle w:val="BodyText"/>
       </w:pPr>
       <w:r>
-        <w:t xml:space="preserve">Apesar do embasamento teórico consolidado há décadas (Burlando &amp; Rosso, 1996), impedimentos práticos, sobretudo a escassez de dados de longa duração, limitaram aplicações regionais por muito tempo. Barbosa e Costa (2023) fazem uma revisão de estado da arte sobre invariância de escala em máximos de chuva, organizando o tema do ponto de vista teórico, inferencial e aplicado. O artigo sistematiza o formalismo básico — escalonamento entre durações</w:t>
+        <w:t xml:space="preserve">Apesar do embasamento teórico consolidado há décadas</w:t>
+      </w:r>
+      <w:r>
+        <w:t xml:space="preserve"> </w:t>
+      </w:r>
+      <w:r>
+        <w:t xml:space="preserve">(Burlando and Rosso 1996)</w:t>
+      </w:r>
+      <w:r>
+        <w:t xml:space="preserve">, impedimentos práticos, sobretudo a escassez de dados de longa duração, limitaram aplicações regionais por muito tempo. Barbosa e Costa</w:t>
+      </w:r>
+      <w:r>
+        <w:t xml:space="preserve"> </w:t>
+      </w:r>
+      <w:r>
+        <w:t xml:space="preserve">(2023)</w:t>
+      </w:r>
+      <w:r>
+        <w:t xml:space="preserve"> </w:t>
+      </w:r>
+      <w:r>
+        <w:t xml:space="preserve">fazem uma revisão de estado da arte sobre invariância de escala em máximos de chuva, organizando o tema do ponto de vista teórico, inferencial e aplicado. O artigo sistematiza o formalismo básico — escalonamento entre durações</w:t>
       </w:r>
       <w:r>
         <w:t xml:space="preserve"> </w:t>
@@ -17078,7 +17657,7 @@
         </m:sSub>
       </m:oMath>
       <w:r>
-        <w:t xml:space="preserve">) e os diagnósticos práticos em gráficos log–log (momentos vs. duração). Mostram ainda que, sob simple scaling, razões de variabilidade como o CV permanecem invariantes com</w:t>
+        <w:t xml:space="preserve">) e os diagnósticos práticos em gráficos log–log (momentos vs. duração). Mostram ainda que, sob escala simples, razões de variabilidade como o coeficiente de variação permanecem invariantes com</w:t>
       </w:r>
       <w:r>
         <w:t xml:space="preserve"> </w:t>
@@ -17089,7 +17668,19 @@
         </m:r>
       </m:oMath>
       <w:r>
-        <w:t xml:space="preserve">, o que explica a parcimônia de modelos IDF escaláveis. No plano probabilístico, a revisão discute por que GEV é preferível à Gumbel para caudas pesadas e compatível com a hipótese de escala comum do parâmetro de forma; revisita usos históricos de Gumbel e lognormal e alerta para vieses de cauda e inconsistências de escala. Na prática, cobre procedimentos de estimação (momentos/PWM, máxima verossimilhança, Bayes) e identificação de regimes com quebras entre faixas de duração operacionais (p.ex., 1–24 h). Em contexto brasileiro, Rodrigues et al. (2023) discutiram uma relação regional de IDF baseada no princípio de invariância de escala e a aplicaram a postos monitorados da região metropolitana de Belo Horizonte. Os resultados mostraram que um único expoente regional de escala, obtido a partir da média das estimativas em postos de treinamento, foi suficientemente preciso (erro absoluto médio de 15%) para descrever o comportamento probabilístico de chuvas extremas em diversas durações subdiárias. Além disso, as estimativas de quantis derivadas do modelo apresentaram desempenho semelhante ao de métodos de regionalização mais complexos, indicando que o princípio de invariância de escala pode ser uma ferramenta parcimoniosa e eficaz para a análise de frequência de chuvas extremas em áreas com escassez de dados.</w:t>
+        <w:t xml:space="preserve">, o que explica a parcimônia de modelos IDF escaláveis. No plano probabilístico, a revisão discute por que GEV é preferível à Gumbel para caudas pesadas e compatível com a hipótese de escala comum do parâmetro de forma; revisita usos históricos de Gumbel e lognormal e alerta para vieses de cauda e inconsistências de escala. Na prática, cobre procedimentos de estimação (método dos momentos, máxima verossimilhança, Bayes) e identificação de regimes com quebras entre faixas de duração operacionais (p.ex., 1–24 h). Em contexto brasileiro, Rodrigues et al.</w:t>
+      </w:r>
+      <w:r>
+        <w:t xml:space="preserve"> </w:t>
+      </w:r>
+      <w:r>
+        <w:t xml:space="preserve">(2023)</w:t>
+      </w:r>
+      <w:r>
+        <w:t xml:space="preserve"> </w:t>
+      </w:r>
+      <w:r>
+        <w:t xml:space="preserve">discutem uma relação regional de IDF baseada no princípio de invariância de escala e a aplicam a postos monitorados da região metropolitana de Belo Horizonte. Os resultados mostram que um único expoente regional de escala, obtido a partir da média das estimativas em postos de treinamento, é suficientemente preciso (erro absoluto médio de 15%) para descrever o comportamento probabilístico de chuvas extremas em diversas durações subdiárias. Além disso, as estimativas de quantis derivadas do modelo apresentam desempenho semelhante ao de métodos de regionalização mais complexos, indicando que o princípio de invariância de escala pode ser uma ferramenta parcimoniosa e eficaz para a análise de frequência de chuvas extremas em áreas com escassez de dados.</w:t>
       </w:r>
     </w:p>
     <w:p>
@@ -17097,7 +17688,19 @@
         <w:pStyle w:val="BodyText"/>
       </w:pPr>
       <w:r>
-        <w:t xml:space="preserve">Gnecco et al. (2023) propõem duas novas formulações de curvas IDF (IDF3 e IDF4) que impõem potência nas durações supra-horárias e permitem uma curvatura específica nas sub-horárias, de modo a conciliar a informação de ambos os domínios e o desbalanceamento típico de comprimentos de série (longas no supra-horário, curtas no sub-horário). As novas formas são consistentes com invariância de escala e são calibradas usando máximos anuais de 5–50 min e 1–24 h de 13 postos na Ligúria (1930–2018), com controle de qualidade e séries de comprimentos distintos</w:t>
+        <w:t xml:space="preserve">Gnecco et al.</w:t>
+      </w:r>
+      <w:r>
+        <w:t xml:space="preserve"> </w:t>
+      </w:r>
+      <w:r>
+        <w:t xml:space="preserve">(2023)</w:t>
+      </w:r>
+      <w:r>
+        <w:t xml:space="preserve"> </w:t>
+      </w:r>
+      <w:r>
+        <w:t xml:space="preserve">propõem duas novas formulações de curvas IDF (IDF3 e IDF4) que impõem potência nas durações supra-horárias e permitem uma curvatura específica nas sub-horárias, de modo a conciliar a informação de ambos os domínios e o desbalanceamento típico de comprimentos de série (longas no supra-horário, curtas no sub-horário). As novas formas são consistentes com invariância de escala e são calibradas usando máximos anuais de 5–50 min e 1–24 h de 13 postos na Ligúria (1930–2018), com controle de qualidade e séries de comprimentos distintos</w:t>
       </w:r>
       <w:r>
         <w:t xml:space="preserve"> </w:t>
@@ -17235,7 +17838,16 @@
         <w:t xml:space="preserve"> </w:t>
       </w:r>
       <w:r>
-        <w:t xml:space="preserve">ajustada por regressão dos quantis estimados diretamente nas durações canônicas; e (ii) IDF2, a forma de três parâmetros com curvatura de Koutsoyiannis et al. (1998), também ajustada apenas com os quantis supra-horários. Essas curvas de referência, por dependerem só do domínio canônico, tiram partido do maior</w:t>
+        <w:t xml:space="preserve">ajustada por regressão dos quantis estimados diretamente nas durações canônicas; e (ii) IDF2, a forma de três parâmetros com curvatura de Koutsoyiannis et al.</w:t>
+      </w:r>
+      <w:r>
+        <w:t xml:space="preserve"> </w:t>
+      </w:r>
+      <w:r>
+        <w:t xml:space="preserve">(1998)</w:t>
+      </w:r>
+      <w:r>
+        <w:t xml:space="preserve">, também ajustada apenas com os quantis supra-horários. Essas curvas de referência, por dependerem só do domínio canônico, tiram partido do maior</w:t>
       </w:r>
       <w:r>
         <w:t xml:space="preserve"> </w:t>
@@ -17466,7 +18078,7 @@
         </m:r>
       </m:oMath>
       <w:r>
-        <w:t xml:space="preserve">); já a IDF4 exige apenas continuidade em 1 h, mantendo maior liberdade no sub-horário. No conjunto de dados da Ligúria, as novas curvas melhoram a confiabilidade das estimativas em toda a faixa de durações, com ênfase no sub-horário, justamente por combinar a robustez estatística do supra-horário com a informação específica das durações curtas; o estudo também discute como a forma da IDF influencia o hidrograma de projeto e, portanto, a seleção da formulação é relevante para engenharia.</w:t>
+        <w:t xml:space="preserve">); já a IDF4 exige apenas continuidade em 1 h, mantendo maior liberdade no sub-horário. No conjunto de dados da Ligúria, as novas curvas melhoram a confiabilidade das estimativas em toda a faixa de durações, com ênfase no sub-horário, justamente por combinar a robustez estatística do supra-horário com a informação específica das durações curtas. O estudo também discute como a forma da IDF influencia o hidrograma de projeto e, portanto, a seleção da formulação é relevante para engenharia.</w:t>
       </w:r>
     </w:p>
     <w:p>
@@ -17474,7 +18086,19 @@
         <w:pStyle w:val="BodyText"/>
       </w:pPr>
       <w:r>
-        <w:t xml:space="preserve">Mais recentemente, Wang et al. (2024) aplicaram um modelo unificado de intensidades extremas no Reino Unido, integrando registros diários, fatores geográficos e regiões homogêneas de precipitação, utilizando a distribuição Gumbel (EV1). O estudo parte da hipótese de escala simples nos máximos anuais e estima um expoente de escala</w:t>
+        <w:t xml:space="preserve">Mais recentemente, Wang et al.</w:t>
+      </w:r>
+      <w:r>
+        <w:t xml:space="preserve"> </w:t>
+      </w:r>
+      <w:r>
+        <w:t xml:space="preserve">(2024)</w:t>
+      </w:r>
+      <w:r>
+        <w:t xml:space="preserve"> </w:t>
+      </w:r>
+      <w:r>
+        <w:t xml:space="preserve">aplicam um modelo unificado de intensidades extremas no Reino Unido, integrando registros diários, fatores geográficos e regiões homogêneas de precipitação, utilizando a distribuição Gumbel (EV1). O estudo parte da hipótese de escala simples nos máximos anuais e estima um expoente de escala</w:t>
       </w:r>
       <w:r>
         <w:t xml:space="preserve"> </w:t>
@@ -18123,7 +18747,19 @@
         <w:pStyle w:val="BodyText"/>
       </w:pPr>
       <w:r>
-        <w:t xml:space="preserve">Creaco (2024) propõe uma formulação parcimoniosa de IDF válida simultaneamente para durações sub-horárias e supra-horárias ao introduzir a duração ajustada</w:t>
+        <w:t xml:space="preserve">Creaco</w:t>
+      </w:r>
+      <w:r>
+        <w:t xml:space="preserve"> </w:t>
+      </w:r>
+      <w:r>
+        <w:t xml:space="preserve">(2024)</w:t>
+      </w:r>
+      <w:r>
+        <w:t xml:space="preserve"> </w:t>
+      </w:r>
+      <w:r>
+        <w:t xml:space="preserve">propõe uma formulação parcimoniosa de IDF válida simultaneamente para durações sub-horárias e supra-horárias ao introduzir a duração ajustada</w:t>
       </w:r>
       <w:r>
         <w:t xml:space="preserve"> </w:t>
@@ -19533,7 +20169,7 @@
         <w:t xml:space="preserve"> </w:t>
       </w:r>
       <w:r>
-        <w:t xml:space="preserve">do CV médio e</w:t>
+        <w:t xml:space="preserve">do coeficiente de variação médio e</w:t>
       </w:r>
       <w:r>
         <w:t xml:space="preserve"> </w:t>
@@ -19598,7 +20234,7 @@
         <w:t xml:space="preserve"> </w:t>
       </w:r>
       <w:r>
-        <w:t xml:space="preserve">por momentos. Depois, um refinamento local minimiza o erro ponderado, permitindo pesos por duração para dar mais confiança às séries longas (tipicamente ≥ 1 h) quando as sub-horárias são curtas/ruidosas. Aplicações em quatro casos europeus mostram bom ajuste em 10 min–24 h; o multiple scaling melhora marginalmente em dois locais, embora</w:t>
+        <w:t xml:space="preserve">por momentos. Depois, um refinamento local minimiza o erro ponderado, permitindo pesos por duração para dar mais confiança às séries longas (tipicamente ≥ 1 h) quando as sub-horárias são curtas/ruidosas. Aplicações em quatro casos europeus mostram bom ajuste em 10 min–24 h. O escalonamento multiplo melhora marginalmente em dois locais, embora</w:t>
       </w:r>
       <w:r>
         <w:t xml:space="preserve"> </w:t>
@@ -20321,7 +20957,19 @@
         <w:pStyle w:val="FirstParagraph"/>
       </w:pPr>
       <w:r>
-        <w:t xml:space="preserve">o que privilegia eventos mais similares. Por construção, o método preserva exatamente o total diário e, ao condicionar pelos estados, melhora a coerência entre dias úmidos consecutivos. Com esse arcabouço, Aguilar &amp; Costa (2020) aplicaram o KNN-MOF em 40 estações nas bacias dos rios São Francisco e Doce, gerando séries de 60, 180 e 360 min; calibraram o número de doadoras SSS, o desvio absoluto máximo dos totais diários (adotando 10%) e mostraram que SSS ideal variou com a duração (p.ex., 15 para 60 min; 5 para 180/360 min). Em validação com 100 rodadas, os desvios médios das estatísticas-alvo (média, variância, assimetria e quantis dos máximos anuais de bloco) ficaram em torno de ±10%, com bandas de incerteza razoáveis para as durações menores. O estudo enfatiza explicitamente a similaridade regional para amostrar fragmentos de estações análogas e o tratamento de dias úmidos consecutivos, que melhora a continuidade dos hietogramas gerados. A principal limitação — comum a métodos de reamostragem — é a extrapolação de extremos raros, que tende a depender do repertório de fragmentos disponíveis.</w:t>
+        <w:t xml:space="preserve">o que privilegia eventos mais similares. Por construção, o método preserva exatamente o total diário e, ao condicionar pelos estados, melhora a coerência entre dias úmidos consecutivos. Com esse arcabouço, Aguilar &amp; Costa</w:t>
+      </w:r>
+      <w:r>
+        <w:t xml:space="preserve"> </w:t>
+      </w:r>
+      <w:r>
+        <w:t xml:space="preserve">(2020)</w:t>
+      </w:r>
+      <w:r>
+        <w:t xml:space="preserve"> </w:t>
+      </w:r>
+      <w:r>
+        <w:t xml:space="preserve">aplicam o KNN-MOF em 40 estações nas bacias dos rios São Francisco e Doce, gerando séries de 60, 180 e 360 min; calibram o número de doadoras SSS, o desvio absoluto máximo dos totais diários (adotando 10%) e mostram que SSS ideal variou com a duração (p.ex., 15 para 60 min; 5 para 180/360 min). Em validação com 100 rodadas, os desvios médios das estatísticas-alvo (média, variância, assimetria e quantis dos máximos anuais de bloco) ficam em torno de ±10%, com bandas de incerteza razoáveis para as durações menores. O estudo enfatiza explicitamente a similaridade regional para amostrar fragmentos de estações análogas e o tratamento de dias úmidos consecutivos, que melhora a continuidade dos hietogramas gerados. A principal limitação — comum a métodos de reamostragem — é a extrapolação de extremos raros, que tende a depender do repertório de fragmentos disponíveis.</w:t>
       </w:r>
     </w:p>
     <w:p>
@@ -20329,7 +20977,19 @@
         <w:pStyle w:val="BodyText"/>
       </w:pPr>
       <w:r>
-        <w:t xml:space="preserve">Como complemento temporal, Papalexiou et al. (2018) propõem o DiPMaC (</w:t>
+        <w:t xml:space="preserve">Como complemento temporal, Papalexiou et al.</w:t>
+      </w:r>
+      <w:r>
+        <w:t xml:space="preserve"> </w:t>
+      </w:r>
+      <w:r>
+        <w:t xml:space="preserve">(2018)</w:t>
+      </w:r>
+      <w:r>
+        <w:t xml:space="preserve"> </w:t>
+      </w:r>
+      <w:r>
+        <w:t xml:space="preserve">propõem o DiPMaC (</w:t>
       </w:r>
       <w:r>
         <w:rPr>
@@ -22874,20 +23534,14 @@
         <w:t xml:space="preserve">para não distorcer as marginais. Os autores demonstram o método em precipitação mensal para horária e em séries com tendências, evidenciando desempenho e robustez. Em contextos com dados finos escassos, o DiPMaC pode ser acoplado a estruturas espaciais para produzir campos subdiários.</w:t>
       </w:r>
     </w:p>
+    <w:bookmarkEnd w:id="26"/>
+    <w:bookmarkStart w:id="27" w:name="modelagem-hierárquica-de-extremos"/>
     <w:p>
       <w:pPr>
-        <w:pStyle w:val="Compact"/>
-        <w:numPr>
-          <w:ilvl w:val="0"/>
-          <w:numId w:val="1002"/>
-        </w:numPr>
+        <w:pStyle w:val="Heading3"/>
       </w:pPr>
       <w:r>
-        <w:rPr>
-          <w:b/>
-          <w:bCs/>
-        </w:rPr>
-        <w:t xml:space="preserve">Modelagem Hierárquica de Extremos</w:t>
+        <w:t xml:space="preserve">1.5 Modelagem Hierárquica de Extremos</w:t>
       </w:r>
     </w:p>
     <w:p>
@@ -22907,7 +23561,7 @@
         <w:t xml:space="preserve"> </w:t>
       </w:r>
       <w:r>
-        <w:t xml:space="preserve">de vizinhos e de durações mais longas por meio de estruturas compartilhadas. A inferência é tipicamente bayesiana (MCMC/INLA), entregando quantis de projeto com incerteza plenamente quantificada.</w:t>
+        <w:t xml:space="preserve">de vizinhos e de durações mais longas por meio de estruturas compartilhadas. A inferência é tipicamente bayesiana (cadeias de Markov via Monte Carlo - MCMC), entregando quantis de projeto com incerteza plenamente quantificada.</w:t>
       </w:r>
     </w:p>
     <w:p>
@@ -23212,7 +23866,19 @@
         <w:pStyle w:val="BodyText"/>
       </w:pPr>
       <w:r>
-        <w:t xml:space="preserve">Para mudanças climáticas e IDFs não estacionárias condicionadas ao diário, Lima et al. (2016) propõem um modelo Beta Bayesiano que introduz um limite superior dinâmico igual ao máximo diário (24 h) do mesmo ano. Para cada duração</w:t>
+        <w:t xml:space="preserve">Para mudanças climáticas e IDFs não estacionárias condicionadas ao diário, Lima et al.</w:t>
+      </w:r>
+      <w:r>
+        <w:t xml:space="preserve"> </w:t>
+      </w:r>
+      <w:r>
+        <w:t xml:space="preserve">(2016)</w:t>
+      </w:r>
+      <w:r>
+        <w:t xml:space="preserve"> </w:t>
+      </w:r>
+      <w:r>
+        <w:t xml:space="preserve">propõem um modelo Beta Bayesiano que introduz um limite superior dinâmico igual ao máximo diário (24 h) do mesmo ano. Para cada duração</w:t>
       </w:r>
       <w:r>
         <w:t xml:space="preserve"> </w:t>
@@ -23291,46 +23957,7 @@
         <w:t xml:space="preserve"> </w:t>
       </w:r>
       <w:r>
-        <w:t xml:space="preserve">segue uma Beta de 4 parâmetros com suporte</w:t>
-      </w:r>
-      <w:r>
-        <w:t xml:space="preserve"> </w:t>
-      </w:r>
-      <m:oMath>
-        <m:d>
-          <m:dPr>
-            <m:begChr m:val="["/>
-            <m:endChr m:val="]"/>
-            <m:sepChr m:val=""/>
-            <m:grow/>
-          </m:dPr>
-          <m:e>
-            <m:r>
-              <m:t>a</m:t>
-            </m:r>
-            <m:r>
-              <m:rPr>
-                <m:sty m:val="p"/>
-              </m:rPr>
-              <m:t>,</m:t>
-            </m:r>
-            <m:sSub>
-              <m:e>
-                <m:r>
-                  <m:t>b</m:t>
-                </m:r>
-              </m:e>
-              <m:sub>
-                <m:r>
-                  <m:t>i</m:t>
-                </m:r>
-              </m:sub>
-            </m:sSub>
-          </m:e>
-        </m:d>
-      </m:oMath>
-      <w:r>
-        <w:t xml:space="preserve">, em que</w:t>
+        <w:t xml:space="preserve">segue uma Beta de 4 parâmetros com suporte $[a,b_i]$$, em que</w:t>
       </w:r>
       <w:r>
         <w:t xml:space="preserve"> </w:t>
@@ -23978,7 +24605,21 @@
         <w:t xml:space="preserve"> </w:t>
       </w:r>
       <w:r>
-        <w:t xml:space="preserve">e um prior truncado para aaa (até</w:t>
+        <w:t xml:space="preserve">e um prior truncado para</w:t>
+      </w:r>
+      <w:r>
+        <w:t xml:space="preserve"> </w:t>
+      </w:r>
+      <m:oMath>
+        <m:r>
+          <m:t>a</m:t>
+        </m:r>
+      </m:oMath>
+      <w:r>
+        <w:t xml:space="preserve"> </w:t>
+      </w:r>
+      <w:r>
+        <w:t xml:space="preserve">(até</w:t>
       </w:r>
       <w:r>
         <w:t xml:space="preserve"> </w:t>
@@ -24116,7 +24757,7 @@
         </m:d>
       </m:oMath>
       <w:r>
-        <w:t xml:space="preserve">; repetir sobre</w:t>
+        <w:t xml:space="preserve">. Repetir esse processo sobre</w:t>
       </w:r>
       <w:r>
         <w:t xml:space="preserve"> </w:t>
@@ -24298,7 +24939,16 @@
         <w:pStyle w:val="BodyText"/>
       </w:pPr>
       <w:r>
-        <w:t xml:space="preserve">Em Lima et al. (2018), a desagregação temporal é conduzida por invariância de escala entre durações, permitindo transferir informação de 24 h para escalas subdiárias dentro de um arcabouço Bayesiano local–regional que preserva as propriedades de uma GEV e propaga incerteza até as IDFs. A hipótese central liga as IDFs em duas durações</w:t>
+        <w:t xml:space="preserve">Em Lima et al.</w:t>
+      </w:r>
+      <w:r>
+        <w:t xml:space="preserve"> </w:t>
+      </w:r>
+      <w:r>
+        <w:t xml:space="preserve">(2018)</w:t>
+      </w:r>
+      <w:r>
+        <w:t xml:space="preserve">, a desagregação temporal é conduzida por invariância de escala entre durações, permitindo transferir informação de 24 h para escalas subdiárias dentro de um arcabouço Bayesiano local–regional que preserva as propriedades de uma GEV e propaga incerteza até as IDFs. A hipótese central liga as IDFs em duas durações</w:t>
       </w:r>
       <w:r>
         <w:t xml:space="preserve"> </w:t>
@@ -26073,7 +26723,19 @@
         <w:pStyle w:val="BodyText"/>
       </w:pPr>
       <w:r>
-        <w:t xml:space="preserve">Quando é necessário modelar explicitamente a dependência espacial dos extremos, os processos max-estáveis são uma alternativa, pois dispensam a suposição de independência condicional dos dados. Stephenson et al. (2016) realizaram um acoplamento entre durações dentro do ajuste de extremos, de modo a inferir quantis/IDFs em escalas finas a partir de informação conjunta em múltiplas janelas de acumulação. A suposição central é que, para um sítio</w:t>
+        <w:t xml:space="preserve">Quando é necessário modelar explicitamente a dependência espacial dos extremos, os processos max-estáveis são uma alternativa, pois dispensam a suposição de independência condicional dos dados. Stephenson et al.</w:t>
+      </w:r>
+      <w:r>
+        <w:t xml:space="preserve"> </w:t>
+      </w:r>
+      <w:r>
+        <w:t xml:space="preserve">(2016)</w:t>
+      </w:r>
+      <w:r>
+        <w:t xml:space="preserve"> </w:t>
+      </w:r>
+      <w:r>
+        <w:t xml:space="preserve">realizam um acoplamento entre durações dentro do ajuste de extremos, de modo a inferir quantis/IDFs em escalas finas a partir de informação conjunta em múltiplas janelas de acumulação. A suposição central é que, para um sítio</w:t>
       </w:r>
       <w:r>
         <w:t xml:space="preserve"> </w:t>
@@ -26167,7 +26829,17 @@
         <w:t xml:space="preserve"> </w:t>
       </w:r>
       <w:r>
-        <w:t xml:space="preserve">com dois parâmetros de duração, offset</w:t>
+        <w:t xml:space="preserve">com dois parâmetros de duração,</w:t>
+      </w:r>
+      <w:r>
+        <w:t xml:space="preserve"> </w:t>
+      </w:r>
+      <w:r>
+        <w:rPr>
+          <w:i/>
+          <w:iCs/>
+        </w:rPr>
+        <w:t xml:space="preserve">offset</w:t>
       </w:r>
       <w:r>
         <w:t xml:space="preserve"> </w:t>
@@ -26559,19 +27231,7 @@
         <w:pStyle w:val="FirstParagraph"/>
       </w:pPr>
       <w:r>
-        <w:t xml:space="preserve">Essa parametrização transfere informação entre durações curtas e longas</w:t>
-      </w:r>
-      <w:r>
-        <w:t xml:space="preserve"> </w:t>
-      </w:r>
-      <w:r>
-        <w:t xml:space="preserve">“amarrando”</w:t>
-      </w:r>
-      <w:r>
-        <w:t xml:space="preserve"> </w:t>
-      </w:r>
-      <w:r>
-        <w:t xml:space="preserve">os GEVs por</w:t>
+        <w:t xml:space="preserve">Essa parametrização transfere informação entre durações curtas e longas amarrando as GEVs por</w:t>
       </w:r>
       <w:r>
         <w:t xml:space="preserve"> </w:t>
@@ -26821,7 +27481,7 @@
         <w:pStyle w:val="FirstParagraph"/>
       </w:pPr>
       <w:r>
-        <w:t xml:space="preserve">e a dependência conjunta é modelada por um processo max-estável tipo Reich–Shaby, cuja FDC é</w:t>
+        <w:t xml:space="preserve">e a dependência conjunta é modelada por um processo max-estável tipo Reich–Shaby, cuja Função de Distribuição Conjunta é</w:t>
       </w:r>
     </w:p>
     <w:p>
@@ -27471,7 +28131,19 @@
         <w:pStyle w:val="BodyText"/>
       </w:pPr>
       <w:r>
-        <w:t xml:space="preserve">Van de Vyver (2018) propõe um modelo IDF fundado em multiescalonamento dos máximos anuais, estendendo a</w:t>
+        <w:t xml:space="preserve">Van de Vyver</w:t>
+      </w:r>
+      <w:r>
+        <w:t xml:space="preserve"> </w:t>
+      </w:r>
+      <w:r>
+        <w:t xml:space="preserve">(2018)</w:t>
+      </w:r>
+      <w:r>
+        <w:t xml:space="preserve"> </w:t>
+      </w:r>
+      <w:r>
+        <w:t xml:space="preserve">propõe um modelo IDF fundado em multiescalonamento dos máximos anuais, estendendo a</w:t>
       </w:r>
       <w:r>
         <w:t xml:space="preserve"> </w:t>
@@ -28112,7 +28784,19 @@
         <w:pStyle w:val="BodyText"/>
       </w:pPr>
       <w:r>
-        <w:t xml:space="preserve">Cannon &amp; Innocenti (2018) avaliam mudanças projetadas em IDFs na América do Norte usando com base em dados subdiários e diários de simulações de modelos climáticos</w:t>
+        <w:t xml:space="preserve">Cannon &amp; Innocenti</w:t>
+      </w:r>
+      <w:r>
+        <w:t xml:space="preserve"> </w:t>
+      </w:r>
+      <w:r>
+        <w:t xml:space="preserve">(2018)</w:t>
+      </w:r>
+      <w:r>
+        <w:t xml:space="preserve"> </w:t>
+      </w:r>
+      <w:r>
+        <w:t xml:space="preserve">avaliam mudanças projetadas em IDFs na América do Norte usando com base em dados subdiários e diários de simulações de modelos climáticos</w:t>
       </w:r>
       <w:r>
         <w:t xml:space="preserve"> </w:t>
@@ -28790,7 +29474,31 @@
         <w:pStyle w:val="BodyText"/>
       </w:pPr>
       <w:r>
-        <w:t xml:space="preserve">Le et al. (2018) propõem um modelo de valores extremos espacial que combina a variabilidade de chuva extrema em múltiplas durações com a teoria de processos max-estáveis, visando estimar probabilidades condicionais de cheias entre bacias com tempos de resposta distintos. O artigo define um conjunto comum de parâmetros marginais (para a GEV) entre durações seguindo a formulação de Koutsoyiannis et al. (1998) que permite a reparametrização da distribuição GEV para ligá-la entre múltiplas durações. Em cada posto</w:t>
+        <w:t xml:space="preserve">Le et al.</w:t>
+      </w:r>
+      <w:r>
+        <w:t xml:space="preserve"> </w:t>
+      </w:r>
+      <w:r>
+        <w:t xml:space="preserve">(2018)</w:t>
+      </w:r>
+      <w:r>
+        <w:t xml:space="preserve"> </w:t>
+      </w:r>
+      <w:r>
+        <w:t xml:space="preserve">propõem um modelo de valores extremos espacial que combina a variabilidade de chuva extrema em múltiplas durações com a teoria de processos max-estáveis, visando estimar probabilidades condicionais de cheias entre bacias com tempos de resposta distintos. O artigo define um conjunto comum de parâmetros marginais (para a GEV) entre durações seguindo a formulação de Koutsoyiannis et al.</w:t>
+      </w:r>
+      <w:r>
+        <w:t xml:space="preserve"> </w:t>
+      </w:r>
+      <w:r>
+        <w:t xml:space="preserve">(1998)</w:t>
+      </w:r>
+      <w:r>
+        <w:t xml:space="preserve"> </w:t>
+      </w:r>
+      <w:r>
+        <w:t xml:space="preserve">que permite a reparametrização da distribuição GEV para ligá-la entre múltiplas durações. Em cada posto</w:t>
       </w:r>
       <w:r>
         <w:t xml:space="preserve"> </w:t>
@@ -28801,7 +29509,7 @@
         </m:r>
       </m:oMath>
       <w:r>
-        <w:t xml:space="preserve">, as AMAX de duração</w:t>
+        <w:t xml:space="preserve">, os máximos anuais de duração</w:t>
       </w:r>
       <w:r>
         <w:t xml:space="preserve"> </w:t>
@@ -28981,12 +29689,2116 @@
         <w:pStyle w:val="BodyText"/>
       </w:pPr>
       <w:r>
-        <w:t xml:space="preserve">Na China, Gu et al. (2022) apresentam uma síntese abrangente de métodos e aplicações (AM, POT, PMP, não-estacionariedade, IDFs, incerteza e variabilidade espacial), útil como guia metodológico por região/clima.</w:t>
+        <w:t xml:space="preserve">Na China, Gu et al.</w:t>
+      </w:r>
+      <w:r>
+        <w:t xml:space="preserve"> </w:t>
+      </w:r>
+      <w:r>
+        <w:t xml:space="preserve">(2022)</w:t>
+      </w:r>
+      <w:r>
+        <w:t xml:space="preserve"> </w:t>
+      </w:r>
+      <w:r>
+        <w:t xml:space="preserve">apresentam uma síntese abrangente de métodos e aplicações (máximos anuais, picos acima de um limiar, precipitação máxima provável, não-estacionariedade, IDFs, incerteza e variabilidade espacial), útil como guia metodológico por região/clima.</w:t>
       </w:r>
     </w:p>
-    <w:bookmarkEnd w:id="26"/>
     <w:bookmarkEnd w:id="27"/>
-    <w:bookmarkStart w:id="28" w:name="noção-de-invariância-de-escala"/>
+    <w:bookmarkStart w:id="111" w:name="referências"/>
+    <w:p>
+      <w:pPr>
+        <w:pStyle w:val="Heading3"/>
+      </w:pPr>
+      <w:r>
+        <w:t xml:space="preserve">1.6 Referências</w:t>
+      </w:r>
+    </w:p>
+    <w:bookmarkStart w:id="110" w:name="refs"/>
+    <w:bookmarkStart w:id="29" w:name="ref-Abreu.2022"/>
+    <w:p>
+      <w:pPr>
+        <w:pStyle w:val="Bibliography"/>
+      </w:pPr>
+      <w:r>
+        <w:t xml:space="preserve">Abreu, Marcel Carvalho, Roberto Avelino Cecílio, Fernando Falco Pruski, Laura Thebit de Almeida, Gérson Rodrigues dos Santos, Sidney Sara Zanetti, Silvio Bueno Pereira, and Demetrius David da Silva. 2022.</w:t>
+      </w:r>
+      <w:r>
+        <w:t xml:space="preserve"> </w:t>
+      </w:r>
+      <w:r>
+        <w:t xml:space="preserve">“</w:t>
+      </w:r>
+      <w:r>
+        <w:t xml:space="preserve">Daily Rainfall Disaggregation to Estimate the Intensity-Duration-Frequency Relationship in Minas Gerais State, Brazil</w:t>
+      </w:r>
+      <w:r>
+        <w:t xml:space="preserve">.”</w:t>
+      </w:r>
+      <w:r>
+        <w:t xml:space="preserve"> </w:t>
+      </w:r>
+      <w:r>
+        <w:rPr>
+          <w:i/>
+          <w:iCs/>
+        </w:rPr>
+        <w:t xml:space="preserve">Brazilian Archives of Biology and Technology</w:t>
+      </w:r>
+      <w:r>
+        <w:t xml:space="preserve"> </w:t>
+      </w:r>
+      <w:r>
+        <w:t xml:space="preserve">65: e20210694.</w:t>
+      </w:r>
+      <w:r>
+        <w:t xml:space="preserve"> </w:t>
+      </w:r>
+      <w:hyperlink r:id="rId28">
+        <w:r>
+          <w:rPr>
+            <w:rStyle w:val="Hyperlink"/>
+          </w:rPr>
+          <w:t xml:space="preserve">https://doi.org/10.1590/1678-4324-2022210694</w:t>
+        </w:r>
+      </w:hyperlink>
+      <w:r>
+        <w:t xml:space="preserve">.</w:t>
+      </w:r>
+    </w:p>
+    <w:bookmarkEnd w:id="29"/>
+    <w:bookmarkStart w:id="31" w:name="ref-Aguilar.2020"/>
+    <w:p>
+      <w:pPr>
+        <w:pStyle w:val="Bibliography"/>
+      </w:pPr>
+      <w:r>
+        <w:t xml:space="preserve">Aguilar, Milena Guerra de, and Veber Afonso Figueiredo Costa. 2020.</w:t>
+      </w:r>
+      <w:r>
+        <w:t xml:space="preserve"> </w:t>
+      </w:r>
+      <w:r>
+        <w:t xml:space="preserve">“</w:t>
+      </w:r>
+      <w:r>
+        <w:t xml:space="preserve">A regional similarity-based approach for sub-daily rainfall nonparametric generation</w:t>
+      </w:r>
+      <w:r>
+        <w:t xml:space="preserve">.”</w:t>
+      </w:r>
+      <w:r>
+        <w:t xml:space="preserve"> </w:t>
+      </w:r>
+      <w:r>
+        <w:rPr>
+          <w:i/>
+          <w:iCs/>
+        </w:rPr>
+        <w:t xml:space="preserve">RBRH</w:t>
+      </w:r>
+      <w:r>
+        <w:t xml:space="preserve"> </w:t>
+      </w:r>
+      <w:r>
+        <w:t xml:space="preserve">25: e5.</w:t>
+      </w:r>
+      <w:r>
+        <w:t xml:space="preserve"> </w:t>
+      </w:r>
+      <w:hyperlink r:id="rId30">
+        <w:r>
+          <w:rPr>
+            <w:rStyle w:val="Hyperlink"/>
+          </w:rPr>
+          <w:t xml:space="preserve">https://doi.org/10.1590/2318-0331.252020190054</w:t>
+        </w:r>
+      </w:hyperlink>
+      <w:r>
+        <w:t xml:space="preserve">.</w:t>
+      </w:r>
+    </w:p>
+    <w:bookmarkEnd w:id="31"/>
+    <w:bookmarkStart w:id="33" w:name="ref-Baldassarre.2006"/>
+    <w:p>
+      <w:pPr>
+        <w:pStyle w:val="Bibliography"/>
+      </w:pPr>
+      <w:r>
+        <w:t xml:space="preserve">Baldassarre, G. Di, A. Brath, and A. Montanari. 2006.</w:t>
+      </w:r>
+      <w:r>
+        <w:t xml:space="preserve"> </w:t>
+      </w:r>
+      <w:r>
+        <w:t xml:space="preserve">“</w:t>
+      </w:r>
+      <w:r>
+        <w:t xml:space="preserve">Reliability of different depth‐duration‐frequency equations for estimating short‐duration design storms</w:t>
+      </w:r>
+      <w:r>
+        <w:t xml:space="preserve">.”</w:t>
+      </w:r>
+      <w:r>
+        <w:t xml:space="preserve"> </w:t>
+      </w:r>
+      <w:r>
+        <w:rPr>
+          <w:i/>
+          <w:iCs/>
+        </w:rPr>
+        <w:t xml:space="preserve">Water Resources Research</w:t>
+      </w:r>
+      <w:r>
+        <w:t xml:space="preserve"> </w:t>
+      </w:r>
+      <w:r>
+        <w:t xml:space="preserve">42 (12).</w:t>
+      </w:r>
+      <w:r>
+        <w:t xml:space="preserve"> </w:t>
+      </w:r>
+      <w:hyperlink r:id="rId32">
+        <w:r>
+          <w:rPr>
+            <w:rStyle w:val="Hyperlink"/>
+          </w:rPr>
+          <w:t xml:space="preserve">https://doi.org/10.1029/2006wr004911</w:t>
+        </w:r>
+      </w:hyperlink>
+      <w:r>
+        <w:t xml:space="preserve">.</w:t>
+      </w:r>
+    </w:p>
+    <w:bookmarkEnd w:id="33"/>
+    <w:bookmarkStart w:id="35" w:name="ref-Barbosa.2023"/>
+    <w:p>
+      <w:pPr>
+        <w:pStyle w:val="Bibliography"/>
+      </w:pPr>
+      <w:r>
+        <w:t xml:space="preserve">Barbosa, Alan de Gois, and Veber A. F. Costa. 2023.</w:t>
+      </w:r>
+      <w:r>
+        <w:t xml:space="preserve"> </w:t>
+      </w:r>
+      <w:r>
+        <w:t xml:space="preserve">“</w:t>
+      </w:r>
+      <w:r>
+        <w:t xml:space="preserve">A review on the scaling properties in maximum rainfall marginal distributions: theoretical background, probabilistic modeling, and recent developments</w:t>
+      </w:r>
+      <w:r>
+        <w:t xml:space="preserve">.”</w:t>
+      </w:r>
+      <w:r>
+        <w:t xml:space="preserve"> </w:t>
+      </w:r>
+      <w:r>
+        <w:rPr>
+          <w:i/>
+          <w:iCs/>
+        </w:rPr>
+        <w:t xml:space="preserve">Stochastic Environmental Research and Risk Assessment</w:t>
+      </w:r>
+      <w:r>
+        <w:t xml:space="preserve"> </w:t>
+      </w:r>
+      <w:r>
+        <w:t xml:space="preserve">37 (12): 4541–53.</w:t>
+      </w:r>
+      <w:r>
+        <w:t xml:space="preserve"> </w:t>
+      </w:r>
+      <w:hyperlink r:id="rId34">
+        <w:r>
+          <w:rPr>
+            <w:rStyle w:val="Hyperlink"/>
+          </w:rPr>
+          <w:t xml:space="preserve">https://doi.org/10.1007/s00477-023-02546-6</w:t>
+        </w:r>
+      </w:hyperlink>
+      <w:r>
+        <w:t xml:space="preserve">.</w:t>
+      </w:r>
+    </w:p>
+    <w:bookmarkEnd w:id="35"/>
+    <w:bookmarkStart w:id="37" w:name="ref-Basso.2016"/>
+    <w:p>
+      <w:pPr>
+        <w:pStyle w:val="Bibliography"/>
+      </w:pPr>
+      <w:r>
+        <w:t xml:space="preserve">Basso, Raviel Eurico, Daniel Gustavo Allasia, Rutinéia Tassi, and Karine Pickbrenner. 2016.</w:t>
+      </w:r>
+      <w:r>
+        <w:t xml:space="preserve"> </w:t>
+      </w:r>
+      <w:r>
+        <w:t xml:space="preserve">“</w:t>
+      </w:r>
+      <w:r>
+        <w:t xml:space="preserve">Review of the high intensity rainfall zones of Brazil</w:t>
+      </w:r>
+      <w:r>
+        <w:t xml:space="preserve">.”</w:t>
+      </w:r>
+      <w:r>
+        <w:t xml:space="preserve"> </w:t>
+      </w:r>
+      <w:r>
+        <w:rPr>
+          <w:i/>
+          <w:iCs/>
+        </w:rPr>
+        <w:t xml:space="preserve">Engenharia Sanitaria e Ambiental</w:t>
+      </w:r>
+      <w:r>
+        <w:t xml:space="preserve"> </w:t>
+      </w:r>
+      <w:r>
+        <w:t xml:space="preserve">21 (04): 635–41.</w:t>
+      </w:r>
+      <w:r>
+        <w:t xml:space="preserve"> </w:t>
+      </w:r>
+      <w:hyperlink r:id="rId36">
+        <w:r>
+          <w:rPr>
+            <w:rStyle w:val="Hyperlink"/>
+          </w:rPr>
+          <w:t xml:space="preserve">https://doi.org/10.1590/s1413-41522016133691</w:t>
+        </w:r>
+      </w:hyperlink>
+      <w:r>
+        <w:t xml:space="preserve">.</w:t>
+      </w:r>
+    </w:p>
+    <w:bookmarkEnd w:id="37"/>
+    <w:bookmarkStart w:id="39" w:name="ref-Blancheti5"/>
+    <w:p>
+      <w:pPr>
+        <w:pStyle w:val="Bibliography"/>
+      </w:pPr>
+      <w:r>
+        <w:t xml:space="preserve">Blanchet, J., D. Ceresetti, G. Molinié, and J.-D. Creutin. 2016.</w:t>
+      </w:r>
+      <w:r>
+        <w:t xml:space="preserve"> </w:t>
+      </w:r>
+      <w:r>
+        <w:t xml:space="preserve">“</w:t>
+      </w:r>
+      <w:r>
+        <w:t xml:space="preserve">A regional GEV scale-invariant framework for Intensity–Duration–Frequency analysis</w:t>
+      </w:r>
+      <w:r>
+        <w:t xml:space="preserve">.”</w:t>
+      </w:r>
+      <w:r>
+        <w:t xml:space="preserve"> </w:t>
+      </w:r>
+      <w:r>
+        <w:rPr>
+          <w:i/>
+          <w:iCs/>
+        </w:rPr>
+        <w:t xml:space="preserve">Journal of Hydrology</w:t>
+      </w:r>
+      <w:r>
+        <w:t xml:space="preserve"> </w:t>
+      </w:r>
+      <w:r>
+        <w:t xml:space="preserve">540: 82–95.</w:t>
+      </w:r>
+      <w:r>
+        <w:t xml:space="preserve"> </w:t>
+      </w:r>
+      <w:hyperlink r:id="rId38">
+        <w:r>
+          <w:rPr>
+            <w:rStyle w:val="Hyperlink"/>
+          </w:rPr>
+          <w:t xml:space="preserve">https://doi.org/10.1016/j.jhydrol.2016.06.007</w:t>
+        </w:r>
+      </w:hyperlink>
+      <w:r>
+        <w:t xml:space="preserve">.</w:t>
+      </w:r>
+    </w:p>
+    <w:bookmarkEnd w:id="39"/>
+    <w:bookmarkStart w:id="41" w:name="ref-Borga.2005"/>
+    <w:p>
+      <w:pPr>
+        <w:pStyle w:val="Bibliography"/>
+      </w:pPr>
+      <w:r>
+        <w:t xml:space="preserve">Borga, Marco, Claudia Vezzani, and Giancarlo Dalla Fontana. 2005.</w:t>
+      </w:r>
+      <w:r>
+        <w:t xml:space="preserve"> </w:t>
+      </w:r>
+      <w:r>
+        <w:t xml:space="preserve">“</w:t>
+      </w:r>
+      <w:r>
+        <w:t xml:space="preserve">Regional Rainfall Depth–Duration–Frequency Equations for an Alpine Region</w:t>
+      </w:r>
+      <w:r>
+        <w:t xml:space="preserve">.”</w:t>
+      </w:r>
+      <w:r>
+        <w:t xml:space="preserve"> </w:t>
+      </w:r>
+      <w:r>
+        <w:rPr>
+          <w:i/>
+          <w:iCs/>
+        </w:rPr>
+        <w:t xml:space="preserve">Natural Hazards</w:t>
+      </w:r>
+      <w:r>
+        <w:t xml:space="preserve"> </w:t>
+      </w:r>
+      <w:r>
+        <w:t xml:space="preserve">36 (1-2): 221–35.</w:t>
+      </w:r>
+      <w:r>
+        <w:t xml:space="preserve"> </w:t>
+      </w:r>
+      <w:hyperlink r:id="rId40">
+        <w:r>
+          <w:rPr>
+            <w:rStyle w:val="Hyperlink"/>
+          </w:rPr>
+          <w:t xml:space="preserve">https://doi.org/10.1007/s11069-004-4550-y</w:t>
+        </w:r>
+      </w:hyperlink>
+      <w:r>
+        <w:t xml:space="preserve">.</w:t>
+      </w:r>
+    </w:p>
+    <w:bookmarkEnd w:id="41"/>
+    <w:bookmarkStart w:id="43" w:name="ref-Burlando.1996"/>
+    <w:p>
+      <w:pPr>
+        <w:pStyle w:val="Bibliography"/>
+      </w:pPr>
+      <w:r>
+        <w:t xml:space="preserve">Burlando, Paolo, and Renzo Rosso. 1996.</w:t>
+      </w:r>
+      <w:r>
+        <w:t xml:space="preserve"> </w:t>
+      </w:r>
+      <w:r>
+        <w:t xml:space="preserve">“</w:t>
+      </w:r>
+      <w:r>
+        <w:t xml:space="preserve">Scaling and muitiscaling models of depth-duration-frequency curves for storm precipitation</w:t>
+      </w:r>
+      <w:r>
+        <w:t xml:space="preserve">.”</w:t>
+      </w:r>
+      <w:r>
+        <w:t xml:space="preserve"> </w:t>
+      </w:r>
+      <w:r>
+        <w:rPr>
+          <w:i/>
+          <w:iCs/>
+        </w:rPr>
+        <w:t xml:space="preserve">Journal of Hydrology</w:t>
+      </w:r>
+      <w:r>
+        <w:t xml:space="preserve"> </w:t>
+      </w:r>
+      <w:r>
+        <w:t xml:space="preserve">187 (1-2): 45–64.</w:t>
+      </w:r>
+      <w:r>
+        <w:t xml:space="preserve"> </w:t>
+      </w:r>
+      <w:hyperlink r:id="rId42">
+        <w:r>
+          <w:rPr>
+            <w:rStyle w:val="Hyperlink"/>
+          </w:rPr>
+          <w:t xml:space="preserve">https://doi.org/10.1016/s0022-1694(96)03086-7</w:t>
+        </w:r>
+      </w:hyperlink>
+      <w:r>
+        <w:t xml:space="preserve">.</w:t>
+      </w:r>
+    </w:p>
+    <w:bookmarkEnd w:id="43"/>
+    <w:bookmarkStart w:id="45" w:name="ref-Cannon.2018"/>
+    <w:p>
+      <w:pPr>
+        <w:pStyle w:val="Bibliography"/>
+      </w:pPr>
+      <w:r>
+        <w:t xml:space="preserve">Cannon, Alex J, and Silvia Innocenti. 2018.</w:t>
+      </w:r>
+      <w:r>
+        <w:t xml:space="preserve"> </w:t>
+      </w:r>
+      <w:r>
+        <w:t xml:space="preserve">“</w:t>
+      </w:r>
+      <w:r>
+        <w:t xml:space="preserve">Projected intensification of sub-daily and daily rainfall extremes in convection-permitting climate model simulations over North America: Implications for future Intensity–Duration–Frequency curves</w:t>
+      </w:r>
+      <w:r>
+        <w:t xml:space="preserve">.”</w:t>
+      </w:r>
+      <w:r>
+        <w:t xml:space="preserve"> </w:t>
+      </w:r>
+      <w:hyperlink r:id="rId44">
+        <w:r>
+          <w:rPr>
+            <w:rStyle w:val="Hyperlink"/>
+          </w:rPr>
+          <w:t xml:space="preserve">https://doi.org/10.5194/nhess-2018-290</w:t>
+        </w:r>
+      </w:hyperlink>
+      <w:r>
+        <w:t xml:space="preserve">.</w:t>
+      </w:r>
+    </w:p>
+    <w:bookmarkEnd w:id="45"/>
+    <w:bookmarkStart w:id="47" w:name="ref-Courty.2019"/>
+    <w:p>
+      <w:pPr>
+        <w:pStyle w:val="Bibliography"/>
+      </w:pPr>
+      <w:r>
+        <w:t xml:space="preserve">Courty, Laurent G, Robert L Wilby, John K Hillier, and Louise J Slater. 2019.</w:t>
+      </w:r>
+      <w:r>
+        <w:t xml:space="preserve"> </w:t>
+      </w:r>
+      <w:r>
+        <w:t xml:space="preserve">“</w:t>
+      </w:r>
+      <w:r>
+        <w:t xml:space="preserve">Intensity-duration-frequency curves at the global scale</w:t>
+      </w:r>
+      <w:r>
+        <w:t xml:space="preserve">.”</w:t>
+      </w:r>
+      <w:r>
+        <w:t xml:space="preserve"> </w:t>
+      </w:r>
+      <w:r>
+        <w:rPr>
+          <w:i/>
+          <w:iCs/>
+        </w:rPr>
+        <w:t xml:space="preserve">Environmental Research Letters</w:t>
+      </w:r>
+      <w:r>
+        <w:t xml:space="preserve"> </w:t>
+      </w:r>
+      <w:r>
+        <w:t xml:space="preserve">14 (8): 084045.</w:t>
+      </w:r>
+      <w:r>
+        <w:t xml:space="preserve"> </w:t>
+      </w:r>
+      <w:hyperlink r:id="rId46">
+        <w:r>
+          <w:rPr>
+            <w:rStyle w:val="Hyperlink"/>
+          </w:rPr>
+          <w:t xml:space="preserve">https://doi.org/10.1088/1748-9326/ab370a</w:t>
+        </w:r>
+      </w:hyperlink>
+      <w:r>
+        <w:t xml:space="preserve">.</w:t>
+      </w:r>
+    </w:p>
+    <w:bookmarkEnd w:id="47"/>
+    <w:bookmarkStart w:id="49" w:name="ref-Creaco.2024"/>
+    <w:p>
+      <w:pPr>
+        <w:pStyle w:val="Bibliography"/>
+      </w:pPr>
+      <w:r>
+        <w:t xml:space="preserve">Creaco, Enrico. 2024.</w:t>
+      </w:r>
+      <w:r>
+        <w:t xml:space="preserve"> </w:t>
+      </w:r>
+      <w:r>
+        <w:t xml:space="preserve">“</w:t>
+      </w:r>
+      <w:r>
+        <w:t xml:space="preserve">Scaling models of intensity–duration–frequency (IDF) curves based on adjusted design event durations</w:t>
+      </w:r>
+      <w:r>
+        <w:t xml:space="preserve">.”</w:t>
+      </w:r>
+      <w:r>
+        <w:t xml:space="preserve"> </w:t>
+      </w:r>
+      <w:r>
+        <w:rPr>
+          <w:i/>
+          <w:iCs/>
+        </w:rPr>
+        <w:t xml:space="preserve">Journal of Hydrology</w:t>
+      </w:r>
+      <w:r>
+        <w:t xml:space="preserve"> </w:t>
+      </w:r>
+      <w:r>
+        <w:t xml:space="preserve">632: 130847.</w:t>
+      </w:r>
+      <w:r>
+        <w:t xml:space="preserve"> </w:t>
+      </w:r>
+      <w:hyperlink r:id="rId48">
+        <w:r>
+          <w:rPr>
+            <w:rStyle w:val="Hyperlink"/>
+          </w:rPr>
+          <w:t xml:space="preserve">https://doi.org/10.1016/j.jhydrol.2024.130847</w:t>
+        </w:r>
+      </w:hyperlink>
+      <w:r>
+        <w:t xml:space="preserve">.</w:t>
+      </w:r>
+    </w:p>
+    <w:bookmarkEnd w:id="49"/>
+    <w:bookmarkStart w:id="51" w:name="ref-Ghanmi.2016"/>
+    <w:p>
+      <w:pPr>
+        <w:pStyle w:val="Bibliography"/>
+      </w:pPr>
+      <w:r>
+        <w:t xml:space="preserve">Ghanmi, Hanen, Zoubeida Bargaoui, and Cécile Mallet. 2016.</w:t>
+      </w:r>
+      <w:r>
+        <w:t xml:space="preserve"> </w:t>
+      </w:r>
+      <w:r>
+        <w:t xml:space="preserve">“</w:t>
+      </w:r>
+      <w:r>
+        <w:t xml:space="preserve">Estimation of intensity-duration-frequency relationships according to the property of scale invariance and regionalization analysis in a Mediterranean coastal area</w:t>
+      </w:r>
+      <w:r>
+        <w:t xml:space="preserve">.”</w:t>
+      </w:r>
+      <w:r>
+        <w:t xml:space="preserve"> </w:t>
+      </w:r>
+      <w:r>
+        <w:rPr>
+          <w:i/>
+          <w:iCs/>
+        </w:rPr>
+        <w:t xml:space="preserve">Journal of Hydrology</w:t>
+      </w:r>
+      <w:r>
+        <w:t xml:space="preserve"> </w:t>
+      </w:r>
+      <w:r>
+        <w:t xml:space="preserve">541: 38–49.</w:t>
+      </w:r>
+      <w:r>
+        <w:t xml:space="preserve"> </w:t>
+      </w:r>
+      <w:hyperlink r:id="rId50">
+        <w:r>
+          <w:rPr>
+            <w:rStyle w:val="Hyperlink"/>
+          </w:rPr>
+          <w:t xml:space="preserve">https://doi.org/10.1016/j.jhydrol.2016.07.002</w:t>
+        </w:r>
+      </w:hyperlink>
+      <w:r>
+        <w:t xml:space="preserve">.</w:t>
+      </w:r>
+    </w:p>
+    <w:bookmarkEnd w:id="51"/>
+    <w:bookmarkStart w:id="53" w:name="ref-Gnecco.2023"/>
+    <w:p>
+      <w:pPr>
+        <w:pStyle w:val="Bibliography"/>
+      </w:pPr>
+      <w:r>
+        <w:t xml:space="preserve">Gnecco, Ilaria, Anna Palla, Paolo La Barbera, Giorgio Roth, and Francesca Giannoni. 2023.</w:t>
+      </w:r>
+      <w:r>
+        <w:t xml:space="preserve"> </w:t>
+      </w:r>
+      <w:r>
+        <w:t xml:space="preserve">“</w:t>
+      </w:r>
+      <w:r>
+        <w:t xml:space="preserve">Defining intensity–duration–frequency curves at short durations: a methodological framework</w:t>
+      </w:r>
+      <w:r>
+        <w:t xml:space="preserve">.”</w:t>
+      </w:r>
+      <w:r>
+        <w:t xml:space="preserve"> </w:t>
+      </w:r>
+      <w:r>
+        <w:rPr>
+          <w:i/>
+          <w:iCs/>
+        </w:rPr>
+        <w:t xml:space="preserve">Hydrological Sciences Journal</w:t>
+      </w:r>
+      <w:r>
+        <w:t xml:space="preserve"> </w:t>
+      </w:r>
+      <w:r>
+        <w:t xml:space="preserve">68 (11): 1499–1512.</w:t>
+      </w:r>
+      <w:r>
+        <w:t xml:space="preserve"> </w:t>
+      </w:r>
+      <w:hyperlink r:id="rId52">
+        <w:r>
+          <w:rPr>
+            <w:rStyle w:val="Hyperlink"/>
+          </w:rPr>
+          <w:t xml:space="preserve">https://doi.org/10.1080/02626667.2023.2224002</w:t>
+        </w:r>
+      </w:hyperlink>
+      <w:r>
+        <w:t xml:space="preserve">.</w:t>
+      </w:r>
+    </w:p>
+    <w:bookmarkEnd w:id="53"/>
+    <w:bookmarkStart w:id="55" w:name="ref-Gu.2022"/>
+    <w:p>
+      <w:pPr>
+        <w:pStyle w:val="Bibliography"/>
+      </w:pPr>
+      <w:r>
+        <w:t xml:space="preserve">Gu, Xuezhi, Lei Ye, Qian Xin, Chi Zhang, Fanzhang Zeng, Sofia D. Nerantzaki, and Simon Michael Papalexiou. 2022.</w:t>
+      </w:r>
+      <w:r>
+        <w:t xml:space="preserve"> </w:t>
+      </w:r>
+      <w:r>
+        <w:t xml:space="preserve">“</w:t>
+      </w:r>
+      <w:r>
+        <w:t xml:space="preserve">Extreme Precipitation in China: A Review on Statistical Methods and Applications</w:t>
+      </w:r>
+      <w:r>
+        <w:t xml:space="preserve">.”</w:t>
+      </w:r>
+      <w:r>
+        <w:t xml:space="preserve"> </w:t>
+      </w:r>
+      <w:r>
+        <w:rPr>
+          <w:i/>
+          <w:iCs/>
+        </w:rPr>
+        <w:t xml:space="preserve">Advances in Water Resources</w:t>
+      </w:r>
+      <w:r>
+        <w:t xml:space="preserve"> </w:t>
+      </w:r>
+      <w:r>
+        <w:t xml:space="preserve">163: 104144.</w:t>
+      </w:r>
+      <w:r>
+        <w:t xml:space="preserve"> </w:t>
+      </w:r>
+      <w:hyperlink r:id="rId54">
+        <w:r>
+          <w:rPr>
+            <w:rStyle w:val="Hyperlink"/>
+          </w:rPr>
+          <w:t xml:space="preserve">https://doi.org/10.1016/j.advwatres.2022.104144</w:t>
+        </w:r>
+      </w:hyperlink>
+      <w:r>
+        <w:t xml:space="preserve">.</w:t>
+      </w:r>
+    </w:p>
+    <w:bookmarkEnd w:id="55"/>
+    <w:bookmarkStart w:id="57" w:name="ref-Gupta.1990"/>
+    <w:p>
+      <w:pPr>
+        <w:pStyle w:val="Bibliography"/>
+      </w:pPr>
+      <w:r>
+        <w:t xml:space="preserve">Gupta, Vijay K., and Ed Waymire. 1990.</w:t>
+      </w:r>
+      <w:r>
+        <w:t xml:space="preserve"> </w:t>
+      </w:r>
+      <w:r>
+        <w:t xml:space="preserve">“</w:t>
+      </w:r>
+      <w:r>
+        <w:t xml:space="preserve">Multiscaling properties of spatial rainfall and river flow distributions</w:t>
+      </w:r>
+      <w:r>
+        <w:t xml:space="preserve">.”</w:t>
+      </w:r>
+      <w:r>
+        <w:t xml:space="preserve"> </w:t>
+      </w:r>
+      <w:r>
+        <w:rPr>
+          <w:i/>
+          <w:iCs/>
+        </w:rPr>
+        <w:t xml:space="preserve">Journal of Geophysical Research: Atmospheres</w:t>
+      </w:r>
+      <w:r>
+        <w:t xml:space="preserve"> </w:t>
+      </w:r>
+      <w:r>
+        <w:t xml:space="preserve">95 (D3): 1999–2009.</w:t>
+      </w:r>
+      <w:r>
+        <w:t xml:space="preserve"> </w:t>
+      </w:r>
+      <w:hyperlink r:id="rId56">
+        <w:r>
+          <w:rPr>
+            <w:rStyle w:val="Hyperlink"/>
+          </w:rPr>
+          <w:t xml:space="preserve">https://doi.org/10.1029/jd095id03p01999</w:t>
+        </w:r>
+      </w:hyperlink>
+      <w:r>
+        <w:t xml:space="preserve">.</w:t>
+      </w:r>
+    </w:p>
+    <w:bookmarkEnd w:id="57"/>
+    <w:bookmarkStart w:id="59" w:name="ref-KOSSIERIS2018980"/>
+    <w:p>
+      <w:pPr>
+        <w:pStyle w:val="Bibliography"/>
+      </w:pPr>
+      <w:r>
+        <w:t xml:space="preserve">Kossieris, Panagiotis, Christos Makropoulos, Christian Onof, and Demetris Koutsoyiannis. 2018.</w:t>
+      </w:r>
+      <w:r>
+        <w:t xml:space="preserve"> </w:t>
+      </w:r>
+      <w:r>
+        <w:t xml:space="preserve">“A Rainfall Disaggregation Scheme for Sub-Hourly Time Scales: Coupling a Bartlett-Lewis Based Model with Adjusting Procedures.”</w:t>
+      </w:r>
+      <w:r>
+        <w:t xml:space="preserve"> </w:t>
+      </w:r>
+      <w:r>
+        <w:rPr>
+          <w:i/>
+          <w:iCs/>
+        </w:rPr>
+        <w:t xml:space="preserve">Journal of Hydrology</w:t>
+      </w:r>
+      <w:r>
+        <w:t xml:space="preserve"> </w:t>
+      </w:r>
+      <w:r>
+        <w:t xml:space="preserve">556: 980–92. https://doi.org/</w:t>
+      </w:r>
+      <w:hyperlink r:id="rId58">
+        <w:r>
+          <w:rPr>
+            <w:rStyle w:val="Hyperlink"/>
+          </w:rPr>
+          <w:t xml:space="preserve">https://doi.org/10.1016/j.jhydrol.2016.07.015</w:t>
+        </w:r>
+      </w:hyperlink>
+      <w:r>
+        <w:t xml:space="preserve">.</w:t>
+      </w:r>
+    </w:p>
+    <w:bookmarkEnd w:id="59"/>
+    <w:bookmarkStart w:id="61" w:name="ref-Koutsoyiannis.1993"/>
+    <w:p>
+      <w:pPr>
+        <w:pStyle w:val="Bibliography"/>
+      </w:pPr>
+      <w:r>
+        <w:t xml:space="preserve">Koutsoyiannis, Demetris, and Efi Foufoula‐Georgiou. 1993.</w:t>
+      </w:r>
+      <w:r>
+        <w:t xml:space="preserve"> </w:t>
+      </w:r>
+      <w:r>
+        <w:t xml:space="preserve">“</w:t>
+      </w:r>
+      <w:r>
+        <w:t xml:space="preserve">A scaling model of a storm hyetograph</w:t>
+      </w:r>
+      <w:r>
+        <w:t xml:space="preserve">.”</w:t>
+      </w:r>
+      <w:r>
+        <w:t xml:space="preserve"> </w:t>
+      </w:r>
+      <w:r>
+        <w:rPr>
+          <w:i/>
+          <w:iCs/>
+        </w:rPr>
+        <w:t xml:space="preserve">Water Resources Research</w:t>
+      </w:r>
+      <w:r>
+        <w:t xml:space="preserve"> </w:t>
+      </w:r>
+      <w:r>
+        <w:t xml:space="preserve">29 (7): 2345–61.</w:t>
+      </w:r>
+      <w:r>
+        <w:t xml:space="preserve"> </w:t>
+      </w:r>
+      <w:hyperlink r:id="rId60">
+        <w:r>
+          <w:rPr>
+            <w:rStyle w:val="Hyperlink"/>
+          </w:rPr>
+          <w:t xml:space="preserve">https://doi.org/10.1029/93wr00395</w:t>
+        </w:r>
+      </w:hyperlink>
+      <w:r>
+        <w:t xml:space="preserve">.</w:t>
+      </w:r>
+    </w:p>
+    <w:bookmarkEnd w:id="61"/>
+    <w:bookmarkStart w:id="63" w:name="ref-KOUTSOYIANNIS1998118"/>
+    <w:p>
+      <w:pPr>
+        <w:pStyle w:val="Bibliography"/>
+      </w:pPr>
+      <w:r>
+        <w:t xml:space="preserve">Koutsoyiannis, Demetris, Demosthenes Kozonis, and Alexandros Manetas. 1998.</w:t>
+      </w:r>
+      <w:r>
+        <w:t xml:space="preserve"> </w:t>
+      </w:r>
+      <w:r>
+        <w:t xml:space="preserve">“A Mathematical Framework for Studying Rainfall Intensity-Duration-Frequency Relationships.”</w:t>
+      </w:r>
+      <w:r>
+        <w:t xml:space="preserve"> </w:t>
+      </w:r>
+      <w:r>
+        <w:rPr>
+          <w:i/>
+          <w:iCs/>
+        </w:rPr>
+        <w:t xml:space="preserve">Journal of Hydrology</w:t>
+      </w:r>
+      <w:r>
+        <w:t xml:space="preserve"> </w:t>
+      </w:r>
+      <w:r>
+        <w:t xml:space="preserve">206 (1): 118–35. https://doi.org/</w:t>
+      </w:r>
+      <w:hyperlink r:id="rId62">
+        <w:r>
+          <w:rPr>
+            <w:rStyle w:val="Hyperlink"/>
+          </w:rPr>
+          <w:t xml:space="preserve">https://doi.org/10.1016/S0022-1694(98)00097-3</w:t>
+        </w:r>
+      </w:hyperlink>
+      <w:r>
+        <w:t xml:space="preserve">.</w:t>
+      </w:r>
+    </w:p>
+    <w:bookmarkEnd w:id="63"/>
+    <w:bookmarkStart w:id="65" w:name="ref-KOUTSOYIANNIS2001109"/>
+    <w:p>
+      <w:pPr>
+        <w:pStyle w:val="Bibliography"/>
+      </w:pPr>
+      <w:r>
+        <w:t xml:space="preserve">Koutsoyiannis, Demetris, and Christian Onof. 2001.</w:t>
+      </w:r>
+      <w:r>
+        <w:t xml:space="preserve"> </w:t>
+      </w:r>
+      <w:r>
+        <w:t xml:space="preserve">“Rainfall Disaggregation Using Adjusting Procedures on a Poisson Cluster Model.”</w:t>
+      </w:r>
+      <w:r>
+        <w:t xml:space="preserve"> </w:t>
+      </w:r>
+      <w:r>
+        <w:rPr>
+          <w:i/>
+          <w:iCs/>
+        </w:rPr>
+        <w:t xml:space="preserve">Journal of Hydrology</w:t>
+      </w:r>
+      <w:r>
+        <w:t xml:space="preserve"> </w:t>
+      </w:r>
+      <w:r>
+        <w:t xml:space="preserve">246 (1): 109–22. https://doi.org/</w:t>
+      </w:r>
+      <w:hyperlink r:id="rId64">
+        <w:r>
+          <w:rPr>
+            <w:rStyle w:val="Hyperlink"/>
+          </w:rPr>
+          <w:t xml:space="preserve">https://doi.org/10.1016/S0022-1694(01)00363-8</w:t>
+        </w:r>
+      </w:hyperlink>
+      <w:r>
+        <w:t xml:space="preserve">.</w:t>
+      </w:r>
+    </w:p>
+    <w:bookmarkEnd w:id="65"/>
+    <w:bookmarkStart w:id="67" w:name="ref-Langousis.2007"/>
+    <w:p>
+      <w:pPr>
+        <w:pStyle w:val="Bibliography"/>
+      </w:pPr>
+      <w:r>
+        <w:t xml:space="preserve">Langousis, Andreas, and Daniele Veneziano. 2007.</w:t>
+      </w:r>
+      <w:r>
+        <w:t xml:space="preserve"> </w:t>
+      </w:r>
+      <w:r>
+        <w:t xml:space="preserve">“</w:t>
+      </w:r>
+      <w:r>
+        <w:t xml:space="preserve">Intensity‐duration‐frequency curves from scaling representations of rainfall</w:t>
+      </w:r>
+      <w:r>
+        <w:t xml:space="preserve">.”</w:t>
+      </w:r>
+      <w:r>
+        <w:t xml:space="preserve"> </w:t>
+      </w:r>
+      <w:r>
+        <w:rPr>
+          <w:i/>
+          <w:iCs/>
+        </w:rPr>
+        <w:t xml:space="preserve">Water Resources Research</w:t>
+      </w:r>
+      <w:r>
+        <w:t xml:space="preserve"> </w:t>
+      </w:r>
+      <w:r>
+        <w:t xml:space="preserve">43 (2).</w:t>
+      </w:r>
+      <w:r>
+        <w:t xml:space="preserve"> </w:t>
+      </w:r>
+      <w:hyperlink r:id="rId66">
+        <w:r>
+          <w:rPr>
+            <w:rStyle w:val="Hyperlink"/>
+          </w:rPr>
+          <w:t xml:space="preserve">https://doi.org/10.1029/2006wr005245</w:t>
+        </w:r>
+      </w:hyperlink>
+      <w:r>
+        <w:t xml:space="preserve">.</w:t>
+      </w:r>
+    </w:p>
+    <w:bookmarkEnd w:id="67"/>
+    <w:bookmarkStart w:id="69" w:name="ref-Le.2018"/>
+    <w:p>
+      <w:pPr>
+        <w:pStyle w:val="Bibliography"/>
+      </w:pPr>
+      <w:r>
+        <w:t xml:space="preserve">Le, Phuong Dong, Michael Leonard, and Seth Westra. 2018.</w:t>
+      </w:r>
+      <w:r>
+        <w:t xml:space="preserve"> </w:t>
+      </w:r>
+      <w:r>
+        <w:t xml:space="preserve">“</w:t>
+      </w:r>
+      <w:r>
+        <w:t xml:space="preserve">Modeling Spatial Dependence of Rainfall Extremes Across Multiple Durations</w:t>
+      </w:r>
+      <w:r>
+        <w:t xml:space="preserve">.”</w:t>
+      </w:r>
+      <w:r>
+        <w:t xml:space="preserve"> </w:t>
+      </w:r>
+      <w:r>
+        <w:rPr>
+          <w:i/>
+          <w:iCs/>
+        </w:rPr>
+        <w:t xml:space="preserve">Water Resources Research</w:t>
+      </w:r>
+      <w:r>
+        <w:t xml:space="preserve"> </w:t>
+      </w:r>
+      <w:r>
+        <w:t xml:space="preserve">54 (3): 2233–48.</w:t>
+      </w:r>
+      <w:r>
+        <w:t xml:space="preserve"> </w:t>
+      </w:r>
+      <w:hyperlink r:id="rId68">
+        <w:r>
+          <w:rPr>
+            <w:rStyle w:val="Hyperlink"/>
+          </w:rPr>
+          <w:t xml:space="preserve">https://doi.org/10.1002/2017wr022231</w:t>
+        </w:r>
+      </w:hyperlink>
+      <w:r>
+        <w:t xml:space="preserve">.</w:t>
+      </w:r>
+    </w:p>
+    <w:bookmarkEnd w:id="69"/>
+    <w:bookmarkStart w:id="71" w:name="ref-LIMA2016744"/>
+    <w:p>
+      <w:pPr>
+        <w:pStyle w:val="Bibliography"/>
+      </w:pPr>
+      <w:r>
+        <w:t xml:space="preserve">Lima, Carlos H. R., Hyun-Han Kwon, and Jin-Young Kim. 2016.</w:t>
+      </w:r>
+      <w:r>
+        <w:t xml:space="preserve"> </w:t>
+      </w:r>
+      <w:r>
+        <w:t xml:space="preserve">“A Bayesian Beta Distribution Model for Estimating Rainfall IDF Curves in a Changing Climate.”</w:t>
+      </w:r>
+      <w:r>
+        <w:t xml:space="preserve"> </w:t>
+      </w:r>
+      <w:r>
+        <w:rPr>
+          <w:i/>
+          <w:iCs/>
+        </w:rPr>
+        <w:t xml:space="preserve">Journal of Hydrology</w:t>
+      </w:r>
+      <w:r>
+        <w:t xml:space="preserve"> </w:t>
+      </w:r>
+      <w:r>
+        <w:t xml:space="preserve">540: 744–56. https://doi.org/</w:t>
+      </w:r>
+      <w:hyperlink r:id="rId70">
+        <w:r>
+          <w:rPr>
+            <w:rStyle w:val="Hyperlink"/>
+          </w:rPr>
+          <w:t xml:space="preserve">https://doi.org/10.1016/j.jhydrol.2016.06.062</w:t>
+        </w:r>
+      </w:hyperlink>
+      <w:r>
+        <w:t xml:space="preserve">.</w:t>
+      </w:r>
+    </w:p>
+    <w:bookmarkEnd w:id="71"/>
+    <w:bookmarkStart w:id="73" w:name="ref-Lima.2018"/>
+    <w:p>
+      <w:pPr>
+        <w:pStyle w:val="Bibliography"/>
+      </w:pPr>
+      <w:r>
+        <w:t xml:space="preserve">Lima, Carlos H. R., Hyun-Han Kwon, and Yong-Tak Kim. 2018.</w:t>
+      </w:r>
+      <w:r>
+        <w:t xml:space="preserve"> </w:t>
+      </w:r>
+      <w:r>
+        <w:t xml:space="preserve">“</w:t>
+      </w:r>
+      <w:r>
+        <w:t xml:space="preserve">A local-regional scaling-invariant Bayesian GEV model for estimating rainfall IDF curves in a future climate</w:t>
+      </w:r>
+      <w:r>
+        <w:t xml:space="preserve">.”</w:t>
+      </w:r>
+      <w:r>
+        <w:t xml:space="preserve"> </w:t>
+      </w:r>
+      <w:r>
+        <w:rPr>
+          <w:i/>
+          <w:iCs/>
+        </w:rPr>
+        <w:t xml:space="preserve">Journal of Hydrology</w:t>
+      </w:r>
+      <w:r>
+        <w:t xml:space="preserve"> </w:t>
+      </w:r>
+      <w:r>
+        <w:t xml:space="preserve">566: 73–88.</w:t>
+      </w:r>
+      <w:r>
+        <w:t xml:space="preserve"> </w:t>
+      </w:r>
+      <w:hyperlink r:id="rId72">
+        <w:r>
+          <w:rPr>
+            <w:rStyle w:val="Hyperlink"/>
+          </w:rPr>
+          <w:t xml:space="preserve">https://doi.org/10.1016/j.jhydrol.2018.08.075</w:t>
+        </w:r>
+      </w:hyperlink>
+      <w:r>
+        <w:t xml:space="preserve">.</w:t>
+      </w:r>
+    </w:p>
+    <w:bookmarkEnd w:id="73"/>
+    <w:bookmarkStart w:id="75" w:name="ref-Lovejoy.1985"/>
+    <w:p>
+      <w:pPr>
+        <w:pStyle w:val="Bibliography"/>
+      </w:pPr>
+      <w:r>
+        <w:t xml:space="preserve">Lovejoy, S., and D. Schertzer. 1985.</w:t>
+      </w:r>
+      <w:r>
+        <w:t xml:space="preserve"> </w:t>
+      </w:r>
+      <w:r>
+        <w:t xml:space="preserve">“</w:t>
+      </w:r>
+      <w:r>
+        <w:t xml:space="preserve">Generalized Scale Invariance in the Atmosphere and Fractal Models of Rain</w:t>
+      </w:r>
+      <w:r>
+        <w:t xml:space="preserve">.”</w:t>
+      </w:r>
+      <w:r>
+        <w:t xml:space="preserve"> </w:t>
+      </w:r>
+      <w:r>
+        <w:rPr>
+          <w:i/>
+          <w:iCs/>
+        </w:rPr>
+        <w:t xml:space="preserve">Water Resources Research</w:t>
+      </w:r>
+      <w:r>
+        <w:t xml:space="preserve"> </w:t>
+      </w:r>
+      <w:r>
+        <w:t xml:space="preserve">21 (8): 1233–50.</w:t>
+      </w:r>
+      <w:r>
+        <w:t xml:space="preserve"> </w:t>
+      </w:r>
+      <w:hyperlink r:id="rId74">
+        <w:r>
+          <w:rPr>
+            <w:rStyle w:val="Hyperlink"/>
+          </w:rPr>
+          <w:t xml:space="preserve">https://doi.org/10.1029/wr021i008p01233</w:t>
+        </w:r>
+      </w:hyperlink>
+      <w:r>
+        <w:t xml:space="preserve">.</w:t>
+      </w:r>
+    </w:p>
+    <w:bookmarkEnd w:id="75"/>
+    <w:bookmarkStart w:id="77" w:name="ref-Lovejoy.1986"/>
+    <w:p>
+      <w:pPr>
+        <w:pStyle w:val="Bibliography"/>
+      </w:pPr>
+      <w:r>
+        <w:t xml:space="preserve">———. 1986.</w:t>
+      </w:r>
+      <w:r>
+        <w:t xml:space="preserve"> </w:t>
+      </w:r>
+      <w:r>
+        <w:t xml:space="preserve">“</w:t>
+      </w:r>
+      <w:r>
+        <w:t xml:space="preserve">Scale Invariance, Symmetries, Fractals, and Stochastic Simulations of Atmospheric Phenomena</w:t>
+      </w:r>
+      <w:r>
+        <w:t xml:space="preserve">.”</w:t>
+      </w:r>
+      <w:r>
+        <w:t xml:space="preserve"> </w:t>
+      </w:r>
+      <w:r>
+        <w:rPr>
+          <w:i/>
+          <w:iCs/>
+        </w:rPr>
+        <w:t xml:space="preserve">Bulletin of the American Meteorological Society</w:t>
+      </w:r>
+      <w:r>
+        <w:t xml:space="preserve"> </w:t>
+      </w:r>
+      <w:r>
+        <w:t xml:space="preserve">67 (1): 21–32.</w:t>
+      </w:r>
+      <w:r>
+        <w:t xml:space="preserve"> </w:t>
+      </w:r>
+      <w:hyperlink r:id="rId76">
+        <w:r>
+          <w:rPr>
+            <w:rStyle w:val="Hyperlink"/>
+          </w:rPr>
+          <w:t xml:space="preserve">https://doi.org/10.1175/1520-0477(1986)067&lt;0021:sisfas&gt;2.0.co;2</w:t>
+        </w:r>
+      </w:hyperlink>
+      <w:r>
+        <w:t xml:space="preserve">.</w:t>
+      </w:r>
+    </w:p>
+    <w:bookmarkEnd w:id="77"/>
+    <w:bookmarkStart w:id="79" w:name="ref-Mandelbrot.1968"/>
+    <w:p>
+      <w:pPr>
+        <w:pStyle w:val="Bibliography"/>
+      </w:pPr>
+      <w:r>
+        <w:t xml:space="preserve">Mandelbrot, Benoit B., and James R. Wallis. 1968.</w:t>
+      </w:r>
+      <w:r>
+        <w:t xml:space="preserve"> </w:t>
+      </w:r>
+      <w:r>
+        <w:t xml:space="preserve">“</w:t>
+      </w:r>
+      <w:r>
+        <w:t xml:space="preserve">Noah, Joseph, and Operational Hydrology</w:t>
+      </w:r>
+      <w:r>
+        <w:t xml:space="preserve">.”</w:t>
+      </w:r>
+      <w:r>
+        <w:t xml:space="preserve"> </w:t>
+      </w:r>
+      <w:r>
+        <w:rPr>
+          <w:i/>
+          <w:iCs/>
+        </w:rPr>
+        <w:t xml:space="preserve">Water Resources Research</w:t>
+      </w:r>
+      <w:r>
+        <w:t xml:space="preserve"> </w:t>
+      </w:r>
+      <w:r>
+        <w:t xml:space="preserve">4 (5): 909–18.</w:t>
+      </w:r>
+      <w:r>
+        <w:t xml:space="preserve"> </w:t>
+      </w:r>
+      <w:hyperlink r:id="rId78">
+        <w:r>
+          <w:rPr>
+            <w:rStyle w:val="Hyperlink"/>
+          </w:rPr>
+          <w:t xml:space="preserve">https://doi.org/10.1029/wr004i005p00909</w:t>
+        </w:r>
+      </w:hyperlink>
+      <w:r>
+        <w:t xml:space="preserve">.</w:t>
+      </w:r>
+    </w:p>
+    <w:bookmarkEnd w:id="79"/>
+    <w:bookmarkStart w:id="81" w:name="ref-Mascaro.2020"/>
+    <w:p>
+      <w:pPr>
+        <w:pStyle w:val="Bibliography"/>
+      </w:pPr>
+      <w:r>
+        <w:t xml:space="preserve">Mascaro, Giuseppe. 2020.</w:t>
+      </w:r>
+      <w:r>
+        <w:t xml:space="preserve"> </w:t>
+      </w:r>
+      <w:r>
+        <w:t xml:space="preserve">“</w:t>
+      </w:r>
+      <w:r>
+        <w:t xml:space="preserve">Comparison of Local, Regional, and Scaling Models for Rainfall Intensity–Duration–Frequency Analysis</w:t>
+      </w:r>
+      <w:r>
+        <w:t xml:space="preserve">.”</w:t>
+      </w:r>
+      <w:r>
+        <w:t xml:space="preserve"> </w:t>
+      </w:r>
+      <w:r>
+        <w:rPr>
+          <w:i/>
+          <w:iCs/>
+        </w:rPr>
+        <w:t xml:space="preserve">Journal of Applied Meteorology and Climatology</w:t>
+      </w:r>
+      <w:r>
+        <w:t xml:space="preserve"> </w:t>
+      </w:r>
+      <w:r>
+        <w:t xml:space="preserve">59 (9): 1519–36.</w:t>
+      </w:r>
+      <w:r>
+        <w:t xml:space="preserve"> </w:t>
+      </w:r>
+      <w:hyperlink r:id="rId80">
+        <w:r>
+          <w:rPr>
+            <w:rStyle w:val="Hyperlink"/>
+          </w:rPr>
+          <w:t xml:space="preserve">https://doi.org/10.1175/jamc-d-20-0094.1</w:t>
+        </w:r>
+      </w:hyperlink>
+      <w:r>
+        <w:t xml:space="preserve">.</w:t>
+      </w:r>
+    </w:p>
+    <w:bookmarkEnd w:id="81"/>
+    <w:bookmarkStart w:id="83" w:name="ref-Menabde.1997"/>
+    <w:p>
+      <w:pPr>
+        <w:pStyle w:val="Bibliography"/>
+      </w:pPr>
+      <w:r>
+        <w:t xml:space="preserve">Menabde, Merab, Daniel Harris, Alan Seed, Geoff Austin, and David Stow. 1997.</w:t>
+      </w:r>
+      <w:r>
+        <w:t xml:space="preserve"> </w:t>
+      </w:r>
+      <w:r>
+        <w:t xml:space="preserve">“</w:t>
+      </w:r>
+      <w:r>
+        <w:t xml:space="preserve">Multiscaling properties of rainfall and bounded random cascades</w:t>
+      </w:r>
+      <w:r>
+        <w:t xml:space="preserve">.”</w:t>
+      </w:r>
+      <w:r>
+        <w:t xml:space="preserve"> </w:t>
+      </w:r>
+      <w:r>
+        <w:rPr>
+          <w:i/>
+          <w:iCs/>
+        </w:rPr>
+        <w:t xml:space="preserve">Water Resources Research</w:t>
+      </w:r>
+      <w:r>
+        <w:t xml:space="preserve"> </w:t>
+      </w:r>
+      <w:r>
+        <w:t xml:space="preserve">33 (12): 2823–30.</w:t>
+      </w:r>
+      <w:r>
+        <w:t xml:space="preserve"> </w:t>
+      </w:r>
+      <w:hyperlink r:id="rId82">
+        <w:r>
+          <w:rPr>
+            <w:rStyle w:val="Hyperlink"/>
+          </w:rPr>
+          <w:t xml:space="preserve">https://doi.org/10.1029/97wr02006</w:t>
+        </w:r>
+      </w:hyperlink>
+      <w:r>
+        <w:t xml:space="preserve">.</w:t>
+      </w:r>
+    </w:p>
+    <w:bookmarkEnd w:id="83"/>
+    <w:bookmarkStart w:id="85" w:name="ref-Menabde.1999"/>
+    <w:p>
+      <w:pPr>
+        <w:pStyle w:val="Bibliography"/>
+      </w:pPr>
+      <w:r>
+        <w:t xml:space="preserve">Menabde, Merab, Alan Seed, and Geoff Pegram. 1999.</w:t>
+      </w:r>
+      <w:r>
+        <w:t xml:space="preserve"> </w:t>
+      </w:r>
+      <w:r>
+        <w:t xml:space="preserve">“</w:t>
+      </w:r>
+      <w:r>
+        <w:t xml:space="preserve">A simple scaling model for extreme rainfall</w:t>
+      </w:r>
+      <w:r>
+        <w:t xml:space="preserve">.”</w:t>
+      </w:r>
+      <w:r>
+        <w:t xml:space="preserve"> </w:t>
+      </w:r>
+      <w:r>
+        <w:rPr>
+          <w:i/>
+          <w:iCs/>
+        </w:rPr>
+        <w:t xml:space="preserve">Water Resources Research</w:t>
+      </w:r>
+      <w:r>
+        <w:t xml:space="preserve"> </w:t>
+      </w:r>
+      <w:r>
+        <w:t xml:space="preserve">35 (1): 335–39.</w:t>
+      </w:r>
+      <w:r>
+        <w:t xml:space="preserve"> </w:t>
+      </w:r>
+      <w:hyperlink r:id="rId84">
+        <w:r>
+          <w:rPr>
+            <w:rStyle w:val="Hyperlink"/>
+          </w:rPr>
+          <w:t xml:space="preserve">https://doi.org/10.1029/1998wr900012</w:t>
+        </w:r>
+      </w:hyperlink>
+      <w:r>
+        <w:t xml:space="preserve">.</w:t>
+      </w:r>
+    </w:p>
+    <w:bookmarkEnd w:id="85"/>
+    <w:bookmarkStart w:id="87" w:name="ref-Nguyen.1998"/>
+    <w:p>
+      <w:pPr>
+        <w:pStyle w:val="Bibliography"/>
+      </w:pPr>
+      <w:r>
+        <w:t xml:space="preserve">Nguyen, V. T. V., T. D. Nguyen, and H. Wang. 1998.</w:t>
+      </w:r>
+      <w:r>
+        <w:t xml:space="preserve"> </w:t>
+      </w:r>
+      <w:r>
+        <w:t xml:space="preserve">“</w:t>
+      </w:r>
+      <w:r>
+        <w:t xml:space="preserve">Regional estimation of short duration rainfall extremes</w:t>
+      </w:r>
+      <w:r>
+        <w:t xml:space="preserve">.”</w:t>
+      </w:r>
+      <w:r>
+        <w:t xml:space="preserve"> </w:t>
+      </w:r>
+      <w:r>
+        <w:rPr>
+          <w:i/>
+          <w:iCs/>
+        </w:rPr>
+        <w:t xml:space="preserve">Water Science and Technology</w:t>
+      </w:r>
+      <w:r>
+        <w:t xml:space="preserve"> </w:t>
+      </w:r>
+      <w:r>
+        <w:t xml:space="preserve">37 (11): 15–19.</w:t>
+      </w:r>
+      <w:r>
+        <w:t xml:space="preserve"> </w:t>
+      </w:r>
+      <w:hyperlink r:id="rId86">
+        <w:r>
+          <w:rPr>
+            <w:rStyle w:val="Hyperlink"/>
+          </w:rPr>
+          <w:t xml:space="preserve">https://doi.org/10.2166/wst.1998.0425</w:t>
+        </w:r>
+      </w:hyperlink>
+      <w:r>
+        <w:t xml:space="preserve">.</w:t>
+      </w:r>
+    </w:p>
+    <w:bookmarkEnd w:id="87"/>
+    <w:bookmarkStart w:id="89" w:name="ref-Papalexiou.2018"/>
+    <w:p>
+      <w:pPr>
+        <w:pStyle w:val="Bibliography"/>
+      </w:pPr>
+      <w:r>
+        <w:t xml:space="preserve">Papalexiou, Simon Michael, Amir AghaKouchak, and Efi Foufoula‐Georgiou. 2018.</w:t>
+      </w:r>
+      <w:r>
+        <w:t xml:space="preserve"> </w:t>
+      </w:r>
+      <w:r>
+        <w:t xml:space="preserve">“</w:t>
+      </w:r>
+      <w:r>
+        <w:t xml:space="preserve">A Diagnostic Framework for Understanding Climatology of Tails of Hourly Precipitation Extremes in the United States</w:t>
+      </w:r>
+      <w:r>
+        <w:t xml:space="preserve">.”</w:t>
+      </w:r>
+      <w:r>
+        <w:t xml:space="preserve"> </w:t>
+      </w:r>
+      <w:r>
+        <w:rPr>
+          <w:i/>
+          <w:iCs/>
+        </w:rPr>
+        <w:t xml:space="preserve">Water Resources Research</w:t>
+      </w:r>
+      <w:r>
+        <w:t xml:space="preserve"> </w:t>
+      </w:r>
+      <w:r>
+        <w:t xml:space="preserve">54 (9): 6725–38.</w:t>
+      </w:r>
+      <w:r>
+        <w:t xml:space="preserve"> </w:t>
+      </w:r>
+      <w:hyperlink r:id="rId88">
+        <w:r>
+          <w:rPr>
+            <w:rStyle w:val="Hyperlink"/>
+          </w:rPr>
+          <w:t xml:space="preserve">https://doi.org/10.1029/2018wr022732</w:t>
+        </w:r>
+      </w:hyperlink>
+      <w:r>
+        <w:t xml:space="preserve">.</w:t>
+      </w:r>
+    </w:p>
+    <w:bookmarkEnd w:id="89"/>
+    <w:bookmarkStart w:id="91" w:name="ref-Qin.2024"/>
+    <w:p>
+      <w:pPr>
+        <w:pStyle w:val="Bibliography"/>
+      </w:pPr>
+      <w:r>
+        <w:t xml:space="preserve">Qin, Xiaosheng, and Chao Dai. 2024.</w:t>
+      </w:r>
+      <w:r>
+        <w:t xml:space="preserve"> </w:t>
+      </w:r>
+      <w:r>
+        <w:t xml:space="preserve">“</w:t>
+      </w:r>
+      <w:r>
+        <w:t xml:space="preserve">Investigation of rainfall disaggregation with flexible timescales based on point process models</w:t>
+      </w:r>
+      <w:r>
+        <w:t xml:space="preserve">.”</w:t>
+      </w:r>
+      <w:r>
+        <w:t xml:space="preserve"> </w:t>
+      </w:r>
+      <w:r>
+        <w:rPr>
+          <w:i/>
+          <w:iCs/>
+        </w:rPr>
+        <w:t xml:space="preserve">Journal of Hydrology</w:t>
+      </w:r>
+      <w:r>
+        <w:t xml:space="preserve"> </w:t>
+      </w:r>
+      <w:r>
+        <w:t xml:space="preserve">634: 131101.</w:t>
+      </w:r>
+      <w:r>
+        <w:t xml:space="preserve"> </w:t>
+      </w:r>
+      <w:hyperlink r:id="rId90">
+        <w:r>
+          <w:rPr>
+            <w:rStyle w:val="Hyperlink"/>
+          </w:rPr>
+          <w:t xml:space="preserve">https://doi.org/10.1016/j.jhydrol.2024.131101</w:t>
+        </w:r>
+      </w:hyperlink>
+      <w:r>
+        <w:t xml:space="preserve">.</w:t>
+      </w:r>
+    </w:p>
+    <w:bookmarkEnd w:id="91"/>
+    <w:bookmarkStart w:id="93" w:name="ref-Requena.2021"/>
+    <w:p>
+      <w:pPr>
+        <w:pStyle w:val="Bibliography"/>
+      </w:pPr>
+      <w:r>
+        <w:t xml:space="preserve">Requena, Ana I., Truong-Huy Nguyen, Donald H. Burn, Paulin Coulibaly, and Van-Thanh-Van Nguyen. 2021.</w:t>
+      </w:r>
+      <w:r>
+        <w:t xml:space="preserve"> </w:t>
+      </w:r>
+      <w:r>
+        <w:t xml:space="preserve">“</w:t>
+      </w:r>
+      <w:r>
+        <w:t xml:space="preserve">A temporal downscaling approach for sub-daily gridded extreme rainfall intensity estimation under climate change</w:t>
+      </w:r>
+      <w:r>
+        <w:t xml:space="preserve">.”</w:t>
+      </w:r>
+      <w:r>
+        <w:t xml:space="preserve"> </w:t>
+      </w:r>
+      <w:r>
+        <w:rPr>
+          <w:i/>
+          <w:iCs/>
+        </w:rPr>
+        <w:t xml:space="preserve">Journal of Hydrology: Regional Studies</w:t>
+      </w:r>
+      <w:r>
+        <w:t xml:space="preserve"> </w:t>
+      </w:r>
+      <w:r>
+        <w:t xml:space="preserve">35: 100811.</w:t>
+      </w:r>
+      <w:r>
+        <w:t xml:space="preserve"> </w:t>
+      </w:r>
+      <w:hyperlink r:id="rId92">
+        <w:r>
+          <w:rPr>
+            <w:rStyle w:val="Hyperlink"/>
+          </w:rPr>
+          <w:t xml:space="preserve">https://doi.org/10.1016/j.ejrh.2021.100811</w:t>
+        </w:r>
+      </w:hyperlink>
+      <w:r>
+        <w:t xml:space="preserve">.</w:t>
+      </w:r>
+    </w:p>
+    <w:bookmarkEnd w:id="93"/>
+    <w:bookmarkStart w:id="95" w:name="ref-Rodrigues.2023"/>
+    <w:p>
+      <w:pPr>
+        <w:pStyle w:val="Bibliography"/>
+      </w:pPr>
+      <w:r>
+        <w:t xml:space="preserve">Rodrigues, Guilherme, Wilson Fernandes, Veber Costa, and Eber Pinto. 2023.</w:t>
+      </w:r>
+      <w:r>
+        <w:t xml:space="preserve"> </w:t>
+      </w:r>
+      <w:r>
+        <w:t xml:space="preserve">“</w:t>
+      </w:r>
+      <w:r>
+        <w:t xml:space="preserve">Utilizing the Scale Invariance Principle for Deriving a Regional Intensity-Duration-Frequency Relationship in the Metropolitan Region of Belo Horizonte, Brazil</w:t>
+      </w:r>
+      <w:r>
+        <w:t xml:space="preserve">.”</w:t>
+      </w:r>
+      <w:r>
+        <w:t xml:space="preserve"> </w:t>
+      </w:r>
+      <w:r>
+        <w:rPr>
+          <w:i/>
+          <w:iCs/>
+        </w:rPr>
+        <w:t xml:space="preserve">Journal of Hydrologic Engineering</w:t>
+      </w:r>
+      <w:r>
+        <w:t xml:space="preserve"> </w:t>
+      </w:r>
+      <w:r>
+        <w:t xml:space="preserve">28 (7): 05023010.</w:t>
+      </w:r>
+      <w:r>
+        <w:t xml:space="preserve"> </w:t>
+      </w:r>
+      <w:hyperlink r:id="rId94">
+        <w:r>
+          <w:rPr>
+            <w:rStyle w:val="Hyperlink"/>
+          </w:rPr>
+          <w:t xml:space="preserve">https://doi.org/10.1061/jhyeff.heeng-5934</w:t>
+        </w:r>
+      </w:hyperlink>
+      <w:r>
+        <w:t xml:space="preserve">.</w:t>
+      </w:r>
+    </w:p>
+    <w:bookmarkEnd w:id="95"/>
+    <w:bookmarkStart w:id="97" w:name="ref-Sane.2018"/>
+    <w:p>
+      <w:pPr>
+        <w:pStyle w:val="Bibliography"/>
+      </w:pPr>
+      <w:r>
+        <w:t xml:space="preserve">Sane, Youssouph, Geremy Panthou, Ansoumana Bodian, Theo Vischel, Thierry Lebel, Honore Dacosta, Guillaume Quantin, et al. 2018.</w:t>
+      </w:r>
+      <w:r>
+        <w:t xml:space="preserve"> </w:t>
+      </w:r>
+      <w:r>
+        <w:t xml:space="preserve">“</w:t>
+      </w:r>
+      <w:r>
+        <w:t xml:space="preserve">Intensity–duration–frequency (IDF) rainfall curves in Senegal</w:t>
+      </w:r>
+      <w:r>
+        <w:t xml:space="preserve">.”</w:t>
+      </w:r>
+      <w:r>
+        <w:t xml:space="preserve"> </w:t>
+      </w:r>
+      <w:r>
+        <w:rPr>
+          <w:i/>
+          <w:iCs/>
+        </w:rPr>
+        <w:t xml:space="preserve">Natural Hazards and Earth System Sciences</w:t>
+      </w:r>
+      <w:r>
+        <w:t xml:space="preserve"> </w:t>
+      </w:r>
+      <w:r>
+        <w:t xml:space="preserve">18 (7): 1849–66.</w:t>
+      </w:r>
+      <w:r>
+        <w:t xml:space="preserve"> </w:t>
+      </w:r>
+      <w:hyperlink r:id="rId96">
+        <w:r>
+          <w:rPr>
+            <w:rStyle w:val="Hyperlink"/>
+          </w:rPr>
+          <w:t xml:space="preserve">https://doi.org/10.5194/nhess-18-1849-2018</w:t>
+        </w:r>
+      </w:hyperlink>
+      <w:r>
+        <w:t xml:space="preserve">.</w:t>
+      </w:r>
+    </w:p>
+    <w:bookmarkEnd w:id="97"/>
+    <w:bookmarkStart w:id="99" w:name="ref-Stephenson.2016"/>
+    <w:p>
+      <w:pPr>
+        <w:pStyle w:val="Bibliography"/>
+      </w:pPr>
+      <w:r>
+        <w:t xml:space="preserve">Stephenson, Alec G., Eric A. Lehmann, and Aloke Phatak. 2016.</w:t>
+      </w:r>
+      <w:r>
+        <w:t xml:space="preserve"> </w:t>
+      </w:r>
+      <w:r>
+        <w:t xml:space="preserve">“</w:t>
+      </w:r>
+      <w:r>
+        <w:t xml:space="preserve">A max-stable process model for rainfall extremes at different accumulation durations</w:t>
+      </w:r>
+      <w:r>
+        <w:t xml:space="preserve">.”</w:t>
+      </w:r>
+      <w:r>
+        <w:t xml:space="preserve"> </w:t>
+      </w:r>
+      <w:r>
+        <w:rPr>
+          <w:i/>
+          <w:iCs/>
+        </w:rPr>
+        <w:t xml:space="preserve">Weather and Climate Extremes</w:t>
+      </w:r>
+      <w:r>
+        <w:t xml:space="preserve"> </w:t>
+      </w:r>
+      <w:r>
+        <w:t xml:space="preserve">13: 44–53.</w:t>
+      </w:r>
+      <w:r>
+        <w:t xml:space="preserve"> </w:t>
+      </w:r>
+      <w:hyperlink r:id="rId98">
+        <w:r>
+          <w:rPr>
+            <w:rStyle w:val="Hyperlink"/>
+          </w:rPr>
+          <w:t xml:space="preserve">https://doi.org/10.1016/j.wace.2016.07.002</w:t>
+        </w:r>
+      </w:hyperlink>
+      <w:r>
+        <w:t xml:space="preserve">.</w:t>
+      </w:r>
+    </w:p>
+    <w:bookmarkEnd w:id="99"/>
+    <w:bookmarkStart w:id="101" w:name="ref-Tayşi.2021"/>
+    <w:p>
+      <w:pPr>
+        <w:pStyle w:val="Bibliography"/>
+      </w:pPr>
+      <w:r>
+        <w:t xml:space="preserve">Tayşi, H, and M Özger. 2021.</w:t>
+      </w:r>
+      <w:r>
+        <w:t xml:space="preserve"> </w:t>
+      </w:r>
+      <w:r>
+        <w:t xml:space="preserve">“</w:t>
+      </w:r>
+      <w:r>
+        <w:t xml:space="preserve">Disaggregation of future GCMs to generate IDF curves for the assessment of urban floods</w:t>
+      </w:r>
+      <w:r>
+        <w:t xml:space="preserve">.”</w:t>
+      </w:r>
+      <w:r>
+        <w:t xml:space="preserve"> </w:t>
+      </w:r>
+      <w:r>
+        <w:rPr>
+          <w:i/>
+          <w:iCs/>
+        </w:rPr>
+        <w:t xml:space="preserve">Journal of Water and Climate Change</w:t>
+      </w:r>
+      <w:r>
+        <w:t xml:space="preserve"> </w:t>
+      </w:r>
+      <w:r>
+        <w:t xml:space="preserve">13 (2): 684–706.</w:t>
+      </w:r>
+      <w:r>
+        <w:t xml:space="preserve"> </w:t>
+      </w:r>
+      <w:hyperlink r:id="rId100">
+        <w:r>
+          <w:rPr>
+            <w:rStyle w:val="Hyperlink"/>
+          </w:rPr>
+          <w:t xml:space="preserve">https://doi.org/10.2166/wcc.2021.241</w:t>
+        </w:r>
+      </w:hyperlink>
+      <w:r>
+        <w:t xml:space="preserve">.</w:t>
+      </w:r>
+    </w:p>
+    <w:bookmarkEnd w:id="101"/>
+    <w:bookmarkStart w:id="103" w:name="ref-Vorobevskii.2023"/>
+    <w:p>
+      <w:pPr>
+        <w:pStyle w:val="Bibliography"/>
+      </w:pPr>
+      <w:r>
+        <w:t xml:space="preserve">Vorobevskii, Ivan, Jeongha Park, Dongkyun Kim, Klemens Barfus, and Rico Kronenberg. 2023.</w:t>
+      </w:r>
+      <w:r>
+        <w:t xml:space="preserve"> </w:t>
+      </w:r>
+      <w:r>
+        <w:t xml:space="preserve">“</w:t>
+      </w:r>
+      <w:r>
+        <w:t xml:space="preserve">Simulating sub-hourly rainfall data for current and future periods using two statistical disaggregation models: case studies from Germany and South Korea</w:t>
+      </w:r>
+      <w:r>
+        <w:t xml:space="preserve">.”</w:t>
+      </w:r>
+      <w:r>
+        <w:t xml:space="preserve"> </w:t>
+      </w:r>
+      <w:r>
+        <w:rPr>
+          <w:i/>
+          <w:iCs/>
+        </w:rPr>
+        <w:t xml:space="preserve">Hydrology and Earth System Sciences</w:t>
+      </w:r>
+      <w:r>
+        <w:t xml:space="preserve"> </w:t>
+      </w:r>
+      <w:r>
+        <w:t xml:space="preserve">28 (2): 391–416.</w:t>
+      </w:r>
+      <w:r>
+        <w:t xml:space="preserve"> </w:t>
+      </w:r>
+      <w:hyperlink r:id="rId102">
+        <w:r>
+          <w:rPr>
+            <w:rStyle w:val="Hyperlink"/>
+          </w:rPr>
+          <w:t xml:space="preserve">https://doi.org/10.5194/hess-28-391-2024</w:t>
+        </w:r>
+      </w:hyperlink>
+      <w:r>
+        <w:t xml:space="preserve">.</w:t>
+      </w:r>
+    </w:p>
+    <w:bookmarkEnd w:id="103"/>
+    <w:bookmarkStart w:id="105" w:name="ref-Vyver.2018"/>
+    <w:p>
+      <w:pPr>
+        <w:pStyle w:val="Bibliography"/>
+      </w:pPr>
+      <w:r>
+        <w:t xml:space="preserve">Vyver, Hans Van de. 2018.</w:t>
+      </w:r>
+      <w:r>
+        <w:t xml:space="preserve"> </w:t>
+      </w:r>
+      <w:r>
+        <w:t xml:space="preserve">“</w:t>
+      </w:r>
+      <w:r>
+        <w:t xml:space="preserve">A multiscaling‐based intensity–duration–frequency model for extreme precipitation</w:t>
+      </w:r>
+      <w:r>
+        <w:t xml:space="preserve">.”</w:t>
+      </w:r>
+      <w:r>
+        <w:t xml:space="preserve"> </w:t>
+      </w:r>
+      <w:r>
+        <w:rPr>
+          <w:i/>
+          <w:iCs/>
+        </w:rPr>
+        <w:t xml:space="preserve">Hydrological Processes</w:t>
+      </w:r>
+      <w:r>
+        <w:t xml:space="preserve"> </w:t>
+      </w:r>
+      <w:r>
+        <w:t xml:space="preserve">32 (11): 1635–47.</w:t>
+      </w:r>
+      <w:r>
+        <w:t xml:space="preserve"> </w:t>
+      </w:r>
+      <w:hyperlink r:id="rId104">
+        <w:r>
+          <w:rPr>
+            <w:rStyle w:val="Hyperlink"/>
+          </w:rPr>
+          <w:t xml:space="preserve">https://doi.org/10.1002/hyp.11516</w:t>
+        </w:r>
+      </w:hyperlink>
+      <w:r>
+        <w:t xml:space="preserve">.</w:t>
+      </w:r>
+    </w:p>
+    <w:bookmarkEnd w:id="105"/>
+    <w:bookmarkStart w:id="107" w:name="ref-Wang.2024"/>
+    <w:p>
+      <w:pPr>
+        <w:pStyle w:val="Bibliography"/>
+      </w:pPr>
+      <w:r>
+        <w:t xml:space="preserve">Wang, Zijie, Robert L. Wilby, and Dapeng Yu. 2024.</w:t>
+      </w:r>
+      <w:r>
+        <w:t xml:space="preserve"> </w:t>
+      </w:r>
+      <w:r>
+        <w:t xml:space="preserve">“</w:t>
+      </w:r>
+      <w:r>
+        <w:t xml:space="preserve">Spatial and temporal scaling of extreme rainfall in the United Kingdom</w:t>
+      </w:r>
+      <w:r>
+        <w:t xml:space="preserve">.”</w:t>
+      </w:r>
+      <w:r>
+        <w:t xml:space="preserve"> </w:t>
+      </w:r>
+      <w:r>
+        <w:rPr>
+          <w:i/>
+          <w:iCs/>
+        </w:rPr>
+        <w:t xml:space="preserve">International Journal of Climatology</w:t>
+      </w:r>
+      <w:r>
+        <w:t xml:space="preserve"> </w:t>
+      </w:r>
+      <w:r>
+        <w:t xml:space="preserve">44 (1): 286–304.</w:t>
+      </w:r>
+      <w:r>
+        <w:t xml:space="preserve"> </w:t>
+      </w:r>
+      <w:hyperlink r:id="rId106">
+        <w:r>
+          <w:rPr>
+            <w:rStyle w:val="Hyperlink"/>
+          </w:rPr>
+          <w:t xml:space="preserve">https://doi.org/10.1002/joc.8330</w:t>
+        </w:r>
+      </w:hyperlink>
+      <w:r>
+        <w:t xml:space="preserve">.</w:t>
+      </w:r>
+    </w:p>
+    <w:bookmarkEnd w:id="107"/>
+    <w:bookmarkStart w:id="109" w:name="ref-Yeo.2021"/>
+    <w:p>
+      <w:pPr>
+        <w:pStyle w:val="Bibliography"/>
+      </w:pPr>
+      <w:r>
+        <w:t xml:space="preserve">Yeo, Myeong‐Ho, Van‐Thanh‐Van Nguyen, and Theodore A. Kpodonu. 2021.</w:t>
+      </w:r>
+      <w:r>
+        <w:t xml:space="preserve"> </w:t>
+      </w:r>
+      <w:r>
+        <w:t xml:space="preserve">“</w:t>
+      </w:r>
+      <w:r>
+        <w:t xml:space="preserve">Characterizing extreme rainfalls and constructing confidence intervals for IDF curves using Scaling‐GEV distribution model</w:t>
+      </w:r>
+      <w:r>
+        <w:t xml:space="preserve">.”</w:t>
+      </w:r>
+      <w:r>
+        <w:t xml:space="preserve"> </w:t>
+      </w:r>
+      <w:r>
+        <w:rPr>
+          <w:i/>
+          <w:iCs/>
+        </w:rPr>
+        <w:t xml:space="preserve">International Journal of Climatology</w:t>
+      </w:r>
+      <w:r>
+        <w:t xml:space="preserve"> </w:t>
+      </w:r>
+      <w:r>
+        <w:t xml:space="preserve">41 (1): 456–68.</w:t>
+      </w:r>
+      <w:r>
+        <w:t xml:space="preserve"> </w:t>
+      </w:r>
+      <w:hyperlink r:id="rId108">
+        <w:r>
+          <w:rPr>
+            <w:rStyle w:val="Hyperlink"/>
+          </w:rPr>
+          <w:t xml:space="preserve">https://doi.org/10.1002/joc.6631</w:t>
+        </w:r>
+      </w:hyperlink>
+      <w:r>
+        <w:t xml:space="preserve">.</w:t>
+      </w:r>
+    </w:p>
+    <w:bookmarkEnd w:id="109"/>
+    <w:bookmarkEnd w:id="110"/>
+    <w:bookmarkEnd w:id="111"/>
+    <w:bookmarkEnd w:id="112"/>
+    <w:bookmarkStart w:id="113" w:name="noção-de-invariância-de-escala"/>
     <w:p>
       <w:pPr>
         <w:pStyle w:val="Heading2"/>
@@ -29172,7 +31984,7 @@
         <w:t xml:space="preserve">.</w:t>
       </w:r>
     </w:p>
-    <w:bookmarkEnd w:id="28"/>
+    <w:bookmarkEnd w:id="113"/>
     <w:sectPr/>
   </w:body>
 </w:document>
@@ -29382,126 +32194,11 @@
       </w:rPr>
     </w:lvl>
   </w:abstractNum>
-  <w:abstractNum w:abstractNumId="99415">
-    <w:nsid w:val="00A99415"/>
-    <w:multiLevelType w:val="multilevel"/>
-    <w:lvl w:ilvl="0">
-      <w:start w:val="5"/>
-      <w:numFmt w:val="decimal"/>
-      <w:lvlText w:val="%1."/>
-      <w:lvlJc w:val="left"/>
-      <w:pPr>
-        <w:ind w:left="720" w:hanging="360"/>
-      </w:pPr>
-    </w:lvl>
-    <w:lvl w:ilvl="1">
-      <w:start w:val="5"/>
-      <w:numFmt w:val="decimal"/>
-      <w:lvlText w:val="%2."/>
-      <w:lvlJc w:val="left"/>
-      <w:pPr>
-        <w:ind w:left="1440" w:hanging="360"/>
-      </w:pPr>
-    </w:lvl>
-    <w:lvl w:ilvl="2">
-      <w:start w:val="5"/>
-      <w:numFmt w:val="decimal"/>
-      <w:lvlText w:val="%3."/>
-      <w:lvlJc w:val="left"/>
-      <w:pPr>
-        <w:ind w:left="2160" w:hanging="360"/>
-      </w:pPr>
-    </w:lvl>
-    <w:lvl w:ilvl="3">
-      <w:start w:val="5"/>
-      <w:numFmt w:val="decimal"/>
-      <w:lvlText w:val="%4."/>
-      <w:lvlJc w:val="left"/>
-      <w:pPr>
-        <w:ind w:left="2880" w:hanging="360"/>
-      </w:pPr>
-    </w:lvl>
-    <w:lvl w:ilvl="4">
-      <w:start w:val="5"/>
-      <w:numFmt w:val="decimal"/>
-      <w:lvlText w:val="%5."/>
-      <w:lvlJc w:val="left"/>
-      <w:pPr>
-        <w:ind w:left="3600" w:hanging="360"/>
-      </w:pPr>
-    </w:lvl>
-    <w:lvl w:ilvl="5">
-      <w:start w:val="5"/>
-      <w:numFmt w:val="decimal"/>
-      <w:lvlText w:val="%6."/>
-      <w:lvlJc w:val="left"/>
-      <w:pPr>
-        <w:ind w:left="4320" w:hanging="360"/>
-      </w:pPr>
-    </w:lvl>
-    <w:lvl w:ilvl="6">
-      <w:start w:val="5"/>
-      <w:numFmt w:val="decimal"/>
-      <w:lvlText w:val="%7."/>
-      <w:lvlJc w:val="left"/>
-      <w:pPr>
-        <w:ind w:left="5040" w:hanging="360"/>
-      </w:pPr>
-    </w:lvl>
-    <w:lvl w:ilvl="7">
-      <w:start w:val="5"/>
-      <w:numFmt w:val="decimal"/>
-      <w:lvlText w:val="%8."/>
-      <w:lvlJc w:val="left"/>
-      <w:pPr>
-        <w:ind w:left="5760" w:hanging="360"/>
-      </w:pPr>
-    </w:lvl>
-    <w:lvl w:ilvl="8">
-      <w:start w:val="5"/>
-      <w:numFmt w:val="decimal"/>
-      <w:lvlText w:val="%9."/>
-      <w:lvlJc w:val="left"/>
-      <w:pPr>
-        <w:ind w:left="6480" w:hanging="360"/>
-      </w:pPr>
-    </w:lvl>
-  </w:abstractNum>
   <w:num w:numId="1000">
     <w:abstractNumId w:val="990"/>
   </w:num>
   <w:num w:numId="1001">
     <w:abstractNumId w:val="991"/>
-  </w:num>
-  <w:num w:numId="1002">
-    <w:abstractNumId w:val="99415"/>
-    <w:lvlOverride w:ilvl="0">
-      <w:startOverride w:val="5"/>
-    </w:lvlOverride>
-    <w:lvlOverride w:ilvl="1">
-      <w:startOverride w:val="5"/>
-    </w:lvlOverride>
-    <w:lvlOverride w:ilvl="2">
-      <w:startOverride w:val="5"/>
-    </w:lvlOverride>
-    <w:lvlOverride w:ilvl="3">
-      <w:startOverride w:val="5"/>
-    </w:lvlOverride>
-    <w:lvlOverride w:ilvl="4">
-      <w:startOverride w:val="5"/>
-    </w:lvlOverride>
-    <w:lvlOverride w:ilvl="5">
-      <w:startOverride w:val="5"/>
-    </w:lvlOverride>
-    <w:lvlOverride w:ilvl="6">
-      <w:startOverride w:val="5"/>
-    </w:lvlOverride>
-    <w:lvlOverride w:ilvl="7">
-      <w:startOverride w:val="5"/>
-    </w:lvlOverride>
-    <w:lvlOverride w:ilvl="8">
-      <w:startOverride w:val="5"/>
-    </w:lvlOverride>
   </w:num>
 </w:numbering>
 </file>

--- a/_site/desagregacao_temporal.docx
+++ b/_site/desagregacao_temporal.docx
@@ -26723,7 +26723,7 @@
         <w:pStyle w:val="BodyText"/>
       </w:pPr>
       <w:r>
-        <w:t xml:space="preserve">Quando é necessário modelar explicitamente a dependência espacial dos extremos, os processos max-estáveis são uma alternativa, pois dispensam a suposição de independência condicional dos dados. Stephenson et al.</w:t>
+        <w:t xml:space="preserve">Quando é necessário modelar explicitamente a dependência espacial dos extremos, os processos máximo-estável são uma alternativa, pois dispensam a suposição de independência condicional dos dados. Stephenson et al.</w:t>
       </w:r>
       <w:r>
         <w:t xml:space="preserve"> </w:t>
@@ -27481,7 +27481,7 @@
         <w:pStyle w:val="FirstParagraph"/>
       </w:pPr>
       <w:r>
-        <w:t xml:space="preserve">e a dependência conjunta é modelada por um processo max-estável tipo Reich–Shaby, cuja Função de Distribuição Conjunta é</w:t>
+        <w:t xml:space="preserve">e a dependência conjunta é modelada por um processo máximo-estável tipo Reich–Shaby, cuja Função de Distribuição Conjunta é</w:t>
       </w:r>
     </w:p>
     <w:p>
@@ -29486,7 +29486,7 @@
         <w:t xml:space="preserve"> </w:t>
       </w:r>
       <w:r>
-        <w:t xml:space="preserve">propõem um modelo de valores extremos espacial que combina a variabilidade de chuva extrema em múltiplas durações com a teoria de processos max-estáveis, visando estimar probabilidades condicionais de cheias entre bacias com tempos de resposta distintos. O artigo define um conjunto comum de parâmetros marginais (para a GEV) entre durações seguindo a formulação de Koutsoyiannis et al.</w:t>
+        <w:t xml:space="preserve">propõem um modelo de valores extremos espacial que combina a variabilidade de chuva extrema em múltiplas durações com a teoria de processos máximo-estável, visando estimar probabilidades condicionais de cheias entre bacias com tempos de resposta distintos. O artigo define um conjunto comum de parâmetros marginais (para a GEV) entre durações seguindo a formulação de Koutsoyiannis et al.</w:t>
       </w:r>
       <w:r>
         <w:t xml:space="preserve"> </w:t>
@@ -29649,7 +29649,7 @@
         <w:t xml:space="preserve">thin-plate splines</w:t>
       </w:r>
       <w:r>
-        <w:t xml:space="preserve">), gerando superfícies contínuas que permitem prever os parâmetros GEV em locais sem dados subdiários; (iii) usando as marginais, todas as séries (e durações) são transformadas para Fréchet padrão, o que coloca as durações numa base comum e facilita comparar/extender informação entre janelas; (iv) ajusta-se então um processo max-estável</w:t>
+        <w:t xml:space="preserve">), gerando superfícies contínuas que permitem prever os parâmetros GEV em locais sem dados subdiários; (iii) usando as marginais, todas as séries (e durações) são transformadas para Fréchet padrão, o que coloca as durações numa base comum e facilita comparar/extender informação entre janelas; (iv) ajusta-se então um processo máximo-estável</w:t>
       </w:r>
       <w:r>
         <w:t xml:space="preserve"> </w:t>

--- a/_site/desagregacao_temporal.docx
+++ b/_site/desagregacao_temporal.docx
@@ -18,7 +18,7 @@
         <w:t xml:space="preserve">Dirceu S. Reis Jr.</w:t>
       </w:r>
     </w:p>
-    <w:bookmarkStart w:id="112" w:name="sec.desagregacao"/>
+    <w:bookmarkStart w:id="115" w:name="sec.desagregacao"/>
     <w:p>
       <w:pPr>
         <w:pStyle w:val="Heading2"/>
@@ -3932,7 +3932,7 @@
       </w:r>
     </w:p>
     <w:bookmarkEnd w:id="24"/>
-    <w:bookmarkStart w:id="25" w:name="subsec.invariancia"/>
+    <w:bookmarkStart w:id="28" w:name="subsec.invariancia"/>
     <w:p>
       <w:pPr>
         <w:pStyle w:val="Heading3"/>
@@ -10403,31 +10403,53 @@
         <w:t xml:space="preserve">de extremos de durações subdiárias a partir de informação diária, mantendo a consistência entre durações exigida por DDF/IDF baseadas em invariância de escala.</w:t>
       </w:r>
     </w:p>
-    <w:tbl>
-      <w:tblPr>
-        <w:tblStyle w:val="FigureTable"/>
-        <w:tblW w:type="auto" w:w="0"/>
-        <w:jc w:val="center"/>
-        <w:tblLook w:firstRow="0" w:lastRow="0" w:firstColumn="0" w:lastColumn="0"/>
-      </w:tblPr>
-      <w:tblGrid>
-        <w:gridCol w:w="7920"/>
-      </w:tblGrid>
-      <w:tr>
-        <w:tc>
-          <w:tcPr/>
-          <w:p>
-            <w:pPr>
-              <w:pStyle w:val="Compact"/>
-              <w:jc w:val="center"/>
-            </w:pPr>
-            <w:r>
-              <w:t xml:space="preserve">Menabde_Fig4</w:t>
-            </w:r>
-          </w:p>
-        </w:tc>
-      </w:tr>
-    </w:tbl>
+    <w:p>
+      <w:pPr>
+        <w:pStyle w:val="CaptionedFigure"/>
+      </w:pPr>
+      <w:r>
+        <w:drawing>
+          <wp:inline>
+            <wp:extent cx="3665284" cy="5309667"/>
+            <wp:effectExtent b="0" l="0" r="0" t="0"/>
+            <wp:docPr descr="Menabde_Fig4" title="" id="26" name="Picture"/>
+            <a:graphic>
+              <a:graphicData uri="http://schemas.openxmlformats.org/drawingml/2006/picture">
+                <pic:pic>
+                  <pic:nvPicPr>
+                    <pic:cNvPr descr="figuras/Menabde_Fig4.png" id="27" name="Picture"/>
+                    <pic:cNvPicPr>
+                      <a:picLocks noChangeArrowheads="1" noChangeAspect="1"/>
+                    </pic:cNvPicPr>
+                  </pic:nvPicPr>
+                  <pic:blipFill>
+                    <a:blip r:embed="rId25"/>
+                    <a:stretch>
+                      <a:fillRect/>
+                    </a:stretch>
+                  </pic:blipFill>
+                  <pic:spPr bwMode="auto">
+                    <a:xfrm>
+                      <a:off x="0" y="0"/>
+                      <a:ext cx="3665284" cy="5309667"/>
+                    </a:xfrm>
+                    <a:prstGeom prst="rect">
+                      <a:avLst/>
+                    </a:prstGeom>
+                    <a:noFill/>
+                    <a:ln w="9525">
+                      <a:noFill/>
+                      <a:headEnd/>
+                      <a:tailEnd/>
+                    </a:ln>
+                  </pic:spPr>
+                </pic:pic>
+              </a:graphicData>
+            </a:graphic>
+          </wp:inline>
+        </w:drawing>
+      </w:r>
+    </w:p>
     <w:p>
       <w:pPr>
         <w:pStyle w:val="ImageCaption"/>
@@ -20349,8 +20371,8 @@
         <w:t xml:space="preserve">. Em síntese, o trabalho estende a invariância de escala para uma curva de três parâmetros com duração ajustada, fornece um procedimento de calibração robusto e reduz a parametrização necessária para múltiplos períodos de retorno mantendo consistência estatística entre durações.</w:t>
       </w:r>
     </w:p>
-    <w:bookmarkEnd w:id="25"/>
-    <w:bookmarkStart w:id="26" w:name="técnicas-não-paramétricas-reamostragem"/>
+    <w:bookmarkEnd w:id="28"/>
+    <w:bookmarkStart w:id="29" w:name="técnicas-não-paramétricas-reamostragem"/>
     <w:p>
       <w:pPr>
         <w:pStyle w:val="Heading3"/>
@@ -23534,8 +23556,8 @@
         <w:t xml:space="preserve">para não distorcer as marginais. Os autores demonstram o método em precipitação mensal para horária e em séries com tendências, evidenciando desempenho e robustez. Em contextos com dados finos escassos, o DiPMaC pode ser acoplado a estruturas espaciais para produzir campos subdiários.</w:t>
       </w:r>
     </w:p>
-    <w:bookmarkEnd w:id="26"/>
-    <w:bookmarkStart w:id="27" w:name="modelagem-hierárquica-de-extremos"/>
+    <w:bookmarkEnd w:id="29"/>
+    <w:bookmarkStart w:id="30" w:name="modelagem-hierárquica-de-extremos"/>
     <w:p>
       <w:pPr>
         <w:pStyle w:val="Heading3"/>
@@ -29704,8 +29726,8 @@
         <w:t xml:space="preserve">apresentam uma síntese abrangente de métodos e aplicações (máximos anuais, picos acima de um limiar, precipitação máxima provável, não-estacionariedade, IDFs, incerteza e variabilidade espacial), útil como guia metodológico por região/clima.</w:t>
       </w:r>
     </w:p>
-    <w:bookmarkEnd w:id="27"/>
-    <w:bookmarkStart w:id="111" w:name="referências"/>
+    <w:bookmarkEnd w:id="30"/>
+    <w:bookmarkStart w:id="114" w:name="referências"/>
     <w:p>
       <w:pPr>
         <w:pStyle w:val="Heading3"/>
@@ -29714,8 +29736,8 @@
         <w:t xml:space="preserve">1.6 Referências</w:t>
       </w:r>
     </w:p>
-    <w:bookmarkStart w:id="110" w:name="refs"/>
-    <w:bookmarkStart w:id="29" w:name="ref-Abreu.2022"/>
+    <w:bookmarkStart w:id="113" w:name="refs"/>
+    <w:bookmarkStart w:id="32" w:name="ref-Abreu.2022"/>
     <w:p>
       <w:pPr>
         <w:pStyle w:val="Bibliography"/>
@@ -29754,7 +29776,7 @@
       <w:r>
         <w:t xml:space="preserve"> </w:t>
       </w:r>
-      <w:hyperlink r:id="rId28">
+      <w:hyperlink r:id="rId31">
         <w:r>
           <w:rPr>
             <w:rStyle w:val="Hyperlink"/>
@@ -29766,8 +29788,8 @@
         <w:t xml:space="preserve">.</w:t>
       </w:r>
     </w:p>
-    <w:bookmarkEnd w:id="29"/>
-    <w:bookmarkStart w:id="31" w:name="ref-Aguilar.2020"/>
+    <w:bookmarkEnd w:id="32"/>
+    <w:bookmarkStart w:id="34" w:name="ref-Aguilar.2020"/>
     <w:p>
       <w:pPr>
         <w:pStyle w:val="Bibliography"/>
@@ -29806,7 +29828,7 @@
       <w:r>
         <w:t xml:space="preserve"> </w:t>
       </w:r>
-      <w:hyperlink r:id="rId30">
+      <w:hyperlink r:id="rId33">
         <w:r>
           <w:rPr>
             <w:rStyle w:val="Hyperlink"/>
@@ -29818,8 +29840,8 @@
         <w:t xml:space="preserve">.</w:t>
       </w:r>
     </w:p>
-    <w:bookmarkEnd w:id="31"/>
-    <w:bookmarkStart w:id="33" w:name="ref-Baldassarre.2006"/>
+    <w:bookmarkEnd w:id="34"/>
+    <w:bookmarkStart w:id="36" w:name="ref-Baldassarre.2006"/>
     <w:p>
       <w:pPr>
         <w:pStyle w:val="Bibliography"/>
@@ -29858,7 +29880,7 @@
       <w:r>
         <w:t xml:space="preserve"> </w:t>
       </w:r>
-      <w:hyperlink r:id="rId32">
+      <w:hyperlink r:id="rId35">
         <w:r>
           <w:rPr>
             <w:rStyle w:val="Hyperlink"/>
@@ -29870,8 +29892,8 @@
         <w:t xml:space="preserve">.</w:t>
       </w:r>
     </w:p>
-    <w:bookmarkEnd w:id="33"/>
-    <w:bookmarkStart w:id="35" w:name="ref-Barbosa.2023"/>
+    <w:bookmarkEnd w:id="36"/>
+    <w:bookmarkStart w:id="38" w:name="ref-Barbosa.2023"/>
     <w:p>
       <w:pPr>
         <w:pStyle w:val="Bibliography"/>
@@ -29910,7 +29932,7 @@
       <w:r>
         <w:t xml:space="preserve"> </w:t>
       </w:r>
-      <w:hyperlink r:id="rId34">
+      <w:hyperlink r:id="rId37">
         <w:r>
           <w:rPr>
             <w:rStyle w:val="Hyperlink"/>
@@ -29922,8 +29944,8 @@
         <w:t xml:space="preserve">.</w:t>
       </w:r>
     </w:p>
-    <w:bookmarkEnd w:id="35"/>
-    <w:bookmarkStart w:id="37" w:name="ref-Basso.2016"/>
+    <w:bookmarkEnd w:id="38"/>
+    <w:bookmarkStart w:id="40" w:name="ref-Basso.2016"/>
     <w:p>
       <w:pPr>
         <w:pStyle w:val="Bibliography"/>
@@ -29962,7 +29984,7 @@
       <w:r>
         <w:t xml:space="preserve"> </w:t>
       </w:r>
-      <w:hyperlink r:id="rId36">
+      <w:hyperlink r:id="rId39">
         <w:r>
           <w:rPr>
             <w:rStyle w:val="Hyperlink"/>
@@ -29974,8 +29996,8 @@
         <w:t xml:space="preserve">.</w:t>
       </w:r>
     </w:p>
-    <w:bookmarkEnd w:id="37"/>
-    <w:bookmarkStart w:id="39" w:name="ref-Blancheti5"/>
+    <w:bookmarkEnd w:id="40"/>
+    <w:bookmarkStart w:id="42" w:name="ref-Blancheti5"/>
     <w:p>
       <w:pPr>
         <w:pStyle w:val="Bibliography"/>
@@ -30014,7 +30036,7 @@
       <w:r>
         <w:t xml:space="preserve"> </w:t>
       </w:r>
-      <w:hyperlink r:id="rId38">
+      <w:hyperlink r:id="rId41">
         <w:r>
           <w:rPr>
             <w:rStyle w:val="Hyperlink"/>
@@ -30026,8 +30048,8 @@
         <w:t xml:space="preserve">.</w:t>
       </w:r>
     </w:p>
-    <w:bookmarkEnd w:id="39"/>
-    <w:bookmarkStart w:id="41" w:name="ref-Borga.2005"/>
+    <w:bookmarkEnd w:id="42"/>
+    <w:bookmarkStart w:id="44" w:name="ref-Borga.2005"/>
     <w:p>
       <w:pPr>
         <w:pStyle w:val="Bibliography"/>
@@ -30066,7 +30088,7 @@
       <w:r>
         <w:t xml:space="preserve"> </w:t>
       </w:r>
-      <w:hyperlink r:id="rId40">
+      <w:hyperlink r:id="rId43">
         <w:r>
           <w:rPr>
             <w:rStyle w:val="Hyperlink"/>
@@ -30078,8 +30100,8 @@
         <w:t xml:space="preserve">.</w:t>
       </w:r>
     </w:p>
-    <w:bookmarkEnd w:id="41"/>
-    <w:bookmarkStart w:id="43" w:name="ref-Burlando.1996"/>
+    <w:bookmarkEnd w:id="44"/>
+    <w:bookmarkStart w:id="46" w:name="ref-Burlando.1996"/>
     <w:p>
       <w:pPr>
         <w:pStyle w:val="Bibliography"/>
@@ -30118,7 +30140,7 @@
       <w:r>
         <w:t xml:space="preserve"> </w:t>
       </w:r>
-      <w:hyperlink r:id="rId42">
+      <w:hyperlink r:id="rId45">
         <w:r>
           <w:rPr>
             <w:rStyle w:val="Hyperlink"/>
@@ -30130,8 +30152,8 @@
         <w:t xml:space="preserve">.</w:t>
       </w:r>
     </w:p>
-    <w:bookmarkEnd w:id="43"/>
-    <w:bookmarkStart w:id="45" w:name="ref-Cannon.2018"/>
+    <w:bookmarkEnd w:id="46"/>
+    <w:bookmarkStart w:id="48" w:name="ref-Cannon.2018"/>
     <w:p>
       <w:pPr>
         <w:pStyle w:val="Bibliography"/>
@@ -30154,7 +30176,7 @@
       <w:r>
         <w:t xml:space="preserve"> </w:t>
       </w:r>
-      <w:hyperlink r:id="rId44">
+      <w:hyperlink r:id="rId47">
         <w:r>
           <w:rPr>
             <w:rStyle w:val="Hyperlink"/>
@@ -30166,8 +30188,8 @@
         <w:t xml:space="preserve">.</w:t>
       </w:r>
     </w:p>
-    <w:bookmarkEnd w:id="45"/>
-    <w:bookmarkStart w:id="47" w:name="ref-Courty.2019"/>
+    <w:bookmarkEnd w:id="48"/>
+    <w:bookmarkStart w:id="50" w:name="ref-Courty.2019"/>
     <w:p>
       <w:pPr>
         <w:pStyle w:val="Bibliography"/>
@@ -30206,7 +30228,7 @@
       <w:r>
         <w:t xml:space="preserve"> </w:t>
       </w:r>
-      <w:hyperlink r:id="rId46">
+      <w:hyperlink r:id="rId49">
         <w:r>
           <w:rPr>
             <w:rStyle w:val="Hyperlink"/>
@@ -30218,8 +30240,8 @@
         <w:t xml:space="preserve">.</w:t>
       </w:r>
     </w:p>
-    <w:bookmarkEnd w:id="47"/>
-    <w:bookmarkStart w:id="49" w:name="ref-Creaco.2024"/>
+    <w:bookmarkEnd w:id="50"/>
+    <w:bookmarkStart w:id="52" w:name="ref-Creaco.2024"/>
     <w:p>
       <w:pPr>
         <w:pStyle w:val="Bibliography"/>
@@ -30258,7 +30280,7 @@
       <w:r>
         <w:t xml:space="preserve"> </w:t>
       </w:r>
-      <w:hyperlink r:id="rId48">
+      <w:hyperlink r:id="rId51">
         <w:r>
           <w:rPr>
             <w:rStyle w:val="Hyperlink"/>
@@ -30270,8 +30292,8 @@
         <w:t xml:space="preserve">.</w:t>
       </w:r>
     </w:p>
-    <w:bookmarkEnd w:id="49"/>
-    <w:bookmarkStart w:id="51" w:name="ref-Ghanmi.2016"/>
+    <w:bookmarkEnd w:id="52"/>
+    <w:bookmarkStart w:id="54" w:name="ref-Ghanmi.2016"/>
     <w:p>
       <w:pPr>
         <w:pStyle w:val="Bibliography"/>
@@ -30310,7 +30332,7 @@
       <w:r>
         <w:t xml:space="preserve"> </w:t>
       </w:r>
-      <w:hyperlink r:id="rId50">
+      <w:hyperlink r:id="rId53">
         <w:r>
           <w:rPr>
             <w:rStyle w:val="Hyperlink"/>
@@ -30322,8 +30344,8 @@
         <w:t xml:space="preserve">.</w:t>
       </w:r>
     </w:p>
-    <w:bookmarkEnd w:id="51"/>
-    <w:bookmarkStart w:id="53" w:name="ref-Gnecco.2023"/>
+    <w:bookmarkEnd w:id="54"/>
+    <w:bookmarkStart w:id="56" w:name="ref-Gnecco.2023"/>
     <w:p>
       <w:pPr>
         <w:pStyle w:val="Bibliography"/>
@@ -30362,7 +30384,7 @@
       <w:r>
         <w:t xml:space="preserve"> </w:t>
       </w:r>
-      <w:hyperlink r:id="rId52">
+      <w:hyperlink r:id="rId55">
         <w:r>
           <w:rPr>
             <w:rStyle w:val="Hyperlink"/>
@@ -30374,8 +30396,8 @@
         <w:t xml:space="preserve">.</w:t>
       </w:r>
     </w:p>
-    <w:bookmarkEnd w:id="53"/>
-    <w:bookmarkStart w:id="55" w:name="ref-Gu.2022"/>
+    <w:bookmarkEnd w:id="56"/>
+    <w:bookmarkStart w:id="58" w:name="ref-Gu.2022"/>
     <w:p>
       <w:pPr>
         <w:pStyle w:val="Bibliography"/>
@@ -30414,7 +30436,7 @@
       <w:r>
         <w:t xml:space="preserve"> </w:t>
       </w:r>
-      <w:hyperlink r:id="rId54">
+      <w:hyperlink r:id="rId57">
         <w:r>
           <w:rPr>
             <w:rStyle w:val="Hyperlink"/>
@@ -30426,8 +30448,8 @@
         <w:t xml:space="preserve">.</w:t>
       </w:r>
     </w:p>
-    <w:bookmarkEnd w:id="55"/>
-    <w:bookmarkStart w:id="57" w:name="ref-Gupta.1990"/>
+    <w:bookmarkEnd w:id="58"/>
+    <w:bookmarkStart w:id="60" w:name="ref-Gupta.1990"/>
     <w:p>
       <w:pPr>
         <w:pStyle w:val="Bibliography"/>
@@ -30466,7 +30488,7 @@
       <w:r>
         <w:t xml:space="preserve"> </w:t>
       </w:r>
-      <w:hyperlink r:id="rId56">
+      <w:hyperlink r:id="rId59">
         <w:r>
           <w:rPr>
             <w:rStyle w:val="Hyperlink"/>
@@ -30478,8 +30500,8 @@
         <w:t xml:space="preserve">.</w:t>
       </w:r>
     </w:p>
-    <w:bookmarkEnd w:id="57"/>
-    <w:bookmarkStart w:id="59" w:name="ref-KOSSIERIS2018980"/>
+    <w:bookmarkEnd w:id="60"/>
+    <w:bookmarkStart w:id="62" w:name="ref-KOSSIERIS2018980"/>
     <w:p>
       <w:pPr>
         <w:pStyle w:val="Bibliography"/>
@@ -30509,7 +30531,7 @@
       <w:r>
         <w:t xml:space="preserve">556: 980–92. https://doi.org/</w:t>
       </w:r>
-      <w:hyperlink r:id="rId58">
+      <w:hyperlink r:id="rId61">
         <w:r>
           <w:rPr>
             <w:rStyle w:val="Hyperlink"/>
@@ -30521,8 +30543,8 @@
         <w:t xml:space="preserve">.</w:t>
       </w:r>
     </w:p>
-    <w:bookmarkEnd w:id="59"/>
-    <w:bookmarkStart w:id="61" w:name="ref-Koutsoyiannis.1993"/>
+    <w:bookmarkEnd w:id="62"/>
+    <w:bookmarkStart w:id="64" w:name="ref-Koutsoyiannis.1993"/>
     <w:p>
       <w:pPr>
         <w:pStyle w:val="Bibliography"/>
@@ -30561,7 +30583,7 @@
       <w:r>
         <w:t xml:space="preserve"> </w:t>
       </w:r>
-      <w:hyperlink r:id="rId60">
+      <w:hyperlink r:id="rId63">
         <w:r>
           <w:rPr>
             <w:rStyle w:val="Hyperlink"/>
@@ -30573,8 +30595,8 @@
         <w:t xml:space="preserve">.</w:t>
       </w:r>
     </w:p>
-    <w:bookmarkEnd w:id="61"/>
-    <w:bookmarkStart w:id="63" w:name="ref-KOUTSOYIANNIS1998118"/>
+    <w:bookmarkEnd w:id="64"/>
+    <w:bookmarkStart w:id="66" w:name="ref-KOUTSOYIANNIS1998118"/>
     <w:p>
       <w:pPr>
         <w:pStyle w:val="Bibliography"/>
@@ -30604,7 +30626,7 @@
       <w:r>
         <w:t xml:space="preserve">206 (1): 118–35. https://doi.org/</w:t>
       </w:r>
-      <w:hyperlink r:id="rId62">
+      <w:hyperlink r:id="rId65">
         <w:r>
           <w:rPr>
             <w:rStyle w:val="Hyperlink"/>
@@ -30616,8 +30638,8 @@
         <w:t xml:space="preserve">.</w:t>
       </w:r>
     </w:p>
-    <w:bookmarkEnd w:id="63"/>
-    <w:bookmarkStart w:id="65" w:name="ref-KOUTSOYIANNIS2001109"/>
+    <w:bookmarkEnd w:id="66"/>
+    <w:bookmarkStart w:id="68" w:name="ref-KOUTSOYIANNIS2001109"/>
     <w:p>
       <w:pPr>
         <w:pStyle w:val="Bibliography"/>
@@ -30647,7 +30669,7 @@
       <w:r>
         <w:t xml:space="preserve">246 (1): 109–22. https://doi.org/</w:t>
       </w:r>
-      <w:hyperlink r:id="rId64">
+      <w:hyperlink r:id="rId67">
         <w:r>
           <w:rPr>
             <w:rStyle w:val="Hyperlink"/>
@@ -30659,8 +30681,8 @@
         <w:t xml:space="preserve">.</w:t>
       </w:r>
     </w:p>
-    <w:bookmarkEnd w:id="65"/>
-    <w:bookmarkStart w:id="67" w:name="ref-Langousis.2007"/>
+    <w:bookmarkEnd w:id="68"/>
+    <w:bookmarkStart w:id="70" w:name="ref-Langousis.2007"/>
     <w:p>
       <w:pPr>
         <w:pStyle w:val="Bibliography"/>
@@ -30699,7 +30721,7 @@
       <w:r>
         <w:t xml:space="preserve"> </w:t>
       </w:r>
-      <w:hyperlink r:id="rId66">
+      <w:hyperlink r:id="rId69">
         <w:r>
           <w:rPr>
             <w:rStyle w:val="Hyperlink"/>
@@ -30711,8 +30733,8 @@
         <w:t xml:space="preserve">.</w:t>
       </w:r>
     </w:p>
-    <w:bookmarkEnd w:id="67"/>
-    <w:bookmarkStart w:id="69" w:name="ref-Le.2018"/>
+    <w:bookmarkEnd w:id="70"/>
+    <w:bookmarkStart w:id="72" w:name="ref-Le.2018"/>
     <w:p>
       <w:pPr>
         <w:pStyle w:val="Bibliography"/>
@@ -30751,7 +30773,7 @@
       <w:r>
         <w:t xml:space="preserve"> </w:t>
       </w:r>
-      <w:hyperlink r:id="rId68">
+      <w:hyperlink r:id="rId71">
         <w:r>
           <w:rPr>
             <w:rStyle w:val="Hyperlink"/>
@@ -30763,8 +30785,8 @@
         <w:t xml:space="preserve">.</w:t>
       </w:r>
     </w:p>
-    <w:bookmarkEnd w:id="69"/>
-    <w:bookmarkStart w:id="71" w:name="ref-LIMA2016744"/>
+    <w:bookmarkEnd w:id="72"/>
+    <w:bookmarkStart w:id="74" w:name="ref-LIMA2016744"/>
     <w:p>
       <w:pPr>
         <w:pStyle w:val="Bibliography"/>
@@ -30794,7 +30816,7 @@
       <w:r>
         <w:t xml:space="preserve">540: 744–56. https://doi.org/</w:t>
       </w:r>
-      <w:hyperlink r:id="rId70">
+      <w:hyperlink r:id="rId73">
         <w:r>
           <w:rPr>
             <w:rStyle w:val="Hyperlink"/>
@@ -30806,8 +30828,8 @@
         <w:t xml:space="preserve">.</w:t>
       </w:r>
     </w:p>
-    <w:bookmarkEnd w:id="71"/>
-    <w:bookmarkStart w:id="73" w:name="ref-Lima.2018"/>
+    <w:bookmarkEnd w:id="74"/>
+    <w:bookmarkStart w:id="76" w:name="ref-Lima.2018"/>
     <w:p>
       <w:pPr>
         <w:pStyle w:val="Bibliography"/>
@@ -30846,7 +30868,7 @@
       <w:r>
         <w:t xml:space="preserve"> </w:t>
       </w:r>
-      <w:hyperlink r:id="rId72">
+      <w:hyperlink r:id="rId75">
         <w:r>
           <w:rPr>
             <w:rStyle w:val="Hyperlink"/>
@@ -30858,8 +30880,8 @@
         <w:t xml:space="preserve">.</w:t>
       </w:r>
     </w:p>
-    <w:bookmarkEnd w:id="73"/>
-    <w:bookmarkStart w:id="75" w:name="ref-Lovejoy.1985"/>
+    <w:bookmarkEnd w:id="76"/>
+    <w:bookmarkStart w:id="78" w:name="ref-Lovejoy.1985"/>
     <w:p>
       <w:pPr>
         <w:pStyle w:val="Bibliography"/>
@@ -30898,7 +30920,7 @@
       <w:r>
         <w:t xml:space="preserve"> </w:t>
       </w:r>
-      <w:hyperlink r:id="rId74">
+      <w:hyperlink r:id="rId77">
         <w:r>
           <w:rPr>
             <w:rStyle w:val="Hyperlink"/>
@@ -30910,8 +30932,8 @@
         <w:t xml:space="preserve">.</w:t>
       </w:r>
     </w:p>
-    <w:bookmarkEnd w:id="75"/>
-    <w:bookmarkStart w:id="77" w:name="ref-Lovejoy.1986"/>
+    <w:bookmarkEnd w:id="78"/>
+    <w:bookmarkStart w:id="80" w:name="ref-Lovejoy.1986"/>
     <w:p>
       <w:pPr>
         <w:pStyle w:val="Bibliography"/>
@@ -30950,7 +30972,7 @@
       <w:r>
         <w:t xml:space="preserve"> </w:t>
       </w:r>
-      <w:hyperlink r:id="rId76">
+      <w:hyperlink r:id="rId79">
         <w:r>
           <w:rPr>
             <w:rStyle w:val="Hyperlink"/>
@@ -30962,8 +30984,8 @@
         <w:t xml:space="preserve">.</w:t>
       </w:r>
     </w:p>
-    <w:bookmarkEnd w:id="77"/>
-    <w:bookmarkStart w:id="79" w:name="ref-Mandelbrot.1968"/>
+    <w:bookmarkEnd w:id="80"/>
+    <w:bookmarkStart w:id="82" w:name="ref-Mandelbrot.1968"/>
     <w:p>
       <w:pPr>
         <w:pStyle w:val="Bibliography"/>
@@ -31002,7 +31024,7 @@
       <w:r>
         <w:t xml:space="preserve"> </w:t>
       </w:r>
-      <w:hyperlink r:id="rId78">
+      <w:hyperlink r:id="rId81">
         <w:r>
           <w:rPr>
             <w:rStyle w:val="Hyperlink"/>
@@ -31014,8 +31036,8 @@
         <w:t xml:space="preserve">.</w:t>
       </w:r>
     </w:p>
-    <w:bookmarkEnd w:id="79"/>
-    <w:bookmarkStart w:id="81" w:name="ref-Mascaro.2020"/>
+    <w:bookmarkEnd w:id="82"/>
+    <w:bookmarkStart w:id="84" w:name="ref-Mascaro.2020"/>
     <w:p>
       <w:pPr>
         <w:pStyle w:val="Bibliography"/>
@@ -31054,7 +31076,7 @@
       <w:r>
         <w:t xml:space="preserve"> </w:t>
       </w:r>
-      <w:hyperlink r:id="rId80">
+      <w:hyperlink r:id="rId83">
         <w:r>
           <w:rPr>
             <w:rStyle w:val="Hyperlink"/>
@@ -31066,8 +31088,8 @@
         <w:t xml:space="preserve">.</w:t>
       </w:r>
     </w:p>
-    <w:bookmarkEnd w:id="81"/>
-    <w:bookmarkStart w:id="83" w:name="ref-Menabde.1997"/>
+    <w:bookmarkEnd w:id="84"/>
+    <w:bookmarkStart w:id="86" w:name="ref-Menabde.1997"/>
     <w:p>
       <w:pPr>
         <w:pStyle w:val="Bibliography"/>
@@ -31106,7 +31128,7 @@
       <w:r>
         <w:t xml:space="preserve"> </w:t>
       </w:r>
-      <w:hyperlink r:id="rId82">
+      <w:hyperlink r:id="rId85">
         <w:r>
           <w:rPr>
             <w:rStyle w:val="Hyperlink"/>
@@ -31118,8 +31140,8 @@
         <w:t xml:space="preserve">.</w:t>
       </w:r>
     </w:p>
-    <w:bookmarkEnd w:id="83"/>
-    <w:bookmarkStart w:id="85" w:name="ref-Menabde.1999"/>
+    <w:bookmarkEnd w:id="86"/>
+    <w:bookmarkStart w:id="88" w:name="ref-Menabde.1999"/>
     <w:p>
       <w:pPr>
         <w:pStyle w:val="Bibliography"/>
@@ -31158,7 +31180,7 @@
       <w:r>
         <w:t xml:space="preserve"> </w:t>
       </w:r>
-      <w:hyperlink r:id="rId84">
+      <w:hyperlink r:id="rId87">
         <w:r>
           <w:rPr>
             <w:rStyle w:val="Hyperlink"/>
@@ -31170,8 +31192,8 @@
         <w:t xml:space="preserve">.</w:t>
       </w:r>
     </w:p>
-    <w:bookmarkEnd w:id="85"/>
-    <w:bookmarkStart w:id="87" w:name="ref-Nguyen.1998"/>
+    <w:bookmarkEnd w:id="88"/>
+    <w:bookmarkStart w:id="90" w:name="ref-Nguyen.1998"/>
     <w:p>
       <w:pPr>
         <w:pStyle w:val="Bibliography"/>
@@ -31210,7 +31232,7 @@
       <w:r>
         <w:t xml:space="preserve"> </w:t>
       </w:r>
-      <w:hyperlink r:id="rId86">
+      <w:hyperlink r:id="rId89">
         <w:r>
           <w:rPr>
             <w:rStyle w:val="Hyperlink"/>
@@ -31222,8 +31244,8 @@
         <w:t xml:space="preserve">.</w:t>
       </w:r>
     </w:p>
-    <w:bookmarkEnd w:id="87"/>
-    <w:bookmarkStart w:id="89" w:name="ref-Papalexiou.2018"/>
+    <w:bookmarkEnd w:id="90"/>
+    <w:bookmarkStart w:id="92" w:name="ref-Papalexiou.2018"/>
     <w:p>
       <w:pPr>
         <w:pStyle w:val="Bibliography"/>
@@ -31262,7 +31284,7 @@
       <w:r>
         <w:t xml:space="preserve"> </w:t>
       </w:r>
-      <w:hyperlink r:id="rId88">
+      <w:hyperlink r:id="rId91">
         <w:r>
           <w:rPr>
             <w:rStyle w:val="Hyperlink"/>
@@ -31274,8 +31296,8 @@
         <w:t xml:space="preserve">.</w:t>
       </w:r>
     </w:p>
-    <w:bookmarkEnd w:id="89"/>
-    <w:bookmarkStart w:id="91" w:name="ref-Qin.2024"/>
+    <w:bookmarkEnd w:id="92"/>
+    <w:bookmarkStart w:id="94" w:name="ref-Qin.2024"/>
     <w:p>
       <w:pPr>
         <w:pStyle w:val="Bibliography"/>
@@ -31314,7 +31336,7 @@
       <w:r>
         <w:t xml:space="preserve"> </w:t>
       </w:r>
-      <w:hyperlink r:id="rId90">
+      <w:hyperlink r:id="rId93">
         <w:r>
           <w:rPr>
             <w:rStyle w:val="Hyperlink"/>
@@ -31326,8 +31348,8 @@
         <w:t xml:space="preserve">.</w:t>
       </w:r>
     </w:p>
-    <w:bookmarkEnd w:id="91"/>
-    <w:bookmarkStart w:id="93" w:name="ref-Requena.2021"/>
+    <w:bookmarkEnd w:id="94"/>
+    <w:bookmarkStart w:id="96" w:name="ref-Requena.2021"/>
     <w:p>
       <w:pPr>
         <w:pStyle w:val="Bibliography"/>
@@ -31366,7 +31388,7 @@
       <w:r>
         <w:t xml:space="preserve"> </w:t>
       </w:r>
-      <w:hyperlink r:id="rId92">
+      <w:hyperlink r:id="rId95">
         <w:r>
           <w:rPr>
             <w:rStyle w:val="Hyperlink"/>
@@ -31378,8 +31400,8 @@
         <w:t xml:space="preserve">.</w:t>
       </w:r>
     </w:p>
-    <w:bookmarkEnd w:id="93"/>
-    <w:bookmarkStart w:id="95" w:name="ref-Rodrigues.2023"/>
+    <w:bookmarkEnd w:id="96"/>
+    <w:bookmarkStart w:id="98" w:name="ref-Rodrigues.2023"/>
     <w:p>
       <w:pPr>
         <w:pStyle w:val="Bibliography"/>
@@ -31418,7 +31440,7 @@
       <w:r>
         <w:t xml:space="preserve"> </w:t>
       </w:r>
-      <w:hyperlink r:id="rId94">
+      <w:hyperlink r:id="rId97">
         <w:r>
           <w:rPr>
             <w:rStyle w:val="Hyperlink"/>
@@ -31430,8 +31452,8 @@
         <w:t xml:space="preserve">.</w:t>
       </w:r>
     </w:p>
-    <w:bookmarkEnd w:id="95"/>
-    <w:bookmarkStart w:id="97" w:name="ref-Sane.2018"/>
+    <w:bookmarkEnd w:id="98"/>
+    <w:bookmarkStart w:id="100" w:name="ref-Sane.2018"/>
     <w:p>
       <w:pPr>
         <w:pStyle w:val="Bibliography"/>
@@ -31470,7 +31492,7 @@
       <w:r>
         <w:t xml:space="preserve"> </w:t>
       </w:r>
-      <w:hyperlink r:id="rId96">
+      <w:hyperlink r:id="rId99">
         <w:r>
           <w:rPr>
             <w:rStyle w:val="Hyperlink"/>
@@ -31482,8 +31504,8 @@
         <w:t xml:space="preserve">.</w:t>
       </w:r>
     </w:p>
-    <w:bookmarkEnd w:id="97"/>
-    <w:bookmarkStart w:id="99" w:name="ref-Stephenson.2016"/>
+    <w:bookmarkEnd w:id="100"/>
+    <w:bookmarkStart w:id="102" w:name="ref-Stephenson.2016"/>
     <w:p>
       <w:pPr>
         <w:pStyle w:val="Bibliography"/>
@@ -31522,7 +31544,7 @@
       <w:r>
         <w:t xml:space="preserve"> </w:t>
       </w:r>
-      <w:hyperlink r:id="rId98">
+      <w:hyperlink r:id="rId101">
         <w:r>
           <w:rPr>
             <w:rStyle w:val="Hyperlink"/>
@@ -31534,8 +31556,8 @@
         <w:t xml:space="preserve">.</w:t>
       </w:r>
     </w:p>
-    <w:bookmarkEnd w:id="99"/>
-    <w:bookmarkStart w:id="101" w:name="ref-Tayşi.2021"/>
+    <w:bookmarkEnd w:id="102"/>
+    <w:bookmarkStart w:id="104" w:name="ref-Tayşi.2021"/>
     <w:p>
       <w:pPr>
         <w:pStyle w:val="Bibliography"/>
@@ -31574,7 +31596,7 @@
       <w:r>
         <w:t xml:space="preserve"> </w:t>
       </w:r>
-      <w:hyperlink r:id="rId100">
+      <w:hyperlink r:id="rId103">
         <w:r>
           <w:rPr>
             <w:rStyle w:val="Hyperlink"/>
@@ -31586,8 +31608,8 @@
         <w:t xml:space="preserve">.</w:t>
       </w:r>
     </w:p>
-    <w:bookmarkEnd w:id="101"/>
-    <w:bookmarkStart w:id="103" w:name="ref-Vorobevskii.2023"/>
+    <w:bookmarkEnd w:id="104"/>
+    <w:bookmarkStart w:id="106" w:name="ref-Vorobevskii.2023"/>
     <w:p>
       <w:pPr>
         <w:pStyle w:val="Bibliography"/>
@@ -31626,7 +31648,7 @@
       <w:r>
         <w:t xml:space="preserve"> </w:t>
       </w:r>
-      <w:hyperlink r:id="rId102">
+      <w:hyperlink r:id="rId105">
         <w:r>
           <w:rPr>
             <w:rStyle w:val="Hyperlink"/>
@@ -31638,8 +31660,8 @@
         <w:t xml:space="preserve">.</w:t>
       </w:r>
     </w:p>
-    <w:bookmarkEnd w:id="103"/>
-    <w:bookmarkStart w:id="105" w:name="ref-Vyver.2018"/>
+    <w:bookmarkEnd w:id="106"/>
+    <w:bookmarkStart w:id="108" w:name="ref-Vyver.2018"/>
     <w:p>
       <w:pPr>
         <w:pStyle w:val="Bibliography"/>
@@ -31678,7 +31700,7 @@
       <w:r>
         <w:t xml:space="preserve"> </w:t>
       </w:r>
-      <w:hyperlink r:id="rId104">
+      <w:hyperlink r:id="rId107">
         <w:r>
           <w:rPr>
             <w:rStyle w:val="Hyperlink"/>
@@ -31690,8 +31712,8 @@
         <w:t xml:space="preserve">.</w:t>
       </w:r>
     </w:p>
-    <w:bookmarkEnd w:id="105"/>
-    <w:bookmarkStart w:id="107" w:name="ref-Wang.2024"/>
+    <w:bookmarkEnd w:id="108"/>
+    <w:bookmarkStart w:id="110" w:name="ref-Wang.2024"/>
     <w:p>
       <w:pPr>
         <w:pStyle w:val="Bibliography"/>
@@ -31730,7 +31752,7 @@
       <w:r>
         <w:t xml:space="preserve"> </w:t>
       </w:r>
-      <w:hyperlink r:id="rId106">
+      <w:hyperlink r:id="rId109">
         <w:r>
           <w:rPr>
             <w:rStyle w:val="Hyperlink"/>
@@ -31742,8 +31764,8 @@
         <w:t xml:space="preserve">.</w:t>
       </w:r>
     </w:p>
-    <w:bookmarkEnd w:id="107"/>
-    <w:bookmarkStart w:id="109" w:name="ref-Yeo.2021"/>
+    <w:bookmarkEnd w:id="110"/>
+    <w:bookmarkStart w:id="112" w:name="ref-Yeo.2021"/>
     <w:p>
       <w:pPr>
         <w:pStyle w:val="Bibliography"/>
@@ -31782,7 +31804,7 @@
       <w:r>
         <w:t xml:space="preserve"> </w:t>
       </w:r>
-      <w:hyperlink r:id="rId108">
+      <w:hyperlink r:id="rId111">
         <w:r>
           <w:rPr>
             <w:rStyle w:val="Hyperlink"/>
@@ -31794,11 +31816,11 @@
         <w:t xml:space="preserve">.</w:t>
       </w:r>
     </w:p>
-    <w:bookmarkEnd w:id="109"/>
-    <w:bookmarkEnd w:id="110"/>
-    <w:bookmarkEnd w:id="111"/>
     <w:bookmarkEnd w:id="112"/>
-    <w:bookmarkStart w:id="113" w:name="noção-de-invariância-de-escala"/>
+    <w:bookmarkEnd w:id="113"/>
+    <w:bookmarkEnd w:id="114"/>
+    <w:bookmarkEnd w:id="115"/>
+    <w:bookmarkStart w:id="116" w:name="noção-de-invariância-de-escala"/>
     <w:p>
       <w:pPr>
         <w:pStyle w:val="Heading2"/>
@@ -31984,7 +32006,7 @@
         <w:t xml:space="preserve">.</w:t>
       </w:r>
     </w:p>
-    <w:bookmarkEnd w:id="113"/>
+    <w:bookmarkEnd w:id="116"/>
     <w:sectPr/>
   </w:body>
 </w:document>
